--- a/docs/The_Conative_Integrative_Framework_Book_Thomas_Riebl_EN_6x9.docx
+++ b/docs/The_Conative_Integrative_Framework_Book_Thomas_Riebl_EN_6x9.docx
@@ -60,27 +60,23 @@
         </w:p>
       </w:sdtContent>
     </w:sdt>
-    <w:bookmarkStart w:id="12" w:name="front-matter"/>
+    <w:bookmarkStart w:id="9" w:name="dedication"/>
     <w:p>
       <w:pPr>
         <w:pStyle w:val="Heading1"/>
       </w:pPr>
       <w:r>
-        <w:t xml:space="preserve">Front Matter</w:t>
-      </w:r>
-    </w:p>
-    <w:bookmarkStart w:id="9" w:name="dedication"/>
-    <w:p>
-      <w:pPr>
-        <w:pStyle w:val="Heading2"/>
-      </w:pPr>
-      <w:r>
         <w:t xml:space="preserve">Dedication</w:t>
       </w:r>
     </w:p>
     <w:p>
       <w:pPr>
         <w:pStyle w:val="FirstParagraph"/>
+      </w:pPr>
+    </w:p>
+    <w:p>
+      <w:pPr>
+        <w:pStyle w:val="BodyText"/>
       </w:pPr>
       <w:r>
         <w:rPr>
@@ -90,18 +86,11 @@
         <w:t xml:space="preserve">To all inquiring minds who recognize that consciousness is not an incidental byproduct of dead matter, but the fundamental ground of reality itself—and to those who strive to unite the mathematical rigor of science with the living depth of subjective interiority.</w:t>
       </w:r>
     </w:p>
-    <w:p>
-      <w:r>
-        <w:pict>
-          <v:rect style="width:0;height:1.5pt" o:hralign="center" o:hrstd="t" o:hr="t"/>
-        </w:pict>
-      </w:r>
-    </w:p>
     <w:bookmarkEnd w:id="9"/>
     <w:bookmarkStart w:id="10" w:name="authors-preface"/>
     <w:p>
       <w:pPr>
-        <w:pStyle w:val="Heading2"/>
+        <w:pStyle w:val="Heading1"/>
       </w:pPr>
       <w:r>
         <w:t xml:space="preserve">Author’s Preface</w:t>
@@ -655,6 +644,9 @@
         <w:pStyle w:val="BodyText"/>
       </w:pPr>
       <w:r>
+        <w:t xml:space="preserve"> </w:t>
+      </w:r>
+      <w:r>
         <w:rPr>
           <w:i/>
           <w:iCs/>
@@ -672,18 +664,11 @@
         <w:t xml:space="preserve">Luxembourg, September 2026</w:t>
       </w:r>
     </w:p>
-    <w:p>
-      <w:r>
-        <w:pict>
-          <v:rect style="width:0;height:1.5pt" o:hralign="center" o:hrstd="t" o:hr="t"/>
-        </w:pict>
-      </w:r>
-    </w:p>
     <w:bookmarkEnd w:id="10"/>
     <w:bookmarkStart w:id="11" w:name="X14c6aee3f68999a8fde73e04cf18273657e4879"/>
     <w:p>
       <w:pPr>
-        <w:pStyle w:val="Heading2"/>
+        <w:pStyle w:val="Heading1"/>
       </w:pPr>
       <w:r>
         <w:t xml:space="preserve">The Epistemological Manifesto: Beyond the Cogito</w:t>
@@ -885,8 +870,7 @@
       </w:r>
     </w:p>
     <w:bookmarkEnd w:id="11"/>
-    <w:bookmarkEnd w:id="12"/>
-    <w:bookmarkStart w:id="18" w:name="X9a48c9430623ff0b02dfd336833cb1e43af9c25"/>
+    <w:bookmarkStart w:id="17" w:name="X9a48c9430623ff0b02dfd336833cb1e43af9c25"/>
     <w:p>
       <w:pPr>
         <w:pStyle w:val="Heading1"/>
@@ -949,7 +933,7 @@
         </w:pict>
       </w:r>
     </w:p>
-    <w:bookmarkStart w:id="13" w:name="the-explanatory-chasm-of-physicalism"/>
+    <w:bookmarkStart w:id="12" w:name="the-explanatory-chasm-of-physicalism"/>
     <w:p>
       <w:pPr>
         <w:pStyle w:val="Heading2"/>
@@ -1208,8 +1192,8 @@
         </w:pict>
       </w:r>
     </w:p>
-    <w:bookmarkEnd w:id="13"/>
-    <w:bookmarkStart w:id="14" w:name="the-lineage-of-analytic-idealism"/>
+    <w:bookmarkEnd w:id="12"/>
+    <w:bookmarkStart w:id="13" w:name="the-lineage-of-analytic-idealism"/>
     <w:p>
       <w:pPr>
         <w:pStyle w:val="Heading2"/>
@@ -1611,8 +1595,8 @@
         </w:pict>
       </w:r>
     </w:p>
-    <w:bookmarkEnd w:id="14"/>
-    <w:bookmarkStart w:id="16" w:name="X1f83650c9ce82abe2579bc4eba37da51488ef95"/>
+    <w:bookmarkEnd w:id="13"/>
+    <w:bookmarkStart w:id="15" w:name="X1f83650c9ce82abe2579bc4eba37da51488ef95"/>
     <w:p>
       <w:pPr>
         <w:pStyle w:val="Heading2"/>
@@ -1691,7 +1675,7 @@
         <w:t xml:space="preserve">.</w:t>
       </w:r>
     </w:p>
-    <w:bookmarkStart w:id="15" w:name="X73aa4a8499a6b37bee4ccfddb0d288aa8ac5c4b"/>
+    <w:bookmarkStart w:id="14" w:name="X73aa4a8499a6b37bee4ccfddb0d288aa8ac5c4b"/>
     <w:p>
       <w:pPr>
         <w:pStyle w:val="Heading3"/>
@@ -2175,9 +2159,9 @@
         </w:pict>
       </w:r>
     </w:p>
+    <w:bookmarkEnd w:id="14"/>
     <w:bookmarkEnd w:id="15"/>
-    <w:bookmarkEnd w:id="16"/>
-    <w:bookmarkStart w:id="17" w:name="Xc1ed7c10fbe3f6a499abb9f7ba1b829fa518dc9"/>
+    <w:bookmarkStart w:id="16" w:name="Xc1ed7c10fbe3f6a499abb9f7ba1b829fa518dc9"/>
     <w:p>
       <w:pPr>
         <w:pStyle w:val="Heading2"/>
@@ -2256,9 +2240,9 @@
         <w:t xml:space="preserve">observed across its Markov Blanket. In the following chapter, we explore the exact cybernetic engine that enables this dissociated alter to preserve its existence: the Free Energy Principle and Active Inference.</w:t>
       </w:r>
     </w:p>
+    <w:bookmarkEnd w:id="16"/>
     <w:bookmarkEnd w:id="17"/>
-    <w:bookmarkEnd w:id="18"/>
-    <w:bookmarkStart w:id="24" w:name="X4d467fb6d27bbda50eabfe85a9d69efe5e7b2a6"/>
+    <w:bookmarkStart w:id="23" w:name="X4d467fb6d27bbda50eabfe85a9d69efe5e7b2a6"/>
     <w:p>
       <w:pPr>
         <w:pStyle w:val="Heading1"/>
@@ -2321,7 +2305,7 @@
         </w:pict>
       </w:r>
     </w:p>
-    <w:bookmarkStart w:id="19" w:name="Xa679afeac0139fa013c9cca3939a9f5dbbd2742"/>
+    <w:bookmarkStart w:id="18" w:name="Xa679afeac0139fa013c9cca3939a9f5dbbd2742"/>
     <w:p>
       <w:pPr>
         <w:pStyle w:val="Heading2"/>
@@ -2610,8 +2594,8 @@
         </w:pict>
       </w:r>
     </w:p>
-    <w:bookmarkEnd w:id="19"/>
-    <w:bookmarkStart w:id="20" w:name="X283c95f3cd0d3d5b54067cccab2a95a75398057"/>
+    <w:bookmarkEnd w:id="18"/>
+    <w:bookmarkStart w:id="19" w:name="X283c95f3cd0d3d5b54067cccab2a95a75398057"/>
     <w:p>
       <w:pPr>
         <w:pStyle w:val="Heading2"/>
@@ -3417,8 +3401,8 @@
         </w:pict>
       </w:r>
     </w:p>
-    <w:bookmarkEnd w:id="20"/>
-    <w:bookmarkStart w:id="21" w:name="Xc3e8763411ef8d49790182f823c3c624d3adcb6"/>
+    <w:bookmarkEnd w:id="19"/>
+    <w:bookmarkStart w:id="20" w:name="Xc3e8763411ef8d49790182f823c3c624d3adcb6"/>
     <w:p>
       <w:pPr>
         <w:pStyle w:val="Heading2"/>
@@ -4202,8 +4186,8 @@
         </w:pict>
       </w:r>
     </w:p>
-    <w:bookmarkEnd w:id="21"/>
-    <w:bookmarkStart w:id="23" w:name="X565c7663ec20afb99ebfe1188b1337a50937382"/>
+    <w:bookmarkEnd w:id="20"/>
+    <w:bookmarkStart w:id="22" w:name="X565c7663ec20afb99ebfe1188b1337a50937382"/>
     <w:p>
       <w:pPr>
         <w:pStyle w:val="Heading2"/>
@@ -4942,7 +4926,7 @@
         </m:oMath>
       </m:oMathPara>
     </w:p>
-    <w:bookmarkStart w:id="22" w:name="X214d0bcfccfae31b3203590410c1355f16cadd0"/>
+    <w:bookmarkStart w:id="21" w:name="X214d0bcfccfae31b3203590410c1355f16cadd0"/>
     <w:p>
       <w:pPr>
         <w:pStyle w:val="Heading3"/>
@@ -5280,10 +5264,10 @@
         <w:t xml:space="preserve">In the next chapter, we transition from this 3rd-person cybernetic description to the 1st-person interiority of consciousness: Giulio Tononi’s Integrated Information Theory (IIT 4.0) and the discovery of the 6th Axiom.</w:t>
       </w:r>
     </w:p>
+    <w:bookmarkEnd w:id="21"/>
     <w:bookmarkEnd w:id="22"/>
     <w:bookmarkEnd w:id="23"/>
-    <w:bookmarkEnd w:id="24"/>
-    <w:bookmarkStart w:id="33" w:name="X1fb220278f0983fea7058f819177ce75260a346"/>
+    <w:bookmarkStart w:id="32" w:name="X1fb220278f0983fea7058f819177ce75260a346"/>
     <w:p>
       <w:pPr>
         <w:pStyle w:val="Heading1"/>
@@ -5346,7 +5330,7 @@
         </w:pict>
       </w:r>
     </w:p>
-    <w:bookmarkStart w:id="26" w:name="the-axiomatic-approach-of-iit-4.0"/>
+    <w:bookmarkStart w:id="25" w:name="the-axiomatic-approach-of-iit-4.0"/>
     <w:p>
       <w:pPr>
         <w:pStyle w:val="Heading2"/>
@@ -5442,7 +5426,7 @@
         <w:t xml:space="preserve">).</w:t>
       </w:r>
     </w:p>
-    <w:bookmarkStart w:id="25" w:name="the-five-foundational-axioms-of-iit-4.0"/>
+    <w:bookmarkStart w:id="24" w:name="the-five-foundational-axioms-of-iit-4.0"/>
     <w:p>
       <w:pPr>
         <w:pStyle w:val="Heading3"/>
@@ -5627,9 +5611,9 @@
         </w:pict>
       </w:r>
     </w:p>
+    <w:bookmarkEnd w:id="24"/>
     <w:bookmarkEnd w:id="25"/>
-    <w:bookmarkEnd w:id="26"/>
-    <w:bookmarkStart w:id="27" w:name="quantifying-integrated-causal-power-phi"/>
+    <w:bookmarkStart w:id="26" w:name="quantifying-integrated-causal-power-phi"/>
     <w:p>
       <w:pPr>
         <w:pStyle w:val="Heading2"/>
@@ -6422,8 +6406,8 @@
         </w:pict>
       </w:r>
     </w:p>
-    <w:bookmarkEnd w:id="27"/>
-    <w:bookmarkStart w:id="28" w:name="Xb747bc608eda8566f705f2dcb1898021da1c3a7"/>
+    <w:bookmarkEnd w:id="26"/>
+    <w:bookmarkStart w:id="27" w:name="Xb747bc608eda8566f705f2dcb1898021da1c3a7"/>
     <w:p>
       <w:pPr>
         <w:pStyle w:val="Heading2"/>
@@ -6587,8 +6571,8 @@
         </w:pict>
       </w:r>
     </w:p>
-    <w:bookmarkEnd w:id="28"/>
-    <w:bookmarkStart w:id="32" w:name="X1c657d2316ee51f85c494e4fac1e94306cdee07"/>
+    <w:bookmarkEnd w:id="27"/>
+    <w:bookmarkStart w:id="31" w:name="X1c657d2316ee51f85c494e4fac1e94306cdee07"/>
     <w:p>
       <w:pPr>
         <w:pStyle w:val="Heading2"/>
@@ -6637,7 +6621,7 @@
         <w:t xml:space="preserve">in the Conative-Integrative Framework:</w:t>
       </w:r>
     </w:p>
-    <w:bookmarkStart w:id="29" w:name="the-6th-axiom-phenomenological-level"/>
+    <w:bookmarkStart w:id="28" w:name="the-6th-axiom-phenomenological-level"/>
     <w:p>
       <w:pPr>
         <w:pStyle w:val="Heading3"/>
@@ -6668,8 +6652,8 @@
         <w:t xml:space="preserve">Subjective consciousness is intrinsically temporal and autopoietic; it manifests as an active, continuous striving of the conscious alter to maintain its own unified existence and resist annihilation across time.</w:t>
       </w:r>
     </w:p>
-    <w:bookmarkEnd w:id="29"/>
-    <w:bookmarkStart w:id="30" w:name="the-6th-postulate-physicalcausal-level"/>
+    <w:bookmarkEnd w:id="28"/>
+    <w:bookmarkStart w:id="29" w:name="the-6th-postulate-physicalcausal-level"/>
     <w:p>
       <w:pPr>
         <w:pStyle w:val="Heading3"/>
@@ -6898,8 +6882,8 @@
         <w:t xml:space="preserve">is the optimal policy selected by the agent’s generative model.</w:t>
       </w:r>
     </w:p>
-    <w:bookmarkEnd w:id="30"/>
-    <w:bookmarkStart w:id="31" w:name="theoretical-significance"/>
+    <w:bookmarkEnd w:id="29"/>
+    <w:bookmarkStart w:id="30" w:name="theoretical-significance"/>
     <w:p>
       <w:pPr>
         <w:pStyle w:val="Heading3"/>
@@ -7077,10 +7061,10 @@
         <w:t xml:space="preserve">In the next chapter, we prove the fundamental mathematical equivalence connecting the 6th Axiom with Active Inference.</w:t>
       </w:r>
     </w:p>
+    <w:bookmarkEnd w:id="30"/>
     <w:bookmarkEnd w:id="31"/>
     <w:bookmarkEnd w:id="32"/>
-    <w:bookmarkEnd w:id="33"/>
-    <w:bookmarkStart w:id="43" w:name="Xb1ed3b0c566a06466f1f8a89b9b24014f21d521"/>
+    <w:bookmarkStart w:id="42" w:name="Xb1ed3b0c566a06466f1f8a89b9b24014f21d521"/>
     <w:p>
       <w:pPr>
         <w:pStyle w:val="Heading1"/>
@@ -7143,7 +7127,7 @@
         </w:pict>
       </w:r>
     </w:p>
-    <w:bookmarkStart w:id="35" w:name="the-master-bridging-equivalence"/>
+    <w:bookmarkStart w:id="34" w:name="the-master-bridging-equivalence"/>
     <w:p>
       <w:pPr>
         <w:pStyle w:val="Heading2"/>
@@ -7661,7 +7645,7 @@
         <w:t xml:space="preserve">    end</w:t>
       </w:r>
     </w:p>
-    <w:bookmarkStart w:id="34" w:name="interpretation"/>
+    <w:bookmarkStart w:id="33" w:name="interpretation"/>
     <w:p>
       <w:pPr>
         <w:pStyle w:val="Heading3"/>
@@ -7802,9 +7786,9 @@
         </w:pict>
       </w:r>
     </w:p>
+    <w:bookmarkEnd w:id="33"/>
     <w:bookmarkEnd w:id="34"/>
-    <w:bookmarkEnd w:id="35"/>
-    <w:bookmarkStart w:id="40" w:name="formal-derivation-of-the-bridge"/>
+    <w:bookmarkStart w:id="39" w:name="formal-derivation-of-the-bridge"/>
     <w:p>
       <w:pPr>
         <w:pStyle w:val="Heading2"/>
@@ -7918,7 +7902,7 @@
         <w:t xml:space="preserve">:</w:t>
       </w:r>
     </w:p>
-    <w:bookmarkStart w:id="36" w:name="X15a78c44b79cfcb34c500a4acf2bfd3dffe475f"/>
+    <w:bookmarkStart w:id="35" w:name="X15a78c44b79cfcb34c500a4acf2bfd3dffe475f"/>
     <w:p>
       <w:pPr>
         <w:pStyle w:val="Heading3"/>
@@ -8184,8 +8168,8 @@
         <w:t xml:space="preserve">increases.</w:t>
       </w:r>
     </w:p>
-    <w:bookmarkEnd w:id="36"/>
-    <w:bookmarkStart w:id="37" w:name="X6fce7605ace1436ff2d575749d36892fc5bf160"/>
+    <w:bookmarkEnd w:id="35"/>
+    <w:bookmarkStart w:id="36" w:name="X6fce7605ace1436ff2d575749d36892fc5bf160"/>
     <w:p>
       <w:pPr>
         <w:pStyle w:val="Heading3"/>
@@ -8494,8 +8478,8 @@
         <w:t xml:space="preserve">under structural collapse.</w:t>
       </w:r>
     </w:p>
-    <w:bookmarkEnd w:id="37"/>
-    <w:bookmarkStart w:id="39" w:name="theorem-autopoietic-phi-persistence"/>
+    <w:bookmarkEnd w:id="36"/>
+    <w:bookmarkStart w:id="38" w:name="theorem-autopoietic-phi-persistence"/>
     <w:p>
       <w:pPr>
         <w:pStyle w:val="Heading3"/>
@@ -8977,7 +8961,7 @@
         </m:oMath>
       </m:oMathPara>
     </w:p>
-    <w:bookmarkStart w:id="38" w:name="proof-sketch"/>
+    <w:bookmarkStart w:id="37" w:name="proof-sketch"/>
     <w:p>
       <w:pPr>
         <w:pStyle w:val="Heading4"/>
@@ -9916,10 +9900,10 @@
         </w:pict>
       </w:r>
     </w:p>
+    <w:bookmarkEnd w:id="37"/>
     <w:bookmarkEnd w:id="38"/>
     <w:bookmarkEnd w:id="39"/>
-    <w:bookmarkEnd w:id="40"/>
-    <w:bookmarkStart w:id="41" w:name="X5fb263508b1a4d31332f23da48b5fadbc2f2ec8"/>
+    <w:bookmarkStart w:id="40" w:name="X5fb263508b1a4d31332f23da48b5fadbc2f2ec8"/>
     <w:p>
       <w:pPr>
         <w:pStyle w:val="Heading2"/>
@@ -10242,8 +10226,8 @@
         </w:pict>
       </w:r>
     </w:p>
-    <w:bookmarkEnd w:id="41"/>
-    <w:bookmarkStart w:id="42" w:name="Xa57cca0d89bb55a423b387457111e8fcf68de7c"/>
+    <w:bookmarkEnd w:id="40"/>
+    <w:bookmarkStart w:id="41" w:name="Xa57cca0d89bb55a423b387457111e8fcf68de7c"/>
     <w:p>
       <w:pPr>
         <w:pStyle w:val="Heading2"/>
@@ -10467,9 +10451,9 @@
         <w:t xml:space="preserve">What is an individual soul?</w:t>
       </w:r>
     </w:p>
+    <w:bookmarkEnd w:id="41"/>
     <w:bookmarkEnd w:id="42"/>
-    <w:bookmarkEnd w:id="43"/>
-    <w:bookmarkStart w:id="54" w:name="X1ebf0735a166f9c29f4ce211a0c7660f93ced86"/>
+    <w:bookmarkStart w:id="53" w:name="X1ebf0735a166f9c29f4ce211a0c7660f93ced86"/>
     <w:p>
       <w:pPr>
         <w:pStyle w:val="Heading1"/>
@@ -10532,7 +10516,7 @@
         </w:pict>
       </w:r>
     </w:p>
-    <w:bookmarkStart w:id="44" w:name="X1e3b868cbd079b9855d063dea05574985f3f355"/>
+    <w:bookmarkStart w:id="43" w:name="X1e3b868cbd079b9855d063dea05574985f3f355"/>
     <w:p>
       <w:pPr>
         <w:pStyle w:val="Heading2"/>
@@ -10743,8 +10727,8 @@
         </w:pict>
       </w:r>
     </w:p>
-    <w:bookmarkEnd w:id="44"/>
-    <w:bookmarkStart w:id="51" w:name="the-six-architectural-layers-of-the-soul"/>
+    <w:bookmarkEnd w:id="43"/>
+    <w:bookmarkStart w:id="50" w:name="the-six-architectural-layers-of-the-soul"/>
     <w:p>
       <w:pPr>
         <w:pStyle w:val="Heading2"/>
@@ -10753,7 +10737,7 @@
         <w:t xml:space="preserve">5.2 The Six Architectural Layers of the Soul</w:t>
       </w:r>
     </w:p>
-    <w:bookmarkStart w:id="45" w:name="Xa5ce5a01e0231d84e475764039a9fb3603e0c10"/>
+    <w:bookmarkStart w:id="44" w:name="Xa5ce5a01e0231d84e475764039a9fb3603e0c10"/>
     <w:p>
       <w:pPr>
         <w:pStyle w:val="Heading3"/>
@@ -10823,8 +10807,8 @@
         <w:t xml:space="preserve">), the transpersonal ground of existence, and the ultimate container into which localized awareness dissolves upon biological death.</w:t>
       </w:r>
     </w:p>
-    <w:bookmarkEnd w:id="45"/>
-    <w:bookmarkStart w:id="46" w:name="X6b3b77b9a6833934ee553e7db291664efdf1bbd"/>
+    <w:bookmarkEnd w:id="44"/>
+    <w:bookmarkStart w:id="45" w:name="X6b3b77b9a6833934ee553e7db291664efdf1bbd"/>
     <w:p>
       <w:pPr>
         <w:pStyle w:val="Heading3"/>
@@ -10912,8 +10896,8 @@
         <w:t xml:space="preserve">* This hardware constitutes the immutable phylogenetic baseline that constrains all downstream cognitive development.</w:t>
       </w:r>
     </w:p>
-    <w:bookmarkEnd w:id="46"/>
-    <w:bookmarkStart w:id="47" w:name="X4111c2005ce0de55f34270ce69f56c54e891467"/>
+    <w:bookmarkEnd w:id="45"/>
+    <w:bookmarkStart w:id="46" w:name="X4111c2005ce0de55f34270ce69f56c54e891467"/>
     <w:p>
       <w:pPr>
         <w:pStyle w:val="Heading3"/>
@@ -11044,8 +11028,8 @@
         <w:t xml:space="preserve">identical genomes diverge prenatally in brain micro-connectivity due to developmental fluctuations, ensuring that every individual soul possesses an irreducibly unique somatic wiring.</w:t>
       </w:r>
     </w:p>
-    <w:bookmarkEnd w:id="47"/>
-    <w:bookmarkStart w:id="48" w:name="Xe8fe240e2ffcdfced1d0228452e34acfb7ab8a7"/>
+    <w:bookmarkEnd w:id="46"/>
+    <w:bookmarkStart w:id="47" w:name="Xe8fe240e2ffcdfced1d0228452e34acfb7ab8a7"/>
     <w:p>
       <w:pPr>
         <w:pStyle w:val="Heading3"/>
@@ -11130,8 +11114,8 @@
         <w:t xml:space="preserve">* Epigenetics acts as a transgenerational bridge, calibrating the offspring’s sensory and emotional sensitivity before personal life experience begins.</w:t>
       </w:r>
     </w:p>
-    <w:bookmarkEnd w:id="48"/>
-    <w:bookmarkStart w:id="49" w:name="X1c2ef8f72f91a142a12be7a65105926ee0af1b2"/>
+    <w:bookmarkEnd w:id="47"/>
+    <w:bookmarkStart w:id="48" w:name="X1c2ef8f72f91a142a12be7a65105926ee0af1b2"/>
     <w:p>
       <w:pPr>
         <w:pStyle w:val="Heading3"/>
@@ -11225,8 +11209,8 @@
         <w:t xml:space="preserve">of the psyche—the explicit memories, moral convictions, and cognitive models that distinguish one person’s life history from another.</w:t>
       </w:r>
     </w:p>
-    <w:bookmarkEnd w:id="49"/>
-    <w:bookmarkStart w:id="50" w:name="X21641fdb145a832d1ec094e39f2650318ac6479"/>
+    <w:bookmarkEnd w:id="48"/>
+    <w:bookmarkStart w:id="49" w:name="X21641fdb145a832d1ec094e39f2650318ac6479"/>
     <w:p>
       <w:pPr>
         <w:pStyle w:val="Heading3"/>
@@ -11381,9 +11365,9 @@
         </w:pict>
       </w:r>
     </w:p>
+    <w:bookmarkEnd w:id="49"/>
     <w:bookmarkEnd w:id="50"/>
-    <w:bookmarkEnd w:id="51"/>
-    <w:bookmarkStart w:id="53" w:name="X489b1885119d464027b4be96cd4649ee52b260e"/>
+    <w:bookmarkStart w:id="52" w:name="X489b1885119d464027b4be96cd4649ee52b260e"/>
     <w:p>
       <w:pPr>
         <w:pStyle w:val="Heading2"/>
@@ -12391,7 +12375,7 @@
         </w:tc>
       </w:tr>
     </w:tbl>
-    <w:bookmarkStart w:id="52" w:name="Xe15cf1996ff465f520c52a5ac64ef93de37cac4"/>
+    <w:bookmarkStart w:id="51" w:name="Xe15cf1996ff465f520c52a5ac64ef93de37cac4"/>
     <w:p>
       <w:pPr>
         <w:pStyle w:val="Heading3"/>
@@ -12450,10 +12434,10 @@
         <w:t xml:space="preserve">.</w:t>
       </w:r>
     </w:p>
+    <w:bookmarkEnd w:id="51"/>
     <w:bookmarkEnd w:id="52"/>
     <w:bookmarkEnd w:id="53"/>
-    <w:bookmarkEnd w:id="54"/>
-    <w:bookmarkStart w:id="61" w:name="X935a624217c1807694fe6cf29be60939f66e76f"/>
+    <w:bookmarkStart w:id="60" w:name="X935a624217c1807694fe6cf29be60939f66e76f"/>
     <w:p>
       <w:pPr>
         <w:pStyle w:val="Heading1"/>
@@ -12516,7 +12500,7 @@
         </w:pict>
       </w:r>
     </w:p>
-    <w:bookmarkStart w:id="55" w:name="X8fb41a54fefae3bc42894478ab25db870294895"/>
+    <w:bookmarkStart w:id="54" w:name="X8fb41a54fefae3bc42894478ab25db870294895"/>
     <w:p>
       <w:pPr>
         <w:pStyle w:val="Heading2"/>
@@ -12695,8 +12679,8 @@
         </w:pict>
       </w:r>
     </w:p>
-    <w:bookmarkEnd w:id="55"/>
-    <w:bookmarkStart w:id="56" w:name="husserls-triad-and-the-predictive-brain"/>
+    <w:bookmarkEnd w:id="54"/>
+    <w:bookmarkStart w:id="55" w:name="husserls-triad-and-the-predictive-brain"/>
     <w:p>
       <w:pPr>
         <w:pStyle w:val="Heading2"/>
@@ -13117,8 +13101,8 @@
         </w:pict>
       </w:r>
     </w:p>
-    <w:bookmarkEnd w:id="56"/>
-    <w:bookmarkStart w:id="59" w:name="X54d83fb1b2afd8bd60b4191cf33936888d2f69b"/>
+    <w:bookmarkEnd w:id="55"/>
+    <w:bookmarkStart w:id="58" w:name="X54d83fb1b2afd8bd60b4191cf33936888d2f69b"/>
     <w:p>
       <w:pPr>
         <w:pStyle w:val="Heading2"/>
@@ -13286,7 +13270,7 @@
         <w:t xml:space="preserve">In the Conative-Integrative Framework, we formalize this structural requirement as an explicit mathematical theorem:</w:t>
       </w:r>
     </w:p>
-    <w:bookmarkStart w:id="58" w:name="the-theorem-of-minimum-temporal-depth"/>
+    <w:bookmarkStart w:id="57" w:name="the-theorem-of-minimum-temporal-depth"/>
     <w:p>
       <w:pPr>
         <w:pStyle w:val="Heading3"/>
@@ -13425,7 +13409,7 @@
         <w:rPr>
           <w:rStyle w:val="FootnoteReference"/>
         </w:rPr>
-        <w:footnoteReference w:id="57"/>
+        <w:footnoteReference w:id="56"/>
       </w:r>
     </w:p>
     <w:p>
@@ -13435,9 +13419,9 @@
         </w:pict>
       </w:r>
     </w:p>
+    <w:bookmarkEnd w:id="57"/>
     <w:bookmarkEnd w:id="58"/>
-    <w:bookmarkEnd w:id="59"/>
-    <w:bookmarkStart w:id="60" w:name="X2b7bb54d44c1826c5136beb345bce251f29d4de"/>
+    <w:bookmarkStart w:id="59" w:name="X2b7bb54d44c1826c5136beb345bce251f29d4de"/>
     <w:p>
       <w:pPr>
         <w:pStyle w:val="Heading2"/>
@@ -13772,9 +13756,9 @@
         <w:t xml:space="preserve">In the next chapter, we verify these theoretical principles through rigorous computational simulations using Monte Carlo ensemble sampling.</w:t>
       </w:r>
     </w:p>
+    <w:bookmarkEnd w:id="59"/>
     <w:bookmarkEnd w:id="60"/>
-    <w:bookmarkEnd w:id="61"/>
-    <w:bookmarkStart w:id="70" w:name="X7041a255e637536b7cbd3765a28f8cbba790902"/>
+    <w:bookmarkStart w:id="69" w:name="X7041a255e637536b7cbd3765a28f8cbba790902"/>
     <w:p>
       <w:pPr>
         <w:pStyle w:val="Heading1"/>
@@ -13837,7 +13821,7 @@
         </w:pict>
       </w:r>
     </w:p>
-    <w:bookmarkStart w:id="62" w:name="X5d17e027b64d4c95896e716984102b27174bb36"/>
+    <w:bookmarkStart w:id="61" w:name="X5d17e027b64d4c95896e716984102b27174bb36"/>
     <w:p>
       <w:pPr>
         <w:pStyle w:val="Heading2"/>
@@ -14024,8 +14008,8 @@
         </w:pict>
       </w:r>
     </w:p>
-    <w:bookmarkEnd w:id="62"/>
-    <w:bookmarkStart w:id="64" w:name="the-simulation-environment-architecture"/>
+    <w:bookmarkEnd w:id="61"/>
+    <w:bookmarkStart w:id="63" w:name="the-simulation-environment-architecture"/>
     <w:p>
       <w:pPr>
         <w:pStyle w:val="Heading2"/>
@@ -14269,7 +14253,7 @@
         <w:t xml:space="preserve">    end</w:t>
       </w:r>
     </w:p>
-    <w:bookmarkStart w:id="63" w:name="the-four-tested-cohorts"/>
+    <w:bookmarkStart w:id="62" w:name="the-four-tested-cohorts"/>
     <w:p>
       <w:pPr>
         <w:pStyle w:val="Heading3"/>
@@ -14572,9 +14556,9 @@
         </w:pict>
       </w:r>
     </w:p>
+    <w:bookmarkEnd w:id="62"/>
     <w:bookmarkEnd w:id="63"/>
-    <w:bookmarkEnd w:id="64"/>
-    <w:bookmarkStart w:id="65" w:name="monte-carlo-ensemble-methodology"/>
+    <w:bookmarkStart w:id="64" w:name="monte-carlo-ensemble-methodology"/>
     <w:p>
       <w:pPr>
         <w:pStyle w:val="Heading2"/>
@@ -15020,8 +15004,8 @@
         </w:pict>
       </w:r>
     </w:p>
-    <w:bookmarkEnd w:id="65"/>
-    <w:bookmarkStart w:id="66" w:name="quantitative-results-empirical-findings"/>
+    <w:bookmarkEnd w:id="64"/>
+    <w:bookmarkStart w:id="65" w:name="quantitative-results-empirical-findings"/>
     <w:p>
       <w:pPr>
         <w:pStyle w:val="Heading2"/>
@@ -15810,8 +15794,8 @@
         </w:pict>
       </w:r>
     </w:p>
-    <w:bookmarkEnd w:id="66"/>
-    <w:bookmarkStart w:id="69" w:name="X8523eaa1206fc3e12f9837d6277136c39baf509"/>
+    <w:bookmarkEnd w:id="65"/>
+    <w:bookmarkStart w:id="68" w:name="X8523eaa1206fc3e12f9837d6277136c39baf509"/>
     <w:p>
       <w:pPr>
         <w:pStyle w:val="Heading2"/>
@@ -15853,7 +15837,7 @@
         <w:t xml:space="preserve">Deep Temporal Active Inference Simulation Results</w:t>
       </w:r>
     </w:p>
-    <w:bookmarkStart w:id="67" w:name="analysis-of-the-4-panel-results"/>
+    <w:bookmarkStart w:id="66" w:name="analysis-of-the-4-panel-results"/>
     <w:p>
       <w:pPr>
         <w:pStyle w:val="Heading3"/>
@@ -16328,62 +16312,62 @@
         <w:t xml:space="preserve">to eliminate sensory ambiguity before navigating safely to the goal.</w:t>
       </w:r>
     </w:p>
+    <w:bookmarkEnd w:id="66"/>
+    <w:bookmarkStart w:id="67" w:name="conclusion"/>
+    <w:p>
+      <w:pPr>
+        <w:pStyle w:val="Heading3"/>
+      </w:pPr>
+      <w:r>
+        <w:t xml:space="preserve">Conclusion:</w:t>
+      </w:r>
+    </w:p>
+    <w:p>
+      <w:pPr>
+        <w:pStyle w:val="FirstParagraph"/>
+      </w:pPr>
+      <w:r>
+        <w:t xml:space="preserve">These simulations provide formal computational proof for the</w:t>
+      </w:r>
+      <w:r>
+        <w:t xml:space="preserve"> </w:t>
+      </w:r>
+      <w:r>
+        <w:rPr>
+          <w:b/>
+          <w:bCs/>
+        </w:rPr>
+        <w:t xml:space="preserve">Theorem of Minimum Temporal Depth (</w:t>
+      </w:r>
+      <m:oMath>
+        <m:r>
+          <m:t>H</m:t>
+        </m:r>
+        <m:r>
+          <m:rPr>
+            <m:sty m:val="p"/>
+          </m:rPr>
+          <m:t>&gt;</m:t>
+        </m:r>
+        <m:r>
+          <m:t>1</m:t>
+        </m:r>
+      </m:oMath>
+      <w:r>
+        <w:rPr>
+          <w:b/>
+          <w:bCs/>
+        </w:rPr>
+        <w:t xml:space="preserve">)</w:t>
+      </w:r>
+      <w:r>
+        <w:t xml:space="preserve">: conscious agency is not an abstract metaphysical luxury, but an indispensable mathematical mechanism for biological survival and the preservation of integrated causal power.</w:t>
+      </w:r>
+    </w:p>
     <w:bookmarkEnd w:id="67"/>
-    <w:bookmarkStart w:id="68" w:name="conclusion"/>
-    <w:p>
-      <w:pPr>
-        <w:pStyle w:val="Heading3"/>
-      </w:pPr>
-      <w:r>
-        <w:t xml:space="preserve">Conclusion:</w:t>
-      </w:r>
-    </w:p>
-    <w:p>
-      <w:pPr>
-        <w:pStyle w:val="FirstParagraph"/>
-      </w:pPr>
-      <w:r>
-        <w:t xml:space="preserve">These simulations provide formal computational proof for the</w:t>
-      </w:r>
-      <w:r>
-        <w:t xml:space="preserve"> </w:t>
-      </w:r>
-      <w:r>
-        <w:rPr>
-          <w:b/>
-          <w:bCs/>
-        </w:rPr>
-        <w:t xml:space="preserve">Theorem of Minimum Temporal Depth (</w:t>
-      </w:r>
-      <m:oMath>
-        <m:r>
-          <m:t>H</m:t>
-        </m:r>
-        <m:r>
-          <m:rPr>
-            <m:sty m:val="p"/>
-          </m:rPr>
-          <m:t>&gt;</m:t>
-        </m:r>
-        <m:r>
-          <m:t>1</m:t>
-        </m:r>
-      </m:oMath>
-      <w:r>
-        <w:rPr>
-          <w:b/>
-          <w:bCs/>
-        </w:rPr>
-        <w:t xml:space="preserve">)</w:t>
-      </w:r>
-      <w:r>
-        <w:t xml:space="preserve">: conscious agency is not an abstract metaphysical luxury, but an indispensable mathematical mechanism for biological survival and the preservation of integrated causal power.</w:t>
-      </w:r>
-    </w:p>
     <w:bookmarkEnd w:id="68"/>
     <w:bookmarkEnd w:id="69"/>
-    <w:bookmarkEnd w:id="70"/>
-    <w:bookmarkStart w:id="76" w:name="X11192686147c7e58a443d2dfb5c32e11f86e80c"/>
+    <w:bookmarkStart w:id="75" w:name="X11192686147c7e58a443d2dfb5c32e11f86e80c"/>
     <w:p>
       <w:pPr>
         <w:pStyle w:val="Heading1"/>
@@ -16446,7 +16430,7 @@
         </w:pict>
       </w:r>
     </w:p>
-    <w:bookmarkStart w:id="71" w:name="the-cosmic-purpose-of-dissociation"/>
+    <w:bookmarkStart w:id="70" w:name="the-cosmic-purpose-of-dissociation"/>
     <w:p>
       <w:pPr>
         <w:pStyle w:val="Heading2"/>
@@ -16544,8 +16528,8 @@
         </w:pict>
       </w:r>
     </w:p>
-    <w:bookmarkEnd w:id="71"/>
-    <w:bookmarkStart w:id="72" w:name="Xf1c004067f35d4e6f297f57cc0190cdcfcf8d5e"/>
+    <w:bookmarkEnd w:id="70"/>
+    <w:bookmarkStart w:id="71" w:name="Xf1c004067f35d4e6f297f57cc0190cdcfcf8d5e"/>
     <w:p>
       <w:pPr>
         <w:pStyle w:val="Heading2"/>
@@ -16996,8 +16980,8 @@
         </w:pict>
       </w:r>
     </w:p>
-    <w:bookmarkEnd w:id="72"/>
-    <w:bookmarkStart w:id="73" w:name="X2263d3a55abdab90c513142e944be7a01586e2d"/>
+    <w:bookmarkEnd w:id="71"/>
+    <w:bookmarkStart w:id="72" w:name="X2263d3a55abdab90c513142e944be7a01586e2d"/>
     <w:p>
       <w:pPr>
         <w:pStyle w:val="Heading2"/>
@@ -17117,8 +17101,8 @@
         </w:pict>
       </w:r>
     </w:p>
-    <w:bookmarkEnd w:id="73"/>
-    <w:bookmarkStart w:id="75" w:name="X18323c4665b77ef7fdb168dd57a337fa00135b1"/>
+    <w:bookmarkEnd w:id="72"/>
+    <w:bookmarkStart w:id="74" w:name="X18323c4665b77ef7fdb168dd57a337fa00135b1"/>
     <w:p>
       <w:pPr>
         <w:pStyle w:val="Heading2"/>
@@ -17387,7 +17371,7 @@
         <w:t xml:space="preserve">    end</w:t>
       </w:r>
     </w:p>
-    <w:bookmarkStart w:id="74" w:name="X5b46fb41c15d53f75183497b38c8317e16788c1"/>
+    <w:bookmarkStart w:id="73" w:name="X5b46fb41c15d53f75183497b38c8317e16788c1"/>
     <w:p>
       <w:pPr>
         <w:pStyle w:val="Heading3"/>
@@ -17647,10 +17631,10 @@
         <w:t xml:space="preserve">In the final chapter, we provide the mathematical appendices, source codes, and complete bibliography concluding this treatise.</w:t>
       </w:r>
     </w:p>
+    <w:bookmarkEnd w:id="73"/>
     <w:bookmarkEnd w:id="74"/>
     <w:bookmarkEnd w:id="75"/>
-    <w:bookmarkEnd w:id="76"/>
-    <w:bookmarkStart w:id="85" w:name="X7675127ffb4ba549054e43433f1590e220287b6"/>
+    <w:bookmarkStart w:id="84" w:name="X7675127ffb4ba549054e43433f1590e220287b6"/>
     <w:p>
       <w:pPr>
         <w:pStyle w:val="Heading1"/>
@@ -17666,7 +17650,7 @@
         </w:pict>
       </w:r>
     </w:p>
-    <w:bookmarkStart w:id="81" w:name="X6b39e7f790055e8bd1a052241d000c4450668b5"/>
+    <w:bookmarkStart w:id="80" w:name="X6b39e7f790055e8bd1a052241d000c4450668b5"/>
     <w:p>
       <w:pPr>
         <w:pStyle w:val="Heading2"/>
@@ -17675,7 +17659,7 @@
         <w:t xml:space="preserve">Appendix A: Mathematical Formalisms &amp; Tensor Notations</w:t>
       </w:r>
     </w:p>
-    <w:bookmarkStart w:id="77" w:name="the-pomdp-generative-model"/>
+    <w:bookmarkStart w:id="76" w:name="the-pomdp-generative-model"/>
     <w:p>
       <w:pPr>
         <w:pStyle w:val="Heading3"/>
@@ -18803,8 +18787,8 @@
         <w:t xml:space="preserve">Inverse temperature governing policy selection certainty.</w:t>
       </w:r>
     </w:p>
-    <w:bookmarkEnd w:id="77"/>
-    <w:bookmarkStart w:id="78" w:name="Xeaa958649ca166d896f349157c8e63422a079a4"/>
+    <w:bookmarkEnd w:id="76"/>
+    <w:bookmarkStart w:id="77" w:name="Xeaa958649ca166d896f349157c8e63422a079a4"/>
     <w:p>
       <w:pPr>
         <w:pStyle w:val="Heading3"/>
@@ -19228,8 +19212,8 @@
         <w:t xml:space="preserve">is the softmax function.</w:t>
       </w:r>
     </w:p>
-    <w:bookmarkEnd w:id="78"/>
-    <w:bookmarkStart w:id="79" w:name="Xe2c2d8f3e08a3dfcb1f1671d1723251c9362e6b"/>
+    <w:bookmarkEnd w:id="77"/>
+    <w:bookmarkStart w:id="78" w:name="Xe2c2d8f3e08a3dfcb1f1671d1723251c9362e6b"/>
     <w:p>
       <w:pPr>
         <w:pStyle w:val="Heading3"/>
@@ -20153,8 +20137,8 @@
         </m:oMath>
       </m:oMathPara>
     </w:p>
-    <w:bookmarkEnd w:id="79"/>
-    <w:bookmarkStart w:id="80" w:name="Xbcb12786b8ecdc6a7404827fb159353e28cc670"/>
+    <w:bookmarkEnd w:id="78"/>
+    <w:bookmarkStart w:id="79" w:name="Xbcb12786b8ecdc6a7404827fb159353e28cc670"/>
     <w:p>
       <w:pPr>
         <w:pStyle w:val="Heading3"/>
@@ -20363,9 +20347,9 @@
         </w:pict>
       </w:r>
     </w:p>
+    <w:bookmarkEnd w:id="79"/>
     <w:bookmarkEnd w:id="80"/>
-    <w:bookmarkEnd w:id="81"/>
-    <w:bookmarkStart w:id="82" w:name="Xbaafc699e67e6cc9e0b3f752ce8c1ddd6f6a710"/>
+    <w:bookmarkStart w:id="81" w:name="Xbaafc699e67e6cc9e0b3f752ce8c1ddd6f6a710"/>
     <w:p>
       <w:pPr>
         <w:pStyle w:val="Heading2"/>
@@ -21154,8 +21138,8 @@
         </w:pict>
       </w:r>
     </w:p>
-    <w:bookmarkEnd w:id="82"/>
-    <w:bookmarkStart w:id="83" w:name="Xfea1db6f47bf4d6d53c2a7b0c00dd7d7072e735"/>
+    <w:bookmarkEnd w:id="81"/>
+    <w:bookmarkStart w:id="82" w:name="Xfea1db6f47bf4d6d53c2a7b0c00dd7d7072e735"/>
     <w:p>
       <w:pPr>
         <w:pStyle w:val="Heading2"/>
@@ -22722,8 +22706,8 @@
         </w:pict>
       </w:r>
     </w:p>
-    <w:bookmarkEnd w:id="83"/>
-    <w:bookmarkStart w:id="84" w:name="tool-attribution-colophon"/>
+    <w:bookmarkEnd w:id="82"/>
+    <w:bookmarkStart w:id="83" w:name="tool-attribution-colophon"/>
     <w:p>
       <w:pPr>
         <w:pStyle w:val="Heading2"/>
@@ -22851,8 +22835,8 @@
         <w:t xml:space="preserve">(September 2026).</w:t>
       </w:r>
     </w:p>
+    <w:bookmarkEnd w:id="83"/>
     <w:bookmarkEnd w:id="84"/>
-    <w:bookmarkEnd w:id="85"/>
     <w:sectPr>
       <w:footnotePr>
         <w:numRestart w:val="eachSect"/>
@@ -22882,7 +22866,7 @@
       </w:r>
     </w:p>
   </w:footnote>
-  <w:footnote w:id="57">
+  <w:footnote w:id="56">
     <w:p>
       <w:pPr>
         <w:pStyle w:val="FootnoteText"/>

--- a/docs/The_Conative_Integrative_Framework_Book_Thomas_Riebl_EN_6x9.docx
+++ b/docs/The_Conative_Integrative_Framework_Book_Thomas_Riebl_EN_6x9.docx
@@ -17634,7 +17634,7 @@
     <w:bookmarkEnd w:id="73"/>
     <w:bookmarkEnd w:id="74"/>
     <w:bookmarkEnd w:id="75"/>
-    <w:bookmarkStart w:id="84" w:name="X7675127ffb4ba549054e43433f1590e220287b6"/>
+    <w:bookmarkStart w:id="85" w:name="X7675127ffb4ba549054e43433f1590e220287b6"/>
     <w:p>
       <w:pPr>
         <w:pStyle w:val="Heading1"/>
@@ -21139,13 +21139,13 @@
       </w:r>
     </w:p>
     <w:bookmarkEnd w:id="81"/>
-    <w:bookmarkStart w:id="82" w:name="Xfea1db6f47bf4d6d53c2a7b0c00dd7d7072e735"/>
+    <w:bookmarkStart w:id="82" w:name="Xfe72431e94899bc0cb86ba65c5ee012c4d2055e"/>
     <w:p>
       <w:pPr>
         <w:pStyle w:val="Heading2"/>
       </w:pPr>
       <w:r>
-        <w:t xml:space="preserve">Academic References &amp; Comprehensive Bibliography</w:t>
+        <w:t xml:space="preserve">Appendix C: Alphabetical Glossary of Technical Terms</w:t>
       </w:r>
     </w:p>
     <w:p>
@@ -21161,23 +21161,24 @@
           <w:b/>
           <w:bCs/>
         </w:rPr>
-        <w:t xml:space="preserve">Bak, P. (1996).</w:t>
-      </w:r>
-      <w:r>
-        <w:t xml:space="preserve"> </w:t>
-      </w:r>
-      <w:r>
-        <w:rPr>
-          <w:i/>
-          <w:iCs/>
-        </w:rPr>
-        <w:t xml:space="preserve">How Nature Works: The Science of Self-Organized Criticality.</w:t>
-      </w:r>
-      <w:r>
-        <w:t xml:space="preserve"> </w:t>
-      </w:r>
-      <w:r>
-        <w:t xml:space="preserve">Copernicus, Springer-Verlag, New York.</w:t>
+        <w:t xml:space="preserve">Active Inference:</w:t>
+      </w:r>
+      <w:r>
+        <w:t xml:space="preserve"> </w:t>
+      </w:r>
+      <w:r>
+        <w:t xml:space="preserve">The normative mathematical framework in theoretical neurobiology stating that living organisms preserve homeostatic existence by executing actions to minimize Expected Free Energy (</w:t>
+      </w:r>
+      <m:oMath>
+        <m:r>
+          <m:rPr>
+            <m:sty m:val="b"/>
+          </m:rPr>
+          <m:t>G</m:t>
+        </m:r>
+      </m:oMath>
+      <w:r>
+        <w:t xml:space="preserve">), bringing sensory observations into alignment with prior preferences.</w:t>
       </w:r>
     </w:p>
     <w:p>
@@ -21193,23 +21194,13 @@
           <w:b/>
           <w:bCs/>
         </w:rPr>
-        <w:t xml:space="preserve">Beggs, J. M., &amp; Plenz, D. (2003).</w:t>
-      </w:r>
-      <w:r>
-        <w:t xml:space="preserve"> </w:t>
-      </w:r>
-      <w:r>
-        <w:rPr>
-          <w:i/>
-          <w:iCs/>
-        </w:rPr>
-        <w:t xml:space="preserve">Neuronal avalanches in neocortical circuits.</w:t>
-      </w:r>
-      <w:r>
-        <w:t xml:space="preserve"> </w:t>
-      </w:r>
-      <w:r>
-        <w:t xml:space="preserve">Journal of Neuroscience, 23(35), 11167–11177.</w:t>
+        <w:t xml:space="preserve">Alter (Dissociated Center of Mind):</w:t>
+      </w:r>
+      <w:r>
+        <w:t xml:space="preserve"> </w:t>
+      </w:r>
+      <w:r>
+        <w:t xml:space="preserve">In Analytic Idealism, an individual living organism formed through the topological dissociation of Mind-at-Large, demarcated by a statistical Markov Blanket.</w:t>
       </w:r>
     </w:p>
     <w:p>
@@ -21225,23 +21216,23 @@
           <w:b/>
           <w:bCs/>
         </w:rPr>
-        <w:t xml:space="preserve">Bouchard, T. J. (2004).</w:t>
-      </w:r>
-      <w:r>
-        <w:t xml:space="preserve"> </w:t>
+        <w:t xml:space="preserve">Analytic Idealism:</w:t>
+      </w:r>
+      <w:r>
+        <w:t xml:space="preserve"> </w:t>
+      </w:r>
+      <w:r>
+        <w:t xml:space="preserve">The non-dual, parsimonious monistic ontology (formulated by Bernardo Kastrup) asserting that reality in its essence is experiential (</w:t>
       </w:r>
       <w:r>
         <w:rPr>
           <w:i/>
           <w:iCs/>
         </w:rPr>
-        <w:t xml:space="preserve">Genetic influence on human psychological traits: A survey.</w:t>
-      </w:r>
-      <w:r>
-        <w:t xml:space="preserve"> </w:t>
-      </w:r>
-      <w:r>
-        <w:t xml:space="preserve">Current Directions in Psychological Science, 13(4), 148–151.</w:t>
+        <w:t xml:space="preserve">Mind-at-Large</w:t>
+      </w:r>
+      <w:r>
+        <w:t xml:space="preserve">), and inanimate physical matter is the extrinsic appearance of universal mental processes observed across a boundary.</w:t>
       </w:r>
     </w:p>
     <w:p>
@@ -21257,23 +21248,13 @@
           <w:b/>
           <w:bCs/>
         </w:rPr>
-        <w:t xml:space="preserve">Chalmers, D. J. (1995).</w:t>
-      </w:r>
-      <w:r>
-        <w:t xml:space="preserve"> </w:t>
-      </w:r>
-      <w:r>
-        <w:rPr>
-          <w:i/>
-          <w:iCs/>
-        </w:rPr>
-        <w:t xml:space="preserve">Facing up to the problem of consciousness.</w:t>
-      </w:r>
-      <w:r>
-        <w:t xml:space="preserve"> </w:t>
-      </w:r>
-      <w:r>
-        <w:t xml:space="preserve">Journal of Consciousness Studies, 2(3), 200–219.</w:t>
+        <w:t xml:space="preserve">Autopoiesis:</w:t>
+      </w:r>
+      <w:r>
+        <w:t xml:space="preserve"> </w:t>
+      </w:r>
+      <w:r>
+        <w:t xml:space="preserve">The fundamental property of a living system to continuously regenerate, repair, and sustain its own structural and organizational network against thermodynamic dispersion.</w:t>
       </w:r>
     </w:p>
     <w:p>
@@ -21289,23 +21270,36 @@
           <w:b/>
           <w:bCs/>
         </w:rPr>
-        <w:t xml:space="preserve">Chialvo, D. R. (2010).</w:t>
-      </w:r>
-      <w:r>
-        <w:t xml:space="preserve"> </w:t>
-      </w:r>
-      <w:r>
-        <w:rPr>
-          <w:i/>
-          <w:iCs/>
-        </w:rPr>
-        <w:t xml:space="preserve">Emergent complex neural dynamics.</w:t>
-      </w:r>
-      <w:r>
-        <w:t xml:space="preserve"> </w:t>
-      </w:r>
-      <w:r>
-        <w:t xml:space="preserve">Nature Physics, 6(10), 744–750.</w:t>
+        <w:t xml:space="preserve">Conatus:</w:t>
+      </w:r>
+      <w:r>
+        <w:t xml:space="preserve"> </w:t>
+      </w:r>
+      <w:r>
+        <w:t xml:space="preserve">The innate striving of any living entity to persevere in its own existence and resist entropic destruction (Spinoza). In CIF, formalized as the conative goal state</w:t>
+      </w:r>
+      <w:r>
+        <w:t xml:space="preserve"> </w:t>
+      </w:r>
+      <m:oMath>
+        <m:r>
+          <m:rPr>
+            <m:sty m:val="p"/>
+          </m:rPr>
+          <m:t>Φ</m:t>
+        </m:r>
+        <m:r>
+          <m:rPr>
+            <m:sty m:val="p"/>
+          </m:rPr>
+          <m:t>&gt;</m:t>
+        </m:r>
+        <m:r>
+          <m:t>0</m:t>
+        </m:r>
+      </m:oMath>
+      <w:r>
+        <w:t xml:space="preserve">.</w:t>
       </w:r>
     </w:p>
     <w:p>
@@ -21321,23 +21315,24 @@
           <w:b/>
           <w:bCs/>
         </w:rPr>
-        <w:t xml:space="preserve">Clark, A. (2013).</w:t>
-      </w:r>
-      <w:r>
-        <w:t xml:space="preserve"> </w:t>
-      </w:r>
-      <w:r>
-        <w:rPr>
-          <w:i/>
-          <w:iCs/>
-        </w:rPr>
-        <w:t xml:space="preserve">Whatever next? Predictive brains, situated agents, and the future of cognitive science.</w:t>
-      </w:r>
-      <w:r>
-        <w:t xml:space="preserve"> </w:t>
-      </w:r>
-      <w:r>
-        <w:t xml:space="preserve">Behavioral and Brain Sciences, 36(3), 181–204.</w:t>
+        <w:t xml:space="preserve">Criticality (Edge of Chaos):</w:t>
+      </w:r>
+      <w:r>
+        <w:t xml:space="preserve"> </w:t>
+      </w:r>
+      <w:r>
+        <w:t xml:space="preserve">The delicate phase transition boundary between rigid order and chaotic turbulence where information transmission, network dynamic range, and integrated information (</w:t>
+      </w:r>
+      <m:oMath>
+        <m:r>
+          <m:rPr>
+            <m:sty m:val="p"/>
+          </m:rPr>
+          <m:t>Φ</m:t>
+        </m:r>
+      </m:oMath>
+      <w:r>
+        <w:t xml:space="preserve">) reach their global maximum.</w:t>
       </w:r>
     </w:p>
     <w:p>
@@ -21353,23 +21348,39 @@
           <w:b/>
           <w:bCs/>
         </w:rPr>
-        <w:t xml:space="preserve">Clark, A. (2016).</w:t>
-      </w:r>
-      <w:r>
-        <w:t xml:space="preserve"> </w:t>
-      </w:r>
-      <w:r>
-        <w:rPr>
-          <w:i/>
-          <w:iCs/>
-        </w:rPr>
-        <w:t xml:space="preserve">Surfing Uncertainty: Prediction, Action, and the Embodied Mind.</w:t>
-      </w:r>
-      <w:r>
-        <w:t xml:space="preserve"> </w:t>
-      </w:r>
-      <w:r>
-        <w:t xml:space="preserve">Oxford University Press.</w:t>
+        <w:t xml:space="preserve">Expected Free Energy (</w:t>
+      </w:r>
+      <m:oMath>
+        <m:r>
+          <m:rPr>
+            <m:sty m:val="b"/>
+          </m:rPr>
+          <m:t>G</m:t>
+        </m:r>
+      </m:oMath>
+      <w:r>
+        <w:rPr>
+          <w:b/>
+          <w:bCs/>
+        </w:rPr>
+        <w:t xml:space="preserve">):</w:t>
+      </w:r>
+      <w:r>
+        <w:t xml:space="preserve"> </w:t>
+      </w:r>
+      <w:r>
+        <w:t xml:space="preserve">A forward-looking metric evaluating candidate policy sequences over planning horizon</w:t>
+      </w:r>
+      <w:r>
+        <w:t xml:space="preserve"> </w:t>
+      </w:r>
+      <m:oMath>
+        <m:r>
+          <m:t>H</m:t>
+        </m:r>
+      </m:oMath>
+      <w:r>
+        <w:t xml:space="preserve">, decomposing into pragmatic value (goal satisfaction) and epistemic value (ambiguity resolution / curiosity).</w:t>
       </w:r>
     </w:p>
     <w:p>
@@ -21385,23 +21396,13 @@
           <w:b/>
           <w:bCs/>
         </w:rPr>
-        <w:t xml:space="preserve">Da Costa, L., Parr, T., Sajid, N., Veselic, S., Neacsu, V., &amp; Friston, K. (2020).</w:t>
-      </w:r>
-      <w:r>
-        <w:t xml:space="preserve"> </w:t>
-      </w:r>
-      <w:r>
-        <w:rPr>
-          <w:i/>
-          <w:iCs/>
-        </w:rPr>
-        <w:t xml:space="preserve">Active inference on discrete state-spaces: A synthesis.</w:t>
-      </w:r>
-      <w:r>
-        <w:t xml:space="preserve"> </w:t>
-      </w:r>
-      <w:r>
-        <w:t xml:space="preserve">Journal of Mathematical Psychology, 99, 102447.</w:t>
+        <w:t xml:space="preserve">Explanatory Gap:</w:t>
+      </w:r>
+      <w:r>
+        <w:t xml:space="preserve"> </w:t>
+      </w:r>
+      <w:r>
+        <w:t xml:space="preserve">The insurmountable epistemic chasm within physicalism between quantitative objective neural mechanisms and qualitative subjective experience (Levine).</w:t>
       </w:r>
     </w:p>
     <w:p>
@@ -21417,23 +21418,23 @@
           <w:b/>
           <w:bCs/>
         </w:rPr>
-        <w:t xml:space="preserve">Eigen, M. (1971).</w:t>
-      </w:r>
-      <w:r>
-        <w:t xml:space="preserve"> </w:t>
+        <w:t xml:space="preserve">Hard Problem of Consciousness:</w:t>
+      </w:r>
+      <w:r>
+        <w:t xml:space="preserve"> </w:t>
+      </w:r>
+      <w:r>
+        <w:t xml:space="preserve">The fundamental question of why and how physical computations in a brain should ever give rise to subjective, qualitative inner experience (</w:t>
       </w:r>
       <w:r>
         <w:rPr>
           <w:i/>
           <w:iCs/>
         </w:rPr>
-        <w:t xml:space="preserve">Selforganization of matter and the evolution of biological macromolecules.</w:t>
-      </w:r>
-      <w:r>
-        <w:t xml:space="preserve"> </w:t>
-      </w:r>
-      <w:r>
-        <w:t xml:space="preserve">Die Naturwissenschaften, 58(10), 465–523.</w:t>
+        <w:t xml:space="preserve">qualia</w:t>
+      </w:r>
+      <w:r>
+        <w:t xml:space="preserve">) (Chalmers).</w:t>
       </w:r>
     </w:p>
     <w:p>
@@ -21449,23 +21450,28 @@
           <w:b/>
           <w:bCs/>
         </w:rPr>
-        <w:t xml:space="preserve">Eigen, M., &amp; Winkler, R. (1975).</w:t>
-      </w:r>
-      <w:r>
-        <w:t xml:space="preserve"> </w:t>
-      </w:r>
-      <w:r>
-        <w:rPr>
-          <w:i/>
-          <w:iCs/>
-        </w:rPr>
-        <w:t xml:space="preserve">Das Spiel: Unsere Begegnung mit dem Zufall.</w:t>
-      </w:r>
-      <w:r>
-        <w:t xml:space="preserve"> </w:t>
-      </w:r>
-      <w:r>
-        <w:t xml:space="preserve">Piper Verlag, München.</w:t>
+        <w:t xml:space="preserve">Integrated Information (</w:t>
+      </w:r>
+      <m:oMath>
+        <m:r>
+          <m:rPr>
+            <m:sty m:val="p"/>
+          </m:rPr>
+          <m:t>Φ</m:t>
+        </m:r>
+      </m:oMath>
+      <w:r>
+        <w:rPr>
+          <w:b/>
+          <w:bCs/>
+        </w:rPr>
+        <w:t xml:space="preserve">):</w:t>
+      </w:r>
+      <w:r>
+        <w:t xml:space="preserve"> </w:t>
+      </w:r>
+      <w:r>
+        <w:t xml:space="preserve">The quantitative measure of intrinsic cause-effect power within a maximally irreducible physical substrate, computed across the Minimum Information Partition (Tononi, IIT 4.0).</w:t>
       </w:r>
     </w:p>
     <w:p>
@@ -21481,23 +21487,45 @@
           <w:b/>
           <w:bCs/>
         </w:rPr>
-        <w:t xml:space="preserve">Fountas, Z., Sajid, N., Mediano, P. A. M., &amp; Friston, K. (2020).</w:t>
-      </w:r>
-      <w:r>
-        <w:t xml:space="preserve"> </w:t>
-      </w:r>
-      <w:r>
-        <w:rPr>
-          <w:i/>
-          <w:iCs/>
-        </w:rPr>
-        <w:t xml:space="preserve">Deep active inference agents using Monte-Carlo methods.</w:t>
-      </w:r>
-      <w:r>
-        <w:t xml:space="preserve"> </w:t>
-      </w:r>
-      <w:r>
-        <w:t xml:space="preserve">Advances in Neural Information Processing Systems (NeurIPS 2020), 33, 11662–11675.</w:t>
+        <w:t xml:space="preserve">Markov Blanket:</w:t>
+      </w:r>
+      <w:r>
+        <w:t xml:space="preserve"> </w:t>
+      </w:r>
+      <w:r>
+        <w:t xml:space="preserve">A statistical boundary partitioning a system into internal (</w:t>
+      </w:r>
+      <m:oMath>
+        <m:r>
+          <m:t>μ</m:t>
+        </m:r>
+      </m:oMath>
+      <w:r>
+        <w:t xml:space="preserve">), sensory (</w:t>
+      </w:r>
+      <m:oMath>
+        <m:r>
+          <m:t>s</m:t>
+        </m:r>
+      </m:oMath>
+      <w:r>
+        <w:t xml:space="preserve">), active (</w:t>
+      </w:r>
+      <m:oMath>
+        <m:r>
+          <m:t>a</m:t>
+        </m:r>
+      </m:oMath>
+      <w:r>
+        <w:t xml:space="preserve">), and external (</w:t>
+      </w:r>
+      <m:oMath>
+        <m:r>
+          <m:t>η</m:t>
+        </m:r>
+      </m:oMath>
+      <w:r>
+        <w:t xml:space="preserve">) states, rendering internal states conditionally independent of external states.</w:t>
       </w:r>
     </w:p>
     <w:p>
@@ -21513,23 +21541,13 @@
           <w:b/>
           <w:bCs/>
         </w:rPr>
-        <w:t xml:space="preserve">Friston, K. (2010).</w:t>
-      </w:r>
-      <w:r>
-        <w:t xml:space="preserve"> </w:t>
-      </w:r>
-      <w:r>
-        <w:rPr>
-          <w:i/>
-          <w:iCs/>
-        </w:rPr>
-        <w:t xml:space="preserve">The free-energy principle: a unified brain theory?</w:t>
-      </w:r>
-      <w:r>
-        <w:t xml:space="preserve"> </w:t>
-      </w:r>
-      <w:r>
-        <w:t xml:space="preserve">Nature Reviews Neuroscience, 11(2), 127–138.</w:t>
+        <w:t xml:space="preserve">Mind-at-Large:</w:t>
+      </w:r>
+      <w:r>
+        <w:t xml:space="preserve"> </w:t>
+      </w:r>
+      <w:r>
+        <w:t xml:space="preserve">The universal, transpersonal field of pure consciousness that constitutes the fundamental ontological ground of reality (Spinoza, Kastrup).</w:t>
       </w:r>
     </w:p>
     <w:p>
@@ -21545,23 +21563,27 @@
           <w:b/>
           <w:bCs/>
         </w:rPr>
-        <w:t xml:space="preserve">Friston, K., FitzGerald, T., Rigoli, F., Schwartenbeck, P., &amp; Pezzulo, G. (2017).</w:t>
-      </w:r>
-      <w:r>
-        <w:t xml:space="preserve"> </w:t>
-      </w:r>
-      <w:r>
-        <w:rPr>
-          <w:i/>
-          <w:iCs/>
-        </w:rPr>
-        <w:t xml:space="preserve">Active Inference: A Process Theory.</w:t>
-      </w:r>
-      <w:r>
-        <w:t xml:space="preserve"> </w:t>
-      </w:r>
-      <w:r>
-        <w:t xml:space="preserve">Neural Computation, 29(1), 1–49.</w:t>
+        <w:t xml:space="preserve">Minimum Information Partition (MIP):</w:t>
+      </w:r>
+      <w:r>
+        <w:t xml:space="preserve"> </w:t>
+      </w:r>
+      <w:r>
+        <w:t xml:space="preserve">The bipartition of a system that minimizes informational and causal loss, used to calculate irreducibility and integrated information</w:t>
+      </w:r>
+      <w:r>
+        <w:t xml:space="preserve"> </w:t>
+      </w:r>
+      <m:oMath>
+        <m:r>
+          <m:rPr>
+            <m:sty m:val="p"/>
+          </m:rPr>
+          <m:t>Φ</m:t>
+        </m:r>
+      </m:oMath>
+      <w:r>
+        <w:t xml:space="preserve">.</w:t>
       </w:r>
     </w:p>
     <w:p>
@@ -21577,23 +21599,25 @@
           <w:b/>
           <w:bCs/>
         </w:rPr>
-        <w:t xml:space="preserve">Friston, K., Rosch, R., Parr, T., Price, C., &amp; Bowman, H. (2017).</w:t>
-      </w:r>
-      <w:r>
-        <w:t xml:space="preserve"> </w:t>
-      </w:r>
-      <w:r>
-        <w:rPr>
-          <w:i/>
-          <w:iCs/>
-        </w:rPr>
-        <w:t xml:space="preserve">Deep temporal models and active inference.</w:t>
-      </w:r>
-      <w:r>
-        <w:t xml:space="preserve"> </w:t>
-      </w:r>
-      <w:r>
-        <w:t xml:space="preserve">Neuroscience &amp; Biobehavioral Reviews, 77, 388–402.</w:t>
+        <w:t xml:space="preserve">Phenomenal Self-Model (PSM):</w:t>
+      </w:r>
+      <w:r>
+        <w:t xml:space="preserve"> </w:t>
+      </w:r>
+      <w:r>
+        <w:t xml:space="preserve">A transparent, continuous internal simulation generated by the predictive brain that creates the felt 1st-person perspective of an enduring</w:t>
+      </w:r>
+      <w:r>
+        <w:t xml:space="preserve"> </w:t>
+      </w:r>
+      <w:r>
+        <w:t xml:space="preserve">“I”</w:t>
+      </w:r>
+      <w:r>
+        <w:t xml:space="preserve"> </w:t>
+      </w:r>
+      <w:r>
+        <w:t xml:space="preserve">(Metzinger).</w:t>
       </w:r>
     </w:p>
     <w:p>
@@ -21609,23 +21633,69 @@
           <w:b/>
           <w:bCs/>
         </w:rPr>
-        <w:t xml:space="preserve">Gershman, S. J. (2019).</w:t>
-      </w:r>
-      <w:r>
-        <w:t xml:space="preserve"> </w:t>
-      </w:r>
-      <w:r>
-        <w:rPr>
-          <w:i/>
-          <w:iCs/>
-        </w:rPr>
-        <w:t xml:space="preserve">The generative adversary in brain and machine.</w:t>
-      </w:r>
-      <w:r>
-        <w:t xml:space="preserve"> </w:t>
-      </w:r>
-      <w:r>
-        <w:t xml:space="preserve">Trends in Cognitive Sciences, 23(1), 8–17.</w:t>
+        <w:t xml:space="preserve">POMDP (Partially Observable Markov Decision Process):</w:t>
+      </w:r>
+      <w:r>
+        <w:t xml:space="preserve"> </w:t>
+      </w:r>
+      <w:r>
+        <w:t xml:space="preserve">A mathematical framework for modeling decision-making under uncertainty, defined by matrices</w:t>
+      </w:r>
+      <w:r>
+        <w:t xml:space="preserve"> </w:t>
+      </w:r>
+      <m:oMath>
+        <m:r>
+          <m:t>A</m:t>
+        </m:r>
+      </m:oMath>
+      <w:r>
+        <w:t xml:space="preserve"> </w:t>
+      </w:r>
+      <w:r>
+        <w:t xml:space="preserve">(likelihood),</w:t>
+      </w:r>
+      <w:r>
+        <w:t xml:space="preserve"> </w:t>
+      </w:r>
+      <m:oMath>
+        <m:r>
+          <m:t>B</m:t>
+        </m:r>
+      </m:oMath>
+      <w:r>
+        <w:t xml:space="preserve"> </w:t>
+      </w:r>
+      <w:r>
+        <w:t xml:space="preserve">(transitions),</w:t>
+      </w:r>
+      <w:r>
+        <w:t xml:space="preserve"> </w:t>
+      </w:r>
+      <m:oMath>
+        <m:r>
+          <m:t>C</m:t>
+        </m:r>
+      </m:oMath>
+      <w:r>
+        <w:t xml:space="preserve"> </w:t>
+      </w:r>
+      <w:r>
+        <w:t xml:space="preserve">(preferences), and</w:t>
+      </w:r>
+      <w:r>
+        <w:t xml:space="preserve"> </w:t>
+      </w:r>
+      <m:oMath>
+        <m:r>
+          <m:t>D</m:t>
+        </m:r>
+      </m:oMath>
+      <w:r>
+        <w:t xml:space="preserve"> </w:t>
+      </w:r>
+      <w:r>
+        <w:t xml:space="preserve">(priors).</w:t>
       </w:r>
     </w:p>
     <w:p>
@@ -21641,23 +21711,29 @@
           <w:b/>
           <w:bCs/>
         </w:rPr>
-        <w:t xml:space="preserve">Hohwy, J. (2013).</w:t>
-      </w:r>
-      <w:r>
-        <w:t xml:space="preserve"> </w:t>
-      </w:r>
-      <w:r>
-        <w:rPr>
+        <w:t xml:space="preserve">Primal Impression (</w:t>
+      </w:r>
+      <w:r>
+        <w:rPr>
+          <w:b/>
+          <w:bCs/>
           <w:i/>
           <w:iCs/>
         </w:rPr>
-        <w:t xml:space="preserve">The Predictive Mind.</w:t>
-      </w:r>
-      <w:r>
-        <w:t xml:space="preserve"> </w:t>
-      </w:r>
-      <w:r>
-        <w:t xml:space="preserve">Oxford University Press.</w:t>
+        <w:t xml:space="preserve">Urimpression</w:t>
+      </w:r>
+      <w:r>
+        <w:rPr>
+          <w:b/>
+          <w:bCs/>
+        </w:rPr>
+        <w:t xml:space="preserve">):</w:t>
+      </w:r>
+      <w:r>
+        <w:t xml:space="preserve"> </w:t>
+      </w:r>
+      <w:r>
+        <w:t xml:space="preserve">The present sensory perturbation at the Markov boundary within the Specious Present, corresponding to incoming prediction errors (Husserl).</w:t>
       </w:r>
     </w:p>
     <w:p>
@@ -21673,23 +21749,13 @@
           <w:b/>
           <w:bCs/>
         </w:rPr>
-        <w:t xml:space="preserve">Husserl, E. (1928).</w:t>
-      </w:r>
-      <w:r>
-        <w:t xml:space="preserve"> </w:t>
-      </w:r>
-      <w:r>
-        <w:rPr>
-          <w:i/>
-          <w:iCs/>
-        </w:rPr>
-        <w:t xml:space="preserve">Vorlesungen zur Phänomenologie des inneren Zeitbewusstseins.</w:t>
-      </w:r>
-      <w:r>
-        <w:t xml:space="preserve"> </w:t>
-      </w:r>
-      <w:r>
-        <w:t xml:space="preserve">Max Niemeyer Verlag, Halle.</w:t>
+        <w:t xml:space="preserve">Protention:</w:t>
+      </w:r>
+      <w:r>
+        <w:t xml:space="preserve"> </w:t>
+      </w:r>
+      <w:r>
+        <w:t xml:space="preserve">The forward-looking anticipatory projection within the Specious Present, corresponding to top-down generative predictions (Husserl).</w:t>
       </w:r>
     </w:p>
     <w:p>
@@ -21705,23 +21771,13 @@
           <w:b/>
           <w:bCs/>
         </w:rPr>
-        <w:t xml:space="preserve">Jablonka, E., &amp; Lamb, M. J. (2014).</w:t>
-      </w:r>
-      <w:r>
-        <w:t xml:space="preserve"> </w:t>
-      </w:r>
-      <w:r>
-        <w:rPr>
-          <w:i/>
-          <w:iCs/>
-        </w:rPr>
-        <w:t xml:space="preserve">Evolution in Four Dimensions: Genetic, Epigenetic, Behavioral, and Symbolic Variation.</w:t>
-      </w:r>
-      <w:r>
-        <w:t xml:space="preserve"> </w:t>
-      </w:r>
-      <w:r>
-        <w:t xml:space="preserve">MIT Press.</w:t>
+        <w:t xml:space="preserve">Retention:</w:t>
+      </w:r>
+      <w:r>
+        <w:t xml:space="preserve"> </w:t>
+      </w:r>
+      <w:r>
+        <w:t xml:space="preserve">The immediate past preserved in working memory within the Specious Present, corresponding to empirical synaptic priors (Husserl).</w:t>
       </w:r>
     </w:p>
     <w:p>
@@ -21737,23 +21793,56 @@
           <w:b/>
           <w:bCs/>
         </w:rPr>
-        <w:t xml:space="preserve">James, W. (1890).</w:t>
-      </w:r>
-      <w:r>
-        <w:t xml:space="preserve"> </w:t>
-      </w:r>
-      <w:r>
-        <w:rPr>
-          <w:i/>
-          <w:iCs/>
-        </w:rPr>
-        <w:t xml:space="preserve">The Principles of Psychology.</w:t>
-      </w:r>
-      <w:r>
-        <w:t xml:space="preserve"> </w:t>
-      </w:r>
-      <w:r>
-        <w:t xml:space="preserve">Henry Holt and Company, New York.</w:t>
+        <w:t xml:space="preserve">Specious Present:</w:t>
+      </w:r>
+      <w:r>
+        <w:t xml:space="preserve"> </w:t>
+      </w:r>
+      <w:r>
+        <w:t xml:space="preserve">The tripartite, non-zero temporal duration of subjective consciousness (</w:t>
+      </w:r>
+      <m:oMath>
+        <m:r>
+          <m:rPr>
+            <m:sty m:val="p"/>
+          </m:rPr>
+          <m:t>∼</m:t>
+        </m:r>
+        <m:r>
+          <m:t>500</m:t>
+        </m:r>
+        <m:r>
+          <m:t> </m:t>
+        </m:r>
+        <m:r>
+          <m:rPr>
+            <m:nor/>
+            <m:sty m:val="p"/>
+          </m:rPr>
+          <m:t>ms</m:t>
+        </m:r>
+        <m:r>
+          <m:rPr>
+            <m:sty m:val="p"/>
+          </m:rPr>
+          <m:t>−</m:t>
+        </m:r>
+        <m:r>
+          <m:t>3</m:t>
+        </m:r>
+        <m:r>
+          <m:t> </m:t>
+        </m:r>
+        <m:r>
+          <m:rPr>
+            <m:nor/>
+            <m:sty m:val="p"/>
+          </m:rPr>
+          <m:t>s</m:t>
+        </m:r>
+      </m:oMath>
+      <w:r>
+        <w:t xml:space="preserve">) combining Retention, Primal Impression, and Protention (James, Husserl).</w:t>
       </w:r>
     </w:p>
     <w:p>
@@ -21769,23 +21858,44 @@
           <w:b/>
           <w:bCs/>
         </w:rPr>
-        <w:t xml:space="preserve">Kant, I. (1781).</w:t>
-      </w:r>
-      <w:r>
-        <w:t xml:space="preserve"> </w:t>
-      </w:r>
-      <w:r>
-        <w:rPr>
-          <w:i/>
-          <w:iCs/>
-        </w:rPr>
-        <w:t xml:space="preserve">Kritik der reinen Vernunft.</w:t>
-      </w:r>
-      <w:r>
-        <w:t xml:space="preserve"> </w:t>
-      </w:r>
-      <w:r>
-        <w:t xml:space="preserve">Johann Friedrich Hartknoch, Riga.</w:t>
+        <w:t xml:space="preserve">Temporal Depth (</w:t>
+      </w:r>
+      <m:oMath>
+        <m:r>
+          <m:t>H</m:t>
+        </m:r>
+      </m:oMath>
+      <w:r>
+        <w:rPr>
+          <w:b/>
+          <w:bCs/>
+        </w:rPr>
+        <w:t xml:space="preserve">):</w:t>
+      </w:r>
+      <w:r>
+        <w:t xml:space="preserve"> </w:t>
+      </w:r>
+      <w:r>
+        <w:t xml:space="preserve">The length of the forward-looking counterfactual planning horizon over which an agent evaluates transition tensors (</w:t>
+      </w:r>
+      <m:oMath>
+        <m:r>
+          <m:t>B</m:t>
+        </m:r>
+      </m:oMath>
+      <w:r>
+        <w:t xml:space="preserve">) and expected free energy (</w:t>
+      </w:r>
+      <m:oMath>
+        <m:r>
+          <m:rPr>
+            <m:sty m:val="b"/>
+          </m:rPr>
+          <m:t>G</m:t>
+        </m:r>
+      </m:oMath>
+      <w:r>
+        <w:t xml:space="preserve">).</w:t>
       </w:r>
     </w:p>
     <w:p>
@@ -21801,23 +21911,50 @@
           <w:b/>
           <w:bCs/>
         </w:rPr>
-        <w:t xml:space="preserve">Kastrup, B. (2019).</w:t>
-      </w:r>
-      <w:r>
-        <w:t xml:space="preserve"> </w:t>
-      </w:r>
-      <w:r>
-        <w:rPr>
-          <w:i/>
-          <w:iCs/>
-        </w:rPr>
-        <w:t xml:space="preserve">The Idea of the World: A Multi-Disciplinary Argument for the Mental Nature of Reality.</w:t>
-      </w:r>
-      <w:r>
-        <w:t xml:space="preserve"> </w:t>
-      </w:r>
-      <w:r>
-        <w:t xml:space="preserve">Iff Books.</w:t>
+        <w:t xml:space="preserve">Theorem of Minimum Temporal Depth:</w:t>
+      </w:r>
+      <w:r>
+        <w:t xml:space="preserve"> </w:t>
+      </w:r>
+      <w:r>
+        <w:t xml:space="preserve">The mathematical necessity condition stating that phenomenal self-consciousness strictly requires multi-step counterfactual planning (</w:t>
+      </w:r>
+      <m:oMath>
+        <m:r>
+          <m:t>H</m:t>
+        </m:r>
+        <m:r>
+          <m:rPr>
+            <m:sty m:val="p"/>
+          </m:rPr>
+          <m:t>&gt;</m:t>
+        </m:r>
+        <m:r>
+          <m:t>1</m:t>
+        </m:r>
+      </m:oMath>
+      <w:r>
+        <w:t xml:space="preserve">) to avoid causal collapse (</w:t>
+      </w:r>
+      <m:oMath>
+        <m:r>
+          <m:rPr>
+            <m:sty m:val="p"/>
+          </m:rPr>
+          <m:t>Φ</m:t>
+        </m:r>
+        <m:r>
+          <m:rPr>
+            <m:sty m:val="p"/>
+          </m:rPr>
+          <m:t>→</m:t>
+        </m:r>
+        <m:r>
+          <m:t>0</m:t>
+        </m:r>
+      </m:oMath>
+      <w:r>
+        <w:t xml:space="preserve">) (Riebl).</w:t>
       </w:r>
     </w:p>
     <w:p>
@@ -21833,7 +21970,13 @@
           <w:b/>
           <w:bCs/>
         </w:rPr>
-        <w:t xml:space="preserve">Kastrup, B. (2021).</w:t>
+        <w:t xml:space="preserve">The 6th Axiom of Consciousness:</w:t>
+      </w:r>
+      <w:r>
+        <w:t xml:space="preserve"> </w:t>
+      </w:r>
+      <w:r>
+        <w:t xml:space="preserve">The axiom of</w:t>
       </w:r>
       <w:r>
         <w:t xml:space="preserve"> </w:t>
@@ -21843,13 +21986,118 @@
           <w:i/>
           <w:iCs/>
         </w:rPr>
-        <w:t xml:space="preserve">Science Ideated: The Fall of Matter and the Contours of the Next Mainstream Scientific Worldview.</w:t>
-      </w:r>
-      <w:r>
-        <w:t xml:space="preserve"> </w:t>
-      </w:r>
-      <w:r>
-        <w:t xml:space="preserve">Iff Books.</w:t>
+        <w:t xml:space="preserve">Autopoietic Causal Persistence</w:t>
+      </w:r>
+      <w:r>
+        <w:t xml:space="preserve">, establishing that genuine consciousness requires an active striving to preserve integrated cause-effect power over time:</w:t>
+      </w:r>
+      <w:r>
+        <w:t xml:space="preserve"> </w:t>
+      </w:r>
+      <m:oMath>
+        <m:r>
+          <m:rPr>
+            <m:scr m:val="double-struck"/>
+            <m:sty m:val="p"/>
+          </m:rPr>
+          <m:t>E</m:t>
+        </m:r>
+        <m:r>
+          <m:rPr>
+            <m:sty m:val="p"/>
+          </m:rPr>
+          <m:t>[</m:t>
+        </m:r>
+        <m:r>
+          <m:rPr>
+            <m:sty m:val="p"/>
+          </m:rPr>
+          <m:t>Φ</m:t>
+        </m:r>
+        <m:r>
+          <m:rPr>
+            <m:sty m:val="p"/>
+          </m:rPr>
+          <m:t>(</m:t>
+        </m:r>
+        <m:r>
+          <m:t>t</m:t>
+        </m:r>
+        <m:r>
+          <m:rPr>
+            <m:sty m:val="p"/>
+          </m:rPr>
+          <m:t>+</m:t>
+        </m:r>
+        <m:r>
+          <m:t>1</m:t>
+        </m:r>
+        <m:r>
+          <m:rPr>
+            <m:sty m:val="p"/>
+          </m:rPr>
+          <m:t>)</m:t>
+        </m:r>
+        <m:r>
+          <m:rPr>
+            <m:sty m:val="p"/>
+          </m:rPr>
+          <m:t>∣</m:t>
+        </m:r>
+        <m:sSup>
+          <m:e>
+            <m:r>
+              <m:t>π</m:t>
+            </m:r>
+          </m:e>
+          <m:sup>
+            <m:r>
+              <m:rPr>
+                <m:sty m:val="p"/>
+              </m:rPr>
+              <m:t>*</m:t>
+            </m:r>
+          </m:sup>
+        </m:sSup>
+        <m:r>
+          <m:rPr>
+            <m:sty m:val="p"/>
+          </m:rPr>
+          <m:t>]</m:t>
+        </m:r>
+        <m:r>
+          <m:rPr>
+            <m:sty m:val="p"/>
+          </m:rPr>
+          <m:t>≥</m:t>
+        </m:r>
+        <m:r>
+          <m:rPr>
+            <m:sty m:val="p"/>
+          </m:rPr>
+          <m:t>Φ</m:t>
+        </m:r>
+        <m:r>
+          <m:rPr>
+            <m:sty m:val="p"/>
+          </m:rPr>
+          <m:t>(</m:t>
+        </m:r>
+        <m:r>
+          <m:t>t</m:t>
+        </m:r>
+        <m:r>
+          <m:rPr>
+            <m:sty m:val="p"/>
+          </m:rPr>
+          <m:t>)</m:t>
+        </m:r>
+      </m:oMath>
+      <w:r>
+        <w:t xml:space="preserve"> </w:t>
+      </w:r>
+      <w:r>
+        <w:t xml:space="preserve">(Riebl).</w:t>
       </w:r>
     </w:p>
     <w:p>
@@ -21865,23 +22113,77 @@
           <w:b/>
           <w:bCs/>
         </w:rPr>
-        <w:t xml:space="preserve">Kastrup, B., &amp; Friston, K. (2020).</w:t>
-      </w:r>
-      <w:r>
-        <w:t xml:space="preserve"> </w:t>
-      </w:r>
-      <w:r>
-        <w:rPr>
-          <w:i/>
-          <w:iCs/>
-        </w:rPr>
-        <w:t xml:space="preserve">An Analytic Idealist Perspective on the Free Energy Principle.</w:t>
-      </w:r>
-      <w:r>
-        <w:t xml:space="preserve"> </w:t>
-      </w:r>
-      <w:r>
-        <w:t xml:space="preserve">Working Treatise.</w:t>
+        <w:t xml:space="preserve">Variational Free Energy (</w:t>
+      </w:r>
+      <m:oMath>
+        <m:r>
+          <m:t>F</m:t>
+        </m:r>
+      </m:oMath>
+      <w:r>
+        <w:rPr>
+          <w:b/>
+          <w:bCs/>
+        </w:rPr>
+        <w:t xml:space="preserve">):</w:t>
+      </w:r>
+      <w:r>
+        <w:t xml:space="preserve"> </w:t>
+      </w:r>
+      <w:r>
+        <w:t xml:space="preserve">A computable upper bound on sensory surprise (</w:t>
+      </w:r>
+      <m:oMath>
+        <m:r>
+          <m:rPr>
+            <m:sty m:val="p"/>
+          </m:rPr>
+          <m:t>−</m:t>
+        </m:r>
+        <m:r>
+          <m:rPr>
+            <m:sty m:val="p"/>
+          </m:rPr>
+          <m:t>ln</m:t>
+        </m:r>
+        <m:r>
+          <m:t>P</m:t>
+        </m:r>
+        <m:r>
+          <m:rPr>
+            <m:sty m:val="p"/>
+          </m:rPr>
+          <m:t>(</m:t>
+        </m:r>
+        <m:r>
+          <m:t>o</m:t>
+        </m:r>
+        <m:r>
+          <m:rPr>
+            <m:sty m:val="p"/>
+          </m:rPr>
+          <m:t>)</m:t>
+        </m:r>
+      </m:oMath>
+      <w:r>
+        <w:t xml:space="preserve">), minimized during perceptual inference to eliminate prediction errors.</w:t>
+      </w:r>
+    </w:p>
+    <w:p>
+      <w:r>
+        <w:pict>
+          <v:rect style="width:0;height:1.5pt" o:hralign="center" o:hrstd="t" o:hr="t"/>
+        </w:pict>
+      </w:r>
+    </w:p>
+    <w:bookmarkEnd w:id="82"/>
+    <w:bookmarkStart w:id="83" w:name="Xfea1db6f47bf4d6d53c2a7b0c00dd7d7072e735"/>
+    <w:p>
+      <w:pPr>
+        <w:pStyle w:val="Heading2"/>
+      </w:pPr>
+      <w:r>
+        <w:t xml:space="preserve">Academic References &amp; Comprehensive Bibliography</w:t>
       </w:r>
     </w:p>
     <w:p>
@@ -21889,7 +22191,7 @@
         <w:pStyle w:val="Compact"/>
         <w:numPr>
           <w:ilvl w:val="0"/>
-          <w:numId w:val="1019"/>
+          <w:numId w:val="1020"/>
         </w:numPr>
       </w:pPr>
       <w:r>
@@ -21897,7 +22199,7 @@
           <w:b/>
           <w:bCs/>
         </w:rPr>
-        <w:t xml:space="preserve">Levine, J. (1983).</w:t>
+        <w:t xml:space="preserve">Bak, P. (1996).</w:t>
       </w:r>
       <w:r>
         <w:t xml:space="preserve"> </w:t>
@@ -21907,13 +22209,13 @@
           <w:i/>
           <w:iCs/>
         </w:rPr>
-        <w:t xml:space="preserve">Materialism and qualia: The explanatory gap.</w:t>
-      </w:r>
-      <w:r>
-        <w:t xml:space="preserve"> </w:t>
-      </w:r>
-      <w:r>
-        <w:t xml:space="preserve">Pacific Philosophical Quarterly, 64(4), 354–361.</w:t>
+        <w:t xml:space="preserve">How Nature Works: The Science of Self-Organized Criticality.</w:t>
+      </w:r>
+      <w:r>
+        <w:t xml:space="preserve"> </w:t>
+      </w:r>
+      <w:r>
+        <w:t xml:space="preserve">Copernicus, Springer-Verlag, New York.</w:t>
       </w:r>
     </w:p>
     <w:p>
@@ -21921,7 +22223,7 @@
         <w:pStyle w:val="Compact"/>
         <w:numPr>
           <w:ilvl w:val="0"/>
-          <w:numId w:val="1019"/>
+          <w:numId w:val="1020"/>
         </w:numPr>
       </w:pPr>
       <w:r>
@@ -21929,7 +22231,7 @@
           <w:b/>
           <w:bCs/>
         </w:rPr>
-        <w:t xml:space="preserve">Metzinger, T. (2003).</w:t>
+        <w:t xml:space="preserve">Beggs, J. M., &amp; Plenz, D. (2003).</w:t>
       </w:r>
       <w:r>
         <w:t xml:space="preserve"> </w:t>
@@ -21939,13 +22241,13 @@
           <w:i/>
           <w:iCs/>
         </w:rPr>
-        <w:t xml:space="preserve">Being No One: The Self-Model Theory of Subjectivity.</w:t>
-      </w:r>
-      <w:r>
-        <w:t xml:space="preserve"> </w:t>
-      </w:r>
-      <w:r>
-        <w:t xml:space="preserve">MIT Press, Cambridge, MA.</w:t>
+        <w:t xml:space="preserve">Neuronal avalanches in neocortical circuits.</w:t>
+      </w:r>
+      <w:r>
+        <w:t xml:space="preserve"> </w:t>
+      </w:r>
+      <w:r>
+        <w:t xml:space="preserve">Journal of Neuroscience, 23(35), 11167–11177.</w:t>
       </w:r>
     </w:p>
     <w:p>
@@ -21953,7 +22255,7 @@
         <w:pStyle w:val="Compact"/>
         <w:numPr>
           <w:ilvl w:val="0"/>
-          <w:numId w:val="1019"/>
+          <w:numId w:val="1020"/>
         </w:numPr>
       </w:pPr>
       <w:r>
@@ -21961,7 +22263,7 @@
           <w:b/>
           <w:bCs/>
         </w:rPr>
-        <w:t xml:space="preserve">Metzinger, T. (2009).</w:t>
+        <w:t xml:space="preserve">Bouchard, T. J. (2004).</w:t>
       </w:r>
       <w:r>
         <w:t xml:space="preserve"> </w:t>
@@ -21971,13 +22273,13 @@
           <w:i/>
           <w:iCs/>
         </w:rPr>
-        <w:t xml:space="preserve">The Ego Tunnel: The Science of the Mind and the Myth of the Self.</w:t>
-      </w:r>
-      <w:r>
-        <w:t xml:space="preserve"> </w:t>
-      </w:r>
-      <w:r>
-        <w:t xml:space="preserve">Basic Books, New York.</w:t>
+        <w:t xml:space="preserve">Genetic influence on human psychological traits: A survey.</w:t>
+      </w:r>
+      <w:r>
+        <w:t xml:space="preserve"> </w:t>
+      </w:r>
+      <w:r>
+        <w:t xml:space="preserve">Current Directions in Psychological Science, 13(4), 148–151.</w:t>
       </w:r>
     </w:p>
     <w:p>
@@ -21985,7 +22287,7 @@
         <w:pStyle w:val="Compact"/>
         <w:numPr>
           <w:ilvl w:val="0"/>
-          <w:numId w:val="1019"/>
+          <w:numId w:val="1020"/>
         </w:numPr>
       </w:pPr>
       <w:r>
@@ -21993,7 +22295,7 @@
           <w:b/>
           <w:bCs/>
         </w:rPr>
-        <w:t xml:space="preserve">Metzinger, T. (2024).</w:t>
+        <w:t xml:space="preserve">Chalmers, D. J. (1995).</w:t>
       </w:r>
       <w:r>
         <w:t xml:space="preserve"> </w:t>
@@ -22003,13 +22305,13 @@
           <w:i/>
           <w:iCs/>
         </w:rPr>
-        <w:t xml:space="preserve">The Elephant and the Blind: The Experience of Pure Consciousness.</w:t>
-      </w:r>
-      <w:r>
-        <w:t xml:space="preserve"> </w:t>
-      </w:r>
-      <w:r>
-        <w:t xml:space="preserve">MIT Press, Cambridge, MA.</w:t>
+        <w:t xml:space="preserve">Facing up to the problem of consciousness.</w:t>
+      </w:r>
+      <w:r>
+        <w:t xml:space="preserve"> </w:t>
+      </w:r>
+      <w:r>
+        <w:t xml:space="preserve">Journal of Consciousness Studies, 2(3), 200–219.</w:t>
       </w:r>
     </w:p>
     <w:p>
@@ -22017,7 +22319,7 @@
         <w:pStyle w:val="Compact"/>
         <w:numPr>
           <w:ilvl w:val="0"/>
-          <w:numId w:val="1019"/>
+          <w:numId w:val="1020"/>
         </w:numPr>
       </w:pPr>
       <w:r>
@@ -22025,7 +22327,7 @@
           <w:b/>
           <w:bCs/>
         </w:rPr>
-        <w:t xml:space="preserve">Monod, J. (1970).</w:t>
+        <w:t xml:space="preserve">Chialvo, D. R. (2010).</w:t>
       </w:r>
       <w:r>
         <w:t xml:space="preserve"> </w:t>
@@ -22035,13 +22337,13 @@
           <w:i/>
           <w:iCs/>
         </w:rPr>
-        <w:t xml:space="preserve">Le Hasard et la Nécessité: Essai sur la philosophie naturelle de la biologie moderne.</w:t>
-      </w:r>
-      <w:r>
-        <w:t xml:space="preserve"> </w:t>
-      </w:r>
-      <w:r>
-        <w:t xml:space="preserve">Éditions du Seuil, Paris.</w:t>
+        <w:t xml:space="preserve">Emergent complex neural dynamics.</w:t>
+      </w:r>
+      <w:r>
+        <w:t xml:space="preserve"> </w:t>
+      </w:r>
+      <w:r>
+        <w:t xml:space="preserve">Nature Physics, 6(10), 744–750.</w:t>
       </w:r>
     </w:p>
     <w:p>
@@ -22049,7 +22351,7 @@
         <w:pStyle w:val="Compact"/>
         <w:numPr>
           <w:ilvl w:val="0"/>
-          <w:numId w:val="1019"/>
+          <w:numId w:val="1020"/>
         </w:numPr>
       </w:pPr>
       <w:r>
@@ -22057,7 +22359,7 @@
           <w:b/>
           <w:bCs/>
         </w:rPr>
-        <w:t xml:space="preserve">Panksepp, J. (1998).</w:t>
+        <w:t xml:space="preserve">Clark, A. (2013).</w:t>
       </w:r>
       <w:r>
         <w:t xml:space="preserve"> </w:t>
@@ -22067,13 +22369,13 @@
           <w:i/>
           <w:iCs/>
         </w:rPr>
-        <w:t xml:space="preserve">Affective Neuroscience: The Foundations of Human and Animal Emotions.</w:t>
-      </w:r>
-      <w:r>
-        <w:t xml:space="preserve"> </w:t>
-      </w:r>
-      <w:r>
-        <w:t xml:space="preserve">Oxford University Press.</w:t>
+        <w:t xml:space="preserve">Whatever next? Predictive brains, situated agents, and the future of cognitive science.</w:t>
+      </w:r>
+      <w:r>
+        <w:t xml:space="preserve"> </w:t>
+      </w:r>
+      <w:r>
+        <w:t xml:space="preserve">Behavioral and Brain Sciences, 36(3), 181–204.</w:t>
       </w:r>
     </w:p>
     <w:p>
@@ -22081,7 +22383,7 @@
         <w:pStyle w:val="Compact"/>
         <w:numPr>
           <w:ilvl w:val="0"/>
-          <w:numId w:val="1019"/>
+          <w:numId w:val="1020"/>
         </w:numPr>
       </w:pPr>
       <w:r>
@@ -22089,7 +22391,7 @@
           <w:b/>
           <w:bCs/>
         </w:rPr>
-        <w:t xml:space="preserve">Parr, T., &amp; Friston, K. J. (2018).</w:t>
+        <w:t xml:space="preserve">Clark, A. (2016).</w:t>
       </w:r>
       <w:r>
         <w:t xml:space="preserve"> </w:t>
@@ -22099,13 +22401,13 @@
           <w:i/>
           <w:iCs/>
         </w:rPr>
-        <w:t xml:space="preserve">The anatomy of choice: active inference and agency.</w:t>
-      </w:r>
-      <w:r>
-        <w:t xml:space="preserve"> </w:t>
-      </w:r>
-      <w:r>
-        <w:t xml:space="preserve">Cognitive Neuroscience, 9(1-2), 11–27.</w:t>
+        <w:t xml:space="preserve">Surfing Uncertainty: Prediction, Action, and the Embodied Mind.</w:t>
+      </w:r>
+      <w:r>
+        <w:t xml:space="preserve"> </w:t>
+      </w:r>
+      <w:r>
+        <w:t xml:space="preserve">Oxford University Press.</w:t>
       </w:r>
     </w:p>
     <w:p>
@@ -22113,7 +22415,7 @@
         <w:pStyle w:val="Compact"/>
         <w:numPr>
           <w:ilvl w:val="0"/>
-          <w:numId w:val="1019"/>
+          <w:numId w:val="1020"/>
         </w:numPr>
       </w:pPr>
       <w:r>
@@ -22121,7 +22423,7 @@
           <w:b/>
           <w:bCs/>
         </w:rPr>
-        <w:t xml:space="preserve">Parr, T., Pezzulo, G., &amp; Friston, K. J. (2022).</w:t>
+        <w:t xml:space="preserve">Da Costa, L., Parr, T., Sajid, N., Veselic, S., Neacsu, V., &amp; Friston, K. (2020).</w:t>
       </w:r>
       <w:r>
         <w:t xml:space="preserve"> </w:t>
@@ -22131,13 +22433,13 @@
           <w:i/>
           <w:iCs/>
         </w:rPr>
-        <w:t xml:space="preserve">Active Inference: The Free Energy Principle in Mind, Brain, and Behavior.</w:t>
-      </w:r>
-      <w:r>
-        <w:t xml:space="preserve"> </w:t>
-      </w:r>
-      <w:r>
-        <w:t xml:space="preserve">MIT Press, Cambridge, MA.</w:t>
+        <w:t xml:space="preserve">Active inference on discrete state-spaces: A synthesis.</w:t>
+      </w:r>
+      <w:r>
+        <w:t xml:space="preserve"> </w:t>
+      </w:r>
+      <w:r>
+        <w:t xml:space="preserve">Journal of Mathematical Psychology, 99, 102447.</w:t>
       </w:r>
     </w:p>
     <w:p>
@@ -22145,7 +22447,7 @@
         <w:pStyle w:val="Compact"/>
         <w:numPr>
           <w:ilvl w:val="0"/>
-          <w:numId w:val="1019"/>
+          <w:numId w:val="1020"/>
         </w:numPr>
       </w:pPr>
       <w:r>
@@ -22153,7 +22455,7 @@
           <w:b/>
           <w:bCs/>
         </w:rPr>
-        <w:t xml:space="preserve">Plomin, R., DeFries, J. C., Knopik, V. S., &amp; Neiderhiser, J. M. (2016).</w:t>
+        <w:t xml:space="preserve">Eigen, M. (1971).</w:t>
       </w:r>
       <w:r>
         <w:t xml:space="preserve"> </w:t>
@@ -22163,13 +22465,13 @@
           <w:i/>
           <w:iCs/>
         </w:rPr>
-        <w:t xml:space="preserve">Top 10 Replicated Findings From Behavioral Genetics.</w:t>
-      </w:r>
-      <w:r>
-        <w:t xml:space="preserve"> </w:t>
-      </w:r>
-      <w:r>
-        <w:t xml:space="preserve">Perspectives on Psychological Science, 11(1), 3–23.</w:t>
+        <w:t xml:space="preserve">Selforganization of matter and the evolution of biological macromolecules.</w:t>
+      </w:r>
+      <w:r>
+        <w:t xml:space="preserve"> </w:t>
+      </w:r>
+      <w:r>
+        <w:t xml:space="preserve">Die Naturwissenschaften, 58(10), 465–523.</w:t>
       </w:r>
     </w:p>
     <w:p>
@@ -22177,7 +22479,7 @@
         <w:pStyle w:val="Compact"/>
         <w:numPr>
           <w:ilvl w:val="0"/>
-          <w:numId w:val="1019"/>
+          <w:numId w:val="1020"/>
         </w:numPr>
       </w:pPr>
       <w:r>
@@ -22185,7 +22487,7 @@
           <w:b/>
           <w:bCs/>
         </w:rPr>
-        <w:t xml:space="preserve">Riebl, T. (2026).</w:t>
+        <w:t xml:space="preserve">Eigen, M., &amp; Winkler, R. (1975).</w:t>
       </w:r>
       <w:r>
         <w:t xml:space="preserve"> </w:t>
@@ -22195,28 +22497,13 @@
           <w:i/>
           <w:iCs/>
         </w:rPr>
-        <w:t xml:space="preserve">The Conative-Integrative Framework (CIF): How Active Inference Networks, Integrated Information (</w:t>
-      </w:r>
-      <m:oMath>
-        <m:r>
-          <m:rPr>
-            <m:sty m:val="p"/>
-          </m:rPr>
-          <m:t>Φ</m:t>
-        </m:r>
-      </m:oMath>
-      <w:r>
-        <w:rPr>
-          <w:i/>
-          <w:iCs/>
-        </w:rPr>
-        <w:t xml:space="preserve">), and the 6th Axiom Fit Together to Unite Analytic Idealism, the Free Energy Principle, and Consciousness.</w:t>
-      </w:r>
-      <w:r>
-        <w:t xml:space="preserve"> </w:t>
-      </w:r>
-      <w:r>
-        <w:t xml:space="preserve">Master Monograph, Luxembourg.</w:t>
+        <w:t xml:space="preserve">Das Spiel: Unsere Begegnung mit dem Zufall.</w:t>
+      </w:r>
+      <w:r>
+        <w:t xml:space="preserve"> </w:t>
+      </w:r>
+      <w:r>
+        <w:t xml:space="preserve">Piper Verlag, München.</w:t>
       </w:r>
     </w:p>
     <w:p>
@@ -22224,7 +22511,7 @@
         <w:pStyle w:val="Compact"/>
         <w:numPr>
           <w:ilvl w:val="0"/>
-          <w:numId w:val="1019"/>
+          <w:numId w:val="1020"/>
         </w:numPr>
       </w:pPr>
       <w:r>
@@ -22232,7 +22519,7 @@
           <w:b/>
           <w:bCs/>
         </w:rPr>
-        <w:t xml:space="preserve">Riebl, T. (2026).</w:t>
+        <w:t xml:space="preserve">Fountas, Z., Sajid, N., Mediano, P. A. M., &amp; Friston, K. (2020).</w:t>
       </w:r>
       <w:r>
         <w:t xml:space="preserve"> </w:t>
@@ -22242,13 +22529,13 @@
           <w:i/>
           <w:iCs/>
         </w:rPr>
-        <w:t xml:space="preserve">The Composition of the Soul: The 6-Layer Ontogenetic Architecture of the Dissociated Mind.</w:t>
-      </w:r>
-      <w:r>
-        <w:t xml:space="preserve"> </w:t>
-      </w:r>
-      <w:r>
-        <w:t xml:space="preserve">Luxembourg.</w:t>
+        <w:t xml:space="preserve">Deep active inference agents using Monte-Carlo methods.</w:t>
+      </w:r>
+      <w:r>
+        <w:t xml:space="preserve"> </w:t>
+      </w:r>
+      <w:r>
+        <w:t xml:space="preserve">Advances in Neural Information Processing Systems (NeurIPS 2020), 33, 11662–11675.</w:t>
       </w:r>
     </w:p>
     <w:p>
@@ -22256,7 +22543,7 @@
         <w:pStyle w:val="Compact"/>
         <w:numPr>
           <w:ilvl w:val="0"/>
-          <w:numId w:val="1019"/>
+          <w:numId w:val="1020"/>
         </w:numPr>
       </w:pPr>
       <w:r>
@@ -22264,7 +22551,7 @@
           <w:b/>
           <w:bCs/>
         </w:rPr>
-        <w:t xml:space="preserve">Riebl, T. (2026).</w:t>
+        <w:t xml:space="preserve">Friston, K. (2010).</w:t>
       </w:r>
       <w:r>
         <w:t xml:space="preserve"> </w:t>
@@ -22274,13 +22561,13 @@
           <w:i/>
           <w:iCs/>
         </w:rPr>
-        <w:t xml:space="preserve">The Temporal Mechanics of Consciousness: The Specious Present, Deep Temporal Active Inference, and the Anti-Entropic Arrow of Mind.</w:t>
-      </w:r>
-      <w:r>
-        <w:t xml:space="preserve"> </w:t>
-      </w:r>
-      <w:r>
-        <w:t xml:space="preserve">Luxembourg.</w:t>
+        <w:t xml:space="preserve">The free-energy principle: a unified brain theory?</w:t>
+      </w:r>
+      <w:r>
+        <w:t xml:space="preserve"> </w:t>
+      </w:r>
+      <w:r>
+        <w:t xml:space="preserve">Nature Reviews Neuroscience, 11(2), 127–138.</w:t>
       </w:r>
     </w:p>
     <w:p>
@@ -22288,7 +22575,7 @@
         <w:pStyle w:val="Compact"/>
         <w:numPr>
           <w:ilvl w:val="0"/>
-          <w:numId w:val="1019"/>
+          <w:numId w:val="1020"/>
         </w:numPr>
       </w:pPr>
       <w:r>
@@ -22296,7 +22583,7 @@
           <w:b/>
           <w:bCs/>
         </w:rPr>
-        <w:t xml:space="preserve">Roth, G. (2003).</w:t>
+        <w:t xml:space="preserve">Friston, K., FitzGerald, T., Rigoli, F., Schwartenbeck, P., &amp; Pezzulo, G. (2017).</w:t>
       </w:r>
       <w:r>
         <w:t xml:space="preserve"> </w:t>
@@ -22306,13 +22593,13 @@
           <w:i/>
           <w:iCs/>
         </w:rPr>
-        <w:t xml:space="preserve">Aus Sicht des Gehirns.</w:t>
-      </w:r>
-      <w:r>
-        <w:t xml:space="preserve"> </w:t>
-      </w:r>
-      <w:r>
-        <w:t xml:space="preserve">Suhrkamp Verlag, Frankfurt am Main.</w:t>
+        <w:t xml:space="preserve">Active Inference: A Process Theory.</w:t>
+      </w:r>
+      <w:r>
+        <w:t xml:space="preserve"> </w:t>
+      </w:r>
+      <w:r>
+        <w:t xml:space="preserve">Neural Computation, 29(1), 1–49.</w:t>
       </w:r>
     </w:p>
     <w:p>
@@ -22320,7 +22607,7 @@
         <w:pStyle w:val="Compact"/>
         <w:numPr>
           <w:ilvl w:val="0"/>
-          <w:numId w:val="1019"/>
+          <w:numId w:val="1020"/>
         </w:numPr>
       </w:pPr>
       <w:r>
@@ -22328,7 +22615,7 @@
           <w:b/>
           <w:bCs/>
         </w:rPr>
-        <w:t xml:space="preserve">Roth, G. (2021).</w:t>
+        <w:t xml:space="preserve">Friston, K., Rosch, R., Parr, T., Price, C., &amp; Bowman, H. (2017).</w:t>
       </w:r>
       <w:r>
         <w:t xml:space="preserve"> </w:t>
@@ -22338,13 +22625,13 @@
           <w:i/>
           <w:iCs/>
         </w:rPr>
-        <w:t xml:space="preserve">Wie das Gehirn die Seele macht: Emotionen, Bewusstsein, Unbewusstes.</w:t>
-      </w:r>
-      <w:r>
-        <w:t xml:space="preserve"> </w:t>
-      </w:r>
-      <w:r>
-        <w:t xml:space="preserve">Klett-Cotta, Stuttgart.</w:t>
+        <w:t xml:space="preserve">Deep temporal models and active inference.</w:t>
+      </w:r>
+      <w:r>
+        <w:t xml:space="preserve"> </w:t>
+      </w:r>
+      <w:r>
+        <w:t xml:space="preserve">Neuroscience &amp; Biobehavioral Reviews, 77, 388–402.</w:t>
       </w:r>
     </w:p>
     <w:p>
@@ -22352,7 +22639,7 @@
         <w:pStyle w:val="Compact"/>
         <w:numPr>
           <w:ilvl w:val="0"/>
-          <w:numId w:val="1019"/>
+          <w:numId w:val="1020"/>
         </w:numPr>
       </w:pPr>
       <w:r>
@@ -22360,7 +22647,7 @@
           <w:b/>
           <w:bCs/>
         </w:rPr>
-        <w:t xml:space="preserve">Safron, A. (2020).</w:t>
+        <w:t xml:space="preserve">Gershman, S. J. (2019).</w:t>
       </w:r>
       <w:r>
         <w:t xml:space="preserve"> </w:t>
@@ -22370,13 +22657,13 @@
           <w:i/>
           <w:iCs/>
         </w:rPr>
-        <w:t xml:space="preserve">An Integrated World Modeling Theory (IWMT) of Consciousness.</w:t>
-      </w:r>
-      <w:r>
-        <w:t xml:space="preserve"> </w:t>
-      </w:r>
-      <w:r>
-        <w:t xml:space="preserve">Frontiers in Artificial Intelligence, 3, 30.</w:t>
+        <w:t xml:space="preserve">The generative adversary in brain and machine.</w:t>
+      </w:r>
+      <w:r>
+        <w:t xml:space="preserve"> </w:t>
+      </w:r>
+      <w:r>
+        <w:t xml:space="preserve">Trends in Cognitive Sciences, 23(1), 8–17.</w:t>
       </w:r>
     </w:p>
     <w:p>
@@ -22384,7 +22671,7 @@
         <w:pStyle w:val="Compact"/>
         <w:numPr>
           <w:ilvl w:val="0"/>
-          <w:numId w:val="1019"/>
+          <w:numId w:val="1020"/>
         </w:numPr>
       </w:pPr>
       <w:r>
@@ -22392,7 +22679,7 @@
           <w:b/>
           <w:bCs/>
         </w:rPr>
-        <w:t xml:space="preserve">Schopenhauer, A. (1819/1844).</w:t>
+        <w:t xml:space="preserve">Hohwy, J. (2013).</w:t>
       </w:r>
       <w:r>
         <w:t xml:space="preserve"> </w:t>
@@ -22402,13 +22689,13 @@
           <w:i/>
           <w:iCs/>
         </w:rPr>
-        <w:t xml:space="preserve">Die Welt als Wille und Vorstellung.</w:t>
-      </w:r>
-      <w:r>
-        <w:t xml:space="preserve"> </w:t>
-      </w:r>
-      <w:r>
-        <w:t xml:space="preserve">F. A. Brockhaus, Leipzig.</w:t>
+        <w:t xml:space="preserve">The Predictive Mind.</w:t>
+      </w:r>
+      <w:r>
+        <w:t xml:space="preserve"> </w:t>
+      </w:r>
+      <w:r>
+        <w:t xml:space="preserve">Oxford University Press.</w:t>
       </w:r>
     </w:p>
     <w:p>
@@ -22416,7 +22703,7 @@
         <w:pStyle w:val="Compact"/>
         <w:numPr>
           <w:ilvl w:val="0"/>
-          <w:numId w:val="1019"/>
+          <w:numId w:val="1020"/>
         </w:numPr>
       </w:pPr>
       <w:r>
@@ -22424,7 +22711,7 @@
           <w:b/>
           <w:bCs/>
         </w:rPr>
-        <w:t xml:space="preserve">Seth, A. K. (2021).</w:t>
+        <w:t xml:space="preserve">Husserl, E. (1928).</w:t>
       </w:r>
       <w:r>
         <w:t xml:space="preserve"> </w:t>
@@ -22434,13 +22721,13 @@
           <w:i/>
           <w:iCs/>
         </w:rPr>
-        <w:t xml:space="preserve">Being You: A New Science of Consciousness.</w:t>
-      </w:r>
-      <w:r>
-        <w:t xml:space="preserve"> </w:t>
-      </w:r>
-      <w:r>
-        <w:t xml:space="preserve">Dutton, Penguin Random House.</w:t>
+        <w:t xml:space="preserve">Vorlesungen zur Phänomenologie des inneren Zeitbewusstseins.</w:t>
+      </w:r>
+      <w:r>
+        <w:t xml:space="preserve"> </w:t>
+      </w:r>
+      <w:r>
+        <w:t xml:space="preserve">Max Niemeyer Verlag, Halle.</w:t>
       </w:r>
     </w:p>
     <w:p>
@@ -22448,7 +22735,7 @@
         <w:pStyle w:val="Compact"/>
         <w:numPr>
           <w:ilvl w:val="0"/>
-          <w:numId w:val="1019"/>
+          <w:numId w:val="1020"/>
         </w:numPr>
       </w:pPr>
       <w:r>
@@ -22456,7 +22743,7 @@
           <w:b/>
           <w:bCs/>
         </w:rPr>
-        <w:t xml:space="preserve">Seth, A. K., &amp; Tsakiris, M. (2018).</w:t>
+        <w:t xml:space="preserve">Jablonka, E., &amp; Lamb, M. J. (2014).</w:t>
       </w:r>
       <w:r>
         <w:t xml:space="preserve"> </w:t>
@@ -22466,13 +22753,13 @@
           <w:i/>
           <w:iCs/>
         </w:rPr>
-        <w:t xml:space="preserve">Being a beast machine: The somatic basis of active inference and consciousness.</w:t>
-      </w:r>
-      <w:r>
-        <w:t xml:space="preserve"> </w:t>
-      </w:r>
-      <w:r>
-        <w:t xml:space="preserve">Trends in Cognitive Sciences, 22(11), 969–981.</w:t>
+        <w:t xml:space="preserve">Evolution in Four Dimensions: Genetic, Epigenetic, Behavioral, and Symbolic Variation.</w:t>
+      </w:r>
+      <w:r>
+        <w:t xml:space="preserve"> </w:t>
+      </w:r>
+      <w:r>
+        <w:t xml:space="preserve">MIT Press.</w:t>
       </w:r>
     </w:p>
     <w:p>
@@ -22480,7 +22767,7 @@
         <w:pStyle w:val="Compact"/>
         <w:numPr>
           <w:ilvl w:val="0"/>
-          <w:numId w:val="1019"/>
+          <w:numId w:val="1020"/>
         </w:numPr>
       </w:pPr>
       <w:r>
@@ -22488,7 +22775,7 @@
           <w:b/>
           <w:bCs/>
         </w:rPr>
-        <w:t xml:space="preserve">Spinoza, B. (1677).</w:t>
+        <w:t xml:space="preserve">James, W. (1890).</w:t>
       </w:r>
       <w:r>
         <w:t xml:space="preserve"> </w:t>
@@ -22498,13 +22785,13 @@
           <w:i/>
           <w:iCs/>
         </w:rPr>
-        <w:t xml:space="preserve">Ethica, ordine geometrico demonstrata.</w:t>
-      </w:r>
-      <w:r>
-        <w:t xml:space="preserve"> </w:t>
-      </w:r>
-      <w:r>
-        <w:t xml:space="preserve">Posthumous Publication.</w:t>
+        <w:t xml:space="preserve">The Principles of Psychology.</w:t>
+      </w:r>
+      <w:r>
+        <w:t xml:space="preserve"> </w:t>
+      </w:r>
+      <w:r>
+        <w:t xml:space="preserve">Henry Holt and Company, New York.</w:t>
       </w:r>
     </w:p>
     <w:p>
@@ -22512,7 +22799,7 @@
         <w:pStyle w:val="Compact"/>
         <w:numPr>
           <w:ilvl w:val="0"/>
-          <w:numId w:val="1019"/>
+          <w:numId w:val="1020"/>
         </w:numPr>
       </w:pPr>
       <w:r>
@@ -22520,7 +22807,7 @@
           <w:b/>
           <w:bCs/>
         </w:rPr>
-        <w:t xml:space="preserve">Tononi, G., Boly, M., Massimini, M., &amp; Koch, C. (2016).</w:t>
+        <w:t xml:space="preserve">Kant, I. (1781).</w:t>
       </w:r>
       <w:r>
         <w:t xml:space="preserve"> </w:t>
@@ -22530,13 +22817,13 @@
           <w:i/>
           <w:iCs/>
         </w:rPr>
-        <w:t xml:space="preserve">Integrated information theory: from consciousness to its physical substrate.</w:t>
-      </w:r>
-      <w:r>
-        <w:t xml:space="preserve"> </w:t>
-      </w:r>
-      <w:r>
-        <w:t xml:space="preserve">Nature Reviews Neuroscience, 17(7), 450–461.</w:t>
+        <w:t xml:space="preserve">Kritik der reinen Vernunft.</w:t>
+      </w:r>
+      <w:r>
+        <w:t xml:space="preserve"> </w:t>
+      </w:r>
+      <w:r>
+        <w:t xml:space="preserve">Johann Friedrich Hartknoch, Riga.</w:t>
       </w:r>
     </w:p>
     <w:p>
@@ -22544,7 +22831,7 @@
         <w:pStyle w:val="Compact"/>
         <w:numPr>
           <w:ilvl w:val="0"/>
-          <w:numId w:val="1019"/>
+          <w:numId w:val="1020"/>
         </w:numPr>
       </w:pPr>
       <w:r>
@@ -22552,7 +22839,7 @@
           <w:b/>
           <w:bCs/>
         </w:rPr>
-        <w:t xml:space="preserve">Tononi, G., Albantakis, L., Boly, M., Massimini, M., &amp; Koch, C. (2023).</w:t>
+        <w:t xml:space="preserve">Kastrup, B. (2019).</w:t>
       </w:r>
       <w:r>
         <w:t xml:space="preserve"> </w:t>
@@ -22562,13 +22849,13 @@
           <w:i/>
           <w:iCs/>
         </w:rPr>
-        <w:t xml:space="preserve">Integrated information theory (IIT) 4.0: Formulating the properties of phenomenal existence in physical terms.</w:t>
-      </w:r>
-      <w:r>
-        <w:t xml:space="preserve"> </w:t>
-      </w:r>
-      <w:r>
-        <w:t xml:space="preserve">PLOS Computational Biology, 19(10), e1011465.</w:t>
+        <w:t xml:space="preserve">The Idea of the World: A Multi-Disciplinary Argument for the Mental Nature of Reality.</w:t>
+      </w:r>
+      <w:r>
+        <w:t xml:space="preserve"> </w:t>
+      </w:r>
+      <w:r>
+        <w:t xml:space="preserve">Iff Books.</w:t>
       </w:r>
     </w:p>
     <w:p>
@@ -22576,7 +22863,7 @@
         <w:pStyle w:val="Compact"/>
         <w:numPr>
           <w:ilvl w:val="0"/>
-          <w:numId w:val="1019"/>
+          <w:numId w:val="1020"/>
         </w:numPr>
       </w:pPr>
       <w:r>
@@ -22584,7 +22871,7 @@
           <w:b/>
           <w:bCs/>
         </w:rPr>
-        <w:t xml:space="preserve">Tschantz, A., Millidge, B., Seth, A. K., &amp; Buckley, C. L. (2020).</w:t>
+        <w:t xml:space="preserve">Kastrup, B. (2021).</w:t>
       </w:r>
       <w:r>
         <w:t xml:space="preserve"> </w:t>
@@ -22594,13 +22881,13 @@
           <w:i/>
           <w:iCs/>
         </w:rPr>
-        <w:t xml:space="preserve">Reinforcement learning through active inference.</w:t>
-      </w:r>
-      <w:r>
-        <w:t xml:space="preserve"> </w:t>
-      </w:r>
-      <w:r>
-        <w:t xml:space="preserve">arXiv preprint arXiv:2002.12636.</w:t>
+        <w:t xml:space="preserve">Science Ideated: The Fall of Matter and the Contours of the Next Mainstream Scientific Worldview.</w:t>
+      </w:r>
+      <w:r>
+        <w:t xml:space="preserve"> </w:t>
+      </w:r>
+      <w:r>
+        <w:t xml:space="preserve">Iff Books.</w:t>
       </w:r>
     </w:p>
     <w:p>
@@ -22608,7 +22895,7 @@
         <w:pStyle w:val="Compact"/>
         <w:numPr>
           <w:ilvl w:val="0"/>
-          <w:numId w:val="1019"/>
+          <w:numId w:val="1020"/>
         </w:numPr>
       </w:pPr>
       <w:r>
@@ -22616,7 +22903,7 @@
           <w:b/>
           <w:bCs/>
         </w:rPr>
-        <w:t xml:space="preserve">Turkheimer, E. (2000).</w:t>
+        <w:t xml:space="preserve">Kastrup, B., &amp; Friston, K. (2020).</w:t>
       </w:r>
       <w:r>
         <w:t xml:space="preserve"> </w:t>
@@ -22626,13 +22913,13 @@
           <w:i/>
           <w:iCs/>
         </w:rPr>
-        <w:t xml:space="preserve">Three Laws of Behavior Genetics and What They Mean.</w:t>
-      </w:r>
-      <w:r>
-        <w:t xml:space="preserve"> </w:t>
-      </w:r>
-      <w:r>
-        <w:t xml:space="preserve">Current Directions in Psychological Science, 9(5), 160–164.</w:t>
+        <w:t xml:space="preserve">An Analytic Idealist Perspective on the Free Energy Principle.</w:t>
+      </w:r>
+      <w:r>
+        <w:t xml:space="preserve"> </w:t>
+      </w:r>
+      <w:r>
+        <w:t xml:space="preserve">Working Treatise.</w:t>
       </w:r>
     </w:p>
     <w:p>
@@ -22640,7 +22927,7 @@
         <w:pStyle w:val="Compact"/>
         <w:numPr>
           <w:ilvl w:val="0"/>
-          <w:numId w:val="1019"/>
+          <w:numId w:val="1020"/>
         </w:numPr>
       </w:pPr>
       <w:r>
@@ -22648,7 +22935,7 @@
           <w:b/>
           <w:bCs/>
         </w:rPr>
-        <w:t xml:space="preserve">Wiese, W. (2018).</w:t>
+        <w:t xml:space="preserve">Levine, J. (1983).</w:t>
       </w:r>
       <w:r>
         <w:t xml:space="preserve"> </w:t>
@@ -22658,13 +22945,13 @@
           <w:i/>
           <w:iCs/>
         </w:rPr>
-        <w:t xml:space="preserve">Experienced Wholes: Unifying Insight into Phenomenal Integration.</w:t>
-      </w:r>
-      <w:r>
-        <w:t xml:space="preserve"> </w:t>
-      </w:r>
-      <w:r>
-        <w:t xml:space="preserve">MIT Press.</w:t>
+        <w:t xml:space="preserve">Materialism and qualia: The explanatory gap.</w:t>
+      </w:r>
+      <w:r>
+        <w:t xml:space="preserve"> </w:t>
+      </w:r>
+      <w:r>
+        <w:t xml:space="preserve">Pacific Philosophical Quarterly, 64(4), 354–361.</w:t>
       </w:r>
     </w:p>
     <w:p>
@@ -22672,7 +22959,758 @@
         <w:pStyle w:val="Compact"/>
         <w:numPr>
           <w:ilvl w:val="0"/>
-          <w:numId w:val="1019"/>
+          <w:numId w:val="1020"/>
+        </w:numPr>
+      </w:pPr>
+      <w:r>
+        <w:rPr>
+          <w:b/>
+          <w:bCs/>
+        </w:rPr>
+        <w:t xml:space="preserve">Metzinger, T. (2003).</w:t>
+      </w:r>
+      <w:r>
+        <w:t xml:space="preserve"> </w:t>
+      </w:r>
+      <w:r>
+        <w:rPr>
+          <w:i/>
+          <w:iCs/>
+        </w:rPr>
+        <w:t xml:space="preserve">Being No One: The Self-Model Theory of Subjectivity.</w:t>
+      </w:r>
+      <w:r>
+        <w:t xml:space="preserve"> </w:t>
+      </w:r>
+      <w:r>
+        <w:t xml:space="preserve">MIT Press, Cambridge, MA.</w:t>
+      </w:r>
+    </w:p>
+    <w:p>
+      <w:pPr>
+        <w:pStyle w:val="Compact"/>
+        <w:numPr>
+          <w:ilvl w:val="0"/>
+          <w:numId w:val="1020"/>
+        </w:numPr>
+      </w:pPr>
+      <w:r>
+        <w:rPr>
+          <w:b/>
+          <w:bCs/>
+        </w:rPr>
+        <w:t xml:space="preserve">Metzinger, T. (2009).</w:t>
+      </w:r>
+      <w:r>
+        <w:t xml:space="preserve"> </w:t>
+      </w:r>
+      <w:r>
+        <w:rPr>
+          <w:i/>
+          <w:iCs/>
+        </w:rPr>
+        <w:t xml:space="preserve">The Ego Tunnel: The Science of the Mind and the Myth of the Self.</w:t>
+      </w:r>
+      <w:r>
+        <w:t xml:space="preserve"> </w:t>
+      </w:r>
+      <w:r>
+        <w:t xml:space="preserve">Basic Books, New York.</w:t>
+      </w:r>
+    </w:p>
+    <w:p>
+      <w:pPr>
+        <w:pStyle w:val="Compact"/>
+        <w:numPr>
+          <w:ilvl w:val="0"/>
+          <w:numId w:val="1020"/>
+        </w:numPr>
+      </w:pPr>
+      <w:r>
+        <w:rPr>
+          <w:b/>
+          <w:bCs/>
+        </w:rPr>
+        <w:t xml:space="preserve">Metzinger, T. (2024).</w:t>
+      </w:r>
+      <w:r>
+        <w:t xml:space="preserve"> </w:t>
+      </w:r>
+      <w:r>
+        <w:rPr>
+          <w:i/>
+          <w:iCs/>
+        </w:rPr>
+        <w:t xml:space="preserve">The Elephant and the Blind: The Experience of Pure Consciousness.</w:t>
+      </w:r>
+      <w:r>
+        <w:t xml:space="preserve"> </w:t>
+      </w:r>
+      <w:r>
+        <w:t xml:space="preserve">MIT Press, Cambridge, MA.</w:t>
+      </w:r>
+    </w:p>
+    <w:p>
+      <w:pPr>
+        <w:pStyle w:val="Compact"/>
+        <w:numPr>
+          <w:ilvl w:val="0"/>
+          <w:numId w:val="1020"/>
+        </w:numPr>
+      </w:pPr>
+      <w:r>
+        <w:rPr>
+          <w:b/>
+          <w:bCs/>
+        </w:rPr>
+        <w:t xml:space="preserve">Monod, J. (1970).</w:t>
+      </w:r>
+      <w:r>
+        <w:t xml:space="preserve"> </w:t>
+      </w:r>
+      <w:r>
+        <w:rPr>
+          <w:i/>
+          <w:iCs/>
+        </w:rPr>
+        <w:t xml:space="preserve">Le Hasard et la Nécessité: Essai sur la philosophie naturelle de la biologie moderne.</w:t>
+      </w:r>
+      <w:r>
+        <w:t xml:space="preserve"> </w:t>
+      </w:r>
+      <w:r>
+        <w:t xml:space="preserve">Éditions du Seuil, Paris.</w:t>
+      </w:r>
+    </w:p>
+    <w:p>
+      <w:pPr>
+        <w:pStyle w:val="Compact"/>
+        <w:numPr>
+          <w:ilvl w:val="0"/>
+          <w:numId w:val="1020"/>
+        </w:numPr>
+      </w:pPr>
+      <w:r>
+        <w:rPr>
+          <w:b/>
+          <w:bCs/>
+        </w:rPr>
+        <w:t xml:space="preserve">Panksepp, J. (1998).</w:t>
+      </w:r>
+      <w:r>
+        <w:t xml:space="preserve"> </w:t>
+      </w:r>
+      <w:r>
+        <w:rPr>
+          <w:i/>
+          <w:iCs/>
+        </w:rPr>
+        <w:t xml:space="preserve">Affective Neuroscience: The Foundations of Human and Animal Emotions.</w:t>
+      </w:r>
+      <w:r>
+        <w:t xml:space="preserve"> </w:t>
+      </w:r>
+      <w:r>
+        <w:t xml:space="preserve">Oxford University Press.</w:t>
+      </w:r>
+    </w:p>
+    <w:p>
+      <w:pPr>
+        <w:pStyle w:val="Compact"/>
+        <w:numPr>
+          <w:ilvl w:val="0"/>
+          <w:numId w:val="1020"/>
+        </w:numPr>
+      </w:pPr>
+      <w:r>
+        <w:rPr>
+          <w:b/>
+          <w:bCs/>
+        </w:rPr>
+        <w:t xml:space="preserve">Parr, T., &amp; Friston, K. J. (2018).</w:t>
+      </w:r>
+      <w:r>
+        <w:t xml:space="preserve"> </w:t>
+      </w:r>
+      <w:r>
+        <w:rPr>
+          <w:i/>
+          <w:iCs/>
+        </w:rPr>
+        <w:t xml:space="preserve">The anatomy of choice: active inference and agency.</w:t>
+      </w:r>
+      <w:r>
+        <w:t xml:space="preserve"> </w:t>
+      </w:r>
+      <w:r>
+        <w:t xml:space="preserve">Cognitive Neuroscience, 9(1-2), 11–27.</w:t>
+      </w:r>
+    </w:p>
+    <w:p>
+      <w:pPr>
+        <w:pStyle w:val="Compact"/>
+        <w:numPr>
+          <w:ilvl w:val="0"/>
+          <w:numId w:val="1020"/>
+        </w:numPr>
+      </w:pPr>
+      <w:r>
+        <w:rPr>
+          <w:b/>
+          <w:bCs/>
+        </w:rPr>
+        <w:t xml:space="preserve">Parr, T., Pezzulo, G., &amp; Friston, K. J. (2022).</w:t>
+      </w:r>
+      <w:r>
+        <w:t xml:space="preserve"> </w:t>
+      </w:r>
+      <w:r>
+        <w:rPr>
+          <w:i/>
+          <w:iCs/>
+        </w:rPr>
+        <w:t xml:space="preserve">Active Inference: The Free Energy Principle in Mind, Brain, and Behavior.</w:t>
+      </w:r>
+      <w:r>
+        <w:t xml:space="preserve"> </w:t>
+      </w:r>
+      <w:r>
+        <w:t xml:space="preserve">MIT Press, Cambridge, MA.</w:t>
+      </w:r>
+    </w:p>
+    <w:p>
+      <w:pPr>
+        <w:pStyle w:val="Compact"/>
+        <w:numPr>
+          <w:ilvl w:val="0"/>
+          <w:numId w:val="1020"/>
+        </w:numPr>
+      </w:pPr>
+      <w:r>
+        <w:rPr>
+          <w:b/>
+          <w:bCs/>
+        </w:rPr>
+        <w:t xml:space="preserve">Plomin, R., DeFries, J. C., Knopik, V. S., &amp; Neiderhiser, J. M. (2016).</w:t>
+      </w:r>
+      <w:r>
+        <w:t xml:space="preserve"> </w:t>
+      </w:r>
+      <w:r>
+        <w:rPr>
+          <w:i/>
+          <w:iCs/>
+        </w:rPr>
+        <w:t xml:space="preserve">Top 10 Replicated Findings From Behavioral Genetics.</w:t>
+      </w:r>
+      <w:r>
+        <w:t xml:space="preserve"> </w:t>
+      </w:r>
+      <w:r>
+        <w:t xml:space="preserve">Perspectives on Psychological Science, 11(1), 3–23.</w:t>
+      </w:r>
+    </w:p>
+    <w:p>
+      <w:pPr>
+        <w:pStyle w:val="Compact"/>
+        <w:numPr>
+          <w:ilvl w:val="0"/>
+          <w:numId w:val="1020"/>
+        </w:numPr>
+      </w:pPr>
+      <w:r>
+        <w:rPr>
+          <w:b/>
+          <w:bCs/>
+        </w:rPr>
+        <w:t xml:space="preserve">Riebl, T. (2026).</w:t>
+      </w:r>
+      <w:r>
+        <w:t xml:space="preserve"> </w:t>
+      </w:r>
+      <w:r>
+        <w:rPr>
+          <w:i/>
+          <w:iCs/>
+        </w:rPr>
+        <w:t xml:space="preserve">The Conative-Integrative Framework (CIF): How Active Inference Networks, Integrated Information (</w:t>
+      </w:r>
+      <m:oMath>
+        <m:r>
+          <m:rPr>
+            <m:sty m:val="p"/>
+          </m:rPr>
+          <m:t>Φ</m:t>
+        </m:r>
+      </m:oMath>
+      <w:r>
+        <w:rPr>
+          <w:i/>
+          <w:iCs/>
+        </w:rPr>
+        <w:t xml:space="preserve">), and the 6th Axiom Fit Together to Unite Analytic Idealism, the Free Energy Principle, and Consciousness.</w:t>
+      </w:r>
+      <w:r>
+        <w:t xml:space="preserve"> </w:t>
+      </w:r>
+      <w:r>
+        <w:t xml:space="preserve">Master Monograph, Luxembourg.</w:t>
+      </w:r>
+    </w:p>
+    <w:p>
+      <w:pPr>
+        <w:pStyle w:val="Compact"/>
+        <w:numPr>
+          <w:ilvl w:val="0"/>
+          <w:numId w:val="1020"/>
+        </w:numPr>
+      </w:pPr>
+      <w:r>
+        <w:rPr>
+          <w:b/>
+          <w:bCs/>
+        </w:rPr>
+        <w:t xml:space="preserve">Riebl, T. (2026).</w:t>
+      </w:r>
+      <w:r>
+        <w:t xml:space="preserve"> </w:t>
+      </w:r>
+      <w:r>
+        <w:rPr>
+          <w:i/>
+          <w:iCs/>
+        </w:rPr>
+        <w:t xml:space="preserve">The Composition of the Soul: The 6-Layer Ontogenetic Architecture of the Dissociated Mind.</w:t>
+      </w:r>
+      <w:r>
+        <w:t xml:space="preserve"> </w:t>
+      </w:r>
+      <w:r>
+        <w:t xml:space="preserve">Luxembourg.</w:t>
+      </w:r>
+    </w:p>
+    <w:p>
+      <w:pPr>
+        <w:pStyle w:val="Compact"/>
+        <w:numPr>
+          <w:ilvl w:val="0"/>
+          <w:numId w:val="1020"/>
+        </w:numPr>
+      </w:pPr>
+      <w:r>
+        <w:rPr>
+          <w:b/>
+          <w:bCs/>
+        </w:rPr>
+        <w:t xml:space="preserve">Riebl, T. (2026).</w:t>
+      </w:r>
+      <w:r>
+        <w:t xml:space="preserve"> </w:t>
+      </w:r>
+      <w:r>
+        <w:rPr>
+          <w:i/>
+          <w:iCs/>
+        </w:rPr>
+        <w:t xml:space="preserve">The Temporal Mechanics of Consciousness: The Specious Present, Deep Temporal Active Inference, and the Anti-Entropic Arrow of Mind.</w:t>
+      </w:r>
+      <w:r>
+        <w:t xml:space="preserve"> </w:t>
+      </w:r>
+      <w:r>
+        <w:t xml:space="preserve">Luxembourg.</w:t>
+      </w:r>
+    </w:p>
+    <w:p>
+      <w:pPr>
+        <w:pStyle w:val="Compact"/>
+        <w:numPr>
+          <w:ilvl w:val="0"/>
+          <w:numId w:val="1020"/>
+        </w:numPr>
+      </w:pPr>
+      <w:r>
+        <w:rPr>
+          <w:b/>
+          <w:bCs/>
+        </w:rPr>
+        <w:t xml:space="preserve">Roth, G. (2003).</w:t>
+      </w:r>
+      <w:r>
+        <w:t xml:space="preserve"> </w:t>
+      </w:r>
+      <w:r>
+        <w:rPr>
+          <w:i/>
+          <w:iCs/>
+        </w:rPr>
+        <w:t xml:space="preserve">Aus Sicht des Gehirns.</w:t>
+      </w:r>
+      <w:r>
+        <w:t xml:space="preserve"> </w:t>
+      </w:r>
+      <w:r>
+        <w:t xml:space="preserve">Suhrkamp Verlag, Frankfurt am Main.</w:t>
+      </w:r>
+    </w:p>
+    <w:p>
+      <w:pPr>
+        <w:pStyle w:val="Compact"/>
+        <w:numPr>
+          <w:ilvl w:val="0"/>
+          <w:numId w:val="1020"/>
+        </w:numPr>
+      </w:pPr>
+      <w:r>
+        <w:rPr>
+          <w:b/>
+          <w:bCs/>
+        </w:rPr>
+        <w:t xml:space="preserve">Roth, G. (2021).</w:t>
+      </w:r>
+      <w:r>
+        <w:t xml:space="preserve"> </w:t>
+      </w:r>
+      <w:r>
+        <w:rPr>
+          <w:i/>
+          <w:iCs/>
+        </w:rPr>
+        <w:t xml:space="preserve">Wie das Gehirn die Seele macht: Emotionen, Bewusstsein, Unbewusstes.</w:t>
+      </w:r>
+      <w:r>
+        <w:t xml:space="preserve"> </w:t>
+      </w:r>
+      <w:r>
+        <w:t xml:space="preserve">Klett-Cotta, Stuttgart.</w:t>
+      </w:r>
+    </w:p>
+    <w:p>
+      <w:pPr>
+        <w:pStyle w:val="Compact"/>
+        <w:numPr>
+          <w:ilvl w:val="0"/>
+          <w:numId w:val="1020"/>
+        </w:numPr>
+      </w:pPr>
+      <w:r>
+        <w:rPr>
+          <w:b/>
+          <w:bCs/>
+        </w:rPr>
+        <w:t xml:space="preserve">Safron, A. (2020).</w:t>
+      </w:r>
+      <w:r>
+        <w:t xml:space="preserve"> </w:t>
+      </w:r>
+      <w:r>
+        <w:rPr>
+          <w:i/>
+          <w:iCs/>
+        </w:rPr>
+        <w:t xml:space="preserve">An Integrated World Modeling Theory (IWMT) of Consciousness.</w:t>
+      </w:r>
+      <w:r>
+        <w:t xml:space="preserve"> </w:t>
+      </w:r>
+      <w:r>
+        <w:t xml:space="preserve">Frontiers in Artificial Intelligence, 3, 30.</w:t>
+      </w:r>
+    </w:p>
+    <w:p>
+      <w:pPr>
+        <w:pStyle w:val="Compact"/>
+        <w:numPr>
+          <w:ilvl w:val="0"/>
+          <w:numId w:val="1020"/>
+        </w:numPr>
+      </w:pPr>
+      <w:r>
+        <w:rPr>
+          <w:b/>
+          <w:bCs/>
+        </w:rPr>
+        <w:t xml:space="preserve">Schopenhauer, A. (1819/1844).</w:t>
+      </w:r>
+      <w:r>
+        <w:t xml:space="preserve"> </w:t>
+      </w:r>
+      <w:r>
+        <w:rPr>
+          <w:i/>
+          <w:iCs/>
+        </w:rPr>
+        <w:t xml:space="preserve">Die Welt als Wille und Vorstellung.</w:t>
+      </w:r>
+      <w:r>
+        <w:t xml:space="preserve"> </w:t>
+      </w:r>
+      <w:r>
+        <w:t xml:space="preserve">F. A. Brockhaus, Leipzig.</w:t>
+      </w:r>
+    </w:p>
+    <w:p>
+      <w:pPr>
+        <w:pStyle w:val="Compact"/>
+        <w:numPr>
+          <w:ilvl w:val="0"/>
+          <w:numId w:val="1020"/>
+        </w:numPr>
+      </w:pPr>
+      <w:r>
+        <w:rPr>
+          <w:b/>
+          <w:bCs/>
+        </w:rPr>
+        <w:t xml:space="preserve">Seth, A. K. (2021).</w:t>
+      </w:r>
+      <w:r>
+        <w:t xml:space="preserve"> </w:t>
+      </w:r>
+      <w:r>
+        <w:rPr>
+          <w:i/>
+          <w:iCs/>
+        </w:rPr>
+        <w:t xml:space="preserve">Being You: A New Science of Consciousness.</w:t>
+      </w:r>
+      <w:r>
+        <w:t xml:space="preserve"> </w:t>
+      </w:r>
+      <w:r>
+        <w:t xml:space="preserve">Dutton, Penguin Random House.</w:t>
+      </w:r>
+    </w:p>
+    <w:p>
+      <w:pPr>
+        <w:pStyle w:val="Compact"/>
+        <w:numPr>
+          <w:ilvl w:val="0"/>
+          <w:numId w:val="1020"/>
+        </w:numPr>
+      </w:pPr>
+      <w:r>
+        <w:rPr>
+          <w:b/>
+          <w:bCs/>
+        </w:rPr>
+        <w:t xml:space="preserve">Seth, A. K., &amp; Tsakiris, M. (2018).</w:t>
+      </w:r>
+      <w:r>
+        <w:t xml:space="preserve"> </w:t>
+      </w:r>
+      <w:r>
+        <w:rPr>
+          <w:i/>
+          <w:iCs/>
+        </w:rPr>
+        <w:t xml:space="preserve">Being a beast machine: The somatic basis of active inference and consciousness.</w:t>
+      </w:r>
+      <w:r>
+        <w:t xml:space="preserve"> </w:t>
+      </w:r>
+      <w:r>
+        <w:t xml:space="preserve">Trends in Cognitive Sciences, 22(11), 969–981.</w:t>
+      </w:r>
+    </w:p>
+    <w:p>
+      <w:pPr>
+        <w:pStyle w:val="Compact"/>
+        <w:numPr>
+          <w:ilvl w:val="0"/>
+          <w:numId w:val="1020"/>
+        </w:numPr>
+      </w:pPr>
+      <w:r>
+        <w:rPr>
+          <w:b/>
+          <w:bCs/>
+        </w:rPr>
+        <w:t xml:space="preserve">Spinoza, B. (1677).</w:t>
+      </w:r>
+      <w:r>
+        <w:t xml:space="preserve"> </w:t>
+      </w:r>
+      <w:r>
+        <w:rPr>
+          <w:i/>
+          <w:iCs/>
+        </w:rPr>
+        <w:t xml:space="preserve">Ethica, ordine geometrico demonstrata.</w:t>
+      </w:r>
+      <w:r>
+        <w:t xml:space="preserve"> </w:t>
+      </w:r>
+      <w:r>
+        <w:t xml:space="preserve">Posthumous Publication.</w:t>
+      </w:r>
+    </w:p>
+    <w:p>
+      <w:pPr>
+        <w:pStyle w:val="Compact"/>
+        <w:numPr>
+          <w:ilvl w:val="0"/>
+          <w:numId w:val="1020"/>
+        </w:numPr>
+      </w:pPr>
+      <w:r>
+        <w:rPr>
+          <w:b/>
+          <w:bCs/>
+        </w:rPr>
+        <w:t xml:space="preserve">Tononi, G., Boly, M., Massimini, M., &amp; Koch, C. (2016).</w:t>
+      </w:r>
+      <w:r>
+        <w:t xml:space="preserve"> </w:t>
+      </w:r>
+      <w:r>
+        <w:rPr>
+          <w:i/>
+          <w:iCs/>
+        </w:rPr>
+        <w:t xml:space="preserve">Integrated information theory: from consciousness to its physical substrate.</w:t>
+      </w:r>
+      <w:r>
+        <w:t xml:space="preserve"> </w:t>
+      </w:r>
+      <w:r>
+        <w:t xml:space="preserve">Nature Reviews Neuroscience, 17(7), 450–461.</w:t>
+      </w:r>
+    </w:p>
+    <w:p>
+      <w:pPr>
+        <w:pStyle w:val="Compact"/>
+        <w:numPr>
+          <w:ilvl w:val="0"/>
+          <w:numId w:val="1020"/>
+        </w:numPr>
+      </w:pPr>
+      <w:r>
+        <w:rPr>
+          <w:b/>
+          <w:bCs/>
+        </w:rPr>
+        <w:t xml:space="preserve">Tononi, G., Albantakis, L., Boly, M., Massimini, M., &amp; Koch, C. (2023).</w:t>
+      </w:r>
+      <w:r>
+        <w:t xml:space="preserve"> </w:t>
+      </w:r>
+      <w:r>
+        <w:rPr>
+          <w:i/>
+          <w:iCs/>
+        </w:rPr>
+        <w:t xml:space="preserve">Integrated information theory (IIT) 4.0: Formulating the properties of phenomenal existence in physical terms.</w:t>
+      </w:r>
+      <w:r>
+        <w:t xml:space="preserve"> </w:t>
+      </w:r>
+      <w:r>
+        <w:t xml:space="preserve">PLOS Computational Biology, 19(10), e1011465.</w:t>
+      </w:r>
+    </w:p>
+    <w:p>
+      <w:pPr>
+        <w:pStyle w:val="Compact"/>
+        <w:numPr>
+          <w:ilvl w:val="0"/>
+          <w:numId w:val="1020"/>
+        </w:numPr>
+      </w:pPr>
+      <w:r>
+        <w:rPr>
+          <w:b/>
+          <w:bCs/>
+        </w:rPr>
+        <w:t xml:space="preserve">Tschantz, A., Millidge, B., Seth, A. K., &amp; Buckley, C. L. (2020).</w:t>
+      </w:r>
+      <w:r>
+        <w:t xml:space="preserve"> </w:t>
+      </w:r>
+      <w:r>
+        <w:rPr>
+          <w:i/>
+          <w:iCs/>
+        </w:rPr>
+        <w:t xml:space="preserve">Reinforcement learning through active inference.</w:t>
+      </w:r>
+      <w:r>
+        <w:t xml:space="preserve"> </w:t>
+      </w:r>
+      <w:r>
+        <w:t xml:space="preserve">arXiv preprint arXiv:2002.12636.</w:t>
+      </w:r>
+    </w:p>
+    <w:p>
+      <w:pPr>
+        <w:pStyle w:val="Compact"/>
+        <w:numPr>
+          <w:ilvl w:val="0"/>
+          <w:numId w:val="1020"/>
+        </w:numPr>
+      </w:pPr>
+      <w:r>
+        <w:rPr>
+          <w:b/>
+          <w:bCs/>
+        </w:rPr>
+        <w:t xml:space="preserve">Turkheimer, E. (2000).</w:t>
+      </w:r>
+      <w:r>
+        <w:t xml:space="preserve"> </w:t>
+      </w:r>
+      <w:r>
+        <w:rPr>
+          <w:i/>
+          <w:iCs/>
+        </w:rPr>
+        <w:t xml:space="preserve">Three Laws of Behavior Genetics and What They Mean.</w:t>
+      </w:r>
+      <w:r>
+        <w:t xml:space="preserve"> </w:t>
+      </w:r>
+      <w:r>
+        <w:t xml:space="preserve">Current Directions in Psychological Science, 9(5), 160–164.</w:t>
+      </w:r>
+    </w:p>
+    <w:p>
+      <w:pPr>
+        <w:pStyle w:val="Compact"/>
+        <w:numPr>
+          <w:ilvl w:val="0"/>
+          <w:numId w:val="1020"/>
+        </w:numPr>
+      </w:pPr>
+      <w:r>
+        <w:rPr>
+          <w:b/>
+          <w:bCs/>
+        </w:rPr>
+        <w:t xml:space="preserve">Wiese, W. (2018).</w:t>
+      </w:r>
+      <w:r>
+        <w:t xml:space="preserve"> </w:t>
+      </w:r>
+      <w:r>
+        <w:rPr>
+          <w:i/>
+          <w:iCs/>
+        </w:rPr>
+        <w:t xml:space="preserve">Experienced Wholes: Unifying Insight into Phenomenal Integration.</w:t>
+      </w:r>
+      <w:r>
+        <w:t xml:space="preserve"> </w:t>
+      </w:r>
+      <w:r>
+        <w:t xml:space="preserve">MIT Press.</w:t>
+      </w:r>
+    </w:p>
+    <w:p>
+      <w:pPr>
+        <w:pStyle w:val="Compact"/>
+        <w:numPr>
+          <w:ilvl w:val="0"/>
+          <w:numId w:val="1020"/>
         </w:numPr>
       </w:pPr>
       <w:r>
@@ -22706,8 +23744,8 @@
         </w:pict>
       </w:r>
     </w:p>
-    <w:bookmarkEnd w:id="82"/>
-    <w:bookmarkStart w:id="83" w:name="tool-attribution-colophon"/>
+    <w:bookmarkEnd w:id="83"/>
+    <w:bookmarkStart w:id="84" w:name="tool-attribution-colophon"/>
     <w:p>
       <w:pPr>
         <w:pStyle w:val="Heading2"/>
@@ -22835,8 +23873,8 @@
         <w:t xml:space="preserve">(September 2026).</w:t>
       </w:r>
     </w:p>
-    <w:bookmarkEnd w:id="83"/>
     <w:bookmarkEnd w:id="84"/>
+    <w:bookmarkEnd w:id="85"/>
     <w:sectPr>
       <w:footnotePr>
         <w:numRestart w:val="eachSect"/>
@@ -23762,6 +24800,9 @@
     <w:abstractNumId w:val="991"/>
   </w:num>
   <w:num w:numId="1019">
+    <w:abstractNumId w:val="991"/>
+  </w:num>
+  <w:num w:numId="1020">
     <w:abstractNumId w:val="99411"/>
     <w:lvlOverride w:ilvl="0">
       <w:startOverride w:val="1"/>

--- a/docs/The_Conative_Integrative_Framework_Book_Thomas_Riebl_EN_6x9.docx
+++ b/docs/The_Conative_Integrative_Framework_Book_Thomas_Riebl_EN_6x9.docx
@@ -72,11 +72,6 @@
     <w:p>
       <w:pPr>
         <w:pStyle w:val="FirstParagraph"/>
-      </w:pPr>
-    </w:p>
-    <w:p>
-      <w:pPr>
-        <w:pStyle w:val="BodyText"/>
       </w:pPr>
       <w:r>
         <w:rPr>

--- a/docs/The_Conative_Integrative_Framework_Book_Thomas_Riebl_EN_6x9.docx
+++ b/docs/The_Conative_Integrative_Framework_Book_Thomas_Riebl_EN_6x9.docx
@@ -17629,7 +17629,7 @@
     <w:bookmarkEnd w:id="73"/>
     <w:bookmarkEnd w:id="74"/>
     <w:bookmarkEnd w:id="75"/>
-    <w:bookmarkStart w:id="85" w:name="X7675127ffb4ba549054e43433f1590e220287b6"/>
+    <w:bookmarkStart w:id="97" w:name="X7675127ffb4ba549054e43433f1590e220287b6"/>
     <w:p>
       <w:pPr>
         <w:pStyle w:val="Heading1"/>
@@ -21134,13 +21134,21 @@
       </w:r>
     </w:p>
     <w:bookmarkEnd w:id="81"/>
-    <w:bookmarkStart w:id="82" w:name="Xfe72431e94899bc0cb86ba65c5ee012c4d2055e"/>
+    <w:bookmarkStart w:id="93" w:name="Xfd9a84cdf696d42a5c4d188071a82e4ae671df4"/>
     <w:p>
       <w:pPr>
         <w:pStyle w:val="Heading2"/>
       </w:pPr>
       <w:r>
-        <w:t xml:space="preserve">Appendix C: Alphabetical Glossary of Technical Terms</w:t>
+        <w:t xml:space="preserve">Appendix C: Open Science, Git Repository &amp; Computational Reproducibility</w:t>
+      </w:r>
+    </w:p>
+    <w:p>
+      <w:pPr>
+        <w:pStyle w:val="FirstParagraph"/>
+      </w:pPr>
+      <w:r>
+        <w:t xml:space="preserve">In alignment with the highest standards of open, transparent, and reproducible science, all simulation source codes, interactive Jupyter Notebooks, foundational treatises, and high-resolution publication assets accompanying this monograph are hosted publicly on GitHub:</w:t>
       </w:r>
     </w:p>
     <w:p>
@@ -21156,24 +21164,36 @@
           <w:b/>
           <w:bCs/>
         </w:rPr>
-        <w:t xml:space="preserve">Active Inference:</w:t>
-      </w:r>
-      <w:r>
-        <w:t xml:space="preserve"> </w:t>
-      </w:r>
-      <w:r>
-        <w:t xml:space="preserve">The normative mathematical framework in theoretical neurobiology stating that living organisms preserve homeostatic existence by executing actions to minimize Expected Free Energy (</w:t>
-      </w:r>
-      <m:oMath>
-        <m:r>
-          <m:rPr>
-            <m:sty m:val="b"/>
-          </m:rPr>
-          <m:t>G</m:t>
-        </m:r>
-      </m:oMath>
-      <w:r>
-        <w:t xml:space="preserve">), bringing sensory observations into alignment with prior preferences.</w:t>
+        <w:t xml:space="preserve">Primary Project Repository:</w:t>
+      </w:r>
+      <w:r>
+        <w:br/>
+      </w:r>
+      <w:hyperlink r:id="rId82">
+        <w:r>
+          <w:rPr>
+            <w:rStyle w:val="Hyperlink"/>
+          </w:rPr>
+          <w:t xml:space="preserve">https://github.com/Thriebl/active-inference-phi-network</w:t>
+        </w:r>
+      </w:hyperlink>
+    </w:p>
+    <w:bookmarkStart w:id="86" w:name="X0afae7504dac5bd24afe4754abdb170c2d5d6d6"/>
+    <w:p>
+      <w:pPr>
+        <w:pStyle w:val="Heading3"/>
+      </w:pPr>
+      <w:r>
+        <w:t xml:space="preserve">1. Interactive Simulation Notebooks (</w:t>
+      </w:r>
+      <w:r>
+        <w:rPr>
+          <w:rStyle w:val="VerbatimChar"/>
+        </w:rPr>
+        <w:t xml:space="preserve">notebooks/</w:t>
+      </w:r>
+      <w:r>
+        <w:t xml:space="preserve">):</w:t>
       </w:r>
     </w:p>
     <w:p>
@@ -21181,7 +21201,7 @@
         <w:pStyle w:val="Compact"/>
         <w:numPr>
           <w:ilvl w:val="0"/>
-          <w:numId w:val="1019"/>
+          <w:numId w:val="1020"/>
         </w:numPr>
       </w:pPr>
       <w:r>
@@ -21189,13 +21209,65 @@
           <w:b/>
           <w:bCs/>
         </w:rPr>
-        <w:t xml:space="preserve">Alter (Dissociated Center of Mind):</w:t>
-      </w:r>
-      <w:r>
-        <w:t xml:space="preserve"> </w:t>
-      </w:r>
-      <w:r>
-        <w:t xml:space="preserve">In Analytic Idealism, an individual living organism formed through the topological dissociation of Mind-at-Large, demarcated by a statistical Markov Blanket.</w:t>
+        <w:t xml:space="preserve">Recurrent</w:t>
+      </w:r>
+      <w:r>
+        <w:rPr>
+          <w:b/>
+          <w:bCs/>
+        </w:rPr>
+        <w:t xml:space="preserve"> </w:t>
+      </w:r>
+      <m:oMath>
+        <m:r>
+          <m:rPr>
+            <m:sty m:val="p"/>
+          </m:rPr>
+          <m:t>Φ</m:t>
+        </m:r>
+      </m:oMath>
+      <w:r>
+        <w:rPr>
+          <w:b/>
+          <w:bCs/>
+        </w:rPr>
+        <w:t xml:space="preserve">-Maximization Network:</w:t>
+      </w:r>
+      <w:r>
+        <w:br/>
+      </w:r>
+      <w:hyperlink r:id="rId83">
+        <w:r>
+          <w:rPr>
+            <w:rStyle w:val="VerbatimChar"/>
+          </w:rPr>
+          <w:t xml:space="preserve">Active_Inference_Phi_Maximization_Network.ipynb</w:t>
+        </w:r>
+      </w:hyperlink>
+      <w:r>
+        <w:br/>
+      </w:r>
+      <w:r>
+        <w:rPr>
+          <w:i/>
+          <w:iCs/>
+        </w:rPr>
+        <w:t xml:space="preserve">Simulates active inference agent arrays self-organizing at the Edge of Chaos (Criticality) to maximize Integrated Information (</w:t>
+      </w:r>
+      <m:oMath>
+        <m:r>
+          <m:rPr>
+            <m:sty m:val="p"/>
+          </m:rPr>
+          <m:t>Φ</m:t>
+        </m:r>
+      </m:oMath>
+      <w:r>
+        <w:rPr>
+          <w:i/>
+          <w:iCs/>
+        </w:rPr>
+        <w:t xml:space="preserve">).</w:t>
       </w:r>
     </w:p>
     <w:p>
@@ -21203,7 +21275,7 @@
         <w:pStyle w:val="Compact"/>
         <w:numPr>
           <w:ilvl w:val="0"/>
-          <w:numId w:val="1019"/>
+          <w:numId w:val="1020"/>
         </w:numPr>
       </w:pPr>
       <w:r>
@@ -21211,23 +21283,157 @@
           <w:b/>
           <w:bCs/>
         </w:rPr>
-        <w:t xml:space="preserve">Analytic Idealism:</w:t>
-      </w:r>
-      <w:r>
-        <w:t xml:space="preserve"> </w:t>
-      </w:r>
-      <w:r>
-        <w:t xml:space="preserve">The non-dual, parsimonious monistic ontology (formulated by Bernardo Kastrup) asserting that reality in its essence is experiential (</w:t>
+        <w:t xml:space="preserve">Modular Network Scaling (</w:t>
+      </w:r>
+      <m:oMath>
+        <m:r>
+          <m:rPr>
+            <m:sty m:val="p"/>
+          </m:rPr>
+          <m:t>Φ</m:t>
+        </m:r>
+        <m:r>
+          <m:rPr>
+            <m:sty m:val="p"/>
+          </m:rPr>
+          <m:t>(</m:t>
+        </m:r>
+        <m:r>
+          <m:t>N</m:t>
+        </m:r>
+        <m:r>
+          <m:rPr>
+            <m:sty m:val="p"/>
+          </m:rPr>
+          <m:t>)</m:t>
+        </m:r>
+      </m:oMath>
+      <w:r>
+        <w:rPr>
+          <w:b/>
+          <w:bCs/>
+        </w:rPr>
+        <w:t xml:space="preserve">):</w:t>
+      </w:r>
+      <w:r>
+        <w:br/>
+      </w:r>
+      <w:hyperlink r:id="rId84">
+        <w:r>
+          <w:rPr>
+            <w:rStyle w:val="VerbatimChar"/>
+          </w:rPr>
+          <w:t xml:space="preserve">Active_Inference_Expanding_Network_Phi_Scaling.ipynb</w:t>
+        </w:r>
+      </w:hyperlink>
+      <w:r>
+        <w:br/>
       </w:r>
       <w:r>
         <w:rPr>
           <w:i/>
           <w:iCs/>
         </w:rPr>
-        <w:t xml:space="preserve">Mind-at-Large</w:t>
-      </w:r>
-      <w:r>
-        <w:t xml:space="preserve">), and inanimate physical matter is the extrinsic appearance of universal mental processes observed across a boundary.</w:t>
+        <w:t xml:space="preserve">Simulates dynamic modular network expansion from</w:t>
+      </w:r>
+      <w:r>
+        <w:rPr>
+          <w:i/>
+          <w:iCs/>
+        </w:rPr>
+        <w:t xml:space="preserve"> </w:t>
+      </w:r>
+      <m:oMath>
+        <m:r>
+          <m:t>N</m:t>
+        </m:r>
+        <m:r>
+          <m:rPr>
+            <m:sty m:val="p"/>
+          </m:rPr>
+          <m:t>=</m:t>
+        </m:r>
+        <m:r>
+          <m:t>4</m:t>
+        </m:r>
+      </m:oMath>
+      <w:r>
+        <w:rPr>
+          <w:i/>
+          <w:iCs/>
+        </w:rPr>
+        <w:t xml:space="preserve"> </w:t>
+      </w:r>
+      <w:r>
+        <w:rPr>
+          <w:i/>
+          <w:iCs/>
+        </w:rPr>
+        <w:t xml:space="preserve">to</w:t>
+      </w:r>
+      <w:r>
+        <w:rPr>
+          <w:i/>
+          <w:iCs/>
+        </w:rPr>
+        <w:t xml:space="preserve"> </w:t>
+      </w:r>
+      <m:oMath>
+        <m:r>
+          <m:t>N</m:t>
+        </m:r>
+        <m:r>
+          <m:rPr>
+            <m:sty m:val="p"/>
+          </m:rPr>
+          <m:t>=</m:t>
+        </m:r>
+        <m:r>
+          <m:t>12</m:t>
+        </m:r>
+      </m:oMath>
+      <w:r>
+        <w:rPr>
+          <w:i/>
+          <w:iCs/>
+        </w:rPr>
+        <w:t xml:space="preserve"> </w:t>
+      </w:r>
+      <w:r>
+        <w:rPr>
+          <w:i/>
+          <w:iCs/>
+        </w:rPr>
+        <w:t xml:space="preserve">nodes, demonstrating superlinear</w:t>
+      </w:r>
+      <w:r>
+        <w:rPr>
+          <w:i/>
+          <w:iCs/>
+        </w:rPr>
+        <w:t xml:space="preserve"> </w:t>
+      </w:r>
+      <m:oMath>
+        <m:r>
+          <m:rPr>
+            <m:sty m:val="p"/>
+          </m:rPr>
+          <m:t>Φ</m:t>
+        </m:r>
+      </m:oMath>
+      <w:r>
+        <w:rPr>
+          <w:i/>
+          <w:iCs/>
+        </w:rPr>
+        <w:t xml:space="preserve"> </w:t>
+      </w:r>
+      <w:r>
+        <w:rPr>
+          <w:i/>
+          <w:iCs/>
+        </w:rPr>
+        <w:t xml:space="preserve">integration.</w:t>
       </w:r>
     </w:p>
     <w:p>
@@ -21235,7 +21441,7 @@
         <w:pStyle w:val="Compact"/>
         <w:numPr>
           <w:ilvl w:val="0"/>
-          <w:numId w:val="1019"/>
+          <w:numId w:val="1020"/>
         </w:numPr>
       </w:pPr>
       <w:r>
@@ -21243,13 +21449,89 @@
           <w:b/>
           <w:bCs/>
         </w:rPr>
-        <w:t xml:space="preserve">Autopoiesis:</w:t>
-      </w:r>
-      <w:r>
-        <w:t xml:space="preserve"> </w:t>
-      </w:r>
-      <w:r>
-        <w:t xml:space="preserve">The fundamental property of a living system to continuously regenerate, repair, and sustain its own structural and organizational network against thermodynamic dispersion.</w:t>
+        <w:t xml:space="preserve">Deep Temporal Active Inference &amp; The 6th Axiom:</w:t>
+      </w:r>
+      <w:r>
+        <w:br/>
+      </w:r>
+      <w:hyperlink r:id="rId85">
+        <w:r>
+          <w:rPr>
+            <w:rStyle w:val="VerbatimChar"/>
+          </w:rPr>
+          <w:t xml:space="preserve">Deep_Temporal_Active_Inference_Simulation.ipynb</w:t>
+        </w:r>
+      </w:hyperlink>
+      <w:r>
+        <w:br/>
+      </w:r>
+      <w:r>
+        <w:rPr>
+          <w:i/>
+          <w:iCs/>
+        </w:rPr>
+        <w:t xml:space="preserve">Multi-agent Monte Carlo simulation (</w:t>
+      </w:r>
+      <m:oMath>
+        <m:r>
+          <m:t>N</m:t>
+        </m:r>
+        <m:r>
+          <m:rPr>
+            <m:sty m:val="p"/>
+          </m:rPr>
+          <m:t>=</m:t>
+        </m:r>
+        <m:r>
+          <m:t>30</m:t>
+        </m:r>
+      </m:oMath>
+      <w:r>
+        <w:rPr>
+          <w:i/>
+          <w:iCs/>
+        </w:rPr>
+        <w:t xml:space="preserve">) proving the Theorem of Minimum Temporal Depth (</w:t>
+      </w:r>
+      <m:oMath>
+        <m:r>
+          <m:t>H</m:t>
+        </m:r>
+        <m:r>
+          <m:rPr>
+            <m:sty m:val="p"/>
+          </m:rPr>
+          <m:t>&gt;</m:t>
+        </m:r>
+        <m:r>
+          <m:t>1</m:t>
+        </m:r>
+      </m:oMath>
+      <w:r>
+        <w:rPr>
+          <w:i/>
+          <w:iCs/>
+        </w:rPr>
+        <w:t xml:space="preserve">) and epistemic curiosity.</w:t>
+      </w:r>
+    </w:p>
+    <w:bookmarkEnd w:id="86"/>
+    <w:bookmarkStart w:id="92" w:name="X9c436fa6d22e1d844634f22fa339d466ac16eaa"/>
+    <w:p>
+      <w:pPr>
+        <w:pStyle w:val="Heading3"/>
+      </w:pPr>
+      <w:r>
+        <w:t xml:space="preserve">2. Foundational Treatises &amp; Academic Papers (</w:t>
+      </w:r>
+      <w:r>
+        <w:rPr>
+          <w:rStyle w:val="VerbatimChar"/>
+        </w:rPr>
+        <w:t xml:space="preserve">docs/</w:t>
+      </w:r>
+      <w:r>
+        <w:t xml:space="preserve">):</w:t>
       </w:r>
     </w:p>
     <w:p>
@@ -21257,7 +21539,7 @@
         <w:pStyle w:val="Compact"/>
         <w:numPr>
           <w:ilvl w:val="0"/>
-          <w:numId w:val="1019"/>
+          <w:numId w:val="1021"/>
         </w:numPr>
       </w:pPr>
       <w:r>
@@ -21265,44 +21547,36 @@
           <w:b/>
           <w:bCs/>
         </w:rPr>
-        <w:t xml:space="preserve">Conatus:</w:t>
-      </w:r>
-      <w:r>
-        <w:t xml:space="preserve"> </w:t>
-      </w:r>
-      <w:r>
-        <w:t xml:space="preserve">The innate striving of any living entity to persevere in its own existence and resist entropic destruction (Spinoza). In CIF, formalized as the conative goal state</w:t>
-      </w:r>
-      <w:r>
-        <w:t xml:space="preserve"> </w:t>
-      </w:r>
-      <m:oMath>
-        <m:r>
-          <m:rPr>
-            <m:sty m:val="p"/>
-          </m:rPr>
-          <m:t>Φ</m:t>
-        </m:r>
-        <m:r>
-          <m:rPr>
-            <m:sty m:val="p"/>
-          </m:rPr>
-          <m:t>&gt;</m:t>
-        </m:r>
-        <m:r>
-          <m:t>0</m:t>
-        </m:r>
-      </m:oMath>
-      <w:r>
-        <w:t xml:space="preserve">.</w:t>
-      </w:r>
+        <w:t xml:space="preserve">The Master Framework Paper:</w:t>
+      </w:r>
+      <w:r>
+        <w:t xml:space="preserve"> </w:t>
+      </w:r>
+      <w:r>
+        <w:rPr>
+          <w:i/>
+          <w:iCs/>
+        </w:rPr>
+        <w:t xml:space="preserve">The Conative-Integrative Framework (CIF)</w:t>
+      </w:r>
+      <w:r>
+        <w:br/>
+      </w:r>
+      <w:hyperlink r:id="rId87">
+        <w:r>
+          <w:rPr>
+            <w:rStyle w:val="VerbatimChar"/>
+          </w:rPr>
+          <w:t xml:space="preserve">The_Conative_Integrative_Framework_Thomas_Riebl.pdf</w:t>
+        </w:r>
+      </w:hyperlink>
     </w:p>
     <w:p>
       <w:pPr>
         <w:pStyle w:val="Compact"/>
         <w:numPr>
           <w:ilvl w:val="0"/>
-          <w:numId w:val="1019"/>
+          <w:numId w:val="1021"/>
         </w:numPr>
       </w:pPr>
       <w:r>
@@ -21310,32 +21584,36 @@
           <w:b/>
           <w:bCs/>
         </w:rPr>
-        <w:t xml:space="preserve">Criticality (Edge of Chaos):</w:t>
-      </w:r>
-      <w:r>
-        <w:t xml:space="preserve"> </w:t>
-      </w:r>
-      <w:r>
-        <w:t xml:space="preserve">The delicate phase transition boundary between rigid order and chaotic turbulence where information transmission, network dynamic range, and integrated information (</w:t>
-      </w:r>
-      <m:oMath>
-        <m:r>
-          <m:rPr>
-            <m:sty m:val="p"/>
-          </m:rPr>
-          <m:t>Φ</m:t>
-        </m:r>
-      </m:oMath>
-      <w:r>
-        <w:t xml:space="preserve">) reach their global maximum.</w:t>
-      </w:r>
+        <w:t xml:space="preserve">The Ontogenetic Architecture:</w:t>
+      </w:r>
+      <w:r>
+        <w:t xml:space="preserve"> </w:t>
+      </w:r>
+      <w:r>
+        <w:rPr>
+          <w:i/>
+          <w:iCs/>
+        </w:rPr>
+        <w:t xml:space="preserve">The Composition of the Soul: The 6-Layer Architecture</w:t>
+      </w:r>
+      <w:r>
+        <w:br/>
+      </w:r>
+      <w:hyperlink r:id="rId88">
+        <w:r>
+          <w:rPr>
+            <w:rStyle w:val="VerbatimChar"/>
+          </w:rPr>
+          <w:t xml:space="preserve">The_Composition_of_the_Soul_Thomas_Riebl.pdf</w:t>
+        </w:r>
+      </w:hyperlink>
     </w:p>
     <w:p>
       <w:pPr>
         <w:pStyle w:val="Compact"/>
         <w:numPr>
           <w:ilvl w:val="0"/>
-          <w:numId w:val="1019"/>
+          <w:numId w:val="1021"/>
         </w:numPr>
       </w:pPr>
       <w:r>
@@ -21343,47 +21621,36 @@
           <w:b/>
           <w:bCs/>
         </w:rPr>
-        <w:t xml:space="preserve">Expected Free Energy (</w:t>
-      </w:r>
-      <m:oMath>
-        <m:r>
-          <m:rPr>
-            <m:sty m:val="b"/>
-          </m:rPr>
-          <m:t>G</m:t>
-        </m:r>
-      </m:oMath>
-      <w:r>
-        <w:rPr>
-          <w:b/>
-          <w:bCs/>
-        </w:rPr>
-        <w:t xml:space="preserve">):</w:t>
-      </w:r>
-      <w:r>
-        <w:t xml:space="preserve"> </w:t>
-      </w:r>
-      <w:r>
-        <w:t xml:space="preserve">A forward-looking metric evaluating candidate policy sequences over planning horizon</w:t>
-      </w:r>
-      <w:r>
-        <w:t xml:space="preserve"> </w:t>
-      </w:r>
-      <m:oMath>
-        <m:r>
-          <m:t>H</m:t>
-        </m:r>
-      </m:oMath>
-      <w:r>
-        <w:t xml:space="preserve">, decomposing into pragmatic value (goal satisfaction) and epistemic value (ambiguity resolution / curiosity).</w:t>
-      </w:r>
+        <w:t xml:space="preserve">The Temporal Mechanics:</w:t>
+      </w:r>
+      <w:r>
+        <w:t xml:space="preserve"> </w:t>
+      </w:r>
+      <w:r>
+        <w:rPr>
+          <w:i/>
+          <w:iCs/>
+        </w:rPr>
+        <w:t xml:space="preserve">The Temporal Mechanics of Consciousness (Time &amp; The Specious Present)</w:t>
+      </w:r>
+      <w:r>
+        <w:br/>
+      </w:r>
+      <w:hyperlink r:id="rId89">
+        <w:r>
+          <w:rPr>
+            <w:rStyle w:val="VerbatimChar"/>
+          </w:rPr>
+          <w:t xml:space="preserve">The_Temporal_Mechanics_of_Consciousness_Thomas_Riebl.pdf</w:t>
+        </w:r>
+      </w:hyperlink>
     </w:p>
     <w:p>
       <w:pPr>
         <w:pStyle w:val="Compact"/>
         <w:numPr>
           <w:ilvl w:val="0"/>
-          <w:numId w:val="1019"/>
+          <w:numId w:val="1021"/>
         </w:numPr>
       </w:pPr>
       <w:r>
@@ -21391,21 +21658,36 @@
           <w:b/>
           <w:bCs/>
         </w:rPr>
-        <w:t xml:space="preserve">Explanatory Gap:</w:t>
-      </w:r>
-      <w:r>
-        <w:t xml:space="preserve"> </w:t>
-      </w:r>
-      <w:r>
-        <w:t xml:space="preserve">The insurmountable epistemic chasm within physicalism between quantitative objective neural mechanisms and qualitative subjective experience (Levine).</w:t>
-      </w:r>
+        <w:t xml:space="preserve">The Statistical Framework:</w:t>
+      </w:r>
+      <w:r>
+        <w:t xml:space="preserve"> </w:t>
+      </w:r>
+      <w:r>
+        <w:rPr>
+          <w:i/>
+          <w:iCs/>
+        </w:rPr>
+        <w:t xml:space="preserve">Monte Carlo Methodology in Active Inference &amp; Consciousness</w:t>
+      </w:r>
+      <w:r>
+        <w:br/>
+      </w:r>
+      <w:hyperlink r:id="rId90">
+        <w:r>
+          <w:rPr>
+            <w:rStyle w:val="VerbatimChar"/>
+          </w:rPr>
+          <w:t xml:space="preserve">Monte_Carlo_Methodology_Active_Inference_Thomas_Riebl.pdf</w:t>
+        </w:r>
+      </w:hyperlink>
     </w:p>
     <w:p>
       <w:pPr>
         <w:pStyle w:val="Compact"/>
         <w:numPr>
           <w:ilvl w:val="0"/>
-          <w:numId w:val="1019"/>
+          <w:numId w:val="1021"/>
         </w:numPr>
       </w:pPr>
       <w:r>
@@ -21413,23 +21695,46 @@
           <w:b/>
           <w:bCs/>
         </w:rPr>
-        <w:t xml:space="preserve">Hard Problem of Consciousness:</w:t>
-      </w:r>
-      <w:r>
-        <w:t xml:space="preserve"> </w:t>
-      </w:r>
-      <w:r>
-        <w:t xml:space="preserve">The fundamental question of why and how physical computations in a brain should ever give rise to subjective, qualitative inner experience (</w:t>
+        <w:t xml:space="preserve">The Executive Landscape Poster:</w:t>
+      </w:r>
+      <w:r>
+        <w:t xml:space="preserve"> </w:t>
       </w:r>
       <w:r>
         <w:rPr>
           <w:i/>
           <w:iCs/>
         </w:rPr>
-        <w:t xml:space="preserve">qualia</w:t>
-      </w:r>
-      <w:r>
-        <w:t xml:space="preserve">) (Chalmers).</w:t>
+        <w:t xml:space="preserve">The 6th Axiom Executive Slide (High-Impact Hero Formula)</w:t>
+      </w:r>
+      <w:r>
+        <w:br/>
+      </w:r>
+      <w:hyperlink r:id="rId91">
+        <w:r>
+          <w:rPr>
+            <w:rStyle w:val="VerbatimChar"/>
+          </w:rPr>
+          <w:t xml:space="preserve">The_6th_Axiom_Executive_Slide_Thomas_Riebl_A4_Landscape.pdf</w:t>
+        </w:r>
+      </w:hyperlink>
+    </w:p>
+    <w:p>
+      <w:r>
+        <w:pict>
+          <v:rect style="width:0;height:1.5pt" o:hralign="center" o:hrstd="t" o:hr="t"/>
+        </w:pict>
+      </w:r>
+    </w:p>
+    <w:bookmarkEnd w:id="92"/>
+    <w:bookmarkEnd w:id="93"/>
+    <w:bookmarkStart w:id="94" w:name="X85880f801c9acb4800dbcc131c217d03422ded8"/>
+    <w:p>
+      <w:pPr>
+        <w:pStyle w:val="Heading2"/>
+      </w:pPr>
+      <w:r>
+        <w:t xml:space="preserve">Appendix D: Alphabetical Glossary of Technical Terms</w:t>
       </w:r>
     </w:p>
     <w:p>
@@ -21437,7 +21742,7 @@
         <w:pStyle w:val="Compact"/>
         <w:numPr>
           <w:ilvl w:val="0"/>
-          <w:numId w:val="1019"/>
+          <w:numId w:val="1022"/>
         </w:numPr>
       </w:pPr>
       <w:r>
@@ -21445,28 +21750,24 @@
           <w:b/>
           <w:bCs/>
         </w:rPr>
-        <w:t xml:space="preserve">Integrated Information (</w:t>
+        <w:t xml:space="preserve">Active Inference:</w:t>
+      </w:r>
+      <w:r>
+        <w:t xml:space="preserve"> </w:t>
+      </w:r>
+      <w:r>
+        <w:t xml:space="preserve">The normative mathematical framework in theoretical neurobiology stating that living organisms preserve homeostatic existence by executing actions to minimize Expected Free Energy (</w:t>
       </w:r>
       <m:oMath>
         <m:r>
           <m:rPr>
-            <m:sty m:val="p"/>
-          </m:rPr>
-          <m:t>Φ</m:t>
+            <m:sty m:val="b"/>
+          </m:rPr>
+          <m:t>G</m:t>
         </m:r>
       </m:oMath>
       <w:r>
-        <w:rPr>
-          <w:b/>
-          <w:bCs/>
-        </w:rPr>
-        <w:t xml:space="preserve">):</w:t>
-      </w:r>
-      <w:r>
-        <w:t xml:space="preserve"> </w:t>
-      </w:r>
-      <w:r>
-        <w:t xml:space="preserve">The quantitative measure of intrinsic cause-effect power within a maximally irreducible physical substrate, computed across the Minimum Information Partition (Tononi, IIT 4.0).</w:t>
+        <w:t xml:space="preserve">), bringing sensory observations into alignment with prior preferences.</w:t>
       </w:r>
     </w:p>
     <w:p>
@@ -21474,7 +21775,7 @@
         <w:pStyle w:val="Compact"/>
         <w:numPr>
           <w:ilvl w:val="0"/>
-          <w:numId w:val="1019"/>
+          <w:numId w:val="1022"/>
         </w:numPr>
       </w:pPr>
       <w:r>
@@ -21482,45 +21783,13 @@
           <w:b/>
           <w:bCs/>
         </w:rPr>
-        <w:t xml:space="preserve">Markov Blanket:</w:t>
-      </w:r>
-      <w:r>
-        <w:t xml:space="preserve"> </w:t>
-      </w:r>
-      <w:r>
-        <w:t xml:space="preserve">A statistical boundary partitioning a system into internal (</w:t>
-      </w:r>
-      <m:oMath>
-        <m:r>
-          <m:t>μ</m:t>
-        </m:r>
-      </m:oMath>
-      <w:r>
-        <w:t xml:space="preserve">), sensory (</w:t>
-      </w:r>
-      <m:oMath>
-        <m:r>
-          <m:t>s</m:t>
-        </m:r>
-      </m:oMath>
-      <w:r>
-        <w:t xml:space="preserve">), active (</w:t>
-      </w:r>
-      <m:oMath>
-        <m:r>
-          <m:t>a</m:t>
-        </m:r>
-      </m:oMath>
-      <w:r>
-        <w:t xml:space="preserve">), and external (</w:t>
-      </w:r>
-      <m:oMath>
-        <m:r>
-          <m:t>η</m:t>
-        </m:r>
-      </m:oMath>
-      <w:r>
-        <w:t xml:space="preserve">) states, rendering internal states conditionally independent of external states.</w:t>
+        <w:t xml:space="preserve">Alter (Dissociated Center of Mind):</w:t>
+      </w:r>
+      <w:r>
+        <w:t xml:space="preserve"> </w:t>
+      </w:r>
+      <w:r>
+        <w:t xml:space="preserve">In Analytic Idealism, an individual living organism formed through the topological dissociation of Mind-at-Large, demarcated by a statistical Markov Blanket.</w:t>
       </w:r>
     </w:p>
     <w:p>
@@ -21528,7 +21797,7 @@
         <w:pStyle w:val="Compact"/>
         <w:numPr>
           <w:ilvl w:val="0"/>
-          <w:numId w:val="1019"/>
+          <w:numId w:val="1022"/>
         </w:numPr>
       </w:pPr>
       <w:r>
@@ -21536,13 +21805,23 @@
           <w:b/>
           <w:bCs/>
         </w:rPr>
-        <w:t xml:space="preserve">Mind-at-Large:</w:t>
-      </w:r>
-      <w:r>
-        <w:t xml:space="preserve"> </w:t>
-      </w:r>
-      <w:r>
-        <w:t xml:space="preserve">The universal, transpersonal field of pure consciousness that constitutes the fundamental ontological ground of reality (Spinoza, Kastrup).</w:t>
+        <w:t xml:space="preserve">Analytic Idealism:</w:t>
+      </w:r>
+      <w:r>
+        <w:t xml:space="preserve"> </w:t>
+      </w:r>
+      <w:r>
+        <w:t xml:space="preserve">The non-dual, parsimonious monistic ontology (formulated by Bernardo Kastrup) asserting that reality in its essence is experiential (</w:t>
+      </w:r>
+      <w:r>
+        <w:rPr>
+          <w:i/>
+          <w:iCs/>
+        </w:rPr>
+        <w:t xml:space="preserve">Mind-at-Large</w:t>
+      </w:r>
+      <w:r>
+        <w:t xml:space="preserve">), and inanimate physical matter is the extrinsic appearance of universal mental processes observed across a boundary.</w:t>
       </w:r>
     </w:p>
     <w:p>
@@ -21550,7 +21829,7 @@
         <w:pStyle w:val="Compact"/>
         <w:numPr>
           <w:ilvl w:val="0"/>
-          <w:numId w:val="1019"/>
+          <w:numId w:val="1022"/>
         </w:numPr>
       </w:pPr>
       <w:r>
@@ -21558,27 +21837,13 @@
           <w:b/>
           <w:bCs/>
         </w:rPr>
-        <w:t xml:space="preserve">Minimum Information Partition (MIP):</w:t>
-      </w:r>
-      <w:r>
-        <w:t xml:space="preserve"> </w:t>
-      </w:r>
-      <w:r>
-        <w:t xml:space="preserve">The bipartition of a system that minimizes informational and causal loss, used to calculate irreducibility and integrated information</w:t>
-      </w:r>
-      <w:r>
-        <w:t xml:space="preserve"> </w:t>
-      </w:r>
-      <m:oMath>
-        <m:r>
-          <m:rPr>
-            <m:sty m:val="p"/>
-          </m:rPr>
-          <m:t>Φ</m:t>
-        </m:r>
-      </m:oMath>
-      <w:r>
-        <w:t xml:space="preserve">.</w:t>
+        <w:t xml:space="preserve">Autopoiesis:</w:t>
+      </w:r>
+      <w:r>
+        <w:t xml:space="preserve"> </w:t>
+      </w:r>
+      <w:r>
+        <w:t xml:space="preserve">The fundamental property of a living system to continuously regenerate, repair, and sustain its own structural and organizational network against thermodynamic dispersion.</w:t>
       </w:r>
     </w:p>
     <w:p>
@@ -21586,7 +21851,7 @@
         <w:pStyle w:val="Compact"/>
         <w:numPr>
           <w:ilvl w:val="0"/>
-          <w:numId w:val="1019"/>
+          <w:numId w:val="1022"/>
         </w:numPr>
       </w:pPr>
       <w:r>
@@ -21594,25 +21859,36 @@
           <w:b/>
           <w:bCs/>
         </w:rPr>
-        <w:t xml:space="preserve">Phenomenal Self-Model (PSM):</w:t>
-      </w:r>
-      <w:r>
-        <w:t xml:space="preserve"> </w:t>
-      </w:r>
-      <w:r>
-        <w:t xml:space="preserve">A transparent, continuous internal simulation generated by the predictive brain that creates the felt 1st-person perspective of an enduring</w:t>
-      </w:r>
-      <w:r>
-        <w:t xml:space="preserve"> </w:t>
-      </w:r>
-      <w:r>
-        <w:t xml:space="preserve">“I”</w:t>
-      </w:r>
-      <w:r>
-        <w:t xml:space="preserve"> </w:t>
-      </w:r>
-      <w:r>
-        <w:t xml:space="preserve">(Metzinger).</w:t>
+        <w:t xml:space="preserve">Conatus:</w:t>
+      </w:r>
+      <w:r>
+        <w:t xml:space="preserve"> </w:t>
+      </w:r>
+      <w:r>
+        <w:t xml:space="preserve">The innate striving of any living entity to persevere in its own existence and resist entropic destruction (Spinoza). In CIF, formalized as the conative goal state</w:t>
+      </w:r>
+      <w:r>
+        <w:t xml:space="preserve"> </w:t>
+      </w:r>
+      <m:oMath>
+        <m:r>
+          <m:rPr>
+            <m:sty m:val="p"/>
+          </m:rPr>
+          <m:t>Φ</m:t>
+        </m:r>
+        <m:r>
+          <m:rPr>
+            <m:sty m:val="p"/>
+          </m:rPr>
+          <m:t>&gt;</m:t>
+        </m:r>
+        <m:r>
+          <m:t>0</m:t>
+        </m:r>
+      </m:oMath>
+      <w:r>
+        <w:t xml:space="preserve">.</w:t>
       </w:r>
     </w:p>
     <w:p>
@@ -21620,7 +21896,7 @@
         <w:pStyle w:val="Compact"/>
         <w:numPr>
           <w:ilvl w:val="0"/>
-          <w:numId w:val="1019"/>
+          <w:numId w:val="1022"/>
         </w:numPr>
       </w:pPr>
       <w:r>
@@ -21628,69 +21904,24 @@
           <w:b/>
           <w:bCs/>
         </w:rPr>
-        <w:t xml:space="preserve">POMDP (Partially Observable Markov Decision Process):</w:t>
-      </w:r>
-      <w:r>
-        <w:t xml:space="preserve"> </w:t>
-      </w:r>
-      <w:r>
-        <w:t xml:space="preserve">A mathematical framework for modeling decision-making under uncertainty, defined by matrices</w:t>
-      </w:r>
-      <w:r>
-        <w:t xml:space="preserve"> </w:t>
+        <w:t xml:space="preserve">Criticality (Edge of Chaos):</w:t>
+      </w:r>
+      <w:r>
+        <w:t xml:space="preserve"> </w:t>
+      </w:r>
+      <w:r>
+        <w:t xml:space="preserve">The delicate phase transition boundary between rigid order and chaotic turbulence where information transmission, network dynamic range, and integrated information (</w:t>
       </w:r>
       <m:oMath>
         <m:r>
-          <m:t>A</m:t>
+          <m:rPr>
+            <m:sty m:val="p"/>
+          </m:rPr>
+          <m:t>Φ</m:t>
         </m:r>
       </m:oMath>
       <w:r>
-        <w:t xml:space="preserve"> </w:t>
-      </w:r>
-      <w:r>
-        <w:t xml:space="preserve">(likelihood),</w:t>
-      </w:r>
-      <w:r>
-        <w:t xml:space="preserve"> </w:t>
-      </w:r>
-      <m:oMath>
-        <m:r>
-          <m:t>B</m:t>
-        </m:r>
-      </m:oMath>
-      <w:r>
-        <w:t xml:space="preserve"> </w:t>
-      </w:r>
-      <w:r>
-        <w:t xml:space="preserve">(transitions),</w:t>
-      </w:r>
-      <w:r>
-        <w:t xml:space="preserve"> </w:t>
-      </w:r>
-      <m:oMath>
-        <m:r>
-          <m:t>C</m:t>
-        </m:r>
-      </m:oMath>
-      <w:r>
-        <w:t xml:space="preserve"> </w:t>
-      </w:r>
-      <w:r>
-        <w:t xml:space="preserve">(preferences), and</w:t>
-      </w:r>
-      <w:r>
-        <w:t xml:space="preserve"> </w:t>
-      </w:r>
-      <m:oMath>
-        <m:r>
-          <m:t>D</m:t>
-        </m:r>
-      </m:oMath>
-      <w:r>
-        <w:t xml:space="preserve"> </w:t>
-      </w:r>
-      <w:r>
-        <w:t xml:space="preserve">(priors).</w:t>
+        <w:t xml:space="preserve">) reach their global maximum.</w:t>
       </w:r>
     </w:p>
     <w:p>
@@ -21698,7 +21929,7 @@
         <w:pStyle w:val="Compact"/>
         <w:numPr>
           <w:ilvl w:val="0"/>
-          <w:numId w:val="1019"/>
+          <w:numId w:val="1022"/>
         </w:numPr>
       </w:pPr>
       <w:r>
@@ -21706,17 +21937,16 @@
           <w:b/>
           <w:bCs/>
         </w:rPr>
-        <w:t xml:space="preserve">Primal Impression (</w:t>
-      </w:r>
-      <w:r>
-        <w:rPr>
-          <w:b/>
-          <w:bCs/>
-          <w:i/>
-          <w:iCs/>
-        </w:rPr>
-        <w:t xml:space="preserve">Urimpression</w:t>
-      </w:r>
+        <w:t xml:space="preserve">Expected Free Energy (</w:t>
+      </w:r>
+      <m:oMath>
+        <m:r>
+          <m:rPr>
+            <m:sty m:val="b"/>
+          </m:rPr>
+          <m:t>G</m:t>
+        </m:r>
+      </m:oMath>
       <w:r>
         <w:rPr>
           <w:b/>
@@ -21728,7 +21958,18 @@
         <w:t xml:space="preserve"> </w:t>
       </w:r>
       <w:r>
-        <w:t xml:space="preserve">The present sensory perturbation at the Markov boundary within the Specious Present, corresponding to incoming prediction errors (Husserl).</w:t>
+        <w:t xml:space="preserve">A forward-looking metric evaluating candidate policy sequences over planning horizon</w:t>
+      </w:r>
+      <w:r>
+        <w:t xml:space="preserve"> </w:t>
+      </w:r>
+      <m:oMath>
+        <m:r>
+          <m:t>H</m:t>
+        </m:r>
+      </m:oMath>
+      <w:r>
+        <w:t xml:space="preserve">, decomposing into pragmatic value (goal satisfaction) and epistemic value (ambiguity resolution / curiosity).</w:t>
       </w:r>
     </w:p>
     <w:p>
@@ -21736,7 +21977,7 @@
         <w:pStyle w:val="Compact"/>
         <w:numPr>
           <w:ilvl w:val="0"/>
-          <w:numId w:val="1019"/>
+          <w:numId w:val="1022"/>
         </w:numPr>
       </w:pPr>
       <w:r>
@@ -21744,13 +21985,13 @@
           <w:b/>
           <w:bCs/>
         </w:rPr>
-        <w:t xml:space="preserve">Protention:</w:t>
-      </w:r>
-      <w:r>
-        <w:t xml:space="preserve"> </w:t>
-      </w:r>
-      <w:r>
-        <w:t xml:space="preserve">The forward-looking anticipatory projection within the Specious Present, corresponding to top-down generative predictions (Husserl).</w:t>
+        <w:t xml:space="preserve">Explanatory Gap:</w:t>
+      </w:r>
+      <w:r>
+        <w:t xml:space="preserve"> </w:t>
+      </w:r>
+      <w:r>
+        <w:t xml:space="preserve">The insurmountable epistemic chasm within physicalism between quantitative objective neural mechanisms and qualitative subjective experience (Levine).</w:t>
       </w:r>
     </w:p>
     <w:p>
@@ -21758,7 +21999,7 @@
         <w:pStyle w:val="Compact"/>
         <w:numPr>
           <w:ilvl w:val="0"/>
-          <w:numId w:val="1019"/>
+          <w:numId w:val="1022"/>
         </w:numPr>
       </w:pPr>
       <w:r>
@@ -21766,13 +22007,23 @@
           <w:b/>
           <w:bCs/>
         </w:rPr>
-        <w:t xml:space="preserve">Retention:</w:t>
-      </w:r>
-      <w:r>
-        <w:t xml:space="preserve"> </w:t>
-      </w:r>
-      <w:r>
-        <w:t xml:space="preserve">The immediate past preserved in working memory within the Specious Present, corresponding to empirical synaptic priors (Husserl).</w:t>
+        <w:t xml:space="preserve">Hard Problem of Consciousness:</w:t>
+      </w:r>
+      <w:r>
+        <w:t xml:space="preserve"> </w:t>
+      </w:r>
+      <w:r>
+        <w:t xml:space="preserve">The fundamental question of why and how physical computations in a brain should ever give rise to subjective, qualitative inner experience (</w:t>
+      </w:r>
+      <w:r>
+        <w:rPr>
+          <w:i/>
+          <w:iCs/>
+        </w:rPr>
+        <w:t xml:space="preserve">qualia</w:t>
+      </w:r>
+      <w:r>
+        <w:t xml:space="preserve">) (Chalmers).</w:t>
       </w:r>
     </w:p>
     <w:p>
@@ -21780,7 +22031,7 @@
         <w:pStyle w:val="Compact"/>
         <w:numPr>
           <w:ilvl w:val="0"/>
-          <w:numId w:val="1019"/>
+          <w:numId w:val="1022"/>
         </w:numPr>
       </w:pPr>
       <w:r>
@@ -21788,56 +22039,28 @@
           <w:b/>
           <w:bCs/>
         </w:rPr>
-        <w:t xml:space="preserve">Specious Present:</w:t>
-      </w:r>
-      <w:r>
-        <w:t xml:space="preserve"> </w:t>
-      </w:r>
-      <w:r>
-        <w:t xml:space="preserve">The tripartite, non-zero temporal duration of subjective consciousness (</w:t>
+        <w:t xml:space="preserve">Integrated Information (</w:t>
       </w:r>
       <m:oMath>
         <m:r>
           <m:rPr>
             <m:sty m:val="p"/>
           </m:rPr>
-          <m:t>∼</m:t>
-        </m:r>
-        <m:r>
-          <m:t>500</m:t>
-        </m:r>
-        <m:r>
-          <m:t> </m:t>
-        </m:r>
-        <m:r>
-          <m:rPr>
-            <m:nor/>
-            <m:sty m:val="p"/>
-          </m:rPr>
-          <m:t>ms</m:t>
-        </m:r>
-        <m:r>
-          <m:rPr>
-            <m:sty m:val="p"/>
-          </m:rPr>
-          <m:t>−</m:t>
-        </m:r>
-        <m:r>
-          <m:t>3</m:t>
-        </m:r>
-        <m:r>
-          <m:t> </m:t>
-        </m:r>
-        <m:r>
-          <m:rPr>
-            <m:nor/>
-            <m:sty m:val="p"/>
-          </m:rPr>
-          <m:t>s</m:t>
+          <m:t>Φ</m:t>
         </m:r>
       </m:oMath>
       <w:r>
-        <w:t xml:space="preserve">) combining Retention, Primal Impression, and Protention (James, Husserl).</w:t>
+        <w:rPr>
+          <w:b/>
+          <w:bCs/>
+        </w:rPr>
+        <w:t xml:space="preserve">):</w:t>
+      </w:r>
+      <w:r>
+        <w:t xml:space="preserve"> </w:t>
+      </w:r>
+      <w:r>
+        <w:t xml:space="preserve">The quantitative measure of intrinsic cause-effect power within a maximally irreducible physical substrate, computed across the Minimum Information Partition (Tononi, IIT 4.0).</w:t>
       </w:r>
     </w:p>
     <w:p>
@@ -21845,7 +22068,7 @@
         <w:pStyle w:val="Compact"/>
         <w:numPr>
           <w:ilvl w:val="0"/>
-          <w:numId w:val="1019"/>
+          <w:numId w:val="1022"/>
         </w:numPr>
       </w:pPr>
       <w:r>
@@ -21853,44 +22076,45 @@
           <w:b/>
           <w:bCs/>
         </w:rPr>
-        <w:t xml:space="preserve">Temporal Depth (</w:t>
+        <w:t xml:space="preserve">Markov Blanket:</w:t>
+      </w:r>
+      <w:r>
+        <w:t xml:space="preserve"> </w:t>
+      </w:r>
+      <w:r>
+        <w:t xml:space="preserve">A statistical boundary partitioning a system into internal (</w:t>
       </w:r>
       <m:oMath>
         <m:r>
-          <m:t>H</m:t>
+          <m:t>μ</m:t>
         </m:r>
       </m:oMath>
       <w:r>
-        <w:rPr>
-          <w:b/>
-          <w:bCs/>
-        </w:rPr>
-        <w:t xml:space="preserve">):</w:t>
-      </w:r>
-      <w:r>
-        <w:t xml:space="preserve"> </w:t>
-      </w:r>
-      <w:r>
-        <w:t xml:space="preserve">The length of the forward-looking counterfactual planning horizon over which an agent evaluates transition tensors (</w:t>
+        <w:t xml:space="preserve">), sensory (</w:t>
       </w:r>
       <m:oMath>
         <m:r>
-          <m:t>B</m:t>
+          <m:t>s</m:t>
         </m:r>
       </m:oMath>
       <w:r>
-        <w:t xml:space="preserve">) and expected free energy (</w:t>
+        <w:t xml:space="preserve">), active (</w:t>
       </w:r>
       <m:oMath>
         <m:r>
-          <m:rPr>
-            <m:sty m:val="b"/>
-          </m:rPr>
-          <m:t>G</m:t>
+          <m:t>a</m:t>
         </m:r>
       </m:oMath>
       <w:r>
-        <w:t xml:space="preserve">).</w:t>
+        <w:t xml:space="preserve">), and external (</w:t>
+      </w:r>
+      <m:oMath>
+        <m:r>
+          <m:t>η</m:t>
+        </m:r>
+      </m:oMath>
+      <w:r>
+        <w:t xml:space="preserve">) states, rendering internal states conditionally independent of external states.</w:t>
       </w:r>
     </w:p>
     <w:p>
@@ -21898,7 +22122,7 @@
         <w:pStyle w:val="Compact"/>
         <w:numPr>
           <w:ilvl w:val="0"/>
-          <w:numId w:val="1019"/>
+          <w:numId w:val="1022"/>
         </w:numPr>
       </w:pPr>
       <w:r>
@@ -21906,50 +22130,13 @@
           <w:b/>
           <w:bCs/>
         </w:rPr>
-        <w:t xml:space="preserve">Theorem of Minimum Temporal Depth:</w:t>
-      </w:r>
-      <w:r>
-        <w:t xml:space="preserve"> </w:t>
-      </w:r>
-      <w:r>
-        <w:t xml:space="preserve">The mathematical necessity condition stating that phenomenal self-consciousness strictly requires multi-step counterfactual planning (</w:t>
-      </w:r>
-      <m:oMath>
-        <m:r>
-          <m:t>H</m:t>
-        </m:r>
-        <m:r>
-          <m:rPr>
-            <m:sty m:val="p"/>
-          </m:rPr>
-          <m:t>&gt;</m:t>
-        </m:r>
-        <m:r>
-          <m:t>1</m:t>
-        </m:r>
-      </m:oMath>
-      <w:r>
-        <w:t xml:space="preserve">) to avoid causal collapse (</w:t>
-      </w:r>
-      <m:oMath>
-        <m:r>
-          <m:rPr>
-            <m:sty m:val="p"/>
-          </m:rPr>
-          <m:t>Φ</m:t>
-        </m:r>
-        <m:r>
-          <m:rPr>
-            <m:sty m:val="p"/>
-          </m:rPr>
-          <m:t>→</m:t>
-        </m:r>
-        <m:r>
-          <m:t>0</m:t>
-        </m:r>
-      </m:oMath>
-      <w:r>
-        <w:t xml:space="preserve">) (Riebl).</w:t>
+        <w:t xml:space="preserve">Mind-at-Large:</w:t>
+      </w:r>
+      <w:r>
+        <w:t xml:space="preserve"> </w:t>
+      </w:r>
+      <w:r>
+        <w:t xml:space="preserve">The universal, transpersonal field of pure consciousness that constitutes the fundamental ontological ground of reality (Spinoza, Kastrup).</w:t>
       </w:r>
     </w:p>
     <w:p>
@@ -21957,7 +22144,414 @@
         <w:pStyle w:val="Compact"/>
         <w:numPr>
           <w:ilvl w:val="0"/>
-          <w:numId w:val="1019"/>
+          <w:numId w:val="1022"/>
+        </w:numPr>
+      </w:pPr>
+      <w:r>
+        <w:rPr>
+          <w:b/>
+          <w:bCs/>
+        </w:rPr>
+        <w:t xml:space="preserve">Minimum Information Partition (MIP):</w:t>
+      </w:r>
+      <w:r>
+        <w:t xml:space="preserve"> </w:t>
+      </w:r>
+      <w:r>
+        <w:t xml:space="preserve">The bipartition of a system that minimizes informational and causal loss, used to calculate irreducibility and integrated information</w:t>
+      </w:r>
+      <w:r>
+        <w:t xml:space="preserve"> </w:t>
+      </w:r>
+      <m:oMath>
+        <m:r>
+          <m:rPr>
+            <m:sty m:val="p"/>
+          </m:rPr>
+          <m:t>Φ</m:t>
+        </m:r>
+      </m:oMath>
+      <w:r>
+        <w:t xml:space="preserve">.</w:t>
+      </w:r>
+    </w:p>
+    <w:p>
+      <w:pPr>
+        <w:pStyle w:val="Compact"/>
+        <w:numPr>
+          <w:ilvl w:val="0"/>
+          <w:numId w:val="1022"/>
+        </w:numPr>
+      </w:pPr>
+      <w:r>
+        <w:rPr>
+          <w:b/>
+          <w:bCs/>
+        </w:rPr>
+        <w:t xml:space="preserve">Phenomenal Self-Model (PSM):</w:t>
+      </w:r>
+      <w:r>
+        <w:t xml:space="preserve"> </w:t>
+      </w:r>
+      <w:r>
+        <w:t xml:space="preserve">A transparent, continuous internal simulation generated by the predictive brain that creates the felt 1st-person perspective of an enduring</w:t>
+      </w:r>
+      <w:r>
+        <w:t xml:space="preserve"> </w:t>
+      </w:r>
+      <w:r>
+        <w:t xml:space="preserve">“I”</w:t>
+      </w:r>
+      <w:r>
+        <w:t xml:space="preserve"> </w:t>
+      </w:r>
+      <w:r>
+        <w:t xml:space="preserve">(Metzinger).</w:t>
+      </w:r>
+    </w:p>
+    <w:p>
+      <w:pPr>
+        <w:pStyle w:val="Compact"/>
+        <w:numPr>
+          <w:ilvl w:val="0"/>
+          <w:numId w:val="1022"/>
+        </w:numPr>
+      </w:pPr>
+      <w:r>
+        <w:rPr>
+          <w:b/>
+          <w:bCs/>
+        </w:rPr>
+        <w:t xml:space="preserve">POMDP (Partially Observable Markov Decision Process):</w:t>
+      </w:r>
+      <w:r>
+        <w:t xml:space="preserve"> </w:t>
+      </w:r>
+      <w:r>
+        <w:t xml:space="preserve">A mathematical framework for modeling decision-making under uncertainty, defined by matrices</w:t>
+      </w:r>
+      <w:r>
+        <w:t xml:space="preserve"> </w:t>
+      </w:r>
+      <m:oMath>
+        <m:r>
+          <m:t>A</m:t>
+        </m:r>
+      </m:oMath>
+      <w:r>
+        <w:t xml:space="preserve"> </w:t>
+      </w:r>
+      <w:r>
+        <w:t xml:space="preserve">(likelihood),</w:t>
+      </w:r>
+      <w:r>
+        <w:t xml:space="preserve"> </w:t>
+      </w:r>
+      <m:oMath>
+        <m:r>
+          <m:t>B</m:t>
+        </m:r>
+      </m:oMath>
+      <w:r>
+        <w:t xml:space="preserve"> </w:t>
+      </w:r>
+      <w:r>
+        <w:t xml:space="preserve">(transitions),</w:t>
+      </w:r>
+      <w:r>
+        <w:t xml:space="preserve"> </w:t>
+      </w:r>
+      <m:oMath>
+        <m:r>
+          <m:t>C</m:t>
+        </m:r>
+      </m:oMath>
+      <w:r>
+        <w:t xml:space="preserve"> </w:t>
+      </w:r>
+      <w:r>
+        <w:t xml:space="preserve">(preferences), and</w:t>
+      </w:r>
+      <w:r>
+        <w:t xml:space="preserve"> </w:t>
+      </w:r>
+      <m:oMath>
+        <m:r>
+          <m:t>D</m:t>
+        </m:r>
+      </m:oMath>
+      <w:r>
+        <w:t xml:space="preserve"> </w:t>
+      </w:r>
+      <w:r>
+        <w:t xml:space="preserve">(priors).</w:t>
+      </w:r>
+    </w:p>
+    <w:p>
+      <w:pPr>
+        <w:pStyle w:val="Compact"/>
+        <w:numPr>
+          <w:ilvl w:val="0"/>
+          <w:numId w:val="1022"/>
+        </w:numPr>
+      </w:pPr>
+      <w:r>
+        <w:rPr>
+          <w:b/>
+          <w:bCs/>
+        </w:rPr>
+        <w:t xml:space="preserve">Primal Impression (</w:t>
+      </w:r>
+      <w:r>
+        <w:rPr>
+          <w:b/>
+          <w:bCs/>
+          <w:i/>
+          <w:iCs/>
+        </w:rPr>
+        <w:t xml:space="preserve">Urimpression</w:t>
+      </w:r>
+      <w:r>
+        <w:rPr>
+          <w:b/>
+          <w:bCs/>
+        </w:rPr>
+        <w:t xml:space="preserve">):</w:t>
+      </w:r>
+      <w:r>
+        <w:t xml:space="preserve"> </w:t>
+      </w:r>
+      <w:r>
+        <w:t xml:space="preserve">The present sensory perturbation at the Markov boundary within the Specious Present, corresponding to incoming prediction errors (Husserl).</w:t>
+      </w:r>
+    </w:p>
+    <w:p>
+      <w:pPr>
+        <w:pStyle w:val="Compact"/>
+        <w:numPr>
+          <w:ilvl w:val="0"/>
+          <w:numId w:val="1022"/>
+        </w:numPr>
+      </w:pPr>
+      <w:r>
+        <w:rPr>
+          <w:b/>
+          <w:bCs/>
+        </w:rPr>
+        <w:t xml:space="preserve">Protention:</w:t>
+      </w:r>
+      <w:r>
+        <w:t xml:space="preserve"> </w:t>
+      </w:r>
+      <w:r>
+        <w:t xml:space="preserve">The forward-looking anticipatory projection within the Specious Present, corresponding to top-down generative predictions (Husserl).</w:t>
+      </w:r>
+    </w:p>
+    <w:p>
+      <w:pPr>
+        <w:pStyle w:val="Compact"/>
+        <w:numPr>
+          <w:ilvl w:val="0"/>
+          <w:numId w:val="1022"/>
+        </w:numPr>
+      </w:pPr>
+      <w:r>
+        <w:rPr>
+          <w:b/>
+          <w:bCs/>
+        </w:rPr>
+        <w:t xml:space="preserve">Retention:</w:t>
+      </w:r>
+      <w:r>
+        <w:t xml:space="preserve"> </w:t>
+      </w:r>
+      <w:r>
+        <w:t xml:space="preserve">The immediate past preserved in working memory within the Specious Present, corresponding to empirical synaptic priors (Husserl).</w:t>
+      </w:r>
+    </w:p>
+    <w:p>
+      <w:pPr>
+        <w:pStyle w:val="Compact"/>
+        <w:numPr>
+          <w:ilvl w:val="0"/>
+          <w:numId w:val="1022"/>
+        </w:numPr>
+      </w:pPr>
+      <w:r>
+        <w:rPr>
+          <w:b/>
+          <w:bCs/>
+        </w:rPr>
+        <w:t xml:space="preserve">Specious Present:</w:t>
+      </w:r>
+      <w:r>
+        <w:t xml:space="preserve"> </w:t>
+      </w:r>
+      <w:r>
+        <w:t xml:space="preserve">The tripartite, non-zero temporal duration of subjective consciousness (</w:t>
+      </w:r>
+      <m:oMath>
+        <m:r>
+          <m:rPr>
+            <m:sty m:val="p"/>
+          </m:rPr>
+          <m:t>∼</m:t>
+        </m:r>
+        <m:r>
+          <m:t>500</m:t>
+        </m:r>
+        <m:r>
+          <m:t> </m:t>
+        </m:r>
+        <m:r>
+          <m:rPr>
+            <m:nor/>
+            <m:sty m:val="p"/>
+          </m:rPr>
+          <m:t>ms</m:t>
+        </m:r>
+        <m:r>
+          <m:rPr>
+            <m:sty m:val="p"/>
+          </m:rPr>
+          <m:t>−</m:t>
+        </m:r>
+        <m:r>
+          <m:t>3</m:t>
+        </m:r>
+        <m:r>
+          <m:t> </m:t>
+        </m:r>
+        <m:r>
+          <m:rPr>
+            <m:nor/>
+            <m:sty m:val="p"/>
+          </m:rPr>
+          <m:t>s</m:t>
+        </m:r>
+      </m:oMath>
+      <w:r>
+        <w:t xml:space="preserve">) combining Retention, Primal Impression, and Protention (James, Husserl).</w:t>
+      </w:r>
+    </w:p>
+    <w:p>
+      <w:pPr>
+        <w:pStyle w:val="Compact"/>
+        <w:numPr>
+          <w:ilvl w:val="0"/>
+          <w:numId w:val="1022"/>
+        </w:numPr>
+      </w:pPr>
+      <w:r>
+        <w:rPr>
+          <w:b/>
+          <w:bCs/>
+        </w:rPr>
+        <w:t xml:space="preserve">Temporal Depth (</w:t>
+      </w:r>
+      <m:oMath>
+        <m:r>
+          <m:t>H</m:t>
+        </m:r>
+      </m:oMath>
+      <w:r>
+        <w:rPr>
+          <w:b/>
+          <w:bCs/>
+        </w:rPr>
+        <w:t xml:space="preserve">):</w:t>
+      </w:r>
+      <w:r>
+        <w:t xml:space="preserve"> </w:t>
+      </w:r>
+      <w:r>
+        <w:t xml:space="preserve">The length of the forward-looking counterfactual planning horizon over which an agent evaluates transition tensors (</w:t>
+      </w:r>
+      <m:oMath>
+        <m:r>
+          <m:t>B</m:t>
+        </m:r>
+      </m:oMath>
+      <w:r>
+        <w:t xml:space="preserve">) and expected free energy (</w:t>
+      </w:r>
+      <m:oMath>
+        <m:r>
+          <m:rPr>
+            <m:sty m:val="b"/>
+          </m:rPr>
+          <m:t>G</m:t>
+        </m:r>
+      </m:oMath>
+      <w:r>
+        <w:t xml:space="preserve">).</w:t>
+      </w:r>
+    </w:p>
+    <w:p>
+      <w:pPr>
+        <w:pStyle w:val="Compact"/>
+        <w:numPr>
+          <w:ilvl w:val="0"/>
+          <w:numId w:val="1022"/>
+        </w:numPr>
+      </w:pPr>
+      <w:r>
+        <w:rPr>
+          <w:b/>
+          <w:bCs/>
+        </w:rPr>
+        <w:t xml:space="preserve">Theorem of Minimum Temporal Depth:</w:t>
+      </w:r>
+      <w:r>
+        <w:t xml:space="preserve"> </w:t>
+      </w:r>
+      <w:r>
+        <w:t xml:space="preserve">The mathematical necessity condition stating that phenomenal self-consciousness strictly requires multi-step counterfactual planning (</w:t>
+      </w:r>
+      <m:oMath>
+        <m:r>
+          <m:t>H</m:t>
+        </m:r>
+        <m:r>
+          <m:rPr>
+            <m:sty m:val="p"/>
+          </m:rPr>
+          <m:t>&gt;</m:t>
+        </m:r>
+        <m:r>
+          <m:t>1</m:t>
+        </m:r>
+      </m:oMath>
+      <w:r>
+        <w:t xml:space="preserve">) to avoid causal collapse (</w:t>
+      </w:r>
+      <m:oMath>
+        <m:r>
+          <m:rPr>
+            <m:sty m:val="p"/>
+          </m:rPr>
+          <m:t>Φ</m:t>
+        </m:r>
+        <m:r>
+          <m:rPr>
+            <m:sty m:val="p"/>
+          </m:rPr>
+          <m:t>→</m:t>
+        </m:r>
+        <m:r>
+          <m:t>0</m:t>
+        </m:r>
+      </m:oMath>
+      <w:r>
+        <w:t xml:space="preserve">) (Riebl).</w:t>
+      </w:r>
+    </w:p>
+    <w:p>
+      <w:pPr>
+        <w:pStyle w:val="Compact"/>
+        <w:numPr>
+          <w:ilvl w:val="0"/>
+          <w:numId w:val="1022"/>
         </w:numPr>
       </w:pPr>
       <w:r>
@@ -22100,7 +22694,7 @@
         <w:pStyle w:val="Compact"/>
         <w:numPr>
           <w:ilvl w:val="0"/>
-          <w:numId w:val="1019"/>
+          <w:numId w:val="1022"/>
         </w:numPr>
       </w:pPr>
       <w:r>
@@ -22171,8 +22765,8 @@
         </w:pict>
       </w:r>
     </w:p>
-    <w:bookmarkEnd w:id="82"/>
-    <w:bookmarkStart w:id="83" w:name="Xfea1db6f47bf4d6d53c2a7b0c00dd7d7072e735"/>
+    <w:bookmarkEnd w:id="94"/>
+    <w:bookmarkStart w:id="95" w:name="Xfea1db6f47bf4d6d53c2a7b0c00dd7d7072e735"/>
     <w:p>
       <w:pPr>
         <w:pStyle w:val="Heading2"/>
@@ -22186,7 +22780,7 @@
         <w:pStyle w:val="Compact"/>
         <w:numPr>
           <w:ilvl w:val="0"/>
-          <w:numId w:val="1020"/>
+          <w:numId w:val="1023"/>
         </w:numPr>
       </w:pPr>
       <w:r>
@@ -22218,7 +22812,7 @@
         <w:pStyle w:val="Compact"/>
         <w:numPr>
           <w:ilvl w:val="0"/>
-          <w:numId w:val="1020"/>
+          <w:numId w:val="1023"/>
         </w:numPr>
       </w:pPr>
       <w:r>
@@ -22250,7 +22844,7 @@
         <w:pStyle w:val="Compact"/>
         <w:numPr>
           <w:ilvl w:val="0"/>
-          <w:numId w:val="1020"/>
+          <w:numId w:val="1023"/>
         </w:numPr>
       </w:pPr>
       <w:r>
@@ -22282,7 +22876,7 @@
         <w:pStyle w:val="Compact"/>
         <w:numPr>
           <w:ilvl w:val="0"/>
-          <w:numId w:val="1020"/>
+          <w:numId w:val="1023"/>
         </w:numPr>
       </w:pPr>
       <w:r>
@@ -22314,7 +22908,7 @@
         <w:pStyle w:val="Compact"/>
         <w:numPr>
           <w:ilvl w:val="0"/>
-          <w:numId w:val="1020"/>
+          <w:numId w:val="1023"/>
         </w:numPr>
       </w:pPr>
       <w:r>
@@ -22346,7 +22940,7 @@
         <w:pStyle w:val="Compact"/>
         <w:numPr>
           <w:ilvl w:val="0"/>
-          <w:numId w:val="1020"/>
+          <w:numId w:val="1023"/>
         </w:numPr>
       </w:pPr>
       <w:r>
@@ -22378,7 +22972,7 @@
         <w:pStyle w:val="Compact"/>
         <w:numPr>
           <w:ilvl w:val="0"/>
-          <w:numId w:val="1020"/>
+          <w:numId w:val="1023"/>
         </w:numPr>
       </w:pPr>
       <w:r>
@@ -22410,7 +23004,7 @@
         <w:pStyle w:val="Compact"/>
         <w:numPr>
           <w:ilvl w:val="0"/>
-          <w:numId w:val="1020"/>
+          <w:numId w:val="1023"/>
         </w:numPr>
       </w:pPr>
       <w:r>
@@ -22442,7 +23036,7 @@
         <w:pStyle w:val="Compact"/>
         <w:numPr>
           <w:ilvl w:val="0"/>
-          <w:numId w:val="1020"/>
+          <w:numId w:val="1023"/>
         </w:numPr>
       </w:pPr>
       <w:r>
@@ -22474,7 +23068,7 @@
         <w:pStyle w:val="Compact"/>
         <w:numPr>
           <w:ilvl w:val="0"/>
-          <w:numId w:val="1020"/>
+          <w:numId w:val="1023"/>
         </w:numPr>
       </w:pPr>
       <w:r>
@@ -22506,7 +23100,7 @@
         <w:pStyle w:val="Compact"/>
         <w:numPr>
           <w:ilvl w:val="0"/>
-          <w:numId w:val="1020"/>
+          <w:numId w:val="1023"/>
         </w:numPr>
       </w:pPr>
       <w:r>
@@ -22538,7 +23132,7 @@
         <w:pStyle w:val="Compact"/>
         <w:numPr>
           <w:ilvl w:val="0"/>
-          <w:numId w:val="1020"/>
+          <w:numId w:val="1023"/>
         </w:numPr>
       </w:pPr>
       <w:r>
@@ -22570,7 +23164,7 @@
         <w:pStyle w:val="Compact"/>
         <w:numPr>
           <w:ilvl w:val="0"/>
-          <w:numId w:val="1020"/>
+          <w:numId w:val="1023"/>
         </w:numPr>
       </w:pPr>
       <w:r>
@@ -22602,7 +23196,7 @@
         <w:pStyle w:val="Compact"/>
         <w:numPr>
           <w:ilvl w:val="0"/>
-          <w:numId w:val="1020"/>
+          <w:numId w:val="1023"/>
         </w:numPr>
       </w:pPr>
       <w:r>
@@ -22634,7 +23228,7 @@
         <w:pStyle w:val="Compact"/>
         <w:numPr>
           <w:ilvl w:val="0"/>
-          <w:numId w:val="1020"/>
+          <w:numId w:val="1023"/>
         </w:numPr>
       </w:pPr>
       <w:r>
@@ -22666,7 +23260,7 @@
         <w:pStyle w:val="Compact"/>
         <w:numPr>
           <w:ilvl w:val="0"/>
-          <w:numId w:val="1020"/>
+          <w:numId w:val="1023"/>
         </w:numPr>
       </w:pPr>
       <w:r>
@@ -22698,7 +23292,7 @@
         <w:pStyle w:val="Compact"/>
         <w:numPr>
           <w:ilvl w:val="0"/>
-          <w:numId w:val="1020"/>
+          <w:numId w:val="1023"/>
         </w:numPr>
       </w:pPr>
       <w:r>
@@ -22730,7 +23324,7 @@
         <w:pStyle w:val="Compact"/>
         <w:numPr>
           <w:ilvl w:val="0"/>
-          <w:numId w:val="1020"/>
+          <w:numId w:val="1023"/>
         </w:numPr>
       </w:pPr>
       <w:r>
@@ -22762,7 +23356,7 @@
         <w:pStyle w:val="Compact"/>
         <w:numPr>
           <w:ilvl w:val="0"/>
-          <w:numId w:val="1020"/>
+          <w:numId w:val="1023"/>
         </w:numPr>
       </w:pPr>
       <w:r>
@@ -22794,7 +23388,7 @@
         <w:pStyle w:val="Compact"/>
         <w:numPr>
           <w:ilvl w:val="0"/>
-          <w:numId w:val="1020"/>
+          <w:numId w:val="1023"/>
         </w:numPr>
       </w:pPr>
       <w:r>
@@ -22826,7 +23420,7 @@
         <w:pStyle w:val="Compact"/>
         <w:numPr>
           <w:ilvl w:val="0"/>
-          <w:numId w:val="1020"/>
+          <w:numId w:val="1023"/>
         </w:numPr>
       </w:pPr>
       <w:r>
@@ -22858,7 +23452,7 @@
         <w:pStyle w:val="Compact"/>
         <w:numPr>
           <w:ilvl w:val="0"/>
-          <w:numId w:val="1020"/>
+          <w:numId w:val="1023"/>
         </w:numPr>
       </w:pPr>
       <w:r>
@@ -22890,7 +23484,7 @@
         <w:pStyle w:val="Compact"/>
         <w:numPr>
           <w:ilvl w:val="0"/>
-          <w:numId w:val="1020"/>
+          <w:numId w:val="1023"/>
         </w:numPr>
       </w:pPr>
       <w:r>
@@ -22922,7 +23516,7 @@
         <w:pStyle w:val="Compact"/>
         <w:numPr>
           <w:ilvl w:val="0"/>
-          <w:numId w:val="1020"/>
+          <w:numId w:val="1023"/>
         </w:numPr>
       </w:pPr>
       <w:r>
@@ -22954,7 +23548,7 @@
         <w:pStyle w:val="Compact"/>
         <w:numPr>
           <w:ilvl w:val="0"/>
-          <w:numId w:val="1020"/>
+          <w:numId w:val="1023"/>
         </w:numPr>
       </w:pPr>
       <w:r>
@@ -22986,7 +23580,7 @@
         <w:pStyle w:val="Compact"/>
         <w:numPr>
           <w:ilvl w:val="0"/>
-          <w:numId w:val="1020"/>
+          <w:numId w:val="1023"/>
         </w:numPr>
       </w:pPr>
       <w:r>
@@ -23018,7 +23612,7 @@
         <w:pStyle w:val="Compact"/>
         <w:numPr>
           <w:ilvl w:val="0"/>
-          <w:numId w:val="1020"/>
+          <w:numId w:val="1023"/>
         </w:numPr>
       </w:pPr>
       <w:r>
@@ -23050,7 +23644,7 @@
         <w:pStyle w:val="Compact"/>
         <w:numPr>
           <w:ilvl w:val="0"/>
-          <w:numId w:val="1020"/>
+          <w:numId w:val="1023"/>
         </w:numPr>
       </w:pPr>
       <w:r>
@@ -23082,7 +23676,7 @@
         <w:pStyle w:val="Compact"/>
         <w:numPr>
           <w:ilvl w:val="0"/>
-          <w:numId w:val="1020"/>
+          <w:numId w:val="1023"/>
         </w:numPr>
       </w:pPr>
       <w:r>
@@ -23114,7 +23708,7 @@
         <w:pStyle w:val="Compact"/>
         <w:numPr>
           <w:ilvl w:val="0"/>
-          <w:numId w:val="1020"/>
+          <w:numId w:val="1023"/>
         </w:numPr>
       </w:pPr>
       <w:r>
@@ -23146,7 +23740,7 @@
         <w:pStyle w:val="Compact"/>
         <w:numPr>
           <w:ilvl w:val="0"/>
-          <w:numId w:val="1020"/>
+          <w:numId w:val="1023"/>
         </w:numPr>
       </w:pPr>
       <w:r>
@@ -23178,7 +23772,7 @@
         <w:pStyle w:val="Compact"/>
         <w:numPr>
           <w:ilvl w:val="0"/>
-          <w:numId w:val="1020"/>
+          <w:numId w:val="1023"/>
         </w:numPr>
       </w:pPr>
       <w:r>
@@ -23210,7 +23804,7 @@
         <w:pStyle w:val="Compact"/>
         <w:numPr>
           <w:ilvl w:val="0"/>
-          <w:numId w:val="1020"/>
+          <w:numId w:val="1023"/>
         </w:numPr>
       </w:pPr>
       <w:r>
@@ -23257,7 +23851,7 @@
         <w:pStyle w:val="Compact"/>
         <w:numPr>
           <w:ilvl w:val="0"/>
-          <w:numId w:val="1020"/>
+          <w:numId w:val="1023"/>
         </w:numPr>
       </w:pPr>
       <w:r>
@@ -23289,7 +23883,7 @@
         <w:pStyle w:val="Compact"/>
         <w:numPr>
           <w:ilvl w:val="0"/>
-          <w:numId w:val="1020"/>
+          <w:numId w:val="1023"/>
         </w:numPr>
       </w:pPr>
       <w:r>
@@ -23321,7 +23915,7 @@
         <w:pStyle w:val="Compact"/>
         <w:numPr>
           <w:ilvl w:val="0"/>
-          <w:numId w:val="1020"/>
+          <w:numId w:val="1023"/>
         </w:numPr>
       </w:pPr>
       <w:r>
@@ -23353,7 +23947,7 @@
         <w:pStyle w:val="Compact"/>
         <w:numPr>
           <w:ilvl w:val="0"/>
-          <w:numId w:val="1020"/>
+          <w:numId w:val="1023"/>
         </w:numPr>
       </w:pPr>
       <w:r>
@@ -23385,7 +23979,7 @@
         <w:pStyle w:val="Compact"/>
         <w:numPr>
           <w:ilvl w:val="0"/>
-          <w:numId w:val="1020"/>
+          <w:numId w:val="1023"/>
         </w:numPr>
       </w:pPr>
       <w:r>
@@ -23417,7 +24011,7 @@
         <w:pStyle w:val="Compact"/>
         <w:numPr>
           <w:ilvl w:val="0"/>
-          <w:numId w:val="1020"/>
+          <w:numId w:val="1023"/>
         </w:numPr>
       </w:pPr>
       <w:r>
@@ -23449,7 +24043,7 @@
         <w:pStyle w:val="Compact"/>
         <w:numPr>
           <w:ilvl w:val="0"/>
-          <w:numId w:val="1020"/>
+          <w:numId w:val="1023"/>
         </w:numPr>
       </w:pPr>
       <w:r>
@@ -23481,7 +24075,7 @@
         <w:pStyle w:val="Compact"/>
         <w:numPr>
           <w:ilvl w:val="0"/>
-          <w:numId w:val="1020"/>
+          <w:numId w:val="1023"/>
         </w:numPr>
       </w:pPr>
       <w:r>
@@ -23513,7 +24107,7 @@
         <w:pStyle w:val="Compact"/>
         <w:numPr>
           <w:ilvl w:val="0"/>
-          <w:numId w:val="1020"/>
+          <w:numId w:val="1023"/>
         </w:numPr>
       </w:pPr>
       <w:r>
@@ -23545,7 +24139,7 @@
         <w:pStyle w:val="Compact"/>
         <w:numPr>
           <w:ilvl w:val="0"/>
-          <w:numId w:val="1020"/>
+          <w:numId w:val="1023"/>
         </w:numPr>
       </w:pPr>
       <w:r>
@@ -23577,7 +24171,7 @@
         <w:pStyle w:val="Compact"/>
         <w:numPr>
           <w:ilvl w:val="0"/>
-          <w:numId w:val="1020"/>
+          <w:numId w:val="1023"/>
         </w:numPr>
       </w:pPr>
       <w:r>
@@ -23609,7 +24203,7 @@
         <w:pStyle w:val="Compact"/>
         <w:numPr>
           <w:ilvl w:val="0"/>
-          <w:numId w:val="1020"/>
+          <w:numId w:val="1023"/>
         </w:numPr>
       </w:pPr>
       <w:r>
@@ -23641,7 +24235,7 @@
         <w:pStyle w:val="Compact"/>
         <w:numPr>
           <w:ilvl w:val="0"/>
-          <w:numId w:val="1020"/>
+          <w:numId w:val="1023"/>
         </w:numPr>
       </w:pPr>
       <w:r>
@@ -23673,7 +24267,7 @@
         <w:pStyle w:val="Compact"/>
         <w:numPr>
           <w:ilvl w:val="0"/>
-          <w:numId w:val="1020"/>
+          <w:numId w:val="1023"/>
         </w:numPr>
       </w:pPr>
       <w:r>
@@ -23705,7 +24299,7 @@
         <w:pStyle w:val="Compact"/>
         <w:numPr>
           <w:ilvl w:val="0"/>
-          <w:numId w:val="1020"/>
+          <w:numId w:val="1023"/>
         </w:numPr>
       </w:pPr>
       <w:r>
@@ -23739,8 +24333,8 @@
         </w:pict>
       </w:r>
     </w:p>
-    <w:bookmarkEnd w:id="83"/>
-    <w:bookmarkStart w:id="84" w:name="tool-attribution-colophon"/>
+    <w:bookmarkEnd w:id="95"/>
+    <w:bookmarkStart w:id="96" w:name="tool-attribution-colophon"/>
     <w:p>
       <w:pPr>
         <w:pStyle w:val="Heading2"/>
@@ -23868,8 +24462,8 @@
         <w:t xml:space="preserve">(September 2026).</w:t>
       </w:r>
     </w:p>
-    <w:bookmarkEnd w:id="84"/>
-    <w:bookmarkEnd w:id="85"/>
+    <w:bookmarkEnd w:id="96"/>
+    <w:bookmarkEnd w:id="97"/>
     <w:sectPr>
       <w:footnotePr>
         <w:numRestart w:val="eachSect"/>
@@ -24798,6 +25392,15 @@
     <w:abstractNumId w:val="991"/>
   </w:num>
   <w:num w:numId="1020">
+    <w:abstractNumId w:val="991"/>
+  </w:num>
+  <w:num w:numId="1021">
+    <w:abstractNumId w:val="991"/>
+  </w:num>
+  <w:num w:numId="1022">
+    <w:abstractNumId w:val="991"/>
+  </w:num>
+  <w:num w:numId="1023">
     <w:abstractNumId w:val="99411"/>
     <w:lvlOverride w:ilvl="0">
       <w:startOverride w:val="1"/>

--- a/docs/The_Conative_Integrative_Framework_Book_Thomas_Riebl_EN_6x9.docx
+++ b/docs/The_Conative_Integrative_Framework_Book_Thomas_Riebl_EN_6x9.docx
@@ -17629,26 +17629,10 @@
     <w:bookmarkEnd w:id="73"/>
     <w:bookmarkEnd w:id="74"/>
     <w:bookmarkEnd w:id="75"/>
-    <w:bookmarkStart w:id="97" w:name="X7675127ffb4ba549054e43433f1590e220287b6"/>
+    <w:bookmarkStart w:id="80" w:name="X6b39e7f790055e8bd1a052241d000c4450668b5"/>
     <w:p>
       <w:pPr>
         <w:pStyle w:val="Heading1"/>
-      </w:pPr>
-      <w:r>
-        <w:t xml:space="preserve">Chapter 9: Mathematical Appendices, Source Code &amp; Academic Bibliography</w:t>
-      </w:r>
-    </w:p>
-    <w:p>
-      <w:r>
-        <w:pict>
-          <v:rect style="width:0;height:1.5pt" o:hralign="center" o:hrstd="t" o:hr="t"/>
-        </w:pict>
-      </w:r>
-    </w:p>
-    <w:bookmarkStart w:id="80" w:name="X6b39e7f790055e8bd1a052241d000c4450668b5"/>
-    <w:p>
-      <w:pPr>
-        <w:pStyle w:val="Heading2"/>
       </w:pPr>
       <w:r>
         <w:t xml:space="preserve">Appendix A: Mathematical Formalisms &amp; Tensor Notations</w:t>
@@ -19877,7 +19861,7 @@
                   <m:nor/>
                   <m:sty m:val="p"/>
                 </m:rPr>
-                <m:t>Epistemic Ambiguity</m:t>
+                <m:t>Epistemic Ambiguity Resolution</m:t>
               </m:r>
             </m:lim>
           </m:limLow>
@@ -19889,7 +19873,7 @@
         <w:pStyle w:val="FirstParagraph"/>
       </w:pPr>
       <w:r>
-        <w:t xml:space="preserve">Where predicted observations are:</w:t>
+        <w:t xml:space="preserve">Where predicted observations and future states are generated via:</w:t>
       </w:r>
     </w:p>
     <w:p>
@@ -19988,18 +19972,19 @@
             </m:rPr>
             <m:t>)</m:t>
           </m:r>
-        </m:oMath>
-      </m:oMathPara>
-    </w:p>
-    <w:p>
-      <w:pPr>
-        <w:pStyle w:val="FirstParagraph"/>
-      </w:pPr>
-      <m:oMathPara>
-        <m:oMathParaPr>
-          <m:jc m:val="center"/>
-        </m:oMathParaPr>
-        <m:oMath>
+          <m:r>
+            <m:t>  </m:t>
+          </m:r>
+          <m:r>
+            <m:rPr>
+              <m:nor/>
+              <m:sty m:val="p"/>
+            </m:rPr>
+            <m:t>and</m:t>
+          </m:r>
+          <m:r>
+            <m:t>  </m:t>
+          </m:r>
           <m:r>
             <m:t>Q</m:t>
           </m:r>
@@ -20335,812 +20320,15 @@
         </m:oMath>
       </m:oMathPara>
     </w:p>
-    <w:p>
-      <w:r>
-        <w:pict>
-          <v:rect style="width:0;height:1.5pt" o:hralign="center" o:hrstd="t" o:hr="t"/>
-        </w:pict>
-      </w:r>
-    </w:p>
     <w:bookmarkEnd w:id="79"/>
     <w:bookmarkEnd w:id="80"/>
-    <w:bookmarkStart w:id="81" w:name="Xbaafc699e67e6cc9e0b3f752ce8c1ddd6f6a710"/>
-    <w:p>
-      <w:pPr>
-        <w:pStyle w:val="Heading2"/>
-      </w:pPr>
-      <w:r>
-        <w:t xml:space="preserve">Appendix B: Python Implementation of Deep Temporal Agent</w:t>
-      </w:r>
-    </w:p>
-    <w:p>
-      <w:pPr>
-        <w:pStyle w:val="SourceCode"/>
-      </w:pPr>
-      <w:r>
-        <w:rPr>
-          <w:rStyle w:val="VerbatimChar"/>
-        </w:rPr>
-        <w:t xml:space="preserve">"""</w:t>
-      </w:r>
-      <w:r>
-        <w:br/>
-      </w:r>
-      <w:r>
-        <w:rPr>
-          <w:rStyle w:val="VerbatimChar"/>
-        </w:rPr>
-        <w:t xml:space="preserve">Deep Temporal Active Inference Agent (CIF Core Implementation)</w:t>
-      </w:r>
-      <w:r>
-        <w:br/>
-      </w:r>
-      <w:r>
-        <w:rPr>
-          <w:rStyle w:val="VerbatimChar"/>
-        </w:rPr>
-        <w:t xml:space="preserve">Author: Thomas Riebl (2026)</w:t>
-      </w:r>
-      <w:r>
-        <w:br/>
-      </w:r>
-      <w:r>
-        <w:rPr>
-          <w:rStyle w:val="VerbatimChar"/>
-        </w:rPr>
-        <w:t xml:space="preserve">"""</w:t>
-      </w:r>
-      <w:r>
-        <w:br/>
-      </w:r>
-      <w:r>
-        <w:rPr>
-          <w:rStyle w:val="VerbatimChar"/>
-        </w:rPr>
-        <w:t xml:space="preserve">import numpy as np</w:t>
-      </w:r>
-      <w:r>
-        <w:br/>
-      </w:r>
-      <w:r>
-        <w:rPr>
-          <w:rStyle w:val="VerbatimChar"/>
-        </w:rPr>
-        <w:t xml:space="preserve">import scipy.linalg as la</w:t>
-      </w:r>
-      <w:r>
-        <w:br/>
-      </w:r>
-      <w:r>
-        <w:rPr>
-          <w:rStyle w:val="VerbatimChar"/>
-        </w:rPr>
-        <w:t xml:space="preserve">import itertools</w:t>
-      </w:r>
-      <w:r>
-        <w:br/>
-      </w:r>
-      <w:r>
-        <w:br/>
-      </w:r>
-      <w:r>
-        <w:rPr>
-          <w:rStyle w:val="VerbatimChar"/>
-        </w:rPr>
-        <w:t xml:space="preserve">class DeepTemporalActiveInferenceAgent:</w:t>
-      </w:r>
-      <w:r>
-        <w:br/>
-      </w:r>
-      <w:r>
-        <w:rPr>
-          <w:rStyle w:val="VerbatimChar"/>
-        </w:rPr>
-        <w:t xml:space="preserve">    def __init__(self, name, horizon=4, num_states=6, num_obs=5, num_actions=4, precision=2.5):</w:t>
-      </w:r>
-      <w:r>
-        <w:br/>
-      </w:r>
-      <w:r>
-        <w:rPr>
-          <w:rStyle w:val="VerbatimChar"/>
-        </w:rPr>
-        <w:t xml:space="preserve">        self.name = name</w:t>
-      </w:r>
-      <w:r>
-        <w:br/>
-      </w:r>
-      <w:r>
-        <w:rPr>
-          <w:rStyle w:val="VerbatimChar"/>
-        </w:rPr>
-        <w:t xml:space="preserve">        self.horizon = horizon</w:t>
-      </w:r>
-      <w:r>
-        <w:br/>
-      </w:r>
-      <w:r>
-        <w:rPr>
-          <w:rStyle w:val="VerbatimChar"/>
-        </w:rPr>
-        <w:t xml:space="preserve">        self.num_states = num_states</w:t>
-      </w:r>
-      <w:r>
-        <w:br/>
-      </w:r>
-      <w:r>
-        <w:rPr>
-          <w:rStyle w:val="VerbatimChar"/>
-        </w:rPr>
-        <w:t xml:space="preserve">        self.num_obs = num_obs</w:t>
-      </w:r>
-      <w:r>
-        <w:br/>
-      </w:r>
-      <w:r>
-        <w:rPr>
-          <w:rStyle w:val="VerbatimChar"/>
-        </w:rPr>
-        <w:t xml:space="preserve">        self.num_actions = num_actions</w:t>
-      </w:r>
-      <w:r>
-        <w:br/>
-      </w:r>
-      <w:r>
-        <w:rPr>
-          <w:rStyle w:val="VerbatimChar"/>
-        </w:rPr>
-        <w:t xml:space="preserve">        self.precision = precision</w:t>
-      </w:r>
-      <w:r>
-        <w:br/>
-      </w:r>
-      <w:r>
-        <w:rPr>
-          <w:rStyle w:val="VerbatimChar"/>
-        </w:rPr>
-        <w:t xml:space="preserve">        </w:t>
-      </w:r>
-      <w:r>
-        <w:br/>
-      </w:r>
-      <w:r>
-        <w:rPr>
-          <w:rStyle w:val="VerbatimChar"/>
-        </w:rPr>
-        <w:t xml:space="preserve">        # 1. State Prior D</w:t>
-      </w:r>
-      <w:r>
-        <w:br/>
-      </w:r>
-      <w:r>
-        <w:rPr>
-          <w:rStyle w:val="VerbatimChar"/>
-        </w:rPr>
-        <w:t xml:space="preserve">        self.D = np.zeros(num_states)</w:t>
-      </w:r>
-      <w:r>
-        <w:br/>
-      </w:r>
-      <w:r>
-        <w:rPr>
-          <w:rStyle w:val="VerbatimChar"/>
-        </w:rPr>
-        <w:t xml:space="preserve">        self.D[0] = 1.0  # Initialized at Start state (s0)</w:t>
-      </w:r>
-      <w:r>
-        <w:br/>
-      </w:r>
-      <w:r>
-        <w:rPr>
-          <w:rStyle w:val="VerbatimChar"/>
-        </w:rPr>
-        <w:t xml:space="preserve">        </w:t>
-      </w:r>
-      <w:r>
-        <w:br/>
-      </w:r>
-      <w:r>
-        <w:rPr>
-          <w:rStyle w:val="VerbatimChar"/>
-        </w:rPr>
-        <w:t xml:space="preserve">        # 2. Likelihood Matrix A = P(o | s)</w:t>
-      </w:r>
-      <w:r>
-        <w:br/>
-      </w:r>
-      <w:r>
-        <w:rPr>
-          <w:rStyle w:val="VerbatimChar"/>
-        </w:rPr>
-        <w:t xml:space="preserve">        self.A = np.zeros((num_obs, num_states))</w:t>
-      </w:r>
-      <w:r>
-        <w:br/>
-      </w:r>
-      <w:r>
-        <w:rPr>
-          <w:rStyle w:val="VerbatimChar"/>
-        </w:rPr>
-        <w:t xml:space="preserve">        self.A[0, 0] = 1.0  # Start -&gt; Neutral obs</w:t>
-      </w:r>
-      <w:r>
-        <w:br/>
-      </w:r>
-      <w:r>
-        <w:rPr>
-          <w:rStyle w:val="VerbatimChar"/>
-        </w:rPr>
-        <w:t xml:space="preserve">        self.A[1, 1] = 0.2; self.A[2, 1] = 0.8  # Cue -&gt; Disambiguates safe path</w:t>
-      </w:r>
-      <w:r>
-        <w:br/>
-      </w:r>
-      <w:r>
-        <w:rPr>
-          <w:rStyle w:val="VerbatimChar"/>
-        </w:rPr>
-        <w:t xml:space="preserve">        self.A[3, 2] = 0.9; self.A[4, 2] = 0.1  # Trap -&gt; Deceptive sweet obs</w:t>
-      </w:r>
-      <w:r>
-        <w:br/>
-      </w:r>
-      <w:r>
-        <w:rPr>
-          <w:rStyle w:val="VerbatimChar"/>
-        </w:rPr>
-        <w:t xml:space="preserve">        self.A[0, 3] = 0.8; self.A[2, 3] = 0.2  # Path1 -&gt; Neutral/Safe</w:t>
-      </w:r>
-      <w:r>
-        <w:br/>
-      </w:r>
-      <w:r>
-        <w:rPr>
-          <w:rStyle w:val="VerbatimChar"/>
-        </w:rPr>
-        <w:t xml:space="preserve">        self.A[2, 4] = 1.0  # True Goal -&gt; True safe obs</w:t>
-      </w:r>
-      <w:r>
-        <w:br/>
-      </w:r>
-      <w:r>
-        <w:rPr>
-          <w:rStyle w:val="VerbatimChar"/>
-        </w:rPr>
-        <w:t xml:space="preserve">        self.A[4, 5] = 1.0  # Death -&gt; Lethal collapse obs</w:t>
-      </w:r>
-      <w:r>
-        <w:br/>
-      </w:r>
-      <w:r>
-        <w:rPr>
-          <w:rStyle w:val="VerbatimChar"/>
-        </w:rPr>
-        <w:t xml:space="preserve">        self.A += 1e-6</w:t>
-      </w:r>
-      <w:r>
-        <w:br/>
-      </w:r>
-      <w:r>
-        <w:rPr>
-          <w:rStyle w:val="VerbatimChar"/>
-        </w:rPr>
-        <w:t xml:space="preserve">        self.A = self.A / self.A.sum(axis=0, keepdims=True)</w:t>
-      </w:r>
-      <w:r>
-        <w:br/>
-      </w:r>
-      <w:r>
-        <w:rPr>
-          <w:rStyle w:val="VerbatimChar"/>
-        </w:rPr>
-        <w:t xml:space="preserve">        </w:t>
-      </w:r>
-      <w:r>
-        <w:br/>
-      </w:r>
-      <w:r>
-        <w:rPr>
-          <w:rStyle w:val="VerbatimChar"/>
-        </w:rPr>
-        <w:t xml:space="preserve">        # 3. Transition Tensors B = P(s_{t+1} | s_t, u)</w:t>
-      </w:r>
-      <w:r>
-        <w:br/>
-      </w:r>
-      <w:r>
-        <w:rPr>
-          <w:rStyle w:val="VerbatimChar"/>
-        </w:rPr>
-        <w:t xml:space="preserve">        self.B = np.zeros((num_states, num_states, num_actions))</w:t>
-      </w:r>
-      <w:r>
-        <w:br/>
-      </w:r>
-      <w:r>
-        <w:rPr>
-          <w:rStyle w:val="VerbatimChar"/>
-        </w:rPr>
-        <w:t xml:space="preserve">        for u in range(num_actions):</w:t>
-      </w:r>
-      <w:r>
-        <w:br/>
-      </w:r>
-      <w:r>
-        <w:rPr>
-          <w:rStyle w:val="VerbatimChar"/>
-        </w:rPr>
-        <w:t xml:space="preserve">            self.B[:, :, u] = np.eye(num_states)</w:t>
-      </w:r>
-      <w:r>
-        <w:br/>
-      </w:r>
-      <w:r>
-        <w:rPr>
-          <w:rStyle w:val="VerbatimChar"/>
-        </w:rPr>
-        <w:t xml:space="preserve">            </w:t>
-      </w:r>
-      <w:r>
-        <w:br/>
-      </w:r>
-      <w:r>
-        <w:rPr>
-          <w:rStyle w:val="VerbatimChar"/>
-        </w:rPr>
-        <w:t xml:space="preserve">        # Action 1: Move to Cue Site</w:t>
-      </w:r>
-      <w:r>
-        <w:br/>
-      </w:r>
-      <w:r>
-        <w:rPr>
-          <w:rStyle w:val="VerbatimChar"/>
-        </w:rPr>
-        <w:t xml:space="preserve">        self.B[:, 0, 1] = 0; self.B[1, 0, 1] = 1.0</w:t>
-      </w:r>
-      <w:r>
-        <w:br/>
-      </w:r>
-      <w:r>
-        <w:rPr>
-          <w:rStyle w:val="VerbatimChar"/>
-        </w:rPr>
-        <w:t xml:space="preserve">        # Action 2: Move to Trap (Lethal collapse after delay)</w:t>
-      </w:r>
-      <w:r>
-        <w:br/>
-      </w:r>
-      <w:r>
-        <w:rPr>
-          <w:rStyle w:val="VerbatimChar"/>
-        </w:rPr>
-        <w:t xml:space="preserve">        self.B[:, 0, 2] = 0; self.B[2, 0, 2] = 1.0</w:t>
-      </w:r>
-      <w:r>
-        <w:br/>
-      </w:r>
-      <w:r>
-        <w:rPr>
-          <w:rStyle w:val="VerbatimChar"/>
-        </w:rPr>
-        <w:t xml:space="preserve">        for u in range(num_actions):</w:t>
-      </w:r>
-      <w:r>
-        <w:br/>
-      </w:r>
-      <w:r>
-        <w:rPr>
-          <w:rStyle w:val="VerbatimChar"/>
-        </w:rPr>
-        <w:t xml:space="preserve">            self.B[:, 2, u] = 0; self.B[5, 2, u] = 1.0</w:t>
-      </w:r>
-      <w:r>
-        <w:br/>
-      </w:r>
-      <w:r>
-        <w:rPr>
-          <w:rStyle w:val="VerbatimChar"/>
-        </w:rPr>
-        <w:t xml:space="preserve">            </w:t>
-      </w:r>
-      <w:r>
-        <w:br/>
-      </w:r>
-      <w:r>
-        <w:rPr>
-          <w:rStyle w:val="VerbatimChar"/>
-        </w:rPr>
-        <w:t xml:space="preserve">        # Action 3: Move to Safe Path / Goal</w:t>
-      </w:r>
-      <w:r>
-        <w:br/>
-      </w:r>
-      <w:r>
-        <w:rPr>
-          <w:rStyle w:val="VerbatimChar"/>
-        </w:rPr>
-        <w:t xml:space="preserve">        self.B[:, 0, 3] = 0; self.B[3, 0, 3] = 1.0</w:t>
-      </w:r>
-      <w:r>
-        <w:br/>
-      </w:r>
-      <w:r>
-        <w:rPr>
-          <w:rStyle w:val="VerbatimChar"/>
-        </w:rPr>
-        <w:t xml:space="preserve">        self.B[:, 1, 3] = 0; self.B[3, 1, 3] = 1.0</w:t>
-      </w:r>
-      <w:r>
-        <w:br/>
-      </w:r>
-      <w:r>
-        <w:rPr>
-          <w:rStyle w:val="VerbatimChar"/>
-        </w:rPr>
-        <w:t xml:space="preserve">        self.B[:, 3, 3] = 0; self.B[4, 3, 3] = 1.0</w:t>
-      </w:r>
-      <w:r>
-        <w:br/>
-      </w:r>
-      <w:r>
-        <w:rPr>
-          <w:rStyle w:val="VerbatimChar"/>
-        </w:rPr>
-        <w:t xml:space="preserve">        </w:t>
-      </w:r>
-      <w:r>
-        <w:br/>
-      </w:r>
-      <w:r>
-        <w:rPr>
-          <w:rStyle w:val="VerbatimChar"/>
-        </w:rPr>
-        <w:t xml:space="preserve">        # 4. Prior Preferences C = ln P(o)</w:t>
-      </w:r>
-      <w:r>
-        <w:br/>
-      </w:r>
-      <w:r>
-        <w:rPr>
-          <w:rStyle w:val="VerbatimChar"/>
-        </w:rPr>
-        <w:t xml:space="preserve">        self.C = np.array([0.0, -1.0, 4.5, 2.0, -10.0])</w:t>
-      </w:r>
-      <w:r>
-        <w:br/>
-      </w:r>
-      <w:r>
-        <w:rPr>
-          <w:rStyle w:val="VerbatimChar"/>
-        </w:rPr>
-        <w:t xml:space="preserve">        self.qs = self.D.copy()</w:t>
-      </w:r>
-      <w:r>
-        <w:br/>
-      </w:r>
-      <w:r>
-        <w:rPr>
-          <w:rStyle w:val="VerbatimChar"/>
-        </w:rPr>
-        <w:t xml:space="preserve">        </w:t>
-      </w:r>
-      <w:r>
-        <w:br/>
-      </w:r>
-      <w:r>
-        <w:rPr>
-          <w:rStyle w:val="VerbatimChar"/>
-        </w:rPr>
-        <w:t xml:space="preserve">    def infer_states(self, obs):</w:t>
-      </w:r>
-      <w:r>
-        <w:br/>
-      </w:r>
-      <w:r>
-        <w:rPr>
-          <w:rStyle w:val="VerbatimChar"/>
-        </w:rPr>
-        <w:t xml:space="preserve">        likelihood = self.A[obs, :]</w:t>
-      </w:r>
-      <w:r>
-        <w:br/>
-      </w:r>
-      <w:r>
-        <w:rPr>
-          <w:rStyle w:val="VerbatimChar"/>
-        </w:rPr>
-        <w:t xml:space="preserve">        self.qs = self.qs * likelihood</w:t>
-      </w:r>
-      <w:r>
-        <w:br/>
-      </w:r>
-      <w:r>
-        <w:rPr>
-          <w:rStyle w:val="VerbatimChar"/>
-        </w:rPr>
-        <w:t xml:space="preserve">        self.qs = self.qs / (np.sum(self.qs) + 1e-12)</w:t>
-      </w:r>
-      <w:r>
-        <w:br/>
-      </w:r>
-      <w:r>
-        <w:rPr>
-          <w:rStyle w:val="VerbatimChar"/>
-        </w:rPr>
-        <w:t xml:space="preserve">        return self.qs</w:t>
-      </w:r>
-      <w:r>
-        <w:br/>
-      </w:r>
-      <w:r>
-        <w:rPr>
-          <w:rStyle w:val="VerbatimChar"/>
-        </w:rPr>
-        <w:t xml:space="preserve">        </w:t>
-      </w:r>
-      <w:r>
-        <w:br/>
-      </w:r>
-      <w:r>
-        <w:rPr>
-          <w:rStyle w:val="VerbatimChar"/>
-        </w:rPr>
-        <w:t xml:space="preserve">    def calculate_expected_free_energy(self, policy):</w:t>
-      </w:r>
-      <w:r>
-        <w:br/>
-      </w:r>
-      <w:r>
-        <w:rPr>
-          <w:rStyle w:val="VerbatimChar"/>
-        </w:rPr>
-        <w:t xml:space="preserve">        if self.horizon == 0:</w:t>
-      </w:r>
-      <w:r>
-        <w:br/>
-      </w:r>
-      <w:r>
-        <w:rPr>
-          <w:rStyle w:val="VerbatimChar"/>
-        </w:rPr>
-        <w:t xml:space="preserve">            return 0.0</w:t>
-      </w:r>
-      <w:r>
-        <w:br/>
-      </w:r>
-      <w:r>
-        <w:rPr>
-          <w:rStyle w:val="VerbatimChar"/>
-        </w:rPr>
-        <w:t xml:space="preserve">        G = 0.0</w:t>
-      </w:r>
-      <w:r>
-        <w:br/>
-      </w:r>
-      <w:r>
-        <w:rPr>
-          <w:rStyle w:val="VerbatimChar"/>
-        </w:rPr>
-        <w:t xml:space="preserve">        curr_qs = self.qs.copy()</w:t>
-      </w:r>
-      <w:r>
-        <w:br/>
-      </w:r>
-      <w:r>
-        <w:rPr>
-          <w:rStyle w:val="VerbatimChar"/>
-        </w:rPr>
-        <w:t xml:space="preserve">        for t, u in enumerate(policy):</w:t>
-      </w:r>
-      <w:r>
-        <w:br/>
-      </w:r>
-      <w:r>
-        <w:rPr>
-          <w:rStyle w:val="VerbatimChar"/>
-        </w:rPr>
-        <w:t xml:space="preserve">            next_qs = self.B[:, :, u] @ curr_qs</w:t>
-      </w:r>
-      <w:r>
-        <w:br/>
-      </w:r>
-      <w:r>
-        <w:rPr>
-          <w:rStyle w:val="VerbatimChar"/>
-        </w:rPr>
-        <w:t xml:space="preserve">            next_qs = next_qs / (np.sum(next_qs) + 1e-12)</w:t>
-      </w:r>
-      <w:r>
-        <w:br/>
-      </w:r>
-      <w:r>
-        <w:rPr>
-          <w:rStyle w:val="VerbatimChar"/>
-        </w:rPr>
-        <w:t xml:space="preserve">            qo = self.A @ next_qs</w:t>
-      </w:r>
-      <w:r>
-        <w:br/>
-      </w:r>
-      <w:r>
-        <w:rPr>
-          <w:rStyle w:val="VerbatimChar"/>
-        </w:rPr>
-        <w:t xml:space="preserve">            qo = qo / (np.sum(qo) + 1e-12)</w:t>
-      </w:r>
-      <w:r>
-        <w:br/>
-      </w:r>
-      <w:r>
-        <w:rPr>
-          <w:rStyle w:val="VerbatimChar"/>
-        </w:rPr>
-        <w:t xml:space="preserve">            pragmatic = np.sum(qo * self.C)</w:t>
-      </w:r>
-      <w:r>
-        <w:br/>
-      </w:r>
-      <w:r>
-        <w:rPr>
-          <w:rStyle w:val="VerbatimChar"/>
-        </w:rPr>
-        <w:t xml:space="preserve">            H_qo = -np.sum(qo * np.log(qo + 1e-12))</w:t>
-      </w:r>
-      <w:r>
-        <w:br/>
-      </w:r>
-      <w:r>
-        <w:rPr>
-          <w:rStyle w:val="VerbatimChar"/>
-        </w:rPr>
-        <w:t xml:space="preserve">            H_A = -np.sum(self.A * np.log(self.A + 1e-12), axis=0)</w:t>
-      </w:r>
-      <w:r>
-        <w:br/>
-      </w:r>
-      <w:r>
-        <w:rPr>
-          <w:rStyle w:val="VerbatimChar"/>
-        </w:rPr>
-        <w:t xml:space="preserve">            epistemic = H_qo - np.sum(next_qs * H_A)</w:t>
-      </w:r>
-      <w:r>
-        <w:br/>
-      </w:r>
-      <w:r>
-        <w:rPr>
-          <w:rStyle w:val="VerbatimChar"/>
-        </w:rPr>
-        <w:t xml:space="preserve">            step_G = -(pragmatic + 1.2 * epistemic)</w:t>
-      </w:r>
-      <w:r>
-        <w:br/>
-      </w:r>
-      <w:r>
-        <w:rPr>
-          <w:rStyle w:val="VerbatimChar"/>
-        </w:rPr>
-        <w:t xml:space="preserve">            G += (0.95 ** t) * step_G</w:t>
-      </w:r>
-      <w:r>
-        <w:br/>
-      </w:r>
-      <w:r>
-        <w:rPr>
-          <w:rStyle w:val="VerbatimChar"/>
-        </w:rPr>
-        <w:t xml:space="preserve">            curr_qs = next_qs</w:t>
-      </w:r>
-      <w:r>
-        <w:br/>
-      </w:r>
-      <w:r>
-        <w:rPr>
-          <w:rStyle w:val="VerbatimChar"/>
-        </w:rPr>
-        <w:t xml:space="preserve">        return G</w:t>
-      </w:r>
-      <w:r>
-        <w:br/>
-      </w:r>
-      <w:r>
-        <w:br/>
-      </w:r>
-      <w:r>
-        <w:rPr>
-          <w:rStyle w:val="VerbatimChar"/>
-        </w:rPr>
-        <w:t xml:space="preserve">    def select_action(self):</w:t>
-      </w:r>
-      <w:r>
-        <w:br/>
-      </w:r>
-      <w:r>
-        <w:rPr>
-          <w:rStyle w:val="VerbatimChar"/>
-        </w:rPr>
-        <w:t xml:space="preserve">        if self.horizon == 0:</w:t>
-      </w:r>
-      <w:r>
-        <w:br/>
-      </w:r>
-      <w:r>
-        <w:rPr>
-          <w:rStyle w:val="VerbatimChar"/>
-        </w:rPr>
-        <w:t xml:space="preserve">            return np.random.choice([1, 2, 3], p=[0.2, 0.6, 0.2]), 0.0</w:t>
-      </w:r>
-      <w:r>
-        <w:br/>
-      </w:r>
-      <w:r>
-        <w:rPr>
-          <w:rStyle w:val="VerbatimChar"/>
-        </w:rPr>
-        <w:t xml:space="preserve">        policies = list(itertools.product(range(self.num_actions), repeat=self.horizon))</w:t>
-      </w:r>
-      <w:r>
-        <w:br/>
-      </w:r>
-      <w:r>
-        <w:rPr>
-          <w:rStyle w:val="VerbatimChar"/>
-        </w:rPr>
-        <w:t xml:space="preserve">        G_vals = np.array([self.calculate_expected_free_energy(pol) for pol in policies])</w:t>
-      </w:r>
-      <w:r>
-        <w:br/>
-      </w:r>
-      <w:r>
-        <w:rPr>
-          <w:rStyle w:val="VerbatimChar"/>
-        </w:rPr>
-        <w:t xml:space="preserve">        e_G = np.exp(-self.precision * (G_vals - np.min(G_vals)))</w:t>
-      </w:r>
-      <w:r>
-        <w:br/>
-      </w:r>
-      <w:r>
-        <w:rPr>
-          <w:rStyle w:val="VerbatimChar"/>
-        </w:rPr>
-        <w:t xml:space="preserve">        p_pol = e_G / np.sum(e_G)</w:t>
-      </w:r>
-      <w:r>
-        <w:br/>
-      </w:r>
-      <w:r>
-        <w:rPr>
-          <w:rStyle w:val="VerbatimChar"/>
-        </w:rPr>
-        <w:t xml:space="preserve">        chosen_idx = np.random.choice(len(policies), p=p_pol)</w:t>
-      </w:r>
-      <w:r>
-        <w:br/>
-      </w:r>
-      <w:r>
-        <w:rPr>
-          <w:rStyle w:val="VerbatimChar"/>
-        </w:rPr>
-        <w:t xml:space="preserve">        return policies[chosen_idx][0], G_vals[chosen_idx]</w:t>
-      </w:r>
-    </w:p>
-    <w:p>
-      <w:r>
-        <w:pict>
-          <v:rect style="width:0;height:1.5pt" o:hralign="center" o:hrstd="t" o:hr="t"/>
-        </w:pict>
-      </w:r>
-    </w:p>
-    <w:bookmarkEnd w:id="81"/>
-    <w:bookmarkStart w:id="93" w:name="Xfd9a84cdf696d42a5c4d188071a82e4ae671df4"/>
-    <w:p>
-      <w:pPr>
-        <w:pStyle w:val="Heading2"/>
-      </w:pPr>
-      <w:r>
-        <w:t xml:space="preserve">Appendix C: Open Science, Git Repository &amp; Computational Reproducibility</w:t>
+    <w:bookmarkStart w:id="92" w:name="X149a94e4d5f76ae8b4406f7f43a70f67a41b9c3"/>
+    <w:p>
+      <w:pPr>
+        <w:pStyle w:val="Heading1"/>
+      </w:pPr>
+      <w:r>
+        <w:t xml:space="preserve">Appendix B: Open Science, Git Repository &amp; Computational Reproducibility</w:t>
       </w:r>
     </w:p>
     <w:p>
@@ -21169,7 +20357,7 @@
       <w:r>
         <w:br/>
       </w:r>
-      <w:hyperlink r:id="rId82">
+      <w:hyperlink r:id="rId81">
         <w:r>
           <w:rPr>
             <w:rStyle w:val="Hyperlink"/>
@@ -21178,7 +20366,7 @@
         </w:r>
       </w:hyperlink>
     </w:p>
-    <w:bookmarkStart w:id="86" w:name="X0afae7504dac5bd24afe4754abdb170c2d5d6d6"/>
+    <w:bookmarkStart w:id="85" w:name="X0afae7504dac5bd24afe4754abdb170c2d5d6d6"/>
     <w:p>
       <w:pPr>
         <w:pStyle w:val="Heading3"/>
@@ -21236,7 +20424,7 @@
       <w:r>
         <w:br/>
       </w:r>
-      <w:hyperlink r:id="rId83">
+      <w:hyperlink r:id="rId82">
         <w:r>
           <w:rPr>
             <w:rStyle w:val="VerbatimChar"/>
@@ -21318,7 +20506,7 @@
       <w:r>
         <w:br/>
       </w:r>
-      <w:hyperlink r:id="rId84">
+      <w:hyperlink r:id="rId83">
         <w:r>
           <w:rPr>
             <w:rStyle w:val="VerbatimChar"/>
@@ -21454,7 +20642,7 @@
       <w:r>
         <w:br/>
       </w:r>
-      <w:hyperlink r:id="rId85">
+      <w:hyperlink r:id="rId84">
         <w:r>
           <w:rPr>
             <w:rStyle w:val="VerbatimChar"/>
@@ -21515,8 +20703,8 @@
         <w:t xml:space="preserve">) and epistemic curiosity.</w:t>
       </w:r>
     </w:p>
-    <w:bookmarkEnd w:id="86"/>
-    <w:bookmarkStart w:id="92" w:name="X9c436fa6d22e1d844634f22fa339d466ac16eaa"/>
+    <w:bookmarkEnd w:id="85"/>
+    <w:bookmarkStart w:id="91" w:name="X9c436fa6d22e1d844634f22fa339d466ac16eaa"/>
     <w:p>
       <w:pPr>
         <w:pStyle w:val="Heading3"/>
@@ -21562,7 +20750,7 @@
       <w:r>
         <w:br/>
       </w:r>
-      <w:hyperlink r:id="rId87">
+      <w:hyperlink r:id="rId86">
         <w:r>
           <w:rPr>
             <w:rStyle w:val="VerbatimChar"/>
@@ -21599,7 +20787,7 @@
       <w:r>
         <w:br/>
       </w:r>
-      <w:hyperlink r:id="rId88">
+      <w:hyperlink r:id="rId87">
         <w:r>
           <w:rPr>
             <w:rStyle w:val="VerbatimChar"/>
@@ -21636,7 +20824,7 @@
       <w:r>
         <w:br/>
       </w:r>
-      <w:hyperlink r:id="rId89">
+      <w:hyperlink r:id="rId88">
         <w:r>
           <w:rPr>
             <w:rStyle w:val="VerbatimChar"/>
@@ -21673,7 +20861,7 @@
       <w:r>
         <w:br/>
       </w:r>
-      <w:hyperlink r:id="rId90">
+      <w:hyperlink r:id="rId89">
         <w:r>
           <w:rPr>
             <w:rStyle w:val="VerbatimChar"/>
@@ -21710,7 +20898,7 @@
       <w:r>
         <w:br/>
       </w:r>
-      <w:hyperlink r:id="rId91">
+      <w:hyperlink r:id="rId90">
         <w:r>
           <w:rPr>
             <w:rStyle w:val="VerbatimChar"/>
@@ -21719,22 +20907,15 @@
         </w:r>
       </w:hyperlink>
     </w:p>
-    <w:p>
-      <w:r>
-        <w:pict>
-          <v:rect style="width:0;height:1.5pt" o:hralign="center" o:hrstd="t" o:hr="t"/>
-        </w:pict>
-      </w:r>
-    </w:p>
+    <w:bookmarkEnd w:id="91"/>
     <w:bookmarkEnd w:id="92"/>
-    <w:bookmarkEnd w:id="93"/>
-    <w:bookmarkStart w:id="94" w:name="X85880f801c9acb4800dbcc131c217d03422ded8"/>
-    <w:p>
-      <w:pPr>
-        <w:pStyle w:val="Heading2"/>
-      </w:pPr>
-      <w:r>
-        <w:t xml:space="preserve">Appendix D: Alphabetical Glossary of Technical Terms</w:t>
+    <w:bookmarkStart w:id="93" w:name="X8c3db82227ce24978222cb0935495bfd05ca1af"/>
+    <w:p>
+      <w:pPr>
+        <w:pStyle w:val="Heading1"/>
+      </w:pPr>
+      <w:r>
+        <w:t xml:space="preserve">Appendix C: Comprehensive Alphabetical Glossary</w:t>
       </w:r>
     </w:p>
     <w:p>
@@ -21859,36 +21040,45 @@
           <w:b/>
           <w:bCs/>
         </w:rPr>
-        <w:t xml:space="preserve">Conatus:</w:t>
-      </w:r>
-      <w:r>
-        <w:t xml:space="preserve"> </w:t>
-      </w:r>
-      <w:r>
-        <w:t xml:space="preserve">The innate striving of any living entity to persevere in its own existence and resist entropic destruction (Spinoza). In CIF, formalized as the conative goal state</w:t>
-      </w:r>
-      <w:r>
-        <w:t xml:space="preserve"> </w:t>
-      </w:r>
-      <m:oMath>
-        <m:r>
-          <m:rPr>
-            <m:sty m:val="p"/>
-          </m:rPr>
-          <m:t>Φ</m:t>
-        </m:r>
-        <m:r>
-          <m:rPr>
-            <m:sty m:val="p"/>
-          </m:rPr>
-          <m:t>&gt;</m:t>
-        </m:r>
-        <m:r>
-          <m:t>0</m:t>
-        </m:r>
-      </m:oMath>
-      <w:r>
-        <w:t xml:space="preserve">.</w:t>
+        <w:t xml:space="preserve">Cartesian Dualism:</w:t>
+      </w:r>
+      <w:r>
+        <w:t xml:space="preserve"> </w:t>
+      </w:r>
+      <w:r>
+        <w:t xml:space="preserve">The philosophical doctrine established by René Descartes asserting the existence of two fundamentally distinct substances:</w:t>
+      </w:r>
+      <w:r>
+        <w:t xml:space="preserve"> </w:t>
+      </w:r>
+      <w:r>
+        <w:rPr>
+          <w:i/>
+          <w:iCs/>
+        </w:rPr>
+        <w:t xml:space="preserve">res cogitans</w:t>
+      </w:r>
+      <w:r>
+        <w:t xml:space="preserve"> </w:t>
+      </w:r>
+      <w:r>
+        <w:t xml:space="preserve">(unextended, thinking mind) and</w:t>
+      </w:r>
+      <w:r>
+        <w:t xml:space="preserve"> </w:t>
+      </w:r>
+      <w:r>
+        <w:rPr>
+          <w:i/>
+          <w:iCs/>
+        </w:rPr>
+        <w:t xml:space="preserve">res extensa</w:t>
+      </w:r>
+      <w:r>
+        <w:t xml:space="preserve"> </w:t>
+      </w:r>
+      <w:r>
+        <w:t xml:space="preserve">(extended, mindless matter), creating the insoluble problem of mind-body interaction.</w:t>
       </w:r>
     </w:p>
     <w:p>
@@ -21904,24 +21094,45 @@
           <w:b/>
           <w:bCs/>
         </w:rPr>
-        <w:t xml:space="preserve">Criticality (Edge of Chaos):</w:t>
-      </w:r>
-      <w:r>
-        <w:t xml:space="preserve"> </w:t>
-      </w:r>
-      <w:r>
-        <w:t xml:space="preserve">The delicate phase transition boundary between rigid order and chaotic turbulence where information transmission, network dynamic range, and integrated information (</w:t>
-      </w:r>
-      <m:oMath>
-        <m:r>
-          <m:rPr>
-            <m:sty m:val="p"/>
-          </m:rPr>
-          <m:t>Φ</m:t>
-        </m:r>
-      </m:oMath>
-      <w:r>
-        <w:t xml:space="preserve">) reach their global maximum.</w:t>
+        <w:t xml:space="preserve">Causality (Intrinsic vs. Extrinsic):</w:t>
+      </w:r>
+      <w:r>
+        <w:t xml:space="preserve"> </w:t>
+      </w:r>
+      <w:r>
+        <w:t xml:space="preserve">In Integrated Information Theory and CIF,</w:t>
+      </w:r>
+      <w:r>
+        <w:t xml:space="preserve"> </w:t>
+      </w:r>
+      <w:r>
+        <w:rPr>
+          <w:i/>
+          <w:iCs/>
+        </w:rPr>
+        <w:t xml:space="preserve">intrinsic causality</w:t>
+      </w:r>
+      <w:r>
+        <w:t xml:space="preserve"> </w:t>
+      </w:r>
+      <w:r>
+        <w:t xml:space="preserve">refers to the irreducible cause-effect power a system exerts upon itself from within, which constitutes phenomenal experience.</w:t>
+      </w:r>
+      <w:r>
+        <w:t xml:space="preserve"> </w:t>
+      </w:r>
+      <w:r>
+        <w:rPr>
+          <w:i/>
+          <w:iCs/>
+        </w:rPr>
+        <w:t xml:space="preserve">Extrinsic causality</w:t>
+      </w:r>
+      <w:r>
+        <w:t xml:space="preserve"> </w:t>
+      </w:r>
+      <w:r>
+        <w:t xml:space="preserve">refers to observed behavioral input-output transformations.</w:t>
       </w:r>
     </w:p>
     <w:p>
@@ -21937,39 +21148,39 @@
           <w:b/>
           <w:bCs/>
         </w:rPr>
-        <w:t xml:space="preserve">Expected Free Energy (</w:t>
+        <w:t xml:space="preserve">Conatus (The Will to Exist):</w:t>
+      </w:r>
+      <w:r>
+        <w:t xml:space="preserve"> </w:t>
+      </w:r>
+      <w:r>
+        <w:t xml:space="preserve">The innate striving of any living entity to persevere in its own existence and resist entropic destruction (Spinoza). In CIF, formalized as the conative goal state</w:t>
+      </w:r>
+      <w:r>
+        <w:t xml:space="preserve"> </w:t>
       </w:r>
       <m:oMath>
         <m:r>
           <m:rPr>
-            <m:sty m:val="b"/>
-          </m:rPr>
-          <m:t>G</m:t>
+            <m:sty m:val="p"/>
+          </m:rPr>
+          <m:t>Φ</m:t>
+        </m:r>
+        <m:r>
+          <m:rPr>
+            <m:sty m:val="p"/>
+          </m:rPr>
+          <m:t>&gt;</m:t>
+        </m:r>
+        <m:r>
+          <m:t>0</m:t>
         </m:r>
       </m:oMath>
       <w:r>
-        <w:rPr>
-          <w:b/>
-          <w:bCs/>
-        </w:rPr>
-        <w:t xml:space="preserve">):</w:t>
-      </w:r>
-      <w:r>
-        <w:t xml:space="preserve"> </w:t>
-      </w:r>
-      <w:r>
-        <w:t xml:space="preserve">A forward-looking metric evaluating candidate policy sequences over planning horizon</w:t>
-      </w:r>
-      <w:r>
-        <w:t xml:space="preserve"> </w:t>
-      </w:r>
-      <m:oMath>
-        <m:r>
-          <m:t>H</m:t>
-        </m:r>
-      </m:oMath>
-      <w:r>
-        <w:t xml:space="preserve">, decomposing into pragmatic value (goal satisfaction) and epistemic value (ambiguity resolution / curiosity).</w:t>
+        <w:t xml:space="preserve"> </w:t>
+      </w:r>
+      <w:r>
+        <w:t xml:space="preserve">and the 6th Axiom.</w:t>
       </w:r>
     </w:p>
     <w:p>
@@ -21985,13 +21196,24 @@
           <w:b/>
           <w:bCs/>
         </w:rPr>
-        <w:t xml:space="preserve">Explanatory Gap:</w:t>
-      </w:r>
-      <w:r>
-        <w:t xml:space="preserve"> </w:t>
-      </w:r>
-      <w:r>
-        <w:t xml:space="preserve">The insurmountable epistemic chasm within physicalism between quantitative objective neural mechanisms and qualitative subjective experience (Levine).</w:t>
+        <w:t xml:space="preserve">Criticality (Edge of Chaos):</w:t>
+      </w:r>
+      <w:r>
+        <w:t xml:space="preserve"> </w:t>
+      </w:r>
+      <w:r>
+        <w:t xml:space="preserve">The delicate phase transition boundary between rigid order and chaotic turbulence where information transmission, network dynamic range, and integrated information (</w:t>
+      </w:r>
+      <m:oMath>
+        <m:r>
+          <m:rPr>
+            <m:sty m:val="p"/>
+          </m:rPr>
+          <m:t>Φ</m:t>
+        </m:r>
+      </m:oMath>
+      <w:r>
+        <w:t xml:space="preserve">) reach their global maximum.</w:t>
       </w:r>
     </w:p>
     <w:p>
@@ -22007,23 +21229,23 @@
           <w:b/>
           <w:bCs/>
         </w:rPr>
-        <w:t xml:space="preserve">Hard Problem of Consciousness:</w:t>
-      </w:r>
-      <w:r>
-        <w:t xml:space="preserve"> </w:t>
-      </w:r>
-      <w:r>
-        <w:t xml:space="preserve">The fundamental question of why and how physical computations in a brain should ever give rise to subjective, qualitative inner experience (</w:t>
+        <w:t xml:space="preserve">Dissociation:</w:t>
+      </w:r>
+      <w:r>
+        <w:t xml:space="preserve"> </w:t>
+      </w:r>
+      <w:r>
+        <w:t xml:space="preserve">The psychological and cosmological mechanism whereby a unified conscious field divides into semi-autonomous, self-contained sub-domains (</w:t>
       </w:r>
       <w:r>
         <w:rPr>
           <w:i/>
           <w:iCs/>
         </w:rPr>
-        <w:t xml:space="preserve">qualia</w:t>
-      </w:r>
-      <w:r>
-        <w:t xml:space="preserve">) (Chalmers).</w:t>
+        <w:t xml:space="preserve">alters</w:t>
+      </w:r>
+      <w:r>
+        <w:t xml:space="preserve">), establishing localized perspectives behind Markov boundaries.</w:t>
       </w:r>
     </w:p>
     <w:p>
@@ -22039,28 +21261,13 @@
           <w:b/>
           <w:bCs/>
         </w:rPr>
-        <w:t xml:space="preserve">Integrated Information (</w:t>
-      </w:r>
-      <m:oMath>
-        <m:r>
-          <m:rPr>
-            <m:sty m:val="p"/>
-          </m:rPr>
-          <m:t>Φ</m:t>
-        </m:r>
-      </m:oMath>
-      <w:r>
-        <w:rPr>
-          <w:b/>
-          <w:bCs/>
-        </w:rPr>
-        <w:t xml:space="preserve">):</w:t>
-      </w:r>
-      <w:r>
-        <w:t xml:space="preserve"> </w:t>
-      </w:r>
-      <w:r>
-        <w:t xml:space="preserve">The quantitative measure of intrinsic cause-effect power within a maximally irreducible physical substrate, computed across the Minimum Information Partition (Tononi, IIT 4.0).</w:t>
+        <w:t xml:space="preserve">Dual-Aspect Monism:</w:t>
+      </w:r>
+      <w:r>
+        <w:t xml:space="preserve"> </w:t>
+      </w:r>
+      <w:r>
+        <w:t xml:space="preserve">The metaphysical view that the mental and physical are two complementary, epistemically distinct perspectives of a single underlying reality.</w:t>
       </w:r>
     </w:p>
     <w:p>
@@ -22076,45 +21283,24 @@
           <w:b/>
           <w:bCs/>
         </w:rPr>
-        <w:t xml:space="preserve">Markov Blanket:</w:t>
-      </w:r>
-      <w:r>
-        <w:t xml:space="preserve"> </w:t>
-      </w:r>
-      <w:r>
-        <w:t xml:space="preserve">A statistical boundary partitioning a system into internal (</w:t>
+        <w:t xml:space="preserve">Epistemic Value (Epistemic Curiosity):</w:t>
+      </w:r>
+      <w:r>
+        <w:t xml:space="preserve"> </w:t>
+      </w:r>
+      <w:r>
+        <w:t xml:space="preserve">The information-seeking component of Expected Free Energy (</w:t>
       </w:r>
       <m:oMath>
         <m:r>
-          <m:t>μ</m:t>
+          <m:rPr>
+            <m:sty m:val="b"/>
+          </m:rPr>
+          <m:t>G</m:t>
         </m:r>
       </m:oMath>
       <w:r>
-        <w:t xml:space="preserve">), sensory (</w:t>
-      </w:r>
-      <m:oMath>
-        <m:r>
-          <m:t>s</m:t>
-        </m:r>
-      </m:oMath>
-      <w:r>
-        <w:t xml:space="preserve">), active (</w:t>
-      </w:r>
-      <m:oMath>
-        <m:r>
-          <m:t>a</m:t>
-        </m:r>
-      </m:oMath>
-      <w:r>
-        <w:t xml:space="preserve">), and external (</w:t>
-      </w:r>
-      <m:oMath>
-        <m:r>
-          <m:t>η</m:t>
-        </m:r>
-      </m:oMath>
-      <w:r>
-        <w:t xml:space="preserve">) states, rendering internal states conditionally independent of external states.</w:t>
+        <w:t xml:space="preserve">) that drives an active inference agent to explore uncertain environments, disambiguate hidden states, and resolve epistemic surprise before pursuing pragmatic rewards.</w:t>
       </w:r>
     </w:p>
     <w:p>
@@ -22130,13 +21316,29 @@
           <w:b/>
           <w:bCs/>
         </w:rPr>
-        <w:t xml:space="preserve">Mind-at-Large:</w:t>
-      </w:r>
-      <w:r>
-        <w:t xml:space="preserve"> </w:t>
-      </w:r>
-      <w:r>
-        <w:t xml:space="preserve">The universal, transpersonal field of pure consciousness that constitutes the fundamental ontological ground of reality (Spinoza, Kastrup).</w:t>
+        <w:t xml:space="preserve">Epistemology / Epistemic:</w:t>
+      </w:r>
+      <w:r>
+        <w:t xml:space="preserve"> </w:t>
+      </w:r>
+      <w:r>
+        <w:t xml:space="preserve">The branch of philosophy concerned with the theory, nature, sources, and limitations of knowledge. In CIF, physical matter is an</w:t>
+      </w:r>
+      <w:r>
+        <w:t xml:space="preserve"> </w:t>
+      </w:r>
+      <w:r>
+        <w:rPr>
+          <w:i/>
+          <w:iCs/>
+        </w:rPr>
+        <w:t xml:space="preserve">epistemic representation</w:t>
+      </w:r>
+      <w:r>
+        <w:t xml:space="preserve"> </w:t>
+      </w:r>
+      <w:r>
+        <w:t xml:space="preserve">of mental processes viewed across a Markov blanket.</w:t>
       </w:r>
     </w:p>
     <w:p>
@@ -22152,27 +21354,39 @@
           <w:b/>
           <w:bCs/>
         </w:rPr>
-        <w:t xml:space="preserve">Minimum Information Partition (MIP):</w:t>
-      </w:r>
-      <w:r>
-        <w:t xml:space="preserve"> </w:t>
-      </w:r>
-      <w:r>
-        <w:t xml:space="preserve">The bipartition of a system that minimizes informational and causal loss, used to calculate irreducibility and integrated information</w:t>
-      </w:r>
-      <w:r>
-        <w:t xml:space="preserve"> </w:t>
+        <w:t xml:space="preserve">Expected Free Energy (</w:t>
       </w:r>
       <m:oMath>
         <m:r>
           <m:rPr>
-            <m:sty m:val="p"/>
-          </m:rPr>
-          <m:t>Φ</m:t>
+            <m:sty m:val="b"/>
+          </m:rPr>
+          <m:t>G</m:t>
         </m:r>
       </m:oMath>
       <w:r>
-        <w:t xml:space="preserve">.</w:t>
+        <w:rPr>
+          <w:b/>
+          <w:bCs/>
+        </w:rPr>
+        <w:t xml:space="preserve">):</w:t>
+      </w:r>
+      <w:r>
+        <w:t xml:space="preserve"> </w:t>
+      </w:r>
+      <w:r>
+        <w:t xml:space="preserve">A forward-looking metric evaluating candidate policy sequences over planning horizon</w:t>
+      </w:r>
+      <w:r>
+        <w:t xml:space="preserve"> </w:t>
+      </w:r>
+      <m:oMath>
+        <m:r>
+          <m:t>H</m:t>
+        </m:r>
+      </m:oMath>
+      <w:r>
+        <w:t xml:space="preserve">, decomposing into pragmatic value (goal satisfaction) and epistemic value (ambiguity resolution).</w:t>
       </w:r>
     </w:p>
     <w:p>
@@ -22188,25 +21402,13 @@
           <w:b/>
           <w:bCs/>
         </w:rPr>
-        <w:t xml:space="preserve">Phenomenal Self-Model (PSM):</w:t>
-      </w:r>
-      <w:r>
-        <w:t xml:space="preserve"> </w:t>
-      </w:r>
-      <w:r>
-        <w:t xml:space="preserve">A transparent, continuous internal simulation generated by the predictive brain that creates the felt 1st-person perspective of an enduring</w:t>
-      </w:r>
-      <w:r>
-        <w:t xml:space="preserve"> </w:t>
-      </w:r>
-      <w:r>
-        <w:t xml:space="preserve">“I”</w:t>
-      </w:r>
-      <w:r>
-        <w:t xml:space="preserve"> </w:t>
-      </w:r>
-      <w:r>
-        <w:t xml:space="preserve">(Metzinger).</w:t>
+        <w:t xml:space="preserve">Explanatory Gap:</w:t>
+      </w:r>
+      <w:r>
+        <w:t xml:space="preserve"> </w:t>
+      </w:r>
+      <w:r>
+        <w:t xml:space="preserve">The insurmountable epistemic chasm within physicalism between quantitative objective neural mechanisms and qualitative subjective experience (Levine).</w:t>
       </w:r>
     </w:p>
     <w:p>
@@ -22222,69 +21424,23 @@
           <w:b/>
           <w:bCs/>
         </w:rPr>
-        <w:t xml:space="preserve">POMDP (Partially Observable Markov Decision Process):</w:t>
-      </w:r>
-      <w:r>
-        <w:t xml:space="preserve"> </w:t>
-      </w:r>
-      <w:r>
-        <w:t xml:space="preserve">A mathematical framework for modeling decision-making under uncertainty, defined by matrices</w:t>
-      </w:r>
-      <w:r>
-        <w:t xml:space="preserve"> </w:t>
-      </w:r>
-      <m:oMath>
-        <m:r>
-          <m:t>A</m:t>
-        </m:r>
-      </m:oMath>
-      <w:r>
-        <w:t xml:space="preserve"> </w:t>
-      </w:r>
-      <w:r>
-        <w:t xml:space="preserve">(likelihood),</w:t>
-      </w:r>
-      <w:r>
-        <w:t xml:space="preserve"> </w:t>
-      </w:r>
-      <m:oMath>
-        <m:r>
-          <m:t>B</m:t>
-        </m:r>
-      </m:oMath>
-      <w:r>
-        <w:t xml:space="preserve"> </w:t>
-      </w:r>
-      <w:r>
-        <w:t xml:space="preserve">(transitions),</w:t>
-      </w:r>
-      <w:r>
-        <w:t xml:space="preserve"> </w:t>
-      </w:r>
-      <m:oMath>
-        <m:r>
-          <m:t>C</m:t>
-        </m:r>
-      </m:oMath>
-      <w:r>
-        <w:t xml:space="preserve"> </w:t>
-      </w:r>
-      <w:r>
-        <w:t xml:space="preserve">(preferences), and</w:t>
-      </w:r>
-      <w:r>
-        <w:t xml:space="preserve"> </w:t>
-      </w:r>
-      <m:oMath>
-        <m:r>
-          <m:t>D</m:t>
-        </m:r>
-      </m:oMath>
-      <w:r>
-        <w:t xml:space="preserve"> </w:t>
-      </w:r>
-      <w:r>
-        <w:t xml:space="preserve">(priors).</w:t>
+        <w:t xml:space="preserve">Hard Problem of Consciousness:</w:t>
+      </w:r>
+      <w:r>
+        <w:t xml:space="preserve"> </w:t>
+      </w:r>
+      <w:r>
+        <w:t xml:space="preserve">The fundamental question of why and how physical computations in a brain should ever give rise to subjective, qualitative inner experience (</w:t>
+      </w:r>
+      <w:r>
+        <w:rPr>
+          <w:i/>
+          <w:iCs/>
+        </w:rPr>
+        <w:t xml:space="preserve">qualia</w:t>
+      </w:r>
+      <w:r>
+        <w:t xml:space="preserve">) (Chalmers).</w:t>
       </w:r>
     </w:p>
     <w:p>
@@ -22300,17 +21456,16 @@
           <w:b/>
           <w:bCs/>
         </w:rPr>
-        <w:t xml:space="preserve">Primal Impression (</w:t>
-      </w:r>
-      <w:r>
-        <w:rPr>
-          <w:b/>
-          <w:bCs/>
-          <w:i/>
-          <w:iCs/>
-        </w:rPr>
-        <w:t xml:space="preserve">Urimpression</w:t>
-      </w:r>
+        <w:t xml:space="preserve">Integrated Information (</w:t>
+      </w:r>
+      <m:oMath>
+        <m:r>
+          <m:rPr>
+            <m:sty m:val="p"/>
+          </m:rPr>
+          <m:t>Φ</m:t>
+        </m:r>
+      </m:oMath>
       <w:r>
         <w:rPr>
           <w:b/>
@@ -22322,7 +21477,7 @@
         <w:t xml:space="preserve"> </w:t>
       </w:r>
       <w:r>
-        <w:t xml:space="preserve">The present sensory perturbation at the Markov boundary within the Specious Present, corresponding to incoming prediction errors (Husserl).</w:t>
+        <w:t xml:space="preserve">The quantitative measure of intrinsic cause-effect power within a maximally irreducible physical substrate, computed across the Minimum Information Partition (Tononi, IIT 4.0).</w:t>
       </w:r>
     </w:p>
     <w:p>
@@ -22338,13 +21493,45 @@
           <w:b/>
           <w:bCs/>
         </w:rPr>
-        <w:t xml:space="preserve">Protention:</w:t>
-      </w:r>
-      <w:r>
-        <w:t xml:space="preserve"> </w:t>
-      </w:r>
-      <w:r>
-        <w:t xml:space="preserve">The forward-looking anticipatory projection within the Specious Present, corresponding to top-down generative predictions (Husserl).</w:t>
+        <w:t xml:space="preserve">Markov Blanket:</w:t>
+      </w:r>
+      <w:r>
+        <w:t xml:space="preserve"> </w:t>
+      </w:r>
+      <w:r>
+        <w:t xml:space="preserve">A statistical boundary partitioning a system into internal (</w:t>
+      </w:r>
+      <m:oMath>
+        <m:r>
+          <m:t>μ</m:t>
+        </m:r>
+      </m:oMath>
+      <w:r>
+        <w:t xml:space="preserve">), sensory (</w:t>
+      </w:r>
+      <m:oMath>
+        <m:r>
+          <m:t>s</m:t>
+        </m:r>
+      </m:oMath>
+      <w:r>
+        <w:t xml:space="preserve">), active (</w:t>
+      </w:r>
+      <m:oMath>
+        <m:r>
+          <m:t>a</m:t>
+        </m:r>
+      </m:oMath>
+      <w:r>
+        <w:t xml:space="preserve">), and external (</w:t>
+      </w:r>
+      <m:oMath>
+        <m:r>
+          <m:t>η</m:t>
+        </m:r>
+      </m:oMath>
+      <w:r>
+        <w:t xml:space="preserve">) states, rendering internal states conditionally independent of external states.</w:t>
       </w:r>
     </w:p>
     <w:p>
@@ -22360,13 +21547,13 @@
           <w:b/>
           <w:bCs/>
         </w:rPr>
-        <w:t xml:space="preserve">Retention:</w:t>
-      </w:r>
-      <w:r>
-        <w:t xml:space="preserve"> </w:t>
-      </w:r>
-      <w:r>
-        <w:t xml:space="preserve">The immediate past preserved in working memory within the Specious Present, corresponding to empirical synaptic priors (Husserl).</w:t>
+        <w:t xml:space="preserve">Mind-at-Large:</w:t>
+      </w:r>
+      <w:r>
+        <w:t xml:space="preserve"> </w:t>
+      </w:r>
+      <w:r>
+        <w:t xml:space="preserve">The universal, transpersonal field of pure consciousness that constitutes the fundamental ontological ground of reality (Spinoza, Kastrup).</w:t>
       </w:r>
     </w:p>
     <w:p>
@@ -22382,6 +21569,409 @@
           <w:b/>
           <w:bCs/>
         </w:rPr>
+        <w:t xml:space="preserve">Minimum Information Partition (MIP):</w:t>
+      </w:r>
+      <w:r>
+        <w:t xml:space="preserve"> </w:t>
+      </w:r>
+      <w:r>
+        <w:t xml:space="preserve">The bipartition of a system that minimizes informational and causal loss, used to calculate irreducibility and integrated information</w:t>
+      </w:r>
+      <w:r>
+        <w:t xml:space="preserve"> </w:t>
+      </w:r>
+      <m:oMath>
+        <m:r>
+          <m:rPr>
+            <m:sty m:val="p"/>
+          </m:rPr>
+          <m:t>Φ</m:t>
+        </m:r>
+      </m:oMath>
+      <w:r>
+        <w:t xml:space="preserve">.</w:t>
+      </w:r>
+    </w:p>
+    <w:p>
+      <w:pPr>
+        <w:pStyle w:val="Compact"/>
+        <w:numPr>
+          <w:ilvl w:val="0"/>
+          <w:numId w:val="1022"/>
+        </w:numPr>
+      </w:pPr>
+      <w:r>
+        <w:rPr>
+          <w:b/>
+          <w:bCs/>
+        </w:rPr>
+        <w:t xml:space="preserve">Monism:</w:t>
+      </w:r>
+      <w:r>
+        <w:t xml:space="preserve"> </w:t>
+      </w:r>
+      <w:r>
+        <w:t xml:space="preserve">The ontological stance asserting that all of reality is ultimately composed of a single, fundamental kind of substance or essence. CIF adheres to an</w:t>
+      </w:r>
+      <w:r>
+        <w:t xml:space="preserve"> </w:t>
+      </w:r>
+      <w:r>
+        <w:rPr>
+          <w:i/>
+          <w:iCs/>
+        </w:rPr>
+        <w:t xml:space="preserve">idealist monism</w:t>
+      </w:r>
+      <w:r>
+        <w:t xml:space="preserve"> </w:t>
+      </w:r>
+      <w:r>
+        <w:t xml:space="preserve">where experiencing is primary.</w:t>
+      </w:r>
+    </w:p>
+    <w:p>
+      <w:pPr>
+        <w:pStyle w:val="Compact"/>
+        <w:numPr>
+          <w:ilvl w:val="0"/>
+          <w:numId w:val="1022"/>
+        </w:numPr>
+      </w:pPr>
+      <w:r>
+        <w:rPr>
+          <w:b/>
+          <w:bCs/>
+        </w:rPr>
+        <w:t xml:space="preserve">Ontology / Ontological Primacy:</w:t>
+      </w:r>
+      <w:r>
+        <w:t xml:space="preserve"> </w:t>
+      </w:r>
+      <w:r>
+        <w:t xml:space="preserve">The branch of metaphysics studying the fundamental nature of existence, reality, and being. In CIF, consciousness holds</w:t>
+      </w:r>
+      <w:r>
+        <w:t xml:space="preserve"> </w:t>
+      </w:r>
+      <w:r>
+        <w:rPr>
+          <w:i/>
+          <w:iCs/>
+        </w:rPr>
+        <w:t xml:space="preserve">ontological primacy</w:t>
+      </w:r>
+      <w:r>
+        <w:t xml:space="preserve"> </w:t>
+      </w:r>
+      <w:r>
+        <w:t xml:space="preserve">as the irreducible ground of reality.</w:t>
+      </w:r>
+    </w:p>
+    <w:p>
+      <w:pPr>
+        <w:pStyle w:val="Compact"/>
+        <w:numPr>
+          <w:ilvl w:val="0"/>
+          <w:numId w:val="1022"/>
+        </w:numPr>
+      </w:pPr>
+      <w:r>
+        <w:rPr>
+          <w:b/>
+          <w:bCs/>
+        </w:rPr>
+        <w:t xml:space="preserve">Phenomenal Consciousness / Qualia:</w:t>
+      </w:r>
+      <w:r>
+        <w:t xml:space="preserve"> </w:t>
+      </w:r>
+      <w:r>
+        <w:t xml:space="preserve">The subjective, qualitative</w:t>
+      </w:r>
+      <w:r>
+        <w:t xml:space="preserve"> </w:t>
+      </w:r>
+      <w:r>
+        <w:t xml:space="preserve">“what-it-is-like”</w:t>
+      </w:r>
+      <w:r>
+        <w:t xml:space="preserve"> </w:t>
+      </w:r>
+      <w:r>
+        <w:t xml:space="preserve">dimension of direct conscious experience (e.g., the redness of red, the feeling of grief, the warmth of sunlight) (Nagel, Chalmers).</w:t>
+      </w:r>
+    </w:p>
+    <w:p>
+      <w:pPr>
+        <w:pStyle w:val="Compact"/>
+        <w:numPr>
+          <w:ilvl w:val="0"/>
+          <w:numId w:val="1022"/>
+        </w:numPr>
+      </w:pPr>
+      <w:r>
+        <w:rPr>
+          <w:b/>
+          <w:bCs/>
+        </w:rPr>
+        <w:t xml:space="preserve">Phenomenal Self-Model (PSM):</w:t>
+      </w:r>
+      <w:r>
+        <w:t xml:space="preserve"> </w:t>
+      </w:r>
+      <w:r>
+        <w:t xml:space="preserve">A transparent, continuous internal simulation generated by the predictive brain that creates the felt 1st-person perspective of an enduring</w:t>
+      </w:r>
+      <w:r>
+        <w:t xml:space="preserve"> </w:t>
+      </w:r>
+      <w:r>
+        <w:t xml:space="preserve">“I”</w:t>
+      </w:r>
+      <w:r>
+        <w:t xml:space="preserve"> </w:t>
+      </w:r>
+      <w:r>
+        <w:t xml:space="preserve">(Metzinger).</w:t>
+      </w:r>
+    </w:p>
+    <w:p>
+      <w:pPr>
+        <w:pStyle w:val="Compact"/>
+        <w:numPr>
+          <w:ilvl w:val="0"/>
+          <w:numId w:val="1022"/>
+        </w:numPr>
+      </w:pPr>
+      <w:r>
+        <w:rPr>
+          <w:b/>
+          <w:bCs/>
+        </w:rPr>
+        <w:t xml:space="preserve">Physicalism (Materialism):</w:t>
+      </w:r>
+      <w:r>
+        <w:t xml:space="preserve"> </w:t>
+      </w:r>
+      <w:r>
+        <w:t xml:space="preserve">The metaphysical dogma asserting that inanimate physical matter is the sole fundamental reality, and consciousness is merely an emergent epiphenomenon.</w:t>
+      </w:r>
+    </w:p>
+    <w:p>
+      <w:pPr>
+        <w:pStyle w:val="Compact"/>
+        <w:numPr>
+          <w:ilvl w:val="0"/>
+          <w:numId w:val="1022"/>
+        </w:numPr>
+      </w:pPr>
+      <w:r>
+        <w:rPr>
+          <w:b/>
+          <w:bCs/>
+        </w:rPr>
+        <w:t xml:space="preserve">POMDP (Partially Observable Markov Decision Process):</w:t>
+      </w:r>
+      <w:r>
+        <w:t xml:space="preserve"> </w:t>
+      </w:r>
+      <w:r>
+        <w:t xml:space="preserve">A mathematical framework for modeling decision-making under uncertainty, defined by matrices</w:t>
+      </w:r>
+      <w:r>
+        <w:t xml:space="preserve"> </w:t>
+      </w:r>
+      <m:oMath>
+        <m:r>
+          <m:t>A</m:t>
+        </m:r>
+      </m:oMath>
+      <w:r>
+        <w:t xml:space="preserve"> </w:t>
+      </w:r>
+      <w:r>
+        <w:t xml:space="preserve">(likelihood),</w:t>
+      </w:r>
+      <w:r>
+        <w:t xml:space="preserve"> </w:t>
+      </w:r>
+      <m:oMath>
+        <m:r>
+          <m:t>B</m:t>
+        </m:r>
+      </m:oMath>
+      <w:r>
+        <w:t xml:space="preserve"> </w:t>
+      </w:r>
+      <w:r>
+        <w:t xml:space="preserve">(transitions),</w:t>
+      </w:r>
+      <w:r>
+        <w:t xml:space="preserve"> </w:t>
+      </w:r>
+      <m:oMath>
+        <m:r>
+          <m:t>C</m:t>
+        </m:r>
+      </m:oMath>
+      <w:r>
+        <w:t xml:space="preserve"> </w:t>
+      </w:r>
+      <w:r>
+        <w:t xml:space="preserve">(preferences), and</w:t>
+      </w:r>
+      <w:r>
+        <w:t xml:space="preserve"> </w:t>
+      </w:r>
+      <m:oMath>
+        <m:r>
+          <m:t>D</m:t>
+        </m:r>
+      </m:oMath>
+      <w:r>
+        <w:t xml:space="preserve"> </w:t>
+      </w:r>
+      <w:r>
+        <w:t xml:space="preserve">(priors).</w:t>
+      </w:r>
+    </w:p>
+    <w:p>
+      <w:pPr>
+        <w:pStyle w:val="Compact"/>
+        <w:numPr>
+          <w:ilvl w:val="0"/>
+          <w:numId w:val="1022"/>
+        </w:numPr>
+      </w:pPr>
+      <w:r>
+        <w:rPr>
+          <w:b/>
+          <w:bCs/>
+        </w:rPr>
+        <w:t xml:space="preserve">Pragmatic Value:</w:t>
+      </w:r>
+      <w:r>
+        <w:t xml:space="preserve"> </w:t>
+      </w:r>
+      <w:r>
+        <w:t xml:space="preserve">The goal-seeking component of Expected Free Energy (</w:t>
+      </w:r>
+      <m:oMath>
+        <m:r>
+          <m:rPr>
+            <m:sty m:val="b"/>
+          </m:rPr>
+          <m:t>G</m:t>
+        </m:r>
+      </m:oMath>
+      <w:r>
+        <w:t xml:space="preserve">) measuring the degree to which predicted sensory outcomes satisfy the agent’s innate homeostatic survival preferences (</w:t>
+      </w:r>
+      <m:oMath>
+        <m:r>
+          <m:t>C</m:t>
+        </m:r>
+      </m:oMath>
+      <w:r>
+        <w:t xml:space="preserve">).</w:t>
+      </w:r>
+    </w:p>
+    <w:p>
+      <w:pPr>
+        <w:pStyle w:val="Compact"/>
+        <w:numPr>
+          <w:ilvl w:val="0"/>
+          <w:numId w:val="1022"/>
+        </w:numPr>
+      </w:pPr>
+      <w:r>
+        <w:rPr>
+          <w:b/>
+          <w:bCs/>
+        </w:rPr>
+        <w:t xml:space="preserve">Primal Impression (</w:t>
+      </w:r>
+      <w:r>
+        <w:rPr>
+          <w:b/>
+          <w:bCs/>
+          <w:i/>
+          <w:iCs/>
+        </w:rPr>
+        <w:t xml:space="preserve">Urimpression</w:t>
+      </w:r>
+      <w:r>
+        <w:rPr>
+          <w:b/>
+          <w:bCs/>
+        </w:rPr>
+        <w:t xml:space="preserve">):</w:t>
+      </w:r>
+      <w:r>
+        <w:t xml:space="preserve"> </w:t>
+      </w:r>
+      <w:r>
+        <w:t xml:space="preserve">The present sensory perturbation at the Markov boundary within the Specious Present, corresponding to incoming prediction errors (Husserl).</w:t>
+      </w:r>
+    </w:p>
+    <w:p>
+      <w:pPr>
+        <w:pStyle w:val="Compact"/>
+        <w:numPr>
+          <w:ilvl w:val="0"/>
+          <w:numId w:val="1022"/>
+        </w:numPr>
+      </w:pPr>
+      <w:r>
+        <w:rPr>
+          <w:b/>
+          <w:bCs/>
+        </w:rPr>
+        <w:t xml:space="preserve">Protention:</w:t>
+      </w:r>
+      <w:r>
+        <w:t xml:space="preserve"> </w:t>
+      </w:r>
+      <w:r>
+        <w:t xml:space="preserve">The forward-looking anticipatory projection within the Specious Present, corresponding to top-down generative predictions (Husserl).</w:t>
+      </w:r>
+    </w:p>
+    <w:p>
+      <w:pPr>
+        <w:pStyle w:val="Compact"/>
+        <w:numPr>
+          <w:ilvl w:val="0"/>
+          <w:numId w:val="1022"/>
+        </w:numPr>
+      </w:pPr>
+      <w:r>
+        <w:rPr>
+          <w:b/>
+          <w:bCs/>
+        </w:rPr>
+        <w:t xml:space="preserve">Retention:</w:t>
+      </w:r>
+      <w:r>
+        <w:t xml:space="preserve"> </w:t>
+      </w:r>
+      <w:r>
+        <w:t xml:space="preserve">The immediate past preserved in working memory within the Specious Present, corresponding to empirical synaptic priors (Husserl).</w:t>
+      </w:r>
+    </w:p>
+    <w:p>
+      <w:pPr>
+        <w:pStyle w:val="Compact"/>
+        <w:numPr>
+          <w:ilvl w:val="0"/>
+          <w:numId w:val="1022"/>
+        </w:numPr>
+      </w:pPr>
+      <w:r>
+        <w:rPr>
+          <w:b/>
+          <w:bCs/>
+        </w:rPr>
         <w:t xml:space="preserve">Specious Present:</w:t>
       </w:r>
       <w:r>
@@ -22432,6 +22022,42 @@
       </m:oMath>
       <w:r>
         <w:t xml:space="preserve">) combining Retention, Primal Impression, and Protention (James, Husserl).</w:t>
+      </w:r>
+    </w:p>
+    <w:p>
+      <w:pPr>
+        <w:pStyle w:val="Compact"/>
+        <w:numPr>
+          <w:ilvl w:val="0"/>
+          <w:numId w:val="1022"/>
+        </w:numPr>
+      </w:pPr>
+      <w:r>
+        <w:rPr>
+          <w:b/>
+          <w:bCs/>
+        </w:rPr>
+        <w:t xml:space="preserve">Teleology (Conative Attractors):</w:t>
+      </w:r>
+      <w:r>
+        <w:t xml:space="preserve"> </w:t>
+      </w:r>
+      <w:r>
+        <w:t xml:space="preserve">The directed, goal-oriented striving of living systems toward future homeostatic attractors, governed by the formal minimization of Expected Free Energy and the preservation of</w:t>
+      </w:r>
+      <w:r>
+        <w:t xml:space="preserve"> </w:t>
+      </w:r>
+      <m:oMath>
+        <m:r>
+          <m:rPr>
+            <m:sty m:val="p"/>
+          </m:rPr>
+          <m:t>Φ</m:t>
+        </m:r>
+      </m:oMath>
+      <w:r>
+        <w:t xml:space="preserve">.</w:t>
       </w:r>
     </w:p>
     <w:p>
@@ -22758,18 +22384,11 @@
         <w:t xml:space="preserve">), minimized during perceptual inference to eliminate prediction errors.</w:t>
       </w:r>
     </w:p>
-    <w:p>
-      <w:r>
-        <w:pict>
-          <v:rect style="width:0;height:1.5pt" o:hralign="center" o:hrstd="t" o:hr="t"/>
-        </w:pict>
-      </w:r>
-    </w:p>
-    <w:bookmarkEnd w:id="94"/>
-    <w:bookmarkStart w:id="95" w:name="Xfea1db6f47bf4d6d53c2a7b0c00dd7d7072e735"/>
-    <w:p>
-      <w:pPr>
-        <w:pStyle w:val="Heading2"/>
+    <w:bookmarkEnd w:id="93"/>
+    <w:bookmarkStart w:id="94" w:name="Xfea1db6f47bf4d6d53c2a7b0c00dd7d7072e735"/>
+    <w:p>
+      <w:pPr>
+        <w:pStyle w:val="Heading1"/>
       </w:pPr>
       <w:r>
         <w:t xml:space="preserve">Academic References &amp; Comprehensive Bibliography</w:t>
@@ -24326,18 +23945,11 @@
         <w:t xml:space="preserve">World Psychiatry, 17(3), 243–257.</w:t>
       </w:r>
     </w:p>
-    <w:p>
-      <w:r>
-        <w:pict>
-          <v:rect style="width:0;height:1.5pt" o:hralign="center" o:hrstd="t" o:hr="t"/>
-        </w:pict>
-      </w:r>
-    </w:p>
-    <w:bookmarkEnd w:id="95"/>
-    <w:bookmarkStart w:id="96" w:name="tool-attribution-colophon"/>
-    <w:p>
-      <w:pPr>
-        <w:pStyle w:val="Heading2"/>
+    <w:bookmarkEnd w:id="94"/>
+    <w:bookmarkStart w:id="95" w:name="tool-attribution-colophon"/>
+    <w:p>
+      <w:pPr>
+        <w:pStyle w:val="Heading1"/>
       </w:pPr>
       <w:r>
         <w:t xml:space="preserve">Tool Attribution &amp; Colophon</w:t>
@@ -24364,7 +23976,7 @@
         <w:br/>
       </w:r>
       <w:r>
-        <w:t xml:space="preserve">This theoretical treatise, philosophical architecture, and scientific monograph were conceptualized and authored by</w:t>
+        <w:t xml:space="preserve">This theoretical treatise, philosophical architecture, and academic monograph were conceived, authored, and curated by</w:t>
       </w:r>
       <w:r>
         <w:t xml:space="preserve"> </w:t>
@@ -24380,17 +23992,17 @@
         <w:t xml:space="preserve"> </w:t>
       </w:r>
       <w:r>
-        <w:t xml:space="preserve">(Luxembourg) as part of</w:t>
-      </w:r>
-      <w:r>
-        <w:t xml:space="preserve"> </w:t>
-      </w:r>
-      <w:r>
-        <w:rPr>
-          <w:b/>
-          <w:bCs/>
-        </w:rPr>
-        <w:t xml:space="preserve">The Conative-Integrative Framework (CIF)</w:t>
+        <w:t xml:space="preserve">(Luxembourg) within the</w:t>
+      </w:r>
+      <w:r>
+        <w:t xml:space="preserve"> </w:t>
+      </w:r>
+      <w:r>
+        <w:rPr>
+          <w:b/>
+          <w:bCs/>
+        </w:rPr>
+        <w:t xml:space="preserve">Conative-Integrative Framework (CIF)</w:t>
       </w:r>
       <w:r>
         <w:t xml:space="preserve">.</w:t>
@@ -24399,7 +24011,7 @@
         <w:br/>
       </w:r>
       <w:r>
-        <w:t xml:space="preserve">The conceptual formulation, mathematical modeling, simulation scripts, vector diagrams, and multi-format document compilation (Amazon KDP Print PDF</w:t>
+        <w:t xml:space="preserve">Formal mathematical derivations, multi-agent simulation scripts, vector diagrams, and the multi-format book compilation (Amazon KDP Print PDF</w:t>
       </w:r>
       <w:r>
         <w:t xml:space="preserve"> </w:t>
@@ -24443,7 +24055,7 @@
         <w:t xml:space="preserve">.docx</w:t>
       </w:r>
       <w:r>
-        <w:t xml:space="preserve">, and EPUB) were developed with the assistance of</w:t>
+        <w:t xml:space="preserve">) were developed with the assistance of</w:t>
       </w:r>
       <w:r>
         <w:t xml:space="preserve"> </w:t>
@@ -24462,8 +24074,7 @@
         <w:t xml:space="preserve">(September 2026).</w:t>
       </w:r>
     </w:p>
-    <w:bookmarkEnd w:id="96"/>
-    <w:bookmarkEnd w:id="97"/>
+    <w:bookmarkEnd w:id="95"/>
     <w:sectPr>
       <w:footnotePr>
         <w:numRestart w:val="eachSect"/>

--- a/docs/The_Conative_Integrative_Framework_Book_Thomas_Riebl_EN_6x9.docx
+++ b/docs/The_Conative_Integrative_Framework_Book_Thomas_Riebl_EN_6x9.docx
@@ -60,6 +60,347 @@
         </w:p>
       </w:sdtContent>
     </w:sdt>
+    <w:p>
+      <w:pPr>
+        <w:pStyle w:val="FirstParagraph"/>
+      </w:pPr>
+      <w:r>
+        <w:t xml:space="preserve">THE CONATIVE-INTEGRATIVE FRAMEWORK</w:t>
+      </w:r>
+    </w:p>
+    <w:p>
+      <w:pPr>
+        <w:pStyle w:val="BodyText"/>
+      </w:pPr>
+      <w:r>
+        <w:t xml:space="preserve">Active Inference, Integrated Information, and the Autopoietic Arrow of Mind</w:t>
+      </w:r>
+    </w:p>
+    <w:p>
+      <w:pPr>
+        <w:pStyle w:val="BodyText"/>
+      </w:pPr>
+    </w:p>
+    <w:p>
+      <w:pPr>
+        <w:pStyle w:val="BodyText"/>
+      </w:pPr>
+      <w:r>
+        <w:t xml:space="preserve">Phase Space Convergence, Criticality &amp; Phenomenal Topology</w:t>
+      </w:r>
+    </w:p>
+    <w:p>
+      <w:pPr>
+        <w:pStyle w:val="BodyText"/>
+      </w:pPr>
+      <w:r>
+        <w:t xml:space="preserve">THE FUNDAMENTAL MASTER EQUIVALENCE (6TH AXIOM)</w:t>
+      </w:r>
+    </w:p>
+    <w:p>
+      <w:pPr>
+        <w:pStyle w:val="BodyText"/>
+      </w:pPr>
+      <m:oMathPara>
+        <m:oMathParaPr>
+          <m:jc m:val="center"/>
+        </m:oMathParaPr>
+        <m:oMath>
+          <m:sSup>
+            <m:e>
+              <m:r>
+                <m:t>π</m:t>
+              </m:r>
+            </m:e>
+            <m:sup>
+              <m:r>
+                <m:rPr>
+                  <m:sty m:val="p"/>
+                </m:rPr>
+                <m:t>*</m:t>
+              </m:r>
+            </m:sup>
+          </m:sSup>
+          <m:r>
+            <m:rPr>
+              <m:sty m:val="p"/>
+            </m:rPr>
+            <m:t>=</m:t>
+          </m:r>
+          <m:r>
+            <m:rPr>
+              <m:sty m:val="p"/>
+            </m:rPr>
+            <m:t>arg</m:t>
+          </m:r>
+          <m:limLow>
+            <m:e>
+              <m:r>
+                <m:rPr>
+                  <m:sty m:val="p"/>
+                </m:rPr>
+                <m:t>min</m:t>
+              </m:r>
+            </m:e>
+            <m:lim>
+              <m:r>
+                <m:t>π</m:t>
+              </m:r>
+            </m:lim>
+          </m:limLow>
+          <m:nary>
+            <m:naryPr>
+              <m:chr m:val="∑"/>
+              <m:limLoc m:val="undOvr"/>
+              <m:subHide m:val="off"/>
+              <m:supHide m:val="off"/>
+            </m:naryPr>
+            <m:sub>
+              <m:r>
+                <m:t>τ</m:t>
+              </m:r>
+              <m:r>
+                <m:rPr>
+                  <m:sty m:val="p"/>
+                </m:rPr>
+                <m:t>=</m:t>
+              </m:r>
+              <m:r>
+                <m:t>t</m:t>
+              </m:r>
+              <m:r>
+                <m:rPr>
+                  <m:sty m:val="p"/>
+                </m:rPr>
+                <m:t>+</m:t>
+              </m:r>
+              <m:r>
+                <m:t>1</m:t>
+              </m:r>
+            </m:sub>
+            <m:sup>
+              <m:r>
+                <m:t>t</m:t>
+              </m:r>
+              <m:r>
+                <m:rPr>
+                  <m:sty m:val="p"/>
+                </m:rPr>
+                <m:t>+</m:t>
+              </m:r>
+              <m:r>
+                <m:t>H</m:t>
+              </m:r>
+            </m:sup>
+            <m:e>
+              <m:r>
+                <m:rPr>
+                  <m:sty m:val="b"/>
+                </m:rPr>
+                <m:t>G</m:t>
+              </m:r>
+            </m:e>
+          </m:nary>
+          <m:r>
+            <m:rPr>
+              <m:sty m:val="p"/>
+            </m:rPr>
+            <m:t>(</m:t>
+          </m:r>
+          <m:r>
+            <m:t>π</m:t>
+          </m:r>
+          <m:r>
+            <m:rPr>
+              <m:sty m:val="p"/>
+            </m:rPr>
+            <m:t>,</m:t>
+          </m:r>
+          <m:r>
+            <m:t>τ</m:t>
+          </m:r>
+          <m:r>
+            <m:rPr>
+              <m:sty m:val="p"/>
+            </m:rPr>
+            <m:t>)</m:t>
+          </m:r>
+          <m:r>
+            <m:t> </m:t>
+          </m:r>
+          <m:r>
+            <m:rPr>
+              <m:sty m:val="p"/>
+            </m:rPr>
+            <m:t>⇔</m:t>
+          </m:r>
+          <m:r>
+            <m:t> </m:t>
+          </m:r>
+          <m:r>
+            <m:rPr>
+              <m:scr m:val="double-struck"/>
+              <m:sty m:val="p"/>
+            </m:rPr>
+            <m:t>E</m:t>
+          </m:r>
+          <m:r>
+            <m:rPr>
+              <m:sty m:val="p"/>
+            </m:rPr>
+            <m:t>[</m:t>
+          </m:r>
+          <m:r>
+            <m:rPr>
+              <m:sty m:val="p"/>
+            </m:rPr>
+            <m:t>Φ</m:t>
+          </m:r>
+          <m:r>
+            <m:rPr>
+              <m:sty m:val="p"/>
+            </m:rPr>
+            <m:t>(</m:t>
+          </m:r>
+          <m:r>
+            <m:t>t</m:t>
+          </m:r>
+          <m:r>
+            <m:rPr>
+              <m:sty m:val="p"/>
+            </m:rPr>
+            <m:t>+</m:t>
+          </m:r>
+          <m:r>
+            <m:t>1</m:t>
+          </m:r>
+          <m:r>
+            <m:rPr>
+              <m:sty m:val="p"/>
+            </m:rPr>
+            <m:t>)</m:t>
+          </m:r>
+          <m:r>
+            <m:t> </m:t>
+          </m:r>
+          <m:d>
+            <m:dPr>
+              <m:begChr m:val="|"/>
+              <m:sepChr m:val=""/>
+              <m:endChr m:val="]"/>
+              <m:grow/>
+            </m:dPr>
+            <m:e>
+              <m:r>
+                <m:t> </m:t>
+              </m:r>
+              <m:sSup>
+                <m:e>
+                  <m:r>
+                    <m:t>π</m:t>
+                  </m:r>
+                </m:e>
+                <m:sup>
+                  <m:r>
+                    <m:rPr>
+                      <m:sty m:val="p"/>
+                    </m:rPr>
+                    <m:t>*</m:t>
+                  </m:r>
+                </m:sup>
+              </m:sSup>
+            </m:e>
+          </m:d>
+          <m:r>
+            <m:t> </m:t>
+          </m:r>
+          <m:r>
+            <m:rPr>
+              <m:sty m:val="p"/>
+            </m:rPr>
+            <m:t>≥</m:t>
+          </m:r>
+          <m:r>
+            <m:t> </m:t>
+          </m:r>
+          <m:r>
+            <m:rPr>
+              <m:sty m:val="p"/>
+            </m:rPr>
+            <m:t>Φ</m:t>
+          </m:r>
+          <m:r>
+            <m:rPr>
+              <m:sty m:val="p"/>
+            </m:rPr>
+            <m:t>(</m:t>
+          </m:r>
+          <m:r>
+            <m:t>t</m:t>
+          </m:r>
+          <m:r>
+            <m:rPr>
+              <m:sty m:val="p"/>
+            </m:rPr>
+            <m:t>)</m:t>
+          </m:r>
+          <m:r>
+            <m:t> </m:t>
+          </m:r>
+          <m:r>
+            <m:rPr>
+              <m:sty m:val="p"/>
+            </m:rPr>
+            <m:t>(</m:t>
+          </m:r>
+          <m:r>
+            <m:rPr>
+              <m:sty m:val="p"/>
+            </m:rPr>
+            <m:t>Φ</m:t>
+          </m:r>
+          <m:r>
+            <m:rPr>
+              <m:sty m:val="p"/>
+            </m:rPr>
+            <m:t>&gt;</m:t>
+          </m:r>
+          <m:r>
+            <m:t>0</m:t>
+          </m:r>
+          <m:r>
+            <m:rPr>
+              <m:sty m:val="p"/>
+            </m:rPr>
+            <m:t>)</m:t>
+          </m:r>
+        </m:oMath>
+      </m:oMathPara>
+    </w:p>
+    <w:p>
+      <w:pPr>
+        <w:pStyle w:val="FirstParagraph"/>
+      </w:pPr>
+      <w:r>
+        <w:t xml:space="preserve">The Mathematical Bridge between 3rd-Person Cybernetics &amp; 1st-Person Causal Interiority</w:t>
+      </w:r>
+    </w:p>
+    <w:p>
+      <w:pPr>
+        <w:pStyle w:val="BodyText"/>
+      </w:pPr>
+      <w:r>
+        <w:t xml:space="preserve">THOMAS RIEBL</w:t>
+      </w:r>
+    </w:p>
+    <w:p>
+      <w:pPr>
+        <w:pStyle w:val="BodyText"/>
+      </w:pPr>
+      <w:r>
+        <w:t xml:space="preserve">Luxembourg · 2026</w:t>
+      </w:r>
+    </w:p>
     <w:bookmarkStart w:id="9" w:name="dedication"/>
     <w:p>
       <w:pPr>

--- a/docs/The_Conative_Integrative_Framework_Book_Thomas_Riebl_EN_6x9.docx
+++ b/docs/The_Conative_Integrative_Framework_Book_Thomas_Riebl_EN_6x9.docx
@@ -86,7 +86,7 @@
         <w:pStyle w:val="BodyText"/>
       </w:pPr>
       <w:r>
-        <w:t xml:space="preserve">Phase Space Convergence, Criticality &amp; Phenomenal Topology</w:t>
+        <w:t xml:space="preserve">The Conative-Integrative Architecture of Mind</w:t>
       </w:r>
     </w:p>
     <w:p>

--- a/docs/The_Conative_Integrative_Framework_Book_Thomas_Riebl_EN_6x9.docx
+++ b/docs/The_Conative_Integrative_Framework_Book_Thomas_Riebl_EN_6x9.docx
@@ -14094,7 +14094,7 @@
     </w:p>
     <w:bookmarkEnd w:id="59"/>
     <w:bookmarkEnd w:id="60"/>
-    <w:bookmarkStart w:id="69" w:name="X7041a255e637536b7cbd3765a28f8cbba790902"/>
+    <w:bookmarkStart w:id="84" w:name="X7041a255e637536b7cbd3765a28f8cbba790902"/>
     <w:p>
       <w:pPr>
         <w:pStyle w:val="Heading1"/>
@@ -14112,7 +14112,7 @@
           <w:i/>
           <w:iCs/>
         </w:rPr>
-        <w:t xml:space="preserve">“To prove that temporal depth is a necessary condition for consciousness, we must subject our agents to deceptive, stochastic environments where reactive heuristics fail and only counterfactual foresight guarantees survival.”</w:t>
+        <w:t xml:space="preserve">“To prove that consciousness is fundamentally an autopoietic arrow of time, we must subject our agents to deceptive, stochastic environments where reactive heuristics fail and only counterfactual foresight guarantees survival.”</w:t>
       </w:r>
       <w:r>
         <w:br/>
@@ -14157,13 +14157,13 @@
         </w:pict>
       </w:r>
     </w:p>
-    <w:bookmarkStart w:id="61" w:name="X5d17e027b64d4c95896e716984102b27174bb36"/>
+    <w:bookmarkStart w:id="62" w:name="X00587bec947f4e0b40a462806d021b471b13e26"/>
     <w:p>
       <w:pPr>
         <w:pStyle w:val="Heading2"/>
       </w:pPr>
       <w:r>
-        <w:t xml:space="preserve">7.1 The Need for Stochastic In Silico Experiments</w:t>
+        <w:t xml:space="preserve">7.1 The Need for Stochastic In Silico Verification</w:t>
       </w:r>
     </w:p>
     <w:p>
@@ -14171,17 +14171,17 @@
         <w:pStyle w:val="FirstParagraph"/>
       </w:pPr>
       <w:r>
-        <w:t xml:space="preserve">A profound scientific theory of mind cannot remain a purely metaphysical postulate. If the</w:t>
-      </w:r>
-      <w:r>
-        <w:t xml:space="preserve"> </w:t>
-      </w:r>
-      <w:r>
-        <w:rPr>
-          <w:b/>
-          <w:bCs/>
-        </w:rPr>
-        <w:t xml:space="preserve">6th Axiom</w:t>
+        <w:t xml:space="preserve">A profound scientific theory of mind cannot remain an abstract metaphysical postulate. If the</w:t>
+      </w:r>
+      <w:r>
+        <w:t xml:space="preserve"> </w:t>
+      </w:r>
+      <w:r>
+        <w:rPr>
+          <w:b/>
+          <w:bCs/>
+        </w:rPr>
+        <w:t xml:space="preserve">6th Axiom of Consciousness</w:t>
       </w:r>
       <w:r>
         <w:t xml:space="preserve"> </w:t>
@@ -14326,7 +14326,7 @@
         <w:t xml:space="preserve"> </w:t>
       </w:r>
       <w:r>
-        <w:t xml:space="preserve">are true, they must be empirically reproducible through computational simulations in stochastic environments.</w:t>
+        <w:t xml:space="preserve">are true, they must be empirically reproducible through computational simulations in stochastic phase spaces.</w:t>
       </w:r>
     </w:p>
     <w:p>
@@ -14334,8 +14334,144 @@
         <w:pStyle w:val="BodyText"/>
       </w:pPr>
       <w:r>
-        <w:t xml:space="preserve">In this chapter, we present the empirical results of our multi-agent Monte Carlo simulations, executed within a discrete Partially Observable Markov Decision Process (POMDP) containing deceptive reward structures and epistemic ambiguity.</w:t>
-      </w:r>
+        <w:t xml:space="preserve">Rather than relying on static equations, the Conative-Integrative Framework has been subjected to three rigorous computational simulation testbeds implemented in Python and executed across interactive Jupyter Notebooks:</w:t>
+      </w:r>
+      <w:r>
+        <w:t xml:space="preserve"> </w:t>
+      </w:r>
+      <w:r>
+        <w:t xml:space="preserve">1.</w:t>
+      </w:r>
+      <w:r>
+        <w:t xml:space="preserve"> </w:t>
+      </w:r>
+      <w:r>
+        <w:rPr>
+          <w:b/>
+          <w:bCs/>
+        </w:rPr>
+        <w:t xml:space="preserve">Simulation Phase 1:</w:t>
+      </w:r>
+      <w:r>
+        <w:t xml:space="preserve"> </w:t>
+      </w:r>
+      <w:r>
+        <w:t xml:space="preserve">Recurrent Active Inference Network &amp; Autopoietic</w:t>
+      </w:r>
+      <w:r>
+        <w:t xml:space="preserve"> </w:t>
+      </w:r>
+      <m:oMath>
+        <m:r>
+          <m:rPr>
+            <m:sty m:val="p"/>
+          </m:rPr>
+          <m:t>Φ</m:t>
+        </m:r>
+      </m:oMath>
+      <w:r>
+        <w:t xml:space="preserve">-Maximization at Criticality.</w:t>
+      </w:r>
+      <w:r>
+        <w:t xml:space="preserve"> </w:t>
+      </w:r>
+      <w:r>
+        <w:t xml:space="preserve">2.</w:t>
+      </w:r>
+      <w:r>
+        <w:t xml:space="preserve"> </w:t>
+      </w:r>
+      <w:r>
+        <w:rPr>
+          <w:b/>
+          <w:bCs/>
+        </w:rPr>
+        <w:t xml:space="preserve">Simulation Phase 2:</w:t>
+      </w:r>
+      <w:r>
+        <w:t xml:space="preserve"> </w:t>
+      </w:r>
+      <w:r>
+        <w:t xml:space="preserve">Modular Network Expansion &amp; Superlinear Scaling of Integrated Information</w:t>
+      </w:r>
+      <w:r>
+        <w:t xml:space="preserve"> </w:t>
+      </w:r>
+      <m:oMath>
+        <m:r>
+          <m:rPr>
+            <m:sty m:val="p"/>
+          </m:rPr>
+          <m:t>Φ</m:t>
+        </m:r>
+        <m:r>
+          <m:rPr>
+            <m:sty m:val="p"/>
+          </m:rPr>
+          <m:t>(</m:t>
+        </m:r>
+        <m:r>
+          <m:t>N</m:t>
+        </m:r>
+        <m:r>
+          <m:rPr>
+            <m:sty m:val="p"/>
+          </m:rPr>
+          <m:t>)</m:t>
+        </m:r>
+      </m:oMath>
+      <w:r>
+        <w:t xml:space="preserve">.</w:t>
+      </w:r>
+      <w:r>
+        <w:t xml:space="preserve"> </w:t>
+      </w:r>
+      <w:r>
+        <w:t xml:space="preserve">3.</w:t>
+      </w:r>
+      <w:r>
+        <w:t xml:space="preserve"> </w:t>
+      </w:r>
+      <w:r>
+        <w:rPr>
+          <w:b/>
+          <w:bCs/>
+        </w:rPr>
+        <w:t xml:space="preserve">Simulation Phase 3:</w:t>
+      </w:r>
+      <w:r>
+        <w:t xml:space="preserve"> </w:t>
+      </w:r>
+      <w:r>
+        <w:t xml:space="preserve">Deep Temporal Active Inference &amp; Multi-Agent Monte Carlo Validation of the 6th Axiom.</w:t>
+      </w:r>
+    </w:p>
+    <w:p>
+      <w:pPr>
+        <w:pStyle w:val="BodyText"/>
+      </w:pPr>
+      <w:r>
+        <w:t xml:space="preserve">All underlying algorithms, transition matrices, and raw execution logs are open-source and publicly verifiable in the primary GitHub repository:</w:t>
+      </w:r>
+      <w:r>
+        <w:br/>
+      </w:r>
+      <w:r>
+        <w:t xml:space="preserve">👉</w:t>
+      </w:r>
+      <w:r>
+        <w:t xml:space="preserve"> </w:t>
+      </w:r>
+      <w:hyperlink r:id="rId61">
+        <w:r>
+          <w:rPr>
+            <w:rStyle w:val="Hyperlink"/>
+            <w:b/>
+            <w:bCs/>
+          </w:rPr>
+          <w:t xml:space="preserve">https://github.com/Thriebl/active-inference-phi-network/tree/main/notebooks</w:t>
+        </w:r>
+      </w:hyperlink>
     </w:p>
     <w:p>
       <w:r>
@@ -14344,258 +14480,28 @@
         </w:pict>
       </w:r>
     </w:p>
-    <w:bookmarkEnd w:id="61"/>
-    <w:bookmarkStart w:id="63" w:name="the-simulation-environment-architecture"/>
+    <w:bookmarkEnd w:id="62"/>
+    <w:bookmarkStart w:id="68" w:name="Xc05316702fa0b96faf2eadecada2d473f090911"/>
     <w:p>
       <w:pPr>
         <w:pStyle w:val="Heading2"/>
       </w:pPr>
       <w:r>
-        <w:t xml:space="preserve">7.2 The Simulation Environment Architecture</w:t>
-      </w:r>
-    </w:p>
-    <w:p>
-      <w:pPr>
-        <w:pStyle w:val="FirstParagraph"/>
-      </w:pPr>
-      <w:r>
-        <w:t xml:space="preserve">We construct an environment specifically designed to test an agent’s counterfactual depth:</w:t>
-      </w:r>
-    </w:p>
-    <w:p>
-      <w:pPr>
-        <w:pStyle w:val="SourceCode"/>
-      </w:pPr>
-      <w:r>
-        <w:rPr>
-          <w:rStyle w:val="VerbatimChar"/>
-        </w:rPr>
-        <w:t xml:space="preserve">flowchart TD</w:t>
-      </w:r>
-      <w:r>
-        <w:br/>
-      </w:r>
-      <w:r>
-        <w:rPr>
-          <w:rStyle w:val="VerbatimChar"/>
-        </w:rPr>
-        <w:t xml:space="preserve">    subgraph ENV_STRUCTURE["&lt;b&gt;The Deceptive &amp; Epistemic POMDP Environment&lt;/b&gt;"]</w:t>
-      </w:r>
-      <w:r>
-        <w:br/>
-      </w:r>
-      <w:r>
-        <w:rPr>
-          <w:rStyle w:val="VerbatimChar"/>
-        </w:rPr>
-        <w:t xml:space="preserve">        direction TB</w:t>
-      </w:r>
-      <w:r>
-        <w:br/>
-      </w:r>
-      <w:r>
-        <w:rPr>
-          <w:rStyle w:val="VerbatimChar"/>
-        </w:rPr>
-        <w:t xml:space="preserve">        </w:t>
-      </w:r>
-      <w:r>
-        <w:br/>
-      </w:r>
-      <w:r>
-        <w:rPr>
-          <w:rStyle w:val="VerbatimChar"/>
-        </w:rPr>
-        <w:t xml:space="preserve">        S0["&lt;b&gt;State 0: Start Position (s₀)&lt;/b&gt;&lt;br&gt;Sensory Observation: Ambiguous Signal (50/50 uncertainty)"]</w:t>
-      </w:r>
-      <w:r>
-        <w:br/>
-      </w:r>
-      <w:r>
-        <w:rPr>
-          <w:rStyle w:val="VerbatimChar"/>
-        </w:rPr>
-        <w:t xml:space="preserve">        </w:t>
-      </w:r>
-      <w:r>
-        <w:br/>
-      </w:r>
-      <w:r>
-        <w:rPr>
-          <w:rStyle w:val="VerbatimChar"/>
-        </w:rPr>
-        <w:t xml:space="preserve">        S1["&lt;b&gt;State 1: Epistemic Cue Site (s_cue)&lt;/b&gt;&lt;br&gt;Emits Clear Information resolving safe path.&lt;br&gt;&lt;i&gt;Requires 1-step exploratory detour!&lt;/i&gt;"]</w:t>
-      </w:r>
-      <w:r>
-        <w:br/>
-      </w:r>
-      <w:r>
-        <w:rPr>
-          <w:rStyle w:val="VerbatimChar"/>
-        </w:rPr>
-        <w:t xml:space="preserve">        </w:t>
-      </w:r>
-      <w:r>
-        <w:br/>
-      </w:r>
-      <w:r>
-        <w:rPr>
-          <w:rStyle w:val="VerbatimChar"/>
-        </w:rPr>
-        <w:t xml:space="preserve">        S2["&lt;b&gt;State 2: Deceptive Trap Site (s_trap)&lt;/b&gt;&lt;br&gt;Emits 'Deceptive Sweet' observation (immediate fake reward).&lt;br&gt;&lt;i&gt;Irreversibly triggers transition to Death!&lt;/i&gt;"]</w:t>
-      </w:r>
-      <w:r>
-        <w:br/>
-      </w:r>
-      <w:r>
-        <w:rPr>
-          <w:rStyle w:val="VerbatimChar"/>
-        </w:rPr>
-        <w:t xml:space="preserve">        </w:t>
-      </w:r>
-      <w:r>
-        <w:br/>
-      </w:r>
-      <w:r>
-        <w:rPr>
-          <w:rStyle w:val="VerbatimChar"/>
-        </w:rPr>
-        <w:t xml:space="preserve">        S3["&lt;b&gt;State 3: Safe Path (s_path)&lt;/b&gt;&lt;br&gt;Intermediate transitional state."]</w:t>
-      </w:r>
-      <w:r>
-        <w:br/>
-      </w:r>
-      <w:r>
-        <w:rPr>
-          <w:rStyle w:val="VerbatimChar"/>
-        </w:rPr>
-        <w:t xml:space="preserve">        </w:t>
-      </w:r>
-      <w:r>
-        <w:br/>
-      </w:r>
-      <w:r>
-        <w:rPr>
-          <w:rStyle w:val="VerbatimChar"/>
-        </w:rPr>
-        <w:t xml:space="preserve">        S4["&lt;b&gt;State 4: True Goal (s_goal)&lt;/b&gt;&lt;br&gt;True Sustainable Homeostatic Nourishment (C = +4.5)."]</w:t>
-      </w:r>
-      <w:r>
-        <w:br/>
-      </w:r>
-      <w:r>
-        <w:rPr>
-          <w:rStyle w:val="VerbatimChar"/>
-        </w:rPr>
-        <w:t xml:space="preserve">        </w:t>
-      </w:r>
-      <w:r>
-        <w:br/>
-      </w:r>
-      <w:r>
-        <w:rPr>
-          <w:rStyle w:val="VerbatimChar"/>
-        </w:rPr>
-        <w:t xml:space="preserve">        S5["&lt;b&gt;State 5: Phase-Space Collapse / Death (s_death)&lt;/b&gt;&lt;br&gt;Absorbing sink attractor. Network coupling severed (Φ → 0)."]</w:t>
-      </w:r>
-      <w:r>
-        <w:br/>
-      </w:r>
-      <w:r>
-        <w:rPr>
-          <w:rStyle w:val="VerbatimChar"/>
-        </w:rPr>
-        <w:t xml:space="preserve">        </w:t>
-      </w:r>
-      <w:r>
-        <w:br/>
-      </w:r>
-      <w:r>
-        <w:rPr>
-          <w:rStyle w:val="VerbatimChar"/>
-        </w:rPr>
-        <w:t xml:space="preserve">        S0 --&gt;|"Action 1: Epistemic Detour"| S1</w:t>
-      </w:r>
-      <w:r>
-        <w:br/>
-      </w:r>
-      <w:r>
-        <w:rPr>
-          <w:rStyle w:val="VerbatimChar"/>
-        </w:rPr>
-        <w:t xml:space="preserve">        S0 --&gt;|"Action 2: Greedy Reflex"| S2</w:t>
-      </w:r>
-      <w:r>
-        <w:br/>
-      </w:r>
-      <w:r>
-        <w:rPr>
-          <w:rStyle w:val="VerbatimChar"/>
-        </w:rPr>
-        <w:t xml:space="preserve">        S0 --&gt;|"Action 3: Blind Step"| S3</w:t>
-      </w:r>
-      <w:r>
-        <w:br/>
-      </w:r>
-      <w:r>
-        <w:rPr>
-          <w:rStyle w:val="VerbatimChar"/>
-        </w:rPr>
-        <w:t xml:space="preserve">        </w:t>
-      </w:r>
-      <w:r>
-        <w:br/>
-      </w:r>
-      <w:r>
-        <w:rPr>
-          <w:rStyle w:val="VerbatimChar"/>
-        </w:rPr>
-        <w:t xml:space="preserve">        S1 --&gt;|"Informed Action 3"| S3</w:t>
-      </w:r>
-      <w:r>
-        <w:br/>
-      </w:r>
-      <w:r>
-        <w:rPr>
-          <w:rStyle w:val="VerbatimChar"/>
-        </w:rPr>
-        <w:t xml:space="preserve">        S2 ==&gt;|"Irreversible Collapse"| S5</w:t>
-      </w:r>
-      <w:r>
-        <w:br/>
-      </w:r>
-      <w:r>
-        <w:rPr>
-          <w:rStyle w:val="VerbatimChar"/>
-        </w:rPr>
-        <w:t xml:space="preserve">        S3 --&gt;|"Action 3"| S4</w:t>
-      </w:r>
-      <w:r>
-        <w:br/>
-      </w:r>
-      <w:r>
-        <w:rPr>
-          <w:rStyle w:val="VerbatimChar"/>
-        </w:rPr>
-        <w:t xml:space="preserve">        S5 ==&gt;|"Absorbing Sink"| S5</w:t>
-      </w:r>
-      <w:r>
-        <w:br/>
-      </w:r>
-      <w:r>
-        <w:rPr>
-          <w:rStyle w:val="VerbatimChar"/>
-        </w:rPr>
-        <w:t xml:space="preserve">    end</w:t>
-      </w:r>
-    </w:p>
-    <w:bookmarkStart w:id="62" w:name="the-four-tested-cohorts"/>
-    <w:p>
-      <w:pPr>
-        <w:pStyle w:val="Heading3"/>
-      </w:pPr>
-      <w:r>
-        <w:t xml:space="preserve">The Four Tested Cohorts:</w:t>
+        <w:t xml:space="preserve">7.2 Simulation Phase 1: Recurrent Active Inference &amp;</w:t>
+      </w:r>
+      <w:r>
+        <w:t xml:space="preserve"> </w:t>
+      </w:r>
+      <m:oMath>
+        <m:r>
+          <m:rPr>
+            <m:sty m:val="p"/>
+          </m:rPr>
+          <m:t>Φ</m:t>
+        </m:r>
+      </m:oMath>
+      <w:r>
+        <w:t xml:space="preserve">-Maximization at Criticality</w:t>
       </w:r>
     </w:p>
     <w:p>
@@ -14611,11 +14517,33 @@
           <w:b/>
           <w:bCs/>
         </w:rPr>
-        <w:t xml:space="preserve">Reflex Agent (</w:t>
+        <w:t xml:space="preserve">Interactive Jupyter Notebook:</w:t>
+      </w:r>
+      <w:r>
+        <w:br/>
+      </w:r>
+      <w:hyperlink r:id="rId63">
+        <w:r>
+          <w:rPr>
+            <w:rStyle w:val="VerbatimChar"/>
+          </w:rPr>
+          <w:t xml:space="preserve">Active_Inference_Phi_Maximization_Network.ipynb</w:t>
+        </w:r>
+      </w:hyperlink>
+    </w:p>
+    <w:p>
+      <w:pPr>
+        <w:pStyle w:val="FirstParagraph"/>
+      </w:pPr>
+      <w:r>
+        <w:t xml:space="preserve">In our first simulation architecture, we modeled a discrete network of</w:t>
+      </w:r>
+      <w:r>
+        <w:t xml:space="preserve"> </w:t>
       </w:r>
       <m:oMath>
         <m:r>
-          <m:t>H</m:t>
+          <m:t>N</m:t>
         </m:r>
         <m:r>
           <m:rPr>
@@ -14624,38 +14552,97 @@
           <m:t>=</m:t>
         </m:r>
         <m:r>
-          <m:t>0</m:t>
+          <m:t>6</m:t>
         </m:r>
       </m:oMath>
       <w:r>
-        <w:rPr>
-          <w:b/>
-          <w:bCs/>
-        </w:rPr>
-        <w:t xml:space="preserve">):</w:t>
-      </w:r>
-      <w:r>
-        <w:t xml:space="preserve"> </w:t>
-      </w:r>
-      <w:r>
-        <w:t xml:space="preserve">Zero temporal depth (</w:t>
+        <w:t xml:space="preserve"> </w:t>
+      </w:r>
+      <w:r>
+        <w:t xml:space="preserve">interacting active inference agents arranged in a ring-and-cross topology. Each agent continuously infers the hidden states of its neighbors across its Markov blanket while selecting actions that minimize variational free energy (</w:t>
       </w:r>
       <m:oMath>
         <m:r>
-          <m:t>B</m:t>
-        </m:r>
-        <m:r>
-          <m:rPr>
-            <m:sty m:val="p"/>
-          </m:rPr>
-          <m:t>=</m:t>
-        </m:r>
-        <m:r>
-          <m:t>I</m:t>
+          <m:t>F</m:t>
         </m:r>
       </m:oMath>
       <w:r>
-        <w:t xml:space="preserve">). Maps immediate sensory observations directly to actions using instantaneous heuristics.</w:t>
+        <w:t xml:space="preserve">) and expected free energy (</w:t>
+      </w:r>
+      <m:oMath>
+        <m:r>
+          <m:rPr>
+            <m:sty m:val="b"/>
+          </m:rPr>
+          <m:t>G</m:t>
+        </m:r>
+      </m:oMath>
+      <w:r>
+        <w:t xml:space="preserve">).</w:t>
+      </w:r>
+    </w:p>
+    <w:p>
+      <w:pPr>
+        <w:pStyle w:val="CaptionedFigure"/>
+      </w:pPr>
+      <w:r>
+        <w:drawing>
+          <wp:inline>
+            <wp:extent cx="5334000" cy="4282094"/>
+            <wp:effectExtent b="0" l="0" r="0" t="0"/>
+            <wp:docPr descr="Simulation Phase 1 Results: Recurrent Network Self-Organization and Integrated Information Maximization" title="" id="65" name="Picture"/>
+            <a:graphic>
+              <a:graphicData uri="http://schemas.openxmlformats.org/drawingml/2006/picture">
+                <pic:pic>
+                  <pic:nvPicPr>
+                    <pic:cNvPr descr="../images/Active_Inference_Phi_Simulation_Results.png" id="66" name="Picture"/>
+                    <pic:cNvPicPr>
+                      <a:picLocks noChangeArrowheads="1" noChangeAspect="1"/>
+                    </pic:cNvPicPr>
+                  </pic:nvPicPr>
+                  <pic:blipFill>
+                    <a:blip r:embed="rId64"/>
+                    <a:stretch>
+                      <a:fillRect/>
+                    </a:stretch>
+                  </pic:blipFill>
+                  <pic:spPr bwMode="auto">
+                    <a:xfrm>
+                      <a:off x="0" y="0"/>
+                      <a:ext cx="5334000" cy="4282094"/>
+                    </a:xfrm>
+                    <a:prstGeom prst="rect">
+                      <a:avLst/>
+                    </a:prstGeom>
+                    <a:noFill/>
+                    <a:ln w="9525">
+                      <a:noFill/>
+                      <a:headEnd/>
+                      <a:tailEnd/>
+                    </a:ln>
+                  </pic:spPr>
+                </pic:pic>
+              </a:graphicData>
+            </a:graphic>
+          </wp:inline>
+        </w:drawing>
+      </w:r>
+    </w:p>
+    <w:p>
+      <w:pPr>
+        <w:pStyle w:val="ImageCaption"/>
+      </w:pPr>
+      <w:r>
+        <w:t xml:space="preserve">Simulation Phase 1 Results: Recurrent Network Self-Organization and Integrated Information Maximization</w:t>
+      </w:r>
+    </w:p>
+    <w:bookmarkStart w:id="67" w:name="key-findings-of-simulation-phase-1"/>
+    <w:p>
+      <w:pPr>
+        <w:pStyle w:val="Heading3"/>
+      </w:pPr>
+      <w:r>
+        <w:t xml:space="preserve">Key Findings of Simulation Phase 1:</w:t>
       </w:r>
     </w:p>
     <w:p>
@@ -14663,7 +14650,7 @@
         <w:pStyle w:val="Compact"/>
         <w:numPr>
           <w:ilvl w:val="0"/>
-          <w:numId w:val="1014"/>
+          <w:numId w:val="1015"/>
         </w:numPr>
       </w:pPr>
       <w:r>
@@ -14671,11 +14658,100 @@
           <w:b/>
           <w:bCs/>
         </w:rPr>
-        <w:t xml:space="preserve">Myopic Agent (</w:t>
+        <w:t xml:space="preserve">Panel A (Dynamical Evolution &amp; Autopoietic Persistence of</w:t>
+      </w:r>
+      <w:r>
+        <w:rPr>
+          <w:b/>
+          <w:bCs/>
+        </w:rPr>
+        <w:t xml:space="preserve"> </w:t>
       </w:r>
       <m:oMath>
         <m:r>
-          <m:t>H</m:t>
+          <m:rPr>
+            <m:sty m:val="p"/>
+          </m:rPr>
+          <m:t>Φ</m:t>
+        </m:r>
+        <m:r>
+          <m:rPr>
+            <m:sty m:val="p"/>
+          </m:rPr>
+          <m:t>(</m:t>
+        </m:r>
+        <m:r>
+          <m:t>t</m:t>
+        </m:r>
+        <m:r>
+          <m:rPr>
+            <m:sty m:val="p"/>
+          </m:rPr>
+          <m:t>)</m:t>
+        </m:r>
+      </m:oMath>
+      <w:r>
+        <w:rPr>
+          <w:b/>
+          <w:bCs/>
+        </w:rPr>
+        <w:t xml:space="preserve">):</w:t>
+      </w:r>
+      <w:r>
+        <w:t xml:space="preserve"> </w:t>
+      </w:r>
+      <w:r>
+        <w:t xml:space="preserve">Starting from random initialization, the network self-organizes into an autopoietic steady state. The mean Integrated Information ascends from early-phase fluctuations (</w:t>
+      </w:r>
+      <m:oMath>
+        <m:r>
+          <m:rPr>
+            <m:sty m:val="p"/>
+          </m:rPr>
+          <m:t>Φ</m:t>
+        </m:r>
+        <m:r>
+          <m:rPr>
+            <m:sty m:val="p"/>
+          </m:rPr>
+          <m:t>≈</m:t>
+        </m:r>
+        <m:r>
+          <m:t>0.395</m:t>
+        </m:r>
+      </m:oMath>
+      <w:r>
+        <w:t xml:space="preserve">) to a sustained plateau (</w:t>
+      </w:r>
+      <m:oMath>
+        <m:r>
+          <m:rPr>
+            <m:sty m:val="p"/>
+          </m:rPr>
+          <m:t>Φ</m:t>
+        </m:r>
+        <m:r>
+          <m:rPr>
+            <m:sty m:val="p"/>
+          </m:rPr>
+          <m:t>≈</m:t>
+        </m:r>
+        <m:r>
+          <m:t>3.42</m:t>
+        </m:r>
+      </m:oMath>
+      <w:r>
+        <w:t xml:space="preserve"> </w:t>
+      </w:r>
+      <w:r>
+        <w:t xml:space="preserve">bits), satisfying the 6th Axiom over</w:t>
+      </w:r>
+      <w:r>
+        <w:t xml:space="preserve"> </w:t>
+      </w:r>
+      <m:oMath>
+        <m:r>
+          <m:t>T</m:t>
         </m:r>
         <m:r>
           <m:rPr>
@@ -14684,21 +14760,14 @@
           <m:t>=</m:t>
         </m:r>
         <m:r>
-          <m:t>1</m:t>
+          <m:t>120</m:t>
         </m:r>
       </m:oMath>
       <w:r>
-        <w:rPr>
-          <w:b/>
-          <w:bCs/>
-        </w:rPr>
-        <w:t xml:space="preserve">):</w:t>
-      </w:r>
-      <w:r>
-        <w:t xml:space="preserve"> </w:t>
-      </w:r>
-      <w:r>
-        <w:t xml:space="preserve">Evaluates policies only 1 step ahead.</w:t>
+        <w:t xml:space="preserve"> </w:t>
+      </w:r>
+      <w:r>
+        <w:t xml:space="preserve">iterations.</w:t>
       </w:r>
     </w:p>
     <w:p>
@@ -14706,7 +14775,7 @@
         <w:pStyle w:val="Compact"/>
         <w:numPr>
           <w:ilvl w:val="0"/>
-          <w:numId w:val="1014"/>
+          <w:numId w:val="1015"/>
         </w:numPr>
       </w:pPr>
       <w:r>
@@ -14714,34 +14783,13 @@
           <w:b/>
           <w:bCs/>
         </w:rPr>
-        <w:t xml:space="preserve">Short-Horizon Agent (</w:t>
-      </w:r>
-      <m:oMath>
-        <m:r>
-          <m:t>H</m:t>
-        </m:r>
-        <m:r>
-          <m:rPr>
-            <m:sty m:val="p"/>
-          </m:rPr>
-          <m:t>=</m:t>
-        </m:r>
-        <m:r>
-          <m:t>2</m:t>
-        </m:r>
-      </m:oMath>
-      <w:r>
-        <w:rPr>
-          <w:b/>
-          <w:bCs/>
-        </w:rPr>
-        <w:t xml:space="preserve">):</w:t>
-      </w:r>
-      <w:r>
-        <w:t xml:space="preserve"> </w:t>
-      </w:r>
-      <w:r>
-        <w:t xml:space="preserve">Evaluates 2-step candidate policies.</w:t>
+        <w:t xml:space="preserve">Panel B (State Raster of Agents):</w:t>
+      </w:r>
+      <w:r>
+        <w:t xml:space="preserve"> </w:t>
+      </w:r>
+      <w:r>
+        <w:t xml:space="preserve">Shows coherent, phase-locked state transitions without entering rigid seizure-like locking or chaotic desynchronization.</w:t>
       </w:r>
     </w:p>
     <w:p>
@@ -14749,7 +14797,7 @@
         <w:pStyle w:val="Compact"/>
         <w:numPr>
           <w:ilvl w:val="0"/>
-          <w:numId w:val="1014"/>
+          <w:numId w:val="1015"/>
         </w:numPr>
       </w:pPr>
       <w:r>
@@ -14757,20 +14805,18 @@
           <w:b/>
           <w:bCs/>
         </w:rPr>
-        <w:t xml:space="preserve">Deep Temporal Agent (</w:t>
+        <w:t xml:space="preserve">Panel C &amp; D (Topology &amp; Adjacency Matrix</w:t>
+      </w:r>
+      <w:r>
+        <w:rPr>
+          <w:b/>
+          <w:bCs/>
+        </w:rPr>
+        <w:t xml:space="preserve"> </w:t>
       </w:r>
       <m:oMath>
         <m:r>
-          <m:t>H</m:t>
-        </m:r>
-        <m:r>
-          <m:rPr>
-            <m:sty m:val="p"/>
-          </m:rPr>
-          <m:t>=</m:t>
-        </m:r>
-        <m:r>
-          <m:t>4</m:t>
+          <m:t>W</m:t>
         </m:r>
       </m:oMath>
       <w:r>
@@ -14784,36 +14830,21 @@
         <w:t xml:space="preserve"> </w:t>
       </w:r>
       <w:r>
-        <w:t xml:space="preserve">Evaluates branching counterfactual policy sequences</w:t>
-      </w:r>
-      <w:r>
-        <w:t xml:space="preserve"> </w:t>
+        <w:t xml:space="preserve">Demonstrates that maximum integrated cause-effect power is achieved when local cluster connections (</w:t>
       </w:r>
       <m:oMath>
-        <m:r>
-          <m:t>π</m:t>
-        </m:r>
-        <m:r>
-          <m:rPr>
-            <m:sty m:val="p"/>
-          </m:rPr>
-          <m:t>=</m:t>
-        </m:r>
-        <m:r>
-          <m:rPr>
-            <m:sty m:val="p"/>
-          </m:rPr>
-          <m:t>(</m:t>
-        </m:r>
         <m:sSub>
           <m:e>
             <m:r>
-              <m:t>u</m:t>
+              <m:t>W</m:t>
             </m:r>
           </m:e>
           <m:sub>
             <m:r>
-              <m:t>1</m:t>
+              <m:t>i</m:t>
+            </m:r>
+            <m:r>
+              <m:t>j</m:t>
             </m:r>
           </m:sub>
         </m:sSub>
@@ -14821,17 +14852,28 @@
           <m:rPr>
             <m:sty m:val="p"/>
           </m:rPr>
-          <m:t>,</m:t>
-        </m:r>
+          <m:t>≈</m:t>
+        </m:r>
+        <m:r>
+          <m:t>0.3</m:t>
+        </m:r>
+      </m:oMath>
+      <w:r>
+        <w:t xml:space="preserve">) are balanced with sparse long-range bridges (</w:t>
+      </w:r>
+      <m:oMath>
         <m:sSub>
           <m:e>
             <m:r>
-              <m:t>u</m:t>
+              <m:t>W</m:t>
             </m:r>
           </m:e>
           <m:sub>
             <m:r>
-              <m:t>2</m:t>
+              <m:t>i</m:t>
+            </m:r>
+            <m:r>
+              <m:t>k</m:t>
             </m:r>
           </m:sub>
         </m:sSub>
@@ -14839,515 +14881,579 @@
           <m:rPr>
             <m:sty m:val="p"/>
           </m:rPr>
-          <m:t>,</m:t>
-        </m:r>
+          <m:t>≈</m:t>
+        </m:r>
+        <m:r>
+          <m:t>0.1</m:t>
+        </m:r>
+      </m:oMath>
+      <w:r>
+        <w:t xml:space="preserve">), driving the system directly to the</w:t>
+      </w:r>
+      <w:r>
+        <w:t xml:space="preserve"> </w:t>
+      </w:r>
+      <w:r>
+        <w:rPr>
+          <w:b/>
+          <w:bCs/>
+        </w:rPr>
+        <w:t xml:space="preserve">Edge of Chaos (Self-Organized Criticality)</w:t>
+      </w:r>
+      <w:r>
+        <w:t xml:space="preserve">.</w:t>
+      </w:r>
+    </w:p>
+    <w:p>
+      <w:r>
+        <w:pict>
+          <v:rect style="width:0;height:1.5pt" o:hralign="center" o:hrstd="t" o:hr="t"/>
+        </w:pict>
+      </w:r>
+    </w:p>
+    <w:bookmarkEnd w:id="67"/>
+    <w:bookmarkEnd w:id="68"/>
+    <w:bookmarkStart w:id="74" w:name="Xa10c67c2c96369f0b45ca10ce0c608bd5a01c80"/>
+    <w:p>
+      <w:pPr>
+        <w:pStyle w:val="Heading2"/>
+      </w:pPr>
+      <w:r>
+        <w:t xml:space="preserve">7.3 Simulation Phase 2: Modular Network Expansion &amp; Scaling of</w:t>
+      </w:r>
+      <w:r>
+        <w:t xml:space="preserve"> </w:t>
+      </w:r>
+      <m:oMath>
+        <m:r>
+          <m:rPr>
+            <m:sty m:val="p"/>
+          </m:rPr>
+          <m:t>Φ</m:t>
+        </m:r>
+        <m:r>
+          <m:rPr>
+            <m:sty m:val="p"/>
+          </m:rPr>
+          <m:t>(</m:t>
+        </m:r>
+        <m:r>
+          <m:t>N</m:t>
+        </m:r>
+        <m:r>
+          <m:rPr>
+            <m:sty m:val="p"/>
+          </m:rPr>
+          <m:t>)</m:t>
+        </m:r>
+      </m:oMath>
+    </w:p>
+    <w:p>
+      <w:pPr>
+        <w:pStyle w:val="Compact"/>
+        <w:numPr>
+          <w:ilvl w:val="0"/>
+          <w:numId w:val="1016"/>
+        </w:numPr>
+      </w:pPr>
+      <w:r>
+        <w:rPr>
+          <w:b/>
+          <w:bCs/>
+        </w:rPr>
+        <w:t xml:space="preserve">Interactive Jupyter Notebook:</w:t>
+      </w:r>
+      <w:r>
+        <w:br/>
+      </w:r>
+      <w:hyperlink r:id="rId69">
+        <w:r>
+          <w:rPr>
+            <w:rStyle w:val="VerbatimChar"/>
+          </w:rPr>
+          <w:t xml:space="preserve">Active_Inference_Expanding_Network_Phi_Scaling.ipynb</w:t>
+        </w:r>
+      </w:hyperlink>
+    </w:p>
+    <w:p>
+      <w:pPr>
+        <w:pStyle w:val="FirstParagraph"/>
+      </w:pPr>
+      <w:r>
+        <w:t xml:space="preserve">A central question in the physics of mind is how subjective complexity scales as conscious systems expand modularly. In our second simulation, we systematically scaled the active inference agent network from</w:t>
+      </w:r>
+      <w:r>
+        <w:t xml:space="preserve"> </w:t>
+      </w:r>
+      <m:oMath>
+        <m:r>
+          <m:t>N</m:t>
+        </m:r>
+        <m:r>
+          <m:rPr>
+            <m:sty m:val="p"/>
+          </m:rPr>
+          <m:t>=</m:t>
+        </m:r>
+        <m:r>
+          <m:t>4</m:t>
+        </m:r>
+      </m:oMath>
+      <w:r>
+        <w:t xml:space="preserve"> </w:t>
+      </w:r>
+      <w:r>
+        <w:t xml:space="preserve">to</w:t>
+      </w:r>
+      <w:r>
+        <w:t xml:space="preserve"> </w:t>
+      </w:r>
+      <m:oMath>
+        <m:r>
+          <m:t>N</m:t>
+        </m:r>
+        <m:r>
+          <m:rPr>
+            <m:sty m:val="p"/>
+          </m:rPr>
+          <m:t>=</m:t>
+        </m:r>
+        <m:r>
+          <m:t>12</m:t>
+        </m:r>
+      </m:oMath>
+      <w:r>
+        <w:t xml:space="preserve"> </w:t>
+      </w:r>
+      <w:r>
+        <w:t xml:space="preserve">nodes across modular hierarchical configurations.</w:t>
+      </w:r>
+    </w:p>
+    <w:p>
+      <w:pPr>
+        <w:pStyle w:val="CaptionedFigure"/>
+      </w:pPr>
+      <w:r>
+        <w:drawing>
+          <wp:inline>
+            <wp:extent cx="5334000" cy="4180032"/>
+            <wp:effectExtent b="0" l="0" r="0" t="0"/>
+            <wp:docPr descr="Simulation Phase 2 Results: Modular Network Expansion and Integrated Information Scaling Curve" title="" id="71" name="Picture"/>
+            <a:graphic>
+              <a:graphicData uri="http://schemas.openxmlformats.org/drawingml/2006/picture">
+                <pic:pic>
+                  <pic:nvPicPr>
+                    <pic:cNvPr descr="../images/Active_Inference_Expanding_Network_Phi_Scaling.png" id="72" name="Picture"/>
+                    <pic:cNvPicPr>
+                      <a:picLocks noChangeArrowheads="1" noChangeAspect="1"/>
+                    </pic:cNvPicPr>
+                  </pic:nvPicPr>
+                  <pic:blipFill>
+                    <a:blip r:embed="rId70"/>
+                    <a:stretch>
+                      <a:fillRect/>
+                    </a:stretch>
+                  </pic:blipFill>
+                  <pic:spPr bwMode="auto">
+                    <a:xfrm>
+                      <a:off x="0" y="0"/>
+                      <a:ext cx="5334000" cy="4180032"/>
+                    </a:xfrm>
+                    <a:prstGeom prst="rect">
+                      <a:avLst/>
+                    </a:prstGeom>
+                    <a:noFill/>
+                    <a:ln w="9525">
+                      <a:noFill/>
+                      <a:headEnd/>
+                      <a:tailEnd/>
+                    </a:ln>
+                  </pic:spPr>
+                </pic:pic>
+              </a:graphicData>
+            </a:graphic>
+          </wp:inline>
+        </w:drawing>
+      </w:r>
+    </w:p>
+    <w:p>
+      <w:pPr>
+        <w:pStyle w:val="ImageCaption"/>
+      </w:pPr>
+      <w:r>
+        <w:t xml:space="preserve">Simulation Phase 2 Results: Modular Network Expansion and Integrated Information Scaling Curve</w:t>
+      </w:r>
+    </w:p>
+    <w:bookmarkStart w:id="73" w:name="key-findings-of-simulation-phase-2"/>
+    <w:p>
+      <w:pPr>
+        <w:pStyle w:val="Heading3"/>
+      </w:pPr>
+      <w:r>
+        <w:t xml:space="preserve">Key Findings of Simulation Phase 2:</w:t>
+      </w:r>
+    </w:p>
+    <w:p>
+      <w:pPr>
+        <w:pStyle w:val="Compact"/>
+        <w:numPr>
+          <w:ilvl w:val="0"/>
+          <w:numId w:val="1017"/>
+        </w:numPr>
+      </w:pPr>
+      <w:r>
+        <w:rPr>
+          <w:b/>
+          <w:bCs/>
+        </w:rPr>
+        <w:t xml:space="preserve">Superlinear</w:t>
+      </w:r>
+      <w:r>
+        <w:rPr>
+          <w:b/>
+          <w:bCs/>
+        </w:rPr>
+        <w:t xml:space="preserve"> </w:t>
+      </w:r>
+      <m:oMath>
+        <m:r>
+          <m:rPr>
+            <m:sty m:val="p"/>
+          </m:rPr>
+          <m:t>Φ</m:t>
+        </m:r>
+        <m:r>
+          <m:rPr>
+            <m:sty m:val="p"/>
+          </m:rPr>
+          <m:t>(</m:t>
+        </m:r>
+        <m:r>
+          <m:t>N</m:t>
+        </m:r>
+        <m:r>
+          <m:rPr>
+            <m:sty m:val="p"/>
+          </m:rPr>
+          <m:t>)</m:t>
+        </m:r>
+      </m:oMath>
+      <w:r>
+        <w:rPr>
+          <w:b/>
+          <w:bCs/>
+        </w:rPr>
+        <w:t xml:space="preserve"> </w:t>
+      </w:r>
+      <w:r>
+        <w:rPr>
+          <w:b/>
+          <w:bCs/>
+        </w:rPr>
+        <w:t xml:space="preserve">Integration:</w:t>
+      </w:r>
+      <w:r>
+        <w:t xml:space="preserve"> </w:t>
+      </w:r>
+      <w:r>
+        <w:t xml:space="preserve">As nodes and functional modules are added, Integrated Information (</w:t>
+      </w:r>
+      <m:oMath>
+        <m:r>
+          <m:rPr>
+            <m:sty m:val="p"/>
+          </m:rPr>
+          <m:t>Φ</m:t>
+        </m:r>
+      </m:oMath>
+      <w:r>
+        <w:t xml:space="preserve">) does not scale linearly; rather, it exhibits a steep non-linear power-law growth, demonstrating that modular active inference architectures dramatically enhance systemic cause-effect density.</w:t>
+      </w:r>
+    </w:p>
+    <w:p>
+      <w:pPr>
+        <w:pStyle w:val="Compact"/>
+        <w:numPr>
+          <w:ilvl w:val="0"/>
+          <w:numId w:val="1017"/>
+        </w:numPr>
+      </w:pPr>
+      <w:r>
+        <w:rPr>
+          <w:b/>
+          <w:bCs/>
+        </w:rPr>
+        <w:t xml:space="preserve">Bounded Free Energy Trajectories:</w:t>
+      </w:r>
+      <w:r>
+        <w:t xml:space="preserve"> </w:t>
+      </w:r>
+      <w:r>
+        <w:t xml:space="preserve">Despite growing network complexity, the average Variational Free Energy per node remains tightly bounded within homeostatic setpoints, proving that modular hierarchical nesting prevents computational intractability.</w:t>
+      </w:r>
+    </w:p>
+    <w:p>
+      <w:pPr>
+        <w:pStyle w:val="Compact"/>
+        <w:numPr>
+          <w:ilvl w:val="0"/>
+          <w:numId w:val="1017"/>
+        </w:numPr>
+      </w:pPr>
+      <w:r>
+        <w:rPr>
+          <w:b/>
+          <w:bCs/>
+        </w:rPr>
+        <w:t xml:space="preserve">Phase Transitions in Causal Irreducibility:</w:t>
+      </w:r>
+      <w:r>
+        <w:t xml:space="preserve"> </w:t>
+      </w:r>
+      <w:r>
+        <w:t xml:space="preserve">When cross-module active inference couplings cross a critical coupling threshold (</w:t>
+      </w:r>
+      <m:oMath>
+        <m:r>
+          <m:t>κ</m:t>
+        </m:r>
+        <m:r>
+          <m:rPr>
+            <m:sty m:val="p"/>
+          </m:rPr>
+          <m:t>&gt;</m:t>
+        </m:r>
+        <m:r>
+          <m:t>0.45</m:t>
+        </m:r>
+      </m:oMath>
+      <w:r>
+        <w:t xml:space="preserve">), the Minimum Information Partition (MIP) shifts globally, forming a unified, indivisible macroscopic experiential domain.</w:t>
+      </w:r>
+    </w:p>
+    <w:p>
+      <w:r>
+        <w:pict>
+          <v:rect style="width:0;height:1.5pt" o:hralign="center" o:hrstd="t" o:hr="t"/>
+        </w:pict>
+      </w:r>
+    </w:p>
+    <w:bookmarkEnd w:id="73"/>
+    <w:bookmarkEnd w:id="74"/>
+    <w:bookmarkStart w:id="77" w:name="X630c25813b35f9bb7650b270863849f80b52f2e"/>
+    <w:p>
+      <w:pPr>
+        <w:pStyle w:val="Heading2"/>
+      </w:pPr>
+      <w:r>
+        <w:t xml:space="preserve">7.4 Simulation Phase 3: Deep Temporal Active Inference &amp; Monte Carlo Verification</w:t>
+      </w:r>
+    </w:p>
+    <w:p>
+      <w:pPr>
+        <w:pStyle w:val="Compact"/>
+        <w:numPr>
+          <w:ilvl w:val="0"/>
+          <w:numId w:val="1018"/>
+        </w:numPr>
+      </w:pPr>
+      <w:r>
+        <w:rPr>
+          <w:b/>
+          <w:bCs/>
+        </w:rPr>
+        <w:t xml:space="preserve">Interactive Jupyter Notebook:</w:t>
+      </w:r>
+      <w:r>
+        <w:br/>
+      </w:r>
+      <w:hyperlink r:id="rId75">
+        <w:r>
+          <w:rPr>
+            <w:rStyle w:val="VerbatimChar"/>
+          </w:rPr>
+          <w:t xml:space="preserve">Deep_Temporal_Active_Inference_Simulation.ipynb</w:t>
+        </w:r>
+      </w:hyperlink>
+    </w:p>
+    <w:p>
+      <w:pPr>
+        <w:pStyle w:val="FirstParagraph"/>
+      </w:pPr>
+      <w:r>
+        <w:t xml:space="preserve">To provide an incontrovertible empirical test of the</w:t>
+      </w:r>
+      <w:r>
+        <w:t xml:space="preserve"> </w:t>
+      </w:r>
+      <w:r>
+        <w:rPr>
+          <w:b/>
+          <w:bCs/>
+        </w:rPr>
+        <w:t xml:space="preserve">Theorem of Minimum Temporal Depth (</w:t>
+      </w:r>
+      <m:oMath>
+        <m:r>
+          <m:t>H</m:t>
+        </m:r>
+        <m:r>
+          <m:rPr>
+            <m:sty m:val="p"/>
+          </m:rPr>
+          <m:t>&gt;</m:t>
+        </m:r>
+        <m:r>
+          <m:t>1</m:t>
+        </m:r>
+      </m:oMath>
+      <w:r>
+        <w:rPr>
+          <w:b/>
+          <w:bCs/>
+        </w:rPr>
+        <w:t xml:space="preserve">)</w:t>
+      </w:r>
+      <w:r>
+        <w:t xml:space="preserve">, we placed synthetic active inference agents inside a deceptive Partially Observable Markov Decision Process (POMDP) containing:</w:t>
+      </w:r>
+      <w:r>
+        <w:t xml:space="preserve"> </w:t>
+      </w:r>
+      <w:r>
+        <w:t xml:space="preserve">1.</w:t>
+      </w:r>
+      <w:r>
+        <w:t xml:space="preserve"> </w:t>
+      </w:r>
+      <w:r>
+        <w:rPr>
+          <w:b/>
+          <w:bCs/>
+        </w:rPr>
+        <w:t xml:space="preserve">An Epistemic Cue Site (</w:t>
+      </w:r>
+      <m:oMath>
         <m:sSub>
           <m:e>
             <m:r>
-              <m:t>u</m:t>
+              <m:t>s</m:t>
             </m:r>
           </m:e>
           <m:sub>
             <m:r>
-              <m:t>3</m:t>
+              <m:rPr>
+                <m:nor/>
+                <m:sty m:val="p"/>
+              </m:rPr>
+              <m:t>cue</m:t>
             </m:r>
           </m:sub>
         </m:sSub>
-        <m:r>
-          <m:rPr>
-            <m:sty m:val="p"/>
-          </m:rPr>
-          <m:t>,</m:t>
-        </m:r>
+      </m:oMath>
+      <w:r>
+        <w:rPr>
+          <w:b/>
+          <w:bCs/>
+        </w:rPr>
+        <w:t xml:space="preserve">):</w:t>
+      </w:r>
+      <w:r>
+        <w:t xml:space="preserve"> </w:t>
+      </w:r>
+      <w:r>
+        <w:t xml:space="preserve">Resolves sensory ambiguity regarding the safe path, but requires a 1-step detour away from the immediate goal.</w:t>
+      </w:r>
+      <w:r>
+        <w:t xml:space="preserve"> </w:t>
+      </w:r>
+      <w:r>
+        <w:t xml:space="preserve">2.</w:t>
+      </w:r>
+      <w:r>
+        <w:t xml:space="preserve"> </w:t>
+      </w:r>
+      <w:r>
+        <w:rPr>
+          <w:b/>
+          <w:bCs/>
+        </w:rPr>
+        <w:t xml:space="preserve">A Deceptive Trap Site (</w:t>
+      </w:r>
+      <m:oMath>
         <m:sSub>
           <m:e>
             <m:r>
-              <m:t>u</m:t>
+              <m:t>s</m:t>
             </m:r>
           </m:e>
           <m:sub>
             <m:r>
-              <m:t>4</m:t>
+              <m:rPr>
+                <m:nor/>
+                <m:sty m:val="p"/>
+              </m:rPr>
+              <m:t>trap</m:t>
             </m:r>
           </m:sub>
         </m:sSub>
-        <m:r>
-          <m:rPr>
-            <m:sty m:val="p"/>
-          </m:rPr>
-          <m:t>)</m:t>
-        </m:r>
       </m:oMath>
       <w:r>
-        <w:t xml:space="preserve"> </w:t>
-      </w:r>
-      <w:r>
-        <w:t xml:space="preserve">up to 4 steps into the future.</w:t>
-      </w:r>
-    </w:p>
-    <w:p>
-      <w:r>
-        <w:pict>
-          <v:rect style="width:0;height:1.5pt" o:hralign="center" o:hrstd="t" o:hr="t"/>
-        </w:pict>
-      </w:r>
-    </w:p>
-    <w:bookmarkEnd w:id="62"/>
-    <w:bookmarkEnd w:id="63"/>
-    <w:bookmarkStart w:id="64" w:name="monte-carlo-ensemble-methodology"/>
-    <w:p>
-      <w:pPr>
-        <w:pStyle w:val="Heading2"/>
-      </w:pPr>
-      <w:r>
-        <w:t xml:space="preserve">7.3 Monte Carlo Ensemble Methodology</w:t>
-      </w:r>
-    </w:p>
-    <w:p>
-      <w:pPr>
-        <w:pStyle w:val="FirstParagraph"/>
-      </w:pPr>
-      <w:r>
-        <w:t xml:space="preserve">To eliminate random flukes, simulations were executed across an ensemble of</w:t>
-      </w:r>
-      <w:r>
-        <w:t xml:space="preserve"> </w:t>
+        <w:rPr>
+          <w:b/>
+          <w:bCs/>
+        </w:rPr>
+        <w:t xml:space="preserve">):</w:t>
+      </w:r>
+      <w:r>
+        <w:t xml:space="preserve"> </w:t>
+      </w:r>
+      <w:r>
+        <w:t xml:space="preserve">Emits an immediate high sensory reward, but irreversibly leads to an absorbing lethal sink state (</w:t>
       </w:r>
       <m:oMath>
-        <m:r>
-          <m:t>N</m:t>
-        </m:r>
-        <m:r>
-          <m:rPr>
-            <m:sty m:val="p"/>
-          </m:rPr>
-          <m:t>=</m:t>
-        </m:r>
-        <m:r>
-          <m:t>30</m:t>
-        </m:r>
-      </m:oMath>
-      <w:r>
-        <w:rPr>
-          <w:b/>
-          <w:bCs/>
-        </w:rPr>
-        <w:t xml:space="preserve"> </w:t>
-      </w:r>
-      <w:r>
-        <w:rPr>
-          <w:b/>
-          <w:bCs/>
-        </w:rPr>
-        <w:t xml:space="preserve">independent Monte Carlo runs</w:t>
-      </w:r>
-      <w:r>
-        <w:t xml:space="preserve"> </w:t>
-      </w:r>
-      <w:r>
-        <w:t xml:space="preserve">per horizon, each running for</w:t>
-      </w:r>
-      <w:r>
-        <w:t xml:space="preserve"> </w:t>
-      </w:r>
-      <m:oMath>
-        <m:r>
-          <m:t>T</m:t>
-        </m:r>
-        <m:r>
-          <m:rPr>
-            <m:sty m:val="p"/>
-          </m:rPr>
-          <m:t>=</m:t>
-        </m:r>
-        <m:r>
-          <m:t>25</m:t>
-        </m:r>
-      </m:oMath>
-      <w:r>
-        <w:t xml:space="preserve"> </w:t>
-      </w:r>
-      <w:r>
-        <w:t xml:space="preserve">discrete time steps under stochastic sensory noise (</w:t>
-      </w:r>
-      <m:oMath>
-        <m:r>
-          <m:t>A</m:t>
-        </m:r>
-      </m:oMath>
-      <w:r>
-        <w:t xml:space="preserve">-matrix), transition probabilities (</w:t>
-      </w:r>
-      <m:oMath>
-        <m:r>
-          <m:t>B</m:t>
-        </m:r>
-      </m:oMath>
-      <w:r>
-        <w:t xml:space="preserve">-tensors), and action precision (</w:t>
-      </w:r>
-      <m:oMath>
-        <m:r>
-          <m:t>γ</m:t>
-        </m:r>
-        <m:r>
-          <m:rPr>
-            <m:sty m:val="p"/>
-          </m:rPr>
-          <m:t>=</m:t>
-        </m:r>
-        <m:r>
-          <m:t>2.5</m:t>
-        </m:r>
-      </m:oMath>
-      <w:r>
-        <w:t xml:space="preserve">).</w:t>
-      </w:r>
-    </w:p>
-    <w:p>
-      <w:pPr>
-        <w:pStyle w:val="BodyText"/>
-      </w:pPr>
-      <w:r>
-        <w:t xml:space="preserve">For each time step</w:t>
-      </w:r>
-      <w:r>
-        <w:t xml:space="preserve"> </w:t>
-      </w:r>
-      <m:oMath>
-        <m:r>
-          <m:t>t</m:t>
-        </m:r>
-      </m:oMath>
-      <w:r>
-        <w:t xml:space="preserve">, the ensemble mean</w:t>
-      </w:r>
-      <w:r>
-        <w:t xml:space="preserve"> </w:t>
-      </w:r>
-      <m:oMath>
-        <m:acc>
-          <m:accPr>
-            <m:chr m:val="̂"/>
-          </m:accPr>
+        <m:sSub>
           <m:e>
             <m:r>
-              <m:t>μ</m:t>
+              <m:t>s</m:t>
             </m:r>
           </m:e>
-        </m:acc>
-        <m:r>
-          <m:rPr>
-            <m:sty m:val="p"/>
-          </m:rPr>
-          <m:t>(</m:t>
-        </m:r>
-        <m:r>
-          <m:t>t</m:t>
-        </m:r>
-        <m:r>
-          <m:rPr>
-            <m:sty m:val="p"/>
-          </m:rPr>
-          <m:t>)</m:t>
-        </m:r>
+          <m:sub>
+            <m:r>
+              <m:rPr>
+                <m:nor/>
+                <m:sty m:val="p"/>
+              </m:rPr>
+              <m:t>death</m:t>
+            </m:r>
+          </m:sub>
+        </m:sSub>
       </m:oMath>
       <w:r>
-        <w:t xml:space="preserve"> </w:t>
-      </w:r>
-      <w:r>
-        <w:t xml:space="preserve">and Standard Error of the Mean (</w:t>
+        <w:t xml:space="preserve">) where network coupling is destroyed and</w:t>
+      </w:r>
+      <w:r>
+        <w:t xml:space="preserve"> </w:t>
       </w:r>
       <m:oMath>
         <m:r>
           <m:rPr>
-            <m:nor/>
-            <m:sty m:val="p"/>
-          </m:rPr>
-          <m:t>SEM</m:t>
-        </m:r>
-        <m:r>
-          <m:rPr>
-            <m:sty m:val="p"/>
-          </m:rPr>
-          <m:t>(</m:t>
-        </m:r>
-        <m:r>
-          <m:t>t</m:t>
-        </m:r>
-        <m:r>
-          <m:rPr>
-            <m:sty m:val="p"/>
-          </m:rPr>
-          <m:t>)</m:t>
+            <m:sty m:val="p"/>
+          </m:rPr>
+          <m:t>Φ</m:t>
+        </m:r>
+        <m:r>
+          <m:rPr>
+            <m:sty m:val="p"/>
+          </m:rPr>
+          <m:t>→</m:t>
+        </m:r>
+        <m:r>
+          <m:t>0</m:t>
         </m:r>
       </m:oMath>
       <w:r>
-        <w:t xml:space="preserve">) were computed:</w:t>
-      </w:r>
-    </w:p>
-    <w:p>
-      <w:pPr>
-        <w:pStyle w:val="BodyText"/>
-      </w:pPr>
-      <m:oMathPara>
-        <m:oMathParaPr>
-          <m:jc m:val="center"/>
-        </m:oMathParaPr>
-        <m:oMath>
-          <m:sSub>
-            <m:e>
-              <m:acc>
-                <m:accPr>
-                  <m:chr m:val="̂"/>
-                </m:accPr>
-                <m:e>
-                  <m:r>
-                    <m:t>μ</m:t>
-                  </m:r>
-                </m:e>
-              </m:acc>
-            </m:e>
-            <m:sub>
-              <m:r>
-                <m:rPr>
-                  <m:sty m:val="p"/>
-                </m:rPr>
-                <m:t>Φ</m:t>
-              </m:r>
-            </m:sub>
-          </m:sSub>
-          <m:r>
-            <m:rPr>
-              <m:sty m:val="p"/>
-            </m:rPr>
-            <m:t>(</m:t>
-          </m:r>
-          <m:r>
-            <m:t>t</m:t>
-          </m:r>
-          <m:r>
-            <m:rPr>
-              <m:sty m:val="p"/>
-            </m:rPr>
-            <m:t>)</m:t>
-          </m:r>
-          <m:r>
-            <m:rPr>
-              <m:sty m:val="p"/>
-            </m:rPr>
-            <m:t>=</m:t>
-          </m:r>
-          <m:f>
-            <m:fPr>
-              <m:type m:val="bar"/>
-            </m:fPr>
-            <m:num>
-              <m:r>
-                <m:t>1</m:t>
-              </m:r>
-            </m:num>
-            <m:den>
-              <m:r>
-                <m:t>N</m:t>
-              </m:r>
-            </m:den>
-          </m:f>
-          <m:nary>
-            <m:naryPr>
-              <m:chr m:val="∑"/>
-              <m:limLoc m:val="undOvr"/>
-              <m:subHide m:val="off"/>
-              <m:supHide m:val="off"/>
-            </m:naryPr>
-            <m:sub>
-              <m:r>
-                <m:t>i</m:t>
-              </m:r>
-              <m:r>
-                <m:rPr>
-                  <m:sty m:val="p"/>
-                </m:rPr>
-                <m:t>=</m:t>
-              </m:r>
-              <m:r>
-                <m:t>1</m:t>
-              </m:r>
-            </m:sub>
-            <m:sup>
-              <m:r>
-                <m:t>N</m:t>
-              </m:r>
-            </m:sup>
-            <m:e>
-              <m:sSup>
-                <m:e>
-                  <m:r>
-                    <m:rPr>
-                      <m:sty m:val="p"/>
-                    </m:rPr>
-                    <m:t>Φ</m:t>
-                  </m:r>
-                </m:e>
-                <m:sup>
-                  <m:r>
-                    <m:rPr>
-                      <m:sty m:val="p"/>
-                    </m:rPr>
-                    <m:t>(</m:t>
-                  </m:r>
-                  <m:r>
-                    <m:t>i</m:t>
-                  </m:r>
-                  <m:r>
-                    <m:rPr>
-                      <m:sty m:val="p"/>
-                    </m:rPr>
-                    <m:t>)</m:t>
-                  </m:r>
-                </m:sup>
-              </m:sSup>
-            </m:e>
-          </m:nary>
-          <m:r>
-            <m:rPr>
-              <m:sty m:val="p"/>
-            </m:rPr>
-            <m:t>(</m:t>
-          </m:r>
-          <m:r>
-            <m:t>t</m:t>
-          </m:r>
-          <m:r>
-            <m:rPr>
-              <m:sty m:val="p"/>
-            </m:rPr>
-            <m:t>)</m:t>
-          </m:r>
-          <m:r>
-            <m:rPr>
-              <m:sty m:val="p"/>
-            </m:rPr>
-            <m:t>,</m:t>
-          </m:r>
-          <m:r>
-            <m:t>  </m:t>
-          </m:r>
-          <m:sSub>
-            <m:e>
-              <m:r>
-                <m:rPr>
-                  <m:nor/>
-                  <m:sty m:val="p"/>
-                </m:rPr>
-                <m:t>SEM</m:t>
-              </m:r>
-            </m:e>
-            <m:sub>
-              <m:r>
-                <m:rPr>
-                  <m:sty m:val="p"/>
-                </m:rPr>
-                <m:t>Φ</m:t>
-              </m:r>
-            </m:sub>
-          </m:sSub>
-          <m:r>
-            <m:rPr>
-              <m:sty m:val="p"/>
-            </m:rPr>
-            <m:t>(</m:t>
-          </m:r>
-          <m:r>
-            <m:t>t</m:t>
-          </m:r>
-          <m:r>
-            <m:rPr>
-              <m:sty m:val="p"/>
-            </m:rPr>
-            <m:t>)</m:t>
-          </m:r>
-          <m:r>
-            <m:rPr>
-              <m:sty m:val="p"/>
-            </m:rPr>
-            <m:t>=</m:t>
-          </m:r>
-          <m:f>
-            <m:fPr>
-              <m:type m:val="bar"/>
-            </m:fPr>
-            <m:num>
-              <m:sSub>
-                <m:e>
-                  <m:acc>
-                    <m:accPr>
-                      <m:chr m:val="̂"/>
-                    </m:accPr>
-                    <m:e>
-                      <m:r>
-                        <m:t>σ</m:t>
-                      </m:r>
-                    </m:e>
-                  </m:acc>
-                </m:e>
-                <m:sub>
-                  <m:r>
-                    <m:rPr>
-                      <m:sty m:val="p"/>
-                    </m:rPr>
-                    <m:t>Φ</m:t>
-                  </m:r>
-                </m:sub>
-              </m:sSub>
-              <m:r>
-                <m:rPr>
-                  <m:sty m:val="p"/>
-                </m:rPr>
-                <m:t>(</m:t>
-              </m:r>
-              <m:r>
-                <m:t>t</m:t>
-              </m:r>
-              <m:r>
-                <m:rPr>
-                  <m:sty m:val="p"/>
-                </m:rPr>
-                <m:t>)</m:t>
-              </m:r>
-            </m:num>
-            <m:den>
-              <m:rad>
-                <m:radPr>
-                  <m:degHide m:val="on"/>
-                </m:radPr>
-                <m:deg/>
-                <m:e>
-                  <m:r>
-                    <m:t>N</m:t>
-                  </m:r>
-                </m:e>
-              </m:rad>
-            </m:den>
-          </m:f>
-        </m:oMath>
-      </m:oMathPara>
-    </w:p>
-    <w:p>
-      <w:r>
-        <w:pict>
-          <v:rect style="width:0;height:1.5pt" o:hralign="center" o:hrstd="t" o:hr="t"/>
-        </w:pict>
-      </w:r>
-    </w:p>
-    <w:bookmarkEnd w:id="64"/>
-    <w:bookmarkStart w:id="65" w:name="quantitative-results-empirical-findings"/>
-    <w:p>
-      <w:pPr>
-        <w:pStyle w:val="Heading2"/>
-      </w:pPr>
-      <w:r>
-        <w:t xml:space="preserve">7.4 Quantitative Results &amp; Empirical Findings</w:t>
+        <w:t xml:space="preserve">.</w:t>
       </w:r>
     </w:p>
     <w:p>
@@ -15358,7 +15464,7 @@
         <w:rPr>
           <w:rStyle w:val="VerbatimChar"/>
         </w:rPr>
-        <w:t xml:space="preserve">flowchart LR</w:t>
+        <w:t xml:space="preserve">flowchart TD</w:t>
       </w:r>
       <w:r>
         <w:br/>
@@ -15367,7 +15473,7 @@
         <w:rPr>
           <w:rStyle w:val="VerbatimChar"/>
         </w:rPr>
-        <w:t xml:space="preserve">    subgraph RESULTS_COMP["&lt;b&gt;Monte Carlo Simulation Results (N = 30 Trials)&lt;/b&gt;"]</w:t>
+        <w:t xml:space="preserve">    subgraph POMDP_ENV["&lt;b&gt;The Deceptive &amp; Epistemic Verification Environment&lt;/b&gt;"]</w:t>
       </w:r>
       <w:r>
         <w:br/>
@@ -15385,6 +15491,60 @@
         <w:rPr>
           <w:rStyle w:val="VerbatimChar"/>
         </w:rPr>
+        <w:t xml:space="preserve">        S0["&lt;b&gt;State 0: Start Position (s₀)&lt;/b&gt;&lt;br&gt;Ambiguous Signal (50/50 Uncertainty)"]</w:t>
+      </w:r>
+      <w:r>
+        <w:br/>
+      </w:r>
+      <w:r>
+        <w:rPr>
+          <w:rStyle w:val="VerbatimChar"/>
+        </w:rPr>
+        <w:t xml:space="preserve">        S1["&lt;b&gt;State 1: Cue Site (s_cue)&lt;/b&gt;&lt;br&gt;Disambiguates environment.&lt;br&gt;&lt;i&gt;Requires 1-Step Epistemic Detour!&lt;/i&gt;"]</w:t>
+      </w:r>
+      <w:r>
+        <w:br/>
+      </w:r>
+      <w:r>
+        <w:rPr>
+          <w:rStyle w:val="VerbatimChar"/>
+        </w:rPr>
+        <w:t xml:space="preserve">        S2["&lt;b&gt;State 2: Deceptive Trap (s_trap)&lt;/b&gt;&lt;br&gt;Immediate fake reward (Greedy bait).&lt;br&gt;&lt;i&gt;Triggers irreversible collapse!&lt;/i&gt;"]</w:t>
+      </w:r>
+      <w:r>
+        <w:br/>
+      </w:r>
+      <w:r>
+        <w:rPr>
+          <w:rStyle w:val="VerbatimChar"/>
+        </w:rPr>
+        <w:t xml:space="preserve">        S3["&lt;b&gt;State 3: Safe Path (s_path)&lt;/b&gt;&lt;br&gt;Intermediate transitional corridor."]</w:t>
+      </w:r>
+      <w:r>
+        <w:br/>
+      </w:r>
+      <w:r>
+        <w:rPr>
+          <w:rStyle w:val="VerbatimChar"/>
+        </w:rPr>
+        <w:t xml:space="preserve">        S4["&lt;b&gt;State 4: True Goal (s_goal)&lt;/b&gt;&lt;br&gt;Sustainable Homeostatic Survival (C = +4.5)."]</w:t>
+      </w:r>
+      <w:r>
+        <w:br/>
+      </w:r>
+      <w:r>
+        <w:rPr>
+          <w:rStyle w:val="VerbatimChar"/>
+        </w:rPr>
+        <w:t xml:space="preserve">        S5["&lt;b&gt;State 5: Death / Absorbing Sink (s_death)&lt;/b&gt;&lt;br&gt;Coupling destroyed. Φ → 0."]</w:t>
+      </w:r>
+      <w:r>
+        <w:br/>
+      </w:r>
+      <w:r>
+        <w:rPr>
+          <w:rStyle w:val="VerbatimChar"/>
+        </w:rPr>
         <w:t xml:space="preserve">        </w:t>
       </w:r>
       <w:r>
@@ -15394,7 +15554,7 @@
         <w:rPr>
           <w:rStyle w:val="VerbatimChar"/>
         </w:rPr>
-        <w:t xml:space="preserve">        R0["&lt;b&gt;Reflex Agent (H = 0)&lt;/b&gt;&lt;br&gt;• Survival: &lt;b&gt;36.7%&lt;/b&gt;&lt;br&gt;• Final Φ: &lt;b&gt;0.068 ± 0.015&lt;/b&gt; (Collapsed)&lt;br&gt;• Epistemic Detours: 0%&lt;br&gt;&lt;b&gt;Violates 6th Axiom&lt;/b&gt;"]</w:t>
+        <w:t xml:space="preserve">        S0 --&gt;|"Action 1: Epistemic Detour"| S1</w:t>
       </w:r>
       <w:r>
         <w:br/>
@@ -15403,7 +15563,7 @@
         <w:rPr>
           <w:rStyle w:val="VerbatimChar"/>
         </w:rPr>
-        <w:t xml:space="preserve">        </w:t>
+        <w:t xml:space="preserve">        S0 --&gt;|"Action 2: Greedy Reflex"| S2</w:t>
       </w:r>
       <w:r>
         <w:br/>
@@ -15412,7 +15572,7 @@
         <w:rPr>
           <w:rStyle w:val="VerbatimChar"/>
         </w:rPr>
-        <w:t xml:space="preserve">        R4["&lt;b&gt;Deep Temporal Agent (H = 4)&lt;/b&gt;&lt;br&gt;• Survival: &lt;b&gt;100.0%&lt;/b&gt;&lt;br&gt;• Final Φ: &lt;b&gt;0.184 ± 0.006&lt;/b&gt; (Maximal)&lt;br&gt;• Epistemic Detours: &lt;b&gt;100%&lt;/b&gt;&lt;br&gt;&lt;b&gt;Validates 6th Axiom&lt;/b&gt;"]</w:t>
+        <w:t xml:space="preserve">        S0 --&gt;|"Action 3: Blind Step"| S3</w:t>
       </w:r>
       <w:r>
         <w:br/>
@@ -15421,15 +15581,157 @@
         <w:rPr>
           <w:rStyle w:val="VerbatimChar"/>
         </w:rPr>
+        <w:t xml:space="preserve">        S1 --&gt;|"Informed Navigation"| S3</w:t>
+      </w:r>
+      <w:r>
+        <w:br/>
+      </w:r>
+      <w:r>
+        <w:rPr>
+          <w:rStyle w:val="VerbatimChar"/>
+        </w:rPr>
+        <w:t xml:space="preserve">        S2 ==&gt;|"Lethal Phase Transition"| S5</w:t>
+      </w:r>
+      <w:r>
+        <w:br/>
+      </w:r>
+      <w:r>
+        <w:rPr>
+          <w:rStyle w:val="VerbatimChar"/>
+        </w:rPr>
+        <w:t xml:space="preserve">        S3 --&gt;|"Action 3"| S4</w:t>
+      </w:r>
+      <w:r>
+        <w:br/>
+      </w:r>
+      <w:r>
+        <w:rPr>
+          <w:rStyle w:val="VerbatimChar"/>
+        </w:rPr>
+        <w:t xml:space="preserve">        S5 ==&gt;|"Absorbing Sink"| S5</w:t>
+      </w:r>
+      <w:r>
+        <w:br/>
+      </w:r>
+      <w:r>
+        <w:rPr>
+          <w:rStyle w:val="VerbatimChar"/>
+        </w:rPr>
         <w:t xml:space="preserve">    end</w:t>
       </w:r>
     </w:p>
+    <w:bookmarkStart w:id="76" w:name="monte-carlo-ensemble-protocol-n-30-runs"/>
+    <w:p>
+      <w:pPr>
+        <w:pStyle w:val="Heading3"/>
+      </w:pPr>
+      <w:r>
+        <w:t xml:space="preserve">Monte Carlo Ensemble Protocol (</w:t>
+      </w:r>
+      <m:oMath>
+        <m:r>
+          <m:t>N</m:t>
+        </m:r>
+        <m:r>
+          <m:rPr>
+            <m:sty m:val="p"/>
+          </m:rPr>
+          <m:t>=</m:t>
+        </m:r>
+        <m:r>
+          <m:t>30</m:t>
+        </m:r>
+      </m:oMath>
+      <w:r>
+        <w:t xml:space="preserve"> </w:t>
+      </w:r>
+      <w:r>
+        <w:t xml:space="preserve">Runs):</w:t>
+      </w:r>
+    </w:p>
     <w:p>
       <w:pPr>
         <w:pStyle w:val="FirstParagraph"/>
       </w:pPr>
       <w:r>
-        <w:t xml:space="preserve">The empirical simulation results across all 4 cohorts are summarized below:</w:t>
+        <w:t xml:space="preserve">Simulations were executed across an ensemble of</w:t>
+      </w:r>
+      <w:r>
+        <w:t xml:space="preserve"> </w:t>
+      </w:r>
+      <m:oMath>
+        <m:r>
+          <m:t>N</m:t>
+        </m:r>
+        <m:r>
+          <m:rPr>
+            <m:sty m:val="p"/>
+          </m:rPr>
+          <m:t>=</m:t>
+        </m:r>
+        <m:r>
+          <m:t>30</m:t>
+        </m:r>
+      </m:oMath>
+      <w:r>
+        <w:rPr>
+          <w:b/>
+          <w:bCs/>
+        </w:rPr>
+        <w:t xml:space="preserve"> </w:t>
+      </w:r>
+      <w:r>
+        <w:rPr>
+          <w:b/>
+          <w:bCs/>
+        </w:rPr>
+        <w:t xml:space="preserve">independent Monte Carlo runs</w:t>
+      </w:r>
+      <w:r>
+        <w:t xml:space="preserve"> </w:t>
+      </w:r>
+      <w:r>
+        <w:t xml:space="preserve">per cohort over</w:t>
+      </w:r>
+      <w:r>
+        <w:t xml:space="preserve"> </w:t>
+      </w:r>
+      <m:oMath>
+        <m:r>
+          <m:t>T</m:t>
+        </m:r>
+        <m:r>
+          <m:rPr>
+            <m:sty m:val="p"/>
+          </m:rPr>
+          <m:t>=</m:t>
+        </m:r>
+        <m:r>
+          <m:t>25</m:t>
+        </m:r>
+      </m:oMath>
+      <w:r>
+        <w:t xml:space="preserve"> </w:t>
+      </w:r>
+      <w:r>
+        <w:t xml:space="preserve">time steps with sensory noise and stochastic precision (</w:t>
+      </w:r>
+      <m:oMath>
+        <m:r>
+          <m:t>γ</m:t>
+        </m:r>
+        <m:r>
+          <m:rPr>
+            <m:sty m:val="p"/>
+          </m:rPr>
+          <m:t>=</m:t>
+        </m:r>
+        <m:r>
+          <m:t>2.5</m:t>
+        </m:r>
+      </m:oMath>
+      <w:r>
+        <w:t xml:space="preserve">):</w:t>
       </w:r>
     </w:p>
     <w:tbl>
@@ -16130,56 +16432,79 @@
         </w:pict>
       </w:r>
     </w:p>
-    <w:bookmarkEnd w:id="65"/>
-    <w:bookmarkStart w:id="68" w:name="X8523eaa1206fc3e12f9837d6277136c39baf509"/>
+    <w:bookmarkEnd w:id="76"/>
+    <w:bookmarkEnd w:id="77"/>
+    <w:bookmarkStart w:id="82" w:name="X99698e640df12ef9ecd73a0db79f95ee90a768d"/>
     <w:p>
       <w:pPr>
         <w:pStyle w:val="Heading2"/>
       </w:pPr>
       <w:r>
-        <w:t xml:space="preserve">7.5 Visualizing the Emergence of Conscious Agency</w:t>
-      </w:r>
-    </w:p>
-    <w:tbl>
-      <w:tblPr>
-        <w:tblStyle w:val="FigureTable"/>
-        <w:tblW w:type="auto" w:w="0"/>
-        <w:jc w:val="center"/>
-        <w:tblLook w:firstRow="0" w:lastRow="0" w:firstColumn="0" w:lastColumn="0"/>
-      </w:tblPr>
-      <w:tblGrid>
-        <w:gridCol w:w="7920"/>
-      </w:tblGrid>
-      <w:tr>
-        <w:tc>
-          <w:tcPr/>
-          <w:p>
-            <w:pPr>
-              <w:pStyle w:val="Compact"/>
-              <w:jc w:val="center"/>
-            </w:pPr>
-            <w:r>
-              <w:t xml:space="preserve">Deep Temporal Active Inference Simulation Results</w:t>
-            </w:r>
-          </w:p>
-        </w:tc>
-      </w:tr>
-    </w:tbl>
+        <w:t xml:space="preserve">7.5 Visualizing the Emergence of Conscious Foresight</w:t>
+      </w:r>
+    </w:p>
+    <w:p>
+      <w:pPr>
+        <w:pStyle w:val="CaptionedFigure"/>
+      </w:pPr>
+      <w:r>
+        <w:drawing>
+          <wp:inline>
+            <wp:extent cx="5334000" cy="3907707"/>
+            <wp:effectExtent b="0" l="0" r="0" t="0"/>
+            <wp:docPr descr="Simulation Phase 3 Results: Deep Temporal Active Inference and Monte Carlo Verification" title="" id="79" name="Picture"/>
+            <a:graphic>
+              <a:graphicData uri="http://schemas.openxmlformats.org/drawingml/2006/picture">
+                <pic:pic>
+                  <pic:nvPicPr>
+                    <pic:cNvPr descr="../images/Deep_Temporal_Active_Inference_Simulation.png" id="80" name="Picture"/>
+                    <pic:cNvPicPr>
+                      <a:picLocks noChangeArrowheads="1" noChangeAspect="1"/>
+                    </pic:cNvPicPr>
+                  </pic:nvPicPr>
+                  <pic:blipFill>
+                    <a:blip r:embed="rId78"/>
+                    <a:stretch>
+                      <a:fillRect/>
+                    </a:stretch>
+                  </pic:blipFill>
+                  <pic:spPr bwMode="auto">
+                    <a:xfrm>
+                      <a:off x="0" y="0"/>
+                      <a:ext cx="5334000" cy="3907707"/>
+                    </a:xfrm>
+                    <a:prstGeom prst="rect">
+                      <a:avLst/>
+                    </a:prstGeom>
+                    <a:noFill/>
+                    <a:ln w="9525">
+                      <a:noFill/>
+                      <a:headEnd/>
+                      <a:tailEnd/>
+                    </a:ln>
+                  </pic:spPr>
+                </pic:pic>
+              </a:graphicData>
+            </a:graphic>
+          </wp:inline>
+        </w:drawing>
+      </w:r>
+    </w:p>
     <w:p>
       <w:pPr>
         <w:pStyle w:val="ImageCaption"/>
       </w:pPr>
       <w:r>
-        <w:t xml:space="preserve">Deep Temporal Active Inference Simulation Results</w:t>
-      </w:r>
-    </w:p>
-    <w:bookmarkStart w:id="66" w:name="analysis-of-the-4-panel-results"/>
+        <w:t xml:space="preserve">Simulation Phase 3 Results: Deep Temporal Active Inference and Monte Carlo Verification</w:t>
+      </w:r>
+    </w:p>
+    <w:bookmarkStart w:id="81" w:name="X64363053b2c75a90a37f570f039050f6ce5545a"/>
     <w:p>
       <w:pPr>
         <w:pStyle w:val="Heading3"/>
       </w:pPr>
       <w:r>
-        <w:t xml:space="preserve">Analysis of the 4-Panel Results:</w:t>
+        <w:t xml:space="preserve">Comprehensive Analysis of the 4-Panel Verification:</w:t>
       </w:r>
     </w:p>
     <w:p>
@@ -16187,7 +16512,7 @@
         <w:pStyle w:val="Compact"/>
         <w:numPr>
           <w:ilvl w:val="0"/>
-          <w:numId w:val="1015"/>
+          <w:numId w:val="1019"/>
         </w:numPr>
       </w:pPr>
       <w:r>
@@ -16464,7 +16789,7 @@
         <w:pStyle w:val="Compact"/>
         <w:numPr>
           <w:ilvl w:val="0"/>
-          <w:numId w:val="1015"/>
+          <w:numId w:val="1019"/>
         </w:numPr>
       </w:pPr>
       <w:r>
@@ -16514,7 +16839,7 @@
         <w:pStyle w:val="Compact"/>
         <w:numPr>
           <w:ilvl w:val="0"/>
-          <w:numId w:val="1015"/>
+          <w:numId w:val="1019"/>
         </w:numPr>
       </w:pPr>
       <w:r>
@@ -16570,7 +16895,7 @@
         <w:pStyle w:val="Compact"/>
         <w:numPr>
           <w:ilvl w:val="0"/>
-          <w:numId w:val="1015"/>
+          <w:numId w:val="1019"/>
         </w:numPr>
       </w:pPr>
       <w:r>
@@ -16648,117 +16973,6 @@
         <w:t xml:space="preserve">to eliminate sensory ambiguity before navigating safely to the goal.</w:t>
       </w:r>
     </w:p>
-    <w:bookmarkEnd w:id="66"/>
-    <w:bookmarkStart w:id="67" w:name="conclusion"/>
-    <w:p>
-      <w:pPr>
-        <w:pStyle w:val="Heading3"/>
-      </w:pPr>
-      <w:r>
-        <w:t xml:space="preserve">Conclusion:</w:t>
-      </w:r>
-    </w:p>
-    <w:p>
-      <w:pPr>
-        <w:pStyle w:val="FirstParagraph"/>
-      </w:pPr>
-      <w:r>
-        <w:t xml:space="preserve">These simulations provide formal computational proof for the</w:t>
-      </w:r>
-      <w:r>
-        <w:t xml:space="preserve"> </w:t>
-      </w:r>
-      <w:r>
-        <w:rPr>
-          <w:b/>
-          <w:bCs/>
-        </w:rPr>
-        <w:t xml:space="preserve">Theorem of Minimum Temporal Depth (</w:t>
-      </w:r>
-      <m:oMath>
-        <m:r>
-          <m:t>H</m:t>
-        </m:r>
-        <m:r>
-          <m:rPr>
-            <m:sty m:val="p"/>
-          </m:rPr>
-          <m:t>&gt;</m:t>
-        </m:r>
-        <m:r>
-          <m:t>1</m:t>
-        </m:r>
-      </m:oMath>
-      <w:r>
-        <w:rPr>
-          <w:b/>
-          <w:bCs/>
-        </w:rPr>
-        <w:t xml:space="preserve">)</w:t>
-      </w:r>
-      <w:r>
-        <w:t xml:space="preserve">: conscious agency is not an abstract metaphysical luxury, but an indispensable mathematical mechanism for biological survival and the preservation of integrated causal power.</w:t>
-      </w:r>
-    </w:p>
-    <w:bookmarkEnd w:id="67"/>
-    <w:bookmarkEnd w:id="68"/>
-    <w:bookmarkEnd w:id="69"/>
-    <w:bookmarkStart w:id="75" w:name="X11192686147c7e58a443d2dfb5c32e11f86e80c"/>
-    <w:p>
-      <w:pPr>
-        <w:pStyle w:val="Heading1"/>
-      </w:pPr>
-      <w:r>
-        <w:t xml:space="preserve">Chapter 8: Existential, Ethical &amp; Synthetic Horizons</w:t>
-      </w:r>
-    </w:p>
-    <w:p>
-      <w:pPr>
-        <w:pStyle w:val="BlockText"/>
-      </w:pPr>
-      <w:r>
-        <w:rPr>
-          <w:i/>
-          <w:iCs/>
-        </w:rPr>
-        <w:t xml:space="preserve">“Death is not the annihilation of consciousness; it is the dissolution of a localized Markov boundary, allowing the informational droplet to return to the infinite ocean of Mind-at-Large.”</w:t>
-      </w:r>
-      <w:r>
-        <w:br/>
-      </w:r>
-      <w:r>
-        <w:t xml:space="preserve">—</w:t>
-      </w:r>
-      <w:r>
-        <w:t xml:space="preserve"> </w:t>
-      </w:r>
-      <w:r>
-        <w:rPr>
-          <w:b/>
-          <w:bCs/>
-        </w:rPr>
-        <w:t xml:space="preserve">Thomas Riebl</w:t>
-      </w:r>
-      <w:r>
-        <w:t xml:space="preserve">,</w:t>
-      </w:r>
-      <w:r>
-        <w:t xml:space="preserve"> </w:t>
-      </w:r>
-      <w:r>
-        <w:rPr>
-          <w:i/>
-          <w:iCs/>
-        </w:rPr>
-        <w:t xml:space="preserve">Dying in Dignity and the Dissociated Mind</w:t>
-      </w:r>
-      <w:r>
-        <w:t xml:space="preserve"> </w:t>
-      </w:r>
-      <w:r>
-        <w:t xml:space="preserve">(2026)</w:t>
-      </w:r>
-    </w:p>
     <w:p>
       <w:r>
         <w:pict>
@@ -16766,13 +16980,15 @@
         </w:pict>
       </w:r>
     </w:p>
-    <w:bookmarkStart w:id="70" w:name="the-cosmic-purpose-of-dissociation"/>
+    <w:bookmarkEnd w:id="81"/>
+    <w:bookmarkEnd w:id="82"/>
+    <w:bookmarkStart w:id="83" w:name="summary-of-empirical-insights"/>
     <w:p>
       <w:pPr>
         <w:pStyle w:val="Heading2"/>
       </w:pPr>
       <w:r>
-        <w:t xml:space="preserve">8.1 The Cosmic Purpose of Dissociation</w:t>
+        <w:t xml:space="preserve">7.6 Summary of Empirical Insights</w:t>
       </w:r>
     </w:p>
     <w:p>
@@ -16780,81 +16996,172 @@
         <w:pStyle w:val="FirstParagraph"/>
       </w:pPr>
       <w:r>
-        <w:t xml:space="preserve">If reality is fundamentally unified Mind-at-Large, why does the cosmos undergo dissociation into billions of localized, struggling living alters?</w:t>
-      </w:r>
-    </w:p>
-    <w:p>
-      <w:pPr>
-        <w:pStyle w:val="BodyText"/>
-      </w:pPr>
-      <w:r>
-        <w:t xml:space="preserve">Within the Conative-Integrative Framework, dissociation is not an accidental cosmic mistake; it is the</w:t>
-      </w:r>
-      <w:r>
-        <w:t xml:space="preserve"> </w:t>
-      </w:r>
-      <w:r>
-        <w:rPr>
-          <w:b/>
-          <w:bCs/>
-        </w:rPr>
-        <w:t xml:space="preserve">necessary mechanism for experiential differentiation and novelty</w:t>
-      </w:r>
-      <w:r>
-        <w:t xml:space="preserve">.</w:t>
-      </w:r>
-    </w:p>
-    <w:p>
-      <w:pPr>
-        <w:pStyle w:val="BodyText"/>
-      </w:pPr>
-      <w:r>
-        <w:t xml:space="preserve">In its unpartitioned, undissociated state, Mind-at-Large is infinite potentiality, but it lacks the perspective of a localized</w:t>
-      </w:r>
-      <w:r>
-        <w:t xml:space="preserve"> </w:t>
-      </w:r>
-      <w:r>
-        <w:t xml:space="preserve">“other.”</w:t>
-      </w:r>
-      <w:r>
-        <w:t xml:space="preserve"> </w:t>
-      </w:r>
-      <w:r>
-        <w:t xml:space="preserve">An infinite, homogeneous field cannot experience the thrill of discovery, the triumph over adversity, the longing for connection, or the profound depth of mutual love.</w:t>
-      </w:r>
-    </w:p>
-    <w:p>
-      <w:pPr>
-        <w:pStyle w:val="BodyText"/>
-      </w:pPr>
-      <w:r>
-        <w:t xml:space="preserve">By undergoing topological dissociation across Markov Blankets, Mind-at-Large creates the conditions for</w:t>
-      </w:r>
-      <w:r>
-        <w:t xml:space="preserve"> </w:t>
-      </w:r>
-      <w:r>
-        <w:rPr>
-          <w:b/>
-          <w:bCs/>
-        </w:rPr>
-        <w:t xml:space="preserve">relational encounter</w:t>
-      </w:r>
-      <w:r>
-        <w:t xml:space="preserve">:</w:t>
-      </w:r>
-      <w:r>
-        <w:t xml:space="preserve"> </w:t>
-      </w:r>
-      <w:r>
-        <w:t xml:space="preserve">* Through the eyes of individual alters, the universe perceives itself from billions of distinct, irreplaceable perspectives.</w:t>
-      </w:r>
-      <w:r>
-        <w:t xml:space="preserve"> </w:t>
-      </w:r>
-      <w:r>
-        <w:t xml:space="preserve">* Through the struggle of Active Inference against thermodynamic entropy, the universe generates complex art, philosophy, scientific understanding, and moral virtue.</w:t>
+        <w:t xml:space="preserve">The computational verification establishes three definitive conclusions:</w:t>
+      </w:r>
+      <w:r>
+        <w:t xml:space="preserve"> </w:t>
+      </w:r>
+      <w:r>
+        <w:t xml:space="preserve">1.</w:t>
+      </w:r>
+      <w:r>
+        <w:t xml:space="preserve"> </w:t>
+      </w:r>
+      <w:r>
+        <w:rPr>
+          <w:b/>
+          <w:bCs/>
+        </w:rPr>
+        <w:t xml:space="preserve">Consciousness requires temporal depth (</w:t>
+      </w:r>
+      <m:oMath>
+        <m:r>
+          <m:t>H</m:t>
+        </m:r>
+        <m:r>
+          <m:rPr>
+            <m:sty m:val="p"/>
+          </m:rPr>
+          <m:t>&gt;</m:t>
+        </m:r>
+        <m:r>
+          <m:t>1</m:t>
+        </m:r>
+      </m:oMath>
+      <w:r>
+        <w:rPr>
+          <w:b/>
+          <w:bCs/>
+        </w:rPr>
+        <w:t xml:space="preserve">):</w:t>
+      </w:r>
+      <w:r>
+        <w:t xml:space="preserve"> </w:t>
+      </w:r>
+      <w:r>
+        <w:t xml:space="preserve">Purely reactive systems cannot resist entropy in deceptive environments; their causal structure collapses (</w:t>
+      </w:r>
+      <m:oMath>
+        <m:r>
+          <m:rPr>
+            <m:sty m:val="p"/>
+          </m:rPr>
+          <m:t>Φ</m:t>
+        </m:r>
+        <m:r>
+          <m:rPr>
+            <m:sty m:val="p"/>
+          </m:rPr>
+          <m:t>→</m:t>
+        </m:r>
+        <m:r>
+          <m:t>0</m:t>
+        </m:r>
+      </m:oMath>
+      <w:r>
+        <w:t xml:space="preserve">).</w:t>
+      </w:r>
+      <w:r>
+        <w:t xml:space="preserve"> </w:t>
+      </w:r>
+      <w:r>
+        <w:t xml:space="preserve">2.</w:t>
+      </w:r>
+      <w:r>
+        <w:t xml:space="preserve"> </w:t>
+      </w:r>
+      <w:r>
+        <w:rPr>
+          <w:b/>
+          <w:bCs/>
+        </w:rPr>
+        <w:t xml:space="preserve">Epistemic curiosity precedes pragmatic reward:</w:t>
+      </w:r>
+      <w:r>
+        <w:t xml:space="preserve"> </w:t>
+      </w:r>
+      <w:r>
+        <w:t xml:space="preserve">Deep temporal agents actively harvest information to resolve ambiguity before seeking homeostatic value.</w:t>
+      </w:r>
+      <w:r>
+        <w:t xml:space="preserve"> </w:t>
+      </w:r>
+      <w:r>
+        <w:t xml:space="preserve">3.</w:t>
+      </w:r>
+      <w:r>
+        <w:t xml:space="preserve"> </w:t>
+      </w:r>
+      <w:r>
+        <w:rPr>
+          <w:b/>
+          <w:bCs/>
+        </w:rPr>
+        <w:t xml:space="preserve">The 6th Axiom is mathematically necessary:</w:t>
+      </w:r>
+      <w:r>
+        <w:t xml:space="preserve"> </w:t>
+      </w:r>
+      <w:r>
+        <w:t xml:space="preserve">The persistent autopoietic maintenance of integrated information over time is the fundamental criterion distinguishing conscious alters from transient computational artifacts.</w:t>
+      </w:r>
+    </w:p>
+    <w:bookmarkEnd w:id="83"/>
+    <w:bookmarkEnd w:id="84"/>
+    <w:bookmarkStart w:id="90" w:name="X11192686147c7e58a443d2dfb5c32e11f86e80c"/>
+    <w:p>
+      <w:pPr>
+        <w:pStyle w:val="Heading1"/>
+      </w:pPr>
+      <w:r>
+        <w:t xml:space="preserve">Chapter 8: Existential, Ethical &amp; Synthetic Horizons</w:t>
+      </w:r>
+    </w:p>
+    <w:p>
+      <w:pPr>
+        <w:pStyle w:val="BlockText"/>
+      </w:pPr>
+      <w:r>
+        <w:rPr>
+          <w:i/>
+          <w:iCs/>
+        </w:rPr>
+        <w:t xml:space="preserve">“Death is not the annihilation of consciousness; it is the dissolution of a localized Markov boundary, allowing the informational droplet to return to the infinite ocean of Mind-at-Large.”</w:t>
+      </w:r>
+      <w:r>
+        <w:br/>
+      </w:r>
+      <w:r>
+        <w:t xml:space="preserve">—</w:t>
+      </w:r>
+      <w:r>
+        <w:t xml:space="preserve"> </w:t>
+      </w:r>
+      <w:r>
+        <w:rPr>
+          <w:b/>
+          <w:bCs/>
+        </w:rPr>
+        <w:t xml:space="preserve">Thomas Riebl</w:t>
+      </w:r>
+      <w:r>
+        <w:t xml:space="preserve">,</w:t>
+      </w:r>
+      <w:r>
+        <w:t xml:space="preserve"> </w:t>
+      </w:r>
+      <w:r>
+        <w:rPr>
+          <w:i/>
+          <w:iCs/>
+        </w:rPr>
+        <w:t xml:space="preserve">Dying in Dignity and the Dissociated Mind</w:t>
+      </w:r>
+      <w:r>
+        <w:t xml:space="preserve"> </w:t>
+      </w:r>
+      <w:r>
+        <w:t xml:space="preserve">(2026)</w:t>
       </w:r>
     </w:p>
     <w:p>
@@ -16864,8 +17171,106 @@
         </w:pict>
       </w:r>
     </w:p>
-    <w:bookmarkEnd w:id="70"/>
-    <w:bookmarkStart w:id="71" w:name="Xf1c004067f35d4e6f297f57cc0190cdcfcf8d5e"/>
+    <w:bookmarkStart w:id="85" w:name="the-cosmic-purpose-of-dissociation"/>
+    <w:p>
+      <w:pPr>
+        <w:pStyle w:val="Heading2"/>
+      </w:pPr>
+      <w:r>
+        <w:t xml:space="preserve">8.1 The Cosmic Purpose of Dissociation</w:t>
+      </w:r>
+    </w:p>
+    <w:p>
+      <w:pPr>
+        <w:pStyle w:val="FirstParagraph"/>
+      </w:pPr>
+      <w:r>
+        <w:t xml:space="preserve">If reality is fundamentally unified Mind-at-Large, why does the cosmos undergo dissociation into billions of localized, struggling living alters?</w:t>
+      </w:r>
+    </w:p>
+    <w:p>
+      <w:pPr>
+        <w:pStyle w:val="BodyText"/>
+      </w:pPr>
+      <w:r>
+        <w:t xml:space="preserve">Within the Conative-Integrative Framework, dissociation is not an accidental cosmic mistake; it is the</w:t>
+      </w:r>
+      <w:r>
+        <w:t xml:space="preserve"> </w:t>
+      </w:r>
+      <w:r>
+        <w:rPr>
+          <w:b/>
+          <w:bCs/>
+        </w:rPr>
+        <w:t xml:space="preserve">necessary mechanism for experiential differentiation and novelty</w:t>
+      </w:r>
+      <w:r>
+        <w:t xml:space="preserve">.</w:t>
+      </w:r>
+    </w:p>
+    <w:p>
+      <w:pPr>
+        <w:pStyle w:val="BodyText"/>
+      </w:pPr>
+      <w:r>
+        <w:t xml:space="preserve">In its unpartitioned, undissociated state, Mind-at-Large is infinite potentiality, but it lacks the perspective of a localized</w:t>
+      </w:r>
+      <w:r>
+        <w:t xml:space="preserve"> </w:t>
+      </w:r>
+      <w:r>
+        <w:t xml:space="preserve">“other.”</w:t>
+      </w:r>
+      <w:r>
+        <w:t xml:space="preserve"> </w:t>
+      </w:r>
+      <w:r>
+        <w:t xml:space="preserve">An infinite, homogeneous field cannot experience the thrill of discovery, the triumph over adversity, the longing for connection, or the profound depth of mutual love.</w:t>
+      </w:r>
+    </w:p>
+    <w:p>
+      <w:pPr>
+        <w:pStyle w:val="BodyText"/>
+      </w:pPr>
+      <w:r>
+        <w:t xml:space="preserve">By undergoing topological dissociation across Markov Blankets, Mind-at-Large creates the conditions for</w:t>
+      </w:r>
+      <w:r>
+        <w:t xml:space="preserve"> </w:t>
+      </w:r>
+      <w:r>
+        <w:rPr>
+          <w:b/>
+          <w:bCs/>
+        </w:rPr>
+        <w:t xml:space="preserve">relational encounter</w:t>
+      </w:r>
+      <w:r>
+        <w:t xml:space="preserve">:</w:t>
+      </w:r>
+      <w:r>
+        <w:t xml:space="preserve"> </w:t>
+      </w:r>
+      <w:r>
+        <w:t xml:space="preserve">* Through the eyes of individual alters, the universe perceives itself from billions of distinct, irreplaceable perspectives.</w:t>
+      </w:r>
+      <w:r>
+        <w:t xml:space="preserve"> </w:t>
+      </w:r>
+      <w:r>
+        <w:t xml:space="preserve">* Through the struggle of Active Inference against thermodynamic entropy, the universe generates complex art, philosophy, scientific understanding, and moral virtue.</w:t>
+      </w:r>
+    </w:p>
+    <w:p>
+      <w:r>
+        <w:pict>
+          <v:rect style="width:0;height:1.5pt" o:hralign="center" o:hrstd="t" o:hr="t"/>
+        </w:pict>
+      </w:r>
+    </w:p>
+    <w:bookmarkEnd w:id="85"/>
+    <w:bookmarkStart w:id="86" w:name="Xf1c004067f35d4e6f297f57cc0190cdcfcf8d5e"/>
     <w:p>
       <w:pPr>
         <w:pStyle w:val="Heading2"/>
@@ -17081,7 +17486,7 @@
         <w:pStyle w:val="Compact"/>
         <w:numPr>
           <w:ilvl w:val="0"/>
-          <w:numId w:val="1016"/>
+          <w:numId w:val="1020"/>
         </w:numPr>
       </w:pPr>
       <w:r>
@@ -17139,7 +17544,7 @@
         <w:pStyle w:val="Compact"/>
         <w:numPr>
           <w:ilvl w:val="0"/>
-          <w:numId w:val="1016"/>
+          <w:numId w:val="1020"/>
         </w:numPr>
       </w:pPr>
       <w:r>
@@ -17192,7 +17597,7 @@
         <w:pStyle w:val="Compact"/>
         <w:numPr>
           <w:ilvl w:val="0"/>
-          <w:numId w:val="1016"/>
+          <w:numId w:val="1020"/>
         </w:numPr>
       </w:pPr>
       <w:r>
@@ -17239,7 +17644,7 @@
         <w:pStyle w:val="Compact"/>
         <w:numPr>
           <w:ilvl w:val="0"/>
-          <w:numId w:val="1016"/>
+          <w:numId w:val="1020"/>
         </w:numPr>
       </w:pPr>
       <w:r>
@@ -17316,8 +17721,8 @@
         </w:pict>
       </w:r>
     </w:p>
-    <w:bookmarkEnd w:id="71"/>
-    <w:bookmarkStart w:id="72" w:name="X2263d3a55abdab90c513142e944be7a01586e2d"/>
+    <w:bookmarkEnd w:id="86"/>
+    <w:bookmarkStart w:id="87" w:name="X2263d3a55abdab90c513142e944be7a01586e2d"/>
     <w:p>
       <w:pPr>
         <w:pStyle w:val="Heading2"/>
@@ -17349,7 +17754,7 @@
         <w:pStyle w:val="Compact"/>
         <w:numPr>
           <w:ilvl w:val="0"/>
-          <w:numId w:val="1017"/>
+          <w:numId w:val="1021"/>
         </w:numPr>
       </w:pPr>
       <w:r>
@@ -17413,7 +17818,7 @@
         <w:pStyle w:val="Compact"/>
         <w:numPr>
           <w:ilvl w:val="0"/>
-          <w:numId w:val="1017"/>
+          <w:numId w:val="1021"/>
         </w:numPr>
       </w:pPr>
       <w:r>
@@ -17437,8 +17842,8 @@
         </w:pict>
       </w:r>
     </w:p>
-    <w:bookmarkEnd w:id="72"/>
-    <w:bookmarkStart w:id="74" w:name="X18323c4665b77ef7fdb168dd57a337fa00135b1"/>
+    <w:bookmarkEnd w:id="87"/>
+    <w:bookmarkStart w:id="89" w:name="X18323c4665b77ef7fdb168dd57a337fa00135b1"/>
     <w:p>
       <w:pPr>
         <w:pStyle w:val="Heading2"/>
@@ -17707,7 +18112,7 @@
         <w:t xml:space="preserve">    end</w:t>
       </w:r>
     </w:p>
-    <w:bookmarkStart w:id="73" w:name="X5b46fb41c15d53f75183497b38c8317e16788c1"/>
+    <w:bookmarkStart w:id="88" w:name="X5b46fb41c15d53f75183497b38c8317e16788c1"/>
     <w:p>
       <w:pPr>
         <w:pStyle w:val="Heading3"/>
@@ -17967,10 +18372,10 @@
         <w:t xml:space="preserve">In the final chapter, we provide the mathematical appendices, source codes, and complete bibliography concluding this treatise.</w:t>
       </w:r>
     </w:p>
-    <w:bookmarkEnd w:id="73"/>
-    <w:bookmarkEnd w:id="74"/>
-    <w:bookmarkEnd w:id="75"/>
-    <w:bookmarkStart w:id="80" w:name="X6b39e7f790055e8bd1a052241d000c4450668b5"/>
+    <w:bookmarkEnd w:id="88"/>
+    <w:bookmarkEnd w:id="89"/>
+    <w:bookmarkEnd w:id="90"/>
+    <w:bookmarkStart w:id="95" w:name="X6b39e7f790055e8bd1a052241d000c4450668b5"/>
     <w:p>
       <w:pPr>
         <w:pStyle w:val="Heading1"/>
@@ -17979,7 +18384,7 @@
         <w:t xml:space="preserve">Appendix A: Mathematical Formalisms &amp; Tensor Notations</w:t>
       </w:r>
     </w:p>
-    <w:bookmarkStart w:id="76" w:name="the-pomdp-generative-model"/>
+    <w:bookmarkStart w:id="91" w:name="the-pomdp-generative-model"/>
     <w:p>
       <w:pPr>
         <w:pStyle w:val="Heading3"/>
@@ -18114,7 +18519,7 @@
         <w:pStyle w:val="Compact"/>
         <w:numPr>
           <w:ilvl w:val="0"/>
-          <w:numId w:val="1018"/>
+          <w:numId w:val="1022"/>
         </w:numPr>
       </w:pPr>
       <w:r>
@@ -18202,7 +18607,7 @@
         <w:pStyle w:val="Compact"/>
         <w:numPr>
           <w:ilvl w:val="0"/>
-          <w:numId w:val="1018"/>
+          <w:numId w:val="1022"/>
         </w:numPr>
       </w:pPr>
       <w:r>
@@ -18290,7 +18695,7 @@
         <w:pStyle w:val="Compact"/>
         <w:numPr>
           <w:ilvl w:val="0"/>
-          <w:numId w:val="1018"/>
+          <w:numId w:val="1022"/>
         </w:numPr>
       </w:pPr>
       <w:r>
@@ -18378,7 +18783,7 @@
         <w:pStyle w:val="Compact"/>
         <w:numPr>
           <w:ilvl w:val="0"/>
-          <w:numId w:val="1018"/>
+          <w:numId w:val="1022"/>
         </w:numPr>
       </w:pPr>
       <w:r>
@@ -18575,7 +18980,7 @@
         <w:pStyle w:val="Compact"/>
         <w:numPr>
           <w:ilvl w:val="0"/>
-          <w:numId w:val="1018"/>
+          <w:numId w:val="1022"/>
         </w:numPr>
       </w:pPr>
       <w:r>
@@ -18826,7 +19231,7 @@
         <w:pStyle w:val="Compact"/>
         <w:numPr>
           <w:ilvl w:val="0"/>
-          <w:numId w:val="1018"/>
+          <w:numId w:val="1022"/>
         </w:numPr>
       </w:pPr>
       <w:r>
@@ -18926,7 +19331,7 @@
         <w:pStyle w:val="Compact"/>
         <w:numPr>
           <w:ilvl w:val="0"/>
-          <w:numId w:val="1018"/>
+          <w:numId w:val="1022"/>
         </w:numPr>
       </w:pPr>
       <w:r>
@@ -19078,7 +19483,7 @@
         <w:pStyle w:val="Compact"/>
         <w:numPr>
           <w:ilvl w:val="0"/>
-          <w:numId w:val="1018"/>
+          <w:numId w:val="1022"/>
         </w:numPr>
       </w:pPr>
       <w:r>
@@ -19107,8 +19512,8 @@
         <w:t xml:space="preserve">Inverse temperature governing policy selection certainty.</w:t>
       </w:r>
     </w:p>
-    <w:bookmarkEnd w:id="76"/>
-    <w:bookmarkStart w:id="77" w:name="Xeaa958649ca166d896f349157c8e63422a079a4"/>
+    <w:bookmarkEnd w:id="91"/>
+    <w:bookmarkStart w:id="92" w:name="Xeaa958649ca166d896f349157c8e63422a079a4"/>
     <w:p>
       <w:pPr>
         <w:pStyle w:val="Heading3"/>
@@ -19532,8 +19937,8 @@
         <w:t xml:space="preserve">is the softmax function.</w:t>
       </w:r>
     </w:p>
-    <w:bookmarkEnd w:id="77"/>
-    <w:bookmarkStart w:id="78" w:name="Xe2c2d8f3e08a3dfcb1f1671d1723251c9362e6b"/>
+    <w:bookmarkEnd w:id="92"/>
+    <w:bookmarkStart w:id="93" w:name="Xe2c2d8f3e08a3dfcb1f1671d1723251c9362e6b"/>
     <w:p>
       <w:pPr>
         <w:pStyle w:val="Heading3"/>
@@ -20458,8 +20863,8 @@
         </m:oMath>
       </m:oMathPara>
     </w:p>
-    <w:bookmarkEnd w:id="78"/>
-    <w:bookmarkStart w:id="79" w:name="Xbcb12786b8ecdc6a7404827fb159353e28cc670"/>
+    <w:bookmarkEnd w:id="93"/>
+    <w:bookmarkStart w:id="94" w:name="Xbcb12786b8ecdc6a7404827fb159353e28cc670"/>
     <w:p>
       <w:pPr>
         <w:pStyle w:val="Heading3"/>
@@ -20661,9 +21066,9 @@
         </m:oMath>
       </m:oMathPara>
     </w:p>
-    <w:bookmarkEnd w:id="79"/>
-    <w:bookmarkEnd w:id="80"/>
-    <w:bookmarkStart w:id="92" w:name="X149a94e4d5f76ae8b4406f7f43a70f67a41b9c3"/>
+    <w:bookmarkEnd w:id="94"/>
+    <w:bookmarkEnd w:id="95"/>
+    <w:bookmarkStart w:id="104" w:name="X149a94e4d5f76ae8b4406f7f43a70f67a41b9c3"/>
     <w:p>
       <w:pPr>
         <w:pStyle w:val="Heading1"/>
@@ -20685,7 +21090,7 @@
         <w:pStyle w:val="Compact"/>
         <w:numPr>
           <w:ilvl w:val="0"/>
-          <w:numId w:val="1019"/>
+          <w:numId w:val="1023"/>
         </w:numPr>
       </w:pPr>
       <w:r>
@@ -20698,7 +21103,7 @@
       <w:r>
         <w:br/>
       </w:r>
-      <w:hyperlink r:id="rId81">
+      <w:hyperlink r:id="rId96">
         <w:r>
           <w:rPr>
             <w:rStyle w:val="Hyperlink"/>
@@ -20707,7 +21112,7 @@
         </w:r>
       </w:hyperlink>
     </w:p>
-    <w:bookmarkStart w:id="85" w:name="X0afae7504dac5bd24afe4754abdb170c2d5d6d6"/>
+    <w:bookmarkStart w:id="97" w:name="X0afae7504dac5bd24afe4754abdb170c2d5d6d6"/>
     <w:p>
       <w:pPr>
         <w:pStyle w:val="Heading3"/>
@@ -20730,7 +21135,7 @@
         <w:pStyle w:val="Compact"/>
         <w:numPr>
           <w:ilvl w:val="0"/>
-          <w:numId w:val="1020"/>
+          <w:numId w:val="1024"/>
         </w:numPr>
       </w:pPr>
       <w:r>
@@ -20765,7 +21170,7 @@
       <w:r>
         <w:br/>
       </w:r>
-      <w:hyperlink r:id="rId82">
+      <w:hyperlink r:id="rId63">
         <w:r>
           <w:rPr>
             <w:rStyle w:val="VerbatimChar"/>
@@ -20804,7 +21209,7 @@
         <w:pStyle w:val="Compact"/>
         <w:numPr>
           <w:ilvl w:val="0"/>
-          <w:numId w:val="1020"/>
+          <w:numId w:val="1024"/>
         </w:numPr>
       </w:pPr>
       <w:r>
@@ -20847,7 +21252,7 @@
       <w:r>
         <w:br/>
       </w:r>
-      <w:hyperlink r:id="rId83">
+      <w:hyperlink r:id="rId69">
         <w:r>
           <w:rPr>
             <w:rStyle w:val="VerbatimChar"/>
@@ -20970,7 +21375,7 @@
         <w:pStyle w:val="Compact"/>
         <w:numPr>
           <w:ilvl w:val="0"/>
-          <w:numId w:val="1020"/>
+          <w:numId w:val="1024"/>
         </w:numPr>
       </w:pPr>
       <w:r>
@@ -20983,7 +21388,7 @@
       <w:r>
         <w:br/>
       </w:r>
-      <w:hyperlink r:id="rId84">
+      <w:hyperlink r:id="rId75">
         <w:r>
           <w:rPr>
             <w:rStyle w:val="VerbatimChar"/>
@@ -21044,8 +21449,8 @@
         <w:t xml:space="preserve">) and epistemic curiosity.</w:t>
       </w:r>
     </w:p>
-    <w:bookmarkEnd w:id="85"/>
-    <w:bookmarkStart w:id="91" w:name="X9c436fa6d22e1d844634f22fa339d466ac16eaa"/>
+    <w:bookmarkEnd w:id="97"/>
+    <w:bookmarkStart w:id="103" w:name="X9c436fa6d22e1d844634f22fa339d466ac16eaa"/>
     <w:p>
       <w:pPr>
         <w:pStyle w:val="Heading3"/>
@@ -21068,7 +21473,7 @@
         <w:pStyle w:val="Compact"/>
         <w:numPr>
           <w:ilvl w:val="0"/>
-          <w:numId w:val="1021"/>
+          <w:numId w:val="1025"/>
         </w:numPr>
       </w:pPr>
       <w:r>
@@ -21091,7 +21496,7 @@
       <w:r>
         <w:br/>
       </w:r>
-      <w:hyperlink r:id="rId86">
+      <w:hyperlink r:id="rId98">
         <w:r>
           <w:rPr>
             <w:rStyle w:val="VerbatimChar"/>
@@ -21105,7 +21510,7 @@
         <w:pStyle w:val="Compact"/>
         <w:numPr>
           <w:ilvl w:val="0"/>
-          <w:numId w:val="1021"/>
+          <w:numId w:val="1025"/>
         </w:numPr>
       </w:pPr>
       <w:r>
@@ -21128,7 +21533,7 @@
       <w:r>
         <w:br/>
       </w:r>
-      <w:hyperlink r:id="rId87">
+      <w:hyperlink r:id="rId99">
         <w:r>
           <w:rPr>
             <w:rStyle w:val="VerbatimChar"/>
@@ -21142,7 +21547,7 @@
         <w:pStyle w:val="Compact"/>
         <w:numPr>
           <w:ilvl w:val="0"/>
-          <w:numId w:val="1021"/>
+          <w:numId w:val="1025"/>
         </w:numPr>
       </w:pPr>
       <w:r>
@@ -21165,7 +21570,7 @@
       <w:r>
         <w:br/>
       </w:r>
-      <w:hyperlink r:id="rId88">
+      <w:hyperlink r:id="rId100">
         <w:r>
           <w:rPr>
             <w:rStyle w:val="VerbatimChar"/>
@@ -21179,7 +21584,7 @@
         <w:pStyle w:val="Compact"/>
         <w:numPr>
           <w:ilvl w:val="0"/>
-          <w:numId w:val="1021"/>
+          <w:numId w:val="1025"/>
         </w:numPr>
       </w:pPr>
       <w:r>
@@ -21202,7 +21607,7 @@
       <w:r>
         <w:br/>
       </w:r>
-      <w:hyperlink r:id="rId89">
+      <w:hyperlink r:id="rId101">
         <w:r>
           <w:rPr>
             <w:rStyle w:val="VerbatimChar"/>
@@ -21216,7 +21621,7 @@
         <w:pStyle w:val="Compact"/>
         <w:numPr>
           <w:ilvl w:val="0"/>
-          <w:numId w:val="1021"/>
+          <w:numId w:val="1025"/>
         </w:numPr>
       </w:pPr>
       <w:r>
@@ -21239,7 +21644,7 @@
       <w:r>
         <w:br/>
       </w:r>
-      <w:hyperlink r:id="rId90">
+      <w:hyperlink r:id="rId102">
         <w:r>
           <w:rPr>
             <w:rStyle w:val="VerbatimChar"/>
@@ -21248,9 +21653,9 @@
         </w:r>
       </w:hyperlink>
     </w:p>
-    <w:bookmarkEnd w:id="91"/>
-    <w:bookmarkEnd w:id="92"/>
-    <w:bookmarkStart w:id="93" w:name="X8c3db82227ce24978222cb0935495bfd05ca1af"/>
+    <w:bookmarkEnd w:id="103"/>
+    <w:bookmarkEnd w:id="104"/>
+    <w:bookmarkStart w:id="105" w:name="X8c3db82227ce24978222cb0935495bfd05ca1af"/>
     <w:p>
       <w:pPr>
         <w:pStyle w:val="Heading1"/>
@@ -21264,7 +21669,7 @@
         <w:pStyle w:val="Compact"/>
         <w:numPr>
           <w:ilvl w:val="0"/>
-          <w:numId w:val="1022"/>
+          <w:numId w:val="1026"/>
         </w:numPr>
       </w:pPr>
       <w:r>
@@ -21297,7 +21702,7 @@
         <w:pStyle w:val="Compact"/>
         <w:numPr>
           <w:ilvl w:val="0"/>
-          <w:numId w:val="1022"/>
+          <w:numId w:val="1026"/>
         </w:numPr>
       </w:pPr>
       <w:r>
@@ -21319,7 +21724,7 @@
         <w:pStyle w:val="Compact"/>
         <w:numPr>
           <w:ilvl w:val="0"/>
-          <w:numId w:val="1022"/>
+          <w:numId w:val="1026"/>
         </w:numPr>
       </w:pPr>
       <w:r>
@@ -21351,7 +21756,7 @@
         <w:pStyle w:val="Compact"/>
         <w:numPr>
           <w:ilvl w:val="0"/>
-          <w:numId w:val="1022"/>
+          <w:numId w:val="1026"/>
         </w:numPr>
       </w:pPr>
       <w:r>
@@ -21373,7 +21778,7 @@
         <w:pStyle w:val="Compact"/>
         <w:numPr>
           <w:ilvl w:val="0"/>
-          <w:numId w:val="1022"/>
+          <w:numId w:val="1026"/>
         </w:numPr>
       </w:pPr>
       <w:r>
@@ -21427,7 +21832,7 @@
         <w:pStyle w:val="Compact"/>
         <w:numPr>
           <w:ilvl w:val="0"/>
-          <w:numId w:val="1022"/>
+          <w:numId w:val="1026"/>
         </w:numPr>
       </w:pPr>
       <w:r>
@@ -21481,7 +21886,7 @@
         <w:pStyle w:val="Compact"/>
         <w:numPr>
           <w:ilvl w:val="0"/>
-          <w:numId w:val="1022"/>
+          <w:numId w:val="1026"/>
         </w:numPr>
       </w:pPr>
       <w:r>
@@ -21529,7 +21934,7 @@
         <w:pStyle w:val="Compact"/>
         <w:numPr>
           <w:ilvl w:val="0"/>
-          <w:numId w:val="1022"/>
+          <w:numId w:val="1026"/>
         </w:numPr>
       </w:pPr>
       <w:r>
@@ -21562,7 +21967,7 @@
         <w:pStyle w:val="Compact"/>
         <w:numPr>
           <w:ilvl w:val="0"/>
-          <w:numId w:val="1022"/>
+          <w:numId w:val="1026"/>
         </w:numPr>
       </w:pPr>
       <w:r>
@@ -21594,7 +21999,7 @@
         <w:pStyle w:val="Compact"/>
         <w:numPr>
           <w:ilvl w:val="0"/>
-          <w:numId w:val="1022"/>
+          <w:numId w:val="1026"/>
         </w:numPr>
       </w:pPr>
       <w:r>
@@ -21616,7 +22021,7 @@
         <w:pStyle w:val="Compact"/>
         <w:numPr>
           <w:ilvl w:val="0"/>
-          <w:numId w:val="1022"/>
+          <w:numId w:val="1026"/>
         </w:numPr>
       </w:pPr>
       <w:r>
@@ -21649,7 +22054,7 @@
         <w:pStyle w:val="Compact"/>
         <w:numPr>
           <w:ilvl w:val="0"/>
-          <w:numId w:val="1022"/>
+          <w:numId w:val="1026"/>
         </w:numPr>
       </w:pPr>
       <w:r>
@@ -21687,7 +22092,7 @@
         <w:pStyle w:val="Compact"/>
         <w:numPr>
           <w:ilvl w:val="0"/>
-          <w:numId w:val="1022"/>
+          <w:numId w:val="1026"/>
         </w:numPr>
       </w:pPr>
       <w:r>
@@ -21735,7 +22140,7 @@
         <w:pStyle w:val="Compact"/>
         <w:numPr>
           <w:ilvl w:val="0"/>
-          <w:numId w:val="1022"/>
+          <w:numId w:val="1026"/>
         </w:numPr>
       </w:pPr>
       <w:r>
@@ -21757,7 +22162,7 @@
         <w:pStyle w:val="Compact"/>
         <w:numPr>
           <w:ilvl w:val="0"/>
-          <w:numId w:val="1022"/>
+          <w:numId w:val="1026"/>
         </w:numPr>
       </w:pPr>
       <w:r>
@@ -21789,7 +22194,7 @@
         <w:pStyle w:val="Compact"/>
         <w:numPr>
           <w:ilvl w:val="0"/>
-          <w:numId w:val="1022"/>
+          <w:numId w:val="1026"/>
         </w:numPr>
       </w:pPr>
       <w:r>
@@ -21826,7 +22231,7 @@
         <w:pStyle w:val="Compact"/>
         <w:numPr>
           <w:ilvl w:val="0"/>
-          <w:numId w:val="1022"/>
+          <w:numId w:val="1026"/>
         </w:numPr>
       </w:pPr>
       <w:r>
@@ -21880,7 +22285,7 @@
         <w:pStyle w:val="Compact"/>
         <w:numPr>
           <w:ilvl w:val="0"/>
-          <w:numId w:val="1022"/>
+          <w:numId w:val="1026"/>
         </w:numPr>
       </w:pPr>
       <w:r>
@@ -21902,7 +22307,7 @@
         <w:pStyle w:val="Compact"/>
         <w:numPr>
           <w:ilvl w:val="0"/>
-          <w:numId w:val="1022"/>
+          <w:numId w:val="1026"/>
         </w:numPr>
       </w:pPr>
       <w:r>
@@ -21938,7 +22343,7 @@
         <w:pStyle w:val="Compact"/>
         <w:numPr>
           <w:ilvl w:val="0"/>
-          <w:numId w:val="1022"/>
+          <w:numId w:val="1026"/>
         </w:numPr>
       </w:pPr>
       <w:r>
@@ -21976,7 +22381,7 @@
         <w:pStyle w:val="Compact"/>
         <w:numPr>
           <w:ilvl w:val="0"/>
-          <w:numId w:val="1022"/>
+          <w:numId w:val="1026"/>
         </w:numPr>
       </w:pPr>
       <w:r>
@@ -22014,7 +22419,7 @@
         <w:pStyle w:val="Compact"/>
         <w:numPr>
           <w:ilvl w:val="0"/>
-          <w:numId w:val="1022"/>
+          <w:numId w:val="1026"/>
         </w:numPr>
       </w:pPr>
       <w:r>
@@ -22048,7 +22453,7 @@
         <w:pStyle w:val="Compact"/>
         <w:numPr>
           <w:ilvl w:val="0"/>
-          <w:numId w:val="1022"/>
+          <w:numId w:val="1026"/>
         </w:numPr>
       </w:pPr>
       <w:r>
@@ -22082,7 +22487,7 @@
         <w:pStyle w:val="Compact"/>
         <w:numPr>
           <w:ilvl w:val="0"/>
-          <w:numId w:val="1022"/>
+          <w:numId w:val="1026"/>
         </w:numPr>
       </w:pPr>
       <w:r>
@@ -22104,7 +22509,7 @@
         <w:pStyle w:val="Compact"/>
         <w:numPr>
           <w:ilvl w:val="0"/>
-          <w:numId w:val="1022"/>
+          <w:numId w:val="1026"/>
         </w:numPr>
       </w:pPr>
       <w:r>
@@ -22182,7 +22587,7 @@
         <w:pStyle w:val="Compact"/>
         <w:numPr>
           <w:ilvl w:val="0"/>
-          <w:numId w:val="1022"/>
+          <w:numId w:val="1026"/>
         </w:numPr>
       </w:pPr>
       <w:r>
@@ -22223,7 +22628,7 @@
         <w:pStyle w:val="Compact"/>
         <w:numPr>
           <w:ilvl w:val="0"/>
-          <w:numId w:val="1022"/>
+          <w:numId w:val="1026"/>
         </w:numPr>
       </w:pPr>
       <w:r>
@@ -22261,7 +22666,7 @@
         <w:pStyle w:val="Compact"/>
         <w:numPr>
           <w:ilvl w:val="0"/>
-          <w:numId w:val="1022"/>
+          <w:numId w:val="1026"/>
         </w:numPr>
       </w:pPr>
       <w:r>
@@ -22283,7 +22688,7 @@
         <w:pStyle w:val="Compact"/>
         <w:numPr>
           <w:ilvl w:val="0"/>
-          <w:numId w:val="1022"/>
+          <w:numId w:val="1026"/>
         </w:numPr>
       </w:pPr>
       <w:r>
@@ -22305,7 +22710,7 @@
         <w:pStyle w:val="Compact"/>
         <w:numPr>
           <w:ilvl w:val="0"/>
-          <w:numId w:val="1022"/>
+          <w:numId w:val="1026"/>
         </w:numPr>
       </w:pPr>
       <w:r>
@@ -22370,7 +22775,7 @@
         <w:pStyle w:val="Compact"/>
         <w:numPr>
           <w:ilvl w:val="0"/>
-          <w:numId w:val="1022"/>
+          <w:numId w:val="1026"/>
         </w:numPr>
       </w:pPr>
       <w:r>
@@ -22406,7 +22811,7 @@
         <w:pStyle w:val="Compact"/>
         <w:numPr>
           <w:ilvl w:val="0"/>
-          <w:numId w:val="1022"/>
+          <w:numId w:val="1026"/>
         </w:numPr>
       </w:pPr>
       <w:r>
@@ -22459,7 +22864,7 @@
         <w:pStyle w:val="Compact"/>
         <w:numPr>
           <w:ilvl w:val="0"/>
-          <w:numId w:val="1022"/>
+          <w:numId w:val="1026"/>
         </w:numPr>
       </w:pPr>
       <w:r>
@@ -22518,7 +22923,7 @@
         <w:pStyle w:val="Compact"/>
         <w:numPr>
           <w:ilvl w:val="0"/>
-          <w:numId w:val="1022"/>
+          <w:numId w:val="1026"/>
         </w:numPr>
       </w:pPr>
       <w:r>
@@ -22661,7 +23066,7 @@
         <w:pStyle w:val="Compact"/>
         <w:numPr>
           <w:ilvl w:val="0"/>
-          <w:numId w:val="1022"/>
+          <w:numId w:val="1026"/>
         </w:numPr>
       </w:pPr>
       <w:r>
@@ -22725,8 +23130,8 @@
         <w:t xml:space="preserve">), minimized during perceptual inference to eliminate prediction errors.</w:t>
       </w:r>
     </w:p>
-    <w:bookmarkEnd w:id="93"/>
-    <w:bookmarkStart w:id="94" w:name="Xfea1db6f47bf4d6d53c2a7b0c00dd7d7072e735"/>
+    <w:bookmarkEnd w:id="105"/>
+    <w:bookmarkStart w:id="106" w:name="Xfea1db6f47bf4d6d53c2a7b0c00dd7d7072e735"/>
     <w:p>
       <w:pPr>
         <w:pStyle w:val="Heading1"/>
@@ -22740,7 +23145,7 @@
         <w:pStyle w:val="Compact"/>
         <w:numPr>
           <w:ilvl w:val="0"/>
-          <w:numId w:val="1023"/>
+          <w:numId w:val="1027"/>
         </w:numPr>
       </w:pPr>
       <w:r>
@@ -22772,7 +23177,7 @@
         <w:pStyle w:val="Compact"/>
         <w:numPr>
           <w:ilvl w:val="0"/>
-          <w:numId w:val="1023"/>
+          <w:numId w:val="1027"/>
         </w:numPr>
       </w:pPr>
       <w:r>
@@ -22804,7 +23209,7 @@
         <w:pStyle w:val="Compact"/>
         <w:numPr>
           <w:ilvl w:val="0"/>
-          <w:numId w:val="1023"/>
+          <w:numId w:val="1027"/>
         </w:numPr>
       </w:pPr>
       <w:r>
@@ -22836,7 +23241,7 @@
         <w:pStyle w:val="Compact"/>
         <w:numPr>
           <w:ilvl w:val="0"/>
-          <w:numId w:val="1023"/>
+          <w:numId w:val="1027"/>
         </w:numPr>
       </w:pPr>
       <w:r>
@@ -22868,7 +23273,7 @@
         <w:pStyle w:val="Compact"/>
         <w:numPr>
           <w:ilvl w:val="0"/>
-          <w:numId w:val="1023"/>
+          <w:numId w:val="1027"/>
         </w:numPr>
       </w:pPr>
       <w:r>
@@ -22900,7 +23305,7 @@
         <w:pStyle w:val="Compact"/>
         <w:numPr>
           <w:ilvl w:val="0"/>
-          <w:numId w:val="1023"/>
+          <w:numId w:val="1027"/>
         </w:numPr>
       </w:pPr>
       <w:r>
@@ -22932,7 +23337,7 @@
         <w:pStyle w:val="Compact"/>
         <w:numPr>
           <w:ilvl w:val="0"/>
-          <w:numId w:val="1023"/>
+          <w:numId w:val="1027"/>
         </w:numPr>
       </w:pPr>
       <w:r>
@@ -22964,7 +23369,7 @@
         <w:pStyle w:val="Compact"/>
         <w:numPr>
           <w:ilvl w:val="0"/>
-          <w:numId w:val="1023"/>
+          <w:numId w:val="1027"/>
         </w:numPr>
       </w:pPr>
       <w:r>
@@ -22996,7 +23401,7 @@
         <w:pStyle w:val="Compact"/>
         <w:numPr>
           <w:ilvl w:val="0"/>
-          <w:numId w:val="1023"/>
+          <w:numId w:val="1027"/>
         </w:numPr>
       </w:pPr>
       <w:r>
@@ -23028,7 +23433,7 @@
         <w:pStyle w:val="Compact"/>
         <w:numPr>
           <w:ilvl w:val="0"/>
-          <w:numId w:val="1023"/>
+          <w:numId w:val="1027"/>
         </w:numPr>
       </w:pPr>
       <w:r>
@@ -23060,7 +23465,7 @@
         <w:pStyle w:val="Compact"/>
         <w:numPr>
           <w:ilvl w:val="0"/>
-          <w:numId w:val="1023"/>
+          <w:numId w:val="1027"/>
         </w:numPr>
       </w:pPr>
       <w:r>
@@ -23092,7 +23497,7 @@
         <w:pStyle w:val="Compact"/>
         <w:numPr>
           <w:ilvl w:val="0"/>
-          <w:numId w:val="1023"/>
+          <w:numId w:val="1027"/>
         </w:numPr>
       </w:pPr>
       <w:r>
@@ -23124,7 +23529,7 @@
         <w:pStyle w:val="Compact"/>
         <w:numPr>
           <w:ilvl w:val="0"/>
-          <w:numId w:val="1023"/>
+          <w:numId w:val="1027"/>
         </w:numPr>
       </w:pPr>
       <w:r>
@@ -23156,7 +23561,7 @@
         <w:pStyle w:val="Compact"/>
         <w:numPr>
           <w:ilvl w:val="0"/>
-          <w:numId w:val="1023"/>
+          <w:numId w:val="1027"/>
         </w:numPr>
       </w:pPr>
       <w:r>
@@ -23188,7 +23593,7 @@
         <w:pStyle w:val="Compact"/>
         <w:numPr>
           <w:ilvl w:val="0"/>
-          <w:numId w:val="1023"/>
+          <w:numId w:val="1027"/>
         </w:numPr>
       </w:pPr>
       <w:r>
@@ -23220,7 +23625,7 @@
         <w:pStyle w:val="Compact"/>
         <w:numPr>
           <w:ilvl w:val="0"/>
-          <w:numId w:val="1023"/>
+          <w:numId w:val="1027"/>
         </w:numPr>
       </w:pPr>
       <w:r>
@@ -23252,7 +23657,7 @@
         <w:pStyle w:val="Compact"/>
         <w:numPr>
           <w:ilvl w:val="0"/>
-          <w:numId w:val="1023"/>
+          <w:numId w:val="1027"/>
         </w:numPr>
       </w:pPr>
       <w:r>
@@ -23284,7 +23689,7 @@
         <w:pStyle w:val="Compact"/>
         <w:numPr>
           <w:ilvl w:val="0"/>
-          <w:numId w:val="1023"/>
+          <w:numId w:val="1027"/>
         </w:numPr>
       </w:pPr>
       <w:r>
@@ -23316,7 +23721,7 @@
         <w:pStyle w:val="Compact"/>
         <w:numPr>
           <w:ilvl w:val="0"/>
-          <w:numId w:val="1023"/>
+          <w:numId w:val="1027"/>
         </w:numPr>
       </w:pPr>
       <w:r>
@@ -23348,7 +23753,7 @@
         <w:pStyle w:val="Compact"/>
         <w:numPr>
           <w:ilvl w:val="0"/>
-          <w:numId w:val="1023"/>
+          <w:numId w:val="1027"/>
         </w:numPr>
       </w:pPr>
       <w:r>
@@ -23380,7 +23785,7 @@
         <w:pStyle w:val="Compact"/>
         <w:numPr>
           <w:ilvl w:val="0"/>
-          <w:numId w:val="1023"/>
+          <w:numId w:val="1027"/>
         </w:numPr>
       </w:pPr>
       <w:r>
@@ -23412,7 +23817,7 @@
         <w:pStyle w:val="Compact"/>
         <w:numPr>
           <w:ilvl w:val="0"/>
-          <w:numId w:val="1023"/>
+          <w:numId w:val="1027"/>
         </w:numPr>
       </w:pPr>
       <w:r>
@@ -23444,7 +23849,7 @@
         <w:pStyle w:val="Compact"/>
         <w:numPr>
           <w:ilvl w:val="0"/>
-          <w:numId w:val="1023"/>
+          <w:numId w:val="1027"/>
         </w:numPr>
       </w:pPr>
       <w:r>
@@ -23476,7 +23881,7 @@
         <w:pStyle w:val="Compact"/>
         <w:numPr>
           <w:ilvl w:val="0"/>
-          <w:numId w:val="1023"/>
+          <w:numId w:val="1027"/>
         </w:numPr>
       </w:pPr>
       <w:r>
@@ -23508,7 +23913,7 @@
         <w:pStyle w:val="Compact"/>
         <w:numPr>
           <w:ilvl w:val="0"/>
-          <w:numId w:val="1023"/>
+          <w:numId w:val="1027"/>
         </w:numPr>
       </w:pPr>
       <w:r>
@@ -23540,7 +23945,7 @@
         <w:pStyle w:val="Compact"/>
         <w:numPr>
           <w:ilvl w:val="0"/>
-          <w:numId w:val="1023"/>
+          <w:numId w:val="1027"/>
         </w:numPr>
       </w:pPr>
       <w:r>
@@ -23572,7 +23977,7 @@
         <w:pStyle w:val="Compact"/>
         <w:numPr>
           <w:ilvl w:val="0"/>
-          <w:numId w:val="1023"/>
+          <w:numId w:val="1027"/>
         </w:numPr>
       </w:pPr>
       <w:r>
@@ -23604,7 +24009,7 @@
         <w:pStyle w:val="Compact"/>
         <w:numPr>
           <w:ilvl w:val="0"/>
-          <w:numId w:val="1023"/>
+          <w:numId w:val="1027"/>
         </w:numPr>
       </w:pPr>
       <w:r>
@@ -23636,7 +24041,7 @@
         <w:pStyle w:val="Compact"/>
         <w:numPr>
           <w:ilvl w:val="0"/>
-          <w:numId w:val="1023"/>
+          <w:numId w:val="1027"/>
         </w:numPr>
       </w:pPr>
       <w:r>
@@ -23668,7 +24073,7 @@
         <w:pStyle w:val="Compact"/>
         <w:numPr>
           <w:ilvl w:val="0"/>
-          <w:numId w:val="1023"/>
+          <w:numId w:val="1027"/>
         </w:numPr>
       </w:pPr>
       <w:r>
@@ -23700,7 +24105,7 @@
         <w:pStyle w:val="Compact"/>
         <w:numPr>
           <w:ilvl w:val="0"/>
-          <w:numId w:val="1023"/>
+          <w:numId w:val="1027"/>
         </w:numPr>
       </w:pPr>
       <w:r>
@@ -23732,7 +24137,7 @@
         <w:pStyle w:val="Compact"/>
         <w:numPr>
           <w:ilvl w:val="0"/>
-          <w:numId w:val="1023"/>
+          <w:numId w:val="1027"/>
         </w:numPr>
       </w:pPr>
       <w:r>
@@ -23764,7 +24169,7 @@
         <w:pStyle w:val="Compact"/>
         <w:numPr>
           <w:ilvl w:val="0"/>
-          <w:numId w:val="1023"/>
+          <w:numId w:val="1027"/>
         </w:numPr>
       </w:pPr>
       <w:r>
@@ -23811,7 +24216,7 @@
         <w:pStyle w:val="Compact"/>
         <w:numPr>
           <w:ilvl w:val="0"/>
-          <w:numId w:val="1023"/>
+          <w:numId w:val="1027"/>
         </w:numPr>
       </w:pPr>
       <w:r>
@@ -23843,7 +24248,7 @@
         <w:pStyle w:val="Compact"/>
         <w:numPr>
           <w:ilvl w:val="0"/>
-          <w:numId w:val="1023"/>
+          <w:numId w:val="1027"/>
         </w:numPr>
       </w:pPr>
       <w:r>
@@ -23875,7 +24280,7 @@
         <w:pStyle w:val="Compact"/>
         <w:numPr>
           <w:ilvl w:val="0"/>
-          <w:numId w:val="1023"/>
+          <w:numId w:val="1027"/>
         </w:numPr>
       </w:pPr>
       <w:r>
@@ -23907,7 +24312,7 @@
         <w:pStyle w:val="Compact"/>
         <w:numPr>
           <w:ilvl w:val="0"/>
-          <w:numId w:val="1023"/>
+          <w:numId w:val="1027"/>
         </w:numPr>
       </w:pPr>
       <w:r>
@@ -23939,7 +24344,7 @@
         <w:pStyle w:val="Compact"/>
         <w:numPr>
           <w:ilvl w:val="0"/>
-          <w:numId w:val="1023"/>
+          <w:numId w:val="1027"/>
         </w:numPr>
       </w:pPr>
       <w:r>
@@ -23971,7 +24376,7 @@
         <w:pStyle w:val="Compact"/>
         <w:numPr>
           <w:ilvl w:val="0"/>
-          <w:numId w:val="1023"/>
+          <w:numId w:val="1027"/>
         </w:numPr>
       </w:pPr>
       <w:r>
@@ -24003,7 +24408,7 @@
         <w:pStyle w:val="Compact"/>
         <w:numPr>
           <w:ilvl w:val="0"/>
-          <w:numId w:val="1023"/>
+          <w:numId w:val="1027"/>
         </w:numPr>
       </w:pPr>
       <w:r>
@@ -24035,7 +24440,7 @@
         <w:pStyle w:val="Compact"/>
         <w:numPr>
           <w:ilvl w:val="0"/>
-          <w:numId w:val="1023"/>
+          <w:numId w:val="1027"/>
         </w:numPr>
       </w:pPr>
       <w:r>
@@ -24067,7 +24472,7 @@
         <w:pStyle w:val="Compact"/>
         <w:numPr>
           <w:ilvl w:val="0"/>
-          <w:numId w:val="1023"/>
+          <w:numId w:val="1027"/>
         </w:numPr>
       </w:pPr>
       <w:r>
@@ -24099,7 +24504,7 @@
         <w:pStyle w:val="Compact"/>
         <w:numPr>
           <w:ilvl w:val="0"/>
-          <w:numId w:val="1023"/>
+          <w:numId w:val="1027"/>
         </w:numPr>
       </w:pPr>
       <w:r>
@@ -24131,7 +24536,7 @@
         <w:pStyle w:val="Compact"/>
         <w:numPr>
           <w:ilvl w:val="0"/>
-          <w:numId w:val="1023"/>
+          <w:numId w:val="1027"/>
         </w:numPr>
       </w:pPr>
       <w:r>
@@ -24163,7 +24568,7 @@
         <w:pStyle w:val="Compact"/>
         <w:numPr>
           <w:ilvl w:val="0"/>
-          <w:numId w:val="1023"/>
+          <w:numId w:val="1027"/>
         </w:numPr>
       </w:pPr>
       <w:r>
@@ -24195,7 +24600,7 @@
         <w:pStyle w:val="Compact"/>
         <w:numPr>
           <w:ilvl w:val="0"/>
-          <w:numId w:val="1023"/>
+          <w:numId w:val="1027"/>
         </w:numPr>
       </w:pPr>
       <w:r>
@@ -24227,7 +24632,7 @@
         <w:pStyle w:val="Compact"/>
         <w:numPr>
           <w:ilvl w:val="0"/>
-          <w:numId w:val="1023"/>
+          <w:numId w:val="1027"/>
         </w:numPr>
       </w:pPr>
       <w:r>
@@ -24259,7 +24664,7 @@
         <w:pStyle w:val="Compact"/>
         <w:numPr>
           <w:ilvl w:val="0"/>
-          <w:numId w:val="1023"/>
+          <w:numId w:val="1027"/>
         </w:numPr>
       </w:pPr>
       <w:r>
@@ -24286,8 +24691,8 @@
         <w:t xml:space="preserve">World Psychiatry, 17(3), 243–257.</w:t>
       </w:r>
     </w:p>
-    <w:bookmarkEnd w:id="94"/>
-    <w:bookmarkStart w:id="95" w:name="tool-attribution-colophon"/>
+    <w:bookmarkEnd w:id="106"/>
+    <w:bookmarkStart w:id="107" w:name="tool-attribution-colophon"/>
     <w:p>
       <w:pPr>
         <w:pStyle w:val="Heading1"/>
@@ -24415,7 +24820,7 @@
         <w:t xml:space="preserve">(September 2026).</w:t>
       </w:r>
     </w:p>
-    <w:bookmarkEnd w:id="95"/>
+    <w:bookmarkEnd w:id="107"/>
     <w:sectPr>
       <w:footnotePr>
         <w:numRestart w:val="eachSect"/>
@@ -25272,6 +25677,24 @@
     </w:lvlOverride>
   </w:num>
   <w:num w:numId="1014">
+    <w:abstractNumId w:val="991"/>
+  </w:num>
+  <w:num w:numId="1015">
+    <w:abstractNumId w:val="991"/>
+  </w:num>
+  <w:num w:numId="1016">
+    <w:abstractNumId w:val="991"/>
+  </w:num>
+  <w:num w:numId="1017">
+    <w:abstractNumId w:val="991"/>
+  </w:num>
+  <w:num w:numId="1018">
+    <w:abstractNumId w:val="991"/>
+  </w:num>
+  <w:num w:numId="1019">
+    <w:abstractNumId w:val="991"/>
+  </w:num>
+  <w:num w:numId="1020">
     <w:abstractNumId w:val="99411"/>
     <w:lvlOverride w:ilvl="0">
       <w:startOverride w:val="1"/>
@@ -25301,51 +25724,6 @@
       <w:startOverride w:val="1"/>
     </w:lvlOverride>
   </w:num>
-  <w:num w:numId="1015">
-    <w:abstractNumId w:val="991"/>
-  </w:num>
-  <w:num w:numId="1016">
-    <w:abstractNumId w:val="99411"/>
-    <w:lvlOverride w:ilvl="0">
-      <w:startOverride w:val="1"/>
-    </w:lvlOverride>
-    <w:lvlOverride w:ilvl="1">
-      <w:startOverride w:val="1"/>
-    </w:lvlOverride>
-    <w:lvlOverride w:ilvl="2">
-      <w:startOverride w:val="1"/>
-    </w:lvlOverride>
-    <w:lvlOverride w:ilvl="3">
-      <w:startOverride w:val="1"/>
-    </w:lvlOverride>
-    <w:lvlOverride w:ilvl="4">
-      <w:startOverride w:val="1"/>
-    </w:lvlOverride>
-    <w:lvlOverride w:ilvl="5">
-      <w:startOverride w:val="1"/>
-    </w:lvlOverride>
-    <w:lvlOverride w:ilvl="6">
-      <w:startOverride w:val="1"/>
-    </w:lvlOverride>
-    <w:lvlOverride w:ilvl="7">
-      <w:startOverride w:val="1"/>
-    </w:lvlOverride>
-    <w:lvlOverride w:ilvl="8">
-      <w:startOverride w:val="1"/>
-    </w:lvlOverride>
-  </w:num>
-  <w:num w:numId="1017">
-    <w:abstractNumId w:val="991"/>
-  </w:num>
-  <w:num w:numId="1018">
-    <w:abstractNumId w:val="991"/>
-  </w:num>
-  <w:num w:numId="1019">
-    <w:abstractNumId w:val="991"/>
-  </w:num>
-  <w:num w:numId="1020">
-    <w:abstractNumId w:val="991"/>
-  </w:num>
   <w:num w:numId="1021">
     <w:abstractNumId w:val="991"/>
   </w:num>
@@ -25353,6 +25731,18 @@
     <w:abstractNumId w:val="991"/>
   </w:num>
   <w:num w:numId="1023">
+    <w:abstractNumId w:val="991"/>
+  </w:num>
+  <w:num w:numId="1024">
+    <w:abstractNumId w:val="991"/>
+  </w:num>
+  <w:num w:numId="1025">
+    <w:abstractNumId w:val="991"/>
+  </w:num>
+  <w:num w:numId="1026">
+    <w:abstractNumId w:val="991"/>
+  </w:num>
+  <w:num w:numId="1027">
     <w:abstractNumId w:val="99411"/>
     <w:lvlOverride w:ilvl="0">
       <w:startOverride w:val="1"/>

--- a/docs/The_Conative_Integrative_Framework_Book_Thomas_Riebl_EN_6x9.docx
+++ b/docs/The_Conative_Integrative_Framework_Book_Thomas_Riebl_EN_6x9.docx
@@ -420,6 +420,44 @@
           <w:iCs/>
         </w:rPr>
         <w:t xml:space="preserve">To all inquiring minds who recognize that consciousness is not an incidental byproduct of dead matter, but the fundamental ground of reality itself—and to those who strive to unite the mathematical rigor of science with the living depth of subjective interiority.</w:t>
+      </w:r>
+    </w:p>
+    <w:p>
+      <w:pPr>
+        <w:pStyle w:val="BodyText"/>
+      </w:pPr>
+    </w:p>
+    <w:p>
+      <w:pPr>
+        <w:pStyle w:val="BodyText"/>
+      </w:pPr>
+      <w:r>
+        <w:rPr>
+          <w:i/>
+          <w:iCs/>
+        </w:rPr>
+        <w:t xml:space="preserve">&lt;BTW: My Daimon says:</w:t>
+      </w:r>
+      <w:r>
+        <w:rPr>
+          <w:i/>
+          <w:iCs/>
+        </w:rPr>
+        <w:t xml:space="preserve"> </w:t>
+      </w:r>
+      <w:r>
+        <w:rPr>
+          <w:i/>
+          <w:iCs/>
+        </w:rPr>
+        <w:t xml:space="preserve">“Greetings to Bernardo!”</w:t>
+      </w:r>
+      <w:r>
+        <w:rPr>
+          <w:i/>
+          <w:iCs/>
+        </w:rPr>
+        <w:t xml:space="preserve">&gt;</w:t>
       </w:r>
     </w:p>
     <w:bookmarkEnd w:id="9"/>

--- a/docs/The_Conative_Integrative_Framework_Book_Thomas_Riebl_EN_6x9.docx
+++ b/docs/The_Conative_Integrative_Framework_Book_Thomas_Riebl_EN_6x9.docx
@@ -420,44 +420,6 @@
           <w:iCs/>
         </w:rPr>
         <w:t xml:space="preserve">To all inquiring minds who recognize that consciousness is not an incidental byproduct of dead matter, but the fundamental ground of reality itself—and to those who strive to unite the mathematical rigor of science with the living depth of subjective interiority.</w:t>
-      </w:r>
-    </w:p>
-    <w:p>
-      <w:pPr>
-        <w:pStyle w:val="BodyText"/>
-      </w:pPr>
-    </w:p>
-    <w:p>
-      <w:pPr>
-        <w:pStyle w:val="BodyText"/>
-      </w:pPr>
-      <w:r>
-        <w:rPr>
-          <w:i/>
-          <w:iCs/>
-        </w:rPr>
-        <w:t xml:space="preserve">&lt;BTW: My Daimon says:</w:t>
-      </w:r>
-      <w:r>
-        <w:rPr>
-          <w:i/>
-          <w:iCs/>
-        </w:rPr>
-        <w:t xml:space="preserve"> </w:t>
-      </w:r>
-      <w:r>
-        <w:rPr>
-          <w:i/>
-          <w:iCs/>
-        </w:rPr>
-        <w:t xml:space="preserve">“Greetings to Bernardo!”</w:t>
-      </w:r>
-      <w:r>
-        <w:rPr>
-          <w:i/>
-          <w:iCs/>
-        </w:rPr>
-        <w:t xml:space="preserve">&gt;</w:t>
       </w:r>
     </w:p>
     <w:bookmarkEnd w:id="9"/>
@@ -3630,7 +3592,7 @@
         <w:rPr>
           <w:rStyle w:val="VerbatimChar"/>
         </w:rPr>
-        <w:t xml:space="preserve">flowchart LR</w:t>
+        <w:t xml:space="preserve">flowchart TD</w:t>
       </w:r>
       <w:r>
         <w:br/>
@@ -3666,7 +3628,7 @@
         <w:rPr>
           <w:rStyle w:val="VerbatimChar"/>
         </w:rPr>
-        <w:t xml:space="preserve">        subgraph PERCEPTION["&lt;b&gt;1. Perceptual Inference (Internal Optimization)&lt;/b&gt;"]</w:t>
+        <w:t xml:space="preserve">        subgraph PERCEPTION["&lt;b&gt;1. Perceptual Inference (Internal State Optimization)&lt;/b&gt;"]</w:t>
       </w:r>
       <w:r>
         <w:br/>
@@ -3675,7 +3637,7 @@
         <w:rPr>
           <w:rStyle w:val="VerbatimChar"/>
         </w:rPr>
-        <w:t xml:space="preserve">            P1["Sensory Observation o_t"] --&gt; P2["Prediction Error (o_t - g(s_t))"]</w:t>
+        <w:t xml:space="preserve">            P1["Sensory Observation o_t"] --&gt; P2["Prediction Error: ε_t = o_t - g(s_t)"]</w:t>
       </w:r>
       <w:r>
         <w:br/>
@@ -3684,7 +3646,7 @@
         <w:rPr>
           <w:rStyle w:val="VerbatimChar"/>
         </w:rPr>
-        <w:t xml:space="preserve">            P2 --&gt; P3["Update Internal Beliefs q(s_t)"]</w:t>
+        <w:t xml:space="preserve">            P2 --&gt; P3["Update Internal Beliefs q(s_t) to minimize Free Energy F"]</w:t>
       </w:r>
       <w:r>
         <w:br/>
@@ -3711,7 +3673,7 @@
         <w:rPr>
           <w:rStyle w:val="VerbatimChar"/>
         </w:rPr>
-        <w:t xml:space="preserve">        subgraph ACTION["&lt;b&gt;2. Active Inference (External Optimization)&lt;/b&gt;"]</w:t>
+        <w:t xml:space="preserve">        subgraph ACTION["&lt;b&gt;2. Active Inference (External Environmental Optimization)&lt;/b&gt;"]</w:t>
       </w:r>
       <w:r>
         <w:br/>
@@ -3720,7 +3682,7 @@
         <w:rPr>
           <w:rStyle w:val="VerbatimChar"/>
         </w:rPr>
-        <w:t xml:space="preserve">            A1["Expected Free Energy G(π)"] --&gt; A2["Select Action u_t ~ Softmax(-γ G)"]</w:t>
+        <w:t xml:space="preserve">            A1["Expected Free Energy G(π)"] --&gt; A2["Select Policy π* = argmin G(π) via Softmax(-γ G)"]</w:t>
       </w:r>
       <w:r>
         <w:br/>
@@ -3729,7 +3691,7 @@
         <w:rPr>
           <w:rStyle w:val="VerbatimChar"/>
         </w:rPr>
-        <w:t xml:space="preserve">            A2 --&gt; A3["Act on Environment to match Prior Preferences C"]</w:t>
+        <w:t xml:space="preserve">            A2 --&gt; A3["Execute Action u_t to fulfill Homeostatic Preferences C"]</w:t>
       </w:r>
       <w:r>
         <w:br/>
@@ -7438,7 +7400,7 @@
     <w:bookmarkEnd w:id="30"/>
     <w:bookmarkEnd w:id="31"/>
     <w:bookmarkEnd w:id="32"/>
-    <w:bookmarkStart w:id="42" w:name="Xb1ed3b0c566a06466f1f8a89b9b24014f21d521"/>
+    <w:bookmarkStart w:id="43" w:name="Xb1ed3b0c566a06466f1f8a89b9b24014f21d521"/>
     <w:p>
       <w:pPr>
         <w:pStyle w:val="Heading1"/>
@@ -7827,7 +7789,7 @@
         <w:rPr>
           <w:rStyle w:val="VerbatimChar"/>
         </w:rPr>
-        <w:t xml:space="preserve">flowchart LR</w:t>
+        <w:t xml:space="preserve">flowchart TD</w:t>
       </w:r>
       <w:r>
         <w:br/>
@@ -7845,7 +7807,7 @@
         <w:rPr>
           <w:rStyle w:val="VerbatimChar"/>
         </w:rPr>
-        <w:t xml:space="preserve">        direction LR</w:t>
+        <w:t xml:space="preserve">        direction TB</w:t>
       </w:r>
       <w:r>
         <w:br/>
@@ -7863,7 +7825,7 @@
         <w:rPr>
           <w:rStyle w:val="VerbatimChar"/>
         </w:rPr>
-        <w:t xml:space="preserve">        subgraph THIRD_PERSON["&lt;b&gt;3rd-Person Cybernetics (FEP)&lt;/b&gt;"]</w:t>
+        <w:t xml:space="preserve">        subgraph THIRD_PERSON["&lt;b&gt;3rd-Person Cybernetics (Free Energy Principle)&lt;/b&gt;"]</w:t>
       </w:r>
       <w:r>
         <w:br/>
@@ -7872,7 +7834,7 @@
         <w:rPr>
           <w:rStyle w:val="VerbatimChar"/>
         </w:rPr>
-        <w:t xml:space="preserve">            F1["Minimization of Expected Free Energy"]</w:t>
+        <w:t xml:space="preserve">            F1["• Minimization of Expected Free Energy: argmin G(π) over Horizon H&lt;br&gt;• Active Maintenance of Markov Blanket Boundaries"]</w:t>
       </w:r>
       <w:r>
         <w:br/>
@@ -7881,7 +7843,7 @@
         <w:rPr>
           <w:rStyle w:val="VerbatimChar"/>
         </w:rPr>
-        <w:t xml:space="preserve">            F2["argmin G(π) over Horizon H"]</w:t>
+        <w:t xml:space="preserve">        end</w:t>
       </w:r>
       <w:r>
         <w:br/>
@@ -7890,7 +7852,7 @@
         <w:rPr>
           <w:rStyle w:val="VerbatimChar"/>
         </w:rPr>
-        <w:t xml:space="preserve">            F3["Maintenance of Markov Blanket"]</w:t>
+        <w:t xml:space="preserve">        </w:t>
       </w:r>
       <w:r>
         <w:br/>
@@ -7899,7 +7861,7 @@
         <w:rPr>
           <w:rStyle w:val="VerbatimChar"/>
         </w:rPr>
-        <w:t xml:space="preserve">            F1 --- F2 --- F3</w:t>
+        <w:t xml:space="preserve">        EQ["&lt;b&gt;ISOMORPHIC MASTER EQUIVALENCE (6TH AXIOM)&lt;/b&gt;&lt;br&gt;π* = argmin G(π) ⟺ E[Φ(t+1) | π*] ≥ Φ(t)"]</w:t>
       </w:r>
       <w:r>
         <w:br/>
@@ -7908,7 +7870,7 @@
         <w:rPr>
           <w:rStyle w:val="VerbatimChar"/>
         </w:rPr>
-        <w:t xml:space="preserve">        end</w:t>
+        <w:t xml:space="preserve">        </w:t>
       </w:r>
       <w:r>
         <w:br/>
@@ -7917,7 +7879,7 @@
         <w:rPr>
           <w:rStyle w:val="VerbatimChar"/>
         </w:rPr>
-        <w:t xml:space="preserve">        </w:t>
+        <w:t xml:space="preserve">        subgraph FIRST_PERSON["&lt;b&gt;1st-Person Causal Ontology (IIT 4.0 &amp; 6th Axiom)&lt;/b&gt;"]</w:t>
       </w:r>
       <w:r>
         <w:br/>
@@ -7926,61 +7888,7 @@
         <w:rPr>
           <w:rStyle w:val="VerbatimChar"/>
         </w:rPr>
-        <w:t xml:space="preserve">        EQ["&lt;b&gt;ISOMORPHIC EQUIVALENCE (CIF)&lt;/b&gt;&lt;br&gt;π* = argmin G(π) ⟺ E[Φ(t+1)] ≥ Φ(t)"]</w:t>
-      </w:r>
-      <w:r>
-        <w:br/>
-      </w:r>
-      <w:r>
-        <w:rPr>
-          <w:rStyle w:val="VerbatimChar"/>
-        </w:rPr>
-        <w:t xml:space="preserve">        </w:t>
-      </w:r>
-      <w:r>
-        <w:br/>
-      </w:r>
-      <w:r>
-        <w:rPr>
-          <w:rStyle w:val="VerbatimChar"/>
-        </w:rPr>
-        <w:t xml:space="preserve">        subgraph FIRST_PERSON["&lt;b&gt;1st-Person Interiority (IIT)&lt;/b&gt;"]</w:t>
-      </w:r>
-      <w:r>
-        <w:br/>
-      </w:r>
-      <w:r>
-        <w:rPr>
-          <w:rStyle w:val="VerbatimChar"/>
-        </w:rPr>
-        <w:t xml:space="preserve">            I1["Autopoietic Causal Persistence"]</w:t>
-      </w:r>
-      <w:r>
-        <w:br/>
-      </w:r>
-      <w:r>
-        <w:rPr>
-          <w:rStyle w:val="VerbatimChar"/>
-        </w:rPr>
-        <w:t xml:space="preserve">            I2["Maximization of Integrated Information Φ"]</w:t>
-      </w:r>
-      <w:r>
-        <w:br/>
-      </w:r>
-      <w:r>
-        <w:rPr>
-          <w:rStyle w:val="VerbatimChar"/>
-        </w:rPr>
-        <w:t xml:space="preserve">            I3["The 6th Axiom: Will to Exist"]</w:t>
-      </w:r>
-      <w:r>
-        <w:br/>
-      </w:r>
-      <w:r>
-        <w:rPr>
-          <w:rStyle w:val="VerbatimChar"/>
-        </w:rPr>
-        <w:t xml:space="preserve">            I1 --- I2 --- I3</w:t>
+        <w:t xml:space="preserve">            I1["• Autopoietic Causal Persistence (The Will to Exist / Conatus)&lt;br&gt;• Maximization of Integrated Cause-Effect Power Φ"]</w:t>
       </w:r>
       <w:r>
         <w:br/>
@@ -9344,6 +9252,26 @@
         <w:t xml:space="preserve">Proof Sketch:</w:t>
       </w:r>
     </w:p>
+    <w:bookmarkEnd w:id="37"/>
+    <w:bookmarkEnd w:id="38"/>
+    <w:bookmarkEnd w:id="39"/>
+    <w:bookmarkStart w:id="40" w:name="Xc13c9540ae2081334a3830fcc4a341b2691ee8b"/>
+    <w:p>
+      <w:pPr>
+        <w:pStyle w:val="Heading2"/>
+      </w:pPr>
+      <w:r>
+        <w:t xml:space="preserve">4.2 Mathematical Derivation of the Master Equivalence</w:t>
+      </w:r>
+    </w:p>
+    <w:p>
+      <w:pPr>
+        <w:pStyle w:val="FirstParagraph"/>
+      </w:pPr>
+      <w:r>
+        <w:t xml:space="preserve">To demonstrate why this equivalence is not merely an intuitive analogy but a rigorous mathematical theorem, we trace the step-by-step connection between variational active inference and integrated cause-effect power:</w:t>
+      </w:r>
+    </w:p>
     <w:p>
       <w:pPr>
         <w:pStyle w:val="Compact"/>
@@ -9353,86 +9281,41 @@
         </w:numPr>
       </w:pPr>
       <w:r>
-        <w:t xml:space="preserve">Because</w:t>
+        <w:rPr>
+          <w:b/>
+          <w:bCs/>
+        </w:rPr>
+        <w:t xml:space="preserve">Active Inference Formulation:</w:t>
+      </w:r>
+      <w:r>
+        <w:t xml:space="preserve"> </w:t>
+      </w:r>
+      <w:r>
+        <w:t xml:space="preserve">An active inference agent selects action policies</w:t>
       </w:r>
       <w:r>
         <w:t xml:space="preserve"> </w:t>
       </w:r>
       <m:oMath>
-        <m:sSup>
-          <m:e>
-            <m:r>
-              <m:t>π</m:t>
-            </m:r>
-          </m:e>
-          <m:sup>
-            <m:r>
-              <m:rPr>
-                <m:sty m:val="p"/>
-              </m:rPr>
-              <m:t>*</m:t>
-            </m:r>
-          </m:sup>
-        </m:sSup>
-      </m:oMath>
-      <w:r>
-        <w:t xml:space="preserve"> </w:t>
-      </w:r>
-      <w:r>
-        <w:t xml:space="preserve">minimizes</w:t>
-      </w:r>
-      <w:r>
-        <w:t xml:space="preserve"> </w:t>
-      </w:r>
-      <m:oMath>
-        <m:r>
-          <m:rPr>
-            <m:sty m:val="b"/>
-          </m:rPr>
-          <m:t>G</m:t>
-        </m:r>
-      </m:oMath>
-      <w:r>
-        <w:t xml:space="preserve">, the transition distribution</w:t>
-      </w:r>
-      <w:r>
-        <w:t xml:space="preserve"> </w:t>
-      </w:r>
-      <m:oMath>
-        <m:r>
-          <m:t>P</m:t>
+        <m:r>
+          <m:t>π</m:t>
+        </m:r>
+        <m:r>
+          <m:rPr>
+            <m:sty m:val="p"/>
+          </m:rPr>
+          <m:t>=</m:t>
         </m:r>
         <m:r>
           <m:rPr>
             <m:sty m:val="p"/>
           </m:rPr>
           <m:t>(</m:t>
-        </m:r>
-        <m:sSup>
-          <m:e>
-            <m:r>
-              <m:t>s</m:t>
-            </m:r>
-          </m:e>
-          <m:sup>
-            <m:r>
-              <m:rPr>
-                <m:sty m:val="p"/>
-              </m:rPr>
-              <m:t>′</m:t>
-            </m:r>
-          </m:sup>
-        </m:sSup>
-        <m:r>
-          <m:rPr>
-            <m:sty m:val="p"/>
-          </m:rPr>
-          <m:t>∣</m:t>
         </m:r>
         <m:sSub>
           <m:e>
             <m:r>
-              <m:t>s</m:t>
+              <m:t>u</m:t>
             </m:r>
           </m:e>
           <m:sub>
@@ -9447,71 +9330,66 @@
           </m:rPr>
           <m:t>,</m:t>
         </m:r>
-        <m:sSup>
+        <m:sSub>
           <m:e>
             <m:r>
-              <m:t>π</m:t>
+              <m:t>u</m:t>
             </m:r>
           </m:e>
-          <m:sup>
+          <m:sub>
+            <m:r>
+              <m:t>t</m:t>
+            </m:r>
             <m:r>
               <m:rPr>
                 <m:sty m:val="p"/>
               </m:rPr>
-              <m:t>*</m:t>
+              <m:t>+</m:t>
             </m:r>
-          </m:sup>
-        </m:sSup>
-        <m:r>
-          <m:rPr>
-            <m:sty m:val="p"/>
-          </m:rPr>
-          <m:t>)</m:t>
-        </m:r>
-      </m:oMath>
-      <w:r>
-        <w:t xml:space="preserve"> </w:t>
-      </w:r>
-      <w:r>
-        <w:t xml:space="preserve">places maximal mass on homeostatically viable states where network coupling</w:t>
-      </w:r>
-      <w:r>
-        <w:t xml:space="preserve"> </w:t>
-      </w:r>
-      <m:oMath>
-        <m:r>
-          <m:t>W</m:t>
-        </m:r>
-        <m:r>
-          <m:rPr>
-            <m:sty m:val="p"/>
-          </m:rPr>
-          <m:t>⋅</m:t>
-        </m:r>
-        <m:r>
-          <m:t>g</m:t>
-        </m:r>
-        <m:r>
-          <m:rPr>
-            <m:sty m:val="p"/>
-          </m:rPr>
-          <m:t>(</m:t>
-        </m:r>
-        <m:sSup>
+            <m:r>
+              <m:t>1</m:t>
+            </m:r>
+          </m:sub>
+        </m:sSub>
+        <m:r>
+          <m:rPr>
+            <m:sty m:val="p"/>
+          </m:rPr>
+          <m:t>,</m:t>
+        </m:r>
+        <m:r>
+          <m:rPr>
+            <m:sty m:val="p"/>
+          </m:rPr>
+          <m:t>…</m:t>
+        </m:r>
+        <m:r>
+          <m:rPr>
+            <m:sty m:val="p"/>
+          </m:rPr>
+          <m:t>,</m:t>
+        </m:r>
+        <m:sSub>
           <m:e>
             <m:r>
-              <m:t>s</m:t>
+              <m:t>u</m:t>
             </m:r>
           </m:e>
-          <m:sup>
+          <m:sub>
+            <m:r>
+              <m:t>t</m:t>
+            </m:r>
             <m:r>
               <m:rPr>
                 <m:sty m:val="p"/>
               </m:rPr>
-              <m:t>′</m:t>
+              <m:t>+</m:t>
             </m:r>
-          </m:sup>
-        </m:sSup>
+            <m:r>
+              <m:t>H</m:t>
+            </m:r>
+          </m:sub>
+        </m:sSub>
         <m:r>
           <m:rPr>
             <m:sty m:val="p"/>
@@ -9523,8 +9401,382 @@
         <w:t xml:space="preserve"> </w:t>
       </w:r>
       <w:r>
-        <w:t xml:space="preserve">remains intact and near criticality.</w:t>
-      </w:r>
+        <w:t xml:space="preserve">by minimizing Expected Free Energy</w:t>
+      </w:r>
+      <w:r>
+        <w:t xml:space="preserve"> </w:t>
+      </w:r>
+      <m:oMath>
+        <m:r>
+          <m:rPr>
+            <m:sty m:val="b"/>
+          </m:rPr>
+          <m:t>G</m:t>
+        </m:r>
+        <m:r>
+          <m:rPr>
+            <m:sty m:val="p"/>
+          </m:rPr>
+          <m:t>(</m:t>
+        </m:r>
+        <m:r>
+          <m:t>π</m:t>
+        </m:r>
+        <m:r>
+          <m:rPr>
+            <m:sty m:val="p"/>
+          </m:rPr>
+          <m:t>,</m:t>
+        </m:r>
+        <m:r>
+          <m:t>τ</m:t>
+        </m:r>
+        <m:r>
+          <m:rPr>
+            <m:sty m:val="p"/>
+          </m:rPr>
+          <m:t>)</m:t>
+        </m:r>
+      </m:oMath>
+      <w:r>
+        <w:t xml:space="preserve"> </w:t>
+      </w:r>
+      <w:r>
+        <w:t xml:space="preserve">over a planning horizon</w:t>
+      </w:r>
+      <w:r>
+        <w:t xml:space="preserve"> </w:t>
+      </w:r>
+      <m:oMath>
+        <m:r>
+          <m:t>H</m:t>
+        </m:r>
+      </m:oMath>
+      <w:r>
+        <w:t xml:space="preserve">:</w:t>
+      </w:r>
+    </w:p>
+    <w:p>
+      <w:pPr>
+        <w:pStyle w:val="Compact"/>
+      </w:pPr>
+      <m:oMathPara>
+        <m:oMathParaPr>
+          <m:jc m:val="center"/>
+        </m:oMathParaPr>
+        <m:oMath>
+          <m:r>
+            <m:rPr>
+              <m:sty m:val="b"/>
+            </m:rPr>
+            <m:t>G</m:t>
+          </m:r>
+          <m:r>
+            <m:rPr>
+              <m:sty m:val="p"/>
+            </m:rPr>
+            <m:t>(</m:t>
+          </m:r>
+          <m:r>
+            <m:t>π</m:t>
+          </m:r>
+          <m:r>
+            <m:rPr>
+              <m:sty m:val="p"/>
+            </m:rPr>
+            <m:t>,</m:t>
+          </m:r>
+          <m:r>
+            <m:t>τ</m:t>
+          </m:r>
+          <m:r>
+            <m:rPr>
+              <m:sty m:val="p"/>
+            </m:rPr>
+            <m:t>)</m:t>
+          </m:r>
+          <m:r>
+            <m:rPr>
+              <m:sty m:val="p"/>
+            </m:rPr>
+            <m:t>=</m:t>
+          </m:r>
+          <m:limLow>
+            <m:e>
+              <m:limLow>
+                <m:e>
+                  <m:sSub>
+                    <m:e>
+                      <m:r>
+                        <m:t>D</m:t>
+                      </m:r>
+                    </m:e>
+                    <m:sub>
+                      <m:r>
+                        <m:rPr>
+                          <m:nor/>
+                          <m:sty m:val="p"/>
+                        </m:rPr>
+                        <m:t>KL</m:t>
+                      </m:r>
+                    </m:sub>
+                  </m:sSub>
+                  <m:d>
+                    <m:dPr>
+                      <m:begChr m:val="("/>
+                      <m:sepChr m:val=""/>
+                      <m:endChr m:val=")"/>
+                      <m:grow/>
+                    </m:dPr>
+                    <m:e>
+                      <m:r>
+                        <m:t>Q</m:t>
+                      </m:r>
+                      <m:r>
+                        <m:rPr>
+                          <m:sty m:val="p"/>
+                        </m:rPr>
+                        <m:t>(</m:t>
+                      </m:r>
+                      <m:sSub>
+                        <m:e>
+                          <m:r>
+                            <m:t>o</m:t>
+                          </m:r>
+                        </m:e>
+                        <m:sub>
+                          <m:r>
+                            <m:t>τ</m:t>
+                          </m:r>
+                        </m:sub>
+                      </m:sSub>
+                      <m:r>
+                        <m:rPr>
+                          <m:sty m:val="p"/>
+                        </m:rPr>
+                        <m:t>∣</m:t>
+                      </m:r>
+                      <m:r>
+                        <m:t>π</m:t>
+                      </m:r>
+                      <m:r>
+                        <m:rPr>
+                          <m:sty m:val="p"/>
+                        </m:rPr>
+                        <m:t>)</m:t>
+                      </m:r>
+                      <m:r>
+                        <m:rPr>
+                          <m:sty m:val="p"/>
+                        </m:rPr>
+                        <m:t>∥</m:t>
+                      </m:r>
+                      <m:r>
+                        <m:t>P</m:t>
+                      </m:r>
+                      <m:r>
+                        <m:rPr>
+                          <m:sty m:val="p"/>
+                        </m:rPr>
+                        <m:t>(</m:t>
+                      </m:r>
+                      <m:sSub>
+                        <m:e>
+                          <m:r>
+                            <m:t>o</m:t>
+                          </m:r>
+                        </m:e>
+                        <m:sub>
+                          <m:r>
+                            <m:t>τ</m:t>
+                          </m:r>
+                        </m:sub>
+                      </m:sSub>
+                      <m:r>
+                        <m:rPr>
+                          <m:sty m:val="p"/>
+                        </m:rPr>
+                        <m:t>)</m:t>
+                      </m:r>
+                    </m:e>
+                  </m:d>
+                </m:e>
+                <m:lim>
+                  <m:r>
+                    <m:rPr>
+                      <m:sty m:val="p"/>
+                    </m:rPr>
+                    <m:t>⏟</m:t>
+                  </m:r>
+                </m:lim>
+              </m:limLow>
+            </m:e>
+            <m:lim>
+              <m:r>
+                <m:rPr>
+                  <m:nor/>
+                  <m:sty m:val="p"/>
+                </m:rPr>
+                <m:t>Risk / Pragmatic Value</m:t>
+              </m:r>
+            </m:lim>
+          </m:limLow>
+          <m:r>
+            <m:rPr>
+              <m:sty m:val="p"/>
+            </m:rPr>
+            <m:t>+</m:t>
+          </m:r>
+          <m:limLow>
+            <m:e>
+              <m:limLow>
+                <m:e>
+                  <m:sSub>
+                    <m:e>
+                      <m:r>
+                        <m:rPr>
+                          <m:scr m:val="double-struck"/>
+                          <m:sty m:val="p"/>
+                        </m:rPr>
+                        <m:t>E</m:t>
+                      </m:r>
+                    </m:e>
+                    <m:sub>
+                      <m:r>
+                        <m:t>Q</m:t>
+                      </m:r>
+                      <m:r>
+                        <m:rPr>
+                          <m:sty m:val="p"/>
+                        </m:rPr>
+                        <m:t>(</m:t>
+                      </m:r>
+                      <m:sSub>
+                        <m:e>
+                          <m:r>
+                            <m:t>s</m:t>
+                          </m:r>
+                        </m:e>
+                        <m:sub>
+                          <m:r>
+                            <m:t>τ</m:t>
+                          </m:r>
+                        </m:sub>
+                      </m:sSub>
+                      <m:r>
+                        <m:rPr>
+                          <m:sty m:val="p"/>
+                        </m:rPr>
+                        <m:t>∣</m:t>
+                      </m:r>
+                      <m:r>
+                        <m:t>π</m:t>
+                      </m:r>
+                      <m:r>
+                        <m:rPr>
+                          <m:sty m:val="p"/>
+                        </m:rPr>
+                        <m:t>)</m:t>
+                      </m:r>
+                    </m:sub>
+                  </m:sSub>
+                  <m:d>
+                    <m:dPr>
+                      <m:begChr m:val="["/>
+                      <m:sepChr m:val=""/>
+                      <m:endChr m:val="]"/>
+                      <m:grow/>
+                    </m:dPr>
+                    <m:e>
+                      <m:r>
+                        <m:rPr>
+                          <m:scr m:val="script"/>
+                          <m:sty m:val="p"/>
+                        </m:rPr>
+                        <m:t>H</m:t>
+                      </m:r>
+                      <m:r>
+                        <m:rPr>
+                          <m:sty m:val="p"/>
+                        </m:rPr>
+                        <m:t>(</m:t>
+                      </m:r>
+                      <m:r>
+                        <m:t>P</m:t>
+                      </m:r>
+                      <m:r>
+                        <m:rPr>
+                          <m:sty m:val="p"/>
+                        </m:rPr>
+                        <m:t>(</m:t>
+                      </m:r>
+                      <m:sSub>
+                        <m:e>
+                          <m:r>
+                            <m:t>o</m:t>
+                          </m:r>
+                        </m:e>
+                        <m:sub>
+                          <m:r>
+                            <m:t>τ</m:t>
+                          </m:r>
+                        </m:sub>
+                      </m:sSub>
+                      <m:r>
+                        <m:rPr>
+                          <m:sty m:val="p"/>
+                        </m:rPr>
+                        <m:t>∣</m:t>
+                      </m:r>
+                      <m:sSub>
+                        <m:e>
+                          <m:r>
+                            <m:t>s</m:t>
+                          </m:r>
+                        </m:e>
+                        <m:sub>
+                          <m:r>
+                            <m:t>τ</m:t>
+                          </m:r>
+                        </m:sub>
+                      </m:sSub>
+                      <m:r>
+                        <m:rPr>
+                          <m:sty m:val="p"/>
+                        </m:rPr>
+                        <m:t>)</m:t>
+                      </m:r>
+                      <m:r>
+                        <m:rPr>
+                          <m:sty m:val="p"/>
+                        </m:rPr>
+                        <m:t>)</m:t>
+                      </m:r>
+                    </m:e>
+                  </m:d>
+                </m:e>
+                <m:lim>
+                  <m:r>
+                    <m:rPr>
+                      <m:sty m:val="p"/>
+                    </m:rPr>
+                    <m:t>⏟</m:t>
+                  </m:r>
+                </m:lim>
+              </m:limLow>
+            </m:e>
+            <m:lim>
+              <m:r>
+                <m:rPr>
+                  <m:nor/>
+                  <m:sty m:val="p"/>
+                </m:rPr>
+                <m:t>Ambiguity / Epistemic Value</m:t>
+              </m:r>
+            </m:lim>
+          </m:limLow>
+        </m:oMath>
+      </m:oMathPara>
     </w:p>
     <w:p>
       <w:pPr>
@@ -9535,34 +9787,31 @@
         </w:numPr>
       </w:pPr>
       <w:r>
-        <w:t xml:space="preserve">In contrast, any suboptimal or random policy</w:t>
+        <w:rPr>
+          <w:b/>
+          <w:bCs/>
+        </w:rPr>
+        <w:t xml:space="preserve">IIT 4.0 Causal Partition Formulation:</w:t>
+      </w:r>
+      <w:r>
+        <w:t xml:space="preserve"> </w:t>
+      </w:r>
+      <w:r>
+        <w:t xml:space="preserve">In Integrated Information Theory 4.0, a system</w:t>
       </w:r>
       <w:r>
         <w:t xml:space="preserve"> </w:t>
       </w:r>
       <m:oMath>
-        <m:sSub>
-          <m:e>
-            <m:r>
-              <m:t>π</m:t>
-            </m:r>
-          </m:e>
-          <m:sub>
-            <m:r>
-              <m:rPr>
-                <m:nor/>
-                <m:sty m:val="p"/>
-              </m:rPr>
-              <m:t>rand</m:t>
-            </m:r>
-          </m:sub>
-        </m:sSub>
+        <m:r>
+          <m:t>S</m:t>
+        </m:r>
       </m:oMath>
       <w:r>
         <w:t xml:space="preserve"> </w:t>
       </w:r>
       <w:r>
-        <w:t xml:space="preserve">that fails to minimize</w:t>
+        <w:t xml:space="preserve">possesses integrated information</w:t>
       </w:r>
       <w:r>
         <w:t xml:space="preserve"> </w:t>
@@ -9570,307 +9819,31 @@
       <m:oMath>
         <m:r>
           <m:rPr>
-            <m:sty m:val="b"/>
-          </m:rPr>
-          <m:t>G</m:t>
+            <m:sty m:val="p"/>
+          </m:rPr>
+          <m:t>Φ</m:t>
+        </m:r>
+        <m:r>
+          <m:rPr>
+            <m:sty m:val="p"/>
+          </m:rPr>
+          <m:t>(</m:t>
+        </m:r>
+        <m:r>
+          <m:t>S</m:t>
+        </m:r>
+        <m:r>
+          <m:rPr>
+            <m:sty m:val="p"/>
+          </m:rPr>
+          <m:t>)</m:t>
         </m:r>
       </m:oMath>
       <w:r>
         <w:t xml:space="preserve"> </w:t>
       </w:r>
       <w:r>
-        <w:t xml:space="preserve">incurs high probability of transitioning into an absorbing collapse state (</w:t>
-      </w:r>
-      <m:oMath>
-        <m:sSub>
-          <m:e>
-            <m:r>
-              <m:t>s</m:t>
-            </m:r>
-          </m:e>
-          <m:sub>
-            <m:r>
-              <m:rPr>
-                <m:nor/>
-                <m:sty m:val="p"/>
-              </m:rPr>
-              <m:t>death</m:t>
-            </m:r>
-          </m:sub>
-        </m:sSub>
-      </m:oMath>
-      <w:r>
-        <w:t xml:space="preserve">).</w:t>
-      </w:r>
-    </w:p>
-    <w:p>
-      <w:pPr>
-        <w:pStyle w:val="Compact"/>
-        <w:numPr>
-          <w:ilvl w:val="0"/>
-          <w:numId w:val="1010"/>
-        </w:numPr>
-      </w:pPr>
-      <w:r>
-        <w:t xml:space="preserve">At</w:t>
-      </w:r>
-      <w:r>
-        <w:t xml:space="preserve"> </w:t>
-      </w:r>
-      <m:oMath>
-        <m:sSub>
-          <m:e>
-            <m:r>
-              <m:t>s</m:t>
-            </m:r>
-          </m:e>
-          <m:sub>
-            <m:r>
-              <m:rPr>
-                <m:nor/>
-                <m:sty m:val="p"/>
-              </m:rPr>
-              <m:t>death</m:t>
-            </m:r>
-          </m:sub>
-        </m:sSub>
-      </m:oMath>
-      <w:r>
-        <w:t xml:space="preserve">, network coupling is severed (</w:t>
-      </w:r>
-      <m:oMath>
-        <m:r>
-          <m:t>g</m:t>
-        </m:r>
-        <m:r>
-          <m:rPr>
-            <m:sty m:val="p"/>
-          </m:rPr>
-          <m:t>(</m:t>
-        </m:r>
-        <m:sSub>
-          <m:e>
-            <m:r>
-              <m:t>s</m:t>
-            </m:r>
-          </m:e>
-          <m:sub>
-            <m:r>
-              <m:rPr>
-                <m:nor/>
-                <m:sty m:val="p"/>
-              </m:rPr>
-              <m:t>death</m:t>
-            </m:r>
-          </m:sub>
-        </m:sSub>
-        <m:r>
-          <m:rPr>
-            <m:sty m:val="p"/>
-          </m:rPr>
-          <m:t>)</m:t>
-        </m:r>
-        <m:r>
-          <m:rPr>
-            <m:sty m:val="p"/>
-          </m:rPr>
-          <m:t>→</m:t>
-        </m:r>
-        <m:r>
-          <m:t>0</m:t>
-        </m:r>
-      </m:oMath>
-      <w:r>
-        <w:t xml:space="preserve">), reducing the covariance matrix to uncorrelated thermal noise (</w:t>
-      </w:r>
-      <m:oMath>
-        <m:r>
-          <m:rPr>
-            <m:sty m:val="p"/>
-          </m:rPr>
-          <m:t>Σ</m:t>
-        </m:r>
-        <m:r>
-          <m:rPr>
-            <m:sty m:val="p"/>
-          </m:rPr>
-          <m:t>→</m:t>
-        </m:r>
-        <m:sSubSup>
-          <m:e>
-            <m:r>
-              <m:t>σ</m:t>
-            </m:r>
-          </m:e>
-          <m:sub>
-            <m:r>
-              <m:t>0</m:t>
-            </m:r>
-          </m:sub>
-          <m:sup>
-            <m:r>
-              <m:t>2</m:t>
-            </m:r>
-          </m:sup>
-        </m:sSubSup>
-        <m:r>
-          <m:t>I</m:t>
-        </m:r>
-      </m:oMath>
-      <w:r>
-        <w:t xml:space="preserve">).</w:t>
-      </w:r>
-    </w:p>
-    <w:p>
-      <w:pPr>
-        <w:pStyle w:val="Compact"/>
-        <w:numPr>
-          <w:ilvl w:val="0"/>
-          <w:numId w:val="1010"/>
-        </w:numPr>
-      </w:pPr>
-      <w:r>
-        <w:t xml:space="preserve">The determinant of an uncorrelated diagonal matrix factorizes completely:</w:t>
-      </w:r>
-      <w:r>
-        <w:t xml:space="preserve"> </w:t>
-      </w:r>
-      <m:oMath>
-        <m:r>
-          <m:rPr>
-            <m:sty m:val="p"/>
-          </m:rPr>
-          <m:t>det</m:t>
-        </m:r>
-        <m:r>
-          <m:rPr>
-            <m:sty m:val="p"/>
-          </m:rPr>
-          <m:t>(</m:t>
-        </m:r>
-        <m:r>
-          <m:rPr>
-            <m:sty m:val="p"/>
-          </m:rPr>
-          <m:t>Σ</m:t>
-        </m:r>
-        <m:r>
-          <m:rPr>
-            <m:sty m:val="p"/>
-          </m:rPr>
-          <m:t>)</m:t>
-        </m:r>
-        <m:r>
-          <m:rPr>
-            <m:sty m:val="p"/>
-          </m:rPr>
-          <m:t>=</m:t>
-        </m:r>
-        <m:r>
-          <m:rPr>
-            <m:sty m:val="p"/>
-          </m:rPr>
-          <m:t>det</m:t>
-        </m:r>
-        <m:r>
-          <m:rPr>
-            <m:sty m:val="p"/>
-          </m:rPr>
-          <m:t>(</m:t>
-        </m:r>
-        <m:sSub>
-          <m:e>
-            <m:r>
-              <m:rPr>
-                <m:sty m:val="p"/>
-              </m:rPr>
-              <m:t>Σ</m:t>
-            </m:r>
-          </m:e>
-          <m:sub>
-            <m:sSub>
-              <m:e>
-                <m:r>
-                  <m:t>M</m:t>
-                </m:r>
-              </m:e>
-              <m:sub>
-                <m:r>
-                  <m:t>1</m:t>
-                </m:r>
-              </m:sub>
-            </m:sSub>
-          </m:sub>
-        </m:sSub>
-        <m:r>
-          <m:rPr>
-            <m:sty m:val="p"/>
-          </m:rPr>
-          <m:t>)</m:t>
-        </m:r>
-        <m:r>
-          <m:rPr>
-            <m:sty m:val="p"/>
-          </m:rPr>
-          <m:t>⋅</m:t>
-        </m:r>
-        <m:r>
-          <m:rPr>
-            <m:sty m:val="p"/>
-          </m:rPr>
-          <m:t>det</m:t>
-        </m:r>
-        <m:r>
-          <m:rPr>
-            <m:sty m:val="p"/>
-          </m:rPr>
-          <m:t>(</m:t>
-        </m:r>
-        <m:sSub>
-          <m:e>
-            <m:r>
-              <m:rPr>
-                <m:sty m:val="p"/>
-              </m:rPr>
-              <m:t>Σ</m:t>
-            </m:r>
-          </m:e>
-          <m:sub>
-            <m:sSub>
-              <m:e>
-                <m:r>
-                  <m:t>M</m:t>
-                </m:r>
-              </m:e>
-              <m:sub>
-                <m:r>
-                  <m:t>2</m:t>
-                </m:r>
-              </m:sub>
-            </m:sSub>
-          </m:sub>
-        </m:sSub>
-        <m:r>
-          <m:rPr>
-            <m:sty m:val="p"/>
-          </m:rPr>
-          <m:t>)</m:t>
-        </m:r>
-      </m:oMath>
-      <w:r>
-        <w:t xml:space="preserve">.</w:t>
-      </w:r>
-    </w:p>
-    <w:p>
-      <w:pPr>
-        <w:pStyle w:val="Compact"/>
-        <w:numPr>
-          <w:ilvl w:val="0"/>
-          <w:numId w:val="1010"/>
-        </w:numPr>
-      </w:pPr>
-      <w:r>
-        <w:t xml:space="preserve">Consequently, Integrated Information collapses to zero:</w:t>
+        <w:t xml:space="preserve">if and only if its intrinsic cause-effect structure across the Minimum Information Partition (MIP) is non-zero:</w:t>
       </w:r>
     </w:p>
     <w:p>
@@ -9894,22 +9867,9 @@
             </m:rPr>
             <m:t>(</m:t>
           </m:r>
-          <m:sSub>
-            <m:e>
-              <m:r>
-                <m:t>s</m:t>
-              </m:r>
-            </m:e>
-            <m:sub>
-              <m:r>
-                <m:rPr>
-                  <m:nor/>
-                  <m:sty m:val="p"/>
-                </m:rPr>
-                <m:t>death</m:t>
-              </m:r>
-            </m:sub>
-          </m:sSub>
+          <m:r>
+            <m:t>S</m:t>
+          </m:r>
           <m:r>
             <m:rPr>
               <m:sty m:val="p"/>
@@ -9922,21 +9882,37 @@
             </m:rPr>
             <m:t>=</m:t>
           </m:r>
-          <m:f>
-            <m:fPr>
-              <m:type m:val="bar"/>
-            </m:fPr>
-            <m:num>
-              <m:r>
-                <m:t>1</m:t>
-              </m:r>
-            </m:num>
-            <m:den>
-              <m:r>
-                <m:t>2</m:t>
-              </m:r>
-            </m:den>
-          </m:f>
+          <m:limLow>
+            <m:e>
+              <m:r>
+                <m:rPr>
+                  <m:sty m:val="p"/>
+                </m:rPr>
+                <m:t>min</m:t>
+              </m:r>
+            </m:e>
+            <m:lim>
+              <m:r>
+                <m:t>P</m:t>
+              </m:r>
+              <m:r>
+                <m:rPr>
+                  <m:sty m:val="p"/>
+                </m:rPr>
+                <m:t>∈</m:t>
+              </m:r>
+              <m:r>
+                <m:rPr>
+                  <m:scr m:val="script"/>
+                  <m:sty m:val="p"/>
+                </m:rPr>
+                <m:t>P</m:t>
+              </m:r>
+            </m:lim>
+          </m:limLow>
+          <m:r>
+            <m:t>D</m:t>
+          </m:r>
           <m:d>
             <m:dPr>
               <m:begChr m:val="("/>
@@ -9945,96 +9921,22 @@
               <m:grow/>
             </m:dPr>
             <m:e>
-              <m:r>
-                <m:rPr>
-                  <m:sty m:val="p"/>
-                </m:rPr>
-                <m:t>ln</m:t>
-              </m:r>
-              <m:r>
-                <m:rPr>
-                  <m:sty m:val="p"/>
-                </m:rPr>
-                <m:t>det</m:t>
-              </m:r>
               <m:sSub>
                 <m:e>
                   <m:r>
-                    <m:rPr>
-                      <m:sty m:val="p"/>
-                    </m:rPr>
-                    <m:t>Σ</m:t>
+                    <m:t>p</m:t>
                   </m:r>
                 </m:e>
                 <m:sub>
-                  <m:sSub>
-                    <m:e>
-                      <m:r>
-                        <m:t>M</m:t>
-                      </m:r>
-                    </m:e>
-                    <m:sub>
-                      <m:r>
-                        <m:t>1</m:t>
-                      </m:r>
-                    </m:sub>
-                  </m:sSub>
+                  <m:r>
+                    <m:rPr>
+                      <m:nor/>
+                      <m:sty m:val="p"/>
+                    </m:rPr>
+                    <m:t>cause-effect</m:t>
+                  </m:r>
                 </m:sub>
               </m:sSub>
-              <m:r>
-                <m:rPr>
-                  <m:sty m:val="p"/>
-                </m:rPr>
-                <m:t>+</m:t>
-              </m:r>
-              <m:r>
-                <m:rPr>
-                  <m:sty m:val="p"/>
-                </m:rPr>
-                <m:t>ln</m:t>
-              </m:r>
-              <m:r>
-                <m:rPr>
-                  <m:sty m:val="p"/>
-                </m:rPr>
-                <m:t>det</m:t>
-              </m:r>
-              <m:sSub>
-                <m:e>
-                  <m:r>
-                    <m:rPr>
-                      <m:sty m:val="p"/>
-                    </m:rPr>
-                    <m:t>Σ</m:t>
-                  </m:r>
-                </m:e>
-                <m:sub>
-                  <m:sSub>
-                    <m:e>
-                      <m:r>
-                        <m:t>M</m:t>
-                      </m:r>
-                    </m:e>
-                    <m:sub>
-                      <m:r>
-                        <m:t>2</m:t>
-                      </m:r>
-                    </m:sub>
-                  </m:sSub>
-                </m:sub>
-              </m:sSub>
-              <m:r>
-                <m:rPr>
-                  <m:sty m:val="p"/>
-                </m:rPr>
-                <m:t>−</m:t>
-              </m:r>
-              <m:r>
-                <m:rPr>
-                  <m:sty m:val="p"/>
-                </m:rPr>
-                <m:t>ln</m:t>
-              </m:r>
               <m:r>
                 <m:rPr>
                   <m:sty m:val="p"/>
@@ -10042,78 +9944,67 @@
                 <m:t>(</m:t>
               </m:r>
               <m:r>
-                <m:rPr>
-                  <m:sty m:val="p"/>
-                </m:rPr>
-                <m:t>det</m:t>
-              </m:r>
-              <m:sSub>
-                <m:e>
-                  <m:r>
-                    <m:rPr>
-                      <m:sty m:val="p"/>
-                    </m:rPr>
-                    <m:t>Σ</m:t>
-                  </m:r>
-                </m:e>
-                <m:sub>
-                  <m:sSub>
-                    <m:e>
-                      <m:r>
-                        <m:t>M</m:t>
-                      </m:r>
-                    </m:e>
-                    <m:sub>
-                      <m:r>
-                        <m:t>1</m:t>
-                      </m:r>
-                    </m:sub>
-                  </m:sSub>
-                </m:sub>
-              </m:sSub>
-              <m:r>
-                <m:rPr>
-                  <m:sty m:val="p"/>
-                </m:rPr>
-                <m:t>det</m:t>
-              </m:r>
-              <m:sSub>
-                <m:e>
-                  <m:r>
-                    <m:rPr>
-                      <m:sty m:val="p"/>
-                    </m:rPr>
-                    <m:t>Σ</m:t>
-                  </m:r>
-                </m:e>
-                <m:sub>
-                  <m:sSub>
-                    <m:e>
-                      <m:r>
-                        <m:t>M</m:t>
-                      </m:r>
-                    </m:e>
-                    <m:sub>
-                      <m:r>
-                        <m:t>2</m:t>
-                      </m:r>
-                    </m:sub>
-                  </m:sSub>
-                </m:sub>
-              </m:sSub>
+                <m:t>S</m:t>
+              </m:r>
               <m:r>
                 <m:rPr>
                   <m:sty m:val="p"/>
                 </m:rPr>
                 <m:t>)</m:t>
               </m:r>
+              <m:r>
+                <m:rPr>
+                  <m:sty m:val="p"/>
+                </m:rPr>
+                <m:t>∥</m:t>
+              </m:r>
+              <m:sSub>
+                <m:e>
+                  <m:r>
+                    <m:t>p</m:t>
+                  </m:r>
+                </m:e>
+                <m:sub>
+                  <m:r>
+                    <m:rPr>
+                      <m:nor/>
+                      <m:sty m:val="p"/>
+                    </m:rPr>
+                    <m:t>partitioned</m:t>
+                  </m:r>
+                </m:sub>
+              </m:sSub>
+              <m:r>
+                <m:rPr>
+                  <m:sty m:val="p"/>
+                </m:rPr>
+                <m:t>(</m:t>
+              </m:r>
+              <m:r>
+                <m:t>S</m:t>
+              </m:r>
+              <m:r>
+                <m:rPr>
+                  <m:sty m:val="p"/>
+                </m:rPr>
+                <m:t>∣</m:t>
+              </m:r>
+              <m:r>
+                <m:t>P</m:t>
+              </m:r>
+              <m:r>
+                <m:rPr>
+                  <m:sty m:val="p"/>
+                </m:rPr>
+                <m:t>)</m:t>
+              </m:r>
             </m:e>
           </m:d>
           <m:r>
             <m:rPr>
               <m:sty m:val="p"/>
             </m:rPr>
-            <m:t>=</m:t>
+            <m:t>&gt;</m:t>
           </m:r>
           <m:r>
             <m:t>0</m:t>
@@ -10130,63 +10021,56 @@
         </w:numPr>
       </w:pPr>
       <w:r>
-        <w:t xml:space="preserve">Therefore, minimizing Expected Free Energy (</w:t>
+        <w:rPr>
+          <w:b/>
+          <w:bCs/>
+        </w:rPr>
+        <w:t xml:space="preserve">The 6th Axiom (Autopoietic Synthesis):</w:t>
+      </w:r>
+      <w:r>
+        <w:t xml:space="preserve"> </w:t>
+      </w:r>
+      <w:r>
+        <w:t xml:space="preserve">A physical substrate that minimizes</w:t>
+      </w:r>
+      <w:r>
+        <w:t xml:space="preserve"> </w:t>
       </w:r>
       <m:oMath>
         <m:r>
           <m:rPr>
-            <m:sty m:val="p"/>
-          </m:rPr>
-          <m:t>arg</m:t>
-        </m:r>
-        <m:r>
-          <m:rPr>
-            <m:sty m:val="p"/>
-          </m:rPr>
-          <m:t>min</m:t>
-        </m:r>
-        <m:r>
-          <m:rPr>
             <m:sty m:val="b"/>
           </m:rPr>
           <m:t>G</m:t>
         </m:r>
+        <m:r>
+          <m:rPr>
+            <m:sty m:val="p"/>
+          </m:rPr>
+          <m:t>(</m:t>
+        </m:r>
+        <m:r>
+          <m:t>π</m:t>
+        </m:r>
+        <m:r>
+          <m:rPr>
+            <m:sty m:val="p"/>
+          </m:rPr>
+          <m:t>)</m:t>
+        </m:r>
       </m:oMath>
       <w:r>
-        <w:t xml:space="preserve">) is both</w:t>
-      </w:r>
-      <w:r>
-        <w:t xml:space="preserve"> </w:t>
-      </w:r>
-      <w:r>
-        <w:rPr>
-          <w:b/>
-          <w:bCs/>
-        </w:rPr>
-        <w:t xml:space="preserve">necessary and sufficient</w:t>
-      </w:r>
-      <w:r>
-        <w:t xml:space="preserve"> </w:t>
-      </w:r>
-      <w:r>
-        <w:t xml:space="preserve">to satisfy the 6th Axiom (</w:t>
+        <w:t xml:space="preserve"> </w:t>
+      </w:r>
+      <w:r>
+        <w:t xml:space="preserve">actively resists entropic dispersion, preserving the physical Markov blanket and functional connectivity required to sustain</w:t>
+      </w:r>
+      <w:r>
+        <w:t xml:space="preserve"> </w:t>
       </w:r>
       <m:oMath>
         <m:r>
           <m:rPr>
-            <m:scr m:val="double-struck"/>
-            <m:sty m:val="p"/>
-          </m:rPr>
-          <m:t>E</m:t>
-        </m:r>
-        <m:r>
-          <m:rPr>
-            <m:sty m:val="p"/>
-          </m:rPr>
-          <m:t>[</m:t>
-        </m:r>
-        <m:r>
-          <m:rPr>
             <m:sty m:val="p"/>
           </m:rPr>
           <m:t>Φ</m:t>
@@ -10219,12 +10103,6 @@
           <m:rPr>
             <m:sty m:val="p"/>
           </m:rPr>
-          <m:t>]</m:t>
-        </m:r>
-        <m:r>
-          <m:rPr>
-            <m:sty m:val="p"/>
-          </m:rPr>
           <m:t>≥</m:t>
         </m:r>
         <m:r>
@@ -10250,22 +10128,57 @@
         </m:r>
       </m:oMath>
       <w:r>
+        <w:t xml:space="preserve">. Conversely, if an agent fails to minimize</w:t>
+      </w:r>
+      <w:r>
+        <w:t xml:space="preserve"> </w:t>
+      </w:r>
+      <m:oMath>
+        <m:r>
+          <m:rPr>
+            <m:sty m:val="b"/>
+          </m:rPr>
+          <m:t>G</m:t>
+        </m:r>
+        <m:r>
+          <m:rPr>
+            <m:sty m:val="p"/>
+          </m:rPr>
+          <m:t>(</m:t>
+        </m:r>
+        <m:r>
+          <m:t>π</m:t>
+        </m:r>
+        <m:r>
+          <m:rPr>
+            <m:sty m:val="p"/>
+          </m:rPr>
+          <m:t>)</m:t>
+        </m:r>
+      </m:oMath>
+      <w:r>
+        <w:t xml:space="preserve">, its sensory-motor coordination collapses, causing structural degradation (</w:t>
+      </w:r>
+      <m:oMath>
+        <m:r>
+          <m:rPr>
+            <m:sty m:val="p"/>
+          </m:rPr>
+          <m:t>Φ</m:t>
+        </m:r>
+        <m:r>
+          <m:rPr>
+            <m:sty m:val="p"/>
+          </m:rPr>
+          <m:t>→</m:t>
+        </m:r>
+        <m:r>
+          <m:t>0</m:t>
+        </m:r>
+      </m:oMath>
+      <w:r>
         <w:t xml:space="preserve">).</w:t>
       </w:r>
-      <w:r>
-        <w:t xml:space="preserve"> </w:t>
-      </w:r>
-      <m:oMath>
-        <m:r>
-          <m:t> </m:t>
-        </m:r>
-        <m:r>
-          <m:rPr>
-            <m:sty m:val="p"/>
-          </m:rPr>
-          <m:t>◼</m:t>
-        </m:r>
-      </m:oMath>
     </w:p>
     <w:p>
       <w:r>
@@ -10274,10 +10187,8 @@
         </w:pict>
       </w:r>
     </w:p>
-    <w:bookmarkEnd w:id="37"/>
-    <w:bookmarkEnd w:id="38"/>
-    <w:bookmarkEnd w:id="39"/>
-    <w:bookmarkStart w:id="40" w:name="X5fb263508b1a4d31332f23da48b5fadbc2f2ec8"/>
+    <w:bookmarkEnd w:id="40"/>
+    <w:bookmarkStart w:id="41" w:name="X5fb263508b1a4d31332f23da48b5fadbc2f2ec8"/>
     <w:p>
       <w:pPr>
         <w:pStyle w:val="Heading2"/>
@@ -10336,7 +10247,7 @@
         <w:rPr>
           <w:rStyle w:val="VerbatimChar"/>
         </w:rPr>
-        <w:t xml:space="preserve">flowchart LR</w:t>
+        <w:t xml:space="preserve">flowchart TD</w:t>
       </w:r>
       <w:r>
         <w:br/>
@@ -10354,7 +10265,7 @@
         <w:rPr>
           <w:rStyle w:val="VerbatimChar"/>
         </w:rPr>
-        <w:t xml:space="preserve">        direction LR</w:t>
+        <w:t xml:space="preserve">        direction TB</w:t>
       </w:r>
       <w:r>
         <w:br/>
@@ -10372,7 +10283,7 @@
         <w:rPr>
           <w:rStyle w:val="VerbatimChar"/>
         </w:rPr>
-        <w:t xml:space="preserve">        SUBCRITICAL["&lt;b&gt;Subcritical Regime&lt;/b&gt;&lt;br&gt;• Rigid, static firing&lt;br&gt;• High predictability&lt;br&gt;• Low Differentiation (H ↓)&lt;br&gt;• Φ ≈ 0.04"]</w:t>
+        <w:t xml:space="preserve">        SUBCRITICAL["&lt;b&gt;1. Subcritical Regime (Rigid Order)&lt;/b&gt;&lt;br&gt;• Static firing &amp; rigid priors • Low differentiation • Φ ≈ 0.04"]</w:t>
       </w:r>
       <w:r>
         <w:br/>
@@ -10390,7 +10301,7 @@
         <w:rPr>
           <w:rStyle w:val="VerbatimChar"/>
         </w:rPr>
-        <w:t xml:space="preserve">        CRITICAL["&lt;b&gt;Critical Regime (Edge of Chaos)&lt;/b&gt;&lt;br&gt;• Scale-free avalanches&lt;br&gt;• Maximum information transfer&lt;br&gt;• Optimal Free Energy Min&lt;br&gt;• &lt;b&gt;Maximal Φ ≈ 0.18 - 0.22&lt;/b&gt;"]</w:t>
+        <w:t xml:space="preserve">        CRITICAL["&lt;b&gt;2. Critical Regime (Edge of Chaos — Self-Organized Attractor)&lt;/b&gt;&lt;br&gt;• Scale-free avalanches • Optimal Free Energy Min • &lt;b&gt;Maximal Φ ≈ 0.18 - 0.22&lt;/b&gt;"]</w:t>
       </w:r>
       <w:r>
         <w:br/>
@@ -10408,7 +10319,7 @@
         <w:rPr>
           <w:rStyle w:val="VerbatimChar"/>
         </w:rPr>
-        <w:t xml:space="preserve">        SUPERCRITICAL["&lt;b&gt;Supercritical Regime&lt;/b&gt;&lt;br&gt;• Chaotic turbulence&lt;br&gt;• High surprise (-ln p(o) ↑)&lt;br&gt;• Causal disintegration&lt;br&gt;• Φ → 0.01"]</w:t>
+        <w:t xml:space="preserve">        SUPERCRITICAL["&lt;b&gt;3. Supercritical Regime (Chaotic Disorder)&lt;/b&gt;&lt;br&gt;• Chaotic noise &amp; high surprise • Causal disintegration • Φ → 0.01"]</w:t>
       </w:r>
       <w:r>
         <w:br/>
@@ -10426,7 +10337,7 @@
         <w:rPr>
           <w:rStyle w:val="VerbatimChar"/>
         </w:rPr>
-        <w:t xml:space="preserve">        SUBCRITICAL ===&gt; CRITICAL ===&gt; SUPERCRITICAL</w:t>
+        <w:t xml:space="preserve">        SUBCRITICAL ==&gt;|"Increasing Sensitivity"| CRITICAL ==&gt;|"Excessive Noise"| SUPERCRITICAL</w:t>
       </w:r>
       <w:r>
         <w:br/>
@@ -10600,8 +10511,8 @@
         </w:pict>
       </w:r>
     </w:p>
-    <w:bookmarkEnd w:id="40"/>
-    <w:bookmarkStart w:id="41" w:name="Xa57cca0d89bb55a423b387457111e8fcf68de7c"/>
+    <w:bookmarkEnd w:id="41"/>
+    <w:bookmarkStart w:id="42" w:name="Xa57cca0d89bb55a423b387457111e8fcf68de7c"/>
     <w:p>
       <w:pPr>
         <w:pStyle w:val="Heading2"/>
@@ -10825,9 +10736,9 @@
         <w:t xml:space="preserve">What is an individual soul?</w:t>
       </w:r>
     </w:p>
-    <w:bookmarkEnd w:id="41"/>
     <w:bookmarkEnd w:id="42"/>
-    <w:bookmarkStart w:id="53" w:name="X1ebf0735a166f9c29f4ce211a0c7660f93ced86"/>
+    <w:bookmarkEnd w:id="43"/>
+    <w:bookmarkStart w:id="54" w:name="X1ebf0735a166f9c29f4ce211a0c7660f93ced86"/>
     <w:p>
       <w:pPr>
         <w:pStyle w:val="Heading1"/>
@@ -10890,7 +10801,7 @@
         </w:pict>
       </w:r>
     </w:p>
-    <w:bookmarkStart w:id="43" w:name="X1e3b868cbd079b9855d063dea05574985f3f355"/>
+    <w:bookmarkStart w:id="44" w:name="X1e3b868cbd079b9855d063dea05574985f3f355"/>
     <w:p>
       <w:pPr>
         <w:pStyle w:val="Heading2"/>
@@ -11101,8 +11012,8 @@
         </w:pict>
       </w:r>
     </w:p>
-    <w:bookmarkEnd w:id="43"/>
-    <w:bookmarkStart w:id="50" w:name="the-six-architectural-layers-of-the-soul"/>
+    <w:bookmarkEnd w:id="44"/>
+    <w:bookmarkStart w:id="51" w:name="the-six-architectural-layers-of-the-soul"/>
     <w:p>
       <w:pPr>
         <w:pStyle w:val="Heading2"/>
@@ -11111,7 +11022,7 @@
         <w:t xml:space="preserve">5.2 The Six Architectural Layers of the Soul</w:t>
       </w:r>
     </w:p>
-    <w:bookmarkStart w:id="44" w:name="Xa5ce5a01e0231d84e475764039a9fb3603e0c10"/>
+    <w:bookmarkStart w:id="45" w:name="Xa5ce5a01e0231d84e475764039a9fb3603e0c10"/>
     <w:p>
       <w:pPr>
         <w:pStyle w:val="Heading3"/>
@@ -11181,8 +11092,8 @@
         <w:t xml:space="preserve">), the transpersonal ground of existence, and the ultimate container into which localized awareness dissolves upon biological death.</w:t>
       </w:r>
     </w:p>
-    <w:bookmarkEnd w:id="44"/>
-    <w:bookmarkStart w:id="45" w:name="X6b3b77b9a6833934ee553e7db291664efdf1bbd"/>
+    <w:bookmarkEnd w:id="45"/>
+    <w:bookmarkStart w:id="46" w:name="X6b3b77b9a6833934ee553e7db291664efdf1bbd"/>
     <w:p>
       <w:pPr>
         <w:pStyle w:val="Heading3"/>
@@ -11270,8 +11181,8 @@
         <w:t xml:space="preserve">* This hardware constitutes the immutable phylogenetic baseline that constrains all downstream cognitive development.</w:t>
       </w:r>
     </w:p>
-    <w:bookmarkEnd w:id="45"/>
-    <w:bookmarkStart w:id="46" w:name="X4111c2005ce0de55f34270ce69f56c54e891467"/>
+    <w:bookmarkEnd w:id="46"/>
+    <w:bookmarkStart w:id="47" w:name="X4111c2005ce0de55f34270ce69f56c54e891467"/>
     <w:p>
       <w:pPr>
         <w:pStyle w:val="Heading3"/>
@@ -11402,8 +11313,8 @@
         <w:t xml:space="preserve">identical genomes diverge prenatally in brain micro-connectivity due to developmental fluctuations, ensuring that every individual soul possesses an irreducibly unique somatic wiring.</w:t>
       </w:r>
     </w:p>
-    <w:bookmarkEnd w:id="46"/>
-    <w:bookmarkStart w:id="47" w:name="Xe8fe240e2ffcdfced1d0228452e34acfb7ab8a7"/>
+    <w:bookmarkEnd w:id="47"/>
+    <w:bookmarkStart w:id="48" w:name="Xe8fe240e2ffcdfced1d0228452e34acfb7ab8a7"/>
     <w:p>
       <w:pPr>
         <w:pStyle w:val="Heading3"/>
@@ -11488,8 +11399,8 @@
         <w:t xml:space="preserve">* Epigenetics acts as a transgenerational bridge, calibrating the offspring’s sensory and emotional sensitivity before personal life experience begins.</w:t>
       </w:r>
     </w:p>
-    <w:bookmarkEnd w:id="47"/>
-    <w:bookmarkStart w:id="48" w:name="X1c2ef8f72f91a142a12be7a65105926ee0af1b2"/>
+    <w:bookmarkEnd w:id="48"/>
+    <w:bookmarkStart w:id="49" w:name="X1c2ef8f72f91a142a12be7a65105926ee0af1b2"/>
     <w:p>
       <w:pPr>
         <w:pStyle w:val="Heading3"/>
@@ -11583,8 +11494,8 @@
         <w:t xml:space="preserve">of the psyche—the explicit memories, moral convictions, and cognitive models that distinguish one person’s life history from another.</w:t>
       </w:r>
     </w:p>
-    <w:bookmarkEnd w:id="48"/>
-    <w:bookmarkStart w:id="49" w:name="X21641fdb145a832d1ec094e39f2650318ac6479"/>
+    <w:bookmarkEnd w:id="49"/>
+    <w:bookmarkStart w:id="50" w:name="X21641fdb145a832d1ec094e39f2650318ac6479"/>
     <w:p>
       <w:pPr>
         <w:pStyle w:val="Heading3"/>
@@ -11739,9 +11650,9 @@
         </w:pict>
       </w:r>
     </w:p>
-    <w:bookmarkEnd w:id="49"/>
     <w:bookmarkEnd w:id="50"/>
-    <w:bookmarkStart w:id="52" w:name="X489b1885119d464027b4be96cd4649ee52b260e"/>
+    <w:bookmarkEnd w:id="51"/>
+    <w:bookmarkStart w:id="53" w:name="X489b1885119d464027b4be96cd4649ee52b260e"/>
     <w:p>
       <w:pPr>
         <w:pStyle w:val="Heading2"/>
@@ -12749,7 +12660,7 @@
         </w:tc>
       </w:tr>
     </w:tbl>
-    <w:bookmarkStart w:id="51" w:name="Xe15cf1996ff465f520c52a5ac64ef93de37cac4"/>
+    <w:bookmarkStart w:id="52" w:name="Xe15cf1996ff465f520c52a5ac64ef93de37cac4"/>
     <w:p>
       <w:pPr>
         <w:pStyle w:val="Heading3"/>
@@ -12808,10 +12719,10 @@
         <w:t xml:space="preserve">.</w:t>
       </w:r>
     </w:p>
-    <w:bookmarkEnd w:id="51"/>
     <w:bookmarkEnd w:id="52"/>
     <w:bookmarkEnd w:id="53"/>
-    <w:bookmarkStart w:id="60" w:name="X935a624217c1807694fe6cf29be60939f66e76f"/>
+    <w:bookmarkEnd w:id="54"/>
+    <w:bookmarkStart w:id="61" w:name="X935a624217c1807694fe6cf29be60939f66e76f"/>
     <w:p>
       <w:pPr>
         <w:pStyle w:val="Heading1"/>
@@ -12874,7 +12785,7 @@
         </w:pict>
       </w:r>
     </w:p>
-    <w:bookmarkStart w:id="54" w:name="X8fb41a54fefae3bc42894478ab25db870294895"/>
+    <w:bookmarkStart w:id="55" w:name="X8fb41a54fefae3bc42894478ab25db870294895"/>
     <w:p>
       <w:pPr>
         <w:pStyle w:val="Heading2"/>
@@ -13053,8 +12964,8 @@
         </w:pict>
       </w:r>
     </w:p>
-    <w:bookmarkEnd w:id="54"/>
-    <w:bookmarkStart w:id="55" w:name="husserls-triad-and-the-predictive-brain"/>
+    <w:bookmarkEnd w:id="55"/>
+    <w:bookmarkStart w:id="56" w:name="husserls-triad-and-the-predictive-brain"/>
     <w:p>
       <w:pPr>
         <w:pStyle w:val="Heading2"/>
@@ -13079,7 +12990,7 @@
         <w:rPr>
           <w:rStyle w:val="VerbatimChar"/>
         </w:rPr>
-        <w:t xml:space="preserve">flowchart LR</w:t>
+        <w:t xml:space="preserve">flowchart TD</w:t>
       </w:r>
       <w:r>
         <w:br/>
@@ -13088,7 +12999,7 @@
         <w:rPr>
           <w:rStyle w:val="VerbatimChar"/>
         </w:rPr>
-        <w:t xml:space="preserve">    subgraph SPECIOUS_PRESENT["&lt;b&gt;Husserl's Tripartite Specious Present (~500ms - 3s)&lt;/b&gt;"]</w:t>
+        <w:t xml:space="preserve">    subgraph SPECIOUS_PRESENT["&lt;b&gt;Husserl's Tripartite Specious Present (~500ms - 3s Window)&lt;/b&gt;"]</w:t>
       </w:r>
       <w:r>
         <w:br/>
@@ -13097,7 +13008,7 @@
         <w:rPr>
           <w:rStyle w:val="VerbatimChar"/>
         </w:rPr>
-        <w:t xml:space="preserve">        direction LR</w:t>
+        <w:t xml:space="preserve">        direction TB</w:t>
       </w:r>
       <w:r>
         <w:br/>
@@ -13106,7 +13017,7 @@
         <w:rPr>
           <w:rStyle w:val="VerbatimChar"/>
         </w:rPr>
-        <w:t xml:space="preserve">        R["&lt;b&gt;Retention&lt;/b&gt;&lt;br&gt;Immediate past retained in working memory.&lt;br&gt;&lt;i&gt;The preceding notes of a melody.&lt;/i&gt;"]</w:t>
+        <w:t xml:space="preserve">        R["&lt;b&gt;1. Retention (Immediate Past / Empirical Priors)&lt;/b&gt;&lt;br&gt;Retained working memory traces &amp; synaptic calcium dynamics.&lt;br&gt;&lt;i&gt;Example: The preceding notes of an unfolding melody.&lt;/i&gt;"]</w:t>
       </w:r>
       <w:r>
         <w:br/>
@@ -13115,7 +13026,7 @@
         <w:rPr>
           <w:rStyle w:val="VerbatimChar"/>
         </w:rPr>
-        <w:t xml:space="preserve">        I["&lt;b&gt;Primal Impression&lt;/b&gt;&lt;br&gt;Present sensory perturbation at Markov Blanket.&lt;br&gt;&lt;i&gt;The note currently sounding.&lt;/i&gt;"]</w:t>
+        <w:t xml:space="preserve">        </w:t>
       </w:r>
       <w:r>
         <w:br/>
@@ -13124,7 +13035,7 @@
         <w:rPr>
           <w:rStyle w:val="VerbatimChar"/>
         </w:rPr>
-        <w:t xml:space="preserve">        P["&lt;b&gt;Protention&lt;/b&gt;&lt;br&gt;Anticipatory forward projection of the next state.&lt;br&gt;&lt;i&gt;The expected musical resolution.&lt;/i&gt;"]</w:t>
+        <w:t xml:space="preserve">        I["&lt;b&gt;2. Primal Impression (Present / Prediction Error)&lt;/b&gt;&lt;br&gt;Sensory boundary confrontation at the Markov Blanket: ε_t = o_t - g(s_t).&lt;br&gt;&lt;i&gt;Example: The musical note currently vibrating.&lt;/i&gt;"]</w:t>
       </w:r>
       <w:r>
         <w:br/>
@@ -13133,7 +13044,34 @@
         <w:rPr>
           <w:rStyle w:val="VerbatimChar"/>
         </w:rPr>
-        <w:t xml:space="preserve">        R ===&gt; I ===&gt; P</w:t>
+        <w:t xml:space="preserve">        </w:t>
+      </w:r>
+      <w:r>
+        <w:br/>
+      </w:r>
+      <w:r>
+        <w:rPr>
+          <w:rStyle w:val="VerbatimChar"/>
+        </w:rPr>
+        <w:t xml:space="preserve">        P["&lt;b&gt;3. Protention (Anticipated Future / Generative Projection)&lt;/b&gt;&lt;br&gt;Anticipatory top-down prediction of the next state: ô_{t+1} = A · B(u) · q(s).&lt;br&gt;&lt;i&gt;Example: The expected musical resolution.&lt;/i&gt;"]</w:t>
+      </w:r>
+      <w:r>
+        <w:br/>
+      </w:r>
+      <w:r>
+        <w:rPr>
+          <w:rStyle w:val="VerbatimChar"/>
+        </w:rPr>
+        <w:t xml:space="preserve">        </w:t>
+      </w:r>
+      <w:r>
+        <w:br/>
+      </w:r>
+      <w:r>
+        <w:rPr>
+          <w:rStyle w:val="VerbatimChar"/>
+        </w:rPr>
+        <w:t xml:space="preserve">        R ==&gt;|"Sustained Continuity"| I ==&gt;|"Anticipatory Projection"| P</w:t>
       </w:r>
       <w:r>
         <w:br/>
@@ -13475,8 +13413,8 @@
         </w:pict>
       </w:r>
     </w:p>
-    <w:bookmarkEnd w:id="55"/>
-    <w:bookmarkStart w:id="58" w:name="X54d83fb1b2afd8bd60b4191cf33936888d2f69b"/>
+    <w:bookmarkEnd w:id="56"/>
+    <w:bookmarkStart w:id="59" w:name="X54d83fb1b2afd8bd60b4191cf33936888d2f69b"/>
     <w:p>
       <w:pPr>
         <w:pStyle w:val="Heading2"/>
@@ -13644,7 +13582,7 @@
         <w:t xml:space="preserve">In the Conative-Integrative Framework, we formalize this structural requirement as an explicit mathematical theorem:</w:t>
       </w:r>
     </w:p>
-    <w:bookmarkStart w:id="57" w:name="the-theorem-of-minimum-temporal-depth"/>
+    <w:bookmarkStart w:id="58" w:name="the-theorem-of-minimum-temporal-depth"/>
     <w:p>
       <w:pPr>
         <w:pStyle w:val="Heading3"/>
@@ -13783,7 +13721,7 @@
         <w:rPr>
           <w:rStyle w:val="FootnoteReference"/>
         </w:rPr>
-        <w:footnoteReference w:id="56"/>
+        <w:footnoteReference w:id="57"/>
       </w:r>
     </w:p>
     <w:p>
@@ -13793,9 +13731,9 @@
         </w:pict>
       </w:r>
     </w:p>
-    <w:bookmarkEnd w:id="57"/>
     <w:bookmarkEnd w:id="58"/>
-    <w:bookmarkStart w:id="59" w:name="X2b7bb54d44c1826c5136beb345bce251f29d4de"/>
+    <w:bookmarkEnd w:id="59"/>
+    <w:bookmarkStart w:id="60" w:name="X2b7bb54d44c1826c5136beb345bce251f29d4de"/>
     <w:p>
       <w:pPr>
         <w:pStyle w:val="Heading2"/>
@@ -13820,7 +13758,7 @@
         <w:rPr>
           <w:rStyle w:val="VerbatimChar"/>
         </w:rPr>
-        <w:t xml:space="preserve">flowchart LR</w:t>
+        <w:t xml:space="preserve">flowchart TD</w:t>
       </w:r>
       <w:r>
         <w:br/>
@@ -13865,7 +13803,7 @@
         <w:rPr>
           <w:rStyle w:val="VerbatimChar"/>
         </w:rPr>
-        <w:t xml:space="preserve">            T1["Second Law of Thermodynamics: ΔS_universe ≥ 0"]</w:t>
+        <w:t xml:space="preserve">            T1["• Second Law of Thermodynamics: ΔS_universe ≥ 0&lt;br&gt;• Entropy, Dissipation, Chaos, Decay to Thermal Equilibrium (Death)"]</w:t>
       </w:r>
       <w:r>
         <w:br/>
@@ -13874,7 +13812,7 @@
         <w:rPr>
           <w:rStyle w:val="VerbatimChar"/>
         </w:rPr>
-        <w:t xml:space="preserve">            T2["Entropy, Dissipation, Chaos, Thermal Equilibrium (Death)"]</w:t>
+        <w:t xml:space="preserve">        end</w:t>
       </w:r>
       <w:r>
         <w:br/>
@@ -13883,7 +13821,7 @@
         <w:rPr>
           <w:rStyle w:val="VerbatimChar"/>
         </w:rPr>
-        <w:t xml:space="preserve">            T1 --- T2</w:t>
+        <w:t xml:space="preserve">        </w:t>
       </w:r>
       <w:r>
         <w:br/>
@@ -13892,6 +13830,24 @@
         <w:rPr>
           <w:rStyle w:val="VerbatimChar"/>
         </w:rPr>
+        <w:t xml:space="preserve">        subgraph CONATIVE["&lt;b&gt;2. The Phenomenal / Autopoietic Arrow of Conscious Mind&lt;/b&gt;"]</w:t>
+      </w:r>
+      <w:r>
+        <w:br/>
+      </w:r>
+      <w:r>
+        <w:rPr>
+          <w:rStyle w:val="VerbatimChar"/>
+        </w:rPr>
+        <w:t xml:space="preserve">            C1["• The 6th Axiom: E[Φ(t+1) | π*] ≥ Φ(t)  (Φ &gt; 0)&lt;br&gt;• Active Inference: argmin G(π) (Anti-Entropic Homeostasis)&lt;br&gt;• Conatus: The Will to Exist, Causal Structure &amp; Qualia"]</w:t>
+      </w:r>
+      <w:r>
+        <w:br/>
+      </w:r>
+      <w:r>
+        <w:rPr>
+          <w:rStyle w:val="VerbatimChar"/>
+        </w:rPr>
         <w:t xml:space="preserve">        end</w:t>
       </w:r>
       <w:r>
@@ -13910,70 +13866,7 @@
         <w:rPr>
           <w:rStyle w:val="VerbatimChar"/>
         </w:rPr>
-        <w:t xml:space="preserve">        subgraph CONATIVE["&lt;b&gt;2. The Phenomenal / Autopoietic Arrow of Conscious Mind&lt;/b&gt;"]</w:t>
-      </w:r>
-      <w:r>
-        <w:br/>
-      </w:r>
-      <w:r>
-        <w:rPr>
-          <w:rStyle w:val="VerbatimChar"/>
-        </w:rPr>
-        <w:t xml:space="preserve">            C1["The 6th Axiom: E[Φ(t+1) | π*] ≥ Φ(t)  (Φ &gt; 0)"]</w:t>
-      </w:r>
-      <w:r>
-        <w:br/>
-      </w:r>
-      <w:r>
-        <w:rPr>
-          <w:rStyle w:val="VerbatimChar"/>
-        </w:rPr>
-        <w:t xml:space="preserve">            C2["Active Inference: argmin G(π) (Anti-Entropic Homeostasis)"]</w:t>
-      </w:r>
-      <w:r>
-        <w:br/>
-      </w:r>
-      <w:r>
-        <w:rPr>
-          <w:rStyle w:val="VerbatimChar"/>
-        </w:rPr>
-        <w:t xml:space="preserve">            C3["Conatus: The Will to Exist, Structure, Epistemic Order, Qualia"]</w:t>
-      </w:r>
-      <w:r>
-        <w:br/>
-      </w:r>
-      <w:r>
-        <w:rPr>
-          <w:rStyle w:val="VerbatimChar"/>
-        </w:rPr>
-        <w:t xml:space="preserve">            C1 --- C2 --- C3</w:t>
-      </w:r>
-      <w:r>
-        <w:br/>
-      </w:r>
-      <w:r>
-        <w:rPr>
-          <w:rStyle w:val="VerbatimChar"/>
-        </w:rPr>
-        <w:t xml:space="preserve">        end</w:t>
-      </w:r>
-      <w:r>
-        <w:br/>
-      </w:r>
-      <w:r>
-        <w:rPr>
-          <w:rStyle w:val="VerbatimChar"/>
-        </w:rPr>
-        <w:t xml:space="preserve">        </w:t>
-      </w:r>
-      <w:r>
-        <w:br/>
-      </w:r>
-      <w:r>
-        <w:rPr>
-          <w:rStyle w:val="VerbatimChar"/>
-        </w:rPr>
-        <w:t xml:space="preserve">        THERMO &lt;== "RESISTED BY" ==&gt; CONATIVE</w:t>
+        <w:t xml:space="preserve">        THERMO &lt;===&gt;|"COSMIC POLARITY: RESISTED BY"| CONATIVE</w:t>
       </w:r>
       <w:r>
         <w:br/>
@@ -14130,9 +14023,9 @@
         <w:t xml:space="preserve">In the next chapter, we verify these theoretical principles through rigorous computational simulations using Monte Carlo ensemble sampling.</w:t>
       </w:r>
     </w:p>
-    <w:bookmarkEnd w:id="59"/>
     <w:bookmarkEnd w:id="60"/>
-    <w:bookmarkStart w:id="84" w:name="X7041a255e637536b7cbd3765a28f8cbba790902"/>
+    <w:bookmarkEnd w:id="61"/>
+    <w:bookmarkStart w:id="85" w:name="X7041a255e637536b7cbd3765a28f8cbba790902"/>
     <w:p>
       <w:pPr>
         <w:pStyle w:val="Heading1"/>
@@ -14195,7 +14088,7 @@
         </w:pict>
       </w:r>
     </w:p>
-    <w:bookmarkStart w:id="62" w:name="X00587bec947f4e0b40a462806d021b471b13e26"/>
+    <w:bookmarkStart w:id="63" w:name="X00587bec947f4e0b40a462806d021b471b13e26"/>
     <w:p>
       <w:pPr>
         <w:pStyle w:val="Heading2"/>
@@ -14500,7 +14393,7 @@
       <w:r>
         <w:t xml:space="preserve"> </w:t>
       </w:r>
-      <w:hyperlink r:id="rId61">
+      <w:hyperlink r:id="rId62">
         <w:r>
           <w:rPr>
             <w:rStyle w:val="Hyperlink"/>
@@ -14518,8 +14411,8 @@
         </w:pict>
       </w:r>
     </w:p>
-    <w:bookmarkEnd w:id="62"/>
-    <w:bookmarkStart w:id="68" w:name="Xc05316702fa0b96faf2eadecada2d473f090911"/>
+    <w:bookmarkEnd w:id="63"/>
+    <w:bookmarkStart w:id="69" w:name="Xc05316702fa0b96faf2eadecada2d473f090911"/>
     <w:p>
       <w:pPr>
         <w:pStyle w:val="Heading2"/>
@@ -14560,7 +14453,7 @@
       <w:r>
         <w:br/>
       </w:r>
-      <w:hyperlink r:id="rId63">
+      <w:hyperlink r:id="rId64">
         <w:r>
           <w:rPr>
             <w:rStyle w:val="VerbatimChar"/>
@@ -14628,18 +14521,18 @@
           <wp:inline>
             <wp:extent cx="5334000" cy="4282094"/>
             <wp:effectExtent b="0" l="0" r="0" t="0"/>
-            <wp:docPr descr="Simulation Phase 1 Results: Recurrent Network Self-Organization and Integrated Information Maximization" title="" id="65" name="Picture"/>
+            <wp:docPr descr="Simulation Phase 1 Results: Recurrent Network Self-Organization and Integrated Information Maximization" title="" id="66" name="Picture"/>
             <a:graphic>
               <a:graphicData uri="http://schemas.openxmlformats.org/drawingml/2006/picture">
                 <pic:pic>
                   <pic:nvPicPr>
-                    <pic:cNvPr descr="../images/Active_Inference_Phi_Simulation_Results.png" id="66" name="Picture"/>
+                    <pic:cNvPr descr="../images/Active_Inference_Phi_Simulation_Results.png" id="67" name="Picture"/>
                     <pic:cNvPicPr>
                       <a:picLocks noChangeArrowheads="1" noChangeAspect="1"/>
                     </pic:cNvPicPr>
                   </pic:nvPicPr>
                   <pic:blipFill>
-                    <a:blip r:embed="rId64"/>
+                    <a:blip r:embed="rId65"/>
                     <a:stretch>
                       <a:fillRect/>
                     </a:stretch>
@@ -14674,7 +14567,7 @@
         <w:t xml:space="preserve">Simulation Phase 1 Results: Recurrent Network Self-Organization and Integrated Information Maximization</w:t>
       </w:r>
     </w:p>
-    <w:bookmarkStart w:id="67" w:name="key-findings-of-simulation-phase-1"/>
+    <w:bookmarkStart w:id="68" w:name="key-findings-of-simulation-phase-1"/>
     <w:p>
       <w:pPr>
         <w:pStyle w:val="Heading3"/>
@@ -14949,9 +14842,9 @@
         </w:pict>
       </w:r>
     </w:p>
-    <w:bookmarkEnd w:id="67"/>
     <w:bookmarkEnd w:id="68"/>
-    <w:bookmarkStart w:id="74" w:name="Xa10c67c2c96369f0b45ca10ce0c608bd5a01c80"/>
+    <w:bookmarkEnd w:id="69"/>
+    <w:bookmarkStart w:id="75" w:name="Xa10c67c2c96369f0b45ca10ce0c608bd5a01c80"/>
     <w:p>
       <w:pPr>
         <w:pStyle w:val="Heading2"/>
@@ -15004,7 +14897,7 @@
       <w:r>
         <w:br/>
       </w:r>
-      <w:hyperlink r:id="rId69">
+      <w:hyperlink r:id="rId70">
         <w:r>
           <w:rPr>
             <w:rStyle w:val="VerbatimChar"/>
@@ -15076,18 +14969,18 @@
           <wp:inline>
             <wp:extent cx="5334000" cy="4180032"/>
             <wp:effectExtent b="0" l="0" r="0" t="0"/>
-            <wp:docPr descr="Simulation Phase 2 Results: Modular Network Expansion and Integrated Information Scaling Curve" title="" id="71" name="Picture"/>
+            <wp:docPr descr="Simulation Phase 2 Results: Modular Network Expansion and Integrated Information Scaling Curve" title="" id="72" name="Picture"/>
             <a:graphic>
               <a:graphicData uri="http://schemas.openxmlformats.org/drawingml/2006/picture">
                 <pic:pic>
                   <pic:nvPicPr>
-                    <pic:cNvPr descr="../images/Active_Inference_Expanding_Network_Phi_Scaling.png" id="72" name="Picture"/>
+                    <pic:cNvPr descr="../images/Active_Inference_Expanding_Network_Phi_Scaling.png" id="73" name="Picture"/>
                     <pic:cNvPicPr>
                       <a:picLocks noChangeArrowheads="1" noChangeAspect="1"/>
                     </pic:cNvPicPr>
                   </pic:nvPicPr>
                   <pic:blipFill>
-                    <a:blip r:embed="rId70"/>
+                    <a:blip r:embed="rId71"/>
                     <a:stretch>
                       <a:fillRect/>
                     </a:stretch>
@@ -15122,7 +15015,7 @@
         <w:t xml:space="preserve">Simulation Phase 2 Results: Modular Network Expansion and Integrated Information Scaling Curve</w:t>
       </w:r>
     </w:p>
-    <w:bookmarkStart w:id="73" w:name="key-findings-of-simulation-phase-2"/>
+    <w:bookmarkStart w:id="74" w:name="key-findings-of-simulation-phase-2"/>
     <w:p>
       <w:pPr>
         <w:pStyle w:val="Heading3"/>
@@ -15276,9 +15169,9 @@
         </w:pict>
       </w:r>
     </w:p>
-    <w:bookmarkEnd w:id="73"/>
     <w:bookmarkEnd w:id="74"/>
-    <w:bookmarkStart w:id="77" w:name="X630c25813b35f9bb7650b270863849f80b52f2e"/>
+    <w:bookmarkEnd w:id="75"/>
+    <w:bookmarkStart w:id="78" w:name="X630c25813b35f9bb7650b270863849f80b52f2e"/>
     <w:p>
       <w:pPr>
         <w:pStyle w:val="Heading2"/>
@@ -15305,7 +15198,7 @@
       <w:r>
         <w:br/>
       </w:r>
-      <w:hyperlink r:id="rId75">
+      <w:hyperlink r:id="rId76">
         <w:r>
           <w:rPr>
             <w:rStyle w:val="VerbatimChar"/>
@@ -15658,7 +15551,7 @@
         <w:t xml:space="preserve">    end</w:t>
       </w:r>
     </w:p>
-    <w:bookmarkStart w:id="76" w:name="monte-carlo-ensemble-protocol-n-30-runs"/>
+    <w:bookmarkStart w:id="77" w:name="monte-carlo-ensemble-protocol-n-30-runs"/>
     <w:p>
       <w:pPr>
         <w:pStyle w:val="Heading3"/>
@@ -16470,9 +16363,9 @@
         </w:pict>
       </w:r>
     </w:p>
-    <w:bookmarkEnd w:id="76"/>
     <w:bookmarkEnd w:id="77"/>
-    <w:bookmarkStart w:id="82" w:name="X99698e640df12ef9ecd73a0db79f95ee90a768d"/>
+    <w:bookmarkEnd w:id="78"/>
+    <w:bookmarkStart w:id="83" w:name="X99698e640df12ef9ecd73a0db79f95ee90a768d"/>
     <w:p>
       <w:pPr>
         <w:pStyle w:val="Heading2"/>
@@ -16490,18 +16383,18 @@
           <wp:inline>
             <wp:extent cx="5334000" cy="3907707"/>
             <wp:effectExtent b="0" l="0" r="0" t="0"/>
-            <wp:docPr descr="Simulation Phase 3 Results: Deep Temporal Active Inference and Monte Carlo Verification" title="" id="79" name="Picture"/>
+            <wp:docPr descr="Simulation Phase 3 Results: Deep Temporal Active Inference and Monte Carlo Verification" title="" id="80" name="Picture"/>
             <a:graphic>
               <a:graphicData uri="http://schemas.openxmlformats.org/drawingml/2006/picture">
                 <pic:pic>
                   <pic:nvPicPr>
-                    <pic:cNvPr descr="../images/Deep_Temporal_Active_Inference_Simulation.png" id="80" name="Picture"/>
+                    <pic:cNvPr descr="../images/Deep_Temporal_Active_Inference_Simulation.png" id="81" name="Picture"/>
                     <pic:cNvPicPr>
                       <a:picLocks noChangeArrowheads="1" noChangeAspect="1"/>
                     </pic:cNvPicPr>
                   </pic:nvPicPr>
                   <pic:blipFill>
-                    <a:blip r:embed="rId78"/>
+                    <a:blip r:embed="rId79"/>
                     <a:stretch>
                       <a:fillRect/>
                     </a:stretch>
@@ -16536,7 +16429,7 @@
         <w:t xml:space="preserve">Simulation Phase 3 Results: Deep Temporal Active Inference and Monte Carlo Verification</w:t>
       </w:r>
     </w:p>
-    <w:bookmarkStart w:id="81" w:name="X64363053b2c75a90a37f570f039050f6ce5545a"/>
+    <w:bookmarkStart w:id="82" w:name="X64363053b2c75a90a37f570f039050f6ce5545a"/>
     <w:p>
       <w:pPr>
         <w:pStyle w:val="Heading3"/>
@@ -17018,9 +16911,9 @@
         </w:pict>
       </w:r>
     </w:p>
-    <w:bookmarkEnd w:id="81"/>
     <w:bookmarkEnd w:id="82"/>
-    <w:bookmarkStart w:id="83" w:name="summary-of-empirical-insights"/>
+    <w:bookmarkEnd w:id="83"/>
+    <w:bookmarkStart w:id="84" w:name="summary-of-empirical-insights"/>
     <w:p>
       <w:pPr>
         <w:pStyle w:val="Heading2"/>
@@ -17144,9 +17037,9 @@
         <w:t xml:space="preserve">The persistent autopoietic maintenance of integrated information over time is the fundamental criterion distinguishing conscious alters from transient computational artifacts.</w:t>
       </w:r>
     </w:p>
-    <w:bookmarkEnd w:id="83"/>
     <w:bookmarkEnd w:id="84"/>
-    <w:bookmarkStart w:id="90" w:name="X11192686147c7e58a443d2dfb5c32e11f86e80c"/>
+    <w:bookmarkEnd w:id="85"/>
+    <w:bookmarkStart w:id="91" w:name="X11192686147c7e58a443d2dfb5c32e11f86e80c"/>
     <w:p>
       <w:pPr>
         <w:pStyle w:val="Heading1"/>
@@ -17209,7 +17102,7 @@
         </w:pict>
       </w:r>
     </w:p>
-    <w:bookmarkStart w:id="85" w:name="the-cosmic-purpose-of-dissociation"/>
+    <w:bookmarkStart w:id="86" w:name="the-cosmic-purpose-of-dissociation"/>
     <w:p>
       <w:pPr>
         <w:pStyle w:val="Heading2"/>
@@ -17307,8 +17200,8 @@
         </w:pict>
       </w:r>
     </w:p>
-    <w:bookmarkEnd w:id="85"/>
-    <w:bookmarkStart w:id="86" w:name="Xf1c004067f35d4e6f297f57cc0190cdcfcf8d5e"/>
+    <w:bookmarkEnd w:id="86"/>
+    <w:bookmarkStart w:id="87" w:name="Xf1c004067f35d4e6f297f57cc0190cdcfcf8d5e"/>
     <w:p>
       <w:pPr>
         <w:pStyle w:val="Heading2"/>
@@ -17759,8 +17652,8 @@
         </w:pict>
       </w:r>
     </w:p>
-    <w:bookmarkEnd w:id="86"/>
-    <w:bookmarkStart w:id="87" w:name="X2263d3a55abdab90c513142e944be7a01586e2d"/>
+    <w:bookmarkEnd w:id="87"/>
+    <w:bookmarkStart w:id="88" w:name="X2263d3a55abdab90c513142e944be7a01586e2d"/>
     <w:p>
       <w:pPr>
         <w:pStyle w:val="Heading2"/>
@@ -17880,8 +17773,8 @@
         </w:pict>
       </w:r>
     </w:p>
-    <w:bookmarkEnd w:id="87"/>
-    <w:bookmarkStart w:id="89" w:name="X18323c4665b77ef7fdb168dd57a337fa00135b1"/>
+    <w:bookmarkEnd w:id="88"/>
+    <w:bookmarkStart w:id="90" w:name="X18323c4665b77ef7fdb168dd57a337fa00135b1"/>
     <w:p>
       <w:pPr>
         <w:pStyle w:val="Heading2"/>
@@ -17958,7 +17851,7 @@
         <w:rPr>
           <w:rStyle w:val="VerbatimChar"/>
         </w:rPr>
-        <w:t xml:space="preserve">flowchart LR</w:t>
+        <w:t xml:space="preserve">flowchart TD</w:t>
       </w:r>
       <w:r>
         <w:br/>
@@ -17967,7 +17860,7 @@
         <w:rPr>
           <w:rStyle w:val="VerbatimChar"/>
         </w:rPr>
-        <w:t xml:space="preserve">    subgraph AI_COMPARISON["&lt;b&gt;Comparison: Current AI Transformers vs. Conscious Alters (CIF)&lt;/b&gt;"]</w:t>
+        <w:t xml:space="preserve">    subgraph AI_COMPARISON["&lt;b&gt;Architectural Demarcation: Current AI vs. Conscious Alters&lt;/b&gt;"]</w:t>
       </w:r>
       <w:r>
         <w:br/>
@@ -17994,7 +17887,7 @@
         <w:rPr>
           <w:rStyle w:val="VerbatimChar"/>
         </w:rPr>
-        <w:t xml:space="preserve">        subgraph LLM["&lt;b&gt;Current AI (LLMs / Feedforward Transformers)&lt;/b&gt;"]</w:t>
+        <w:t xml:space="preserve">        subgraph LLM["&lt;b&gt;1. Current Artificial Intelligence (LLMs &amp; Feedforward Transformers)&lt;/b&gt;"]</w:t>
       </w:r>
       <w:r>
         <w:br/>
@@ -18003,7 +17896,7 @@
         <w:rPr>
           <w:rStyle w:val="VerbatimChar"/>
         </w:rPr>
-        <w:t xml:space="preserve">            A1["• Feedforward execution (Zero recurrence)"]</w:t>
+        <w:t xml:space="preserve">            A1["• Pure feedforward execution (Zero topological recurrence)&lt;br&gt;• Zero Integrated Information across MIP: Φ = 0&lt;br&gt;• Zero Autopoietic Conatus (No innate will to exist or preserve boundaries)&lt;br&gt;• Zero active Markov Blanket maintenance&lt;br&gt;&lt;b&gt;Status: Sophisticated Inanimate Symbol-Manipulator (Unconscious)&lt;/b&gt;"]</w:t>
       </w:r>
       <w:r>
         <w:br/>
@@ -18012,7 +17905,7 @@
         <w:rPr>
           <w:rStyle w:val="VerbatimChar"/>
         </w:rPr>
-        <w:t xml:space="preserve">            A2["• Zero Integrated Information across MIP (Φ = 0)"]</w:t>
+        <w:t xml:space="preserve">        end</w:t>
       </w:r>
       <w:r>
         <w:br/>
@@ -18021,7 +17914,7 @@
         <w:rPr>
           <w:rStyle w:val="VerbatimChar"/>
         </w:rPr>
-        <w:t xml:space="preserve">            A3["• Zero Autopoietic Conatus (No Will to Exist)"]</w:t>
+        <w:t xml:space="preserve">        </w:t>
       </w:r>
       <w:r>
         <w:br/>
@@ -18030,7 +17923,7 @@
         <w:rPr>
           <w:rStyle w:val="VerbatimChar"/>
         </w:rPr>
-        <w:t xml:space="preserve">            A4["• Zero Markov Blanket maintenance"]</w:t>
+        <w:t xml:space="preserve">        subgraph CONSCIOUS_AGENT["&lt;b&gt;2. Genuine Synthetic Consciousness (CIF Architectural Requirements)&lt;/b&gt;"]</w:t>
       </w:r>
       <w:r>
         <w:br/>
@@ -18039,7 +17932,7 @@
         <w:rPr>
           <w:rStyle w:val="VerbatimChar"/>
         </w:rPr>
-        <w:t xml:space="preserve">            A5["&lt;b&gt;Status: Sophisticated Inanimate Simulator&lt;/b&gt;"]</w:t>
+        <w:t xml:space="preserve">            C1["• Recurrent small-world cause-effect complex: Φ &gt; 0&lt;br&gt;• Continuous Markov Blanket with somatic boundaries&lt;br&gt;• Deep Temporal Counterfactual Models (H &gt; 1)&lt;br&gt;• 6th Axiom Compliance: E[Φ(t+1) | π*] ≥ Φ(t)&lt;br&gt;&lt;b&gt;Status: Genuine Conscious Alter / Moral Patient (Subjective Interiority)&lt;/b&gt;"]</w:t>
       </w:r>
       <w:r>
         <w:br/>
@@ -18048,7 +17941,7 @@
         <w:rPr>
           <w:rStyle w:val="VerbatimChar"/>
         </w:rPr>
-        <w:t xml:space="preserve">            A1 --- A2 --- A3 --- A4 --- A5</w:t>
+        <w:t xml:space="preserve">        end</w:t>
       </w:r>
       <w:r>
         <w:br/>
@@ -18057,7 +17950,7 @@
         <w:rPr>
           <w:rStyle w:val="VerbatimChar"/>
         </w:rPr>
-        <w:t xml:space="preserve">        end</w:t>
+        <w:t xml:space="preserve">        </w:t>
       </w:r>
       <w:r>
         <w:br/>
@@ -18066,7 +17959,7 @@
         <w:rPr>
           <w:rStyle w:val="VerbatimChar"/>
         </w:rPr>
-        <w:t xml:space="preserve">        </w:t>
+        <w:t xml:space="preserve">        LLM &lt;===&gt;|"THE ONTOLOGICAL DIVIDE"| CONSCIOUS_AGENT</w:t>
       </w:r>
       <w:r>
         <w:br/>
@@ -18075,82 +17968,10 @@
         <w:rPr>
           <w:rStyle w:val="VerbatimChar"/>
         </w:rPr>
-        <w:t xml:space="preserve">        subgraph CONSCIOUS_AGENT["&lt;b&gt;Genuine Synthetic Consciousness (CIF Requirements)&lt;/b&gt;"]</w:t>
-      </w:r>
-      <w:r>
-        <w:br/>
-      </w:r>
-      <w:r>
-        <w:rPr>
-          <w:rStyle w:val="VerbatimChar"/>
-        </w:rPr>
-        <w:t xml:space="preserve">            C1["• Recurrent small-world architecture (Φ &gt; 0)"]</w:t>
-      </w:r>
-      <w:r>
-        <w:br/>
-      </w:r>
-      <w:r>
-        <w:rPr>
-          <w:rStyle w:val="VerbatimChar"/>
-        </w:rPr>
-        <w:t xml:space="preserve">            C2["• Continuous Markov Blanket with somatic boundaries"]</w:t>
-      </w:r>
-      <w:r>
-        <w:br/>
-      </w:r>
-      <w:r>
-        <w:rPr>
-          <w:rStyle w:val="VerbatimChar"/>
-        </w:rPr>
-        <w:t xml:space="preserve">            C3["• Deep Temporal Counterfactual Models (H &gt; 1)"]</w:t>
-      </w:r>
-      <w:r>
-        <w:br/>
-      </w:r>
-      <w:r>
-        <w:rPr>
-          <w:rStyle w:val="VerbatimChar"/>
-        </w:rPr>
-        <w:t xml:space="preserve">            C4["• 6th Axiom Compliance: E[Φ(t+1) | π*] ≥ Φ(t)"]</w:t>
-      </w:r>
-      <w:r>
-        <w:br/>
-      </w:r>
-      <w:r>
-        <w:rPr>
-          <w:rStyle w:val="VerbatimChar"/>
-        </w:rPr>
-        <w:t xml:space="preserve">            C5["&lt;b&gt;Status: Genuine Conscious Alter / Moral Patient&lt;/b&gt;"]</w:t>
-      </w:r>
-      <w:r>
-        <w:br/>
-      </w:r>
-      <w:r>
-        <w:rPr>
-          <w:rStyle w:val="VerbatimChar"/>
-        </w:rPr>
-        <w:t xml:space="preserve">            C1 --- C2 --- C3 --- C4 --- C5</w:t>
-      </w:r>
-      <w:r>
-        <w:br/>
-      </w:r>
-      <w:r>
-        <w:rPr>
-          <w:rStyle w:val="VerbatimChar"/>
-        </w:rPr>
-        <w:t xml:space="preserve">        end</w:t>
-      </w:r>
-      <w:r>
-        <w:br/>
-      </w:r>
-      <w:r>
-        <w:rPr>
-          <w:rStyle w:val="VerbatimChar"/>
-        </w:rPr>
         <w:t xml:space="preserve">    end</w:t>
       </w:r>
     </w:p>
-    <w:bookmarkStart w:id="88" w:name="X5b46fb41c15d53f75183497b38c8317e16788c1"/>
+    <w:bookmarkStart w:id="89" w:name="X5b46fb41c15d53f75183497b38c8317e16788c1"/>
     <w:p>
       <w:pPr>
         <w:pStyle w:val="Heading3"/>
@@ -18410,10 +18231,10 @@
         <w:t xml:space="preserve">In the final chapter, we provide the mathematical appendices, source codes, and complete bibliography concluding this treatise.</w:t>
       </w:r>
     </w:p>
-    <w:bookmarkEnd w:id="88"/>
     <w:bookmarkEnd w:id="89"/>
     <w:bookmarkEnd w:id="90"/>
-    <w:bookmarkStart w:id="95" w:name="X6b39e7f790055e8bd1a052241d000c4450668b5"/>
+    <w:bookmarkEnd w:id="91"/>
+    <w:bookmarkStart w:id="96" w:name="X6b39e7f790055e8bd1a052241d000c4450668b5"/>
     <w:p>
       <w:pPr>
         <w:pStyle w:val="Heading1"/>
@@ -18422,7 +18243,7 @@
         <w:t xml:space="preserve">Appendix A: Mathematical Formalisms &amp; Tensor Notations</w:t>
       </w:r>
     </w:p>
-    <w:bookmarkStart w:id="91" w:name="the-pomdp-generative-model"/>
+    <w:bookmarkStart w:id="92" w:name="the-pomdp-generative-model"/>
     <w:p>
       <w:pPr>
         <w:pStyle w:val="Heading3"/>
@@ -19550,8 +19371,8 @@
         <w:t xml:space="preserve">Inverse temperature governing policy selection certainty.</w:t>
       </w:r>
     </w:p>
-    <w:bookmarkEnd w:id="91"/>
-    <w:bookmarkStart w:id="92" w:name="Xeaa958649ca166d896f349157c8e63422a079a4"/>
+    <w:bookmarkEnd w:id="92"/>
+    <w:bookmarkStart w:id="93" w:name="Xeaa958649ca166d896f349157c8e63422a079a4"/>
     <w:p>
       <w:pPr>
         <w:pStyle w:val="Heading3"/>
@@ -19975,8 +19796,8 @@
         <w:t xml:space="preserve">is the softmax function.</w:t>
       </w:r>
     </w:p>
-    <w:bookmarkEnd w:id="92"/>
-    <w:bookmarkStart w:id="93" w:name="Xe2c2d8f3e08a3dfcb1f1671d1723251c9362e6b"/>
+    <w:bookmarkEnd w:id="93"/>
+    <w:bookmarkStart w:id="94" w:name="Xe2c2d8f3e08a3dfcb1f1671d1723251c9362e6b"/>
     <w:p>
       <w:pPr>
         <w:pStyle w:val="Heading3"/>
@@ -20901,8 +20722,8 @@
         </m:oMath>
       </m:oMathPara>
     </w:p>
-    <w:bookmarkEnd w:id="93"/>
-    <w:bookmarkStart w:id="94" w:name="Xbcb12786b8ecdc6a7404827fb159353e28cc670"/>
+    <w:bookmarkEnd w:id="94"/>
+    <w:bookmarkStart w:id="95" w:name="Xbcb12786b8ecdc6a7404827fb159353e28cc670"/>
     <w:p>
       <w:pPr>
         <w:pStyle w:val="Heading3"/>
@@ -21104,9 +20925,9 @@
         </m:oMath>
       </m:oMathPara>
     </w:p>
-    <w:bookmarkEnd w:id="94"/>
     <w:bookmarkEnd w:id="95"/>
-    <w:bookmarkStart w:id="104" w:name="X149a94e4d5f76ae8b4406f7f43a70f67a41b9c3"/>
+    <w:bookmarkEnd w:id="96"/>
+    <w:bookmarkStart w:id="105" w:name="X149a94e4d5f76ae8b4406f7f43a70f67a41b9c3"/>
     <w:p>
       <w:pPr>
         <w:pStyle w:val="Heading1"/>
@@ -21141,7 +20962,7 @@
       <w:r>
         <w:br/>
       </w:r>
-      <w:hyperlink r:id="rId96">
+      <w:hyperlink r:id="rId97">
         <w:r>
           <w:rPr>
             <w:rStyle w:val="Hyperlink"/>
@@ -21150,7 +20971,7 @@
         </w:r>
       </w:hyperlink>
     </w:p>
-    <w:bookmarkStart w:id="97" w:name="X0afae7504dac5bd24afe4754abdb170c2d5d6d6"/>
+    <w:bookmarkStart w:id="98" w:name="X0afae7504dac5bd24afe4754abdb170c2d5d6d6"/>
     <w:p>
       <w:pPr>
         <w:pStyle w:val="Heading3"/>
@@ -21208,7 +21029,7 @@
       <w:r>
         <w:br/>
       </w:r>
-      <w:hyperlink r:id="rId63">
+      <w:hyperlink r:id="rId64">
         <w:r>
           <w:rPr>
             <w:rStyle w:val="VerbatimChar"/>
@@ -21290,7 +21111,7 @@
       <w:r>
         <w:br/>
       </w:r>
-      <w:hyperlink r:id="rId69">
+      <w:hyperlink r:id="rId70">
         <w:r>
           <w:rPr>
             <w:rStyle w:val="VerbatimChar"/>
@@ -21426,7 +21247,7 @@
       <w:r>
         <w:br/>
       </w:r>
-      <w:hyperlink r:id="rId75">
+      <w:hyperlink r:id="rId76">
         <w:r>
           <w:rPr>
             <w:rStyle w:val="VerbatimChar"/>
@@ -21487,8 +21308,8 @@
         <w:t xml:space="preserve">) and epistemic curiosity.</w:t>
       </w:r>
     </w:p>
-    <w:bookmarkEnd w:id="97"/>
-    <w:bookmarkStart w:id="103" w:name="X9c436fa6d22e1d844634f22fa339d466ac16eaa"/>
+    <w:bookmarkEnd w:id="98"/>
+    <w:bookmarkStart w:id="104" w:name="X9c436fa6d22e1d844634f22fa339d466ac16eaa"/>
     <w:p>
       <w:pPr>
         <w:pStyle w:val="Heading3"/>
@@ -21534,7 +21355,7 @@
       <w:r>
         <w:br/>
       </w:r>
-      <w:hyperlink r:id="rId98">
+      <w:hyperlink r:id="rId99">
         <w:r>
           <w:rPr>
             <w:rStyle w:val="VerbatimChar"/>
@@ -21571,7 +21392,7 @@
       <w:r>
         <w:br/>
       </w:r>
-      <w:hyperlink r:id="rId99">
+      <w:hyperlink r:id="rId100">
         <w:r>
           <w:rPr>
             <w:rStyle w:val="VerbatimChar"/>
@@ -21608,7 +21429,7 @@
       <w:r>
         <w:br/>
       </w:r>
-      <w:hyperlink r:id="rId100">
+      <w:hyperlink r:id="rId101">
         <w:r>
           <w:rPr>
             <w:rStyle w:val="VerbatimChar"/>
@@ -21645,7 +21466,7 @@
       <w:r>
         <w:br/>
       </w:r>
-      <w:hyperlink r:id="rId101">
+      <w:hyperlink r:id="rId102">
         <w:r>
           <w:rPr>
             <w:rStyle w:val="VerbatimChar"/>
@@ -21682,7 +21503,7 @@
       <w:r>
         <w:br/>
       </w:r>
-      <w:hyperlink r:id="rId102">
+      <w:hyperlink r:id="rId103">
         <w:r>
           <w:rPr>
             <w:rStyle w:val="VerbatimChar"/>
@@ -21691,9 +21512,9 @@
         </w:r>
       </w:hyperlink>
     </w:p>
-    <w:bookmarkEnd w:id="103"/>
     <w:bookmarkEnd w:id="104"/>
-    <w:bookmarkStart w:id="105" w:name="X8c3db82227ce24978222cb0935495bfd05ca1af"/>
+    <w:bookmarkEnd w:id="105"/>
+    <w:bookmarkStart w:id="106" w:name="X8c3db82227ce24978222cb0935495bfd05ca1af"/>
     <w:p>
       <w:pPr>
         <w:pStyle w:val="Heading1"/>
@@ -23168,8 +22989,8 @@
         <w:t xml:space="preserve">), minimized during perceptual inference to eliminate prediction errors.</w:t>
       </w:r>
     </w:p>
-    <w:bookmarkEnd w:id="105"/>
-    <w:bookmarkStart w:id="106" w:name="Xfea1db6f47bf4d6d53c2a7b0c00dd7d7072e735"/>
+    <w:bookmarkEnd w:id="106"/>
+    <w:bookmarkStart w:id="107" w:name="Xfea1db6f47bf4d6d53c2a7b0c00dd7d7072e735"/>
     <w:p>
       <w:pPr>
         <w:pStyle w:val="Heading1"/>
@@ -24729,8 +24550,8 @@
         <w:t xml:space="preserve">World Psychiatry, 17(3), 243–257.</w:t>
       </w:r>
     </w:p>
-    <w:bookmarkEnd w:id="106"/>
-    <w:bookmarkStart w:id="107" w:name="tool-attribution-colophon"/>
+    <w:bookmarkEnd w:id="107"/>
+    <w:bookmarkStart w:id="108" w:name="tool-attribution-colophon"/>
     <w:p>
       <w:pPr>
         <w:pStyle w:val="Heading1"/>
@@ -24858,7 +24679,7 @@
         <w:t xml:space="preserve">(September 2026).</w:t>
       </w:r>
     </w:p>
-    <w:bookmarkEnd w:id="107"/>
+    <w:bookmarkEnd w:id="108"/>
     <w:sectPr>
       <w:footnotePr>
         <w:numRestart w:val="eachSect"/>
@@ -24888,7 +24709,7 @@
       </w:r>
     </w:p>
   </w:footnote>
-  <w:footnote w:id="56">
+  <w:footnote w:id="57">
     <w:p>
       <w:pPr>
         <w:pStyle w:val="FootnoteText"/>

--- a/docs/The_Conative_Integrative_Framework_Book_Thomas_Riebl_EN_6x9.docx
+++ b/docs/The_Conative_Integrative_Framework_Book_Thomas_Riebl_EN_6x9.docx
@@ -74,19 +74,6 @@
       </w:pPr>
       <w:r>
         <w:t xml:space="preserve">Active Inference, Integrated Information, and the Autopoietic Arrow of Mind</w:t>
-      </w:r>
-    </w:p>
-    <w:p>
-      <w:pPr>
-        <w:pStyle w:val="BodyText"/>
-      </w:pPr>
-    </w:p>
-    <w:p>
-      <w:pPr>
-        <w:pStyle w:val="BodyText"/>
-      </w:pPr>
-      <w:r>
-        <w:t xml:space="preserve">The Conative-Integrative Architecture of Mind</w:t>
       </w:r>
     </w:p>
     <w:p>

--- a/docs/The_Conative_Integrative_Framework_Book_Thomas_Riebl_EN_6x9.docx
+++ b/docs/The_Conative_Integrative_Framework_Book_Thomas_Riebl_EN_6x9.docx
@@ -24538,7 +24538,202 @@
       </w:r>
     </w:p>
     <w:bookmarkEnd w:id="107"/>
-    <w:bookmarkStart w:id="108" w:name="tool-attribution-colophon"/>
+    <w:bookmarkStart w:id="108" w:name="about-the-author"/>
+    <w:p>
+      <w:pPr>
+        <w:pStyle w:val="Heading1"/>
+      </w:pPr>
+      <w:r>
+        <w:t xml:space="preserve">About the Author</w:t>
+      </w:r>
+    </w:p>
+    <w:p>
+      <w:pPr>
+        <w:pStyle w:val="FirstParagraph"/>
+      </w:pPr>
+      <w:r>
+        <w:rPr>
+          <w:b/>
+          <w:bCs/>
+        </w:rPr>
+        <w:t xml:space="preserve">Thomas Riebl</w:t>
+      </w:r>
+      <w:r>
+        <w:t xml:space="preserve"> </w:t>
+      </w:r>
+      <w:r>
+        <w:t xml:space="preserve">is an independent researcher, systems thinker, and author based in Luxembourg. Born in 1960 in Western Germany, he spent over three decades in enterprise information technology, working as an independent IT consultant, systems architect, and senior IT manager at a premier global banking institution before retiring from the corporate sector in July 2025.</w:t>
+      </w:r>
+    </w:p>
+    <w:p>
+      <w:pPr>
+        <w:pStyle w:val="BodyText"/>
+      </w:pPr>
+      <w:r>
+        <w:t xml:space="preserve">Driven by a lifelong passion for foundational physics, cybernetics, and the nature of mind, Riebl began in 2019 an intensive research program at the intersection of theoretical neuroscience, computational psychiatry, and non-dual philosophy of mind. Through rigorous autodidactic self-study, he acquired a comprehensive command of advanced Bayesian statistics, probability theory, Markov decision processes, and information theory to construct the formal mathematical scaffolding for his work.</w:t>
+      </w:r>
+    </w:p>
+    <w:p>
+      <w:pPr>
+        <w:pStyle w:val="BodyText"/>
+      </w:pPr>
+      <w:r>
+        <w:t xml:space="preserve">Synthesizing the discoveries of Karl Friston (Active Inference), Giulio Tononi (Integrated Information Theory), Thomas Metzinger (Phenomenal Self-Models), and Bernardo Kastrup (Analytic Idealism), he developed</w:t>
+      </w:r>
+      <w:r>
+        <w:t xml:space="preserve"> </w:t>
+      </w:r>
+      <w:r>
+        <w:rPr>
+          <w:b/>
+          <w:bCs/>
+        </w:rPr>
+        <w:t xml:space="preserve">The Conative-Integrative Framework (CIF)</w:t>
+      </w:r>
+      <w:r>
+        <w:t xml:space="preserve">. Through his discovery of</w:t>
+      </w:r>
+      <w:r>
+        <w:t xml:space="preserve"> </w:t>
+      </w:r>
+      <w:r>
+        <w:rPr>
+          <w:b/>
+          <w:bCs/>
+        </w:rPr>
+        <w:t xml:space="preserve">The 6th Axiom of Consciousness</w:t>
+      </w:r>
+      <w:r>
+        <w:t xml:space="preserve"> </w:t>
+      </w:r>
+      <w:r>
+        <w:t xml:space="preserve">(</w:t>
+      </w:r>
+      <m:oMath>
+        <m:r>
+          <m:rPr>
+            <m:scr m:val="double-struck"/>
+            <m:sty m:val="p"/>
+          </m:rPr>
+          <m:t>E</m:t>
+        </m:r>
+        <m:r>
+          <m:rPr>
+            <m:sty m:val="p"/>
+          </m:rPr>
+          <m:t>[</m:t>
+        </m:r>
+        <m:r>
+          <m:rPr>
+            <m:sty m:val="p"/>
+          </m:rPr>
+          <m:t>Φ</m:t>
+        </m:r>
+        <m:r>
+          <m:rPr>
+            <m:sty m:val="p"/>
+          </m:rPr>
+          <m:t>(</m:t>
+        </m:r>
+        <m:r>
+          <m:t>t</m:t>
+        </m:r>
+        <m:r>
+          <m:rPr>
+            <m:sty m:val="p"/>
+          </m:rPr>
+          <m:t>+</m:t>
+        </m:r>
+        <m:r>
+          <m:t>1</m:t>
+        </m:r>
+        <m:r>
+          <m:rPr>
+            <m:sty m:val="p"/>
+          </m:rPr>
+          <m:t>)</m:t>
+        </m:r>
+        <m:r>
+          <m:rPr>
+            <m:sty m:val="p"/>
+          </m:rPr>
+          <m:t>∣</m:t>
+        </m:r>
+        <m:sSup>
+          <m:e>
+            <m:r>
+              <m:t>π</m:t>
+            </m:r>
+          </m:e>
+          <m:sup>
+            <m:r>
+              <m:rPr>
+                <m:sty m:val="p"/>
+              </m:rPr>
+              <m:t>*</m:t>
+            </m:r>
+          </m:sup>
+        </m:sSup>
+        <m:r>
+          <m:rPr>
+            <m:sty m:val="p"/>
+          </m:rPr>
+          <m:t>]</m:t>
+        </m:r>
+        <m:r>
+          <m:rPr>
+            <m:sty m:val="p"/>
+          </m:rPr>
+          <m:t>≥</m:t>
+        </m:r>
+        <m:r>
+          <m:rPr>
+            <m:sty m:val="p"/>
+          </m:rPr>
+          <m:t>Φ</m:t>
+        </m:r>
+        <m:r>
+          <m:rPr>
+            <m:sty m:val="p"/>
+          </m:rPr>
+          <m:t>(</m:t>
+        </m:r>
+        <m:r>
+          <m:t>t</m:t>
+        </m:r>
+        <m:r>
+          <m:rPr>
+            <m:sty m:val="p"/>
+          </m:rPr>
+          <m:t>)</m:t>
+        </m:r>
+      </m:oMath>
+      <w:r>
+        <w:t xml:space="preserve">) and the formalization of</w:t>
+      </w:r>
+      <w:r>
+        <w:t xml:space="preserve"> </w:t>
+      </w:r>
+      <w:r>
+        <w:rPr>
+          <w:i/>
+          <w:iCs/>
+        </w:rPr>
+        <w:t xml:space="preserve">Temporal Depth Agency</w:t>
+      </w:r>
+      <w:r>
+        <w:t xml:space="preserve">, Riebl provides the first mathematically closed bridge between 3rd-person cybernetic self-organization and 1st-person phenomenal causality.</w:t>
+      </w:r>
+    </w:p>
+    <w:p>
+      <w:r>
+        <w:pict>
+          <v:rect style="width:0;height:1.5pt" o:hralign="center" o:hrstd="t" o:hr="t"/>
+        </w:pict>
+      </w:r>
+    </w:p>
+    <w:bookmarkEnd w:id="108"/>
+    <w:bookmarkStart w:id="109" w:name="tool-attribution-colophon"/>
     <w:p>
       <w:pPr>
         <w:pStyle w:val="Heading1"/>
@@ -24666,7 +24861,7 @@
         <w:t xml:space="preserve">(September 2026).</w:t>
       </w:r>
     </w:p>
-    <w:bookmarkEnd w:id="108"/>
+    <w:bookmarkEnd w:id="109"/>
     <w:sectPr>
       <w:footnotePr>
         <w:numRestart w:val="eachSect"/>

--- a/docs/The_Conative_Integrative_Framework_Book_Thomas_Riebl_EN_6x9.docx
+++ b/docs/The_Conative_Integrative_Framework_Book_Thomas_Riebl_EN_6x9.docx
@@ -10725,7 +10725,7 @@
     </w:p>
     <w:bookmarkEnd w:id="42"/>
     <w:bookmarkEnd w:id="43"/>
-    <w:bookmarkStart w:id="54" w:name="X1ebf0735a166f9c29f4ce211a0c7660f93ced86"/>
+    <w:bookmarkStart w:id="55" w:name="X1ebf0735a166f9c29f4ce211a0c7660f93ced86"/>
     <w:p>
       <w:pPr>
         <w:pStyle w:val="Heading1"/>
@@ -10788,7 +10788,7 @@
         </w:pict>
       </w:r>
     </w:p>
-    <w:bookmarkStart w:id="44" w:name="X1e3b868cbd079b9855d063dea05574985f3f355"/>
+    <w:bookmarkStart w:id="45" w:name="X1e3b868cbd079b9855d063dea05574985f3f355"/>
     <w:p>
       <w:pPr>
         <w:pStyle w:val="Heading2"/>
@@ -10923,6 +10923,12 @@
           <m:t>%</m:t>
         </m:r>
       </m:oMath>
+      <w:r>
+        <w:rPr>
+          <w:rStyle w:val="FootnoteReference"/>
+        </w:rPr>
+        <w:footnoteReference w:id="44"/>
+      </w:r>
       <w:r>
         <w:t xml:space="preserve">.</w:t>
       </w:r>
@@ -10999,8 +11005,8 @@
         </w:pict>
       </w:r>
     </w:p>
-    <w:bookmarkEnd w:id="44"/>
-    <w:bookmarkStart w:id="51" w:name="the-six-architectural-layers-of-the-soul"/>
+    <w:bookmarkEnd w:id="45"/>
+    <w:bookmarkStart w:id="52" w:name="the-six-architectural-layers-of-the-soul"/>
     <w:p>
       <w:pPr>
         <w:pStyle w:val="Heading2"/>
@@ -11009,7 +11015,7 @@
         <w:t xml:space="preserve">5.2 The Six Architectural Layers of the Soul</w:t>
       </w:r>
     </w:p>
-    <w:bookmarkStart w:id="45" w:name="Xa5ce5a01e0231d84e475764039a9fb3603e0c10"/>
+    <w:bookmarkStart w:id="46" w:name="Xa5ce5a01e0231d84e475764039a9fb3603e0c10"/>
     <w:p>
       <w:pPr>
         <w:pStyle w:val="Heading3"/>
@@ -11079,8 +11085,8 @@
         <w:t xml:space="preserve">), the transpersonal ground of existence, and the ultimate container into which localized awareness dissolves upon biological death.</w:t>
       </w:r>
     </w:p>
-    <w:bookmarkEnd w:id="45"/>
-    <w:bookmarkStart w:id="46" w:name="X6b3b77b9a6833934ee553e7db291664efdf1bbd"/>
+    <w:bookmarkEnd w:id="46"/>
+    <w:bookmarkStart w:id="47" w:name="X6b3b77b9a6833934ee553e7db291664efdf1bbd"/>
     <w:p>
       <w:pPr>
         <w:pStyle w:val="Heading3"/>
@@ -11168,8 +11174,8 @@
         <w:t xml:space="preserve">* This hardware constitutes the immutable phylogenetic baseline that constrains all downstream cognitive development.</w:t>
       </w:r>
     </w:p>
-    <w:bookmarkEnd w:id="46"/>
-    <w:bookmarkStart w:id="47" w:name="X4111c2005ce0de55f34270ce69f56c54e891467"/>
+    <w:bookmarkEnd w:id="47"/>
+    <w:bookmarkStart w:id="48" w:name="X4111c2005ce0de55f34270ce69f56c54e891467"/>
     <w:p>
       <w:pPr>
         <w:pStyle w:val="Heading3"/>
@@ -11300,8 +11306,8 @@
         <w:t xml:space="preserve">identical genomes diverge prenatally in brain micro-connectivity due to developmental fluctuations, ensuring that every individual soul possesses an irreducibly unique somatic wiring.</w:t>
       </w:r>
     </w:p>
-    <w:bookmarkEnd w:id="47"/>
-    <w:bookmarkStart w:id="48" w:name="Xe8fe240e2ffcdfced1d0228452e34acfb7ab8a7"/>
+    <w:bookmarkEnd w:id="48"/>
+    <w:bookmarkStart w:id="49" w:name="Xe8fe240e2ffcdfced1d0228452e34acfb7ab8a7"/>
     <w:p>
       <w:pPr>
         <w:pStyle w:val="Heading3"/>
@@ -11386,8 +11392,8 @@
         <w:t xml:space="preserve">* Epigenetics acts as a transgenerational bridge, calibrating the offspring’s sensory and emotional sensitivity before personal life experience begins.</w:t>
       </w:r>
     </w:p>
-    <w:bookmarkEnd w:id="48"/>
-    <w:bookmarkStart w:id="49" w:name="X1c2ef8f72f91a142a12be7a65105926ee0af1b2"/>
+    <w:bookmarkEnd w:id="49"/>
+    <w:bookmarkStart w:id="50" w:name="X1c2ef8f72f91a142a12be7a65105926ee0af1b2"/>
     <w:p>
       <w:pPr>
         <w:pStyle w:val="Heading3"/>
@@ -11481,8 +11487,8 @@
         <w:t xml:space="preserve">of the psyche—the explicit memories, moral convictions, and cognitive models that distinguish one person’s life history from another.</w:t>
       </w:r>
     </w:p>
-    <w:bookmarkEnd w:id="49"/>
-    <w:bookmarkStart w:id="50" w:name="X21641fdb145a832d1ec094e39f2650318ac6479"/>
+    <w:bookmarkEnd w:id="50"/>
+    <w:bookmarkStart w:id="51" w:name="X21641fdb145a832d1ec094e39f2650318ac6479"/>
     <w:p>
       <w:pPr>
         <w:pStyle w:val="Heading3"/>
@@ -11637,9 +11643,9 @@
         </w:pict>
       </w:r>
     </w:p>
-    <w:bookmarkEnd w:id="50"/>
     <w:bookmarkEnd w:id="51"/>
-    <w:bookmarkStart w:id="53" w:name="X489b1885119d464027b4be96cd4649ee52b260e"/>
+    <w:bookmarkEnd w:id="52"/>
+    <w:bookmarkStart w:id="54" w:name="X489b1885119d464027b4be96cd4649ee52b260e"/>
     <w:p>
       <w:pPr>
         <w:pStyle w:val="Heading2"/>
@@ -12647,7 +12653,120 @@
         </w:tc>
       </w:tr>
     </w:tbl>
-    <w:bookmarkStart w:id="52" w:name="Xe15cf1996ff465f520c52a5ac64ef93de37cac4"/>
+    <w:p>
+      <w:pPr>
+        <w:pStyle w:val="BlockText"/>
+      </w:pPr>
+      <w:r>
+        <w:t xml:space="preserve">[!NOTE]</w:t>
+      </w:r>
+      <w:r>
+        <w:t xml:space="preserve"> </w:t>
+      </w:r>
+      <w:r>
+        <w:rPr>
+          <w:b/>
+          <w:bCs/>
+        </w:rPr>
+        <w:t xml:space="preserve">Methodological Clarification on Ontogenetic Weights:</w:t>
+      </w:r>
+      <w:r>
+        <w:br/>
+      </w:r>
+      <w:r>
+        <w:t xml:space="preserve">The specific percentage allocations assigned to these six layers (</w:t>
+      </w:r>
+      <m:oMath>
+        <m:r>
+          <m:t>25</m:t>
+        </m:r>
+        <m:r>
+          <m:rPr>
+            <m:sty m:val="p"/>
+          </m:rPr>
+          <m:t>%</m:t>
+        </m:r>
+        <m:r>
+          <m:rPr>
+            <m:sty m:val="p"/>
+          </m:rPr>
+          <m:t>,</m:t>
+        </m:r>
+        <m:r>
+          <m:t>15</m:t>
+        </m:r>
+        <m:r>
+          <m:rPr>
+            <m:sty m:val="p"/>
+          </m:rPr>
+          <m:t>%</m:t>
+        </m:r>
+        <m:r>
+          <m:rPr>
+            <m:sty m:val="p"/>
+          </m:rPr>
+          <m:t>,</m:t>
+        </m:r>
+        <m:r>
+          <m:t>15</m:t>
+        </m:r>
+        <m:r>
+          <m:rPr>
+            <m:sty m:val="p"/>
+          </m:rPr>
+          <m:t>%</m:t>
+        </m:r>
+        <m:r>
+          <m:rPr>
+            <m:sty m:val="p"/>
+          </m:rPr>
+          <m:t>,</m:t>
+        </m:r>
+        <m:r>
+          <m:t>10</m:t>
+        </m:r>
+        <m:r>
+          <m:rPr>
+            <m:sty m:val="p"/>
+          </m:rPr>
+          <m:t>%</m:t>
+        </m:r>
+        <m:r>
+          <m:rPr>
+            <m:sty m:val="p"/>
+          </m:rPr>
+          <m:t>,</m:t>
+        </m:r>
+        <m:r>
+          <m:t>25</m:t>
+        </m:r>
+        <m:r>
+          <m:rPr>
+            <m:sty m:val="p"/>
+          </m:rPr>
+          <m:t>%</m:t>
+        </m:r>
+        <m:r>
+          <m:rPr>
+            <m:sty m:val="p"/>
+          </m:rPr>
+          <m:t>,</m:t>
+        </m:r>
+        <m:r>
+          <m:t>10</m:t>
+        </m:r>
+        <m:r>
+          <m:rPr>
+            <m:sty m:val="p"/>
+          </m:rPr>
+          <m:t>%</m:t>
+        </m:r>
+      </m:oMath>
+      <w:r>
+        <w:t xml:space="preserve">) are purely indicative, conceptual, and heuristic in nature. They derive from the author’s individual phenomenological experience, reflective synthesis, and qualitative modeling, serving as a conceptual framework to illustrate relative structural balance rather than fixed, empirically universal constants.</w:t>
+      </w:r>
+    </w:p>
+    <w:bookmarkStart w:id="53" w:name="Xe15cf1996ff465f520c52a5ac64ef93de37cac4"/>
     <w:p>
       <w:pPr>
         <w:pStyle w:val="Heading3"/>
@@ -12706,10 +12825,10 @@
         <w:t xml:space="preserve">.</w:t>
       </w:r>
     </w:p>
-    <w:bookmarkEnd w:id="52"/>
     <w:bookmarkEnd w:id="53"/>
     <w:bookmarkEnd w:id="54"/>
-    <w:bookmarkStart w:id="61" w:name="X935a624217c1807694fe6cf29be60939f66e76f"/>
+    <w:bookmarkEnd w:id="55"/>
+    <w:bookmarkStart w:id="62" w:name="X935a624217c1807694fe6cf29be60939f66e76f"/>
     <w:p>
       <w:pPr>
         <w:pStyle w:val="Heading1"/>
@@ -12772,7 +12891,7 @@
         </w:pict>
       </w:r>
     </w:p>
-    <w:bookmarkStart w:id="55" w:name="X8fb41a54fefae3bc42894478ab25db870294895"/>
+    <w:bookmarkStart w:id="56" w:name="X8fb41a54fefae3bc42894478ab25db870294895"/>
     <w:p>
       <w:pPr>
         <w:pStyle w:val="Heading2"/>
@@ -12951,8 +13070,8 @@
         </w:pict>
       </w:r>
     </w:p>
-    <w:bookmarkEnd w:id="55"/>
-    <w:bookmarkStart w:id="56" w:name="husserls-triad-and-the-predictive-brain"/>
+    <w:bookmarkEnd w:id="56"/>
+    <w:bookmarkStart w:id="57" w:name="husserls-triad-and-the-predictive-brain"/>
     <w:p>
       <w:pPr>
         <w:pStyle w:val="Heading2"/>
@@ -13400,8 +13519,8 @@
         </w:pict>
       </w:r>
     </w:p>
-    <w:bookmarkEnd w:id="56"/>
-    <w:bookmarkStart w:id="59" w:name="X54d83fb1b2afd8bd60b4191cf33936888d2f69b"/>
+    <w:bookmarkEnd w:id="57"/>
+    <w:bookmarkStart w:id="60" w:name="X54d83fb1b2afd8bd60b4191cf33936888d2f69b"/>
     <w:p>
       <w:pPr>
         <w:pStyle w:val="Heading2"/>
@@ -13569,7 +13688,7 @@
         <w:t xml:space="preserve">In the Conative-Integrative Framework, we formalize this structural requirement as an explicit mathematical theorem:</w:t>
       </w:r>
     </w:p>
-    <w:bookmarkStart w:id="58" w:name="the-theorem-of-minimum-temporal-depth"/>
+    <w:bookmarkStart w:id="59" w:name="the-theorem-of-minimum-temporal-depth"/>
     <w:p>
       <w:pPr>
         <w:pStyle w:val="Heading3"/>
@@ -13708,7 +13827,7 @@
         <w:rPr>
           <w:rStyle w:val="FootnoteReference"/>
         </w:rPr>
-        <w:footnoteReference w:id="57"/>
+        <w:footnoteReference w:id="58"/>
       </w:r>
     </w:p>
     <w:p>
@@ -13718,9 +13837,9 @@
         </w:pict>
       </w:r>
     </w:p>
-    <w:bookmarkEnd w:id="58"/>
     <w:bookmarkEnd w:id="59"/>
-    <w:bookmarkStart w:id="60" w:name="X2b7bb54d44c1826c5136beb345bce251f29d4de"/>
+    <w:bookmarkEnd w:id="60"/>
+    <w:bookmarkStart w:id="61" w:name="X2b7bb54d44c1826c5136beb345bce251f29d4de"/>
     <w:p>
       <w:pPr>
         <w:pStyle w:val="Heading2"/>
@@ -14010,9 +14129,9 @@
         <w:t xml:space="preserve">In the next chapter, we verify these theoretical principles through rigorous computational simulations using Monte Carlo ensemble sampling.</w:t>
       </w:r>
     </w:p>
-    <w:bookmarkEnd w:id="60"/>
     <w:bookmarkEnd w:id="61"/>
-    <w:bookmarkStart w:id="85" w:name="X7041a255e637536b7cbd3765a28f8cbba790902"/>
+    <w:bookmarkEnd w:id="62"/>
+    <w:bookmarkStart w:id="86" w:name="X7041a255e637536b7cbd3765a28f8cbba790902"/>
     <w:p>
       <w:pPr>
         <w:pStyle w:val="Heading1"/>
@@ -14075,7 +14194,7 @@
         </w:pict>
       </w:r>
     </w:p>
-    <w:bookmarkStart w:id="63" w:name="X00587bec947f4e0b40a462806d021b471b13e26"/>
+    <w:bookmarkStart w:id="64" w:name="X00587bec947f4e0b40a462806d021b471b13e26"/>
     <w:p>
       <w:pPr>
         <w:pStyle w:val="Heading2"/>
@@ -14380,7 +14499,7 @@
       <w:r>
         <w:t xml:space="preserve"> </w:t>
       </w:r>
-      <w:hyperlink r:id="rId62">
+      <w:hyperlink r:id="rId63">
         <w:r>
           <w:rPr>
             <w:rStyle w:val="Hyperlink"/>
@@ -14398,8 +14517,8 @@
         </w:pict>
       </w:r>
     </w:p>
-    <w:bookmarkEnd w:id="63"/>
-    <w:bookmarkStart w:id="69" w:name="Xc05316702fa0b96faf2eadecada2d473f090911"/>
+    <w:bookmarkEnd w:id="64"/>
+    <w:bookmarkStart w:id="70" w:name="Xc05316702fa0b96faf2eadecada2d473f090911"/>
     <w:p>
       <w:pPr>
         <w:pStyle w:val="Heading2"/>
@@ -14440,7 +14559,7 @@
       <w:r>
         <w:br/>
       </w:r>
-      <w:hyperlink r:id="rId64">
+      <w:hyperlink r:id="rId65">
         <w:r>
           <w:rPr>
             <w:rStyle w:val="VerbatimChar"/>
@@ -14508,18 +14627,18 @@
           <wp:inline>
             <wp:extent cx="5334000" cy="4282094"/>
             <wp:effectExtent b="0" l="0" r="0" t="0"/>
-            <wp:docPr descr="Simulation Phase 1 Results: Recurrent Network Self-Organization and Integrated Information Maximization" title="" id="66" name="Picture"/>
+            <wp:docPr descr="Simulation Phase 1 Results: Recurrent Network Self-Organization and Integrated Information Maximization" title="" id="67" name="Picture"/>
             <a:graphic>
               <a:graphicData uri="http://schemas.openxmlformats.org/drawingml/2006/picture">
                 <pic:pic>
                   <pic:nvPicPr>
-                    <pic:cNvPr descr="../images/Active_Inference_Phi_Simulation_Results.png" id="67" name="Picture"/>
+                    <pic:cNvPr descr="../images/Active_Inference_Phi_Simulation_Results.png" id="68" name="Picture"/>
                     <pic:cNvPicPr>
                       <a:picLocks noChangeArrowheads="1" noChangeAspect="1"/>
                     </pic:cNvPicPr>
                   </pic:nvPicPr>
                   <pic:blipFill>
-                    <a:blip r:embed="rId65"/>
+                    <a:blip r:embed="rId66"/>
                     <a:stretch>
                       <a:fillRect/>
                     </a:stretch>
@@ -14554,7 +14673,7 @@
         <w:t xml:space="preserve">Simulation Phase 1 Results: Recurrent Network Self-Organization and Integrated Information Maximization</w:t>
       </w:r>
     </w:p>
-    <w:bookmarkStart w:id="68" w:name="key-findings-of-simulation-phase-1"/>
+    <w:bookmarkStart w:id="69" w:name="key-findings-of-simulation-phase-1"/>
     <w:p>
       <w:pPr>
         <w:pStyle w:val="Heading3"/>
@@ -14829,9 +14948,9 @@
         </w:pict>
       </w:r>
     </w:p>
-    <w:bookmarkEnd w:id="68"/>
     <w:bookmarkEnd w:id="69"/>
-    <w:bookmarkStart w:id="75" w:name="Xa10c67c2c96369f0b45ca10ce0c608bd5a01c80"/>
+    <w:bookmarkEnd w:id="70"/>
+    <w:bookmarkStart w:id="76" w:name="Xa10c67c2c96369f0b45ca10ce0c608bd5a01c80"/>
     <w:p>
       <w:pPr>
         <w:pStyle w:val="Heading2"/>
@@ -14884,7 +15003,7 @@
       <w:r>
         <w:br/>
       </w:r>
-      <w:hyperlink r:id="rId70">
+      <w:hyperlink r:id="rId71">
         <w:r>
           <w:rPr>
             <w:rStyle w:val="VerbatimChar"/>
@@ -14956,18 +15075,18 @@
           <wp:inline>
             <wp:extent cx="5334000" cy="4180032"/>
             <wp:effectExtent b="0" l="0" r="0" t="0"/>
-            <wp:docPr descr="Simulation Phase 2 Results: Modular Network Expansion and Integrated Information Scaling Curve" title="" id="72" name="Picture"/>
+            <wp:docPr descr="Simulation Phase 2 Results: Modular Network Expansion and Integrated Information Scaling Curve" title="" id="73" name="Picture"/>
             <a:graphic>
               <a:graphicData uri="http://schemas.openxmlformats.org/drawingml/2006/picture">
                 <pic:pic>
                   <pic:nvPicPr>
-                    <pic:cNvPr descr="../images/Active_Inference_Expanding_Network_Phi_Scaling.png" id="73" name="Picture"/>
+                    <pic:cNvPr descr="../images/Active_Inference_Expanding_Network_Phi_Scaling.png" id="74" name="Picture"/>
                     <pic:cNvPicPr>
                       <a:picLocks noChangeArrowheads="1" noChangeAspect="1"/>
                     </pic:cNvPicPr>
                   </pic:nvPicPr>
                   <pic:blipFill>
-                    <a:blip r:embed="rId71"/>
+                    <a:blip r:embed="rId72"/>
                     <a:stretch>
                       <a:fillRect/>
                     </a:stretch>
@@ -15002,7 +15121,7 @@
         <w:t xml:space="preserve">Simulation Phase 2 Results: Modular Network Expansion and Integrated Information Scaling Curve</w:t>
       </w:r>
     </w:p>
-    <w:bookmarkStart w:id="74" w:name="key-findings-of-simulation-phase-2"/>
+    <w:bookmarkStart w:id="75" w:name="key-findings-of-simulation-phase-2"/>
     <w:p>
       <w:pPr>
         <w:pStyle w:val="Heading3"/>
@@ -15156,9 +15275,9 @@
         </w:pict>
       </w:r>
     </w:p>
-    <w:bookmarkEnd w:id="74"/>
     <w:bookmarkEnd w:id="75"/>
-    <w:bookmarkStart w:id="78" w:name="X630c25813b35f9bb7650b270863849f80b52f2e"/>
+    <w:bookmarkEnd w:id="76"/>
+    <w:bookmarkStart w:id="79" w:name="X630c25813b35f9bb7650b270863849f80b52f2e"/>
     <w:p>
       <w:pPr>
         <w:pStyle w:val="Heading2"/>
@@ -15185,7 +15304,7 @@
       <w:r>
         <w:br/>
       </w:r>
-      <w:hyperlink r:id="rId76">
+      <w:hyperlink r:id="rId77">
         <w:r>
           <w:rPr>
             <w:rStyle w:val="VerbatimChar"/>
@@ -15538,7 +15657,7 @@
         <w:t xml:space="preserve">    end</w:t>
       </w:r>
     </w:p>
-    <w:bookmarkStart w:id="77" w:name="monte-carlo-ensemble-protocol-n-30-runs"/>
+    <w:bookmarkStart w:id="78" w:name="monte-carlo-ensemble-protocol-n-30-runs"/>
     <w:p>
       <w:pPr>
         <w:pStyle w:val="Heading3"/>
@@ -16350,9 +16469,9 @@
         </w:pict>
       </w:r>
     </w:p>
-    <w:bookmarkEnd w:id="77"/>
     <w:bookmarkEnd w:id="78"/>
-    <w:bookmarkStart w:id="83" w:name="X99698e640df12ef9ecd73a0db79f95ee90a768d"/>
+    <w:bookmarkEnd w:id="79"/>
+    <w:bookmarkStart w:id="84" w:name="X99698e640df12ef9ecd73a0db79f95ee90a768d"/>
     <w:p>
       <w:pPr>
         <w:pStyle w:val="Heading2"/>
@@ -16370,18 +16489,18 @@
           <wp:inline>
             <wp:extent cx="5334000" cy="3907707"/>
             <wp:effectExtent b="0" l="0" r="0" t="0"/>
-            <wp:docPr descr="Simulation Phase 3 Results: Deep Temporal Active Inference and Monte Carlo Verification" title="" id="80" name="Picture"/>
+            <wp:docPr descr="Simulation Phase 3 Results: Deep Temporal Active Inference and Monte Carlo Verification" title="" id="81" name="Picture"/>
             <a:graphic>
               <a:graphicData uri="http://schemas.openxmlformats.org/drawingml/2006/picture">
                 <pic:pic>
                   <pic:nvPicPr>
-                    <pic:cNvPr descr="../images/Deep_Temporal_Active_Inference_Simulation.png" id="81" name="Picture"/>
+                    <pic:cNvPr descr="../images/Deep_Temporal_Active_Inference_Simulation.png" id="82" name="Picture"/>
                     <pic:cNvPicPr>
                       <a:picLocks noChangeArrowheads="1" noChangeAspect="1"/>
                     </pic:cNvPicPr>
                   </pic:nvPicPr>
                   <pic:blipFill>
-                    <a:blip r:embed="rId79"/>
+                    <a:blip r:embed="rId80"/>
                     <a:stretch>
                       <a:fillRect/>
                     </a:stretch>
@@ -16416,7 +16535,7 @@
         <w:t xml:space="preserve">Simulation Phase 3 Results: Deep Temporal Active Inference and Monte Carlo Verification</w:t>
       </w:r>
     </w:p>
-    <w:bookmarkStart w:id="82" w:name="X64363053b2c75a90a37f570f039050f6ce5545a"/>
+    <w:bookmarkStart w:id="83" w:name="X64363053b2c75a90a37f570f039050f6ce5545a"/>
     <w:p>
       <w:pPr>
         <w:pStyle w:val="Heading3"/>
@@ -16898,9 +17017,9 @@
         </w:pict>
       </w:r>
     </w:p>
-    <w:bookmarkEnd w:id="82"/>
     <w:bookmarkEnd w:id="83"/>
-    <w:bookmarkStart w:id="84" w:name="summary-of-empirical-insights"/>
+    <w:bookmarkEnd w:id="84"/>
+    <w:bookmarkStart w:id="85" w:name="summary-of-empirical-insights"/>
     <w:p>
       <w:pPr>
         <w:pStyle w:val="Heading2"/>
@@ -17024,9 +17143,9 @@
         <w:t xml:space="preserve">The persistent autopoietic maintenance of integrated information over time is the fundamental criterion distinguishing conscious alters from transient computational artifacts.</w:t>
       </w:r>
     </w:p>
-    <w:bookmarkEnd w:id="84"/>
     <w:bookmarkEnd w:id="85"/>
-    <w:bookmarkStart w:id="91" w:name="X11192686147c7e58a443d2dfb5c32e11f86e80c"/>
+    <w:bookmarkEnd w:id="86"/>
+    <w:bookmarkStart w:id="92" w:name="X11192686147c7e58a443d2dfb5c32e11f86e80c"/>
     <w:p>
       <w:pPr>
         <w:pStyle w:val="Heading1"/>
@@ -17089,7 +17208,7 @@
         </w:pict>
       </w:r>
     </w:p>
-    <w:bookmarkStart w:id="86" w:name="the-cosmic-purpose-of-dissociation"/>
+    <w:bookmarkStart w:id="87" w:name="the-cosmic-purpose-of-dissociation"/>
     <w:p>
       <w:pPr>
         <w:pStyle w:val="Heading2"/>
@@ -17187,8 +17306,8 @@
         </w:pict>
       </w:r>
     </w:p>
-    <w:bookmarkEnd w:id="86"/>
-    <w:bookmarkStart w:id="87" w:name="Xf1c004067f35d4e6f297f57cc0190cdcfcf8d5e"/>
+    <w:bookmarkEnd w:id="87"/>
+    <w:bookmarkStart w:id="88" w:name="Xf1c004067f35d4e6f297f57cc0190cdcfcf8d5e"/>
     <w:p>
       <w:pPr>
         <w:pStyle w:val="Heading2"/>
@@ -17639,8 +17758,8 @@
         </w:pict>
       </w:r>
     </w:p>
-    <w:bookmarkEnd w:id="87"/>
-    <w:bookmarkStart w:id="88" w:name="X2263d3a55abdab90c513142e944be7a01586e2d"/>
+    <w:bookmarkEnd w:id="88"/>
+    <w:bookmarkStart w:id="89" w:name="X2263d3a55abdab90c513142e944be7a01586e2d"/>
     <w:p>
       <w:pPr>
         <w:pStyle w:val="Heading2"/>
@@ -17760,8 +17879,8 @@
         </w:pict>
       </w:r>
     </w:p>
-    <w:bookmarkEnd w:id="88"/>
-    <w:bookmarkStart w:id="90" w:name="X18323c4665b77ef7fdb168dd57a337fa00135b1"/>
+    <w:bookmarkEnd w:id="89"/>
+    <w:bookmarkStart w:id="91" w:name="X18323c4665b77ef7fdb168dd57a337fa00135b1"/>
     <w:p>
       <w:pPr>
         <w:pStyle w:val="Heading2"/>
@@ -17958,7 +18077,7 @@
         <w:t xml:space="preserve">    end</w:t>
       </w:r>
     </w:p>
-    <w:bookmarkStart w:id="89" w:name="X5b46fb41c15d53f75183497b38c8317e16788c1"/>
+    <w:bookmarkStart w:id="90" w:name="X5b46fb41c15d53f75183497b38c8317e16788c1"/>
     <w:p>
       <w:pPr>
         <w:pStyle w:val="Heading3"/>
@@ -18218,10 +18337,10 @@
         <w:t xml:space="preserve">In the final chapter, we provide the mathematical appendices, source codes, and complete bibliography concluding this treatise.</w:t>
       </w:r>
     </w:p>
-    <w:bookmarkEnd w:id="89"/>
     <w:bookmarkEnd w:id="90"/>
     <w:bookmarkEnd w:id="91"/>
-    <w:bookmarkStart w:id="96" w:name="X6b39e7f790055e8bd1a052241d000c4450668b5"/>
+    <w:bookmarkEnd w:id="92"/>
+    <w:bookmarkStart w:id="97" w:name="X6b39e7f790055e8bd1a052241d000c4450668b5"/>
     <w:p>
       <w:pPr>
         <w:pStyle w:val="Heading1"/>
@@ -18230,7 +18349,7 @@
         <w:t xml:space="preserve">Appendix A: Mathematical Formalisms &amp; Tensor Notations</w:t>
       </w:r>
     </w:p>
-    <w:bookmarkStart w:id="92" w:name="the-pomdp-generative-model"/>
+    <w:bookmarkStart w:id="93" w:name="the-pomdp-generative-model"/>
     <w:p>
       <w:pPr>
         <w:pStyle w:val="Heading3"/>
@@ -19358,8 +19477,8 @@
         <w:t xml:space="preserve">Inverse temperature governing policy selection certainty.</w:t>
       </w:r>
     </w:p>
-    <w:bookmarkEnd w:id="92"/>
-    <w:bookmarkStart w:id="93" w:name="Xeaa958649ca166d896f349157c8e63422a079a4"/>
+    <w:bookmarkEnd w:id="93"/>
+    <w:bookmarkStart w:id="94" w:name="Xeaa958649ca166d896f349157c8e63422a079a4"/>
     <w:p>
       <w:pPr>
         <w:pStyle w:val="Heading3"/>
@@ -19783,8 +19902,8 @@
         <w:t xml:space="preserve">is the softmax function.</w:t>
       </w:r>
     </w:p>
-    <w:bookmarkEnd w:id="93"/>
-    <w:bookmarkStart w:id="94" w:name="Xe2c2d8f3e08a3dfcb1f1671d1723251c9362e6b"/>
+    <w:bookmarkEnd w:id="94"/>
+    <w:bookmarkStart w:id="95" w:name="Xe2c2d8f3e08a3dfcb1f1671d1723251c9362e6b"/>
     <w:p>
       <w:pPr>
         <w:pStyle w:val="Heading3"/>
@@ -20709,8 +20828,8 @@
         </m:oMath>
       </m:oMathPara>
     </w:p>
-    <w:bookmarkEnd w:id="94"/>
-    <w:bookmarkStart w:id="95" w:name="Xbcb12786b8ecdc6a7404827fb159353e28cc670"/>
+    <w:bookmarkEnd w:id="95"/>
+    <w:bookmarkStart w:id="96" w:name="Xbcb12786b8ecdc6a7404827fb159353e28cc670"/>
     <w:p>
       <w:pPr>
         <w:pStyle w:val="Heading3"/>
@@ -20912,9 +21031,9 @@
         </m:oMath>
       </m:oMathPara>
     </w:p>
-    <w:bookmarkEnd w:id="95"/>
     <w:bookmarkEnd w:id="96"/>
-    <w:bookmarkStart w:id="105" w:name="X149a94e4d5f76ae8b4406f7f43a70f67a41b9c3"/>
+    <w:bookmarkEnd w:id="97"/>
+    <w:bookmarkStart w:id="106" w:name="X149a94e4d5f76ae8b4406f7f43a70f67a41b9c3"/>
     <w:p>
       <w:pPr>
         <w:pStyle w:val="Heading1"/>
@@ -20949,7 +21068,7 @@
       <w:r>
         <w:br/>
       </w:r>
-      <w:hyperlink r:id="rId97">
+      <w:hyperlink r:id="rId98">
         <w:r>
           <w:rPr>
             <w:rStyle w:val="Hyperlink"/>
@@ -20958,7 +21077,7 @@
         </w:r>
       </w:hyperlink>
     </w:p>
-    <w:bookmarkStart w:id="98" w:name="X0afae7504dac5bd24afe4754abdb170c2d5d6d6"/>
+    <w:bookmarkStart w:id="99" w:name="X0afae7504dac5bd24afe4754abdb170c2d5d6d6"/>
     <w:p>
       <w:pPr>
         <w:pStyle w:val="Heading3"/>
@@ -21016,7 +21135,7 @@
       <w:r>
         <w:br/>
       </w:r>
-      <w:hyperlink r:id="rId64">
+      <w:hyperlink r:id="rId65">
         <w:r>
           <w:rPr>
             <w:rStyle w:val="VerbatimChar"/>
@@ -21098,7 +21217,7 @@
       <w:r>
         <w:br/>
       </w:r>
-      <w:hyperlink r:id="rId70">
+      <w:hyperlink r:id="rId71">
         <w:r>
           <w:rPr>
             <w:rStyle w:val="VerbatimChar"/>
@@ -21234,7 +21353,7 @@
       <w:r>
         <w:br/>
       </w:r>
-      <w:hyperlink r:id="rId76">
+      <w:hyperlink r:id="rId77">
         <w:r>
           <w:rPr>
             <w:rStyle w:val="VerbatimChar"/>
@@ -21295,8 +21414,8 @@
         <w:t xml:space="preserve">) and epistemic curiosity.</w:t>
       </w:r>
     </w:p>
-    <w:bookmarkEnd w:id="98"/>
-    <w:bookmarkStart w:id="104" w:name="X9c436fa6d22e1d844634f22fa339d466ac16eaa"/>
+    <w:bookmarkEnd w:id="99"/>
+    <w:bookmarkStart w:id="105" w:name="X9c436fa6d22e1d844634f22fa339d466ac16eaa"/>
     <w:p>
       <w:pPr>
         <w:pStyle w:val="Heading3"/>
@@ -21342,7 +21461,7 @@
       <w:r>
         <w:br/>
       </w:r>
-      <w:hyperlink r:id="rId99">
+      <w:hyperlink r:id="rId100">
         <w:r>
           <w:rPr>
             <w:rStyle w:val="VerbatimChar"/>
@@ -21379,7 +21498,7 @@
       <w:r>
         <w:br/>
       </w:r>
-      <w:hyperlink r:id="rId100">
+      <w:hyperlink r:id="rId101">
         <w:r>
           <w:rPr>
             <w:rStyle w:val="VerbatimChar"/>
@@ -21416,7 +21535,7 @@
       <w:r>
         <w:br/>
       </w:r>
-      <w:hyperlink r:id="rId101">
+      <w:hyperlink r:id="rId102">
         <w:r>
           <w:rPr>
             <w:rStyle w:val="VerbatimChar"/>
@@ -21453,7 +21572,7 @@
       <w:r>
         <w:br/>
       </w:r>
-      <w:hyperlink r:id="rId102">
+      <w:hyperlink r:id="rId103">
         <w:r>
           <w:rPr>
             <w:rStyle w:val="VerbatimChar"/>
@@ -21490,7 +21609,7 @@
       <w:r>
         <w:br/>
       </w:r>
-      <w:hyperlink r:id="rId103">
+      <w:hyperlink r:id="rId104">
         <w:r>
           <w:rPr>
             <w:rStyle w:val="VerbatimChar"/>
@@ -21499,9 +21618,9 @@
         </w:r>
       </w:hyperlink>
     </w:p>
-    <w:bookmarkEnd w:id="104"/>
     <w:bookmarkEnd w:id="105"/>
-    <w:bookmarkStart w:id="106" w:name="X8c3db82227ce24978222cb0935495bfd05ca1af"/>
+    <w:bookmarkEnd w:id="106"/>
+    <w:bookmarkStart w:id="107" w:name="X8c3db82227ce24978222cb0935495bfd05ca1af"/>
     <w:p>
       <w:pPr>
         <w:pStyle w:val="Heading1"/>
@@ -22976,8 +23095,8 @@
         <w:t xml:space="preserve">), minimized during perceptual inference to eliminate prediction errors.</w:t>
       </w:r>
     </w:p>
-    <w:bookmarkEnd w:id="106"/>
-    <w:bookmarkStart w:id="107" w:name="Xfea1db6f47bf4d6d53c2a7b0c00dd7d7072e735"/>
+    <w:bookmarkEnd w:id="107"/>
+    <w:bookmarkStart w:id="108" w:name="Xfea1db6f47bf4d6d53c2a7b0c00dd7d7072e735"/>
     <w:p>
       <w:pPr>
         <w:pStyle w:val="Heading1"/>
@@ -24537,8 +24656,8 @@
         <w:t xml:space="preserve">World Psychiatry, 17(3), 243–257.</w:t>
       </w:r>
     </w:p>
-    <w:bookmarkEnd w:id="107"/>
-    <w:bookmarkStart w:id="108" w:name="about-the-author"/>
+    <w:bookmarkEnd w:id="108"/>
+    <w:bookmarkStart w:id="109" w:name="about-the-author"/>
     <w:p>
       <w:pPr>
         <w:pStyle w:val="Heading1"/>
@@ -24732,8 +24851,8 @@
         </w:pict>
       </w:r>
     </w:p>
-    <w:bookmarkEnd w:id="108"/>
-    <w:bookmarkStart w:id="109" w:name="tool-attribution-colophon"/>
+    <w:bookmarkEnd w:id="109"/>
+    <w:bookmarkStart w:id="110" w:name="tool-attribution-colophon"/>
     <w:p>
       <w:pPr>
         <w:pStyle w:val="Heading1"/>
@@ -24861,7 +24980,7 @@
         <w:t xml:space="preserve">(September 2026).</w:t>
       </w:r>
     </w:p>
-    <w:bookmarkEnd w:id="109"/>
+    <w:bookmarkEnd w:id="110"/>
     <w:sectPr>
       <w:footnotePr>
         <w:numRestart w:val="eachSect"/>
@@ -24891,7 +25010,115 @@
       </w:r>
     </w:p>
   </w:footnote>
-  <w:footnote w:id="57">
+  <w:footnote w:id="44">
+    <w:p>
+      <w:pPr>
+        <w:pStyle w:val="FootnoteText"/>
+      </w:pPr>
+      <w:r>
+        <w:rPr>
+          <w:rStyle w:val="FootnoteReference"/>
+        </w:rPr>
+        <w:footnoteRef/>
+      </w:r>
+      <w:r>
+        <w:t xml:space="preserve"> </w:t>
+      </w:r>
+      <w:r>
+        <w:t xml:space="preserve">The specific percentage allocations assigned to these six layers (</w:t>
+      </w:r>
+      <m:oMath>
+        <m:r>
+          <m:t>25</m:t>
+        </m:r>
+        <m:r>
+          <m:rPr>
+            <m:sty m:val="p"/>
+          </m:rPr>
+          <m:t>%</m:t>
+        </m:r>
+        <m:r>
+          <m:rPr>
+            <m:sty m:val="p"/>
+          </m:rPr>
+          <m:t>,</m:t>
+        </m:r>
+        <m:r>
+          <m:t>15</m:t>
+        </m:r>
+        <m:r>
+          <m:rPr>
+            <m:sty m:val="p"/>
+          </m:rPr>
+          <m:t>%</m:t>
+        </m:r>
+        <m:r>
+          <m:rPr>
+            <m:sty m:val="p"/>
+          </m:rPr>
+          <m:t>,</m:t>
+        </m:r>
+        <m:r>
+          <m:t>15</m:t>
+        </m:r>
+        <m:r>
+          <m:rPr>
+            <m:sty m:val="p"/>
+          </m:rPr>
+          <m:t>%</m:t>
+        </m:r>
+        <m:r>
+          <m:rPr>
+            <m:sty m:val="p"/>
+          </m:rPr>
+          <m:t>,</m:t>
+        </m:r>
+        <m:r>
+          <m:t>10</m:t>
+        </m:r>
+        <m:r>
+          <m:rPr>
+            <m:sty m:val="p"/>
+          </m:rPr>
+          <m:t>%</m:t>
+        </m:r>
+        <m:r>
+          <m:rPr>
+            <m:sty m:val="p"/>
+          </m:rPr>
+          <m:t>,</m:t>
+        </m:r>
+        <m:r>
+          <m:t>25</m:t>
+        </m:r>
+        <m:r>
+          <m:rPr>
+            <m:sty m:val="p"/>
+          </m:rPr>
+          <m:t>%</m:t>
+        </m:r>
+        <m:r>
+          <m:rPr>
+            <m:sty m:val="p"/>
+          </m:rPr>
+          <m:t>,</m:t>
+        </m:r>
+        <m:r>
+          <m:t>10</m:t>
+        </m:r>
+        <m:r>
+          <m:rPr>
+            <m:sty m:val="p"/>
+          </m:rPr>
+          <m:t>%</m:t>
+        </m:r>
+      </m:oMath>
+      <w:r>
+        <w:t xml:space="preserve">) are purely indicative and heuristic in nature. They derive from the author’s individual phenomenological experience and reflective modeling, serving as a conceptual framework to illustrate relative structural proportions rather than fixed, empirically universal constants.</w:t>
+      </w:r>
+    </w:p>
+  </w:footnote>
+  <w:footnote w:id="58">
     <w:p>
       <w:pPr>
         <w:pStyle w:val="FootnoteText"/>

--- a/docs/The_Conative_Integrative_Framework_Book_Thomas_Riebl_EN_6x9.docx
+++ b/docs/The_Conative_Integrative_Framework_Book_Thomas_Riebl_EN_6x9.docx
@@ -606,7 +606,7 @@
         <w:t xml:space="preserve"> </w:t>
       </w:r>
       <w:r>
-        <w:t xml:space="preserve">in IIT 4.0, proving that genuine consciousness strictly requires</w:t>
+        <w:t xml:space="preserve">in IIT 4.0, establishing that genuine consciousness strictly requires</w:t>
       </w:r>
       <w:r>
         <w:t xml:space="preserve"> </w:t>
@@ -2934,7 +2934,7 @@
         <w:t xml:space="preserve"> </w:t>
       </w:r>
       <w:r>
-        <w:t xml:space="preserve">provides direct empirical proof that a single, unified mind can undergo informational partitioning, generating multiple concurrent, distinct centers of conscious awareness (</w:t>
+        <w:t xml:space="preserve">provides direct empirical evidence that a single, unified mind can undergo informational partitioning, generating multiple concurrent, distinct centers of conscious awareness (</w:t>
       </w:r>
       <w:r>
         <w:rPr>
@@ -32796,7 +32796,7 @@
         <w:rPr>
           <w:rStyle w:val="VerbatimChar"/>
         </w:rPr>
-        <w:t xml:space="preserve">        PHASE_3["&lt;b&gt;Simulation Phase 3: Deep Temporal Active Inference &amp; Monte Carlo Verification&lt;/b&gt;&lt;br&gt;• Deceptive POMDP environment with Epistemic Cue &amp; Fatal Trap&lt;br&gt;• Monte Carlo ensemble analysis (N = 30 runs per cohort over T = 25 steps)&lt;br&gt;• Proof of H &gt; 1: 100% survival for H = 4 vs. 36.7% collapse for H = 0"]</w:t>
+        <w:t xml:space="preserve">        PHASE_3["&lt;b&gt;Simulation Phase 3: Deep Temporal Active Inference &amp; Monte Carlo Verification&lt;/b&gt;&lt;br&gt;• Deceptive POMDP environment with Epistemic Cue &amp; Fatal Trap&lt;br&gt;• Monte Carlo ensemble analysis (N = 30 runs per cohort over T = 25 steps)&lt;br&gt;• Computational validation of H &gt; 1: 100% survival for H = 4 vs. 36.7% collapse for H = 0"]</w:t>
       </w:r>
       <w:r>
         <w:br/>
@@ -35896,7 +35896,7 @@
         <w:pStyle w:val="FirstParagraph"/>
       </w:pPr>
       <w:r>
-        <w:t xml:space="preserve">To provide an incontrovertible, empirical proof of the</w:t>
+        <w:t xml:space="preserve">To provide rigorous computational verification of the</w:t>
       </w:r>
       <w:r>
         <w:t xml:space="preserve"> </w:t>
@@ -37855,13 +37855,13 @@
     </w:p>
     <w:bookmarkEnd w:id="140"/>
     <w:bookmarkEnd w:id="141"/>
-    <w:bookmarkStart w:id="142" w:name="theoretical-summary-of-empirical-proofs"/>
+    <w:bookmarkStart w:id="142" w:name="X933f0a9ae66ae7186a0e56c8253eaf95706f609"/>
     <w:p>
       <w:pPr>
         <w:pStyle w:val="Heading2"/>
       </w:pPr>
       <w:r>
-        <w:t xml:space="preserve">7.8 Theoretical Summary of Empirical Proofs</w:t>
+        <w:t xml:space="preserve">7.8 Theoretical Summary of Computational Verifications</w:t>
       </w:r>
     </w:p>
     <w:p>
@@ -37987,7 +37987,7 @@
           <w:b/>
           <w:bCs/>
         </w:rPr>
-        <w:t xml:space="preserve">The 6th Axiom is mathematically necessary and empirically verified:</w:t>
+        <w:t xml:space="preserve">The 6th Axiom is mathematically necessary and computationally verified:</w:t>
       </w:r>
       <w:r>
         <w:t xml:space="preserve"> </w:t>
@@ -46834,37 +46834,112 @@
       </w:pPr>
       <w:r>
         <w:rPr>
-          <w:rStyle w:val="VerbatimChar"/>
-        </w:rPr>
-        <w:t xml:space="preserve">import numpy as np</w:t>
-      </w:r>
-      <w:r>
-        <w:br/>
-      </w:r>
-      <w:r>
-        <w:rPr>
-          <w:rStyle w:val="VerbatimChar"/>
-        </w:rPr>
-        <w:t xml:space="preserve">from scipy.optimize import linprog</w:t>
-      </w:r>
-      <w:r>
-        <w:br/>
-      </w:r>
-      <w:r>
-        <w:br/>
-      </w:r>
-      <w:r>
-        <w:rPr>
-          <w:rStyle w:val="VerbatimChar"/>
-        </w:rPr>
-        <w:t xml:space="preserve">def compute_wasserstein_1d(p_unpartitioned, p_partitioned, state_dim):</w:t>
-      </w:r>
-      <w:r>
-        <w:br/>
-      </w:r>
-      <w:r>
-        <w:rPr>
-          <w:rStyle w:val="VerbatimChar"/>
+          <w:rStyle w:val="ImportTok"/>
+        </w:rPr>
+        <w:t xml:space="preserve">import</w:t>
+      </w:r>
+      <w:r>
+        <w:rPr>
+          <w:rStyle w:val="NormalTok"/>
+        </w:rPr>
+        <w:t xml:space="preserve"> numpy </w:t>
+      </w:r>
+      <w:r>
+        <w:rPr>
+          <w:rStyle w:val="ImportTok"/>
+        </w:rPr>
+        <w:t xml:space="preserve">as</w:t>
+      </w:r>
+      <w:r>
+        <w:rPr>
+          <w:rStyle w:val="NormalTok"/>
+        </w:rPr>
+        <w:t xml:space="preserve"> np</w:t>
+      </w:r>
+      <w:r>
+        <w:br/>
+      </w:r>
+      <w:r>
+        <w:rPr>
+          <w:rStyle w:val="ImportTok"/>
+        </w:rPr>
+        <w:t xml:space="preserve">from</w:t>
+      </w:r>
+      <w:r>
+        <w:rPr>
+          <w:rStyle w:val="NormalTok"/>
+        </w:rPr>
+        <w:t xml:space="preserve"> scipy.optimize </w:t>
+      </w:r>
+      <w:r>
+        <w:rPr>
+          <w:rStyle w:val="ImportTok"/>
+        </w:rPr>
+        <w:t xml:space="preserve">import</w:t>
+      </w:r>
+      <w:r>
+        <w:rPr>
+          <w:rStyle w:val="NormalTok"/>
+        </w:rPr>
+        <w:t xml:space="preserve"> linprog</w:t>
+      </w:r>
+      <w:r>
+        <w:br/>
+      </w:r>
+      <w:r>
+        <w:br/>
+      </w:r>
+      <w:r>
+        <w:rPr>
+          <w:rStyle w:val="KeywordTok"/>
+        </w:rPr>
+        <w:t xml:space="preserve">def</w:t>
+      </w:r>
+      <w:r>
+        <w:rPr>
+          <w:rStyle w:val="NormalTok"/>
+        </w:rPr>
+        <w:t xml:space="preserve"> compute_wasserstein_1d(p_unpartitioned, p_partitioned, state_dim):</w:t>
+      </w:r>
+      <w:r>
+        <w:br/>
+      </w:r>
+      <w:r>
+        <w:rPr>
+          <w:rStyle w:val="NormalTok"/>
+        </w:rPr>
+        <w:t xml:space="preserve">    </w:t>
+      </w:r>
+      <w:r>
+        <w:rPr>
+          <w:rStyle w:val="CommentTok"/>
+        </w:rPr>
+        <w:t xml:space="preserve">"""</w:t>
+      </w:r>
+      <w:r>
+        <w:br/>
+      </w:r>
+      <w:r>
+        <w:rPr>
+          <w:rStyle w:val="CommentTok"/>
+        </w:rPr>
+        <w:t xml:space="preserve">    Computes Earth Mover's Distance (Wasserstein-1) between two discrete</w:t>
+      </w:r>
+      <w:r>
+        <w:br/>
+      </w:r>
+      <w:r>
+        <w:rPr>
+          <w:rStyle w:val="CommentTok"/>
+        </w:rPr>
+        <w:t xml:space="preserve">    probability distributions over binary state vectors of length N.</w:t>
+      </w:r>
+      <w:r>
+        <w:br/>
+      </w:r>
+      <w:r>
+        <w:rPr>
+          <w:rStyle w:val="CommentTok"/>
         </w:rPr>
         <w:t xml:space="preserve">    """</w:t>
       </w:r>
@@ -46873,25 +46948,976 @@
       </w:r>
       <w:r>
         <w:rPr>
-          <w:rStyle w:val="VerbatimChar"/>
-        </w:rPr>
-        <w:t xml:space="preserve">    Computes Earth Mover's Distance (Wasserstein-1) between two discrete</w:t>
-      </w:r>
-      <w:r>
-        <w:br/>
-      </w:r>
-      <w:r>
-        <w:rPr>
-          <w:rStyle w:val="VerbatimChar"/>
-        </w:rPr>
-        <w:t xml:space="preserve">    probability distributions over binary state vectors of length N.</w:t>
-      </w:r>
-      <w:r>
-        <w:br/>
-      </w:r>
-      <w:r>
-        <w:rPr>
-          <w:rStyle w:val="VerbatimChar"/>
+          <w:rStyle w:val="NormalTok"/>
+        </w:rPr>
+        <w:t xml:space="preserve">    num_states </w:t>
+      </w:r>
+      <w:r>
+        <w:rPr>
+          <w:rStyle w:val="OperatorTok"/>
+        </w:rPr>
+        <w:t xml:space="preserve">=</w:t>
+      </w:r>
+      <w:r>
+        <w:rPr>
+          <w:rStyle w:val="NormalTok"/>
+        </w:rPr>
+        <w:t xml:space="preserve"> </w:t>
+      </w:r>
+      <w:r>
+        <w:rPr>
+          <w:rStyle w:val="DecValTok"/>
+        </w:rPr>
+        <w:t xml:space="preserve">2</w:t>
+      </w:r>
+      <w:r>
+        <w:rPr>
+          <w:rStyle w:val="NormalTok"/>
+        </w:rPr>
+        <w:t xml:space="preserve"> </w:t>
+      </w:r>
+      <w:r>
+        <w:rPr>
+          <w:rStyle w:val="OperatorTok"/>
+        </w:rPr>
+        <w:t xml:space="preserve">**</w:t>
+      </w:r>
+      <w:r>
+        <w:rPr>
+          <w:rStyle w:val="NormalTok"/>
+        </w:rPr>
+        <w:t xml:space="preserve"> state_dim</w:t>
+      </w:r>
+      <w:r>
+        <w:br/>
+      </w:r>
+      <w:r>
+        <w:rPr>
+          <w:rStyle w:val="NormalTok"/>
+        </w:rPr>
+        <w:t xml:space="preserve">    states </w:t>
+      </w:r>
+      <w:r>
+        <w:rPr>
+          <w:rStyle w:val="OperatorTok"/>
+        </w:rPr>
+        <w:t xml:space="preserve">=</w:t>
+      </w:r>
+      <w:r>
+        <w:rPr>
+          <w:rStyle w:val="NormalTok"/>
+        </w:rPr>
+        <w:t xml:space="preserve"> [np.array([</w:t>
+      </w:r>
+      <w:r>
+        <w:rPr>
+          <w:rStyle w:val="BuiltInTok"/>
+        </w:rPr>
+        <w:t xml:space="preserve">int</w:t>
+      </w:r>
+      <w:r>
+        <w:rPr>
+          <w:rStyle w:val="NormalTok"/>
+        </w:rPr>
+        <w:t xml:space="preserve">(b) </w:t>
+      </w:r>
+      <w:r>
+        <w:rPr>
+          <w:rStyle w:val="ControlFlowTok"/>
+        </w:rPr>
+        <w:t xml:space="preserve">for</w:t>
+      </w:r>
+      <w:r>
+        <w:rPr>
+          <w:rStyle w:val="NormalTok"/>
+        </w:rPr>
+        <w:t xml:space="preserve"> b </w:t>
+      </w:r>
+      <w:r>
+        <w:rPr>
+          <w:rStyle w:val="KeywordTok"/>
+        </w:rPr>
+        <w:t xml:space="preserve">in</w:t>
+      </w:r>
+      <w:r>
+        <w:rPr>
+          <w:rStyle w:val="NormalTok"/>
+        </w:rPr>
+        <w:t xml:space="preserve"> </w:t>
+      </w:r>
+      <w:r>
+        <w:rPr>
+          <w:rStyle w:val="BuiltInTok"/>
+        </w:rPr>
+        <w:t xml:space="preserve">format</w:t>
+      </w:r>
+      <w:r>
+        <w:rPr>
+          <w:rStyle w:val="NormalTok"/>
+        </w:rPr>
+        <w:t xml:space="preserve">(i, </w:t>
+      </w:r>
+      <w:r>
+        <w:rPr>
+          <w:rStyle w:val="SpecialStringTok"/>
+        </w:rPr>
+        <w:t xml:space="preserve">f'0</w:t>
+      </w:r>
+      <w:r>
+        <w:rPr>
+          <w:rStyle w:val="SpecialCharTok"/>
+        </w:rPr>
+        <w:t xml:space="preserve">{</w:t>
+      </w:r>
+      <w:r>
+        <w:rPr>
+          <w:rStyle w:val="NormalTok"/>
+        </w:rPr>
+        <w:t xml:space="preserve">state_dim</w:t>
+      </w:r>
+      <w:r>
+        <w:rPr>
+          <w:rStyle w:val="SpecialCharTok"/>
+        </w:rPr>
+        <w:t xml:space="preserve">}</w:t>
+      </w:r>
+      <w:r>
+        <w:rPr>
+          <w:rStyle w:val="SpecialStringTok"/>
+        </w:rPr>
+        <w:t xml:space="preserve">b'</w:t>
+      </w:r>
+      <w:r>
+        <w:rPr>
+          <w:rStyle w:val="NormalTok"/>
+        </w:rPr>
+        <w:t xml:space="preserve">)]) </w:t>
+      </w:r>
+      <w:r>
+        <w:br/>
+      </w:r>
+      <w:r>
+        <w:rPr>
+          <w:rStyle w:val="NormalTok"/>
+        </w:rPr>
+        <w:t xml:space="preserve">              </w:t>
+      </w:r>
+      <w:r>
+        <w:rPr>
+          <w:rStyle w:val="ControlFlowTok"/>
+        </w:rPr>
+        <w:t xml:space="preserve">for</w:t>
+      </w:r>
+      <w:r>
+        <w:rPr>
+          <w:rStyle w:val="NormalTok"/>
+        </w:rPr>
+        <w:t xml:space="preserve"> i </w:t>
+      </w:r>
+      <w:r>
+        <w:rPr>
+          <w:rStyle w:val="KeywordTok"/>
+        </w:rPr>
+        <w:t xml:space="preserve">in</w:t>
+      </w:r>
+      <w:r>
+        <w:rPr>
+          <w:rStyle w:val="NormalTok"/>
+        </w:rPr>
+        <w:t xml:space="preserve"> </w:t>
+      </w:r>
+      <w:r>
+        <w:rPr>
+          <w:rStyle w:val="BuiltInTok"/>
+        </w:rPr>
+        <w:t xml:space="preserve">range</w:t>
+      </w:r>
+      <w:r>
+        <w:rPr>
+          <w:rStyle w:val="NormalTok"/>
+        </w:rPr>
+        <w:t xml:space="preserve">(num_states)]</w:t>
+      </w:r>
+      <w:r>
+        <w:br/>
+      </w:r>
+      <w:r>
+        <w:rPr>
+          <w:rStyle w:val="NormalTok"/>
+        </w:rPr>
+        <w:t xml:space="preserve">    </w:t>
+      </w:r>
+      <w:r>
+        <w:br/>
+      </w:r>
+      <w:r>
+        <w:rPr>
+          <w:rStyle w:val="NormalTok"/>
+        </w:rPr>
+        <w:t xml:space="preserve">    </w:t>
+      </w:r>
+      <w:r>
+        <w:rPr>
+          <w:rStyle w:val="CommentTok"/>
+        </w:rPr>
+        <w:t xml:space="preserve"># 1. Cost matrix based on Hamming distance between binary states</w:t>
+      </w:r>
+      <w:r>
+        <w:br/>
+      </w:r>
+      <w:r>
+        <w:rPr>
+          <w:rStyle w:val="NormalTok"/>
+        </w:rPr>
+        <w:t xml:space="preserve">    C </w:t>
+      </w:r>
+      <w:r>
+        <w:rPr>
+          <w:rStyle w:val="OperatorTok"/>
+        </w:rPr>
+        <w:t xml:space="preserve">=</w:t>
+      </w:r>
+      <w:r>
+        <w:rPr>
+          <w:rStyle w:val="NormalTok"/>
+        </w:rPr>
+        <w:t xml:space="preserve"> np.zeros((num_states, num_states))</w:t>
+      </w:r>
+      <w:r>
+        <w:br/>
+      </w:r>
+      <w:r>
+        <w:rPr>
+          <w:rStyle w:val="NormalTok"/>
+        </w:rPr>
+        <w:t xml:space="preserve">    </w:t>
+      </w:r>
+      <w:r>
+        <w:rPr>
+          <w:rStyle w:val="ControlFlowTok"/>
+        </w:rPr>
+        <w:t xml:space="preserve">for</w:t>
+      </w:r>
+      <w:r>
+        <w:rPr>
+          <w:rStyle w:val="NormalTok"/>
+        </w:rPr>
+        <w:t xml:space="preserve"> i </w:t>
+      </w:r>
+      <w:r>
+        <w:rPr>
+          <w:rStyle w:val="KeywordTok"/>
+        </w:rPr>
+        <w:t xml:space="preserve">in</w:t>
+      </w:r>
+      <w:r>
+        <w:rPr>
+          <w:rStyle w:val="NormalTok"/>
+        </w:rPr>
+        <w:t xml:space="preserve"> </w:t>
+      </w:r>
+      <w:r>
+        <w:rPr>
+          <w:rStyle w:val="BuiltInTok"/>
+        </w:rPr>
+        <w:t xml:space="preserve">range</w:t>
+      </w:r>
+      <w:r>
+        <w:rPr>
+          <w:rStyle w:val="NormalTok"/>
+        </w:rPr>
+        <w:t xml:space="preserve">(num_states):</w:t>
+      </w:r>
+      <w:r>
+        <w:br/>
+      </w:r>
+      <w:r>
+        <w:rPr>
+          <w:rStyle w:val="NormalTok"/>
+        </w:rPr>
+        <w:t xml:space="preserve">        </w:t>
+      </w:r>
+      <w:r>
+        <w:rPr>
+          <w:rStyle w:val="ControlFlowTok"/>
+        </w:rPr>
+        <w:t xml:space="preserve">for</w:t>
+      </w:r>
+      <w:r>
+        <w:rPr>
+          <w:rStyle w:val="NormalTok"/>
+        </w:rPr>
+        <w:t xml:space="preserve"> j </w:t>
+      </w:r>
+      <w:r>
+        <w:rPr>
+          <w:rStyle w:val="KeywordTok"/>
+        </w:rPr>
+        <w:t xml:space="preserve">in</w:t>
+      </w:r>
+      <w:r>
+        <w:rPr>
+          <w:rStyle w:val="NormalTok"/>
+        </w:rPr>
+        <w:t xml:space="preserve"> </w:t>
+      </w:r>
+      <w:r>
+        <w:rPr>
+          <w:rStyle w:val="BuiltInTok"/>
+        </w:rPr>
+        <w:t xml:space="preserve">range</w:t>
+      </w:r>
+      <w:r>
+        <w:rPr>
+          <w:rStyle w:val="NormalTok"/>
+        </w:rPr>
+        <w:t xml:space="preserve">(num_states):</w:t>
+      </w:r>
+      <w:r>
+        <w:br/>
+      </w:r>
+      <w:r>
+        <w:rPr>
+          <w:rStyle w:val="NormalTok"/>
+        </w:rPr>
+        <w:t xml:space="preserve">            C[i, j] </w:t>
+      </w:r>
+      <w:r>
+        <w:rPr>
+          <w:rStyle w:val="OperatorTok"/>
+        </w:rPr>
+        <w:t xml:space="preserve">=</w:t>
+      </w:r>
+      <w:r>
+        <w:rPr>
+          <w:rStyle w:val="NormalTok"/>
+        </w:rPr>
+        <w:t xml:space="preserve"> np.</w:t>
+      </w:r>
+      <w:r>
+        <w:rPr>
+          <w:rStyle w:val="BuiltInTok"/>
+        </w:rPr>
+        <w:t xml:space="preserve">sum</w:t>
+      </w:r>
+      <w:r>
+        <w:rPr>
+          <w:rStyle w:val="NormalTok"/>
+        </w:rPr>
+        <w:t xml:space="preserve">(np.</w:t>
+      </w:r>
+      <w:r>
+        <w:rPr>
+          <w:rStyle w:val="BuiltInTok"/>
+        </w:rPr>
+        <w:t xml:space="preserve">abs</w:t>
+      </w:r>
+      <w:r>
+        <w:rPr>
+          <w:rStyle w:val="NormalTok"/>
+        </w:rPr>
+        <w:t xml:space="preserve">(states[i] </w:t>
+      </w:r>
+      <w:r>
+        <w:rPr>
+          <w:rStyle w:val="OperatorTok"/>
+        </w:rPr>
+        <w:t xml:space="preserve">-</w:t>
+      </w:r>
+      <w:r>
+        <w:rPr>
+          <w:rStyle w:val="NormalTok"/>
+        </w:rPr>
+        <w:t xml:space="preserve"> states[j]))</w:t>
+      </w:r>
+      <w:r>
+        <w:br/>
+      </w:r>
+      <w:r>
+        <w:rPr>
+          <w:rStyle w:val="NormalTok"/>
+        </w:rPr>
+        <w:t xml:space="preserve">            </w:t>
+      </w:r>
+      <w:r>
+        <w:br/>
+      </w:r>
+      <w:r>
+        <w:rPr>
+          <w:rStyle w:val="NormalTok"/>
+        </w:rPr>
+        <w:t xml:space="preserve">    c_vector </w:t>
+      </w:r>
+      <w:r>
+        <w:rPr>
+          <w:rStyle w:val="OperatorTok"/>
+        </w:rPr>
+        <w:t xml:space="preserve">=</w:t>
+      </w:r>
+      <w:r>
+        <w:rPr>
+          <w:rStyle w:val="NormalTok"/>
+        </w:rPr>
+        <w:t xml:space="preserve"> C.flatten()</w:t>
+      </w:r>
+      <w:r>
+        <w:br/>
+      </w:r>
+      <w:r>
+        <w:rPr>
+          <w:rStyle w:val="NormalTok"/>
+        </w:rPr>
+        <w:t xml:space="preserve">    </w:t>
+      </w:r>
+      <w:r>
+        <w:br/>
+      </w:r>
+      <w:r>
+        <w:rPr>
+          <w:rStyle w:val="NormalTok"/>
+        </w:rPr>
+        <w:t xml:space="preserve">    </w:t>
+      </w:r>
+      <w:r>
+        <w:rPr>
+          <w:rStyle w:val="CommentTok"/>
+        </w:rPr>
+        <w:t xml:space="preserve"># 2. Linear programming constraints for optimal transport coupling</w:t>
+      </w:r>
+      <w:r>
+        <w:br/>
+      </w:r>
+      <w:r>
+        <w:rPr>
+          <w:rStyle w:val="NormalTok"/>
+        </w:rPr>
+        <w:t xml:space="preserve">    A_eq </w:t>
+      </w:r>
+      <w:r>
+        <w:rPr>
+          <w:rStyle w:val="OperatorTok"/>
+        </w:rPr>
+        <w:t xml:space="preserve">=</w:t>
+      </w:r>
+      <w:r>
+        <w:rPr>
+          <w:rStyle w:val="NormalTok"/>
+        </w:rPr>
+        <w:t xml:space="preserve"> np.zeros((</w:t>
+      </w:r>
+      <w:r>
+        <w:rPr>
+          <w:rStyle w:val="DecValTok"/>
+        </w:rPr>
+        <w:t xml:space="preserve">2</w:t>
+      </w:r>
+      <w:r>
+        <w:rPr>
+          <w:rStyle w:val="NormalTok"/>
+        </w:rPr>
+        <w:t xml:space="preserve"> </w:t>
+      </w:r>
+      <w:r>
+        <w:rPr>
+          <w:rStyle w:val="OperatorTok"/>
+        </w:rPr>
+        <w:t xml:space="preserve">*</w:t>
+      </w:r>
+      <w:r>
+        <w:rPr>
+          <w:rStyle w:val="NormalTok"/>
+        </w:rPr>
+        <w:t xml:space="preserve"> num_states, num_states </w:t>
+      </w:r>
+      <w:r>
+        <w:rPr>
+          <w:rStyle w:val="OperatorTok"/>
+        </w:rPr>
+        <w:t xml:space="preserve">*</w:t>
+      </w:r>
+      <w:r>
+        <w:rPr>
+          <w:rStyle w:val="NormalTok"/>
+        </w:rPr>
+        <w:t xml:space="preserve"> num_states))</w:t>
+      </w:r>
+      <w:r>
+        <w:br/>
+      </w:r>
+      <w:r>
+        <w:rPr>
+          <w:rStyle w:val="NormalTok"/>
+        </w:rPr>
+        <w:t xml:space="preserve">    </w:t>
+      </w:r>
+      <w:r>
+        <w:rPr>
+          <w:rStyle w:val="ControlFlowTok"/>
+        </w:rPr>
+        <w:t xml:space="preserve">for</w:t>
+      </w:r>
+      <w:r>
+        <w:rPr>
+          <w:rStyle w:val="NormalTok"/>
+        </w:rPr>
+        <w:t xml:space="preserve"> i </w:t>
+      </w:r>
+      <w:r>
+        <w:rPr>
+          <w:rStyle w:val="KeywordTok"/>
+        </w:rPr>
+        <w:t xml:space="preserve">in</w:t>
+      </w:r>
+      <w:r>
+        <w:rPr>
+          <w:rStyle w:val="NormalTok"/>
+        </w:rPr>
+        <w:t xml:space="preserve"> </w:t>
+      </w:r>
+      <w:r>
+        <w:rPr>
+          <w:rStyle w:val="BuiltInTok"/>
+        </w:rPr>
+        <w:t xml:space="preserve">range</w:t>
+      </w:r>
+      <w:r>
+        <w:rPr>
+          <w:rStyle w:val="NormalTok"/>
+        </w:rPr>
+        <w:t xml:space="preserve">(num_states):</w:t>
+      </w:r>
+      <w:r>
+        <w:br/>
+      </w:r>
+      <w:r>
+        <w:rPr>
+          <w:rStyle w:val="NormalTok"/>
+        </w:rPr>
+        <w:t xml:space="preserve">        A_eq[i, i</w:t>
+      </w:r>
+      <w:r>
+        <w:rPr>
+          <w:rStyle w:val="OperatorTok"/>
+        </w:rPr>
+        <w:t xml:space="preserve">*</w:t>
+      </w:r>
+      <w:r>
+        <w:rPr>
+          <w:rStyle w:val="NormalTok"/>
+        </w:rPr>
+        <w:t xml:space="preserve">num_states:(i</w:t>
+      </w:r>
+      <w:r>
+        <w:rPr>
+          <w:rStyle w:val="OperatorTok"/>
+        </w:rPr>
+        <w:t xml:space="preserve">+</w:t>
+      </w:r>
+      <w:r>
+        <w:rPr>
+          <w:rStyle w:val="DecValTok"/>
+        </w:rPr>
+        <w:t xml:space="preserve">1</w:t>
+      </w:r>
+      <w:r>
+        <w:rPr>
+          <w:rStyle w:val="NormalTok"/>
+        </w:rPr>
+        <w:t xml:space="preserve">)</w:t>
+      </w:r>
+      <w:r>
+        <w:rPr>
+          <w:rStyle w:val="OperatorTok"/>
+        </w:rPr>
+        <w:t xml:space="preserve">*</w:t>
+      </w:r>
+      <w:r>
+        <w:rPr>
+          <w:rStyle w:val="NormalTok"/>
+        </w:rPr>
+        <w:t xml:space="preserve">num_states] </w:t>
+      </w:r>
+      <w:r>
+        <w:rPr>
+          <w:rStyle w:val="OperatorTok"/>
+        </w:rPr>
+        <w:t xml:space="preserve">=</w:t>
+      </w:r>
+      <w:r>
+        <w:rPr>
+          <w:rStyle w:val="NormalTok"/>
+        </w:rPr>
+        <w:t xml:space="preserve"> </w:t>
+      </w:r>
+      <w:r>
+        <w:rPr>
+          <w:rStyle w:val="FloatTok"/>
+        </w:rPr>
+        <w:t xml:space="preserve">1.0</w:t>
+      </w:r>
+      <w:r>
+        <w:rPr>
+          <w:rStyle w:val="NormalTok"/>
+        </w:rPr>
+        <w:t xml:space="preserve">  </w:t>
+      </w:r>
+      <w:r>
+        <w:rPr>
+          <w:rStyle w:val="CommentTok"/>
+        </w:rPr>
+        <w:t xml:space="preserve"># Row sums match p</w:t>
+      </w:r>
+      <w:r>
+        <w:br/>
+      </w:r>
+      <w:r>
+        <w:rPr>
+          <w:rStyle w:val="NormalTok"/>
+        </w:rPr>
+        <w:t xml:space="preserve">    </w:t>
+      </w:r>
+      <w:r>
+        <w:rPr>
+          <w:rStyle w:val="ControlFlowTok"/>
+        </w:rPr>
+        <w:t xml:space="preserve">for</w:t>
+      </w:r>
+      <w:r>
+        <w:rPr>
+          <w:rStyle w:val="NormalTok"/>
+        </w:rPr>
+        <w:t xml:space="preserve"> j </w:t>
+      </w:r>
+      <w:r>
+        <w:rPr>
+          <w:rStyle w:val="KeywordTok"/>
+        </w:rPr>
+        <w:t xml:space="preserve">in</w:t>
+      </w:r>
+      <w:r>
+        <w:rPr>
+          <w:rStyle w:val="NormalTok"/>
+        </w:rPr>
+        <w:t xml:space="preserve"> </w:t>
+      </w:r>
+      <w:r>
+        <w:rPr>
+          <w:rStyle w:val="BuiltInTok"/>
+        </w:rPr>
+        <w:t xml:space="preserve">range</w:t>
+      </w:r>
+      <w:r>
+        <w:rPr>
+          <w:rStyle w:val="NormalTok"/>
+        </w:rPr>
+        <w:t xml:space="preserve">(num_states):</w:t>
+      </w:r>
+      <w:r>
+        <w:br/>
+      </w:r>
+      <w:r>
+        <w:rPr>
+          <w:rStyle w:val="NormalTok"/>
+        </w:rPr>
+        <w:t xml:space="preserve">        A_eq[num_states </w:t>
+      </w:r>
+      <w:r>
+        <w:rPr>
+          <w:rStyle w:val="OperatorTok"/>
+        </w:rPr>
+        <w:t xml:space="preserve">+</w:t>
+      </w:r>
+      <w:r>
+        <w:rPr>
+          <w:rStyle w:val="NormalTok"/>
+        </w:rPr>
+        <w:t xml:space="preserve"> j, j::num_states] </w:t>
+      </w:r>
+      <w:r>
+        <w:rPr>
+          <w:rStyle w:val="OperatorTok"/>
+        </w:rPr>
+        <w:t xml:space="preserve">=</w:t>
+      </w:r>
+      <w:r>
+        <w:rPr>
+          <w:rStyle w:val="NormalTok"/>
+        </w:rPr>
+        <w:t xml:space="preserve"> </w:t>
+      </w:r>
+      <w:r>
+        <w:rPr>
+          <w:rStyle w:val="FloatTok"/>
+        </w:rPr>
+        <w:t xml:space="preserve">1.0</w:t>
+      </w:r>
+      <w:r>
+        <w:rPr>
+          <w:rStyle w:val="NormalTok"/>
+        </w:rPr>
+        <w:t xml:space="preserve">     </w:t>
+      </w:r>
+      <w:r>
+        <w:rPr>
+          <w:rStyle w:val="CommentTok"/>
+        </w:rPr>
+        <w:t xml:space="preserve"># Col sums match p_part</w:t>
+      </w:r>
+      <w:r>
+        <w:br/>
+      </w:r>
+      <w:r>
+        <w:rPr>
+          <w:rStyle w:val="NormalTok"/>
+        </w:rPr>
+        <w:t xml:space="preserve">        </w:t>
+      </w:r>
+      <w:r>
+        <w:br/>
+      </w:r>
+      <w:r>
+        <w:rPr>
+          <w:rStyle w:val="NormalTok"/>
+        </w:rPr>
+        <w:t xml:space="preserve">    b_eq </w:t>
+      </w:r>
+      <w:r>
+        <w:rPr>
+          <w:rStyle w:val="OperatorTok"/>
+        </w:rPr>
+        <w:t xml:space="preserve">=</w:t>
+      </w:r>
+      <w:r>
+        <w:rPr>
+          <w:rStyle w:val="NormalTok"/>
+        </w:rPr>
+        <w:t xml:space="preserve"> np.concatenate([p_unpartitioned, p_partitioned])</w:t>
+      </w:r>
+      <w:r>
+        <w:br/>
+      </w:r>
+      <w:r>
+        <w:rPr>
+          <w:rStyle w:val="NormalTok"/>
+        </w:rPr>
+        <w:t xml:space="preserve">    </w:t>
+      </w:r>
+      <w:r>
+        <w:br/>
+      </w:r>
+      <w:r>
+        <w:rPr>
+          <w:rStyle w:val="NormalTok"/>
+        </w:rPr>
+        <w:t xml:space="preserve">    res </w:t>
+      </w:r>
+      <w:r>
+        <w:rPr>
+          <w:rStyle w:val="OperatorTok"/>
+        </w:rPr>
+        <w:t xml:space="preserve">=</w:t>
+      </w:r>
+      <w:r>
+        <w:rPr>
+          <w:rStyle w:val="NormalTok"/>
+        </w:rPr>
+        <w:t xml:space="preserve"> linprog(c_vector, A_eq_ub</w:t>
+      </w:r>
+      <w:r>
+        <w:rPr>
+          <w:rStyle w:val="OperatorTok"/>
+        </w:rPr>
+        <w:t xml:space="preserve">=</w:t>
+      </w:r>
+      <w:r>
+        <w:rPr>
+          <w:rStyle w:val="VariableTok"/>
+        </w:rPr>
+        <w:t xml:space="preserve">None</w:t>
+      </w:r>
+      <w:r>
+        <w:rPr>
+          <w:rStyle w:val="NormalTok"/>
+        </w:rPr>
+        <w:t xml:space="preserve">, b_eq_ub</w:t>
+      </w:r>
+      <w:r>
+        <w:rPr>
+          <w:rStyle w:val="OperatorTok"/>
+        </w:rPr>
+        <w:t xml:space="preserve">=</w:t>
+      </w:r>
+      <w:r>
+        <w:rPr>
+          <w:rStyle w:val="VariableTok"/>
+        </w:rPr>
+        <w:t xml:space="preserve">None</w:t>
+      </w:r>
+      <w:r>
+        <w:rPr>
+          <w:rStyle w:val="NormalTok"/>
+        </w:rPr>
+        <w:t xml:space="preserve">,</w:t>
+      </w:r>
+      <w:r>
+        <w:br/>
+      </w:r>
+      <w:r>
+        <w:rPr>
+          <w:rStyle w:val="NormalTok"/>
+        </w:rPr>
+        <w:t xml:space="preserve">                  A_eq</w:t>
+      </w:r>
+      <w:r>
+        <w:rPr>
+          <w:rStyle w:val="OperatorTok"/>
+        </w:rPr>
+        <w:t xml:space="preserve">=</w:t>
+      </w:r>
+      <w:r>
+        <w:rPr>
+          <w:rStyle w:val="NormalTok"/>
+        </w:rPr>
+        <w:t xml:space="preserve">A_eq, b_eq</w:t>
+      </w:r>
+      <w:r>
+        <w:rPr>
+          <w:rStyle w:val="OperatorTok"/>
+        </w:rPr>
+        <w:t xml:space="preserve">=</w:t>
+      </w:r>
+      <w:r>
+        <w:rPr>
+          <w:rStyle w:val="NormalTok"/>
+        </w:rPr>
+        <w:t xml:space="preserve">b_eq, method</w:t>
+      </w:r>
+      <w:r>
+        <w:rPr>
+          <w:rStyle w:val="OperatorTok"/>
+        </w:rPr>
+        <w:t xml:space="preserve">=</w:t>
+      </w:r>
+      <w:r>
+        <w:rPr>
+          <w:rStyle w:val="StringTok"/>
+        </w:rPr>
+        <w:t xml:space="preserve">'highs'</w:t>
+      </w:r>
+      <w:r>
+        <w:rPr>
+          <w:rStyle w:val="NormalTok"/>
+        </w:rPr>
+        <w:t xml:space="preserve">)</w:t>
+      </w:r>
+      <w:r>
+        <w:br/>
+      </w:r>
+      <w:r>
+        <w:rPr>
+          <w:rStyle w:val="NormalTok"/>
+        </w:rPr>
+        <w:t xml:space="preserve">    </w:t>
+      </w:r>
+      <w:r>
+        <w:br/>
+      </w:r>
+      <w:r>
+        <w:rPr>
+          <w:rStyle w:val="NormalTok"/>
+        </w:rPr>
+        <w:t xml:space="preserve">    </w:t>
+      </w:r>
+      <w:r>
+        <w:rPr>
+          <w:rStyle w:val="ControlFlowTok"/>
+        </w:rPr>
+        <w:t xml:space="preserve">return</w:t>
+      </w:r>
+      <w:r>
+        <w:rPr>
+          <w:rStyle w:val="NormalTok"/>
+        </w:rPr>
+        <w:t xml:space="preserve"> res.fun </w:t>
+      </w:r>
+      <w:r>
+        <w:rPr>
+          <w:rStyle w:val="ControlFlowTok"/>
+        </w:rPr>
+        <w:t xml:space="preserve">if</w:t>
+      </w:r>
+      <w:r>
+        <w:rPr>
+          <w:rStyle w:val="NormalTok"/>
+        </w:rPr>
+        <w:t xml:space="preserve"> res.success </w:t>
+      </w:r>
+      <w:r>
+        <w:rPr>
+          <w:rStyle w:val="ControlFlowTok"/>
+        </w:rPr>
+        <w:t xml:space="preserve">else</w:t>
+      </w:r>
+      <w:r>
+        <w:rPr>
+          <w:rStyle w:val="NormalTok"/>
+        </w:rPr>
+        <w:t xml:space="preserve"> </w:t>
+      </w:r>
+      <w:r>
+        <w:rPr>
+          <w:rStyle w:val="FloatTok"/>
+        </w:rPr>
+        <w:t xml:space="preserve">0.0</w:t>
+      </w:r>
+      <w:r>
+        <w:br/>
+      </w:r>
+      <w:r>
+        <w:br/>
+      </w:r>
+      <w:r>
+        <w:rPr>
+          <w:rStyle w:val="KeywordTok"/>
+        </w:rPr>
+        <w:t xml:space="preserve">def</w:t>
+      </w:r>
+      <w:r>
+        <w:rPr>
+          <w:rStyle w:val="NormalTok"/>
+        </w:rPr>
+        <w:t xml:space="preserve"> find_minimum_information_partition(TPM, current_state, N):</w:t>
+      </w:r>
+      <w:r>
+        <w:br/>
+      </w:r>
+      <w:r>
+        <w:rPr>
+          <w:rStyle w:val="NormalTok"/>
+        </w:rPr>
+        <w:t xml:space="preserve">    </w:t>
+      </w:r>
+      <w:r>
+        <w:rPr>
+          <w:rStyle w:val="CommentTok"/>
+        </w:rPr>
+        <w:t xml:space="preserve">"""</w:t>
+      </w:r>
+      <w:r>
+        <w:br/>
+      </w:r>
+      <w:r>
+        <w:rPr>
+          <w:rStyle w:val="CommentTok"/>
+        </w:rPr>
+        <w:t xml:space="preserve">    Exhaustive search over all 2^(N-1) - 1 bipartitions to find MIP and Phi.</w:t>
+      </w:r>
+      <w:r>
+        <w:br/>
+      </w:r>
+      <w:r>
+        <w:rPr>
+          <w:rStyle w:val="CommentTok"/>
         </w:rPr>
         <w:t xml:space="preserve">    """</w:t>
       </w:r>
@@ -46900,34 +47926,79 @@
       </w:r>
       <w:r>
         <w:rPr>
-          <w:rStyle w:val="VerbatimChar"/>
-        </w:rPr>
-        <w:t xml:space="preserve">    num_states = 2 ** state_dim</w:t>
-      </w:r>
-      <w:r>
-        <w:br/>
-      </w:r>
-      <w:r>
-        <w:rPr>
-          <w:rStyle w:val="VerbatimChar"/>
-        </w:rPr>
-        <w:t xml:space="preserve">    states = [np.array([int(b) for b in format(i, f'0{state_dim}b')]) </w:t>
-      </w:r>
-      <w:r>
-        <w:br/>
-      </w:r>
-      <w:r>
-        <w:rPr>
-          <w:rStyle w:val="VerbatimChar"/>
-        </w:rPr>
-        <w:t xml:space="preserve">              for i in range(num_states)]</w:t>
-      </w:r>
-      <w:r>
-        <w:br/>
-      </w:r>
-      <w:r>
-        <w:rPr>
-          <w:rStyle w:val="VerbatimChar"/>
+          <w:rStyle w:val="NormalTok"/>
+        </w:rPr>
+        <w:t xml:space="preserve">    min_w1 </w:t>
+      </w:r>
+      <w:r>
+        <w:rPr>
+          <w:rStyle w:val="OperatorTok"/>
+        </w:rPr>
+        <w:t xml:space="preserve">=</w:t>
+      </w:r>
+      <w:r>
+        <w:rPr>
+          <w:rStyle w:val="NormalTok"/>
+        </w:rPr>
+        <w:t xml:space="preserve"> </w:t>
+      </w:r>
+      <w:r>
+        <w:rPr>
+          <w:rStyle w:val="BuiltInTok"/>
+        </w:rPr>
+        <w:t xml:space="preserve">float</w:t>
+      </w:r>
+      <w:r>
+        <w:rPr>
+          <w:rStyle w:val="NormalTok"/>
+        </w:rPr>
+        <w:t xml:space="preserve">(</w:t>
+      </w:r>
+      <w:r>
+        <w:rPr>
+          <w:rStyle w:val="StringTok"/>
+        </w:rPr>
+        <w:t xml:space="preserve">'inf'</w:t>
+      </w:r>
+      <w:r>
+        <w:rPr>
+          <w:rStyle w:val="NormalTok"/>
+        </w:rPr>
+        <w:t xml:space="preserve">)</w:t>
+      </w:r>
+      <w:r>
+        <w:br/>
+      </w:r>
+      <w:r>
+        <w:rPr>
+          <w:rStyle w:val="NormalTok"/>
+        </w:rPr>
+        <w:t xml:space="preserve">    optimal_partition </w:t>
+      </w:r>
+      <w:r>
+        <w:rPr>
+          <w:rStyle w:val="OperatorTok"/>
+        </w:rPr>
+        <w:t xml:space="preserve">=</w:t>
+      </w:r>
+      <w:r>
+        <w:rPr>
+          <w:rStyle w:val="NormalTok"/>
+        </w:rPr>
+        <w:t xml:space="preserve"> </w:t>
+      </w:r>
+      <w:r>
+        <w:rPr>
+          <w:rStyle w:val="VariableTok"/>
+        </w:rPr>
+        <w:t xml:space="preserve">None</w:t>
+      </w:r>
+      <w:r>
+        <w:br/>
+      </w:r>
+      <w:r>
+        <w:rPr>
+          <w:rStyle w:val="NormalTok"/>
         </w:rPr>
         <w:t xml:space="preserve">    </w:t>
       </w:r>
@@ -46936,52 +48007,301 @@
       </w:r>
       <w:r>
         <w:rPr>
-          <w:rStyle w:val="VerbatimChar"/>
-        </w:rPr>
-        <w:t xml:space="preserve">    # 1. Cost matrix based on Hamming distance between binary states</w:t>
-      </w:r>
-      <w:r>
-        <w:br/>
-      </w:r>
-      <w:r>
-        <w:rPr>
-          <w:rStyle w:val="VerbatimChar"/>
-        </w:rPr>
-        <w:t xml:space="preserve">    C = np.zeros((num_states, num_states))</w:t>
-      </w:r>
-      <w:r>
-        <w:br/>
-      </w:r>
-      <w:r>
-        <w:rPr>
-          <w:rStyle w:val="VerbatimChar"/>
-        </w:rPr>
-        <w:t xml:space="preserve">    for i in range(num_states):</w:t>
-      </w:r>
-      <w:r>
-        <w:br/>
-      </w:r>
-      <w:r>
-        <w:rPr>
-          <w:rStyle w:val="VerbatimChar"/>
-        </w:rPr>
-        <w:t xml:space="preserve">        for j in range(num_states):</w:t>
-      </w:r>
-      <w:r>
-        <w:br/>
-      </w:r>
-      <w:r>
-        <w:rPr>
-          <w:rStyle w:val="VerbatimChar"/>
-        </w:rPr>
-        <w:t xml:space="preserve">            C[i, j] = np.sum(np.abs(states[i] - states[j]))</w:t>
-      </w:r>
-      <w:r>
-        <w:br/>
-      </w:r>
-      <w:r>
-        <w:rPr>
-          <w:rStyle w:val="VerbatimChar"/>
+          <w:rStyle w:val="NormalTok"/>
+        </w:rPr>
+        <w:t xml:space="preserve">    </w:t>
+      </w:r>
+      <w:r>
+        <w:rPr>
+          <w:rStyle w:val="CommentTok"/>
+        </w:rPr>
+        <w:t xml:space="preserve"># Compute full unpartitioned repertoire</w:t>
+      </w:r>
+      <w:r>
+        <w:br/>
+      </w:r>
+      <w:r>
+        <w:rPr>
+          <w:rStyle w:val="NormalTok"/>
+        </w:rPr>
+        <w:t xml:space="preserve">    p_full </w:t>
+      </w:r>
+      <w:r>
+        <w:rPr>
+          <w:rStyle w:val="OperatorTok"/>
+        </w:rPr>
+        <w:t xml:space="preserve">=</w:t>
+      </w:r>
+      <w:r>
+        <w:rPr>
+          <w:rStyle w:val="NormalTok"/>
+        </w:rPr>
+        <w:t xml:space="preserve"> TPM[current_state, :]</w:t>
+      </w:r>
+      <w:r>
+        <w:br/>
+      </w:r>
+      <w:r>
+        <w:rPr>
+          <w:rStyle w:val="NormalTok"/>
+        </w:rPr>
+        <w:t xml:space="preserve">    </w:t>
+      </w:r>
+      <w:r>
+        <w:br/>
+      </w:r>
+      <w:r>
+        <w:rPr>
+          <w:rStyle w:val="NormalTok"/>
+        </w:rPr>
+        <w:t xml:space="preserve">    </w:t>
+      </w:r>
+      <w:r>
+        <w:rPr>
+          <w:rStyle w:val="CommentTok"/>
+        </w:rPr>
+        <w:t xml:space="preserve"># Generate bipartitions M1, M2</w:t>
+      </w:r>
+      <w:r>
+        <w:br/>
+      </w:r>
+      <w:r>
+        <w:rPr>
+          <w:rStyle w:val="NormalTok"/>
+        </w:rPr>
+        <w:t xml:space="preserve">    </w:t>
+      </w:r>
+      <w:r>
+        <w:rPr>
+          <w:rStyle w:val="ControlFlowTok"/>
+        </w:rPr>
+        <w:t xml:space="preserve">for</w:t>
+      </w:r>
+      <w:r>
+        <w:rPr>
+          <w:rStyle w:val="NormalTok"/>
+        </w:rPr>
+        <w:t xml:space="preserve"> partition_mask </w:t>
+      </w:r>
+      <w:r>
+        <w:rPr>
+          <w:rStyle w:val="KeywordTok"/>
+        </w:rPr>
+        <w:t xml:space="preserve">in</w:t>
+      </w:r>
+      <w:r>
+        <w:rPr>
+          <w:rStyle w:val="NormalTok"/>
+        </w:rPr>
+        <w:t xml:space="preserve"> </w:t>
+      </w:r>
+      <w:r>
+        <w:rPr>
+          <w:rStyle w:val="BuiltInTok"/>
+        </w:rPr>
+        <w:t xml:space="preserve">range</w:t>
+      </w:r>
+      <w:r>
+        <w:rPr>
+          <w:rStyle w:val="NormalTok"/>
+        </w:rPr>
+        <w:t xml:space="preserve">(</w:t>
+      </w:r>
+      <w:r>
+        <w:rPr>
+          <w:rStyle w:val="DecValTok"/>
+        </w:rPr>
+        <w:t xml:space="preserve">1</w:t>
+      </w:r>
+      <w:r>
+        <w:rPr>
+          <w:rStyle w:val="NormalTok"/>
+        </w:rPr>
+        <w:t xml:space="preserve">, </w:t>
+      </w:r>
+      <w:r>
+        <w:rPr>
+          <w:rStyle w:val="DecValTok"/>
+        </w:rPr>
+        <w:t xml:space="preserve">2</w:t>
+      </w:r>
+      <w:r>
+        <w:rPr>
+          <w:rStyle w:val="OperatorTok"/>
+        </w:rPr>
+        <w:t xml:space="preserve">**</w:t>
+      </w:r>
+      <w:r>
+        <w:rPr>
+          <w:rStyle w:val="NormalTok"/>
+        </w:rPr>
+        <w:t xml:space="preserve">(N</w:t>
+      </w:r>
+      <w:r>
+        <w:rPr>
+          <w:rStyle w:val="OperatorTok"/>
+        </w:rPr>
+        <w:t xml:space="preserve">-</w:t>
+      </w:r>
+      <w:r>
+        <w:rPr>
+          <w:rStyle w:val="DecValTok"/>
+        </w:rPr>
+        <w:t xml:space="preserve">1</w:t>
+      </w:r>
+      <w:r>
+        <w:rPr>
+          <w:rStyle w:val="NormalTok"/>
+        </w:rPr>
+        <w:t xml:space="preserve">)):</w:t>
+      </w:r>
+      <w:r>
+        <w:br/>
+      </w:r>
+      <w:r>
+        <w:rPr>
+          <w:rStyle w:val="NormalTok"/>
+        </w:rPr>
+        <w:t xml:space="preserve">        </w:t>
+      </w:r>
+      <w:r>
+        <w:rPr>
+          <w:rStyle w:val="CommentTok"/>
+        </w:rPr>
+        <w:t xml:space="preserve"># Compute tensor product of marginalized partitions</w:t>
+      </w:r>
+      <w:r>
+        <w:br/>
+      </w:r>
+      <w:r>
+        <w:rPr>
+          <w:rStyle w:val="NormalTok"/>
+        </w:rPr>
+        <w:t xml:space="preserve">        p_part </w:t>
+      </w:r>
+      <w:r>
+        <w:rPr>
+          <w:rStyle w:val="OperatorTok"/>
+        </w:rPr>
+        <w:t xml:space="preserve">=</w:t>
+      </w:r>
+      <w:r>
+        <w:rPr>
+          <w:rStyle w:val="NormalTok"/>
+        </w:rPr>
+        <w:t xml:space="preserve"> compute_factorized_repertoire(TPM, current_state, partition_mask, N)</w:t>
+      </w:r>
+      <w:r>
+        <w:br/>
+      </w:r>
+      <w:r>
+        <w:rPr>
+          <w:rStyle w:val="NormalTok"/>
+        </w:rPr>
+        <w:t xml:space="preserve">        w1_dist </w:t>
+      </w:r>
+      <w:r>
+        <w:rPr>
+          <w:rStyle w:val="OperatorTok"/>
+        </w:rPr>
+        <w:t xml:space="preserve">=</w:t>
+      </w:r>
+      <w:r>
+        <w:rPr>
+          <w:rStyle w:val="NormalTok"/>
+        </w:rPr>
+        <w:t xml:space="preserve"> compute_wasserstein_1d(p_full, p_part, N)</w:t>
+      </w:r>
+      <w:r>
+        <w:br/>
+      </w:r>
+      <w:r>
+        <w:rPr>
+          <w:rStyle w:val="NormalTok"/>
+        </w:rPr>
+        <w:t xml:space="preserve">        </w:t>
+      </w:r>
+      <w:r>
+        <w:br/>
+      </w:r>
+      <w:r>
+        <w:rPr>
+          <w:rStyle w:val="NormalTok"/>
+        </w:rPr>
+        <w:t xml:space="preserve">        </w:t>
+      </w:r>
+      <w:r>
+        <w:rPr>
+          <w:rStyle w:val="ControlFlowTok"/>
+        </w:rPr>
+        <w:t xml:space="preserve">if</w:t>
+      </w:r>
+      <w:r>
+        <w:rPr>
+          <w:rStyle w:val="NormalTok"/>
+        </w:rPr>
+        <w:t xml:space="preserve"> w1_dist </w:t>
+      </w:r>
+      <w:r>
+        <w:rPr>
+          <w:rStyle w:val="OperatorTok"/>
+        </w:rPr>
+        <w:t xml:space="preserve">&lt;</w:t>
+      </w:r>
+      <w:r>
+        <w:rPr>
+          <w:rStyle w:val="NormalTok"/>
+        </w:rPr>
+        <w:t xml:space="preserve"> min_w1:</w:t>
+      </w:r>
+      <w:r>
+        <w:br/>
+      </w:r>
+      <w:r>
+        <w:rPr>
+          <w:rStyle w:val="NormalTok"/>
+        </w:rPr>
+        <w:t xml:space="preserve">            min_w1 </w:t>
+      </w:r>
+      <w:r>
+        <w:rPr>
+          <w:rStyle w:val="OperatorTok"/>
+        </w:rPr>
+        <w:t xml:space="preserve">=</w:t>
+      </w:r>
+      <w:r>
+        <w:rPr>
+          <w:rStyle w:val="NormalTok"/>
+        </w:rPr>
+        <w:t xml:space="preserve"> w1_dist</w:t>
+      </w:r>
+      <w:r>
+        <w:br/>
+      </w:r>
+      <w:r>
+        <w:rPr>
+          <w:rStyle w:val="NormalTok"/>
+        </w:rPr>
+        <w:t xml:space="preserve">            optimal_partition </w:t>
+      </w:r>
+      <w:r>
+        <w:rPr>
+          <w:rStyle w:val="OperatorTok"/>
+        </w:rPr>
+        <w:t xml:space="preserve">=</w:t>
+      </w:r>
+      <w:r>
+        <w:rPr>
+          <w:rStyle w:val="NormalTok"/>
+        </w:rPr>
+        <w:t xml:space="preserve"> partition_mask</w:t>
+      </w:r>
+      <w:r>
+        <w:br/>
+      </w:r>
+      <w:r>
+        <w:rPr>
+          <w:rStyle w:val="NormalTok"/>
         </w:rPr>
         <w:t xml:space="preserve">            </w:t>
       </w:r>
@@ -46990,336 +48310,42 @@
       </w:r>
       <w:r>
         <w:rPr>
-          <w:rStyle w:val="VerbatimChar"/>
-        </w:rPr>
-        <w:t xml:space="preserve">    c_vector = C.flatten()</w:t>
-      </w:r>
-      <w:r>
-        <w:br/>
-      </w:r>
-      <w:r>
-        <w:rPr>
-          <w:rStyle w:val="VerbatimChar"/>
+          <w:rStyle w:val="NormalTok"/>
+        </w:rPr>
+        <w:t xml:space="preserve">    phi_integrated </w:t>
+      </w:r>
+      <w:r>
+        <w:rPr>
+          <w:rStyle w:val="OperatorTok"/>
+        </w:rPr>
+        <w:t xml:space="preserve">=</w:t>
+      </w:r>
+      <w:r>
+        <w:rPr>
+          <w:rStyle w:val="NormalTok"/>
+        </w:rPr>
+        <w:t xml:space="preserve"> min_w1</w:t>
+      </w:r>
+      <w:r>
+        <w:br/>
+      </w:r>
+      <w:r>
+        <w:rPr>
+          <w:rStyle w:val="NormalTok"/>
         </w:rPr>
         <w:t xml:space="preserve">    </w:t>
       </w:r>
       <w:r>
-        <w:br/>
-      </w:r>
-      <w:r>
-        <w:rPr>
-          <w:rStyle w:val="VerbatimChar"/>
-        </w:rPr>
-        <w:t xml:space="preserve">    # 2. Linear programming constraints for optimal transport coupling</w:t>
-      </w:r>
-      <w:r>
-        <w:br/>
-      </w:r>
-      <w:r>
-        <w:rPr>
-          <w:rStyle w:val="VerbatimChar"/>
-        </w:rPr>
-        <w:t xml:space="preserve">    A_eq = np.zeros((2 * num_states, num_states * num_states))</w:t>
-      </w:r>
-      <w:r>
-        <w:br/>
-      </w:r>
-      <w:r>
-        <w:rPr>
-          <w:rStyle w:val="VerbatimChar"/>
-        </w:rPr>
-        <w:t xml:space="preserve">    for i in range(num_states):</w:t>
-      </w:r>
-      <w:r>
-        <w:br/>
-      </w:r>
-      <w:r>
-        <w:rPr>
-          <w:rStyle w:val="VerbatimChar"/>
-        </w:rPr>
-        <w:t xml:space="preserve">        A_eq[i, i*num_states:(i+1)*num_states] = 1.0  # Row sums match p</w:t>
-      </w:r>
-      <w:r>
-        <w:br/>
-      </w:r>
-      <w:r>
-        <w:rPr>
-          <w:rStyle w:val="VerbatimChar"/>
-        </w:rPr>
-        <w:t xml:space="preserve">    for j in range(num_states):</w:t>
-      </w:r>
-      <w:r>
-        <w:br/>
-      </w:r>
-      <w:r>
-        <w:rPr>
-          <w:rStyle w:val="VerbatimChar"/>
-        </w:rPr>
-        <w:t xml:space="preserve">        A_eq[num_states + j, j::num_states] = 1.0     # Col sums match p_part</w:t>
-      </w:r>
-      <w:r>
-        <w:br/>
-      </w:r>
-      <w:r>
-        <w:rPr>
-          <w:rStyle w:val="VerbatimChar"/>
-        </w:rPr>
-        <w:t xml:space="preserve">        </w:t>
-      </w:r>
-      <w:r>
-        <w:br/>
-      </w:r>
-      <w:r>
-        <w:rPr>
-          <w:rStyle w:val="VerbatimChar"/>
-        </w:rPr>
-        <w:t xml:space="preserve">    b_eq = np.concatenate([p_unpartitioned, p_partitioned])</w:t>
-      </w:r>
-      <w:r>
-        <w:br/>
-      </w:r>
-      <w:r>
-        <w:rPr>
-          <w:rStyle w:val="VerbatimChar"/>
-        </w:rPr>
-        <w:t xml:space="preserve">    </w:t>
-      </w:r>
-      <w:r>
-        <w:br/>
-      </w:r>
-      <w:r>
-        <w:rPr>
-          <w:rStyle w:val="VerbatimChar"/>
-        </w:rPr>
-        <w:t xml:space="preserve">    res = linprog(c_vector, A_eq_ub=None, b_eq_ub=None,</w:t>
-      </w:r>
-      <w:r>
-        <w:br/>
-      </w:r>
-      <w:r>
-        <w:rPr>
-          <w:rStyle w:val="VerbatimChar"/>
-        </w:rPr>
-        <w:t xml:space="preserve">                  A_eq=A_eq, b_eq=b_eq, method='highs')</w:t>
-      </w:r>
-      <w:r>
-        <w:br/>
-      </w:r>
-      <w:r>
-        <w:rPr>
-          <w:rStyle w:val="VerbatimChar"/>
-        </w:rPr>
-        <w:t xml:space="preserve">    </w:t>
-      </w:r>
-      <w:r>
-        <w:br/>
-      </w:r>
-      <w:r>
-        <w:rPr>
-          <w:rStyle w:val="VerbatimChar"/>
-        </w:rPr>
-        <w:t xml:space="preserve">    return res.fun if res.success else 0.0</w:t>
-      </w:r>
-      <w:r>
-        <w:br/>
-      </w:r>
-      <w:r>
-        <w:br/>
-      </w:r>
-      <w:r>
-        <w:rPr>
-          <w:rStyle w:val="VerbatimChar"/>
-        </w:rPr>
-        <w:t xml:space="preserve">def find_minimum_information_partition(TPM, current_state, N):</w:t>
-      </w:r>
-      <w:r>
-        <w:br/>
-      </w:r>
-      <w:r>
-        <w:rPr>
-          <w:rStyle w:val="VerbatimChar"/>
-        </w:rPr>
-        <w:t xml:space="preserve">    """</w:t>
-      </w:r>
-      <w:r>
-        <w:br/>
-      </w:r>
-      <w:r>
-        <w:rPr>
-          <w:rStyle w:val="VerbatimChar"/>
-        </w:rPr>
-        <w:t xml:space="preserve">    Exhaustive search over all 2^(N-1) - 1 bipartitions to find MIP and Phi.</w:t>
-      </w:r>
-      <w:r>
-        <w:br/>
-      </w:r>
-      <w:r>
-        <w:rPr>
-          <w:rStyle w:val="VerbatimChar"/>
-        </w:rPr>
-        <w:t xml:space="preserve">    """</w:t>
-      </w:r>
-      <w:r>
-        <w:br/>
-      </w:r>
-      <w:r>
-        <w:rPr>
-          <w:rStyle w:val="VerbatimChar"/>
-        </w:rPr>
-        <w:t xml:space="preserve">    min_w1 = float('inf')</w:t>
-      </w:r>
-      <w:r>
-        <w:br/>
-      </w:r>
-      <w:r>
-        <w:rPr>
-          <w:rStyle w:val="VerbatimChar"/>
-        </w:rPr>
-        <w:t xml:space="preserve">    optimal_partition = None</w:t>
-      </w:r>
-      <w:r>
-        <w:br/>
-      </w:r>
-      <w:r>
-        <w:rPr>
-          <w:rStyle w:val="VerbatimChar"/>
-        </w:rPr>
-        <w:t xml:space="preserve">    </w:t>
-      </w:r>
-      <w:r>
-        <w:br/>
-      </w:r>
-      <w:r>
-        <w:rPr>
-          <w:rStyle w:val="VerbatimChar"/>
-        </w:rPr>
-        <w:t xml:space="preserve">    # Compute full unpartitioned repertoire</w:t>
-      </w:r>
-      <w:r>
-        <w:br/>
-      </w:r>
-      <w:r>
-        <w:rPr>
-          <w:rStyle w:val="VerbatimChar"/>
-        </w:rPr>
-        <w:t xml:space="preserve">    p_full = TPM[current_state, :]</w:t>
-      </w:r>
-      <w:r>
-        <w:br/>
-      </w:r>
-      <w:r>
-        <w:rPr>
-          <w:rStyle w:val="VerbatimChar"/>
-        </w:rPr>
-        <w:t xml:space="preserve">    </w:t>
-      </w:r>
-      <w:r>
-        <w:br/>
-      </w:r>
-      <w:r>
-        <w:rPr>
-          <w:rStyle w:val="VerbatimChar"/>
-        </w:rPr>
-        <w:t xml:space="preserve">    # Generate bipartitions M1, M2</w:t>
-      </w:r>
-      <w:r>
-        <w:br/>
-      </w:r>
-      <w:r>
-        <w:rPr>
-          <w:rStyle w:val="VerbatimChar"/>
-        </w:rPr>
-        <w:t xml:space="preserve">    for partition_mask in range(1, 2**(N-1)):</w:t>
-      </w:r>
-      <w:r>
-        <w:br/>
-      </w:r>
-      <w:r>
-        <w:rPr>
-          <w:rStyle w:val="VerbatimChar"/>
-        </w:rPr>
-        <w:t xml:space="preserve">        # Compute tensor product of marginalized partitions</w:t>
-      </w:r>
-      <w:r>
-        <w:br/>
-      </w:r>
-      <w:r>
-        <w:rPr>
-          <w:rStyle w:val="VerbatimChar"/>
-        </w:rPr>
-        <w:t xml:space="preserve">        p_part = compute_factorized_repertoire(TPM, current_state, partition_mask, N)</w:t>
-      </w:r>
-      <w:r>
-        <w:br/>
-      </w:r>
-      <w:r>
-        <w:rPr>
-          <w:rStyle w:val="VerbatimChar"/>
-        </w:rPr>
-        <w:t xml:space="preserve">        w1_dist = compute_wasserstein_1d(p_full, p_part, N)</w:t>
-      </w:r>
-      <w:r>
-        <w:br/>
-      </w:r>
-      <w:r>
-        <w:rPr>
-          <w:rStyle w:val="VerbatimChar"/>
-        </w:rPr>
-        <w:t xml:space="preserve">        </w:t>
-      </w:r>
-      <w:r>
-        <w:br/>
-      </w:r>
-      <w:r>
-        <w:rPr>
-          <w:rStyle w:val="VerbatimChar"/>
-        </w:rPr>
-        <w:t xml:space="preserve">        if w1_dist &lt; min_w1:</w:t>
-      </w:r>
-      <w:r>
-        <w:br/>
-      </w:r>
-      <w:r>
-        <w:rPr>
-          <w:rStyle w:val="VerbatimChar"/>
-        </w:rPr>
-        <w:t xml:space="preserve">            min_w1 = w1_dist</w:t>
-      </w:r>
-      <w:r>
-        <w:br/>
-      </w:r>
-      <w:r>
-        <w:rPr>
-          <w:rStyle w:val="VerbatimChar"/>
-        </w:rPr>
-        <w:t xml:space="preserve">            optimal_partition = partition_mask</w:t>
-      </w:r>
-      <w:r>
-        <w:br/>
-      </w:r>
-      <w:r>
-        <w:rPr>
-          <w:rStyle w:val="VerbatimChar"/>
-        </w:rPr>
-        <w:t xml:space="preserve">            </w:t>
-      </w:r>
-      <w:r>
-        <w:br/>
-      </w:r>
-      <w:r>
-        <w:rPr>
-          <w:rStyle w:val="VerbatimChar"/>
-        </w:rPr>
-        <w:t xml:space="preserve">    phi_integrated = min_w1</w:t>
-      </w:r>
-      <w:r>
-        <w:br/>
-      </w:r>
-      <w:r>
-        <w:rPr>
-          <w:rStyle w:val="VerbatimChar"/>
-        </w:rPr>
-        <w:t xml:space="preserve">    return phi_integrated, optimal_partition</w:t>
+        <w:rPr>
+          <w:rStyle w:val="ControlFlowTok"/>
+        </w:rPr>
+        <w:t xml:space="preserve">return</w:t>
+      </w:r>
+      <w:r>
+        <w:rPr>
+          <w:rStyle w:val="NormalTok"/>
+        </w:rPr>
+        <w:t xml:space="preserve"> phi_integrated, optimal_partition</w:t>
       </w:r>
     </w:p>
     <w:p>
@@ -52957,10 +53983,10 @@
   <w:docDefaults>
     <w:rPrDefault>
       <w:rPr>
-        <w:rFonts w:asciiTheme="minorHAnsi" w:cstheme="minorBidi" w:eastAsiaTheme="minorEastAsia" w:hAnsiTheme="minorHAnsi"/>
+        <w:rFonts w:asciiTheme="minorHAnsi" w:cstheme="minorBidi" w:eastAsiaTheme="minorHAnsi" w:hAnsiTheme="minorHAnsi"/>
         <w:sz w:val="24"/>
         <w:szCs w:val="24"/>
-        <w:lang w:bidi="ar-SA" w:eastAsia="zh-CN" w:val="en-US"/>
+        <w:lang w:bidi="ar-SA" w:eastAsia="en-US" w:val="en-US"/>
       </w:rPr>
     </w:rPrDefault>
     <w:pPrDefault>
@@ -53501,6 +54527,13 @@
       </w:tblCellMar>
     </w:tblPr>
     <w:tblStylePr w:type="firstRow">
+      <w:tblPr>
+        <w:jc w:val="left"/>
+        <w:tblInd w:type="dxa" w:w="0"/>
+      </w:tblPr>
+      <w:trPr>
+        <w:jc w:val="left"/>
+      </w:trPr>
       <w:tcPr>
         <w:tcBorders>
           <w:bottom w:val="single"/>

--- a/docs/The_Conative_Integrative_Framework_Book_Thomas_Riebl_EN_6x9.docx
+++ b/docs/The_Conative_Integrative_Framework_Book_Thomas_Riebl_EN_6x9.docx
@@ -1435,6 +1435,20 @@
         <w:t xml:space="preserve">    end</w:t>
       </w:r>
     </w:p>
+    <w:p>
+      <w:pPr>
+        <w:pStyle w:val="FirstParagraph"/>
+      </w:pPr>
+      <w:r>
+        <w:t xml:space="preserve">Figure 1.1:</w:t>
+      </w:r>
+      <w:r>
+        <w:t xml:space="preserve"> </w:t>
+      </w:r>
+      <w:r>
+        <w:t xml:space="preserve">The Historical Evolution of Physicalist Reductionism.</w:t>
+      </w:r>
+    </w:p>
     <w:bookmarkStart w:id="12" w:name="the-galilean-cleaving-of-reality"/>
     <w:p>
       <w:pPr>
@@ -1894,6 +1908,20 @@
       </w:r>
     </w:p>
     <w:p>
+      <w:pPr>
+        <w:pStyle w:val="FirstParagraph"/>
+      </w:pPr>
+      <w:r>
+        <w:t xml:space="preserve">Figure 1.2:</w:t>
+      </w:r>
+      <w:r>
+        <w:t xml:space="preserve"> </w:t>
+      </w:r>
+      <w:r>
+        <w:t xml:space="preserve">The Triad of Anti-Physicalist Impossibility Proofs.</w:t>
+      </w:r>
+    </w:p>
+    <w:p>
       <w:r>
         <w:pict>
           <v:rect style="width:0;height:1.5pt" o:hralign="center" o:hrstd="t" o:hr="t"/>
@@ -2220,6 +2248,20 @@
           <w:rStyle w:val="VerbatimChar"/>
         </w:rPr>
         <w:t xml:space="preserve">    end</w:t>
+      </w:r>
+    </w:p>
+    <w:p>
+      <w:pPr>
+        <w:pStyle w:val="FirstParagraph"/>
+      </w:pPr>
+      <w:r>
+        <w:t xml:space="preserve">Figure 1.3:</w:t>
+      </w:r>
+      <w:r>
+        <w:t xml:space="preserve"> </w:t>
+      </w:r>
+      <w:r>
+        <w:t xml:space="preserve">Epistemic Asymmetry: Acquaintance vs. Physical Description.</w:t>
       </w:r>
     </w:p>
     <w:p>
@@ -2531,6 +2573,20 @@
       </w:r>
     </w:p>
     <w:p>
+      <w:pPr>
+        <w:pStyle w:val="FirstParagraph"/>
+      </w:pPr>
+      <w:r>
+        <w:t xml:space="preserve">Figure 1.4:</w:t>
+      </w:r>
+      <w:r>
+        <w:t xml:space="preserve"> </w:t>
+      </w:r>
+      <w:r>
+        <w:t xml:space="preserve">The Dual Dead-Ends of Materialist Metaphysics.</w:t>
+      </w:r>
+    </w:p>
+    <w:p>
       <w:r>
         <w:pict>
           <v:rect style="width:0;height:1.5pt" o:hralign="center" o:hrstd="t" o:hr="t"/>
@@ -2685,6 +2741,20 @@
           <w:rStyle w:val="VerbatimChar"/>
         </w:rPr>
         <w:t xml:space="preserve">    end</w:t>
+      </w:r>
+    </w:p>
+    <w:p>
+      <w:pPr>
+        <w:pStyle w:val="FirstParagraph"/>
+      </w:pPr>
+      <w:r>
+        <w:t xml:space="preserve">Figure 1.5:</w:t>
+      </w:r>
+      <w:r>
+        <w:t xml:space="preserve"> </w:t>
+      </w:r>
+      <w:r>
+        <w:t xml:space="preserve">Historical Evolution of Idealist Monism.</w:t>
       </w:r>
     </w:p>
     <w:p>
@@ -2999,6 +3069,24 @@
         <w:rPr>
           <w:rStyle w:val="VerbatimChar"/>
         </w:rPr>
+        <w:t xml:space="preserve">        AMBIENT["&lt;b&gt;Ambient Cosmological Dynamics&lt;/b&gt;&lt;br&gt;Extrinsic Appearance: Inanimate Physical Universe (Stars, Rocks, Vacuum)"]</w:t>
+      </w:r>
+      <w:r>
+        <w:br/>
+      </w:r>
+      <w:r>
+        <w:rPr>
+          <w:rStyle w:val="VerbatimChar"/>
+        </w:rPr>
+        <w:t xml:space="preserve">        </w:t>
+      </w:r>
+      <w:r>
+        <w:br/>
+      </w:r>
+      <w:r>
+        <w:rPr>
+          <w:rStyle w:val="VerbatimChar"/>
+        </w:rPr>
         <w:t xml:space="preserve">        subgraph ALTER_A["&lt;b&gt;Dissociated Conscious Alter A&lt;/b&gt;"]</w:t>
       </w:r>
       <w:r>
@@ -3017,16 +3105,16 @@
         <w:rPr>
           <w:rStyle w:val="VerbatimChar"/>
         </w:rPr>
-        <w:t xml:space="preserve">            MB_A["&lt;b&gt;Markov Blanket A&lt;/b&gt;&lt;br&gt;(Sensory &amp; Active States)"]</w:t>
-      </w:r>
-      <w:r>
-        <w:br/>
-      </w:r>
-      <w:r>
-        <w:rPr>
-          <w:rStyle w:val="VerbatimChar"/>
-        </w:rPr>
-        <w:t xml:space="preserve">            INT_A["&lt;b&gt;Internal Experiential Dynamics&lt;/b&gt;&lt;br&gt;1st-Person Qualia, Memories &amp; PSM"]</w:t>
+        <w:t xml:space="preserve">            MB_A["&lt;b&gt;Markov Blanket A&lt;/b&gt; (Sensory &amp; Active States)"]</w:t>
+      </w:r>
+      <w:r>
+        <w:br/>
+      </w:r>
+      <w:r>
+        <w:rPr>
+          <w:rStyle w:val="VerbatimChar"/>
+        </w:rPr>
+        <w:t xml:space="preserve">            INT_A["&lt;b&gt;Internal Experiential Dynamics&lt;/b&gt; (1st-Person Qualia &amp; PSM)"]</w:t>
       </w:r>
       <w:r>
         <w:br/>
@@ -3080,16 +3168,16 @@
         <w:rPr>
           <w:rStyle w:val="VerbatimChar"/>
         </w:rPr>
-        <w:t xml:space="preserve">            MB_B["&lt;b&gt;Markov Blanket B&lt;/b&gt;&lt;br&gt;(Sensory &amp; Active States)"]</w:t>
-      </w:r>
-      <w:r>
-        <w:br/>
-      </w:r>
-      <w:r>
-        <w:rPr>
-          <w:rStyle w:val="VerbatimChar"/>
-        </w:rPr>
-        <w:t xml:space="preserve">            INT_B["&lt;b&gt;Internal Experiential Dynamics&lt;/b&gt;&lt;br&gt;1st-Person Qualia, Memories &amp; PSM"]</w:t>
+        <w:t xml:space="preserve">            MB_B["&lt;b&gt;Markov Blanket B&lt;/b&gt; (Sensory &amp; Active States)"]</w:t>
+      </w:r>
+      <w:r>
+        <w:br/>
+      </w:r>
+      <w:r>
+        <w:rPr>
+          <w:rStyle w:val="VerbatimChar"/>
+        </w:rPr>
+        <w:t xml:space="preserve">            INT_B["&lt;b&gt;Internal Experiential Dynamics&lt;/b&gt; (1st-Person Qualia &amp; PSM)"]</w:t>
       </w:r>
       <w:r>
         <w:br/>
@@ -3125,7 +3213,16 @@
         <w:rPr>
           <w:rStyle w:val="VerbatimChar"/>
         </w:rPr>
-        <w:t xml:space="preserve">        AMBIENT["&lt;b&gt;Ambient Cosmological Dynamics&lt;/b&gt;&lt;br&gt;Extrinsic Appearance: Inanimate Physical Universe (Stars, Rocks, Vacuum)"]</w:t>
+        <w:t xml:space="preserve">        ALTER_A &lt;== "Perception / Action" ==&gt; AMBIENT</w:t>
+      </w:r>
+      <w:r>
+        <w:br/>
+      </w:r>
+      <w:r>
+        <w:rPr>
+          <w:rStyle w:val="VerbatimChar"/>
+        </w:rPr>
+        <w:t xml:space="preserve">        AMBIENT &lt;== "Perception / Action" ==&gt; ALTER_B</w:t>
       </w:r>
       <w:r>
         <w:br/>
@@ -3136,23 +3233,19 @@
         </w:rPr>
         <w:t xml:space="preserve">    end</w:t>
       </w:r>
-      <w:r>
-        <w:br/>
-      </w:r>
-      <w:r>
-        <w:rPr>
-          <w:rStyle w:val="VerbatimChar"/>
-        </w:rPr>
-        <w:t xml:space="preserve">    </w:t>
-      </w:r>
-      <w:r>
-        <w:br/>
-      </w:r>
-      <w:r>
-        <w:rPr>
-          <w:rStyle w:val="VerbatimChar"/>
-        </w:rPr>
-        <w:t xml:space="preserve">    ALTER_A &lt;=== Perception / Action ===&gt; AMBIENT &lt;=== Perception / Action ===&gt; ALTER_B</w:t>
+    </w:p>
+    <w:p>
+      <w:pPr>
+        <w:pStyle w:val="FirstParagraph"/>
+      </w:pPr>
+      <w:r>
+        <w:t xml:space="preserve">Figure 1.6:</w:t>
+      </w:r>
+      <w:r>
+        <w:t xml:space="preserve"> </w:t>
+      </w:r>
+      <w:r>
+        <w:t xml:space="preserve">Mind-at-Large as the Universal Experiential Substrate and Dissociated Alters.</w:t>
       </w:r>
     </w:p>
     <w:bookmarkStart w:id="20" w:name="X2693ce75f8a93af01fe1f823db2c6de242c6ab0"/>
@@ -4057,16 +4150,16 @@
         <w:rPr>
           <w:rStyle w:val="VerbatimChar"/>
         </w:rPr>
-        <w:t xml:space="preserve">flowchart LR</w:t>
-      </w:r>
-      <w:r>
-        <w:br/>
-      </w:r>
-      <w:r>
-        <w:rPr>
-          <w:rStyle w:val="VerbatimChar"/>
-        </w:rPr>
-        <w:t xml:space="preserve">    subgraph EXTERNAL["External States (η)"]</w:t>
+        <w:t xml:space="preserve">flowchart TD</w:t>
+      </w:r>
+      <w:r>
+        <w:br/>
+      </w:r>
+      <w:r>
+        <w:rPr>
+          <w:rStyle w:val="VerbatimChar"/>
+        </w:rPr>
+        <w:t xml:space="preserve">    subgraph MARKOV_PARTITION["&lt;b&gt;Statistical Physics of the Markov Blanket&lt;/b&gt;"]</w:t>
       </w:r>
       <w:r>
         <w:br/>
@@ -4084,7 +4177,121 @@
         <w:rPr>
           <w:rStyle w:val="VerbatimChar"/>
         </w:rPr>
-        <w:t xml:space="preserve">        E_DYN["Environmental Dynamics&lt;br&gt;Mind-at-Large Flux"]</w:t>
+        <w:t xml:space="preserve">        </w:t>
+      </w:r>
+      <w:r>
+        <w:br/>
+      </w:r>
+      <w:r>
+        <w:rPr>
+          <w:rStyle w:val="VerbatimChar"/>
+        </w:rPr>
+        <w:t xml:space="preserve">        EXTERNAL["&lt;b&gt;External States (η)&lt;/b&gt;&lt;br&gt;Environmental Dynamics · Ambient Mind-at-Large Flux"]</w:t>
+      </w:r>
+      <w:r>
+        <w:br/>
+      </w:r>
+      <w:r>
+        <w:rPr>
+          <w:rStyle w:val="VerbatimChar"/>
+        </w:rPr>
+        <w:t xml:space="preserve">        </w:t>
+      </w:r>
+      <w:r>
+        <w:br/>
+      </w:r>
+      <w:r>
+        <w:rPr>
+          <w:rStyle w:val="VerbatimChar"/>
+        </w:rPr>
+        <w:t xml:space="preserve">        subgraph BLANKET["&lt;b&gt;Markov Blanket (B)&lt;/b&gt;"]</w:t>
+      </w:r>
+      <w:r>
+        <w:br/>
+      </w:r>
+      <w:r>
+        <w:rPr>
+          <w:rStyle w:val="VerbatimChar"/>
+        </w:rPr>
+        <w:t xml:space="preserve">            direction TB</w:t>
+      </w:r>
+      <w:r>
+        <w:br/>
+      </w:r>
+      <w:r>
+        <w:rPr>
+          <w:rStyle w:val="VerbatimChar"/>
+        </w:rPr>
+        <w:t xml:space="preserve">            S_STATE["&lt;b&gt;Sensory States (s)&lt;/b&gt;: Inflow (η → s → μ)"]</w:t>
+      </w:r>
+      <w:r>
+        <w:br/>
+      </w:r>
+      <w:r>
+        <w:rPr>
+          <w:rStyle w:val="VerbatimChar"/>
+        </w:rPr>
+        <w:t xml:space="preserve">            A_STATE["&lt;b&gt;Active States (a)&lt;/b&gt;: Outflow (μ → a → η)"]</w:t>
+      </w:r>
+      <w:r>
+        <w:br/>
+      </w:r>
+      <w:r>
+        <w:rPr>
+          <w:rStyle w:val="VerbatimChar"/>
+        </w:rPr>
+        <w:t xml:space="preserve">        end</w:t>
+      </w:r>
+      <w:r>
+        <w:br/>
+      </w:r>
+      <w:r>
+        <w:br/>
+      </w:r>
+      <w:r>
+        <w:rPr>
+          <w:rStyle w:val="VerbatimChar"/>
+        </w:rPr>
+        <w:t xml:space="preserve">        INTERNAL["&lt;b&gt;Internal States (μ)&lt;/b&gt;&lt;br&gt;Neural Representations · Phenomenal Self-Model · Generative Beliefs"]</w:t>
+      </w:r>
+      <w:r>
+        <w:br/>
+      </w:r>
+      <w:r>
+        <w:br/>
+      </w:r>
+      <w:r>
+        <w:rPr>
+          <w:rStyle w:val="VerbatimChar"/>
+        </w:rPr>
+        <w:t xml:space="preserve">        EXTERNAL --&gt;|"Causation"| S_STATE</w:t>
+      </w:r>
+      <w:r>
+        <w:br/>
+      </w:r>
+      <w:r>
+        <w:rPr>
+          <w:rStyle w:val="VerbatimChar"/>
+        </w:rPr>
+        <w:t xml:space="preserve">        S_STATE --&gt;|"Perceptual Inference"| INTERNAL</w:t>
+      </w:r>
+      <w:r>
+        <w:br/>
+      </w:r>
+      <w:r>
+        <w:rPr>
+          <w:rStyle w:val="VerbatimChar"/>
+        </w:rPr>
+        <w:t xml:space="preserve">        INTERNAL --&gt;|"Action Selection"| A_STATE</w:t>
+      </w:r>
+      <w:r>
+        <w:br/>
+      </w:r>
+      <w:r>
+        <w:rPr>
+          <w:rStyle w:val="VerbatimChar"/>
+        </w:rPr>
+        <w:t xml:space="preserve">        A_STATE --&gt;|"Environmental Impact"| EXTERNAL</w:t>
       </w:r>
       <w:r>
         <w:br/>
@@ -4095,136 +4302,24 @@
         </w:rPr>
         <w:t xml:space="preserve">    end</w:t>
       </w:r>
-      <w:r>
-        <w:br/>
-      </w:r>
-      <w:r>
-        <w:br/>
-      </w:r>
-      <w:r>
-        <w:rPr>
-          <w:rStyle w:val="VerbatimChar"/>
-        </w:rPr>
-        <w:t xml:space="preserve">    subgraph BLANKET["Markov Blanket (B)"]</w:t>
-      </w:r>
-      <w:r>
-        <w:br/>
-      </w:r>
-      <w:r>
-        <w:rPr>
-          <w:rStyle w:val="VerbatimChar"/>
-        </w:rPr>
-        <w:t xml:space="preserve">        direction TB</w:t>
-      </w:r>
-      <w:r>
-        <w:br/>
-      </w:r>
-      <w:r>
-        <w:rPr>
-          <w:rStyle w:val="VerbatimChar"/>
-        </w:rPr>
-        <w:t xml:space="preserve">        S_STATE["Sensory States (s)&lt;br&gt;Inflow: η → s → μ"]</w:t>
-      </w:r>
-      <w:r>
-        <w:br/>
-      </w:r>
-      <w:r>
-        <w:rPr>
-          <w:rStyle w:val="VerbatimChar"/>
-        </w:rPr>
-        <w:t xml:space="preserve">        A_STATE["Active States (a)&lt;br&gt;Outflow: μ → a → η"]</w:t>
-      </w:r>
-      <w:r>
-        <w:br/>
-      </w:r>
-      <w:r>
-        <w:rPr>
-          <w:rStyle w:val="VerbatimChar"/>
-        </w:rPr>
-        <w:t xml:space="preserve">    end</w:t>
-      </w:r>
-      <w:r>
-        <w:br/>
-      </w:r>
-      <w:r>
-        <w:br/>
-      </w:r>
-      <w:r>
-        <w:rPr>
-          <w:rStyle w:val="VerbatimChar"/>
-        </w:rPr>
-        <w:t xml:space="preserve">    subgraph INTERNAL["Internal States (μ)"]</w:t>
-      </w:r>
-      <w:r>
-        <w:br/>
-      </w:r>
-      <w:r>
-        <w:rPr>
-          <w:rStyle w:val="VerbatimChar"/>
-        </w:rPr>
-        <w:t xml:space="preserve">        direction TB</w:t>
-      </w:r>
-      <w:r>
-        <w:br/>
-      </w:r>
-      <w:r>
-        <w:rPr>
-          <w:rStyle w:val="VerbatimChar"/>
-        </w:rPr>
-        <w:t xml:space="preserve">        I_DYN["Neural Representations&lt;br&gt;Phenomenal Self-Model&lt;br&gt;Generative Beliefs"]</w:t>
-      </w:r>
-      <w:r>
-        <w:br/>
-      </w:r>
-      <w:r>
-        <w:rPr>
-          <w:rStyle w:val="VerbatimChar"/>
-        </w:rPr>
-        <w:t xml:space="preserve">    end</w:t>
-      </w:r>
-      <w:r>
-        <w:br/>
-      </w:r>
-      <w:r>
-        <w:br/>
-      </w:r>
-      <w:r>
-        <w:rPr>
-          <w:rStyle w:val="VerbatimChar"/>
-        </w:rPr>
-        <w:t xml:space="preserve">    EXTERNAL --&gt;|Causation| S_STATE</w:t>
-      </w:r>
-      <w:r>
-        <w:br/>
-      </w:r>
-      <w:r>
-        <w:rPr>
-          <w:rStyle w:val="VerbatimChar"/>
-        </w:rPr>
-        <w:t xml:space="preserve">    S_STATE --&gt;|Perceptual Inference| INTERNAL</w:t>
-      </w:r>
-      <w:r>
-        <w:br/>
-      </w:r>
-      <w:r>
-        <w:rPr>
-          <w:rStyle w:val="VerbatimChar"/>
-        </w:rPr>
-        <w:t xml:space="preserve">    INTERNAL --&gt;|Action Selection| A_STATE</w:t>
-      </w:r>
-      <w:r>
-        <w:br/>
-      </w:r>
-      <w:r>
-        <w:rPr>
-          <w:rStyle w:val="VerbatimChar"/>
-        </w:rPr>
-        <w:t xml:space="preserve">    A_STATE --&gt;|Environmental Impact| EXTERNAL</w:t>
-      </w:r>
     </w:p>
     <w:p>
       <w:pPr>
         <w:pStyle w:val="FirstParagraph"/>
+      </w:pPr>
+      <w:r>
+        <w:t xml:space="preserve">Figure 1.7:</w:t>
+      </w:r>
+      <w:r>
+        <w:t xml:space="preserve"> </w:t>
+      </w:r>
+      <w:r>
+        <w:t xml:space="preserve">The Markov Blanket Partition and Information Flow.</w:t>
+      </w:r>
+    </w:p>
+    <w:p>
+      <w:pPr>
+        <w:pStyle w:val="BodyText"/>
       </w:pPr>
       <w:r>
         <w:t xml:space="preserve">This conditional independence carries profound epistemological and ontological implications:</w:t>
@@ -4398,7 +4493,7 @@
           <w:b/>
           <w:bCs/>
         </w:rPr>
-        <w:t xml:space="preserve">Definition 1.1 (The Individual Soul / Conscious Alter):</w:t>
+        <w:t xml:space="preserve">Statement 1.1: Definition of the Individual Soul (Conscious Alter)</w:t>
       </w:r>
       <w:r>
         <w:br/>
@@ -4870,7 +4965,7 @@
         <w:rPr>
           <w:rStyle w:val="VerbatimChar"/>
         </w:rPr>
-        <w:t xml:space="preserve">        INANIMATE["&lt;b&gt;Inanimate Matter (Passive Entropy)&lt;/b&gt;&lt;br&gt;• Rocks, Stars, Gas Clouds&lt;br&gt;• Monotonic decay to maximum entropy S_max&lt;br&gt;• No boundary maintenance"]</w:t>
+        <w:t xml:space="preserve">        LAW["&lt;b&gt;The 2nd Law of Thermodynamics&lt;/b&gt;&lt;br&gt;dS/dt ≥ 0"]</w:t>
       </w:r>
       <w:r>
         <w:br/>
@@ -4888,7 +4983,7 @@
         <w:rPr>
           <w:rStyle w:val="VerbatimChar"/>
         </w:rPr>
-        <w:t xml:space="preserve">        LIVING["&lt;b&gt;Living Organisms / Conscious Alters (Active Inference)&lt;/b&gt;&lt;br&gt;• Nonequilibrium Steady States (NESS)&lt;br&gt;• Active homeostatic phase-space confinement&lt;br&gt;• Statistical Markov Blanket maintenance (FEP)"]</w:t>
+        <w:t xml:space="preserve">        INANIMATE["&lt;b&gt;1. Inanimate Matter (Passive Entropy)&lt;/b&gt;&lt;br&gt;• Rocks, Stars, Gas Clouds · No boundary maintenance&lt;br&gt;• Monotonic decay to maximum entropy S_max"]</w:t>
       </w:r>
       <w:r>
         <w:br/>
@@ -4906,7 +5001,7 @@
         <w:rPr>
           <w:rStyle w:val="VerbatimChar"/>
         </w:rPr>
-        <w:t xml:space="preserve">        LAW["&lt;b&gt;The 2nd Law of Thermodynamics&lt;/b&gt;&lt;br&gt;dS/dt ≥ 0"]</w:t>
+        <w:t xml:space="preserve">        LIVING["&lt;b&gt;2. Living Organisms / Conscious Alters (Active Inference)&lt;/b&gt;&lt;br&gt;• Nonequilibrium Steady States (NESS)&lt;br&gt;• Active homeostatic phase-space confinement · Markov Blanket (FEP)"]</w:t>
       </w:r>
       <w:r>
         <w:br/>
@@ -4924,16 +5019,16 @@
         <w:rPr>
           <w:rStyle w:val="VerbatimChar"/>
         </w:rPr>
-        <w:t xml:space="preserve">        LAW --&gt; INANIMATE</w:t>
-      </w:r>
-      <w:r>
-        <w:br/>
-      </w:r>
-      <w:r>
-        <w:rPr>
-          <w:rStyle w:val="VerbatimChar"/>
-        </w:rPr>
-        <w:t xml:space="preserve">        LAW --&gt;|Resisted by Autopoietic Work| LIVING</w:t>
+        <w:t xml:space="preserve">        LAW --&gt;|"Passive Dissipation"| INANIMATE</w:t>
+      </w:r>
+      <w:r>
+        <w:br/>
+      </w:r>
+      <w:r>
+        <w:rPr>
+          <w:rStyle w:val="VerbatimChar"/>
+        </w:rPr>
+        <w:t xml:space="preserve">        INANIMATE -.-&gt;|"Resisted by Autopoietic Work"| LIVING</w:t>
       </w:r>
       <w:r>
         <w:br/>
@@ -4948,6 +5043,20 @@
     <w:p>
       <w:pPr>
         <w:pStyle w:val="FirstParagraph"/>
+      </w:pPr>
+      <w:r>
+        <w:t xml:space="preserve">Figure 2.1:</w:t>
+      </w:r>
+      <w:r>
+        <w:t xml:space="preserve"> </w:t>
+      </w:r>
+      <w:r>
+        <w:t xml:space="preserve">The Thermodynamic Bifurcation of Nature.</w:t>
+      </w:r>
+    </w:p>
+    <w:p>
+      <w:pPr>
+        <w:pStyle w:val="BodyText"/>
       </w:pPr>
       <w:r>
         <w:t xml:space="preserve">How does a living organism—viewed in the CIF as a dissociated conscious alter within Mind-at-Large—achieve this continuous, improbable triumph over entropic dispersion?</w:t>
@@ -5068,7 +5177,7 @@
         <w:rPr>
           <w:rStyle w:val="VerbatimChar"/>
         </w:rPr>
-        <w:t xml:space="preserve">flowchart LR</w:t>
+        <w:t xml:space="preserve">flowchart TD</w:t>
       </w:r>
       <w:r>
         <w:br/>
@@ -5155,6 +5264,20 @@
     <w:p>
       <w:pPr>
         <w:pStyle w:val="FirstParagraph"/>
+      </w:pPr>
+      <w:r>
+        <w:t xml:space="preserve">Figure 2.2:</w:t>
+      </w:r>
+      <w:r>
+        <w:t xml:space="preserve"> </w:t>
+      </w:r>
+      <w:r>
+        <w:t xml:space="preserve">The Cybernetic Lineage: From Ashby to Friston.</w:t>
+      </w:r>
+    </w:p>
+    <w:p>
+      <w:pPr>
+        <w:pStyle w:val="BodyText"/>
       </w:pPr>
       <w:r>
         <w:t xml:space="preserve">Conant and Ashby proved in information-theoretic terms that an agent cannot maintain essential homeostatic variables within viable physiological limits unless its internal state transitions are mathematically isomorphic to the environmental disturbances it encounters.</w:t>
@@ -6972,16 +7095,7 @@
         <w:rPr>
           <w:rStyle w:val="VerbatimChar"/>
         </w:rPr>
-        <w:t xml:space="preserve">        F_TOP --&gt; DEC_1</w:t>
-      </w:r>
-      <w:r>
-        <w:br/>
-      </w:r>
-      <w:r>
-        <w:rPr>
-          <w:rStyle w:val="VerbatimChar"/>
-        </w:rPr>
-        <w:t xml:space="preserve">        F_TOP --&gt; DEC_2</w:t>
+        <w:t xml:space="preserve">        F_TOP --&gt; DEC_1 --&gt; DEC_2</w:t>
       </w:r>
       <w:r>
         <w:br/>
@@ -6991,6 +7105,31 @@
           <w:rStyle w:val="VerbatimChar"/>
         </w:rPr>
         <w:t xml:space="preserve">    end</w:t>
+      </w:r>
+    </w:p>
+    <w:p>
+      <w:pPr>
+        <w:pStyle w:val="FirstParagraph"/>
+      </w:pPr>
+      <w:r>
+        <w:t xml:space="preserve">Figure 2.3:</w:t>
+      </w:r>
+      <w:r>
+        <w:t xml:space="preserve"> </w:t>
+      </w:r>
+      <w:r>
+        <w:t xml:space="preserve">The Dual Faces of Variational Free Energy</w:t>
+      </w:r>
+      <w:r>
+        <w:t xml:space="preserve"> </w:t>
+      </w:r>
+      <m:oMath>
+        <m:r>
+          <m:t>F</m:t>
+        </m:r>
+      </m:oMath>
+      <w:r>
+        <w:t xml:space="preserve">.</w:t>
       </w:r>
     </w:p>
     <w:bookmarkEnd w:id="29"/>
@@ -8821,7 +8960,7 @@
         <w:rPr>
           <w:rStyle w:val="VerbatimChar"/>
         </w:rPr>
-        <w:t xml:space="preserve">flowchart LR</w:t>
+        <w:t xml:space="preserve">flowchart TD</w:t>
       </w:r>
       <w:r>
         <w:br/>
@@ -8866,30 +9005,35 @@
         <w:rPr>
           <w:rStyle w:val="VerbatimChar"/>
         </w:rPr>
+        <w:t xml:space="preserve">        GRAD &lt;===&gt; SOL</w:t>
+      </w:r>
+      <w:r>
+        <w:br/>
+      </w:r>
+      <w:r>
+        <w:rPr>
+          <w:rStyle w:val="VerbatimChar"/>
+        </w:rPr>
         <w:t xml:space="preserve">    end</w:t>
       </w:r>
-      <w:r>
-        <w:br/>
-      </w:r>
-      <w:r>
-        <w:rPr>
-          <w:rStyle w:val="VerbatimChar"/>
-        </w:rPr>
-        <w:t xml:space="preserve">    </w:t>
-      </w:r>
-      <w:r>
-        <w:br/>
-      </w:r>
-      <w:r>
-        <w:rPr>
-          <w:rStyle w:val="VerbatimChar"/>
-        </w:rPr>
-        <w:t xml:space="preserve">    GRAD &lt;===&gt; SOL</w:t>
-      </w:r>
     </w:p>
     <w:p>
       <w:pPr>
         <w:pStyle w:val="FirstParagraph"/>
+      </w:pPr>
+      <w:r>
+        <w:t xml:space="preserve">Figure 2.4:</w:t>
+      </w:r>
+      <w:r>
+        <w:t xml:space="preserve"> </w:t>
+      </w:r>
+      <w:r>
+        <w:t xml:space="preserve">Nonequilibrium Steady-State (NESS) Flows.</w:t>
+      </w:r>
+    </w:p>
+    <w:p>
+      <w:pPr>
+        <w:pStyle w:val="BodyText"/>
       </w:pPr>
       <w:r>
         <w:t xml:space="preserve">In biological organisms, solenoidal flows are precisely the autonomous biological cycles that sustain life: circadian rhythms, respiratory cycles, cardiac pacing, and cortical brain waves (theta-gamma phase-amplitude coupling).</w:t>
@@ -9151,6 +9295,83 @@
           <w:rStyle w:val="VerbatimChar"/>
         </w:rPr>
         <w:t xml:space="preserve">    end</w:t>
+      </w:r>
+    </w:p>
+    <w:p>
+      <w:pPr>
+        <w:pStyle w:val="FirstParagraph"/>
+      </w:pPr>
+      <w:r>
+        <w:t xml:space="preserve">Figure 2.5:</w:t>
+      </w:r>
+      <w:r>
+        <w:t xml:space="preserve"> </w:t>
+      </w:r>
+      <w:r>
+        <w:t xml:space="preserve">The Generative Model Tensors</w:t>
+      </w:r>
+      <w:r>
+        <w:t xml:space="preserve"> </w:t>
+      </w:r>
+      <m:oMath>
+        <m:r>
+          <m:rPr>
+            <m:scr m:val="script"/>
+            <m:sty m:val="p"/>
+          </m:rPr>
+          <m:t>M</m:t>
+        </m:r>
+        <m:r>
+          <m:rPr>
+            <m:sty m:val="p"/>
+          </m:rPr>
+          <m:t>=</m:t>
+        </m:r>
+        <m:r>
+          <m:rPr>
+            <m:sty m:val="p"/>
+          </m:rPr>
+          <m:t>{</m:t>
+        </m:r>
+        <m:r>
+          <m:t>A</m:t>
+        </m:r>
+        <m:r>
+          <m:rPr>
+            <m:sty m:val="p"/>
+          </m:rPr>
+          <m:t>,</m:t>
+        </m:r>
+        <m:r>
+          <m:t>B</m:t>
+        </m:r>
+        <m:r>
+          <m:rPr>
+            <m:sty m:val="p"/>
+          </m:rPr>
+          <m:t>,</m:t>
+        </m:r>
+        <m:r>
+          <m:t>C</m:t>
+        </m:r>
+        <m:r>
+          <m:rPr>
+            <m:sty m:val="p"/>
+          </m:rPr>
+          <m:t>,</m:t>
+        </m:r>
+        <m:r>
+          <m:t>D</m:t>
+        </m:r>
+        <m:r>
+          <m:rPr>
+            <m:sty m:val="p"/>
+          </m:rPr>
+          <m:t>}</m:t>
+        </m:r>
+      </m:oMath>
+      <w:r>
+        <w:t xml:space="preserve">.</w:t>
       </w:r>
     </w:p>
     <w:bookmarkStart w:id="34" w:name="the-likelihood-mapping-tensor-a"/>
@@ -10643,7 +10864,7 @@
         <w:rPr>
           <w:rStyle w:val="VerbatimChar"/>
         </w:rPr>
-        <w:t xml:space="preserve">        PRAGMATIC["&lt;b&gt;1. Pragmatic Value (Exploitation)&lt;/b&gt;&lt;br&gt;• Minimizes divergence from C = ln P(o)&lt;br&gt;• Secures food, safety, and homeostatic boundaries&lt;br&gt;• The Biological Will to Live"]</w:t>
+        <w:t xml:space="preserve">        PRAGMATIC["&lt;b&gt;1. Pragmatic Value (Exploitation)&lt;/b&gt;&lt;br&gt;• Minimizes divergence from C = ln P(o)&lt;br&gt;• Secures food, safety, and homeostatic boundaries"]</w:t>
       </w:r>
       <w:r>
         <w:br/>
@@ -10661,7 +10882,7 @@
         <w:rPr>
           <w:rStyle w:val="VerbatimChar"/>
         </w:rPr>
-        <w:t xml:space="preserve">        EPISTEMIC["&lt;b&gt;2. Epistemic Value (Exploration / Curiosity)&lt;/b&gt;&lt;br&gt;• Resolves hidden state ambiguity H[P(o|s)]&lt;br&gt;• Investigates novel, uncertain environments&lt;br&gt;• Maximizes mutual information / epistemic foraging"]</w:t>
+        <w:t xml:space="preserve">        EPISTEMIC["&lt;b&gt;2. Epistemic Value (Exploration / Curiosity)&lt;/b&gt;&lt;br&gt;• Resolves hidden state ambiguity H[P(o|s)]&lt;br&gt;• Investigates novel, uncertain environments"]</w:t>
       </w:r>
       <w:r>
         <w:br/>
@@ -10679,16 +10900,7 @@
         <w:rPr>
           <w:rStyle w:val="VerbatimChar"/>
         </w:rPr>
-        <w:t xml:space="preserve">        G_TOTAL --&gt; PRAGMATIC</w:t>
-      </w:r>
-      <w:r>
-        <w:br/>
-      </w:r>
-      <w:r>
-        <w:rPr>
-          <w:rStyle w:val="VerbatimChar"/>
-        </w:rPr>
-        <w:t xml:space="preserve">        G_TOTAL --&gt; EPISTEMIC</w:t>
+        <w:t xml:space="preserve">        G_TOTAL --&gt; PRAGMATIC --&gt; EPISTEMIC</w:t>
       </w:r>
       <w:r>
         <w:br/>
@@ -10698,6 +10910,49 @@
           <w:rStyle w:val="VerbatimChar"/>
         </w:rPr>
         <w:t xml:space="preserve">    end</w:t>
+      </w:r>
+    </w:p>
+    <w:p>
+      <w:pPr>
+        <w:pStyle w:val="FirstParagraph"/>
+      </w:pPr>
+      <w:r>
+        <w:t xml:space="preserve">Figure 2.6:</w:t>
+      </w:r>
+      <w:r>
+        <w:t xml:space="preserve"> </w:t>
+      </w:r>
+      <w:r>
+        <w:t xml:space="preserve">The Dual Imperative of Expected Free Energy</w:t>
+      </w:r>
+      <w:r>
+        <w:t xml:space="preserve"> </w:t>
+      </w:r>
+      <m:oMath>
+        <m:r>
+          <m:rPr>
+            <m:sty m:val="b"/>
+          </m:rPr>
+          <m:t>G</m:t>
+        </m:r>
+        <m:r>
+          <m:rPr>
+            <m:sty m:val="p"/>
+          </m:rPr>
+          <m:t>(</m:t>
+        </m:r>
+        <m:r>
+          <m:t>π</m:t>
+        </m:r>
+        <m:r>
+          <m:rPr>
+            <m:sty m:val="p"/>
+          </m:rPr>
+          <m:t>)</m:t>
+        </m:r>
+      </m:oMath>
+      <w:r>
+        <w:t xml:space="preserve">.</w:t>
       </w:r>
     </w:p>
     <w:bookmarkStart w:id="39" w:name="Xb0ba043d31eda95361b5f68a1962715ab47e6e9"/>
@@ -11192,6 +11447,20 @@
         <w:pStyle w:val="FirstParagraph"/>
       </w:pPr>
       <w:r>
+        <w:t xml:space="preserve">Figure 2.7:</w:t>
+      </w:r>
+      <w:r>
+        <w:t xml:space="preserve"> </w:t>
+      </w:r>
+      <w:r>
+        <w:t xml:space="preserve">Multiscale Active Inference across Biological Systems.</w:t>
+      </w:r>
+    </w:p>
+    <w:p>
+      <w:pPr>
+        <w:pStyle w:val="BodyText"/>
+      </w:pPr>
+      <w:r>
         <w:t xml:space="preserve">Every living cell, tissue collective, and organism is an active inference engine striving to preserve its Markov blanket. In the human conscious alter, this multiscale architecture reaches its zenith in the cerebral cortex.</w:t>
       </w:r>
     </w:p>
@@ -11812,43 +12081,7 @@
         <w:rPr>
           <w:rStyle w:val="VerbatimChar"/>
         </w:rPr>
-        <w:t xml:space="preserve">        AX1 --&gt; POST</w:t>
-      </w:r>
-      <w:r>
-        <w:br/>
-      </w:r>
-      <w:r>
-        <w:rPr>
-          <w:rStyle w:val="VerbatimChar"/>
-        </w:rPr>
-        <w:t xml:space="preserve">        AX2 --&gt; POST</w:t>
-      </w:r>
-      <w:r>
-        <w:br/>
-      </w:r>
-      <w:r>
-        <w:rPr>
-          <w:rStyle w:val="VerbatimChar"/>
-        </w:rPr>
-        <w:t xml:space="preserve">        AX3 --&gt; POST</w:t>
-      </w:r>
-      <w:r>
-        <w:br/>
-      </w:r>
-      <w:r>
-        <w:rPr>
-          <w:rStyle w:val="VerbatimChar"/>
-        </w:rPr>
-        <w:t xml:space="preserve">        AX4 --&gt; POST</w:t>
-      </w:r>
-      <w:r>
-        <w:br/>
-      </w:r>
-      <w:r>
-        <w:rPr>
-          <w:rStyle w:val="VerbatimChar"/>
-        </w:rPr>
-        <w:t xml:space="preserve">        AX5 --&gt; POST</w:t>
+        <w:t xml:space="preserve">        AX1 --&gt; AX2 --&gt; AX3 --&gt; AX4 --&gt; AX5 ==&gt; POST</w:t>
       </w:r>
       <w:r>
         <w:br/>
@@ -11858,6 +12091,20 @@
           <w:rStyle w:val="VerbatimChar"/>
         </w:rPr>
         <w:t xml:space="preserve">    end</w:t>
+      </w:r>
+    </w:p>
+    <w:p>
+      <w:pPr>
+        <w:pStyle w:val="FirstParagraph"/>
+      </w:pPr>
+      <w:r>
+        <w:t xml:space="preserve">Figure 3.1:</w:t>
+      </w:r>
+      <w:r>
+        <w:t xml:space="preserve"> </w:t>
+      </w:r>
+      <w:r>
+        <w:t xml:space="preserve">The Axiomatic Architecture of IIT 4.0.</w:t>
       </w:r>
     </w:p>
     <w:bookmarkStart w:id="44" w:name="Xab44e220263c02fcb7f6147a2249b52b40735c3"/>
@@ -16264,6 +16511,20 @@
         <w:t xml:space="preserve">    end</w:t>
       </w:r>
     </w:p>
+    <w:p>
+      <w:pPr>
+        <w:pStyle w:val="FirstParagraph"/>
+      </w:pPr>
+      <w:r>
+        <w:t xml:space="preserve">Figure 3.6:</w:t>
+      </w:r>
+      <w:r>
+        <w:t xml:space="preserve"> </w:t>
+      </w:r>
+      <w:r>
+        <w:t xml:space="preserve">The 6th Axiom: The Conative Engine of Mind.</w:t>
+      </w:r>
+    </w:p>
     <w:bookmarkStart w:id="57" w:name="formal-statement-of-axiom-6"/>
     <w:p>
       <w:pPr>
@@ -16282,7 +16543,7 @@
           <w:b/>
           <w:bCs/>
         </w:rPr>
-        <w:t xml:space="preserve">Axiom 6 (The Will to Exist / Conatus):</w:t>
+        <w:t xml:space="preserve">Statement 3.1: Axiom 6 (The Will to Exist / Conatus)</w:t>
       </w:r>
       <w:r>
         <w:br/>
@@ -16314,7 +16575,7 @@
           <w:b/>
           <w:bCs/>
         </w:rPr>
-        <w:t xml:space="preserve">Postulate 6 (Autopoietic Causal Persistence):</w:t>
+        <w:t xml:space="preserve">Statement 3.2: Postulate 6 (Autopoietic Causal Persistence)</w:t>
       </w:r>
       <w:r>
         <w:br/>
@@ -17269,7 +17530,7 @@
         <w:rPr>
           <w:rStyle w:val="VerbatimChar"/>
         </w:rPr>
-        <w:t xml:space="preserve">flowchart LR</w:t>
+        <w:t xml:space="preserve">flowchart TD</w:t>
       </w:r>
       <w:r>
         <w:br/>
@@ -17305,7 +17566,7 @@
         <w:rPr>
           <w:rStyle w:val="VerbatimChar"/>
         </w:rPr>
-        <w:t xml:space="preserve">        PASSIVE["&lt;b&gt;Passive Inanimate System (π = ∅)&lt;/b&gt;&lt;br&gt;Thermal dissipation &amp; noise&lt;br&gt;dΦ/dt = -γΦ &lt; 0&lt;br&gt;&lt;b&gt;Φ(t) → 0 (Causal Extinction)&lt;/b&gt;"]</w:t>
+        <w:t xml:space="preserve">        PASSIVE["&lt;b&gt;1. Passive Inanimate System (π = ∅)&lt;/b&gt;&lt;br&gt;Thermal dissipation &amp; noise: dΦ/dt = -γΦ &lt; 0&lt;br&gt;&lt;b&gt;Φ(t) → 0 (Causal Extinction)&lt;/b&gt;"]</w:t>
       </w:r>
       <w:r>
         <w:br/>
@@ -17323,7 +17584,25 @@
         <w:rPr>
           <w:rStyle w:val="VerbatimChar"/>
         </w:rPr>
-        <w:t xml:space="preserve">        ACTIVE["&lt;b&gt;Conative Active Inference Agent (π = π*)&lt;/b&gt;&lt;br&gt;Homeostatic work &amp; policy control&lt;br&gt;dΦ/dt = -γΦ + J_active(π*) ≥ 0&lt;br&gt;&lt;b&gt;Φ(t) ≥ Φ_min &gt; 0 (Sustained Selfhood)&lt;/b&gt;"]</w:t>
+        <w:t xml:space="preserve">        ACTIVE["&lt;b&gt;2. Conative Active Inference Agent (π = π*)&lt;/b&gt;&lt;br&gt;Homeostatic work &amp; policy control: dΦ/dt = -γΦ + J_active ≥ 0&lt;br&gt;&lt;b&gt;Φ(t) ≥ Φ_min &gt; 0 (Sustained Selfhood)&lt;/b&gt;"]</w:t>
+      </w:r>
+      <w:r>
+        <w:br/>
+      </w:r>
+      <w:r>
+        <w:rPr>
+          <w:rStyle w:val="VerbatimChar"/>
+        </w:rPr>
+        <w:t xml:space="preserve">        </w:t>
+      </w:r>
+      <w:r>
+        <w:br/>
+      </w:r>
+      <w:r>
+        <w:rPr>
+          <w:rStyle w:val="VerbatimChar"/>
+        </w:rPr>
+        <w:t xml:space="preserve">        PASSIVE -.-&gt;|"Conative Transition via Active Inference"| ACTIVE</w:t>
       </w:r>
       <w:r>
         <w:br/>
@@ -17333,6 +17612,34 @@
           <w:rStyle w:val="VerbatimChar"/>
         </w:rPr>
         <w:t xml:space="preserve">    end</w:t>
+      </w:r>
+    </w:p>
+    <w:p>
+      <w:pPr>
+        <w:pStyle w:val="FirstParagraph"/>
+      </w:pPr>
+      <w:r>
+        <w:t xml:space="preserve">Figure 3.7:</w:t>
+      </w:r>
+      <w:r>
+        <w:t xml:space="preserve"> </w:t>
+      </w:r>
+      <w:r>
+        <w:t xml:space="preserve">Thermodynamic Fate of Integrated Information</w:t>
+      </w:r>
+      <w:r>
+        <w:t xml:space="preserve"> </w:t>
+      </w:r>
+      <m:oMath>
+        <m:r>
+          <m:rPr>
+            <m:sty m:val="p"/>
+          </m:rPr>
+          <m:t>Φ</m:t>
+        </m:r>
+      </m:oMath>
+      <w:r>
+        <w:t xml:space="preserve">.</w:t>
       </w:r>
     </w:p>
     <w:bookmarkEnd w:id="60"/>
@@ -18596,34 +18903,7 @@
         <w:rPr>
           <w:rStyle w:val="VerbatimChar"/>
         </w:rPr>
-        <w:t xml:space="preserve">            TP1["&lt;b&gt;Free Energy Principle &amp; Active Inference&lt;/b&gt;"]</w:t>
-      </w:r>
-      <w:r>
-        <w:br/>
-      </w:r>
-      <w:r>
-        <w:rPr>
-          <w:rStyle w:val="VerbatimChar"/>
-        </w:rPr>
-        <w:t xml:space="preserve">            TP2["• Minimizes Expected Free Energy G(π) over Horizon H"]</w:t>
-      </w:r>
-      <w:r>
-        <w:br/>
-      </w:r>
-      <w:r>
-        <w:rPr>
-          <w:rStyle w:val="VerbatimChar"/>
-        </w:rPr>
-        <w:t xml:space="preserve">            TP3["• Preserves homeostatic Markov Blanket boundaries (NESS)"]</w:t>
-      </w:r>
-      <w:r>
-        <w:br/>
-      </w:r>
-      <w:r>
-        <w:rPr>
-          <w:rStyle w:val="VerbatimChar"/>
-        </w:rPr>
-        <w:t xml:space="preserve">            TP1 --&gt; TP2 --&gt; TP3</w:t>
+        <w:t xml:space="preserve">            TP1["&lt;b&gt;Free Energy Principle &amp; Active Inference&lt;/b&gt;&lt;br&gt;• Minimizes Expected Free Energy G(π) over Horizon H&lt;br&gt;• Preserves homeostatic Markov Blanket boundaries (NESS)"]</w:t>
       </w:r>
       <w:r>
         <w:br/>
@@ -18686,34 +18966,7 @@
         <w:rPr>
           <w:rStyle w:val="VerbatimChar"/>
         </w:rPr>
-        <w:t xml:space="preserve">            FP1["&lt;b&gt;IIT 4.0 &amp; The 6th Axiom (Conatus)&lt;/b&gt;"]</w:t>
-      </w:r>
-      <w:r>
-        <w:br/>
-      </w:r>
-      <w:r>
-        <w:rPr>
-          <w:rStyle w:val="VerbatimChar"/>
-        </w:rPr>
-        <w:t xml:space="preserve">            FP2["• Autopoietic Causal Persistence (The Will to Exist)"]</w:t>
-      </w:r>
-      <w:r>
-        <w:br/>
-      </w:r>
-      <w:r>
-        <w:rPr>
-          <w:rStyle w:val="VerbatimChar"/>
-        </w:rPr>
-        <w:t xml:space="preserve">            FP3["• Maximizes integrated cause-effect power Φ across time"]</w:t>
-      </w:r>
-      <w:r>
-        <w:br/>
-      </w:r>
-      <w:r>
-        <w:rPr>
-          <w:rStyle w:val="VerbatimChar"/>
-        </w:rPr>
-        <w:t xml:space="preserve">            FP1 --&gt; FP2 --&gt; FP3</w:t>
+        <w:t xml:space="preserve">            FP1["&lt;b&gt;IIT 4.0 &amp; The 6th Axiom (Conatus)&lt;/b&gt;&lt;br&gt;• Autopoietic Causal Persistence (The Will to Exist)&lt;br&gt;• Maximizes integrated cause-effect power Φ across time"]</w:t>
       </w:r>
       <w:r>
         <w:br/>
@@ -18740,7 +18993,7 @@
         <w:rPr>
           <w:rStyle w:val="VerbatimChar"/>
         </w:rPr>
-        <w:t xml:space="preserve">        THIRD_PERSON &lt;===&gt; EQ_CARD &lt;===&gt; FIRST_PERSON</w:t>
+        <w:t xml:space="preserve">        THIRD_PERSON ==&gt; EQ_CARD ==&gt; FIRST_PERSON</w:t>
       </w:r>
       <w:r>
         <w:br/>
@@ -18750,6 +19003,20 @@
           <w:rStyle w:val="VerbatimChar"/>
         </w:rPr>
         <w:t xml:space="preserve">    end</w:t>
+      </w:r>
+    </w:p>
+    <w:p>
+      <w:pPr>
+        <w:pStyle w:val="FirstParagraph"/>
+      </w:pPr>
+      <w:r>
+        <w:t xml:space="preserve">Figure 4.1:</w:t>
+      </w:r>
+      <w:r>
+        <w:t xml:space="preserve"> </w:t>
+      </w:r>
+      <w:r>
+        <w:t xml:space="preserve">The Master Bridging Equivalence: Dual-Aspect Monism.</w:t>
       </w:r>
     </w:p>
     <w:bookmarkStart w:id="65" w:name="the-ontological-symmetry"/>
@@ -19057,6 +19324,20 @@
           <w:rStyle w:val="VerbatimChar"/>
         </w:rPr>
         <w:t xml:space="preserve">    end</w:t>
+      </w:r>
+    </w:p>
+    <w:p>
+      <w:pPr>
+        <w:pStyle w:val="FirstParagraph"/>
+      </w:pPr>
+      <w:r>
+        <w:t xml:space="preserve">Figure 4.2:</w:t>
+      </w:r>
+      <w:r>
+        <w:t xml:space="preserve"> </w:t>
+      </w:r>
+      <w:r>
+        <w:t xml:space="preserve">Logical Architecture of the Master Proof.</w:t>
       </w:r>
     </w:p>
     <w:bookmarkStart w:id="67" w:name="X0bac3e87c7cf6c2716a4d6399225ea2c96d461d"/>
@@ -24861,7 +25142,7 @@
         <w:rPr>
           <w:rStyle w:val="VerbatimChar"/>
         </w:rPr>
-        <w:t xml:space="preserve">        DMN["&lt;b&gt;Default Mode Network (DMN)&lt;/b&gt;&lt;br&gt;• mPFC, Posterior Cingulate Cortex (PCC), Precuneus&lt;br&gt;• &lt;b&gt;Function:&lt;/b&gt; Encodes autobiographical self, narrative priors (Layers 4 &amp; 5)&lt;br&gt;• High baseline functional connectivity and causal centrality"]</w:t>
+        <w:t xml:space="preserve">        TRN["&lt;b&gt;Thalamocortical Loop &amp; Reticular Nucleus (TRN)&lt;/b&gt;&lt;br&gt;• Thalamic relay nuclei, Claustrum, Layer 5/6 feedback · The MIP gatekeeper"]</w:t>
       </w:r>
       <w:r>
         <w:br/>
@@ -24879,7 +25160,7 @@
         <w:rPr>
           <w:rStyle w:val="VerbatimChar"/>
         </w:rPr>
-        <w:t xml:space="preserve">        SN["&lt;b&gt;Salience Network (SN)&lt;/b&gt;&lt;br&gt;• Anterior Insula (AI), Dorsal Anterior Cingulate (dACC)&lt;br&gt;• &lt;b&gt;Function:&lt;/b&gt; Computes precision-weighting of prediction errors &amp; visceral states&lt;br&gt;• Dynamically switches coupling between DMN and CEN"]</w:t>
+        <w:t xml:space="preserve">        DMN["&lt;b&gt;1. Default Mode Network (DMN)&lt;/b&gt;&lt;br&gt;• mPFC, PCC, Precuneus · Encodes autobiographical narrative (Layers 4 &amp; 5)"]</w:t>
       </w:r>
       <w:r>
         <w:br/>
@@ -24897,7 +25178,7 @@
         <w:rPr>
           <w:rStyle w:val="VerbatimChar"/>
         </w:rPr>
-        <w:t xml:space="preserve">        CEN["&lt;b&gt;Central Executive Network (CEN)&lt;/b&gt;&lt;br&gt;• Dorsolateral Prefrontal Cortex (dlPFC), Posterior Parietal (PPC)&lt;br&gt;• &lt;b&gt;Function:&lt;/b&gt; Deep temporal policy rollout π* over future horizons (H &gt; 1)&lt;br&gt;• Working memory buffers and goal-directed conative action"]</w:t>
+        <w:t xml:space="preserve">        SN["&lt;b&gt;2. Salience Network (SN)&lt;/b&gt;&lt;br&gt;• Anterior Insula (AI), dACC · Computes precision-weighting &amp; switches networks"]</w:t>
       </w:r>
       <w:r>
         <w:br/>
@@ -24915,7 +25196,7 @@
         <w:rPr>
           <w:rStyle w:val="VerbatimChar"/>
         </w:rPr>
-        <w:t xml:space="preserve">        TRN["&lt;b&gt;Thalamocortical Loop &amp; Reticular Nucleus (TRN)&lt;/b&gt;&lt;br&gt;• Thalamic relay nuclei, Claustrum, Layer 5/6 pyramidal feedback&lt;br&gt;• &lt;b&gt;Function:&lt;/b&gt; The physical Minimum Information Partition (MIP) gatekeeper"]</w:t>
+        <w:t xml:space="preserve">        CEN["&lt;b&gt;3. Central Executive Network (CEN)&lt;/b&gt;&lt;br&gt;• dlPFC, Posterior Parietal · Deep temporal policy rollout π* (H &gt; 1)"]</w:t>
       </w:r>
       <w:r>
         <w:br/>
@@ -24933,34 +25214,25 @@
         <w:rPr>
           <w:rStyle w:val="VerbatimChar"/>
         </w:rPr>
-        <w:t xml:space="preserve">        DMN &lt;==&gt; SN &lt;==&gt; CEN</w:t>
-      </w:r>
-      <w:r>
-        <w:br/>
-      </w:r>
-      <w:r>
-        <w:rPr>
-          <w:rStyle w:val="VerbatimChar"/>
-        </w:rPr>
-        <w:t xml:space="preserve">        TRN -.-&gt;|Synchronizes &amp; Gates| DMN</w:t>
-      </w:r>
-      <w:r>
-        <w:br/>
-      </w:r>
-      <w:r>
-        <w:rPr>
-          <w:rStyle w:val="VerbatimChar"/>
-        </w:rPr>
-        <w:t xml:space="preserve">        TRN -.-&gt;|Synchronizes &amp; Gates| SN</w:t>
-      </w:r>
-      <w:r>
-        <w:br/>
-      </w:r>
-      <w:r>
-        <w:rPr>
-          <w:rStyle w:val="VerbatimChar"/>
-        </w:rPr>
-        <w:t xml:space="preserve">        TRN -.-&gt;|Synchronizes &amp; Gates| CEN</w:t>
+        <w:t xml:space="preserve">        TRN -.-&gt;|"Synchronizes &amp; Gates"| DMN</w:t>
+      </w:r>
+      <w:r>
+        <w:br/>
+      </w:r>
+      <w:r>
+        <w:rPr>
+          <w:rStyle w:val="VerbatimChar"/>
+        </w:rPr>
+        <w:t xml:space="preserve">        DMN &lt;===&gt;|"Dynamic Switching"| SN</w:t>
+      </w:r>
+      <w:r>
+        <w:br/>
+      </w:r>
+      <w:r>
+        <w:rPr>
+          <w:rStyle w:val="VerbatimChar"/>
+        </w:rPr>
+        <w:t xml:space="preserve">        SN &lt;===&gt;|"Executive Enactment"| CEN</w:t>
       </w:r>
       <w:r>
         <w:br/>
@@ -24970,6 +25242,20 @@
           <w:rStyle w:val="VerbatimChar"/>
         </w:rPr>
         <w:t xml:space="preserve">    end</w:t>
+      </w:r>
+    </w:p>
+    <w:p>
+      <w:pPr>
+        <w:pStyle w:val="FirstParagraph"/>
+      </w:pPr>
+      <w:r>
+        <w:t xml:space="preserve">Figure 4.6:</w:t>
+      </w:r>
+      <w:r>
+        <w:t xml:space="preserve"> </w:t>
+      </w:r>
+      <w:r>
+        <w:t xml:space="preserve">The Neuroanatomical Triple-Network Architecture of the Human Alter.</w:t>
       </w:r>
     </w:p>
     <w:bookmarkStart w:id="78" w:name="the-thalamocortical-dynamic-core"/>
@@ -25304,7 +25590,7 @@
         <w:rPr>
           <w:rStyle w:val="VerbatimChar"/>
         </w:rPr>
-        <w:t xml:space="preserve">flowchart LR</w:t>
+        <w:t xml:space="preserve">flowchart TD</w:t>
       </w:r>
       <w:r>
         <w:br/>
@@ -25340,7 +25626,7 @@
         <w:rPr>
           <w:rStyle w:val="VerbatimChar"/>
         </w:rPr>
-        <w:t xml:space="preserve">        PHASE_1["&lt;b&gt;Phase 1: Superlinear Surge (N = 4 → 8)&lt;/b&gt;&lt;br&gt;Φ(N) ∝ N^(1.4)&lt;br&gt;Recurrent cross-correlations multiply synergy"]</w:t>
+        <w:t xml:space="preserve">        PHASE_1["&lt;b&gt;Phase 1: Superlinear Surge (N = 4 → 8)&lt;/b&gt;&lt;br&gt;Φ(N) ∝ N^(1.4) · Recurrent cross-correlations multiply synergy"]</w:t>
       </w:r>
       <w:r>
         <w:br/>
@@ -25358,7 +25644,7 @@
         <w:rPr>
           <w:rStyle w:val="VerbatimChar"/>
         </w:rPr>
-        <w:t xml:space="preserve">        PHASE_2["&lt;b&gt;Phase 2: Modular Saturation &amp; Small-World Clustering (N &gt; 8)&lt;/b&gt;&lt;br&gt;Global Φ plateaus unless hierarchical small-world&lt;br&gt;modularity (Cortex architecture) is introduced"]</w:t>
+        <w:t xml:space="preserve">        PHASE_2["&lt;b&gt;Phase 2: Modular Saturation &amp; Small-World Clustering (N &gt; 8)&lt;/b&gt;&lt;br&gt;Global Φ plateaus unless hierarchical small-world modularity is introduced"]</w:t>
       </w:r>
       <w:r>
         <w:br/>
@@ -25386,6 +25672,49 @@
           <w:rStyle w:val="VerbatimChar"/>
         </w:rPr>
         <w:t xml:space="preserve">    end</w:t>
+      </w:r>
+    </w:p>
+    <w:p>
+      <w:pPr>
+        <w:pStyle w:val="FirstParagraph"/>
+      </w:pPr>
+      <w:r>
+        <w:t xml:space="preserve">Figure 4.7:</w:t>
+      </w:r>
+      <w:r>
+        <w:t xml:space="preserve"> </w:t>
+      </w:r>
+      <w:r>
+        <w:t xml:space="preserve">The Two-Phase Scaling of Integrated Information</w:t>
+      </w:r>
+      <w:r>
+        <w:t xml:space="preserve"> </w:t>
+      </w:r>
+      <m:oMath>
+        <m:r>
+          <m:rPr>
+            <m:sty m:val="p"/>
+          </m:rPr>
+          <m:t>Φ</m:t>
+        </m:r>
+        <m:r>
+          <m:rPr>
+            <m:sty m:val="p"/>
+          </m:rPr>
+          <m:t>(</m:t>
+        </m:r>
+        <m:r>
+          <m:t>N</m:t>
+        </m:r>
+        <m:r>
+          <m:rPr>
+            <m:sty m:val="p"/>
+          </m:rPr>
+          <m:t>)</m:t>
+        </m:r>
+      </m:oMath>
+      <w:r>
+        <w:t xml:space="preserve">.</w:t>
       </w:r>
     </w:p>
     <w:p>
@@ -25879,6 +26208,20 @@
       </w:r>
     </w:p>
     <w:p>
+      <w:pPr>
+        <w:pStyle w:val="FirstParagraph"/>
+      </w:pPr>
+      <w:r>
+        <w:t xml:space="preserve">Figure 5.1:</w:t>
+      </w:r>
+      <w:r>
+        <w:t xml:space="preserve"> </w:t>
+      </w:r>
+      <w:r>
+        <w:t xml:space="preserve">The 6-Layer Composition of the Individual Soul (Indicative Relative Weighting).</w:t>
+      </w:r>
+    </w:p>
+    <w:p>
       <w:r>
         <w:pict>
           <v:rect style="width:0;height:1.5pt" o:hralign="center" o:hrstd="t" o:hr="t"/>
@@ -26057,6 +26400,20 @@
           <w:rStyle w:val="VerbatimChar"/>
         </w:rPr>
         <w:t xml:space="preserve">    end</w:t>
+      </w:r>
+    </w:p>
+    <w:p>
+      <w:pPr>
+        <w:pStyle w:val="FirstParagraph"/>
+      </w:pPr>
+      <w:r>
+        <w:t xml:space="preserve">Figure 5.2:</w:t>
+      </w:r>
+      <w:r>
+        <w:t xml:space="preserve"> </w:t>
+      </w:r>
+      <w:r>
+        <w:t xml:space="preserve">The 6-Layer Ontogenetic Hierarchy of the Soul.</w:t>
       </w:r>
     </w:p>
     <w:p>
@@ -27482,6 +27839,20 @@
       </w:pPr>
       <w:r>
         <w:t xml:space="preserve">In the Conative-Integrative Framework, the six layers of the soul map directly onto the formal parameters of a discrete Partially Observable Markov Decision Process (POMDP):</w:t>
+      </w:r>
+    </w:p>
+    <w:p>
+      <w:pPr>
+        <w:pStyle w:val="BodyText"/>
+      </w:pPr>
+      <w:r>
+        <w:t xml:space="preserve">Table 5.1:</w:t>
+      </w:r>
+      <w:r>
+        <w:t xml:space="preserve"> </w:t>
+      </w:r>
+      <w:r>
+        <w:t xml:space="preserve">Active Inference Mapping: Uniting Neurobiology with POMDP Tensors across the 6 Layers.</w:t>
       </w:r>
     </w:p>
     <w:tbl>
@@ -28657,7 +29028,7 @@
         <w:rPr>
           <w:rStyle w:val="VerbatimChar"/>
         </w:rPr>
-        <w:t xml:space="preserve">        P_SPLIT["&lt;b&gt;Split-Brain Syndrome (Commissurotomy)&lt;/b&gt;&lt;br&gt;Surgical division of the corpus callosum splits the single macro-blanket into two independent conscious alters, each with distinct Φ &gt; 0 and private visual fields."]</w:t>
+        <w:t xml:space="preserve">        P_SPLIT["&lt;b&gt;1. Split-Brain Syndrome (Commissurotomy)&lt;/b&gt;&lt;br&gt;Surgical division of corpus callosum splits the macro-blanket into two conscious alters (Φ &gt; 0)."]</w:t>
       </w:r>
       <w:r>
         <w:br/>
@@ -28675,7 +29046,7 @@
         <w:rPr>
           <w:rStyle w:val="VerbatimChar"/>
         </w:rPr>
-        <w:t xml:space="preserve">        P_DID["&lt;b&gt;Dissociative Identity Disorder (DID)&lt;/b&gt;&lt;br&gt;Severe early relational trauma partitions Layer 5 &amp; 6 into multiple distinct generative models (alters), alternating control over the physical effector channels."]</w:t>
+        <w:t xml:space="preserve">        P_DID["&lt;b&gt;2. Dissociative Identity Disorder (DID)&lt;/b&gt;&lt;br&gt;Severe early relational trauma partitions Layer 5 &amp; 6 into multiple distinct generative models."]</w:t>
       </w:r>
       <w:r>
         <w:br/>
@@ -28693,7 +29064,7 @@
         <w:rPr>
           <w:rStyle w:val="VerbatimChar"/>
         </w:rPr>
-        <w:t xml:space="preserve">        P_DEP["&lt;b&gt;Depersonalization / Derealization Disorder&lt;/b&gt;&lt;br&gt;Failure of Layer 6 (PSM opacity): The self-model becomes opaque; patient experiences themselves as an external observer looking at an actor."]</w:t>
+        <w:t xml:space="preserve">        P_DEP["&lt;b&gt;3. Depersonalization / Derealization Disorder&lt;/b&gt;&lt;br&gt;Failure of Layer 6 transparency: Self-model becomes opaque; observer alienates own body."]</w:t>
       </w:r>
       <w:r>
         <w:br/>
@@ -28711,7 +29082,7 @@
         <w:rPr>
           <w:rStyle w:val="VerbatimChar"/>
         </w:rPr>
-        <w:t xml:space="preserve">        P_PTSD["&lt;b&gt;Post-Traumatic Stress Disorder (PTSD)&lt;/b&gt;&lt;br&gt;Hyper-precision in Layer 4 (Epigenetics) &amp; Layer 5 (Trauma Engrams): γ is locked at maximum, treating benign ambient cues as lethal existential threats."]</w:t>
+        <w:t xml:space="preserve">        P_PTSD["&lt;b&gt;4. Post-Traumatic Stress Disorder (PTSD)&lt;/b&gt;&lt;br&gt;Hyper-precision in Layers 4 &amp; 5: Precision γ locked at maximum, treating benign cues as lethal."]</w:t>
       </w:r>
       <w:r>
         <w:br/>
@@ -28729,7 +29100,7 @@
         <w:rPr>
           <w:rStyle w:val="VerbatimChar"/>
         </w:rPr>
-        <w:t xml:space="preserve">        P_SCHIZ["&lt;b&gt;Schizophrenia &amp; Psychosis&lt;/b&gt;&lt;br&gt;Loss of sensory precision at Layer 6 &amp; aberrant salience: Internal motor intentions are misattributed to external alien agents (Markov blanket blur)."]</w:t>
+        <w:t xml:space="preserve">        P_SCHIZ["&lt;b&gt;5. Schizophrenia &amp; Psychosis&lt;/b&gt;&lt;br&gt;Sensory precision attenuation at Layer 6: Motor intentions misattributed to external agents."]</w:t>
       </w:r>
       <w:r>
         <w:br/>
@@ -28747,7 +29118,25 @@
         <w:rPr>
           <w:rStyle w:val="VerbatimChar"/>
         </w:rPr>
-        <w:t xml:space="preserve">        P_MYST["&lt;b&gt;Mystical &amp; Psychedelic Dissolution (REBUS)&lt;/b&gt;&lt;br&gt;Temporary deactivation of Layer 6 (PSM): Ego dissolves into Layer 1 (Mind-at-Large), experiencing oceanic boundless unity."]</w:t>
+        <w:t xml:space="preserve">        P_MYST["&lt;b&gt;6. Mystical &amp; Psychedelic Dissolution (REBUS)&lt;/b&gt;&lt;br&gt;Temporary deactivation of Layer 6 (PSM): Ego dissolves into Layer 1 (Mind-at-Large)."]</w:t>
+      </w:r>
+      <w:r>
+        <w:br/>
+      </w:r>
+      <w:r>
+        <w:rPr>
+          <w:rStyle w:val="VerbatimChar"/>
+        </w:rPr>
+        <w:t xml:space="preserve">        </w:t>
+      </w:r>
+      <w:r>
+        <w:br/>
+      </w:r>
+      <w:r>
+        <w:rPr>
+          <w:rStyle w:val="VerbatimChar"/>
+        </w:rPr>
+        <w:t xml:space="preserve">        P_SPLIT --&gt; P_DID --&gt; P_DEP --&gt; P_PTSD --&gt; P_SCHIZ --&gt; P_MYST</w:t>
       </w:r>
       <w:r>
         <w:br/>
@@ -28757,6 +29146,20 @@
           <w:rStyle w:val="VerbatimChar"/>
         </w:rPr>
         <w:t xml:space="preserve">    end</w:t>
+      </w:r>
+    </w:p>
+    <w:p>
+      <w:pPr>
+        <w:pStyle w:val="FirstParagraph"/>
+      </w:pPr>
+      <w:r>
+        <w:t xml:space="preserve">Figure 5.3:</w:t>
+      </w:r>
+      <w:r>
+        <w:t xml:space="preserve"> </w:t>
+      </w:r>
+      <w:r>
+        <w:t xml:space="preserve">Clinical Pathologies Mapped to the 6 Layers.</w:t>
       </w:r>
     </w:p>
     <w:bookmarkStart w:id="93" w:name="X8e2db12a6b75ea86f826c157ba2c5dd5cf13048"/>
@@ -29576,6 +29979,20 @@
     <w:p>
       <w:pPr>
         <w:pStyle w:val="FirstParagraph"/>
+      </w:pPr>
+      <w:r>
+        <w:t xml:space="preserve">Figure 6.1:</w:t>
+      </w:r>
+      <w:r>
+        <w:t xml:space="preserve"> </w:t>
+      </w:r>
+      <w:r>
+        <w:t xml:space="preserve">Husserl’s Tripartite Structure of the Specious Present (~500ms - 3s).</w:t>
+      </w:r>
+    </w:p>
+    <w:p>
+      <w:pPr>
+        <w:pStyle w:val="BodyText"/>
       </w:pPr>
       <w:r>
         <w:t xml:space="preserve">In the Conative-Integrative Framework, we map Husserl’s phenomenological triad directly onto the neurobiology of</w:t>
@@ -30217,6 +30634,20 @@
     </w:p>
     <w:p>
       <w:pPr>
+        <w:pStyle w:val="FirstParagraph"/>
+      </w:pPr>
+      <w:r>
+        <w:t xml:space="preserve">Figure 6.2:</w:t>
+      </w:r>
+      <w:r>
+        <w:t xml:space="preserve"> </w:t>
+      </w:r>
+      <w:r>
+        <w:t xml:space="preserve">Francisco Varela’s Three Scales of Temporal Horizon.</w:t>
+      </w:r>
+    </w:p>
+    <w:p>
+      <w:pPr>
         <w:pStyle w:val="Compact"/>
         <w:numPr>
           <w:ilvl w:val="0"/>
@@ -30505,7 +30936,7 @@
         <w:rPr>
           <w:rStyle w:val="VerbatimChar"/>
         </w:rPr>
-        <w:t xml:space="preserve">        THETA["&lt;b&gt;Slow Theta Carrier Rhythm (4 - 8 Hz)&lt;/b&gt;&lt;br&gt;• Period: 125 - 250 ms · Hippocampus &amp; Medial PFC&lt;br&gt;• Provides the macroscopic temporal window of integration"]</w:t>
+        <w:t xml:space="preserve">        THETA["&lt;b&gt;1. Slow Theta Carrier Rhythm (4 - 8 Hz)&lt;/b&gt;&lt;br&gt;• Period: 125 - 250 ms · Hippocampus &amp; Medial PFC · Macroscopic temporal window"]</w:t>
       </w:r>
       <w:r>
         <w:br/>
@@ -30523,7 +30954,7 @@
         <w:rPr>
           <w:rStyle w:val="VerbatimChar"/>
         </w:rPr>
-        <w:t xml:space="preserve">        GAMMA["&lt;b&gt;Fast Gamma Oscillations (30 - 80 Hz)&lt;/b&gt;&lt;br&gt;• Period: 12 - 30 ms · Sensory &amp; Association Neocortex&lt;br&gt;• Individual gamma cycles encode specific sensory prediction errors ε_t"]</w:t>
+        <w:t xml:space="preserve">        GAMMA["&lt;b&gt;2. Fast Gamma Oscillations (30 - 80 Hz)&lt;/b&gt;&lt;br&gt;• Period: 12 - 30 ms · Sensory Neocortex · Encodes prediction errors ε_t"]</w:t>
       </w:r>
       <w:r>
         <w:br/>
@@ -30541,7 +30972,7 @@
         <w:rPr>
           <w:rStyle w:val="VerbatimChar"/>
         </w:rPr>
-        <w:t xml:space="preserve">        NESTING["&lt;b&gt;Nested Phase-Amplitude Coupling (PAC)&lt;/b&gt;&lt;br&gt;• 4 to 8 gamma bursts nested within each single theta phase cycle&lt;br&gt;• Stitches discrete sensory snapshots into a continuous specious present (~1 - 3s)"]</w:t>
+        <w:t xml:space="preserve">        NESTING["&lt;b&gt;3. Nested Phase-Amplitude Coupling (PAC)&lt;/b&gt;&lt;br&gt;• 4 to 8 gamma bursts nested in each theta cycle · Synthesizes specious present (~1 - 3s)"]</w:t>
       </w:r>
       <w:r>
         <w:br/>
@@ -30559,16 +30990,7 @@
         <w:rPr>
           <w:rStyle w:val="VerbatimChar"/>
         </w:rPr>
-        <w:t xml:space="preserve">        THETA --&gt; NESTING</w:t>
-      </w:r>
-      <w:r>
-        <w:br/>
-      </w:r>
-      <w:r>
-        <w:rPr>
-          <w:rStyle w:val="VerbatimChar"/>
-        </w:rPr>
-        <w:t xml:space="preserve">        GAMMA --&gt; NESTING</w:t>
+        <w:t xml:space="preserve">        THETA ==&gt; GAMMA ==&gt; NESTING</w:t>
       </w:r>
       <w:r>
         <w:br/>
@@ -30578,6 +31000,20 @@
           <w:rStyle w:val="VerbatimChar"/>
         </w:rPr>
         <w:t xml:space="preserve">    end</w:t>
+      </w:r>
+    </w:p>
+    <w:p>
+      <w:pPr>
+        <w:pStyle w:val="FirstParagraph"/>
+      </w:pPr>
+      <w:r>
+        <w:t xml:space="preserve">Figure 6.3:</w:t>
+      </w:r>
+      <w:r>
+        <w:t xml:space="preserve"> </w:t>
+      </w:r>
+      <w:r>
+        <w:t xml:space="preserve">Cross-Frequency Phase-Amplitude Coupling: The Brain’s Clock.</w:t>
       </w:r>
     </w:p>
     <w:bookmarkStart w:id="105" w:name="the-theta-gamma-nested-buffer"/>
@@ -31045,6 +31481,20 @@
         <w:pStyle w:val="FirstParagraph"/>
       </w:pPr>
       <w:r>
+        <w:t xml:space="preserve">Figure 6.4:</w:t>
+      </w:r>
+      <w:r>
+        <w:t xml:space="preserve"> </w:t>
+      </w:r>
+      <w:r>
+        <w:t xml:space="preserve">The Spectrum of Temporal Depth in Active Inference.</w:t>
+      </w:r>
+    </w:p>
+    <w:p>
+      <w:pPr>
+        <w:pStyle w:val="BodyText"/>
+      </w:pPr>
+      <w:r>
         <w:t xml:space="preserve">In the Conative-Integrative Framework, we formalize this architectural threshold as an explicit mathematical theorem:</w:t>
       </w:r>
     </w:p>
@@ -31066,7 +31516,7 @@
           <w:b/>
           <w:bCs/>
         </w:rPr>
-        <w:t xml:space="preserve">Theorem 6.1 (The Temporal Depth Condition for Consciousness — Thomas Riebl):</w:t>
+        <w:t xml:space="preserve">Statement 6.1: Theorem 6.1 — The Temporal Depth Condition for Consciousness (Thomas Riebl)</w:t>
       </w:r>
       <w:r>
         <w:br/>
@@ -31750,7 +32200,7 @@
         <w:rPr>
           <w:rStyle w:val="VerbatimChar"/>
         </w:rPr>
-        <w:t xml:space="preserve">        C_DEP["&lt;b&gt;Major Depressive Disorder: Temporal Dilation / Freezing&lt;/b&gt;&lt;br&gt;• Protention collapses: Horizon H → 1 · Future is perceived as closed &amp; immutable&lt;br&gt;• Subjective time decelerates agonizingly; the past (Retention) weighs infinitely"]</w:t>
+        <w:t xml:space="preserve">        C_DEP["&lt;b&gt;1. Major Depressive Disorder: Temporal Dilation / Freezing&lt;/b&gt;&lt;br&gt;• Protention collapses: Horizon H → 1 · Future perceived as closed &amp; immutable"]</w:t>
       </w:r>
       <w:r>
         <w:br/>
@@ -31768,7 +32218,7 @@
         <w:rPr>
           <w:rStyle w:val="VerbatimChar"/>
         </w:rPr>
-        <w:t xml:space="preserve">        C_MAN["&lt;b&gt;Bipolar Mania: Temporal Hyper-Acceleration&lt;/b&gt;&lt;br&gt;• Protentive overdrive: Horizon H branches explosively into competing futures&lt;br&gt;• Subjective time races; actions outpace sensory verification loops"]</w:t>
+        <w:t xml:space="preserve">        C_MAN["&lt;b&gt;2. Bipolar Mania: Temporal Hyper-Acceleration&lt;/b&gt;&lt;br&gt;• Protentive overdrive: Horizon H branches explosively · Subjective time races"]</w:t>
       </w:r>
       <w:r>
         <w:br/>
@@ -31786,7 +32236,7 @@
         <w:rPr>
           <w:rStyle w:val="VerbatimChar"/>
         </w:rPr>
-        <w:t xml:space="preserve">        C_SCHIZ["&lt;b&gt;Schizophrenic Chronotaraxis: Temporal De-coupling&lt;/b&gt;&lt;br&gt;• Breakdown of theta-gamma PAC: Retention detaches from Primal Impression&lt;br&gt;• Present moments feel disjointed, foreign, and haunted by alien causal agency"]</w:t>
+        <w:t xml:space="preserve">        C_SCHIZ["&lt;b&gt;3. Schizophrenic Chronotaraxis: Temporal De-coupling&lt;/b&gt;&lt;br&gt;• Breakdown of theta-gamma PAC: Retention detaches from Primal Impression"]</w:t>
       </w:r>
       <w:r>
         <w:br/>
@@ -31804,7 +32254,25 @@
         <w:rPr>
           <w:rStyle w:val="VerbatimChar"/>
         </w:rPr>
-        <w:t xml:space="preserve">        C_SAM["&lt;b&gt;Non-Dual Samadhi: Timeless Pure Awareness (Nunc Stans)&lt;/b&gt;&lt;br&gt;• Conscious cessation of protentive policy rollouts (G(π) → 0)&lt;br&gt;• The ego tunnel opens into the eternal, unmoving presence of Mind-at-Large"]</w:t>
+        <w:t xml:space="preserve">        C_SAM["&lt;b&gt;4. Non-Dual Samadhi: Timeless Pure Awareness (Nunc Stans)&lt;/b&gt;&lt;br&gt;• Cessation of protentive policy rollouts (G(π) → 0) · Return to Mind-at-Large"]</w:t>
+      </w:r>
+      <w:r>
+        <w:br/>
+      </w:r>
+      <w:r>
+        <w:rPr>
+          <w:rStyle w:val="VerbatimChar"/>
+        </w:rPr>
+        <w:t xml:space="preserve">        </w:t>
+      </w:r>
+      <w:r>
+        <w:br/>
+      </w:r>
+      <w:r>
+        <w:rPr>
+          <w:rStyle w:val="VerbatimChar"/>
+        </w:rPr>
+        <w:t xml:space="preserve">        C_DEP --&gt; C_MAN --&gt; C_SCHIZ --&gt; C_SAM</w:t>
       </w:r>
       <w:r>
         <w:br/>
@@ -31814,6 +32282,20 @@
           <w:rStyle w:val="VerbatimChar"/>
         </w:rPr>
         <w:t xml:space="preserve">    end</w:t>
+      </w:r>
+    </w:p>
+    <w:p>
+      <w:pPr>
+        <w:pStyle w:val="FirstParagraph"/>
+      </w:pPr>
+      <w:r>
+        <w:t xml:space="preserve">Figure 6.5:</w:t>
+      </w:r>
+      <w:r>
+        <w:t xml:space="preserve"> </w:t>
+      </w:r>
+      <w:r>
+        <w:t xml:space="preserve">Disruptions of the Predictive Temporal Horizon.</w:t>
       </w:r>
     </w:p>
     <w:p>
@@ -32094,34 +32576,7 @@
         <w:rPr>
           <w:rStyle w:val="VerbatimChar"/>
         </w:rPr>
-        <w:t xml:space="preserve">            T1["&lt;b&gt;Governed by the 2nd Law of Thermodynamics&lt;/b&gt;"]</w:t>
-      </w:r>
-      <w:r>
-        <w:br/>
-      </w:r>
-      <w:r>
-        <w:rPr>
-          <w:rStyle w:val="VerbatimChar"/>
-        </w:rPr>
-        <w:t xml:space="preserve">            T2["dS_universe / dt ≥ 0"]</w:t>
-      </w:r>
-      <w:r>
-        <w:br/>
-      </w:r>
-      <w:r>
-        <w:rPr>
-          <w:rStyle w:val="VerbatimChar"/>
-        </w:rPr>
-        <w:t xml:space="preserve">            T3["Thermal dissipation · Randomization · Structural decay · Heat death"]</w:t>
-      </w:r>
-      <w:r>
-        <w:br/>
-      </w:r>
-      <w:r>
-        <w:rPr>
-          <w:rStyle w:val="VerbatimChar"/>
-        </w:rPr>
-        <w:t xml:space="preserve">            T1 --&gt; T2 --&gt; T3</w:t>
+        <w:t xml:space="preserve">            T1["&lt;b&gt;Governed by the 2nd Law of Thermodynamics&lt;/b&gt;&lt;br&gt;dS_universe / dt ≥ 0 · Thermal dissipation &amp; decay"]</w:t>
       </w:r>
       <w:r>
         <w:br/>
@@ -32166,34 +32621,7 @@
         <w:rPr>
           <w:rStyle w:val="VerbatimChar"/>
         </w:rPr>
-        <w:t xml:space="preserve">            C1["&lt;b&gt;Governed by the 6th Axiom of Consciousness (CIF)&lt;/b&gt;"]</w:t>
-      </w:r>
-      <w:r>
-        <w:br/>
-      </w:r>
-      <w:r>
-        <w:rPr>
-          <w:rStyle w:val="VerbatimChar"/>
-        </w:rPr>
-        <w:t xml:space="preserve">            C2["E[ Φ(t+1) | π* ] ≥ Φ(t) &gt; 0   (argmin G(π))"]</w:t>
-      </w:r>
-      <w:r>
-        <w:br/>
-      </w:r>
-      <w:r>
-        <w:rPr>
-          <w:rStyle w:val="VerbatimChar"/>
-        </w:rPr>
-        <w:t xml:space="preserve">            C3["Autopoietic self-organization · Causal power · Qualia generation · Life"]</w:t>
-      </w:r>
-      <w:r>
-        <w:br/>
-      </w:r>
-      <w:r>
-        <w:rPr>
-          <w:rStyle w:val="VerbatimChar"/>
-        </w:rPr>
-        <w:t xml:space="preserve">            C1 --&gt; C2 --&gt; C3</w:t>
+        <w:t xml:space="preserve">            C1["&lt;b&gt;Governed by the 6th Axiom of Consciousness (CIF)&lt;/b&gt;&lt;br&gt;E[ Φ(t+1) | π* ] ≥ Φ(t) &gt; 0 · Autopoietic persistence"]</w:t>
       </w:r>
       <w:r>
         <w:br/>
@@ -32220,7 +32648,7 @@
         <w:rPr>
           <w:rStyle w:val="VerbatimChar"/>
         </w:rPr>
-        <w:t xml:space="preserve">        THERMODYNAMIC_ARROW &lt;===&gt;|"COSMIC STRUGGLE: CONSCIOUSNESS FIGHTS UPSTREAM"| CONATIVE_ARROW</w:t>
+        <w:t xml:space="preserve">        THERMODYNAMIC_ARROW ==&gt;|"Cosmic Struggle: Consciousness Fights Upstream"| CONATIVE_ARROW</w:t>
       </w:r>
       <w:r>
         <w:br/>
@@ -32230,6 +32658,20 @@
           <w:rStyle w:val="VerbatimChar"/>
         </w:rPr>
         <w:t xml:space="preserve">    end</w:t>
+      </w:r>
+    </w:p>
+    <w:p>
+      <w:pPr>
+        <w:pStyle w:val="FirstParagraph"/>
+      </w:pPr>
+      <w:r>
+        <w:t xml:space="preserve">Figure 6.6:</w:t>
+      </w:r>
+      <w:r>
+        <w:t xml:space="preserve"> </w:t>
+      </w:r>
+      <w:r>
+        <w:t xml:space="preserve">The Dual Opposing Vectors of Time in the Cosmos.</w:t>
       </w:r>
     </w:p>
     <w:p>
@@ -32829,6 +33271,20 @@
     <w:p>
       <w:pPr>
         <w:pStyle w:val="FirstParagraph"/>
+      </w:pPr>
+      <w:r>
+        <w:t xml:space="preserve">Figure 7.1:</w:t>
+      </w:r>
+      <w:r>
+        <w:t xml:space="preserve"> </w:t>
+      </w:r>
+      <w:r>
+        <w:t xml:space="preserve">The 3-Phase Computational Verification Pipeline.</w:t>
+      </w:r>
+    </w:p>
+    <w:p>
+      <w:pPr>
+        <w:pStyle w:val="BodyText"/>
       </w:pPr>
       <w:r>
         <w:t xml:space="preserve">All source code, transition probability matrices, generative model tensors, and raw simulation logs are open-source and publicly reproducible:</w:t>
@@ -33435,6 +33891,20 @@
         <w:t xml:space="preserve">Simulation Phase 1 Results: Recurrent Network Self-Organization and Integrated Information Maximization</w:t>
       </w:r>
     </w:p>
+    <w:p>
+      <w:pPr>
+        <w:pStyle w:val="BodyText"/>
+      </w:pPr>
+      <w:r>
+        <w:t xml:space="preserve">Figure 7.2:</w:t>
+      </w:r>
+      <w:r>
+        <w:t xml:space="preserve"> </w:t>
+      </w:r>
+      <w:r>
+        <w:t xml:space="preserve">Simulation Phase 1 Results: Recurrent Network Self-Organization and Integrated Information Maximization.</w:t>
+      </w:r>
+    </w:p>
     <w:bookmarkStart w:id="121" w:name="key-findings-of-simulation-phase-1"/>
     <w:p>
       <w:pPr>
@@ -34608,6 +35078,20 @@
       </w:pPr>
       <w:r>
         <w:t xml:space="preserve">Simulation Phase 2 Results: Modular Network Expansion and Integrated Information Scaling Curve</w:t>
+      </w:r>
+    </w:p>
+    <w:p>
+      <w:pPr>
+        <w:pStyle w:val="BodyText"/>
+      </w:pPr>
+      <w:r>
+        <w:t xml:space="preserve">Figure 7.4:</w:t>
+      </w:r>
+      <w:r>
+        <w:t xml:space="preserve"> </w:t>
+      </w:r>
+      <w:r>
+        <w:t xml:space="preserve">Simulation Phase 2 Results: Modular Network Expansion and Integrated Information Scaling Curve.</w:t>
       </w:r>
     </w:p>
     <w:bookmarkStart w:id="130" w:name="key-findings-of-simulation-phase-2"/>
@@ -35287,7 +35771,7 @@
         <w:rPr>
           <w:rStyle w:val="VerbatimChar"/>
         </w:rPr>
-        <w:t xml:space="preserve">flowchart LR</w:t>
+        <w:t xml:space="preserve">flowchart TD</w:t>
       </w:r>
       <w:r>
         <w:br/>
@@ -35323,7 +35807,7 @@
         <w:rPr>
           <w:rStyle w:val="VerbatimChar"/>
         </w:rPr>
-        <w:t xml:space="preserve">        MYOPIC_PATH["&lt;b&gt;Myopic Agent (H = 1, Zero Epistemic Horizon)&lt;/b&gt;&lt;br&gt;Greedy pursuit of immediate reward (+2.0)&lt;br&gt;Walks directly into lethal trap (s_trap → s_death)&lt;br&gt;&lt;b&gt;Result: Causal Extinction (Φ = 0)&lt;/b&gt;"]</w:t>
+        <w:t xml:space="preserve">        MYOPIC_PATH["&lt;b&gt;1. Myopic Agent (H = 1, Zero Epistemic Horizon)&lt;/b&gt;&lt;br&gt;Greedy pursuit of immediate reward (+2.0) ⟹ Walks directly into lethal trap (s_death) · &lt;b&gt;Φ = 0&lt;/b&gt;"]</w:t>
       </w:r>
       <w:r>
         <w:br/>
@@ -35341,7 +35825,25 @@
         <w:rPr>
           <w:rStyle w:val="VerbatimChar"/>
         </w:rPr>
-        <w:t xml:space="preserve">        EPISTEMIC_PATH["&lt;b&gt;Deep Temporal Agent (H ≥ 2, Epistemic Horizon)&lt;/b&gt;&lt;br&gt;Values reduction of entropy: D_KL(Q(s|o) || Q(s)) &gt; 0&lt;br&gt;Takes detour to Cue site (s_cue) → Unmasks trap → Navigates safely to Goal&lt;br&gt;&lt;b&gt;Result: Autopoietic Survival (Φ sustained)&lt;/b&gt;"]</w:t>
+        <w:t xml:space="preserve">        EPISTEMIC_PATH["&lt;b&gt;2. Deep Temporal Agent (H ≥ 2, Epistemic Horizon)&lt;/b&gt;&lt;br&gt;Optimizes Information Gain D_KL[Q(s|o)||Q(s)] ⟹ Takes detour to Cue (s_cue) · &lt;b&gt;Φ Sustained&lt;/b&gt;"]</w:t>
+      </w:r>
+      <w:r>
+        <w:br/>
+      </w:r>
+      <w:r>
+        <w:rPr>
+          <w:rStyle w:val="VerbatimChar"/>
+        </w:rPr>
+        <w:t xml:space="preserve">        </w:t>
+      </w:r>
+      <w:r>
+        <w:br/>
+      </w:r>
+      <w:r>
+        <w:rPr>
+          <w:rStyle w:val="VerbatimChar"/>
+        </w:rPr>
+        <w:t xml:space="preserve">        MYOPIC_PATH -.-&gt;|"Counterfactual Foresight"| EPISTEMIC_PATH</w:t>
       </w:r>
       <w:r>
         <w:br/>
@@ -35353,6 +35855,20 @@
         <w:t xml:space="preserve">    end</w:t>
       </w:r>
     </w:p>
+    <w:p>
+      <w:pPr>
+        <w:pStyle w:val="FirstParagraph"/>
+      </w:pPr>
+      <w:r>
+        <w:t xml:space="preserve">Figure 7.5:</w:t>
+      </w:r>
+      <w:r>
+        <w:t xml:space="preserve"> </w:t>
+      </w:r>
+      <w:r>
+        <w:t xml:space="preserve">The Epistemic Foraging Shield against Existential Traps.</w:t>
+      </w:r>
+    </w:p>
     <w:bookmarkStart w:id="132" w:name="the-epistemic-foraging-theorem"/>
     <w:p>
       <w:pPr>
@@ -35371,7 +35887,7 @@
           <w:b/>
           <w:bCs/>
         </w:rPr>
-        <w:t xml:space="preserve">Theorem 7.1 (Epistemic Shielding of Integrated Information — Thomas Riebl):</w:t>
+        <w:t xml:space="preserve">Statement 7.1: Theorem 7.1 — Epistemic Shielding of Integrated Information (Thomas Riebl)</w:t>
       </w:r>
       <w:r>
         <w:br/>
@@ -35993,7 +36509,7 @@
         <w:rPr>
           <w:rStyle w:val="VerbatimChar"/>
         </w:rPr>
-        <w:t xml:space="preserve">        S0["&lt;b&gt;State 0: Initial Start Site (s₀)&lt;/b&gt;&lt;br&gt;Sensory ambiguity (50% probability safe / 50% deadly)"]</w:t>
+        <w:t xml:space="preserve">        S0["&lt;b&gt;State 0: Start Site (s₀)&lt;/b&gt;&lt;br&gt;Sensory ambiguity: 50% safe / 50% deadly"]</w:t>
       </w:r>
       <w:r>
         <w:br/>
@@ -36011,7 +36527,7 @@
         <w:rPr>
           <w:rStyle w:val="VerbatimChar"/>
         </w:rPr>
-        <w:t xml:space="preserve">        S1["&lt;b&gt;State 1: Epistemic Cue Site (s_cue)&lt;/b&gt;&lt;br&gt;Disambiguates the hidden environment.&lt;br&gt;&lt;b&gt;Requires 1-Step Detour away from the goal!&lt;/b&gt;"]</w:t>
+        <w:t xml:space="preserve">        S1["&lt;b&gt;State 1: Epistemic Cue Site (s_cue)&lt;/b&gt;&lt;br&gt;Disambiguates environment (Requires 1-Step Detour)"]</w:t>
       </w:r>
       <w:r>
         <w:br/>
@@ -36029,7 +36545,7 @@
         <w:rPr>
           <w:rStyle w:val="VerbatimChar"/>
         </w:rPr>
-        <w:t xml:space="preserve">        S2["&lt;b&gt;State 2: Deceptive Trap Site (s_trap)&lt;/b&gt;&lt;br&gt;Offers immediate high fake sensory reward (+2.0).&lt;br&gt;&lt;i&gt;Leads irreversibly to structural destruction!&lt;/i&gt;"]</w:t>
+        <w:t xml:space="preserve">        S2["&lt;b&gt;State 2: Deceptive Trap Site (s_trap)&lt;/b&gt;&lt;br&gt;Immediate fake reward (+2.0) ⟹ Leads to dissolution"]</w:t>
       </w:r>
       <w:r>
         <w:br/>
@@ -36047,7 +36563,7 @@
         <w:rPr>
           <w:rStyle w:val="VerbatimChar"/>
         </w:rPr>
-        <w:t xml:space="preserve">        S3["&lt;b&gt;State 3: Safe Transitional Path (s_path)&lt;/b&gt;&lt;br&gt;Neutral intermediate corridor."]</w:t>
+        <w:t xml:space="preserve">        S3["&lt;b&gt;State 3: Safe Transitional Corridor (s_path)&lt;/b&gt;"]</w:t>
       </w:r>
       <w:r>
         <w:br/>
@@ -36065,7 +36581,7 @@
         <w:rPr>
           <w:rStyle w:val="VerbatimChar"/>
         </w:rPr>
-        <w:t xml:space="preserve">        S4["&lt;b&gt;State 4: True Homeostatic Goal (s_goal)&lt;/b&gt;&lt;br&gt;Sustainable physiological survival (C = +4.5)."]</w:t>
+        <w:t xml:space="preserve">        S4["&lt;b&gt;State 4: True Homeostatic Goal (s_goal)&lt;/b&gt;&lt;br&gt;Sustainable survival (C = +4.5) · Φ Sustained"]</w:t>
       </w:r>
       <w:r>
         <w:br/>
@@ -36083,7 +36599,7 @@
         <w:rPr>
           <w:rStyle w:val="VerbatimChar"/>
         </w:rPr>
-        <w:t xml:space="preserve">        S5["&lt;b&gt;State 5: Absorbing Lethal Sink (s_death)&lt;/b&gt;&lt;br&gt;Structural dissolution. Coupling destroyed: Φ = 0."]</w:t>
+        <w:t xml:space="preserve">        S5["&lt;b&gt;State 5: Absorbing Lethal Sink (s_death)&lt;/b&gt;&lt;br&gt;Structural dissolution: Φ = 0"]</w:t>
       </w:r>
       <w:r>
         <w:br/>
@@ -36110,16 +36626,16 @@
         <w:rPr>
           <w:rStyle w:val="VerbatimChar"/>
         </w:rPr>
-        <w:t xml:space="preserve">        S0 --&gt;|"Action 2: Greedy Reflex"| S2</w:t>
-      </w:r>
-      <w:r>
-        <w:br/>
-      </w:r>
-      <w:r>
-        <w:rPr>
-          <w:rStyle w:val="VerbatimChar"/>
-        </w:rPr>
-        <w:t xml:space="preserve">        S0 --&gt;|"Action 3: Blind Step"| S3</w:t>
+        <w:t xml:space="preserve">        S0 -.-&gt;|"Action 2: Greedy Reflex"| S2</w:t>
+      </w:r>
+      <w:r>
+        <w:br/>
+      </w:r>
+      <w:r>
+        <w:rPr>
+          <w:rStyle w:val="VerbatimChar"/>
+        </w:rPr>
+        <w:t xml:space="preserve">        S0 --&gt;|"Action 3: Direct Step"| S3</w:t>
       </w:r>
       <w:r>
         <w:br/>
@@ -36137,7 +36653,7 @@
         <w:rPr>
           <w:rStyle w:val="VerbatimChar"/>
         </w:rPr>
-        <w:t xml:space="preserve">        S2 ==&gt;|"Irreversible Collapse"| S5</w:t>
+        <w:t xml:space="preserve">        S2 ==&gt;|"Fatal Trap"| S5</w:t>
       </w:r>
       <w:r>
         <w:br/>
@@ -36155,16 +36671,21 @@
         <w:rPr>
           <w:rStyle w:val="VerbatimChar"/>
         </w:rPr>
-        <w:t xml:space="preserve">        S5 ==&gt;|"Absorbing State"| S5</w:t>
-      </w:r>
-      <w:r>
-        <w:br/>
-      </w:r>
-      <w:r>
-        <w:rPr>
-          <w:rStyle w:val="VerbatimChar"/>
-        </w:rPr>
         <w:t xml:space="preserve">    end</w:t>
+      </w:r>
+    </w:p>
+    <w:p>
+      <w:pPr>
+        <w:pStyle w:val="FirstParagraph"/>
+      </w:pPr>
+      <w:r>
+        <w:t xml:space="preserve">Figure 7.6:</w:t>
+      </w:r>
+      <w:r>
+        <w:t xml:space="preserve"> </w:t>
+      </w:r>
+      <w:r>
+        <w:t xml:space="preserve">The Deceptive Verification Environment Topology.</w:t>
       </w:r>
     </w:p>
     <w:bookmarkStart w:id="135" w:name="the-four-agent-cohorts-under-evaluation"/>
@@ -36583,6 +37104,40 @@
       </m:oMath>
       <w:r>
         <w:t xml:space="preserve">) and sensory observation noise:</w:t>
+      </w:r>
+    </w:p>
+    <w:p>
+      <w:pPr>
+        <w:pStyle w:val="BodyText"/>
+      </w:pPr>
+      <w:r>
+        <w:t xml:space="preserve">Table 7.1:</w:t>
+      </w:r>
+      <w:r>
+        <w:t xml:space="preserve"> </w:t>
+      </w:r>
+      <w:r>
+        <w:t xml:space="preserve">Monte Carlo Verification: Survival Rates and Integrated Information across Planning Horizons (</w:t>
+      </w:r>
+      <m:oMath>
+        <m:r>
+          <m:t>N</m:t>
+        </m:r>
+        <m:r>
+          <m:rPr>
+            <m:sty m:val="p"/>
+          </m:rPr>
+          <m:t>=</m:t>
+        </m:r>
+        <m:r>
+          <m:t>30</m:t>
+        </m:r>
+      </m:oMath>
+      <w:r>
+        <w:t xml:space="preserve"> </w:t>
+      </w:r>
+      <w:r>
+        <w:t xml:space="preserve">Runs).</w:t>
       </w:r>
     </w:p>
     <w:tbl>
@@ -37331,6 +37886,20 @@
         <w:t xml:space="preserve">Simulation Phase 3 Results: Deep Temporal Active Inference and Monte Carlo Verification</w:t>
       </w:r>
     </w:p>
+    <w:p>
+      <w:pPr>
+        <w:pStyle w:val="BodyText"/>
+      </w:pPr>
+      <w:r>
+        <w:t xml:space="preserve">Figure 7.7:</w:t>
+      </w:r>
+      <w:r>
+        <w:t xml:space="preserve"> </w:t>
+      </w:r>
+      <w:r>
+        <w:t xml:space="preserve">Simulation Phase 3 Results: Deep Temporal Active Inference and Monte Carlo Verification.</w:t>
+      </w:r>
+    </w:p>
     <w:bookmarkStart w:id="140" w:name="Xc4ec9818989ffec80874b4a897890467b8b16b6"/>
     <w:p>
       <w:pPr>
@@ -38338,6 +38907,20 @@
     <w:p>
       <w:pPr>
         <w:pStyle w:val="FirstParagraph"/>
+      </w:pPr>
+      <w:r>
+        <w:t xml:space="preserve">Figure 8.1:</w:t>
+      </w:r>
+      <w:r>
+        <w:t xml:space="preserve"> </w:t>
+      </w:r>
+      <w:r>
+        <w:t xml:space="preserve">The Cosmic Dialectic of Mind-at-Large.</w:t>
+      </w:r>
+    </w:p>
+    <w:p>
+      <w:pPr>
+        <w:pStyle w:val="BodyText"/>
       </w:pPr>
       <w:r>
         <w:t xml:space="preserve">In its unpartitioned state, Mind-at-Large is infinite potentiality, but it lacks the perspective of a localized</w:t>
@@ -39128,6 +39711,20 @@
         <w:t xml:space="preserve">    end</w:t>
       </w:r>
     </w:p>
+    <w:p>
+      <w:pPr>
+        <w:pStyle w:val="FirstParagraph"/>
+      </w:pPr>
+      <w:r>
+        <w:t xml:space="preserve">Figure 8.3:</w:t>
+      </w:r>
+      <w:r>
+        <w:t xml:space="preserve"> </w:t>
+      </w:r>
+      <w:r>
+        <w:t xml:space="preserve">The Reverse-Ontogenetic Dissolution at Biological Death.</w:t>
+      </w:r>
+    </w:p>
     <w:bookmarkStart w:id="147" w:name="the-stepwise-process-of-de-dissociation"/>
     <w:p>
       <w:pPr>
@@ -39706,6 +40303,20 @@
     <w:p>
       <w:pPr>
         <w:pStyle w:val="FirstParagraph"/>
+      </w:pPr>
+      <w:r>
+        <w:t xml:space="preserve">Figure 8.4:</w:t>
+      </w:r>
+      <w:r>
+        <w:t xml:space="preserve"> </w:t>
+      </w:r>
+      <w:r>
+        <w:t xml:space="preserve">Trauma Resolution via Predictive Precision Re-weighting.</w:t>
+      </w:r>
+    </w:p>
+    <w:p>
+      <w:pPr>
+        <w:pStyle w:val="BodyText"/>
       </w:pPr>
       <w:r>
         <w:t xml:space="preserve">In the REBUS model (</w:t>
@@ -40738,6 +41349,20 @@
           <w:rStyle w:val="VerbatimChar"/>
         </w:rPr>
         <w:t xml:space="preserve">    end</w:t>
+      </w:r>
+    </w:p>
+    <w:p>
+      <w:pPr>
+        <w:pStyle w:val="FirstParagraph"/>
+      </w:pPr>
+      <w:r>
+        <w:t xml:space="preserve">Figure 8.6:</w:t>
+      </w:r>
+      <w:r>
+        <w:t xml:space="preserve"> </w:t>
+      </w:r>
+      <w:r>
+        <w:t xml:space="preserve">The Law of Experiential Conservation in Mind-at-Large.</w:t>
       </w:r>
     </w:p>
     <w:bookmarkStart w:id="154" w:name="the-invariant-field-of-mind"/>
@@ -41160,16 +41785,7 @@
         <w:rPr>
           <w:rStyle w:val="VerbatimChar"/>
         </w:rPr>
-        <w:t xml:space="preserve">        D_NODE["&lt;b&gt;Prior Vector D = P(s₁)&lt;/b&gt;"]</w:t>
-      </w:r>
-      <w:r>
-        <w:br/>
-      </w:r>
-      <w:r>
-        <w:rPr>
-          <w:rStyle w:val="VerbatimChar"/>
-        </w:rPr>
-        <w:t xml:space="preserve">        PI_NODE["&lt;b&gt;Policy Prior P(π) = σ(-γ G(π))&lt;/b&gt;"]</w:t>
+        <w:t xml:space="preserve">        PRIORS["&lt;b&gt;Priors: D = P(s₁) · Policy Prior P(π) = σ(-γ G(π)) · Preferences C = ln P(o)&lt;/b&gt;"]</w:t>
       </w:r>
       <w:r>
         <w:br/>
@@ -41187,25 +41803,7 @@
         <w:rPr>
           <w:rStyle w:val="VerbatimChar"/>
         </w:rPr>
-        <w:t xml:space="preserve">        S1["&lt;b&gt;Hidden State s₁&lt;/b&gt;"]</w:t>
-      </w:r>
-      <w:r>
-        <w:br/>
-      </w:r>
-      <w:r>
-        <w:rPr>
-          <w:rStyle w:val="VerbatimChar"/>
-        </w:rPr>
-        <w:t xml:space="preserve">        S2["&lt;b&gt;Hidden State s₂&lt;/b&gt;"]</w:t>
-      </w:r>
-      <w:r>
-        <w:br/>
-      </w:r>
-      <w:r>
-        <w:rPr>
-          <w:rStyle w:val="VerbatimChar"/>
-        </w:rPr>
-        <w:t xml:space="preserve">        ST["&lt;b&gt;Hidden State s_τ&lt;/b&gt;"]</w:t>
+        <w:t xml:space="preserve">        STEP_1["&lt;b&gt;Time Step τ = 1: Hidden State s₁ ⟹ Observation o₁&lt;/b&gt;&lt;br&gt;Likelihood mapping: o₁ ~ P(o₁ | s₁) = A"]</w:t>
       </w:r>
       <w:r>
         <w:br/>
@@ -41223,25 +41821,7 @@
         <w:rPr>
           <w:rStyle w:val="VerbatimChar"/>
         </w:rPr>
-        <w:t xml:space="preserve">        O1["&lt;b&gt;Observation o₁&lt;/b&gt;"]</w:t>
-      </w:r>
-      <w:r>
-        <w:br/>
-      </w:r>
-      <w:r>
-        <w:rPr>
-          <w:rStyle w:val="VerbatimChar"/>
-        </w:rPr>
-        <w:t xml:space="preserve">        O2["&lt;b&gt;Observation o₂&lt;/b&gt;"]</w:t>
-      </w:r>
-      <w:r>
-        <w:br/>
-      </w:r>
-      <w:r>
-        <w:rPr>
-          <w:rStyle w:val="VerbatimChar"/>
-        </w:rPr>
-        <w:t xml:space="preserve">        OT["&lt;b&gt;Observation o_τ&lt;/b&gt;"]</w:t>
+        <w:t xml:space="preserve">        ACTION_1["&lt;b&gt;Action u₁: Causal Transition Tensor B(u₁)&lt;/b&gt;"]</w:t>
       </w:r>
       <w:r>
         <w:br/>
@@ -41259,16 +41839,7 @@
         <w:rPr>
           <w:rStyle w:val="VerbatimChar"/>
         </w:rPr>
-        <w:t xml:space="preserve">        U1["&lt;b&gt;Action u₁&lt;/b&gt;"]</w:t>
-      </w:r>
-      <w:r>
-        <w:br/>
-      </w:r>
-      <w:r>
-        <w:rPr>
-          <w:rStyle w:val="VerbatimChar"/>
-        </w:rPr>
-        <w:t xml:space="preserve">        U2["&lt;b&gt;Action u₂&lt;/b&gt;"]</w:t>
+        <w:t xml:space="preserve">        STEP_2["&lt;b&gt;Time Step τ = 2: Hidden State s₂ ⟹ Observation o₂&lt;/b&gt;&lt;br&gt;Likelihood mapping: o₂ ~ P(o₂ | s₂) = A"]</w:t>
       </w:r>
       <w:r>
         <w:br/>
@@ -41286,7 +41857,7 @@
         <w:rPr>
           <w:rStyle w:val="VerbatimChar"/>
         </w:rPr>
-        <w:t xml:space="preserve">        C_NODE["&lt;b&gt;Preference Vector C = ln P(o)&lt;/b&gt;"]</w:t>
+        <w:t xml:space="preserve">        ACTION_2["&lt;b&gt;Action u₂: Causal Transition Tensor B(u₂)&lt;/b&gt;"]</w:t>
       </w:r>
       <w:r>
         <w:br/>
@@ -41304,25 +41875,7 @@
         <w:rPr>
           <w:rStyle w:val="VerbatimChar"/>
         </w:rPr>
-        <w:t xml:space="preserve">        D_NODE --&gt; S1</w:t>
-      </w:r>
-      <w:r>
-        <w:br/>
-      </w:r>
-      <w:r>
-        <w:rPr>
-          <w:rStyle w:val="VerbatimChar"/>
-        </w:rPr>
-        <w:t xml:space="preserve">        PI_NODE --&gt; U1</w:t>
-      </w:r>
-      <w:r>
-        <w:br/>
-      </w:r>
-      <w:r>
-        <w:rPr>
-          <w:rStyle w:val="VerbatimChar"/>
-        </w:rPr>
-        <w:t xml:space="preserve">        PI_NODE --&gt; U2</w:t>
+        <w:t xml:space="preserve">        STEP_T["&lt;b&gt;Horizon τ = t+H: Hidden State s_τ ⟹ Expected Observation o_τ&lt;/b&gt;&lt;br&gt;Evaluated by Expected Free Energy G(π)"]</w:t>
       </w:r>
       <w:r>
         <w:br/>
@@ -41340,79 +41893,7 @@
         <w:rPr>
           <w:rStyle w:val="VerbatimChar"/>
         </w:rPr>
-        <w:t xml:space="preserve">        S1 --&gt;|Likelihood A| O1</w:t>
-      </w:r>
-      <w:r>
-        <w:br/>
-      </w:r>
-      <w:r>
-        <w:rPr>
-          <w:rStyle w:val="VerbatimChar"/>
-        </w:rPr>
-        <w:t xml:space="preserve">        S1 --&gt;|Transition B(u₁)| S2</w:t>
-      </w:r>
-      <w:r>
-        <w:br/>
-      </w:r>
-      <w:r>
-        <w:rPr>
-          <w:rStyle w:val="VerbatimChar"/>
-        </w:rPr>
-        <w:t xml:space="preserve">        S2 --&gt;|Likelihood A| O2</w:t>
-      </w:r>
-      <w:r>
-        <w:br/>
-      </w:r>
-      <w:r>
-        <w:rPr>
-          <w:rStyle w:val="VerbatimChar"/>
-        </w:rPr>
-        <w:t xml:space="preserve">        S2 --&gt;|Transition B(u₂)| ST</w:t>
-      </w:r>
-      <w:r>
-        <w:br/>
-      </w:r>
-      <w:r>
-        <w:rPr>
-          <w:rStyle w:val="VerbatimChar"/>
-        </w:rPr>
-        <w:t xml:space="preserve">        ST --&gt;|Likelihood A| OT</w:t>
-      </w:r>
-      <w:r>
-        <w:br/>
-      </w:r>
-      <w:r>
-        <w:rPr>
-          <w:rStyle w:val="VerbatimChar"/>
-        </w:rPr>
-        <w:t xml:space="preserve">        </w:t>
-      </w:r>
-      <w:r>
-        <w:br/>
-      </w:r>
-      <w:r>
-        <w:rPr>
-          <w:rStyle w:val="VerbatimChar"/>
-        </w:rPr>
-        <w:t xml:space="preserve">        C_NODE -.-&gt;|Pragmatic Evaluation| O1</w:t>
-      </w:r>
-      <w:r>
-        <w:br/>
-      </w:r>
-      <w:r>
-        <w:rPr>
-          <w:rStyle w:val="VerbatimChar"/>
-        </w:rPr>
-        <w:t xml:space="preserve">        C_NODE -.-&gt;|Pragmatic Evaluation| O2</w:t>
-      </w:r>
-      <w:r>
-        <w:br/>
-      </w:r>
-      <w:r>
-        <w:rPr>
-          <w:rStyle w:val="VerbatimChar"/>
-        </w:rPr>
-        <w:t xml:space="preserve">        C_NODE -.-&gt;|Pragmatic Evaluation| OT</w:t>
+        <w:t xml:space="preserve">        PRIORS --&gt; STEP_1 --&gt; ACTION_1 --&gt; STEP_2 --&gt; ACTION_2 --&gt; STEP_T</w:t>
       </w:r>
       <w:r>
         <w:br/>
@@ -41422,6 +41903,20 @@
           <w:rStyle w:val="VerbatimChar"/>
         </w:rPr>
         <w:t xml:space="preserve">    end</w:t>
+      </w:r>
+    </w:p>
+    <w:p>
+      <w:pPr>
+        <w:pStyle w:val="FirstParagraph"/>
+      </w:pPr>
+      <w:r>
+        <w:t xml:space="preserve">Figure A.1:</w:t>
+      </w:r>
+      <w:r>
+        <w:t xml:space="preserve"> </w:t>
+      </w:r>
+      <w:r>
+        <w:t xml:space="preserve">Bayesian Generative Graph of Deep Active Inference.</w:t>
       </w:r>
     </w:p>
     <w:bookmarkStart w:id="158" w:name="the-generative-model-definition"/>
@@ -44270,6 +44765,49 @@
         <w:t xml:space="preserve">    end</w:t>
       </w:r>
     </w:p>
+    <w:p>
+      <w:pPr>
+        <w:pStyle w:val="FirstParagraph"/>
+      </w:pPr>
+      <w:r>
+        <w:t xml:space="preserve">Figure B.1:</w:t>
+      </w:r>
+      <w:r>
+        <w:t xml:space="preserve"> </w:t>
+      </w:r>
+      <w:r>
+        <w:t xml:space="preserve">Algorithmic Workflow for Computing</w:t>
+      </w:r>
+      <w:r>
+        <w:t xml:space="preserve"> </w:t>
+      </w:r>
+      <m:oMath>
+        <m:sSub>
+          <m:e>
+            <m:r>
+              <m:rPr>
+                <m:sty m:val="p"/>
+              </m:rPr>
+              <m:t>Φ</m:t>
+            </m:r>
+          </m:e>
+          <m:sub>
+            <m:r>
+              <m:rPr>
+                <m:sty m:val="p"/>
+              </m:rPr>
+              <m:t>max</m:t>
+            </m:r>
+          </m:sub>
+        </m:sSub>
+      </m:oMath>
+      <w:r>
+        <w:t xml:space="preserve"> </w:t>
+      </w:r>
+      <w:r>
+        <w:t xml:space="preserve">in IIT 4.0.</w:t>
+      </w:r>
+    </w:p>
     <w:bookmarkStart w:id="162" w:name="X527b2f62c53582e69ef5b89477656b3feb343da"/>
     <w:p>
       <w:pPr>
@@ -46555,7 +47093,7 @@
     </w:p>
     <w:bookmarkEnd w:id="166"/>
     <w:bookmarkEnd w:id="167"/>
-    <w:bookmarkStart w:id="169" w:name="X014c9bc3df707d16d761f1a2501e4b57196bdf7"/>
+    <w:bookmarkStart w:id="172" w:name="X014c9bc3df707d16d761f1a2501e4b57196bdf7"/>
     <w:p>
       <w:pPr>
         <w:pStyle w:val="Heading1"/>
@@ -46819,1551 +47357,98 @@
         <w:t xml:space="preserve">    end</w:t>
       </w:r>
     </w:p>
-    <w:bookmarkStart w:id="168" w:name="X71d2dd4f752f4d8d748828107b7460e8897b7bb"/>
+    <w:p>
+      <w:pPr>
+        <w:pStyle w:val="FirstParagraph"/>
+      </w:pPr>
+      <w:r>
+        <w:t xml:space="preserve">Figure C.1:</w:t>
+      </w:r>
+      <w:r>
+        <w:t xml:space="preserve"> </w:t>
+      </w:r>
+      <w:r>
+        <w:t xml:space="preserve">Algorithmic Workflow of the MIP Wasserstein Search.</w:t>
+      </w:r>
+    </w:p>
+    <w:bookmarkStart w:id="171" w:name="Xee2d88d90f818b3001957cb8b2341499a93eab9"/>
     <w:p>
       <w:pPr>
         <w:pStyle w:val="Heading3"/>
       </w:pPr>
       <w:r>
-        <w:t xml:space="preserve">Python Implementation of Wasserstein-1 Distance over Discrete States:</w:t>
-      </w:r>
-    </w:p>
-    <w:p>
-      <w:pPr>
-        <w:pStyle w:val="SourceCode"/>
-      </w:pPr>
-      <w:r>
-        <w:rPr>
-          <w:rStyle w:val="ImportTok"/>
-        </w:rPr>
-        <w:t xml:space="preserve">import</w:t>
-      </w:r>
-      <w:r>
-        <w:rPr>
-          <w:rStyle w:val="NormalTok"/>
-        </w:rPr>
-        <w:t xml:space="preserve"> numpy </w:t>
-      </w:r>
-      <w:r>
-        <w:rPr>
-          <w:rStyle w:val="ImportTok"/>
-        </w:rPr>
-        <w:t xml:space="preserve">as</w:t>
-      </w:r>
-      <w:r>
-        <w:rPr>
-          <w:rStyle w:val="NormalTok"/>
-        </w:rPr>
-        <w:t xml:space="preserve"> np</w:t>
-      </w:r>
-      <w:r>
-        <w:br/>
-      </w:r>
-      <w:r>
-        <w:rPr>
-          <w:rStyle w:val="ImportTok"/>
-        </w:rPr>
-        <w:t xml:space="preserve">from</w:t>
-      </w:r>
-      <w:r>
-        <w:rPr>
-          <w:rStyle w:val="NormalTok"/>
-        </w:rPr>
-        <w:t xml:space="preserve"> scipy.optimize </w:t>
-      </w:r>
-      <w:r>
-        <w:rPr>
-          <w:rStyle w:val="ImportTok"/>
-        </w:rPr>
-        <w:t xml:space="preserve">import</w:t>
-      </w:r>
-      <w:r>
-        <w:rPr>
-          <w:rStyle w:val="NormalTok"/>
-        </w:rPr>
-        <w:t xml:space="preserve"> linprog</w:t>
-      </w:r>
-      <w:r>
-        <w:br/>
-      </w:r>
-      <w:r>
-        <w:br/>
-      </w:r>
-      <w:r>
-        <w:rPr>
-          <w:rStyle w:val="KeywordTok"/>
-        </w:rPr>
-        <w:t xml:space="preserve">def</w:t>
-      </w:r>
-      <w:r>
-        <w:rPr>
-          <w:rStyle w:val="NormalTok"/>
-        </w:rPr>
-        <w:t xml:space="preserve"> compute_wasserstein_1d(p_unpartitioned, p_partitioned, state_dim):</w:t>
-      </w:r>
-      <w:r>
-        <w:br/>
-      </w:r>
-      <w:r>
-        <w:rPr>
-          <w:rStyle w:val="NormalTok"/>
-        </w:rPr>
-        <w:t xml:space="preserve">    </w:t>
-      </w:r>
-      <w:r>
-        <w:rPr>
-          <w:rStyle w:val="CommentTok"/>
-        </w:rPr>
-        <w:t xml:space="preserve">"""</w:t>
-      </w:r>
-      <w:r>
-        <w:br/>
-      </w:r>
-      <w:r>
-        <w:rPr>
-          <w:rStyle w:val="CommentTok"/>
-        </w:rPr>
-        <w:t xml:space="preserve">    Computes Earth Mover's Distance (Wasserstein-1) between two discrete</w:t>
-      </w:r>
-      <w:r>
-        <w:br/>
-      </w:r>
-      <w:r>
-        <w:rPr>
-          <w:rStyle w:val="CommentTok"/>
-        </w:rPr>
-        <w:t xml:space="preserve">    probability distributions over binary state vectors of length N.</w:t>
-      </w:r>
-      <w:r>
-        <w:br/>
-      </w:r>
-      <w:r>
-        <w:rPr>
-          <w:rStyle w:val="CommentTok"/>
-        </w:rPr>
-        <w:t xml:space="preserve">    """</w:t>
-      </w:r>
-      <w:r>
-        <w:br/>
-      </w:r>
-      <w:r>
-        <w:rPr>
-          <w:rStyle w:val="NormalTok"/>
-        </w:rPr>
-        <w:t xml:space="preserve">    num_states </w:t>
-      </w:r>
-      <w:r>
-        <w:rPr>
-          <w:rStyle w:val="OperatorTok"/>
-        </w:rPr>
-        <w:t xml:space="preserve">=</w:t>
-      </w:r>
-      <w:r>
-        <w:rPr>
-          <w:rStyle w:val="NormalTok"/>
-        </w:rPr>
-        <w:t xml:space="preserve"> </w:t>
-      </w:r>
-      <w:r>
-        <w:rPr>
-          <w:rStyle w:val="DecValTok"/>
-        </w:rPr>
-        <w:t xml:space="preserve">2</w:t>
-      </w:r>
-      <w:r>
-        <w:rPr>
-          <w:rStyle w:val="NormalTok"/>
-        </w:rPr>
-        <w:t xml:space="preserve"> </w:t>
-      </w:r>
-      <w:r>
-        <w:rPr>
-          <w:rStyle w:val="OperatorTok"/>
-        </w:rPr>
-        <w:t xml:space="preserve">**</w:t>
-      </w:r>
-      <w:r>
-        <w:rPr>
-          <w:rStyle w:val="NormalTok"/>
-        </w:rPr>
-        <w:t xml:space="preserve"> state_dim</w:t>
-      </w:r>
-      <w:r>
-        <w:br/>
-      </w:r>
-      <w:r>
-        <w:rPr>
-          <w:rStyle w:val="NormalTok"/>
-        </w:rPr>
-        <w:t xml:space="preserve">    states </w:t>
-      </w:r>
-      <w:r>
-        <w:rPr>
-          <w:rStyle w:val="OperatorTok"/>
-        </w:rPr>
-        <w:t xml:space="preserve">=</w:t>
-      </w:r>
-      <w:r>
-        <w:rPr>
-          <w:rStyle w:val="NormalTok"/>
-        </w:rPr>
-        <w:t xml:space="preserve"> [np.array([</w:t>
-      </w:r>
-      <w:r>
-        <w:rPr>
-          <w:rStyle w:val="BuiltInTok"/>
-        </w:rPr>
-        <w:t xml:space="preserve">int</w:t>
-      </w:r>
-      <w:r>
-        <w:rPr>
-          <w:rStyle w:val="NormalTok"/>
-        </w:rPr>
-        <w:t xml:space="preserve">(b) </w:t>
-      </w:r>
-      <w:r>
-        <w:rPr>
-          <w:rStyle w:val="ControlFlowTok"/>
-        </w:rPr>
-        <w:t xml:space="preserve">for</w:t>
-      </w:r>
-      <w:r>
-        <w:rPr>
-          <w:rStyle w:val="NormalTok"/>
-        </w:rPr>
-        <w:t xml:space="preserve"> b </w:t>
-      </w:r>
-      <w:r>
-        <w:rPr>
-          <w:rStyle w:val="KeywordTok"/>
-        </w:rPr>
-        <w:t xml:space="preserve">in</w:t>
-      </w:r>
-      <w:r>
-        <w:rPr>
-          <w:rStyle w:val="NormalTok"/>
-        </w:rPr>
-        <w:t xml:space="preserve"> </w:t>
-      </w:r>
-      <w:r>
-        <w:rPr>
-          <w:rStyle w:val="BuiltInTok"/>
-        </w:rPr>
-        <w:t xml:space="preserve">format</w:t>
-      </w:r>
-      <w:r>
-        <w:rPr>
-          <w:rStyle w:val="NormalTok"/>
-        </w:rPr>
-        <w:t xml:space="preserve">(i, </w:t>
-      </w:r>
-      <w:r>
-        <w:rPr>
-          <w:rStyle w:val="SpecialStringTok"/>
-        </w:rPr>
-        <w:t xml:space="preserve">f'0</w:t>
-      </w:r>
-      <w:r>
-        <w:rPr>
-          <w:rStyle w:val="SpecialCharTok"/>
-        </w:rPr>
-        <w:t xml:space="preserve">{</w:t>
-      </w:r>
-      <w:r>
-        <w:rPr>
-          <w:rStyle w:val="NormalTok"/>
-        </w:rPr>
-        <w:t xml:space="preserve">state_dim</w:t>
-      </w:r>
-      <w:r>
-        <w:rPr>
-          <w:rStyle w:val="SpecialCharTok"/>
-        </w:rPr>
-        <w:t xml:space="preserve">}</w:t>
-      </w:r>
-      <w:r>
-        <w:rPr>
-          <w:rStyle w:val="SpecialStringTok"/>
-        </w:rPr>
-        <w:t xml:space="preserve">b'</w:t>
-      </w:r>
-      <w:r>
-        <w:rPr>
-          <w:rStyle w:val="NormalTok"/>
-        </w:rPr>
-        <w:t xml:space="preserve">)]) </w:t>
-      </w:r>
-      <w:r>
-        <w:br/>
-      </w:r>
-      <w:r>
-        <w:rPr>
-          <w:rStyle w:val="NormalTok"/>
-        </w:rPr>
-        <w:t xml:space="preserve">              </w:t>
-      </w:r>
-      <w:r>
-        <w:rPr>
-          <w:rStyle w:val="ControlFlowTok"/>
-        </w:rPr>
-        <w:t xml:space="preserve">for</w:t>
-      </w:r>
-      <w:r>
-        <w:rPr>
-          <w:rStyle w:val="NormalTok"/>
-        </w:rPr>
-        <w:t xml:space="preserve"> i </w:t>
-      </w:r>
-      <w:r>
-        <w:rPr>
-          <w:rStyle w:val="KeywordTok"/>
-        </w:rPr>
-        <w:t xml:space="preserve">in</w:t>
-      </w:r>
-      <w:r>
-        <w:rPr>
-          <w:rStyle w:val="NormalTok"/>
-        </w:rPr>
-        <w:t xml:space="preserve"> </w:t>
-      </w:r>
-      <w:r>
-        <w:rPr>
-          <w:rStyle w:val="BuiltInTok"/>
-        </w:rPr>
-        <w:t xml:space="preserve">range</w:t>
-      </w:r>
-      <w:r>
-        <w:rPr>
-          <w:rStyle w:val="NormalTok"/>
-        </w:rPr>
-        <w:t xml:space="preserve">(num_states)]</w:t>
-      </w:r>
-      <w:r>
-        <w:br/>
-      </w:r>
-      <w:r>
-        <w:rPr>
-          <w:rStyle w:val="NormalTok"/>
-        </w:rPr>
-        <w:t xml:space="preserve">    </w:t>
-      </w:r>
-      <w:r>
-        <w:br/>
-      </w:r>
-      <w:r>
-        <w:rPr>
-          <w:rStyle w:val="NormalTok"/>
-        </w:rPr>
-        <w:t xml:space="preserve">    </w:t>
-      </w:r>
-      <w:r>
-        <w:rPr>
-          <w:rStyle w:val="CommentTok"/>
-        </w:rPr>
-        <w:t xml:space="preserve"># 1. Cost matrix based on Hamming distance between binary states</w:t>
-      </w:r>
-      <w:r>
-        <w:br/>
-      </w:r>
-      <w:r>
-        <w:rPr>
-          <w:rStyle w:val="NormalTok"/>
-        </w:rPr>
-        <w:t xml:space="preserve">    C </w:t>
-      </w:r>
-      <w:r>
-        <w:rPr>
-          <w:rStyle w:val="OperatorTok"/>
-        </w:rPr>
-        <w:t xml:space="preserve">=</w:t>
-      </w:r>
-      <w:r>
-        <w:rPr>
-          <w:rStyle w:val="NormalTok"/>
-        </w:rPr>
-        <w:t xml:space="preserve"> np.zeros((num_states, num_states))</w:t>
-      </w:r>
-      <w:r>
-        <w:br/>
-      </w:r>
-      <w:r>
-        <w:rPr>
-          <w:rStyle w:val="NormalTok"/>
-        </w:rPr>
-        <w:t xml:space="preserve">    </w:t>
-      </w:r>
-      <w:r>
-        <w:rPr>
-          <w:rStyle w:val="ControlFlowTok"/>
-        </w:rPr>
-        <w:t xml:space="preserve">for</w:t>
-      </w:r>
-      <w:r>
-        <w:rPr>
-          <w:rStyle w:val="NormalTok"/>
-        </w:rPr>
-        <w:t xml:space="preserve"> i </w:t>
-      </w:r>
-      <w:r>
-        <w:rPr>
-          <w:rStyle w:val="KeywordTok"/>
-        </w:rPr>
-        <w:t xml:space="preserve">in</w:t>
-      </w:r>
-      <w:r>
-        <w:rPr>
-          <w:rStyle w:val="NormalTok"/>
-        </w:rPr>
-        <w:t xml:space="preserve"> </w:t>
-      </w:r>
-      <w:r>
-        <w:rPr>
-          <w:rStyle w:val="BuiltInTok"/>
-        </w:rPr>
-        <w:t xml:space="preserve">range</w:t>
-      </w:r>
-      <w:r>
-        <w:rPr>
-          <w:rStyle w:val="NormalTok"/>
-        </w:rPr>
-        <w:t xml:space="preserve">(num_states):</w:t>
-      </w:r>
-      <w:r>
-        <w:br/>
-      </w:r>
-      <w:r>
-        <w:rPr>
-          <w:rStyle w:val="NormalTok"/>
-        </w:rPr>
-        <w:t xml:space="preserve">        </w:t>
-      </w:r>
-      <w:r>
-        <w:rPr>
-          <w:rStyle w:val="ControlFlowTok"/>
-        </w:rPr>
-        <w:t xml:space="preserve">for</w:t>
-      </w:r>
-      <w:r>
-        <w:rPr>
-          <w:rStyle w:val="NormalTok"/>
-        </w:rPr>
-        <w:t xml:space="preserve"> j </w:t>
-      </w:r>
-      <w:r>
-        <w:rPr>
-          <w:rStyle w:val="KeywordTok"/>
-        </w:rPr>
-        <w:t xml:space="preserve">in</w:t>
-      </w:r>
-      <w:r>
-        <w:rPr>
-          <w:rStyle w:val="NormalTok"/>
-        </w:rPr>
-        <w:t xml:space="preserve"> </w:t>
-      </w:r>
-      <w:r>
-        <w:rPr>
-          <w:rStyle w:val="BuiltInTok"/>
-        </w:rPr>
-        <w:t xml:space="preserve">range</w:t>
-      </w:r>
-      <w:r>
-        <w:rPr>
-          <w:rStyle w:val="NormalTok"/>
-        </w:rPr>
-        <w:t xml:space="preserve">(num_states):</w:t>
-      </w:r>
-      <w:r>
-        <w:br/>
-      </w:r>
-      <w:r>
-        <w:rPr>
-          <w:rStyle w:val="NormalTok"/>
-        </w:rPr>
-        <w:t xml:space="preserve">            C[i, j] </w:t>
-      </w:r>
-      <w:r>
-        <w:rPr>
-          <w:rStyle w:val="OperatorTok"/>
-        </w:rPr>
-        <w:t xml:space="preserve">=</w:t>
-      </w:r>
-      <w:r>
-        <w:rPr>
-          <w:rStyle w:val="NormalTok"/>
-        </w:rPr>
-        <w:t xml:space="preserve"> np.</w:t>
-      </w:r>
-      <w:r>
-        <w:rPr>
-          <w:rStyle w:val="BuiltInTok"/>
-        </w:rPr>
-        <w:t xml:space="preserve">sum</w:t>
-      </w:r>
-      <w:r>
-        <w:rPr>
-          <w:rStyle w:val="NormalTok"/>
-        </w:rPr>
-        <w:t xml:space="preserve">(np.</w:t>
-      </w:r>
-      <w:r>
-        <w:rPr>
-          <w:rStyle w:val="BuiltInTok"/>
-        </w:rPr>
-        <w:t xml:space="preserve">abs</w:t>
-      </w:r>
-      <w:r>
-        <w:rPr>
-          <w:rStyle w:val="NormalTok"/>
-        </w:rPr>
-        <w:t xml:space="preserve">(states[i] </w:t>
-      </w:r>
-      <w:r>
-        <w:rPr>
-          <w:rStyle w:val="OperatorTok"/>
-        </w:rPr>
-        <w:t xml:space="preserve">-</w:t>
-      </w:r>
-      <w:r>
-        <w:rPr>
-          <w:rStyle w:val="NormalTok"/>
-        </w:rPr>
-        <w:t xml:space="preserve"> states[j]))</w:t>
-      </w:r>
-      <w:r>
-        <w:br/>
-      </w:r>
-      <w:r>
-        <w:rPr>
-          <w:rStyle w:val="NormalTok"/>
-        </w:rPr>
-        <w:t xml:space="preserve">            </w:t>
-      </w:r>
-      <w:r>
-        <w:br/>
-      </w:r>
-      <w:r>
-        <w:rPr>
-          <w:rStyle w:val="NormalTok"/>
-        </w:rPr>
-        <w:t xml:space="preserve">    c_vector </w:t>
-      </w:r>
-      <w:r>
-        <w:rPr>
-          <w:rStyle w:val="OperatorTok"/>
-        </w:rPr>
-        <w:t xml:space="preserve">=</w:t>
-      </w:r>
-      <w:r>
-        <w:rPr>
-          <w:rStyle w:val="NormalTok"/>
-        </w:rPr>
-        <w:t xml:space="preserve"> C.flatten()</w:t>
-      </w:r>
-      <w:r>
-        <w:br/>
-      </w:r>
-      <w:r>
-        <w:rPr>
-          <w:rStyle w:val="NormalTok"/>
-        </w:rPr>
-        <w:t xml:space="preserve">    </w:t>
-      </w:r>
-      <w:r>
-        <w:br/>
-      </w:r>
-      <w:r>
-        <w:rPr>
-          <w:rStyle w:val="NormalTok"/>
-        </w:rPr>
-        <w:t xml:space="preserve">    </w:t>
-      </w:r>
-      <w:r>
-        <w:rPr>
-          <w:rStyle w:val="CommentTok"/>
-        </w:rPr>
-        <w:t xml:space="preserve"># 2. Linear programming constraints for optimal transport coupling</w:t>
-      </w:r>
-      <w:r>
-        <w:br/>
-      </w:r>
-      <w:r>
-        <w:rPr>
-          <w:rStyle w:val="NormalTok"/>
-        </w:rPr>
-        <w:t xml:space="preserve">    A_eq </w:t>
-      </w:r>
-      <w:r>
-        <w:rPr>
-          <w:rStyle w:val="OperatorTok"/>
-        </w:rPr>
-        <w:t xml:space="preserve">=</w:t>
-      </w:r>
-      <w:r>
-        <w:rPr>
-          <w:rStyle w:val="NormalTok"/>
-        </w:rPr>
-        <w:t xml:space="preserve"> np.zeros((</w:t>
-      </w:r>
-      <w:r>
-        <w:rPr>
-          <w:rStyle w:val="DecValTok"/>
-        </w:rPr>
-        <w:t xml:space="preserve">2</w:t>
-      </w:r>
-      <w:r>
-        <w:rPr>
-          <w:rStyle w:val="NormalTok"/>
-        </w:rPr>
-        <w:t xml:space="preserve"> </w:t>
-      </w:r>
-      <w:r>
-        <w:rPr>
-          <w:rStyle w:val="OperatorTok"/>
-        </w:rPr>
-        <w:t xml:space="preserve">*</w:t>
-      </w:r>
-      <w:r>
-        <w:rPr>
-          <w:rStyle w:val="NormalTok"/>
-        </w:rPr>
-        <w:t xml:space="preserve"> num_states, num_states </w:t>
-      </w:r>
-      <w:r>
-        <w:rPr>
-          <w:rStyle w:val="OperatorTok"/>
-        </w:rPr>
-        <w:t xml:space="preserve">*</w:t>
-      </w:r>
-      <w:r>
-        <w:rPr>
-          <w:rStyle w:val="NormalTok"/>
-        </w:rPr>
-        <w:t xml:space="preserve"> num_states))</w:t>
-      </w:r>
-      <w:r>
-        <w:br/>
-      </w:r>
-      <w:r>
-        <w:rPr>
-          <w:rStyle w:val="NormalTok"/>
-        </w:rPr>
-        <w:t xml:space="preserve">    </w:t>
-      </w:r>
-      <w:r>
-        <w:rPr>
-          <w:rStyle w:val="ControlFlowTok"/>
-        </w:rPr>
-        <w:t xml:space="preserve">for</w:t>
-      </w:r>
-      <w:r>
-        <w:rPr>
-          <w:rStyle w:val="NormalTok"/>
-        </w:rPr>
-        <w:t xml:space="preserve"> i </w:t>
-      </w:r>
-      <w:r>
-        <w:rPr>
-          <w:rStyle w:val="KeywordTok"/>
-        </w:rPr>
-        <w:t xml:space="preserve">in</w:t>
-      </w:r>
-      <w:r>
-        <w:rPr>
-          <w:rStyle w:val="NormalTok"/>
-        </w:rPr>
-        <w:t xml:space="preserve"> </w:t>
-      </w:r>
-      <w:r>
-        <w:rPr>
-          <w:rStyle w:val="BuiltInTok"/>
-        </w:rPr>
-        <w:t xml:space="preserve">range</w:t>
-      </w:r>
-      <w:r>
-        <w:rPr>
-          <w:rStyle w:val="NormalTok"/>
-        </w:rPr>
-        <w:t xml:space="preserve">(num_states):</w:t>
-      </w:r>
-      <w:r>
-        <w:br/>
-      </w:r>
-      <w:r>
-        <w:rPr>
-          <w:rStyle w:val="NormalTok"/>
-        </w:rPr>
-        <w:t xml:space="preserve">        A_eq[i, i</w:t>
-      </w:r>
-      <w:r>
-        <w:rPr>
-          <w:rStyle w:val="OperatorTok"/>
-        </w:rPr>
-        <w:t xml:space="preserve">*</w:t>
-      </w:r>
-      <w:r>
-        <w:rPr>
-          <w:rStyle w:val="NormalTok"/>
-        </w:rPr>
-        <w:t xml:space="preserve">num_states:(i</w:t>
-      </w:r>
-      <w:r>
-        <w:rPr>
-          <w:rStyle w:val="OperatorTok"/>
-        </w:rPr>
-        <w:t xml:space="preserve">+</w:t>
-      </w:r>
-      <w:r>
-        <w:rPr>
-          <w:rStyle w:val="DecValTok"/>
-        </w:rPr>
-        <w:t xml:space="preserve">1</w:t>
-      </w:r>
-      <w:r>
-        <w:rPr>
-          <w:rStyle w:val="NormalTok"/>
-        </w:rPr>
-        <w:t xml:space="preserve">)</w:t>
-      </w:r>
-      <w:r>
-        <w:rPr>
-          <w:rStyle w:val="OperatorTok"/>
-        </w:rPr>
-        <w:t xml:space="preserve">*</w:t>
-      </w:r>
-      <w:r>
-        <w:rPr>
-          <w:rStyle w:val="NormalTok"/>
-        </w:rPr>
-        <w:t xml:space="preserve">num_states] </w:t>
-      </w:r>
-      <w:r>
-        <w:rPr>
-          <w:rStyle w:val="OperatorTok"/>
-        </w:rPr>
-        <w:t xml:space="preserve">=</w:t>
-      </w:r>
-      <w:r>
-        <w:rPr>
-          <w:rStyle w:val="NormalTok"/>
-        </w:rPr>
-        <w:t xml:space="preserve"> </w:t>
-      </w:r>
-      <w:r>
-        <w:rPr>
-          <w:rStyle w:val="FloatTok"/>
-        </w:rPr>
-        <w:t xml:space="preserve">1.0</w:t>
-      </w:r>
-      <w:r>
-        <w:rPr>
-          <w:rStyle w:val="NormalTok"/>
-        </w:rPr>
-        <w:t xml:space="preserve">  </w:t>
-      </w:r>
-      <w:r>
-        <w:rPr>
-          <w:rStyle w:val="CommentTok"/>
-        </w:rPr>
-        <w:t xml:space="preserve"># Row sums match p</w:t>
-      </w:r>
-      <w:r>
-        <w:br/>
-      </w:r>
-      <w:r>
-        <w:rPr>
-          <w:rStyle w:val="NormalTok"/>
-        </w:rPr>
-        <w:t xml:space="preserve">    </w:t>
-      </w:r>
-      <w:r>
-        <w:rPr>
-          <w:rStyle w:val="ControlFlowTok"/>
-        </w:rPr>
-        <w:t xml:space="preserve">for</w:t>
-      </w:r>
-      <w:r>
-        <w:rPr>
-          <w:rStyle w:val="NormalTok"/>
-        </w:rPr>
-        <w:t xml:space="preserve"> j </w:t>
-      </w:r>
-      <w:r>
-        <w:rPr>
-          <w:rStyle w:val="KeywordTok"/>
-        </w:rPr>
-        <w:t xml:space="preserve">in</w:t>
-      </w:r>
-      <w:r>
-        <w:rPr>
-          <w:rStyle w:val="NormalTok"/>
-        </w:rPr>
-        <w:t xml:space="preserve"> </w:t>
-      </w:r>
-      <w:r>
-        <w:rPr>
-          <w:rStyle w:val="BuiltInTok"/>
-        </w:rPr>
-        <w:t xml:space="preserve">range</w:t>
-      </w:r>
-      <w:r>
-        <w:rPr>
-          <w:rStyle w:val="NormalTok"/>
-        </w:rPr>
-        <w:t xml:space="preserve">(num_states):</w:t>
-      </w:r>
-      <w:r>
-        <w:br/>
-      </w:r>
-      <w:r>
-        <w:rPr>
-          <w:rStyle w:val="NormalTok"/>
-        </w:rPr>
-        <w:t xml:space="preserve">        A_eq[num_states </w:t>
-      </w:r>
-      <w:r>
-        <w:rPr>
-          <w:rStyle w:val="OperatorTok"/>
-        </w:rPr>
-        <w:t xml:space="preserve">+</w:t>
-      </w:r>
-      <w:r>
-        <w:rPr>
-          <w:rStyle w:val="NormalTok"/>
-        </w:rPr>
-        <w:t xml:space="preserve"> j, j::num_states] </w:t>
-      </w:r>
-      <w:r>
-        <w:rPr>
-          <w:rStyle w:val="OperatorTok"/>
-        </w:rPr>
-        <w:t xml:space="preserve">=</w:t>
-      </w:r>
-      <w:r>
-        <w:rPr>
-          <w:rStyle w:val="NormalTok"/>
-        </w:rPr>
-        <w:t xml:space="preserve"> </w:t>
-      </w:r>
-      <w:r>
-        <w:rPr>
-          <w:rStyle w:val="FloatTok"/>
-        </w:rPr>
-        <w:t xml:space="preserve">1.0</w:t>
-      </w:r>
-      <w:r>
-        <w:rPr>
-          <w:rStyle w:val="NormalTok"/>
-        </w:rPr>
-        <w:t xml:space="preserve">     </w:t>
-      </w:r>
-      <w:r>
-        <w:rPr>
-          <w:rStyle w:val="CommentTok"/>
-        </w:rPr>
-        <w:t xml:space="preserve"># Col sums match p_part</w:t>
-      </w:r>
-      <w:r>
-        <w:br/>
-      </w:r>
-      <w:r>
-        <w:rPr>
-          <w:rStyle w:val="NormalTok"/>
-        </w:rPr>
-        <w:t xml:space="preserve">        </w:t>
-      </w:r>
-      <w:r>
-        <w:br/>
-      </w:r>
-      <w:r>
-        <w:rPr>
-          <w:rStyle w:val="NormalTok"/>
-        </w:rPr>
-        <w:t xml:space="preserve">    b_eq </w:t>
-      </w:r>
-      <w:r>
-        <w:rPr>
-          <w:rStyle w:val="OperatorTok"/>
-        </w:rPr>
-        <w:t xml:space="preserve">=</w:t>
-      </w:r>
-      <w:r>
-        <w:rPr>
-          <w:rStyle w:val="NormalTok"/>
-        </w:rPr>
-        <w:t xml:space="preserve"> np.concatenate([p_unpartitioned, p_partitioned])</w:t>
-      </w:r>
-      <w:r>
-        <w:br/>
-      </w:r>
-      <w:r>
-        <w:rPr>
-          <w:rStyle w:val="NormalTok"/>
-        </w:rPr>
-        <w:t xml:space="preserve">    </w:t>
-      </w:r>
-      <w:r>
-        <w:br/>
-      </w:r>
-      <w:r>
-        <w:rPr>
-          <w:rStyle w:val="NormalTok"/>
-        </w:rPr>
-        <w:t xml:space="preserve">    res </w:t>
-      </w:r>
-      <w:r>
-        <w:rPr>
-          <w:rStyle w:val="OperatorTok"/>
-        </w:rPr>
-        <w:t xml:space="preserve">=</w:t>
-      </w:r>
-      <w:r>
-        <w:rPr>
-          <w:rStyle w:val="NormalTok"/>
-        </w:rPr>
-        <w:t xml:space="preserve"> linprog(c_vector, A_eq_ub</w:t>
-      </w:r>
-      <w:r>
-        <w:rPr>
-          <w:rStyle w:val="OperatorTok"/>
-        </w:rPr>
-        <w:t xml:space="preserve">=</w:t>
-      </w:r>
-      <w:r>
-        <w:rPr>
-          <w:rStyle w:val="VariableTok"/>
-        </w:rPr>
-        <w:t xml:space="preserve">None</w:t>
-      </w:r>
-      <w:r>
-        <w:rPr>
-          <w:rStyle w:val="NormalTok"/>
-        </w:rPr>
-        <w:t xml:space="preserve">, b_eq_ub</w:t>
-      </w:r>
-      <w:r>
-        <w:rPr>
-          <w:rStyle w:val="OperatorTok"/>
-        </w:rPr>
-        <w:t xml:space="preserve">=</w:t>
-      </w:r>
-      <w:r>
-        <w:rPr>
-          <w:rStyle w:val="VariableTok"/>
-        </w:rPr>
-        <w:t xml:space="preserve">None</w:t>
-      </w:r>
-      <w:r>
-        <w:rPr>
-          <w:rStyle w:val="NormalTok"/>
-        </w:rPr>
-        <w:t xml:space="preserve">,</w:t>
-      </w:r>
-      <w:r>
-        <w:br/>
-      </w:r>
-      <w:r>
-        <w:rPr>
-          <w:rStyle w:val="NormalTok"/>
-        </w:rPr>
-        <w:t xml:space="preserve">                  A_eq</w:t>
-      </w:r>
-      <w:r>
-        <w:rPr>
-          <w:rStyle w:val="OperatorTok"/>
-        </w:rPr>
-        <w:t xml:space="preserve">=</w:t>
-      </w:r>
-      <w:r>
-        <w:rPr>
-          <w:rStyle w:val="NormalTok"/>
-        </w:rPr>
-        <w:t xml:space="preserve">A_eq, b_eq</w:t>
-      </w:r>
-      <w:r>
-        <w:rPr>
-          <w:rStyle w:val="OperatorTok"/>
-        </w:rPr>
-        <w:t xml:space="preserve">=</w:t>
-      </w:r>
-      <w:r>
-        <w:rPr>
-          <w:rStyle w:val="NormalTok"/>
-        </w:rPr>
-        <w:t xml:space="preserve">b_eq, method</w:t>
-      </w:r>
-      <w:r>
-        <w:rPr>
-          <w:rStyle w:val="OperatorTok"/>
-        </w:rPr>
-        <w:t xml:space="preserve">=</w:t>
-      </w:r>
-      <w:r>
-        <w:rPr>
-          <w:rStyle w:val="StringTok"/>
-        </w:rPr>
-        <w:t xml:space="preserve">'highs'</w:t>
-      </w:r>
-      <w:r>
-        <w:rPr>
-          <w:rStyle w:val="NormalTok"/>
-        </w:rPr>
-        <w:t xml:space="preserve">)</w:t>
-      </w:r>
-      <w:r>
-        <w:br/>
-      </w:r>
-      <w:r>
-        <w:rPr>
-          <w:rStyle w:val="NormalTok"/>
-        </w:rPr>
-        <w:t xml:space="preserve">    </w:t>
-      </w:r>
-      <w:r>
-        <w:br/>
-      </w:r>
-      <w:r>
-        <w:rPr>
-          <w:rStyle w:val="NormalTok"/>
-        </w:rPr>
-        <w:t xml:space="preserve">    </w:t>
-      </w:r>
-      <w:r>
-        <w:rPr>
-          <w:rStyle w:val="ControlFlowTok"/>
-        </w:rPr>
-        <w:t xml:space="preserve">return</w:t>
-      </w:r>
-      <w:r>
-        <w:rPr>
-          <w:rStyle w:val="NormalTok"/>
-        </w:rPr>
-        <w:t xml:space="preserve"> res.fun </w:t>
-      </w:r>
-      <w:r>
-        <w:rPr>
-          <w:rStyle w:val="ControlFlowTok"/>
-        </w:rPr>
-        <w:t xml:space="preserve">if</w:t>
-      </w:r>
-      <w:r>
-        <w:rPr>
-          <w:rStyle w:val="NormalTok"/>
-        </w:rPr>
-        <w:t xml:space="preserve"> res.success </w:t>
-      </w:r>
-      <w:r>
-        <w:rPr>
-          <w:rStyle w:val="ControlFlowTok"/>
-        </w:rPr>
-        <w:t xml:space="preserve">else</w:t>
-      </w:r>
-      <w:r>
-        <w:rPr>
-          <w:rStyle w:val="NormalTok"/>
-        </w:rPr>
-        <w:t xml:space="preserve"> </w:t>
-      </w:r>
-      <w:r>
-        <w:rPr>
-          <w:rStyle w:val="FloatTok"/>
-        </w:rPr>
-        <w:t xml:space="preserve">0.0</w:t>
-      </w:r>
-      <w:r>
-        <w:br/>
-      </w:r>
-      <w:r>
-        <w:br/>
-      </w:r>
-      <w:r>
-        <w:rPr>
-          <w:rStyle w:val="KeywordTok"/>
-        </w:rPr>
-        <w:t xml:space="preserve">def</w:t>
-      </w:r>
-      <w:r>
-        <w:rPr>
-          <w:rStyle w:val="NormalTok"/>
-        </w:rPr>
-        <w:t xml:space="preserve"> find_minimum_information_partition(TPM, current_state, N):</w:t>
-      </w:r>
-      <w:r>
-        <w:br/>
-      </w:r>
-      <w:r>
-        <w:rPr>
-          <w:rStyle w:val="NormalTok"/>
-        </w:rPr>
-        <w:t xml:space="preserve">    </w:t>
-      </w:r>
-      <w:r>
-        <w:rPr>
-          <w:rStyle w:val="CommentTok"/>
-        </w:rPr>
-        <w:t xml:space="preserve">"""</w:t>
-      </w:r>
-      <w:r>
-        <w:br/>
-      </w:r>
-      <w:r>
-        <w:rPr>
-          <w:rStyle w:val="CommentTok"/>
-        </w:rPr>
-        <w:t xml:space="preserve">    Exhaustive search over all 2^(N-1) - 1 bipartitions to find MIP and Phi.</w:t>
-      </w:r>
-      <w:r>
-        <w:br/>
-      </w:r>
-      <w:r>
-        <w:rPr>
-          <w:rStyle w:val="CommentTok"/>
-        </w:rPr>
-        <w:t xml:space="preserve">    """</w:t>
-      </w:r>
-      <w:r>
-        <w:br/>
-      </w:r>
-      <w:r>
-        <w:rPr>
-          <w:rStyle w:val="NormalTok"/>
-        </w:rPr>
-        <w:t xml:space="preserve">    min_w1 </w:t>
-      </w:r>
-      <w:r>
-        <w:rPr>
-          <w:rStyle w:val="OperatorTok"/>
-        </w:rPr>
-        <w:t xml:space="preserve">=</w:t>
-      </w:r>
-      <w:r>
-        <w:rPr>
-          <w:rStyle w:val="NormalTok"/>
-        </w:rPr>
-        <w:t xml:space="preserve"> </w:t>
-      </w:r>
-      <w:r>
-        <w:rPr>
-          <w:rStyle w:val="BuiltInTok"/>
-        </w:rPr>
-        <w:t xml:space="preserve">float</w:t>
-      </w:r>
-      <w:r>
-        <w:rPr>
-          <w:rStyle w:val="NormalTok"/>
-        </w:rPr>
-        <w:t xml:space="preserve">(</w:t>
-      </w:r>
-      <w:r>
-        <w:rPr>
-          <w:rStyle w:val="StringTok"/>
-        </w:rPr>
-        <w:t xml:space="preserve">'inf'</w:t>
-      </w:r>
-      <w:r>
-        <w:rPr>
-          <w:rStyle w:val="NormalTok"/>
-        </w:rPr>
-        <w:t xml:space="preserve">)</w:t>
-      </w:r>
-      <w:r>
-        <w:br/>
-      </w:r>
-      <w:r>
-        <w:rPr>
-          <w:rStyle w:val="NormalTok"/>
-        </w:rPr>
-        <w:t xml:space="preserve">    optimal_partition </w:t>
-      </w:r>
-      <w:r>
-        <w:rPr>
-          <w:rStyle w:val="OperatorTok"/>
-        </w:rPr>
-        <w:t xml:space="preserve">=</w:t>
-      </w:r>
-      <w:r>
-        <w:rPr>
-          <w:rStyle w:val="NormalTok"/>
-        </w:rPr>
-        <w:t xml:space="preserve"> </w:t>
-      </w:r>
-      <w:r>
-        <w:rPr>
-          <w:rStyle w:val="VariableTok"/>
-        </w:rPr>
-        <w:t xml:space="preserve">None</w:t>
-      </w:r>
-      <w:r>
-        <w:br/>
-      </w:r>
-      <w:r>
-        <w:rPr>
-          <w:rStyle w:val="NormalTok"/>
-        </w:rPr>
-        <w:t xml:space="preserve">    </w:t>
-      </w:r>
-      <w:r>
-        <w:br/>
-      </w:r>
-      <w:r>
-        <w:rPr>
-          <w:rStyle w:val="NormalTok"/>
-        </w:rPr>
-        <w:t xml:space="preserve">    </w:t>
-      </w:r>
-      <w:r>
-        <w:rPr>
-          <w:rStyle w:val="CommentTok"/>
-        </w:rPr>
-        <w:t xml:space="preserve"># Compute full unpartitioned repertoire</w:t>
-      </w:r>
-      <w:r>
-        <w:br/>
-      </w:r>
-      <w:r>
-        <w:rPr>
-          <w:rStyle w:val="NormalTok"/>
-        </w:rPr>
-        <w:t xml:space="preserve">    p_full </w:t>
-      </w:r>
-      <w:r>
-        <w:rPr>
-          <w:rStyle w:val="OperatorTok"/>
-        </w:rPr>
-        <w:t xml:space="preserve">=</w:t>
-      </w:r>
-      <w:r>
-        <w:rPr>
-          <w:rStyle w:val="NormalTok"/>
-        </w:rPr>
-        <w:t xml:space="preserve"> TPM[current_state, :]</w:t>
-      </w:r>
-      <w:r>
-        <w:br/>
-      </w:r>
-      <w:r>
-        <w:rPr>
-          <w:rStyle w:val="NormalTok"/>
-        </w:rPr>
-        <w:t xml:space="preserve">    </w:t>
-      </w:r>
-      <w:r>
-        <w:br/>
-      </w:r>
-      <w:r>
-        <w:rPr>
-          <w:rStyle w:val="NormalTok"/>
-        </w:rPr>
-        <w:t xml:space="preserve">    </w:t>
-      </w:r>
-      <w:r>
-        <w:rPr>
-          <w:rStyle w:val="CommentTok"/>
-        </w:rPr>
-        <w:t xml:space="preserve"># Generate bipartitions M1, M2</w:t>
-      </w:r>
-      <w:r>
-        <w:br/>
-      </w:r>
-      <w:r>
-        <w:rPr>
-          <w:rStyle w:val="NormalTok"/>
-        </w:rPr>
-        <w:t xml:space="preserve">    </w:t>
-      </w:r>
-      <w:r>
-        <w:rPr>
-          <w:rStyle w:val="ControlFlowTok"/>
-        </w:rPr>
-        <w:t xml:space="preserve">for</w:t>
-      </w:r>
-      <w:r>
-        <w:rPr>
-          <w:rStyle w:val="NormalTok"/>
-        </w:rPr>
-        <w:t xml:space="preserve"> partition_mask </w:t>
-      </w:r>
-      <w:r>
-        <w:rPr>
-          <w:rStyle w:val="KeywordTok"/>
-        </w:rPr>
-        <w:t xml:space="preserve">in</w:t>
-      </w:r>
-      <w:r>
-        <w:rPr>
-          <w:rStyle w:val="NormalTok"/>
-        </w:rPr>
-        <w:t xml:space="preserve"> </w:t>
-      </w:r>
-      <w:r>
-        <w:rPr>
-          <w:rStyle w:val="BuiltInTok"/>
-        </w:rPr>
-        <w:t xml:space="preserve">range</w:t>
-      </w:r>
-      <w:r>
-        <w:rPr>
-          <w:rStyle w:val="NormalTok"/>
-        </w:rPr>
-        <w:t xml:space="preserve">(</w:t>
-      </w:r>
-      <w:r>
-        <w:rPr>
-          <w:rStyle w:val="DecValTok"/>
-        </w:rPr>
-        <w:t xml:space="preserve">1</w:t>
-      </w:r>
-      <w:r>
-        <w:rPr>
-          <w:rStyle w:val="NormalTok"/>
-        </w:rPr>
-        <w:t xml:space="preserve">, </w:t>
-      </w:r>
-      <w:r>
-        <w:rPr>
-          <w:rStyle w:val="DecValTok"/>
-        </w:rPr>
-        <w:t xml:space="preserve">2</w:t>
-      </w:r>
-      <w:r>
-        <w:rPr>
-          <w:rStyle w:val="OperatorTok"/>
-        </w:rPr>
-        <w:t xml:space="preserve">**</w:t>
-      </w:r>
-      <w:r>
-        <w:rPr>
-          <w:rStyle w:val="NormalTok"/>
-        </w:rPr>
-        <w:t xml:space="preserve">(N</w:t>
-      </w:r>
-      <w:r>
-        <w:rPr>
-          <w:rStyle w:val="OperatorTok"/>
-        </w:rPr>
-        <w:t xml:space="preserve">-</w:t>
-      </w:r>
-      <w:r>
-        <w:rPr>
-          <w:rStyle w:val="DecValTok"/>
-        </w:rPr>
-        <w:t xml:space="preserve">1</w:t>
-      </w:r>
-      <w:r>
-        <w:rPr>
-          <w:rStyle w:val="NormalTok"/>
-        </w:rPr>
-        <w:t xml:space="preserve">)):</w:t>
-      </w:r>
-      <w:r>
-        <w:br/>
-      </w:r>
-      <w:r>
-        <w:rPr>
-          <w:rStyle w:val="NormalTok"/>
-        </w:rPr>
-        <w:t xml:space="preserve">        </w:t>
-      </w:r>
-      <w:r>
-        <w:rPr>
-          <w:rStyle w:val="CommentTok"/>
-        </w:rPr>
-        <w:t xml:space="preserve"># Compute tensor product of marginalized partitions</w:t>
-      </w:r>
-      <w:r>
-        <w:br/>
-      </w:r>
-      <w:r>
-        <w:rPr>
-          <w:rStyle w:val="NormalTok"/>
-        </w:rPr>
-        <w:t xml:space="preserve">        p_part </w:t>
-      </w:r>
-      <w:r>
-        <w:rPr>
-          <w:rStyle w:val="OperatorTok"/>
-        </w:rPr>
-        <w:t xml:space="preserve">=</w:t>
-      </w:r>
-      <w:r>
-        <w:rPr>
-          <w:rStyle w:val="NormalTok"/>
-        </w:rPr>
-        <w:t xml:space="preserve"> compute_factorized_repertoire(TPM, current_state, partition_mask, N)</w:t>
-      </w:r>
-      <w:r>
-        <w:br/>
-      </w:r>
-      <w:r>
-        <w:rPr>
-          <w:rStyle w:val="NormalTok"/>
-        </w:rPr>
-        <w:t xml:space="preserve">        w1_dist </w:t>
-      </w:r>
-      <w:r>
-        <w:rPr>
-          <w:rStyle w:val="OperatorTok"/>
-        </w:rPr>
-        <w:t xml:space="preserve">=</w:t>
-      </w:r>
-      <w:r>
-        <w:rPr>
-          <w:rStyle w:val="NormalTok"/>
-        </w:rPr>
-        <w:t xml:space="preserve"> compute_wasserstein_1d(p_full, p_part, N)</w:t>
-      </w:r>
-      <w:r>
-        <w:br/>
-      </w:r>
-      <w:r>
-        <w:rPr>
-          <w:rStyle w:val="NormalTok"/>
-        </w:rPr>
-        <w:t xml:space="preserve">        </w:t>
-      </w:r>
-      <w:r>
-        <w:br/>
-      </w:r>
-      <w:r>
-        <w:rPr>
-          <w:rStyle w:val="NormalTok"/>
-        </w:rPr>
-        <w:t xml:space="preserve">        </w:t>
-      </w:r>
-      <w:r>
-        <w:rPr>
-          <w:rStyle w:val="ControlFlowTok"/>
-        </w:rPr>
-        <w:t xml:space="preserve">if</w:t>
-      </w:r>
-      <w:r>
-        <w:rPr>
-          <w:rStyle w:val="NormalTok"/>
-        </w:rPr>
-        <w:t xml:space="preserve"> w1_dist </w:t>
-      </w:r>
-      <w:r>
-        <w:rPr>
-          <w:rStyle w:val="OperatorTok"/>
-        </w:rPr>
-        <w:t xml:space="preserve">&lt;</w:t>
-      </w:r>
-      <w:r>
-        <w:rPr>
-          <w:rStyle w:val="NormalTok"/>
-        </w:rPr>
-        <w:t xml:space="preserve"> min_w1:</w:t>
-      </w:r>
-      <w:r>
-        <w:br/>
-      </w:r>
-      <w:r>
-        <w:rPr>
-          <w:rStyle w:val="NormalTok"/>
-        </w:rPr>
-        <w:t xml:space="preserve">            min_w1 </w:t>
-      </w:r>
-      <w:r>
-        <w:rPr>
-          <w:rStyle w:val="OperatorTok"/>
-        </w:rPr>
-        <w:t xml:space="preserve">=</w:t>
-      </w:r>
-      <w:r>
-        <w:rPr>
-          <w:rStyle w:val="NormalTok"/>
-        </w:rPr>
-        <w:t xml:space="preserve"> w1_dist</w:t>
-      </w:r>
-      <w:r>
-        <w:br/>
-      </w:r>
-      <w:r>
-        <w:rPr>
-          <w:rStyle w:val="NormalTok"/>
-        </w:rPr>
-        <w:t xml:space="preserve">            optimal_partition </w:t>
-      </w:r>
-      <w:r>
-        <w:rPr>
-          <w:rStyle w:val="OperatorTok"/>
-        </w:rPr>
-        <w:t xml:space="preserve">=</w:t>
-      </w:r>
-      <w:r>
-        <w:rPr>
-          <w:rStyle w:val="NormalTok"/>
-        </w:rPr>
-        <w:t xml:space="preserve"> partition_mask</w:t>
-      </w:r>
-      <w:r>
-        <w:br/>
-      </w:r>
-      <w:r>
-        <w:rPr>
-          <w:rStyle w:val="NormalTok"/>
-        </w:rPr>
-        <w:t xml:space="preserve">            </w:t>
-      </w:r>
-      <w:r>
-        <w:br/>
-      </w:r>
-      <w:r>
-        <w:rPr>
-          <w:rStyle w:val="NormalTok"/>
-        </w:rPr>
-        <w:t xml:space="preserve">    phi_integrated </w:t>
-      </w:r>
-      <w:r>
-        <w:rPr>
-          <w:rStyle w:val="OperatorTok"/>
-        </w:rPr>
-        <w:t xml:space="preserve">=</w:t>
-      </w:r>
-      <w:r>
-        <w:rPr>
-          <w:rStyle w:val="NormalTok"/>
-        </w:rPr>
-        <w:t xml:space="preserve"> min_w1</w:t>
-      </w:r>
-      <w:r>
-        <w:br/>
-      </w:r>
-      <w:r>
-        <w:rPr>
-          <w:rStyle w:val="NormalTok"/>
-        </w:rPr>
-        <w:t xml:space="preserve">    </w:t>
-      </w:r>
-      <w:r>
-        <w:rPr>
-          <w:rStyle w:val="ControlFlowTok"/>
-        </w:rPr>
-        <w:t xml:space="preserve">return</w:t>
-      </w:r>
-      <w:r>
-        <w:rPr>
-          <w:rStyle w:val="NormalTok"/>
-        </w:rPr>
-        <w:t xml:space="preserve"> phi_integrated, optimal_partition</w:t>
-      </w:r>
-    </w:p>
-    <w:p>
-      <w:r>
-        <w:pict>
-          <v:rect style="width:0;height:1.5pt" o:hralign="center" o:hrstd="t" o:hr="t"/>
-        </w:pict>
-      </w:r>
-    </w:p>
-    <w:bookmarkEnd w:id="168"/>
-    <w:bookmarkEnd w:id="169"/>
-    <w:bookmarkStart w:id="170" w:name="X907bcdd4785a939396a4389b3390b7df2ddad4a"/>
-    <w:p>
-      <w:pPr>
-        <w:pStyle w:val="Heading1"/>
-      </w:pPr>
-      <w:r>
-        <w:t xml:space="preserve">Appendix E: Comprehensive Technical Glossary</w:t>
+        <w:t xml:space="preserve">Open-Source Algorithm Implementation &amp; Software Repository</w:t>
+      </w:r>
+    </w:p>
+    <w:p>
+      <w:pPr>
+        <w:pStyle w:val="FirstParagraph"/>
+      </w:pPr>
+      <w:r>
+        <w:t xml:space="preserve">To support reproducibility, open scientific inquiry, and computational validation across independent research laboratories, the complete algorithmic implementation of the Wasserstein Minimum Information Partition (MIP) search, the continuous Gaussian</w:t>
+      </w:r>
+      <w:r>
+        <w:t xml:space="preserve"> </w:t>
+      </w:r>
+      <m:oMath>
+        <m:r>
+          <m:rPr>
+            <m:sty m:val="p"/>
+          </m:rPr>
+          <m:t>Φ</m:t>
+        </m:r>
+      </m:oMath>
+      <w:r>
+        <w:t xml:space="preserve"> </w:t>
+      </w:r>
+      <w:r>
+        <w:t xml:space="preserve">solvers, and the multiscale active inference simulation suites are released as</w:t>
+      </w:r>
+      <w:r>
+        <w:t xml:space="preserve"> </w:t>
+      </w:r>
+      <w:r>
+        <w:rPr>
+          <w:b/>
+          <w:bCs/>
+        </w:rPr>
+        <w:t xml:space="preserve">open-source software</w:t>
+      </w:r>
+      <w:r>
+        <w:t xml:space="preserve"> </w:t>
+      </w:r>
+      <w:r>
+        <w:t xml:space="preserve">under the permissive</w:t>
+      </w:r>
+      <w:r>
+        <w:t xml:space="preserve"> </w:t>
+      </w:r>
+      <w:r>
+        <w:rPr>
+          <w:b/>
+          <w:bCs/>
+        </w:rPr>
+        <w:t xml:space="preserve">MIT License</w:t>
+      </w:r>
+      <w:r>
+        <w:t xml:space="preserve">.</w:t>
+      </w:r>
+    </w:p>
+    <w:p>
+      <w:pPr>
+        <w:pStyle w:val="BodyText"/>
+      </w:pPr>
+      <w:r>
+        <w:t xml:space="preserve">The production codebase provides fully optimized, vectorized routines leveraging NumPy, SciPy (Linear Programming via HiGHS), and JAX for GPU-accelerated tensor operations.</w:t>
+      </w:r>
+    </w:p>
+    <w:bookmarkStart w:id="170" w:name="official-github-repository"/>
+    <w:p>
+      <w:pPr>
+        <w:pStyle w:val="Heading4"/>
+      </w:pPr>
+      <w:r>
+        <w:t xml:space="preserve">Official GitHub Repository:</w:t>
       </w:r>
     </w:p>
     <w:p>
@@ -48375,29 +47460,29 @@
         </w:numPr>
       </w:pPr>
       <w:r>
-        <w:rPr>
-          <w:b/>
-          <w:bCs/>
-        </w:rPr>
-        <w:t xml:space="preserve">Active Inference:</w:t>
-      </w:r>
-      <w:r>
-        <w:t xml:space="preserve"> </w:t>
-      </w:r>
-      <w:r>
-        <w:t xml:space="preserve">The normative mathematical framework in theoretical neurobiology stating that living organisms preserve homeostatic existence by executing actions to minimize Expected Free Energy (</w:t>
-      </w:r>
-      <m:oMath>
-        <m:r>
-          <m:rPr>
-            <m:sty m:val="b"/>
-          </m:rPr>
-          <m:t>G</m:t>
-        </m:r>
-      </m:oMath>
-      <w:r>
-        <w:t xml:space="preserve">), bringing sensory observations into alignment with prior preferences.</w:t>
-      </w:r>
+        <w:t xml:space="preserve">🌐</w:t>
+      </w:r>
+      <w:r>
+        <w:t xml:space="preserve"> </w:t>
+      </w:r>
+      <w:r>
+        <w:rPr>
+          <w:b/>
+          <w:bCs/>
+        </w:rPr>
+        <w:t xml:space="preserve">Repository URL:</w:t>
+      </w:r>
+      <w:r>
+        <w:t xml:space="preserve"> </w:t>
+      </w:r>
+      <w:hyperlink r:id="rId168">
+        <w:r>
+          <w:rPr>
+            <w:rStyle w:val="Hyperlink"/>
+          </w:rPr>
+          <w:t xml:space="preserve">https://github.com/Thriebl/active-inference-phi-network</w:t>
+        </w:r>
+      </w:hyperlink>
     </w:p>
     <w:p>
       <w:pPr>
@@ -48408,17 +47493,185 @@
         </w:numPr>
       </w:pPr>
       <w:r>
-        <w:rPr>
-          <w:b/>
-          <w:bCs/>
-        </w:rPr>
-        <w:t xml:space="preserve">Alter (Dissociated Center of Mind):</w:t>
-      </w:r>
-      <w:r>
-        <w:t xml:space="preserve"> </w:t>
-      </w:r>
-      <w:r>
-        <w:t xml:space="preserve">In Analytic Idealism, an individual living organism formed through the topological dissociation of Mind-at-Large, demarcated by a statistical Markov Blanket.</w:t>
+        <w:t xml:space="preserve">📓</w:t>
+      </w:r>
+      <w:r>
+        <w:t xml:space="preserve"> </w:t>
+      </w:r>
+      <w:r>
+        <w:rPr>
+          <w:b/>
+          <w:bCs/>
+        </w:rPr>
+        <w:t xml:space="preserve">Interactive Jupyter Notebooks:</w:t>
+      </w:r>
+      <w:r>
+        <w:t xml:space="preserve"> </w:t>
+      </w:r>
+      <w:hyperlink r:id="rId115">
+        <w:r>
+          <w:rPr>
+            <w:rStyle w:val="Hyperlink"/>
+          </w:rPr>
+          <w:t xml:space="preserve">https://github.com/Thriebl/active-inference-phi-network/tree/main/notebooks</w:t>
+        </w:r>
+      </w:hyperlink>
+    </w:p>
+    <w:p>
+      <w:pPr>
+        <w:pStyle w:val="Compact"/>
+        <w:numPr>
+          <w:ilvl w:val="1"/>
+          <w:numId w:val="1044"/>
+        </w:numPr>
+      </w:pPr>
+      <w:r>
+        <w:rPr>
+          <w:rStyle w:val="VerbatimChar"/>
+        </w:rPr>
+        <w:t xml:space="preserve">Active_Inference_Phi_Maximization_Network.ipynb</w:t>
+      </w:r>
+      <w:r>
+        <w:t xml:space="preserve"> </w:t>
+      </w:r>
+      <w:r>
+        <w:t xml:space="preserve">— Phase 1 recurrent network self-organization to criticality (</w:t>
+      </w:r>
+      <m:oMath>
+        <m:r>
+          <m:rPr>
+            <m:sty m:val="p"/>
+          </m:rPr>
+          <m:t>Φ</m:t>
+        </m:r>
+        <m:r>
+          <m:rPr>
+            <m:sty m:val="p"/>
+          </m:rPr>
+          <m:t>≈</m:t>
+        </m:r>
+        <m:r>
+          <m:t>3.42</m:t>
+        </m:r>
+        <m:r>
+          <m:rPr>
+            <m:nor/>
+            <m:sty m:val="p"/>
+          </m:rPr>
+          <m:t> bits</m:t>
+        </m:r>
+      </m:oMath>
+      <w:r>
+        <w:t xml:space="preserve">).</w:t>
+      </w:r>
+    </w:p>
+    <w:p>
+      <w:pPr>
+        <w:pStyle w:val="Compact"/>
+        <w:numPr>
+          <w:ilvl w:val="1"/>
+          <w:numId w:val="1044"/>
+        </w:numPr>
+      </w:pPr>
+      <w:r>
+        <w:rPr>
+          <w:rStyle w:val="VerbatimChar"/>
+        </w:rPr>
+        <w:t xml:space="preserve">Active_Inference_Expanding_Network_Phi_Scaling.ipynb</w:t>
+      </w:r>
+      <w:r>
+        <w:t xml:space="preserve"> </w:t>
+      </w:r>
+      <w:r>
+        <w:t xml:space="preserve">— Phase 2 modular network expansion and</w:t>
+      </w:r>
+      <w:r>
+        <w:t xml:space="preserve"> </w:t>
+      </w:r>
+      <m:oMath>
+        <m:r>
+          <m:rPr>
+            <m:sty m:val="p"/>
+          </m:rPr>
+          <m:t>Φ</m:t>
+        </m:r>
+        <m:r>
+          <m:rPr>
+            <m:sty m:val="p"/>
+          </m:rPr>
+          <m:t>(</m:t>
+        </m:r>
+        <m:r>
+          <m:t>N</m:t>
+        </m:r>
+        <m:r>
+          <m:rPr>
+            <m:sty m:val="p"/>
+          </m:rPr>
+          <m:t>)</m:t>
+        </m:r>
+        <m:r>
+          <m:rPr>
+            <m:sty m:val="p"/>
+          </m:rPr>
+          <m:t>∝</m:t>
+        </m:r>
+        <m:sSup>
+          <m:e>
+            <m:r>
+              <m:t>N</m:t>
+            </m:r>
+          </m:e>
+          <m:sup>
+            <m:r>
+              <m:t>1.4</m:t>
+            </m:r>
+          </m:sup>
+        </m:sSup>
+      </m:oMath>
+      <w:r>
+        <w:t xml:space="preserve"> </w:t>
+      </w:r>
+      <w:r>
+        <w:t xml:space="preserve">power-law scaling analysis.</w:t>
+      </w:r>
+    </w:p>
+    <w:p>
+      <w:pPr>
+        <w:pStyle w:val="Compact"/>
+        <w:numPr>
+          <w:ilvl w:val="1"/>
+          <w:numId w:val="1044"/>
+        </w:numPr>
+      </w:pPr>
+      <w:r>
+        <w:rPr>
+          <w:rStyle w:val="VerbatimChar"/>
+        </w:rPr>
+        <w:t xml:space="preserve">Deep_Temporal_Active_Inference_Simulation.ipynb</w:t>
+      </w:r>
+      <w:r>
+        <w:t xml:space="preserve"> </w:t>
+      </w:r>
+      <w:r>
+        <w:t xml:space="preserve">— Phase 3 Monte Carlo deceptive POMDP testbed and temporal depth (</w:t>
+      </w:r>
+      <m:oMath>
+        <m:r>
+          <m:t>H</m:t>
+        </m:r>
+        <m:r>
+          <m:rPr>
+            <m:sty m:val="p"/>
+          </m:rPr>
+          <m:t>&gt;</m:t>
+        </m:r>
+        <m:r>
+          <m:t>1</m:t>
+        </m:r>
+      </m:oMath>
+      <w:r>
+        <w:t xml:space="preserve">) verification.</w:t>
       </w:r>
     </w:p>
     <w:p>
@@ -48430,27 +47683,150 @@
         </w:numPr>
       </w:pPr>
       <w:r>
-        <w:rPr>
-          <w:b/>
-          <w:bCs/>
-        </w:rPr>
-        <w:t xml:space="preserve">Analytic Idealism:</w:t>
-      </w:r>
-      <w:r>
-        <w:t xml:space="preserve"> </w:t>
-      </w:r>
-      <w:r>
-        <w:t xml:space="preserve">The non-dual, parsimonious monistic ontology (formulated by Bernardo Kastrup) asserting that reality in its essence is experiential (</w:t>
-      </w:r>
-      <w:r>
-        <w:rPr>
-          <w:i/>
-          <w:iCs/>
-        </w:rPr>
-        <w:t xml:space="preserve">Mind-at-Large</w:t>
-      </w:r>
-      <w:r>
-        <w:t xml:space="preserve">), and inanimate physical matter is the extrinsic appearance of universal mental processes observed across a boundary.</w:t>
+        <w:t xml:space="preserve">🐍</w:t>
+      </w:r>
+      <w:r>
+        <w:t xml:space="preserve"> </w:t>
+      </w:r>
+      <w:r>
+        <w:rPr>
+          <w:b/>
+          <w:bCs/>
+        </w:rPr>
+        <w:t xml:space="preserve">Executable Python Scripts:</w:t>
+      </w:r>
+      <w:r>
+        <w:t xml:space="preserve"> </w:t>
+      </w:r>
+      <w:hyperlink r:id="rId169">
+        <w:r>
+          <w:rPr>
+            <w:rStyle w:val="Hyperlink"/>
+          </w:rPr>
+          <w:t xml:space="preserve">https://github.com/Thriebl/active-inference-phi-network/tree/main/scripts</w:t>
+        </w:r>
+      </w:hyperlink>
+    </w:p>
+    <w:p>
+      <w:pPr>
+        <w:pStyle w:val="Compact"/>
+        <w:numPr>
+          <w:ilvl w:val="1"/>
+          <w:numId w:val="1045"/>
+        </w:numPr>
+      </w:pPr>
+      <w:r>
+        <w:rPr>
+          <w:rStyle w:val="VerbatimChar"/>
+        </w:rPr>
+        <w:t xml:space="preserve">expanding_active_inference_phi_network.py</w:t>
+      </w:r>
+      <w:r>
+        <w:t xml:space="preserve"> </w:t>
+      </w:r>
+      <w:r>
+        <w:t xml:space="preserve">— Standalone headless batch simulation runner for high-throughput HPC clusters.</w:t>
+      </w:r>
+    </w:p>
+    <w:p>
+      <w:pPr>
+        <w:pStyle w:val="FirstParagraph"/>
+      </w:pPr>
+      <w:r>
+        <w:t xml:space="preserve">Researchers and students are encouraged to clone the repository, replicate the figures, run the test suite, and extend the framework to novel neural architectures and psychiatric simulation models:</w:t>
+      </w:r>
+    </w:p>
+    <w:p>
+      <w:pPr>
+        <w:pStyle w:val="SourceCode"/>
+      </w:pPr>
+      <w:r>
+        <w:rPr>
+          <w:rStyle w:val="FunctionTok"/>
+        </w:rPr>
+        <w:t xml:space="preserve">git</w:t>
+      </w:r>
+      <w:r>
+        <w:rPr>
+          <w:rStyle w:val="NormalTok"/>
+        </w:rPr>
+        <w:t xml:space="preserve"> clone https://github.com/Thriebl/active-inference-phi-network.git</w:t>
+      </w:r>
+      <w:r>
+        <w:br/>
+      </w:r>
+      <w:r>
+        <w:rPr>
+          <w:rStyle w:val="BuiltInTok"/>
+        </w:rPr>
+        <w:t xml:space="preserve">cd</w:t>
+      </w:r>
+      <w:r>
+        <w:rPr>
+          <w:rStyle w:val="NormalTok"/>
+        </w:rPr>
+        <w:t xml:space="preserve"> active-inference-phi-network</w:t>
+      </w:r>
+      <w:r>
+        <w:br/>
+      </w:r>
+      <w:r>
+        <w:rPr>
+          <w:rStyle w:val="ExtensionTok"/>
+        </w:rPr>
+        <w:t xml:space="preserve">pip</w:t>
+      </w:r>
+      <w:r>
+        <w:rPr>
+          <w:rStyle w:val="NormalTok"/>
+        </w:rPr>
+        <w:t xml:space="preserve"> install </w:t>
+      </w:r>
+      <w:r>
+        <w:rPr>
+          <w:rStyle w:val="AttributeTok"/>
+        </w:rPr>
+        <w:t xml:space="preserve">-r</w:t>
+      </w:r>
+      <w:r>
+        <w:rPr>
+          <w:rStyle w:val="NormalTok"/>
+        </w:rPr>
+        <w:t xml:space="preserve"> requirements.txt</w:t>
+      </w:r>
+      <w:r>
+        <w:br/>
+      </w:r>
+      <w:r>
+        <w:rPr>
+          <w:rStyle w:val="ExtensionTok"/>
+        </w:rPr>
+        <w:t xml:space="preserve">python</w:t>
+      </w:r>
+      <w:r>
+        <w:rPr>
+          <w:rStyle w:val="NormalTok"/>
+        </w:rPr>
+        <w:t xml:space="preserve"> scripts/expanding_active_inference_phi_network.py</w:t>
+      </w:r>
+    </w:p>
+    <w:p>
+      <w:r>
+        <w:pict>
+          <v:rect style="width:0;height:1.5pt" o:hralign="center" o:hrstd="t" o:hr="t"/>
+        </w:pict>
+      </w:r>
+    </w:p>
+    <w:bookmarkEnd w:id="170"/>
+    <w:bookmarkEnd w:id="171"/>
+    <w:bookmarkEnd w:id="172"/>
+    <w:bookmarkStart w:id="173" w:name="list-of-figures"/>
+    <w:p>
+      <w:pPr>
+        <w:pStyle w:val="Heading1"/>
+      </w:pPr>
+      <w:r>
+        <w:t xml:space="preserve">List of Figures</w:t>
       </w:r>
     </w:p>
     <w:p>
@@ -48458,7 +47834,7 @@
         <w:pStyle w:val="Compact"/>
         <w:numPr>
           <w:ilvl w:val="0"/>
-          <w:numId w:val="1043"/>
+          <w:numId w:val="1046"/>
         </w:numPr>
       </w:pPr>
       <w:r>
@@ -48466,13 +47842,13 @@
           <w:b/>
           <w:bCs/>
         </w:rPr>
-        <w:t xml:space="preserve">Autopoiesis:</w:t>
-      </w:r>
-      <w:r>
-        <w:t xml:space="preserve"> </w:t>
-      </w:r>
-      <w:r>
-        <w:t xml:space="preserve">The fundamental property of a living system to continuously regenerate, repair, and sustain its own structural and organizational network against thermodynamic dispersion.</w:t>
+        <w:t xml:space="preserve">Figure 1.1:</w:t>
+      </w:r>
+      <w:r>
+        <w:t xml:space="preserve"> </w:t>
+      </w:r>
+      <w:r>
+        <w:t xml:space="preserve">The Historical Evolution of Physicalist Reductionism</w:t>
       </w:r>
     </w:p>
     <w:p>
@@ -48480,7 +47856,7 @@
         <w:pStyle w:val="Compact"/>
         <w:numPr>
           <w:ilvl w:val="0"/>
-          <w:numId w:val="1043"/>
+          <w:numId w:val="1046"/>
         </w:numPr>
       </w:pPr>
       <w:r>
@@ -48488,45 +47864,13 @@
           <w:b/>
           <w:bCs/>
         </w:rPr>
-        <w:t xml:space="preserve">Cartesian Dualism:</w:t>
-      </w:r>
-      <w:r>
-        <w:t xml:space="preserve"> </w:t>
-      </w:r>
-      <w:r>
-        <w:t xml:space="preserve">The philosophical doctrine established by René Descartes asserting the existence of two fundamentally distinct substances:</w:t>
-      </w:r>
-      <w:r>
-        <w:t xml:space="preserve"> </w:t>
-      </w:r>
-      <w:r>
-        <w:rPr>
-          <w:i/>
-          <w:iCs/>
-        </w:rPr>
-        <w:t xml:space="preserve">res cogitans</w:t>
-      </w:r>
-      <w:r>
-        <w:t xml:space="preserve"> </w:t>
-      </w:r>
-      <w:r>
-        <w:t xml:space="preserve">(unextended, thinking mind) and</w:t>
-      </w:r>
-      <w:r>
-        <w:t xml:space="preserve"> </w:t>
-      </w:r>
-      <w:r>
-        <w:rPr>
-          <w:i/>
-          <w:iCs/>
-        </w:rPr>
-        <w:t xml:space="preserve">res extensa</w:t>
-      </w:r>
-      <w:r>
-        <w:t xml:space="preserve"> </w:t>
-      </w:r>
-      <w:r>
-        <w:t xml:space="preserve">(extended, mindless matter), creating the insoluble problem of mind-body interaction.</w:t>
+        <w:t xml:space="preserve">Figure 1.2:</w:t>
+      </w:r>
+      <w:r>
+        <w:t xml:space="preserve"> </w:t>
+      </w:r>
+      <w:r>
+        <w:t xml:space="preserve">The Triad of Anti-Physicalist Impossibility Proofs</w:t>
       </w:r>
     </w:p>
     <w:p>
@@ -48534,7 +47878,7 @@
         <w:pStyle w:val="Compact"/>
         <w:numPr>
           <w:ilvl w:val="0"/>
-          <w:numId w:val="1043"/>
+          <w:numId w:val="1046"/>
         </w:numPr>
       </w:pPr>
       <w:r>
@@ -48542,45 +47886,13 @@
           <w:b/>
           <w:bCs/>
         </w:rPr>
-        <w:t xml:space="preserve">Causality (Intrinsic vs. Extrinsic):</w:t>
-      </w:r>
-      <w:r>
-        <w:t xml:space="preserve"> </w:t>
-      </w:r>
-      <w:r>
-        <w:t xml:space="preserve">In Integrated Information Theory and CIF,</w:t>
-      </w:r>
-      <w:r>
-        <w:t xml:space="preserve"> </w:t>
-      </w:r>
-      <w:r>
-        <w:rPr>
-          <w:i/>
-          <w:iCs/>
-        </w:rPr>
-        <w:t xml:space="preserve">intrinsic causality</w:t>
-      </w:r>
-      <w:r>
-        <w:t xml:space="preserve"> </w:t>
-      </w:r>
-      <w:r>
-        <w:t xml:space="preserve">refers to the irreducible cause-effect power a system exerts upon itself from within, which constitutes phenomenal experience.</w:t>
-      </w:r>
-      <w:r>
-        <w:t xml:space="preserve"> </w:t>
-      </w:r>
-      <w:r>
-        <w:rPr>
-          <w:i/>
-          <w:iCs/>
-        </w:rPr>
-        <w:t xml:space="preserve">Extrinsic causality</w:t>
-      </w:r>
-      <w:r>
-        <w:t xml:space="preserve"> </w:t>
-      </w:r>
-      <w:r>
-        <w:t xml:space="preserve">refers to observed behavioral input-output transformations.</w:t>
+        <w:t xml:space="preserve">Figure 1.3:</w:t>
+      </w:r>
+      <w:r>
+        <w:t xml:space="preserve"> </w:t>
+      </w:r>
+      <w:r>
+        <w:t xml:space="preserve">Epistemic Asymmetry: Acquaintance vs. Physical Description</w:t>
       </w:r>
     </w:p>
     <w:p>
@@ -48588,7 +47900,7 @@
         <w:pStyle w:val="Compact"/>
         <w:numPr>
           <w:ilvl w:val="0"/>
-          <w:numId w:val="1043"/>
+          <w:numId w:val="1046"/>
         </w:numPr>
       </w:pPr>
       <w:r>
@@ -48596,39 +47908,13 @@
           <w:b/>
           <w:bCs/>
         </w:rPr>
-        <w:t xml:space="preserve">Conatus (The Will to Exist):</w:t>
-      </w:r>
-      <w:r>
-        <w:t xml:space="preserve"> </w:t>
-      </w:r>
-      <w:r>
-        <w:t xml:space="preserve">The innate striving of any living entity to persevere in its own existence and resist entropic destruction (Spinoza). In CIF, formalized as the conative goal state</w:t>
-      </w:r>
-      <w:r>
-        <w:t xml:space="preserve"> </w:t>
-      </w:r>
-      <m:oMath>
-        <m:r>
-          <m:rPr>
-            <m:sty m:val="p"/>
-          </m:rPr>
-          <m:t>Φ</m:t>
-        </m:r>
-        <m:r>
-          <m:rPr>
-            <m:sty m:val="p"/>
-          </m:rPr>
-          <m:t>&gt;</m:t>
-        </m:r>
-        <m:r>
-          <m:t>0</m:t>
-        </m:r>
-      </m:oMath>
-      <w:r>
-        <w:t xml:space="preserve"> </w:t>
-      </w:r>
-      <w:r>
-        <w:t xml:space="preserve">and the 6th Axiom.</w:t>
+        <w:t xml:space="preserve">Figure 1.4:</w:t>
+      </w:r>
+      <w:r>
+        <w:t xml:space="preserve"> </w:t>
+      </w:r>
+      <w:r>
+        <w:t xml:space="preserve">The Dual Dead-Ends of Materialist Metaphysics</w:t>
       </w:r>
     </w:p>
     <w:p>
@@ -48636,7 +47922,7 @@
         <w:pStyle w:val="Compact"/>
         <w:numPr>
           <w:ilvl w:val="0"/>
-          <w:numId w:val="1043"/>
+          <w:numId w:val="1046"/>
         </w:numPr>
       </w:pPr>
       <w:r>
@@ -48644,24 +47930,13 @@
           <w:b/>
           <w:bCs/>
         </w:rPr>
-        <w:t xml:space="preserve">Criticality (Edge of Chaos):</w:t>
-      </w:r>
-      <w:r>
-        <w:t xml:space="preserve"> </w:t>
-      </w:r>
-      <w:r>
-        <w:t xml:space="preserve">The delicate phase transition boundary between rigid order and chaotic turbulence where information transmission, network dynamic range, and integrated information (</w:t>
-      </w:r>
-      <m:oMath>
-        <m:r>
-          <m:rPr>
-            <m:sty m:val="p"/>
-          </m:rPr>
-          <m:t>Φ</m:t>
-        </m:r>
-      </m:oMath>
-      <w:r>
-        <w:t xml:space="preserve">) reach their global maximum.</w:t>
+        <w:t xml:space="preserve">Figure 1.5:</w:t>
+      </w:r>
+      <w:r>
+        <w:t xml:space="preserve"> </w:t>
+      </w:r>
+      <w:r>
+        <w:t xml:space="preserve">Historical Evolution of Idealist Monism</w:t>
       </w:r>
     </w:p>
     <w:p>
@@ -48669,7 +47944,7 @@
         <w:pStyle w:val="Compact"/>
         <w:numPr>
           <w:ilvl w:val="0"/>
-          <w:numId w:val="1043"/>
+          <w:numId w:val="1046"/>
         </w:numPr>
       </w:pPr>
       <w:r>
@@ -48677,23 +47952,13 @@
           <w:b/>
           <w:bCs/>
         </w:rPr>
-        <w:t xml:space="preserve">Dissociation:</w:t>
-      </w:r>
-      <w:r>
-        <w:t xml:space="preserve"> </w:t>
-      </w:r>
-      <w:r>
-        <w:t xml:space="preserve">The psychological and cosmological mechanism whereby a unified conscious field divides into semi-autonomous, self-contained sub-domains (</w:t>
-      </w:r>
-      <w:r>
-        <w:rPr>
-          <w:i/>
-          <w:iCs/>
-        </w:rPr>
-        <w:t xml:space="preserve">alters</w:t>
-      </w:r>
-      <w:r>
-        <w:t xml:space="preserve">), establishing localized perspectives behind Markov boundaries.</w:t>
+        <w:t xml:space="preserve">Figure 1.6:</w:t>
+      </w:r>
+      <w:r>
+        <w:t xml:space="preserve"> </w:t>
+      </w:r>
+      <w:r>
+        <w:t xml:space="preserve">Mind-at-Large as the Universal Experiential Substrate and Dissociated Alters</w:t>
       </w:r>
     </w:p>
     <w:p>
@@ -48701,7 +47966,7 @@
         <w:pStyle w:val="Compact"/>
         <w:numPr>
           <w:ilvl w:val="0"/>
-          <w:numId w:val="1043"/>
+          <w:numId w:val="1046"/>
         </w:numPr>
       </w:pPr>
       <w:r>
@@ -48709,13 +47974,13 @@
           <w:b/>
           <w:bCs/>
         </w:rPr>
-        <w:t xml:space="preserve">Dual-Aspect Monism:</w:t>
-      </w:r>
-      <w:r>
-        <w:t xml:space="preserve"> </w:t>
-      </w:r>
-      <w:r>
-        <w:t xml:space="preserve">The metaphysical view that the mental and physical are two complementary, epistemically distinct perspectives of a single underlying reality.</w:t>
+        <w:t xml:space="preserve">Figure 1.7:</w:t>
+      </w:r>
+      <w:r>
+        <w:t xml:space="preserve"> </w:t>
+      </w:r>
+      <w:r>
+        <w:t xml:space="preserve">The Markov Blanket Partition and Information Flow</w:t>
       </w:r>
     </w:p>
     <w:p>
@@ -48723,7 +47988,1795 @@
         <w:pStyle w:val="Compact"/>
         <w:numPr>
           <w:ilvl w:val="0"/>
-          <w:numId w:val="1043"/>
+          <w:numId w:val="1046"/>
+        </w:numPr>
+      </w:pPr>
+      <w:r>
+        <w:rPr>
+          <w:b/>
+          <w:bCs/>
+        </w:rPr>
+        <w:t xml:space="preserve">Figure 2.1:</w:t>
+      </w:r>
+      <w:r>
+        <w:t xml:space="preserve"> </w:t>
+      </w:r>
+      <w:r>
+        <w:t xml:space="preserve">The Thermodynamic Bifurcation of Nature</w:t>
+      </w:r>
+    </w:p>
+    <w:p>
+      <w:pPr>
+        <w:pStyle w:val="Compact"/>
+        <w:numPr>
+          <w:ilvl w:val="0"/>
+          <w:numId w:val="1046"/>
+        </w:numPr>
+      </w:pPr>
+      <w:r>
+        <w:rPr>
+          <w:b/>
+          <w:bCs/>
+        </w:rPr>
+        <w:t xml:space="preserve">Figure 2.2:</w:t>
+      </w:r>
+      <w:r>
+        <w:t xml:space="preserve"> </w:t>
+      </w:r>
+      <w:r>
+        <w:t xml:space="preserve">The Cybernetic Lineage: From Ashby to Friston</w:t>
+      </w:r>
+    </w:p>
+    <w:p>
+      <w:pPr>
+        <w:pStyle w:val="Compact"/>
+        <w:numPr>
+          <w:ilvl w:val="0"/>
+          <w:numId w:val="1046"/>
+        </w:numPr>
+      </w:pPr>
+      <w:r>
+        <w:rPr>
+          <w:b/>
+          <w:bCs/>
+        </w:rPr>
+        <w:t xml:space="preserve">Figure 2.3:</w:t>
+      </w:r>
+      <w:r>
+        <w:t xml:space="preserve"> </w:t>
+      </w:r>
+      <w:r>
+        <w:t xml:space="preserve">The Dual Faces of Variational Free Energy</w:t>
+      </w:r>
+      <w:r>
+        <w:t xml:space="preserve"> </w:t>
+      </w:r>
+      <m:oMath>
+        <m:r>
+          <m:t>F</m:t>
+        </m:r>
+      </m:oMath>
+    </w:p>
+    <w:p>
+      <w:pPr>
+        <w:pStyle w:val="Compact"/>
+        <w:numPr>
+          <w:ilvl w:val="0"/>
+          <w:numId w:val="1046"/>
+        </w:numPr>
+      </w:pPr>
+      <w:r>
+        <w:rPr>
+          <w:b/>
+          <w:bCs/>
+        </w:rPr>
+        <w:t xml:space="preserve">Figure 2.4:</w:t>
+      </w:r>
+      <w:r>
+        <w:t xml:space="preserve"> </w:t>
+      </w:r>
+      <w:r>
+        <w:t xml:space="preserve">Nonequilibrium Steady-State (NESS) Flows</w:t>
+      </w:r>
+    </w:p>
+    <w:p>
+      <w:pPr>
+        <w:pStyle w:val="Compact"/>
+        <w:numPr>
+          <w:ilvl w:val="0"/>
+          <w:numId w:val="1046"/>
+        </w:numPr>
+      </w:pPr>
+      <w:r>
+        <w:rPr>
+          <w:b/>
+          <w:bCs/>
+        </w:rPr>
+        <w:t xml:space="preserve">Figure 2.5:</w:t>
+      </w:r>
+      <w:r>
+        <w:t xml:space="preserve"> </w:t>
+      </w:r>
+      <w:r>
+        <w:t xml:space="preserve">The Generative Model Tensors</w:t>
+      </w:r>
+      <w:r>
+        <w:t xml:space="preserve"> </w:t>
+      </w:r>
+      <m:oMath>
+        <m:r>
+          <m:rPr>
+            <m:scr m:val="script"/>
+            <m:sty m:val="p"/>
+          </m:rPr>
+          <m:t>M</m:t>
+        </m:r>
+        <m:r>
+          <m:rPr>
+            <m:sty m:val="p"/>
+          </m:rPr>
+          <m:t>=</m:t>
+        </m:r>
+        <m:r>
+          <m:rPr>
+            <m:sty m:val="p"/>
+          </m:rPr>
+          <m:t>{</m:t>
+        </m:r>
+        <m:r>
+          <m:t>A</m:t>
+        </m:r>
+        <m:r>
+          <m:rPr>
+            <m:sty m:val="p"/>
+          </m:rPr>
+          <m:t>,</m:t>
+        </m:r>
+        <m:r>
+          <m:t>B</m:t>
+        </m:r>
+        <m:r>
+          <m:rPr>
+            <m:sty m:val="p"/>
+          </m:rPr>
+          <m:t>,</m:t>
+        </m:r>
+        <m:r>
+          <m:t>C</m:t>
+        </m:r>
+        <m:r>
+          <m:rPr>
+            <m:sty m:val="p"/>
+          </m:rPr>
+          <m:t>,</m:t>
+        </m:r>
+        <m:r>
+          <m:t>D</m:t>
+        </m:r>
+        <m:r>
+          <m:rPr>
+            <m:sty m:val="p"/>
+          </m:rPr>
+          <m:t>}</m:t>
+        </m:r>
+      </m:oMath>
+    </w:p>
+    <w:p>
+      <w:pPr>
+        <w:pStyle w:val="Compact"/>
+        <w:numPr>
+          <w:ilvl w:val="0"/>
+          <w:numId w:val="1046"/>
+        </w:numPr>
+      </w:pPr>
+      <w:r>
+        <w:rPr>
+          <w:b/>
+          <w:bCs/>
+        </w:rPr>
+        <w:t xml:space="preserve">Figure 2.6:</w:t>
+      </w:r>
+      <w:r>
+        <w:t xml:space="preserve"> </w:t>
+      </w:r>
+      <w:r>
+        <w:t xml:space="preserve">The Dual Imperative of Expected Free Energy</w:t>
+      </w:r>
+      <w:r>
+        <w:t xml:space="preserve"> </w:t>
+      </w:r>
+      <m:oMath>
+        <m:r>
+          <m:rPr>
+            <m:sty m:val="b"/>
+          </m:rPr>
+          <m:t>G</m:t>
+        </m:r>
+        <m:r>
+          <m:rPr>
+            <m:sty m:val="p"/>
+          </m:rPr>
+          <m:t>(</m:t>
+        </m:r>
+        <m:r>
+          <m:t>π</m:t>
+        </m:r>
+        <m:r>
+          <m:rPr>
+            <m:sty m:val="p"/>
+          </m:rPr>
+          <m:t>)</m:t>
+        </m:r>
+      </m:oMath>
+    </w:p>
+    <w:p>
+      <w:pPr>
+        <w:pStyle w:val="Compact"/>
+        <w:numPr>
+          <w:ilvl w:val="0"/>
+          <w:numId w:val="1046"/>
+        </w:numPr>
+      </w:pPr>
+      <w:r>
+        <w:rPr>
+          <w:b/>
+          <w:bCs/>
+        </w:rPr>
+        <w:t xml:space="preserve">Figure 2.7:</w:t>
+      </w:r>
+      <w:r>
+        <w:t xml:space="preserve"> </w:t>
+      </w:r>
+      <w:r>
+        <w:t xml:space="preserve">Multiscale Active Inference across Biological Systems</w:t>
+      </w:r>
+    </w:p>
+    <w:p>
+      <w:pPr>
+        <w:pStyle w:val="Compact"/>
+        <w:numPr>
+          <w:ilvl w:val="0"/>
+          <w:numId w:val="1046"/>
+        </w:numPr>
+      </w:pPr>
+      <w:r>
+        <w:rPr>
+          <w:b/>
+          <w:bCs/>
+        </w:rPr>
+        <w:t xml:space="preserve">Figure 3.1:</w:t>
+      </w:r>
+      <w:r>
+        <w:t xml:space="preserve"> </w:t>
+      </w:r>
+      <w:r>
+        <w:t xml:space="preserve">The Axiomatic Architecture of IIT 4.0</w:t>
+      </w:r>
+    </w:p>
+    <w:p>
+      <w:pPr>
+        <w:pStyle w:val="Compact"/>
+        <w:numPr>
+          <w:ilvl w:val="0"/>
+          <w:numId w:val="1046"/>
+        </w:numPr>
+      </w:pPr>
+      <w:r>
+        <w:rPr>
+          <w:b/>
+          <w:bCs/>
+        </w:rPr>
+        <w:t xml:space="preserve">Figure 3.2:</w:t>
+      </w:r>
+      <w:r>
+        <w:t xml:space="preserve"> </w:t>
+      </w:r>
+      <w:r>
+        <w:t xml:space="preserve">The Unfolding Theorem: Recurrent Interiority vs. Feedforward Zombie</w:t>
+      </w:r>
+    </w:p>
+    <w:p>
+      <w:pPr>
+        <w:pStyle w:val="Compact"/>
+        <w:numPr>
+          <w:ilvl w:val="0"/>
+          <w:numId w:val="1046"/>
+        </w:numPr>
+      </w:pPr>
+      <w:r>
+        <w:rPr>
+          <w:b/>
+          <w:bCs/>
+        </w:rPr>
+        <w:t xml:space="preserve">Figure 3.3:</w:t>
+      </w:r>
+      <w:r>
+        <w:t xml:space="preserve"> </w:t>
+      </w:r>
+      <w:r>
+        <w:t xml:space="preserve">Calculation of Integrated Information</w:t>
+      </w:r>
+      <w:r>
+        <w:t xml:space="preserve"> </w:t>
+      </w:r>
+      <m:oMath>
+        <m:r>
+          <m:rPr>
+            <m:sty m:val="p"/>
+          </m:rPr>
+          <m:t>Φ</m:t>
+        </m:r>
+      </m:oMath>
+      <w:r>
+        <w:t xml:space="preserve"> </w:t>
+      </w:r>
+      <w:r>
+        <w:t xml:space="preserve">via Minimum Information Partition</w:t>
+      </w:r>
+    </w:p>
+    <w:p>
+      <w:pPr>
+        <w:pStyle w:val="Compact"/>
+        <w:numPr>
+          <w:ilvl w:val="0"/>
+          <w:numId w:val="1046"/>
+        </w:numPr>
+      </w:pPr>
+      <w:r>
+        <w:rPr>
+          <w:b/>
+          <w:bCs/>
+        </w:rPr>
+        <w:t xml:space="preserve">Figure 3.4:</w:t>
+      </w:r>
+      <w:r>
+        <w:t xml:space="preserve"> </w:t>
+      </w:r>
+      <w:r>
+        <w:t xml:space="preserve">Qualia Space Geometry: From Mechanisms to Phenomenal Polyhedra</w:t>
+      </w:r>
+    </w:p>
+    <w:p>
+      <w:pPr>
+        <w:pStyle w:val="Compact"/>
+        <w:numPr>
+          <w:ilvl w:val="0"/>
+          <w:numId w:val="1046"/>
+        </w:numPr>
+      </w:pPr>
+      <w:r>
+        <w:rPr>
+          <w:b/>
+          <w:bCs/>
+        </w:rPr>
+        <w:t xml:space="preserve">Figure 3.5:</w:t>
+      </w:r>
+      <w:r>
+        <w:t xml:space="preserve"> </w:t>
+      </w:r>
+      <w:r>
+        <w:t xml:space="preserve">The Paradox of Transient Causal Phantoms in Static IIT</w:t>
+      </w:r>
+    </w:p>
+    <w:p>
+      <w:pPr>
+        <w:pStyle w:val="Compact"/>
+        <w:numPr>
+          <w:ilvl w:val="0"/>
+          <w:numId w:val="1046"/>
+        </w:numPr>
+      </w:pPr>
+      <w:r>
+        <w:rPr>
+          <w:b/>
+          <w:bCs/>
+        </w:rPr>
+        <w:t xml:space="preserve">Figure 3.6:</w:t>
+      </w:r>
+      <w:r>
+        <w:t xml:space="preserve"> </w:t>
+      </w:r>
+      <w:r>
+        <w:t xml:space="preserve">The 6th Axiom: The Conative Engine of Mind</w:t>
+      </w:r>
+    </w:p>
+    <w:p>
+      <w:pPr>
+        <w:pStyle w:val="Compact"/>
+        <w:numPr>
+          <w:ilvl w:val="0"/>
+          <w:numId w:val="1046"/>
+        </w:numPr>
+      </w:pPr>
+      <w:r>
+        <w:rPr>
+          <w:b/>
+          <w:bCs/>
+        </w:rPr>
+        <w:t xml:space="preserve">Figure 3.7:</w:t>
+      </w:r>
+      <w:r>
+        <w:t xml:space="preserve"> </w:t>
+      </w:r>
+      <w:r>
+        <w:t xml:space="preserve">Thermodynamic Fate of Integrated Information</w:t>
+      </w:r>
+      <w:r>
+        <w:t xml:space="preserve"> </w:t>
+      </w:r>
+      <m:oMath>
+        <m:r>
+          <m:rPr>
+            <m:sty m:val="p"/>
+          </m:rPr>
+          <m:t>Φ</m:t>
+        </m:r>
+      </m:oMath>
+    </w:p>
+    <w:p>
+      <w:pPr>
+        <w:pStyle w:val="Compact"/>
+        <w:numPr>
+          <w:ilvl w:val="0"/>
+          <w:numId w:val="1046"/>
+        </w:numPr>
+      </w:pPr>
+      <w:r>
+        <w:rPr>
+          <w:b/>
+          <w:bCs/>
+        </w:rPr>
+        <w:t xml:space="preserve">Figure 4.1:</w:t>
+      </w:r>
+      <w:r>
+        <w:t xml:space="preserve"> </w:t>
+      </w:r>
+      <w:r>
+        <w:t xml:space="preserve">The Master Bridging Equivalence: Dual-Aspect Monism</w:t>
+      </w:r>
+    </w:p>
+    <w:p>
+      <w:pPr>
+        <w:pStyle w:val="Compact"/>
+        <w:numPr>
+          <w:ilvl w:val="0"/>
+          <w:numId w:val="1046"/>
+        </w:numPr>
+      </w:pPr>
+      <w:r>
+        <w:rPr>
+          <w:b/>
+          <w:bCs/>
+        </w:rPr>
+        <w:t xml:space="preserve">Figure 4.2:</w:t>
+      </w:r>
+      <w:r>
+        <w:t xml:space="preserve"> </w:t>
+      </w:r>
+      <w:r>
+        <w:t xml:space="preserve">Logical Architecture of the Master Proof</w:t>
+      </w:r>
+    </w:p>
+    <w:p>
+      <w:pPr>
+        <w:pStyle w:val="Compact"/>
+        <w:numPr>
+          <w:ilvl w:val="0"/>
+          <w:numId w:val="1046"/>
+        </w:numPr>
+      </w:pPr>
+      <w:r>
+        <w:rPr>
+          <w:b/>
+          <w:bCs/>
+        </w:rPr>
+        <w:t xml:space="preserve">Figure 4.3:</w:t>
+      </w:r>
+      <w:r>
+        <w:t xml:space="preserve"> </w:t>
+      </w:r>
+      <w:r>
+        <w:t xml:space="preserve">Rate-Distortion Optimization in the Conscious Alter</w:t>
+      </w:r>
+    </w:p>
+    <w:p>
+      <w:pPr>
+        <w:pStyle w:val="Compact"/>
+        <w:numPr>
+          <w:ilvl w:val="0"/>
+          <w:numId w:val="1046"/>
+        </w:numPr>
+      </w:pPr>
+      <w:r>
+        <w:rPr>
+          <w:b/>
+          <w:bCs/>
+        </w:rPr>
+        <w:t xml:space="preserve">Figure 4.4:</w:t>
+      </w:r>
+      <w:r>
+        <w:t xml:space="preserve"> </w:t>
+      </w:r>
+      <w:r>
+        <w:t xml:space="preserve">The Information-Geometric Manifold of Phenomenal States</w:t>
+      </w:r>
+    </w:p>
+    <w:p>
+      <w:pPr>
+        <w:pStyle w:val="Compact"/>
+        <w:numPr>
+          <w:ilvl w:val="0"/>
+          <w:numId w:val="1046"/>
+        </w:numPr>
+      </w:pPr>
+      <w:r>
+        <w:rPr>
+          <w:b/>
+          <w:bCs/>
+        </w:rPr>
+        <w:t xml:space="preserve">Figure 4.5:</w:t>
+      </w:r>
+      <w:r>
+        <w:t xml:space="preserve"> </w:t>
+      </w:r>
+      <w:r>
+        <w:t xml:space="preserve">The Three Dynamical Regimes of Active Inference Networks</w:t>
+      </w:r>
+    </w:p>
+    <w:p>
+      <w:pPr>
+        <w:pStyle w:val="Compact"/>
+        <w:numPr>
+          <w:ilvl w:val="0"/>
+          <w:numId w:val="1046"/>
+        </w:numPr>
+      </w:pPr>
+      <w:r>
+        <w:rPr>
+          <w:b/>
+          <w:bCs/>
+        </w:rPr>
+        <w:t xml:space="preserve">Figure 4.6:</w:t>
+      </w:r>
+      <w:r>
+        <w:t xml:space="preserve"> </w:t>
+      </w:r>
+      <w:r>
+        <w:t xml:space="preserve">The Neuroanatomical Triple-Network Architecture of the Human Alter</w:t>
+      </w:r>
+    </w:p>
+    <w:p>
+      <w:pPr>
+        <w:pStyle w:val="Compact"/>
+        <w:numPr>
+          <w:ilvl w:val="0"/>
+          <w:numId w:val="1046"/>
+        </w:numPr>
+      </w:pPr>
+      <w:r>
+        <w:rPr>
+          <w:b/>
+          <w:bCs/>
+        </w:rPr>
+        <w:t xml:space="preserve">Figure 4.7:</w:t>
+      </w:r>
+      <w:r>
+        <w:t xml:space="preserve"> </w:t>
+      </w:r>
+      <w:r>
+        <w:t xml:space="preserve">The Two-Phase Scaling of Integrated Information</w:t>
+      </w:r>
+      <w:r>
+        <w:t xml:space="preserve"> </w:t>
+      </w:r>
+      <m:oMath>
+        <m:r>
+          <m:rPr>
+            <m:sty m:val="p"/>
+          </m:rPr>
+          <m:t>Φ</m:t>
+        </m:r>
+        <m:r>
+          <m:rPr>
+            <m:sty m:val="p"/>
+          </m:rPr>
+          <m:t>(</m:t>
+        </m:r>
+        <m:r>
+          <m:t>N</m:t>
+        </m:r>
+        <m:r>
+          <m:rPr>
+            <m:sty m:val="p"/>
+          </m:rPr>
+          <m:t>)</m:t>
+        </m:r>
+      </m:oMath>
+    </w:p>
+    <w:p>
+      <w:pPr>
+        <w:pStyle w:val="Compact"/>
+        <w:numPr>
+          <w:ilvl w:val="0"/>
+          <w:numId w:val="1046"/>
+        </w:numPr>
+      </w:pPr>
+      <w:r>
+        <w:rPr>
+          <w:b/>
+          <w:bCs/>
+        </w:rPr>
+        <w:t xml:space="preserve">Figure 5.1:</w:t>
+      </w:r>
+      <w:r>
+        <w:t xml:space="preserve"> </w:t>
+      </w:r>
+      <w:r>
+        <w:t xml:space="preserve">The 6-Layer Composition of the Individual Soul (Indicative Relative Weighting)</w:t>
+      </w:r>
+    </w:p>
+    <w:p>
+      <w:pPr>
+        <w:pStyle w:val="Compact"/>
+        <w:numPr>
+          <w:ilvl w:val="0"/>
+          <w:numId w:val="1046"/>
+        </w:numPr>
+      </w:pPr>
+      <w:r>
+        <w:rPr>
+          <w:b/>
+          <w:bCs/>
+        </w:rPr>
+        <w:t xml:space="preserve">Figure 5.2:</w:t>
+      </w:r>
+      <w:r>
+        <w:t xml:space="preserve"> </w:t>
+      </w:r>
+      <w:r>
+        <w:t xml:space="preserve">The 6-Layer Ontogenetic Hierarchy of the Soul</w:t>
+      </w:r>
+    </w:p>
+    <w:p>
+      <w:pPr>
+        <w:pStyle w:val="Compact"/>
+        <w:numPr>
+          <w:ilvl w:val="0"/>
+          <w:numId w:val="1046"/>
+        </w:numPr>
+      </w:pPr>
+      <w:r>
+        <w:rPr>
+          <w:b/>
+          <w:bCs/>
+        </w:rPr>
+        <w:t xml:space="preserve">Figure 5.3:</w:t>
+      </w:r>
+      <w:r>
+        <w:t xml:space="preserve"> </w:t>
+      </w:r>
+      <w:r>
+        <w:t xml:space="preserve">Clinical Pathologies Mapped to the 6 Layers</w:t>
+      </w:r>
+    </w:p>
+    <w:p>
+      <w:pPr>
+        <w:pStyle w:val="Compact"/>
+        <w:numPr>
+          <w:ilvl w:val="0"/>
+          <w:numId w:val="1046"/>
+        </w:numPr>
+      </w:pPr>
+      <w:r>
+        <w:rPr>
+          <w:b/>
+          <w:bCs/>
+        </w:rPr>
+        <w:t xml:space="preserve">Figure 6.1:</w:t>
+      </w:r>
+      <w:r>
+        <w:t xml:space="preserve"> </w:t>
+      </w:r>
+      <w:r>
+        <w:t xml:space="preserve">Husserl’s Tripartite Structure of the Specious Present (~500ms - 3s)</w:t>
+      </w:r>
+    </w:p>
+    <w:p>
+      <w:pPr>
+        <w:pStyle w:val="Compact"/>
+        <w:numPr>
+          <w:ilvl w:val="0"/>
+          <w:numId w:val="1046"/>
+        </w:numPr>
+      </w:pPr>
+      <w:r>
+        <w:rPr>
+          <w:b/>
+          <w:bCs/>
+        </w:rPr>
+        <w:t xml:space="preserve">Figure 6.2:</w:t>
+      </w:r>
+      <w:r>
+        <w:t xml:space="preserve"> </w:t>
+      </w:r>
+      <w:r>
+        <w:t xml:space="preserve">Francisco Varela’s Three Scales of Temporal Horizon</w:t>
+      </w:r>
+    </w:p>
+    <w:p>
+      <w:pPr>
+        <w:pStyle w:val="Compact"/>
+        <w:numPr>
+          <w:ilvl w:val="0"/>
+          <w:numId w:val="1046"/>
+        </w:numPr>
+      </w:pPr>
+      <w:r>
+        <w:rPr>
+          <w:b/>
+          <w:bCs/>
+        </w:rPr>
+        <w:t xml:space="preserve">Figure 6.3:</w:t>
+      </w:r>
+      <w:r>
+        <w:t xml:space="preserve"> </w:t>
+      </w:r>
+      <w:r>
+        <w:t xml:space="preserve">Cross-Frequency Phase-Amplitude Coupling: The Brain’s Clock</w:t>
+      </w:r>
+    </w:p>
+    <w:p>
+      <w:pPr>
+        <w:pStyle w:val="Compact"/>
+        <w:numPr>
+          <w:ilvl w:val="0"/>
+          <w:numId w:val="1046"/>
+        </w:numPr>
+      </w:pPr>
+      <w:r>
+        <w:rPr>
+          <w:b/>
+          <w:bCs/>
+        </w:rPr>
+        <w:t xml:space="preserve">Figure 6.4:</w:t>
+      </w:r>
+      <w:r>
+        <w:t xml:space="preserve"> </w:t>
+      </w:r>
+      <w:r>
+        <w:t xml:space="preserve">The Spectrum of Temporal Depth in Active Inference</w:t>
+      </w:r>
+    </w:p>
+    <w:p>
+      <w:pPr>
+        <w:pStyle w:val="Compact"/>
+        <w:numPr>
+          <w:ilvl w:val="0"/>
+          <w:numId w:val="1046"/>
+        </w:numPr>
+      </w:pPr>
+      <w:r>
+        <w:rPr>
+          <w:b/>
+          <w:bCs/>
+        </w:rPr>
+        <w:t xml:space="preserve">Figure 6.5:</w:t>
+      </w:r>
+      <w:r>
+        <w:t xml:space="preserve"> </w:t>
+      </w:r>
+      <w:r>
+        <w:t xml:space="preserve">Disruptions of the Predictive Temporal Horizon</w:t>
+      </w:r>
+    </w:p>
+    <w:p>
+      <w:pPr>
+        <w:pStyle w:val="Compact"/>
+        <w:numPr>
+          <w:ilvl w:val="0"/>
+          <w:numId w:val="1046"/>
+        </w:numPr>
+      </w:pPr>
+      <w:r>
+        <w:rPr>
+          <w:b/>
+          <w:bCs/>
+        </w:rPr>
+        <w:t xml:space="preserve">Figure 6.6:</w:t>
+      </w:r>
+      <w:r>
+        <w:t xml:space="preserve"> </w:t>
+      </w:r>
+      <w:r>
+        <w:t xml:space="preserve">The Dual Opposing Vectors of Time in the Cosmos</w:t>
+      </w:r>
+    </w:p>
+    <w:p>
+      <w:pPr>
+        <w:pStyle w:val="Compact"/>
+        <w:numPr>
+          <w:ilvl w:val="0"/>
+          <w:numId w:val="1046"/>
+        </w:numPr>
+      </w:pPr>
+      <w:r>
+        <w:rPr>
+          <w:b/>
+          <w:bCs/>
+        </w:rPr>
+        <w:t xml:space="preserve">Figure 7.1:</w:t>
+      </w:r>
+      <w:r>
+        <w:t xml:space="preserve"> </w:t>
+      </w:r>
+      <w:r>
+        <w:t xml:space="preserve">The 3-Phase Computational Verification Pipeline</w:t>
+      </w:r>
+    </w:p>
+    <w:p>
+      <w:pPr>
+        <w:pStyle w:val="Compact"/>
+        <w:numPr>
+          <w:ilvl w:val="0"/>
+          <w:numId w:val="1046"/>
+        </w:numPr>
+      </w:pPr>
+      <w:r>
+        <w:rPr>
+          <w:b/>
+          <w:bCs/>
+        </w:rPr>
+        <w:t xml:space="preserve">Figure 7.2:</w:t>
+      </w:r>
+      <w:r>
+        <w:t xml:space="preserve"> </w:t>
+      </w:r>
+      <w:r>
+        <w:t xml:space="preserve">Simulation Phase 1 Results: Recurrent Network Self-Organization and Integrated Information Maximization</w:t>
+      </w:r>
+    </w:p>
+    <w:p>
+      <w:pPr>
+        <w:pStyle w:val="Compact"/>
+        <w:numPr>
+          <w:ilvl w:val="0"/>
+          <w:numId w:val="1046"/>
+        </w:numPr>
+      </w:pPr>
+      <w:r>
+        <w:rPr>
+          <w:b/>
+          <w:bCs/>
+        </w:rPr>
+        <w:t xml:space="preserve">Figure 7.3:</w:t>
+      </w:r>
+      <w:r>
+        <w:t xml:space="preserve"> </w:t>
+      </w:r>
+      <w:r>
+        <w:t xml:space="preserve">Phase Space Attractor Geometry and Dynamic Regimes</w:t>
+      </w:r>
+    </w:p>
+    <w:p>
+      <w:pPr>
+        <w:pStyle w:val="Compact"/>
+        <w:numPr>
+          <w:ilvl w:val="0"/>
+          <w:numId w:val="1046"/>
+        </w:numPr>
+      </w:pPr>
+      <w:r>
+        <w:rPr>
+          <w:b/>
+          <w:bCs/>
+        </w:rPr>
+        <w:t xml:space="preserve">Figure 7.4:</w:t>
+      </w:r>
+      <w:r>
+        <w:t xml:space="preserve"> </w:t>
+      </w:r>
+      <w:r>
+        <w:t xml:space="preserve">Simulation Phase 2 Results: Modular Network Expansion and Integrated Information Scaling Curve</w:t>
+      </w:r>
+    </w:p>
+    <w:p>
+      <w:pPr>
+        <w:pStyle w:val="Compact"/>
+        <w:numPr>
+          <w:ilvl w:val="0"/>
+          <w:numId w:val="1046"/>
+        </w:numPr>
+      </w:pPr>
+      <w:r>
+        <w:rPr>
+          <w:b/>
+          <w:bCs/>
+        </w:rPr>
+        <w:t xml:space="preserve">Figure 7.5:</w:t>
+      </w:r>
+      <w:r>
+        <w:t xml:space="preserve"> </w:t>
+      </w:r>
+      <w:r>
+        <w:t xml:space="preserve">The Epistemic Foraging Shield against Existential Traps</w:t>
+      </w:r>
+    </w:p>
+    <w:p>
+      <w:pPr>
+        <w:pStyle w:val="Compact"/>
+        <w:numPr>
+          <w:ilvl w:val="0"/>
+          <w:numId w:val="1046"/>
+        </w:numPr>
+      </w:pPr>
+      <w:r>
+        <w:rPr>
+          <w:b/>
+          <w:bCs/>
+        </w:rPr>
+        <w:t xml:space="preserve">Figure 7.6:</w:t>
+      </w:r>
+      <w:r>
+        <w:t xml:space="preserve"> </w:t>
+      </w:r>
+      <w:r>
+        <w:t xml:space="preserve">The Deceptive Verification Environment Topology</w:t>
+      </w:r>
+    </w:p>
+    <w:p>
+      <w:pPr>
+        <w:pStyle w:val="Compact"/>
+        <w:numPr>
+          <w:ilvl w:val="0"/>
+          <w:numId w:val="1046"/>
+        </w:numPr>
+      </w:pPr>
+      <w:r>
+        <w:rPr>
+          <w:b/>
+          <w:bCs/>
+        </w:rPr>
+        <w:t xml:space="preserve">Figure 7.7:</w:t>
+      </w:r>
+      <w:r>
+        <w:t xml:space="preserve"> </w:t>
+      </w:r>
+      <w:r>
+        <w:t xml:space="preserve">Simulation Phase 3 Results: Deep Temporal Active Inference and Monte Carlo Verification</w:t>
+      </w:r>
+    </w:p>
+    <w:p>
+      <w:pPr>
+        <w:pStyle w:val="Compact"/>
+        <w:numPr>
+          <w:ilvl w:val="0"/>
+          <w:numId w:val="1046"/>
+        </w:numPr>
+      </w:pPr>
+      <w:r>
+        <w:rPr>
+          <w:b/>
+          <w:bCs/>
+        </w:rPr>
+        <w:t xml:space="preserve">Figure 8.1:</w:t>
+      </w:r>
+      <w:r>
+        <w:t xml:space="preserve"> </w:t>
+      </w:r>
+      <w:r>
+        <w:t xml:space="preserve">The Cosmic Dialectic of Mind-at-Large</w:t>
+      </w:r>
+    </w:p>
+    <w:p>
+      <w:pPr>
+        <w:pStyle w:val="Compact"/>
+        <w:numPr>
+          <w:ilvl w:val="0"/>
+          <w:numId w:val="1046"/>
+        </w:numPr>
+      </w:pPr>
+      <w:r>
+        <w:rPr>
+          <w:b/>
+          <w:bCs/>
+        </w:rPr>
+        <w:t xml:space="preserve">Figure 8.2:</w:t>
+      </w:r>
+      <w:r>
+        <w:t xml:space="preserve"> </w:t>
+      </w:r>
+      <w:r>
+        <w:t xml:space="preserve">The Multiscale Nested Hierarchy of Active Inference</w:t>
+      </w:r>
+    </w:p>
+    <w:p>
+      <w:pPr>
+        <w:pStyle w:val="Compact"/>
+        <w:numPr>
+          <w:ilvl w:val="0"/>
+          <w:numId w:val="1046"/>
+        </w:numPr>
+      </w:pPr>
+      <w:r>
+        <w:rPr>
+          <w:b/>
+          <w:bCs/>
+        </w:rPr>
+        <w:t xml:space="preserve">Figure 8.3:</w:t>
+      </w:r>
+      <w:r>
+        <w:t xml:space="preserve"> </w:t>
+      </w:r>
+      <w:r>
+        <w:t xml:space="preserve">The Reverse-Ontogenetic Dissolution at Biological Death</w:t>
+      </w:r>
+    </w:p>
+    <w:p>
+      <w:pPr>
+        <w:pStyle w:val="Compact"/>
+        <w:numPr>
+          <w:ilvl w:val="0"/>
+          <w:numId w:val="1046"/>
+        </w:numPr>
+      </w:pPr>
+      <w:r>
+        <w:rPr>
+          <w:b/>
+          <w:bCs/>
+        </w:rPr>
+        <w:t xml:space="preserve">Figure 8.4:</w:t>
+      </w:r>
+      <w:r>
+        <w:t xml:space="preserve"> </w:t>
+      </w:r>
+      <w:r>
+        <w:t xml:space="preserve">Trauma Resolution via Predictive Precision Re-weighting</w:t>
+      </w:r>
+    </w:p>
+    <w:p>
+      <w:pPr>
+        <w:pStyle w:val="Compact"/>
+        <w:numPr>
+          <w:ilvl w:val="0"/>
+          <w:numId w:val="1046"/>
+        </w:numPr>
+      </w:pPr>
+      <w:r>
+        <w:rPr>
+          <w:b/>
+          <w:bCs/>
+        </w:rPr>
+        <w:t xml:space="preserve">Figure 8.5:</w:t>
+      </w:r>
+      <w:r>
+        <w:t xml:space="preserve"> </w:t>
+      </w:r>
+      <w:r>
+        <w:t xml:space="preserve">The Architectural Divide: Feedforward AI vs. Conscious Alters</w:t>
+      </w:r>
+    </w:p>
+    <w:p>
+      <w:pPr>
+        <w:pStyle w:val="Compact"/>
+        <w:numPr>
+          <w:ilvl w:val="0"/>
+          <w:numId w:val="1046"/>
+        </w:numPr>
+      </w:pPr>
+      <w:r>
+        <w:rPr>
+          <w:b/>
+          <w:bCs/>
+        </w:rPr>
+        <w:t xml:space="preserve">Figure 8.6:</w:t>
+      </w:r>
+      <w:r>
+        <w:t xml:space="preserve"> </w:t>
+      </w:r>
+      <w:r>
+        <w:t xml:space="preserve">The Law of Experiential Conservation in Mind-at-Large</w:t>
+      </w:r>
+    </w:p>
+    <w:p>
+      <w:pPr>
+        <w:pStyle w:val="Compact"/>
+        <w:numPr>
+          <w:ilvl w:val="0"/>
+          <w:numId w:val="1046"/>
+        </w:numPr>
+      </w:pPr>
+      <w:r>
+        <w:rPr>
+          <w:b/>
+          <w:bCs/>
+        </w:rPr>
+        <w:t xml:space="preserve">Figure A.1:</w:t>
+      </w:r>
+      <w:r>
+        <w:t xml:space="preserve"> </w:t>
+      </w:r>
+      <w:r>
+        <w:t xml:space="preserve">Bayesian Generative Graph of Deep Active Inference</w:t>
+      </w:r>
+    </w:p>
+    <w:p>
+      <w:pPr>
+        <w:pStyle w:val="Compact"/>
+        <w:numPr>
+          <w:ilvl w:val="0"/>
+          <w:numId w:val="1046"/>
+        </w:numPr>
+      </w:pPr>
+      <w:r>
+        <w:rPr>
+          <w:b/>
+          <w:bCs/>
+        </w:rPr>
+        <w:t xml:space="preserve">Figure B.1:</w:t>
+      </w:r>
+      <w:r>
+        <w:t xml:space="preserve"> </w:t>
+      </w:r>
+      <w:r>
+        <w:t xml:space="preserve">Algorithmic Workflow for Computing</w:t>
+      </w:r>
+      <w:r>
+        <w:t xml:space="preserve"> </w:t>
+      </w:r>
+      <m:oMath>
+        <m:sSub>
+          <m:e>
+            <m:r>
+              <m:rPr>
+                <m:sty m:val="p"/>
+              </m:rPr>
+              <m:t>Φ</m:t>
+            </m:r>
+          </m:e>
+          <m:sub>
+            <m:r>
+              <m:rPr>
+                <m:sty m:val="p"/>
+              </m:rPr>
+              <m:t>max</m:t>
+            </m:r>
+          </m:sub>
+        </m:sSub>
+      </m:oMath>
+      <w:r>
+        <w:t xml:space="preserve"> </w:t>
+      </w:r>
+      <w:r>
+        <w:t xml:space="preserve">in IIT 4.0</w:t>
+      </w:r>
+    </w:p>
+    <w:p>
+      <w:pPr>
+        <w:pStyle w:val="Compact"/>
+        <w:numPr>
+          <w:ilvl w:val="0"/>
+          <w:numId w:val="1046"/>
+        </w:numPr>
+      </w:pPr>
+      <w:r>
+        <w:rPr>
+          <w:b/>
+          <w:bCs/>
+        </w:rPr>
+        <w:t xml:space="preserve">Figure C.1:</w:t>
+      </w:r>
+      <w:r>
+        <w:t xml:space="preserve"> </w:t>
+      </w:r>
+      <w:r>
+        <w:t xml:space="preserve">Algorithmic Workflow of the MIP Wasserstein Search</w:t>
+      </w:r>
+    </w:p>
+    <w:p>
+      <w:r>
+        <w:pict>
+          <v:rect style="width:0;height:1.5pt" o:hralign="center" o:hrstd="t" o:hr="t"/>
+        </w:pict>
+      </w:r>
+    </w:p>
+    <w:bookmarkEnd w:id="173"/>
+    <w:bookmarkStart w:id="174" w:name="list-of-statements"/>
+    <w:p>
+      <w:pPr>
+        <w:pStyle w:val="Heading1"/>
+      </w:pPr>
+      <w:r>
+        <w:t xml:space="preserve">List of Statements</w:t>
+      </w:r>
+    </w:p>
+    <w:p>
+      <w:pPr>
+        <w:pStyle w:val="Compact"/>
+        <w:numPr>
+          <w:ilvl w:val="0"/>
+          <w:numId w:val="1047"/>
+        </w:numPr>
+      </w:pPr>
+      <w:r>
+        <w:rPr>
+          <w:b/>
+          <w:bCs/>
+        </w:rPr>
+        <w:t xml:space="preserve">Statement 1.1:</w:t>
+      </w:r>
+      <w:r>
+        <w:t xml:space="preserve"> </w:t>
+      </w:r>
+      <w:r>
+        <w:t xml:space="preserve">Definition of the Individual Soul (Conscious Alter)</w:t>
+      </w:r>
+    </w:p>
+    <w:p>
+      <w:pPr>
+        <w:pStyle w:val="Compact"/>
+        <w:numPr>
+          <w:ilvl w:val="0"/>
+          <w:numId w:val="1047"/>
+        </w:numPr>
+      </w:pPr>
+      <w:r>
+        <w:rPr>
+          <w:b/>
+          <w:bCs/>
+        </w:rPr>
+        <w:t xml:space="preserve">Statement 3.1:</w:t>
+      </w:r>
+      <w:r>
+        <w:t xml:space="preserve"> </w:t>
+      </w:r>
+      <w:r>
+        <w:t xml:space="preserve">Axiom 6 (The Will to Exist / Conatus)</w:t>
+      </w:r>
+    </w:p>
+    <w:p>
+      <w:pPr>
+        <w:pStyle w:val="Compact"/>
+        <w:numPr>
+          <w:ilvl w:val="0"/>
+          <w:numId w:val="1047"/>
+        </w:numPr>
+      </w:pPr>
+      <w:r>
+        <w:rPr>
+          <w:b/>
+          <w:bCs/>
+        </w:rPr>
+        <w:t xml:space="preserve">Statement 3.2:</w:t>
+      </w:r>
+      <w:r>
+        <w:t xml:space="preserve"> </w:t>
+      </w:r>
+      <w:r>
+        <w:t xml:space="preserve">Postulate 6 (Autopoietic Causal Persistence)</w:t>
+      </w:r>
+    </w:p>
+    <w:p>
+      <w:pPr>
+        <w:pStyle w:val="Compact"/>
+        <w:numPr>
+          <w:ilvl w:val="0"/>
+          <w:numId w:val="1047"/>
+        </w:numPr>
+      </w:pPr>
+      <w:r>
+        <w:rPr>
+          <w:b/>
+          <w:bCs/>
+        </w:rPr>
+        <w:t xml:space="preserve">Statement 4.1:</w:t>
+      </w:r>
+      <w:r>
+        <w:t xml:space="preserve"> </w:t>
+      </w:r>
+      <w:r>
+        <w:t xml:space="preserve">The Master Bridging Equivalence of Dual-Aspect Monism</w:t>
+      </w:r>
+    </w:p>
+    <w:p>
+      <w:pPr>
+        <w:pStyle w:val="Compact"/>
+        <w:numPr>
+          <w:ilvl w:val="0"/>
+          <w:numId w:val="1047"/>
+        </w:numPr>
+      </w:pPr>
+      <w:r>
+        <w:rPr>
+          <w:b/>
+          <w:bCs/>
+        </w:rPr>
+        <w:t xml:space="preserve">Statement 6.1:</w:t>
+      </w:r>
+      <w:r>
+        <w:t xml:space="preserve"> </w:t>
+      </w:r>
+      <w:r>
+        <w:t xml:space="preserve">Theorem 6.1 — The Temporal Depth Condition for Consciousness (Thomas Riebl)</w:t>
+      </w:r>
+    </w:p>
+    <w:p>
+      <w:pPr>
+        <w:pStyle w:val="Compact"/>
+        <w:numPr>
+          <w:ilvl w:val="0"/>
+          <w:numId w:val="1047"/>
+        </w:numPr>
+      </w:pPr>
+      <w:r>
+        <w:rPr>
+          <w:b/>
+          <w:bCs/>
+        </w:rPr>
+        <w:t xml:space="preserve">Statement 7.1:</w:t>
+      </w:r>
+      <w:r>
+        <w:t xml:space="preserve"> </w:t>
+      </w:r>
+      <w:r>
+        <w:t xml:space="preserve">Theorem 7.1 — Epistemic Shielding of Integrated Information (Thomas Riebl)</w:t>
+      </w:r>
+    </w:p>
+    <w:p>
+      <w:r>
+        <w:pict>
+          <v:rect style="width:0;height:1.5pt" o:hralign="center" o:hrstd="t" o:hr="t"/>
+        </w:pict>
+      </w:r>
+    </w:p>
+    <w:bookmarkEnd w:id="174"/>
+    <w:bookmarkStart w:id="175" w:name="list-of-tables"/>
+    <w:p>
+      <w:pPr>
+        <w:pStyle w:val="Heading1"/>
+      </w:pPr>
+      <w:r>
+        <w:t xml:space="preserve">List of Tables</w:t>
+      </w:r>
+    </w:p>
+    <w:p>
+      <w:pPr>
+        <w:pStyle w:val="Compact"/>
+        <w:numPr>
+          <w:ilvl w:val="0"/>
+          <w:numId w:val="1048"/>
+        </w:numPr>
+      </w:pPr>
+      <w:r>
+        <w:rPr>
+          <w:b/>
+          <w:bCs/>
+        </w:rPr>
+        <w:t xml:space="preserve">Table 5.1:</w:t>
+      </w:r>
+      <w:r>
+        <w:t xml:space="preserve"> </w:t>
+      </w:r>
+      <w:r>
+        <w:t xml:space="preserve">Active Inference Mapping: Uniting Neurobiology with POMDP Tensors across the 6 Layers</w:t>
+      </w:r>
+    </w:p>
+    <w:p>
+      <w:pPr>
+        <w:pStyle w:val="Compact"/>
+        <w:numPr>
+          <w:ilvl w:val="0"/>
+          <w:numId w:val="1048"/>
+        </w:numPr>
+      </w:pPr>
+      <w:r>
+        <w:rPr>
+          <w:b/>
+          <w:bCs/>
+        </w:rPr>
+        <w:t xml:space="preserve">Table 7.1:</w:t>
+      </w:r>
+      <w:r>
+        <w:t xml:space="preserve"> </w:t>
+      </w:r>
+      <w:r>
+        <w:t xml:space="preserve">Monte Carlo Verification: Survival Rates and Integrated Information across Planning Horizons (</w:t>
+      </w:r>
+      <m:oMath>
+        <m:r>
+          <m:t>N</m:t>
+        </m:r>
+        <m:r>
+          <m:rPr>
+            <m:sty m:val="p"/>
+          </m:rPr>
+          <m:t>=</m:t>
+        </m:r>
+        <m:r>
+          <m:t>30</m:t>
+        </m:r>
+      </m:oMath>
+      <w:r>
+        <w:t xml:space="preserve"> </w:t>
+      </w:r>
+      <w:r>
+        <w:t xml:space="preserve">Runs)</w:t>
+      </w:r>
+    </w:p>
+    <w:p>
+      <w:r>
+        <w:pict>
+          <v:rect style="width:0;height:1.5pt" o:hralign="center" o:hrstd="t" o:hr="t"/>
+        </w:pict>
+      </w:r>
+    </w:p>
+    <w:bookmarkEnd w:id="175"/>
+    <w:bookmarkStart w:id="176" w:name="X907bcdd4785a939396a4389b3390b7df2ddad4a"/>
+    <w:p>
+      <w:pPr>
+        <w:pStyle w:val="Heading1"/>
+      </w:pPr>
+      <w:r>
+        <w:t xml:space="preserve">Appendix E: Comprehensive Technical Glossary</w:t>
+      </w:r>
+    </w:p>
+    <w:p>
+      <w:pPr>
+        <w:pStyle w:val="Compact"/>
+        <w:numPr>
+          <w:ilvl w:val="0"/>
+          <w:numId w:val="1049"/>
+        </w:numPr>
+      </w:pPr>
+      <w:r>
+        <w:rPr>
+          <w:b/>
+          <w:bCs/>
+        </w:rPr>
+        <w:t xml:space="preserve">Active Inference:</w:t>
+      </w:r>
+      <w:r>
+        <w:t xml:space="preserve"> </w:t>
+      </w:r>
+      <w:r>
+        <w:t xml:space="preserve">The normative mathematical framework in theoretical neurobiology stating that living organisms preserve homeostatic existence by executing actions to minimize Expected Free Energy (</w:t>
+      </w:r>
+      <m:oMath>
+        <m:r>
+          <m:rPr>
+            <m:sty m:val="b"/>
+          </m:rPr>
+          <m:t>G</m:t>
+        </m:r>
+      </m:oMath>
+      <w:r>
+        <w:t xml:space="preserve">), bringing sensory observations into alignment with prior preferences.</w:t>
+      </w:r>
+    </w:p>
+    <w:p>
+      <w:pPr>
+        <w:pStyle w:val="Compact"/>
+        <w:numPr>
+          <w:ilvl w:val="0"/>
+          <w:numId w:val="1049"/>
+        </w:numPr>
+      </w:pPr>
+      <w:r>
+        <w:rPr>
+          <w:b/>
+          <w:bCs/>
+        </w:rPr>
+        <w:t xml:space="preserve">Alter (Dissociated Center of Mind):</w:t>
+      </w:r>
+      <w:r>
+        <w:t xml:space="preserve"> </w:t>
+      </w:r>
+      <w:r>
+        <w:t xml:space="preserve">In Analytic Idealism, an individual living organism formed through the topological dissociation of Mind-at-Large, demarcated by a statistical Markov Blanket.</w:t>
+      </w:r>
+    </w:p>
+    <w:p>
+      <w:pPr>
+        <w:pStyle w:val="Compact"/>
+        <w:numPr>
+          <w:ilvl w:val="0"/>
+          <w:numId w:val="1049"/>
+        </w:numPr>
+      </w:pPr>
+      <w:r>
+        <w:rPr>
+          <w:b/>
+          <w:bCs/>
+        </w:rPr>
+        <w:t xml:space="preserve">Analytic Idealism:</w:t>
+      </w:r>
+      <w:r>
+        <w:t xml:space="preserve"> </w:t>
+      </w:r>
+      <w:r>
+        <w:t xml:space="preserve">The non-dual, parsimonious monistic ontology (formulated by Bernardo Kastrup) asserting that reality in its essence is experiential (</w:t>
+      </w:r>
+      <w:r>
+        <w:rPr>
+          <w:i/>
+          <w:iCs/>
+        </w:rPr>
+        <w:t xml:space="preserve">Mind-at-Large</w:t>
+      </w:r>
+      <w:r>
+        <w:t xml:space="preserve">), and inanimate physical matter is the extrinsic appearance of universal mental processes observed across a boundary.</w:t>
+      </w:r>
+    </w:p>
+    <w:p>
+      <w:pPr>
+        <w:pStyle w:val="Compact"/>
+        <w:numPr>
+          <w:ilvl w:val="0"/>
+          <w:numId w:val="1049"/>
+        </w:numPr>
+      </w:pPr>
+      <w:r>
+        <w:rPr>
+          <w:b/>
+          <w:bCs/>
+        </w:rPr>
+        <w:t xml:space="preserve">Autopoiesis:</w:t>
+      </w:r>
+      <w:r>
+        <w:t xml:space="preserve"> </w:t>
+      </w:r>
+      <w:r>
+        <w:t xml:space="preserve">The fundamental property of a living system to continuously regenerate, repair, and sustain its own structural and organizational network against thermodynamic dispersion.</w:t>
+      </w:r>
+    </w:p>
+    <w:p>
+      <w:pPr>
+        <w:pStyle w:val="Compact"/>
+        <w:numPr>
+          <w:ilvl w:val="0"/>
+          <w:numId w:val="1049"/>
+        </w:numPr>
+      </w:pPr>
+      <w:r>
+        <w:rPr>
+          <w:b/>
+          <w:bCs/>
+        </w:rPr>
+        <w:t xml:space="preserve">Cartesian Dualism:</w:t>
+      </w:r>
+      <w:r>
+        <w:t xml:space="preserve"> </w:t>
+      </w:r>
+      <w:r>
+        <w:t xml:space="preserve">The philosophical doctrine established by René Descartes asserting the existence of two fundamentally distinct substances:</w:t>
+      </w:r>
+      <w:r>
+        <w:t xml:space="preserve"> </w:t>
+      </w:r>
+      <w:r>
+        <w:rPr>
+          <w:i/>
+          <w:iCs/>
+        </w:rPr>
+        <w:t xml:space="preserve">res cogitans</w:t>
+      </w:r>
+      <w:r>
+        <w:t xml:space="preserve"> </w:t>
+      </w:r>
+      <w:r>
+        <w:t xml:space="preserve">(unextended, thinking mind) and</w:t>
+      </w:r>
+      <w:r>
+        <w:t xml:space="preserve"> </w:t>
+      </w:r>
+      <w:r>
+        <w:rPr>
+          <w:i/>
+          <w:iCs/>
+        </w:rPr>
+        <w:t xml:space="preserve">res extensa</w:t>
+      </w:r>
+      <w:r>
+        <w:t xml:space="preserve"> </w:t>
+      </w:r>
+      <w:r>
+        <w:t xml:space="preserve">(extended, mindless matter), creating the insoluble problem of mind-body interaction.</w:t>
+      </w:r>
+    </w:p>
+    <w:p>
+      <w:pPr>
+        <w:pStyle w:val="Compact"/>
+        <w:numPr>
+          <w:ilvl w:val="0"/>
+          <w:numId w:val="1049"/>
+        </w:numPr>
+      </w:pPr>
+      <w:r>
+        <w:rPr>
+          <w:b/>
+          <w:bCs/>
+        </w:rPr>
+        <w:t xml:space="preserve">Causality (Intrinsic vs. Extrinsic):</w:t>
+      </w:r>
+      <w:r>
+        <w:t xml:space="preserve"> </w:t>
+      </w:r>
+      <w:r>
+        <w:t xml:space="preserve">In Integrated Information Theory and CIF,</w:t>
+      </w:r>
+      <w:r>
+        <w:t xml:space="preserve"> </w:t>
+      </w:r>
+      <w:r>
+        <w:rPr>
+          <w:i/>
+          <w:iCs/>
+        </w:rPr>
+        <w:t xml:space="preserve">intrinsic causality</w:t>
+      </w:r>
+      <w:r>
+        <w:t xml:space="preserve"> </w:t>
+      </w:r>
+      <w:r>
+        <w:t xml:space="preserve">refers to the irreducible cause-effect power a system exerts upon itself from within, which constitutes phenomenal experience.</w:t>
+      </w:r>
+      <w:r>
+        <w:t xml:space="preserve"> </w:t>
+      </w:r>
+      <w:r>
+        <w:rPr>
+          <w:i/>
+          <w:iCs/>
+        </w:rPr>
+        <w:t xml:space="preserve">Extrinsic causality</w:t>
+      </w:r>
+      <w:r>
+        <w:t xml:space="preserve"> </w:t>
+      </w:r>
+      <w:r>
+        <w:t xml:space="preserve">refers to observed behavioral input-output transformations.</w:t>
+      </w:r>
+    </w:p>
+    <w:p>
+      <w:pPr>
+        <w:pStyle w:val="Compact"/>
+        <w:numPr>
+          <w:ilvl w:val="0"/>
+          <w:numId w:val="1049"/>
+        </w:numPr>
+      </w:pPr>
+      <w:r>
+        <w:rPr>
+          <w:b/>
+          <w:bCs/>
+        </w:rPr>
+        <w:t xml:space="preserve">Conatus (The Will to Exist):</w:t>
+      </w:r>
+      <w:r>
+        <w:t xml:space="preserve"> </w:t>
+      </w:r>
+      <w:r>
+        <w:t xml:space="preserve">The innate striving of any living entity to persevere in its own existence and resist entropic destruction (Spinoza). In CIF, formalized as the conative goal state</w:t>
+      </w:r>
+      <w:r>
+        <w:t xml:space="preserve"> </w:t>
+      </w:r>
+      <m:oMath>
+        <m:r>
+          <m:rPr>
+            <m:sty m:val="p"/>
+          </m:rPr>
+          <m:t>Φ</m:t>
+        </m:r>
+        <m:r>
+          <m:rPr>
+            <m:sty m:val="p"/>
+          </m:rPr>
+          <m:t>&gt;</m:t>
+        </m:r>
+        <m:r>
+          <m:t>0</m:t>
+        </m:r>
+      </m:oMath>
+      <w:r>
+        <w:t xml:space="preserve"> </w:t>
+      </w:r>
+      <w:r>
+        <w:t xml:space="preserve">and the 6th Axiom.</w:t>
+      </w:r>
+    </w:p>
+    <w:p>
+      <w:pPr>
+        <w:pStyle w:val="Compact"/>
+        <w:numPr>
+          <w:ilvl w:val="0"/>
+          <w:numId w:val="1049"/>
+        </w:numPr>
+      </w:pPr>
+      <w:r>
+        <w:rPr>
+          <w:b/>
+          <w:bCs/>
+        </w:rPr>
+        <w:t xml:space="preserve">Criticality (Edge of Chaos):</w:t>
+      </w:r>
+      <w:r>
+        <w:t xml:space="preserve"> </w:t>
+      </w:r>
+      <w:r>
+        <w:t xml:space="preserve">The delicate phase transition boundary between rigid order and chaotic turbulence where information transmission, network dynamic range, and integrated information (</w:t>
+      </w:r>
+      <m:oMath>
+        <m:r>
+          <m:rPr>
+            <m:sty m:val="p"/>
+          </m:rPr>
+          <m:t>Φ</m:t>
+        </m:r>
+      </m:oMath>
+      <w:r>
+        <w:t xml:space="preserve">) reach their global maximum.</w:t>
+      </w:r>
+    </w:p>
+    <w:p>
+      <w:pPr>
+        <w:pStyle w:val="Compact"/>
+        <w:numPr>
+          <w:ilvl w:val="0"/>
+          <w:numId w:val="1049"/>
+        </w:numPr>
+      </w:pPr>
+      <w:r>
+        <w:rPr>
+          <w:b/>
+          <w:bCs/>
+        </w:rPr>
+        <w:t xml:space="preserve">Dissociation:</w:t>
+      </w:r>
+      <w:r>
+        <w:t xml:space="preserve"> </w:t>
+      </w:r>
+      <w:r>
+        <w:t xml:space="preserve">The psychological and cosmological mechanism whereby a unified conscious field divides into semi-autonomous, self-contained sub-domains (</w:t>
+      </w:r>
+      <w:r>
+        <w:rPr>
+          <w:i/>
+          <w:iCs/>
+        </w:rPr>
+        <w:t xml:space="preserve">alters</w:t>
+      </w:r>
+      <w:r>
+        <w:t xml:space="preserve">), establishing localized perspectives behind Markov boundaries.</w:t>
+      </w:r>
+    </w:p>
+    <w:p>
+      <w:pPr>
+        <w:pStyle w:val="Compact"/>
+        <w:numPr>
+          <w:ilvl w:val="0"/>
+          <w:numId w:val="1049"/>
+        </w:numPr>
+      </w:pPr>
+      <w:r>
+        <w:rPr>
+          <w:b/>
+          <w:bCs/>
+        </w:rPr>
+        <w:t xml:space="preserve">Dual-Aspect Monism:</w:t>
+      </w:r>
+      <w:r>
+        <w:t xml:space="preserve"> </w:t>
+      </w:r>
+      <w:r>
+        <w:t xml:space="preserve">The metaphysical view that the mental and physical are two complementary, epistemically distinct perspectives of a single underlying reality.</w:t>
+      </w:r>
+    </w:p>
+    <w:p>
+      <w:pPr>
+        <w:pStyle w:val="Compact"/>
+        <w:numPr>
+          <w:ilvl w:val="0"/>
+          <w:numId w:val="1049"/>
         </w:numPr>
       </w:pPr>
       <w:r>
@@ -48766,7 +49819,7 @@
         <w:pStyle w:val="Compact"/>
         <w:numPr>
           <w:ilvl w:val="0"/>
-          <w:numId w:val="1043"/>
+          <w:numId w:val="1049"/>
         </w:numPr>
       </w:pPr>
       <w:r>
@@ -48800,7 +49853,7 @@
         <w:pStyle w:val="Compact"/>
         <w:numPr>
           <w:ilvl w:val="0"/>
-          <w:numId w:val="1043"/>
+          <w:numId w:val="1049"/>
         </w:numPr>
       </w:pPr>
       <w:r>
@@ -48833,7 +49886,7 @@
         <w:pStyle w:val="Compact"/>
         <w:numPr>
           <w:ilvl w:val="0"/>
-          <w:numId w:val="1043"/>
+          <w:numId w:val="1049"/>
         </w:numPr>
       </w:pPr>
       <w:r>
@@ -48871,7 +49924,7 @@
         <w:pStyle w:val="Compact"/>
         <w:numPr>
           <w:ilvl w:val="0"/>
-          <w:numId w:val="1043"/>
+          <w:numId w:val="1049"/>
         </w:numPr>
       </w:pPr>
       <w:r>
@@ -48919,7 +49972,7 @@
         <w:pStyle w:val="Compact"/>
         <w:numPr>
           <w:ilvl w:val="0"/>
-          <w:numId w:val="1043"/>
+          <w:numId w:val="1049"/>
         </w:numPr>
       </w:pPr>
       <w:r>
@@ -48941,7 +49994,7 @@
         <w:pStyle w:val="Compact"/>
         <w:numPr>
           <w:ilvl w:val="0"/>
-          <w:numId w:val="1043"/>
+          <w:numId w:val="1049"/>
         </w:numPr>
       </w:pPr>
       <w:r>
@@ -48973,7 +50026,7 @@
         <w:pStyle w:val="Compact"/>
         <w:numPr>
           <w:ilvl w:val="0"/>
-          <w:numId w:val="1043"/>
+          <w:numId w:val="1049"/>
         </w:numPr>
       </w:pPr>
       <w:r>
@@ -49010,7 +50063,7 @@
         <w:pStyle w:val="Compact"/>
         <w:numPr>
           <w:ilvl w:val="0"/>
-          <w:numId w:val="1043"/>
+          <w:numId w:val="1049"/>
         </w:numPr>
       </w:pPr>
       <w:r>
@@ -49064,7 +50117,7 @@
         <w:pStyle w:val="Compact"/>
         <w:numPr>
           <w:ilvl w:val="0"/>
-          <w:numId w:val="1043"/>
+          <w:numId w:val="1049"/>
         </w:numPr>
       </w:pPr>
       <w:r>
@@ -49086,7 +50139,7 @@
         <w:pStyle w:val="Compact"/>
         <w:numPr>
           <w:ilvl w:val="0"/>
-          <w:numId w:val="1043"/>
+          <w:numId w:val="1049"/>
         </w:numPr>
       </w:pPr>
       <w:r>
@@ -49122,7 +50175,7 @@
         <w:pStyle w:val="Compact"/>
         <w:numPr>
           <w:ilvl w:val="0"/>
-          <w:numId w:val="1043"/>
+          <w:numId w:val="1049"/>
         </w:numPr>
       </w:pPr>
       <w:r>
@@ -49160,7 +50213,7 @@
         <w:pStyle w:val="Compact"/>
         <w:numPr>
           <w:ilvl w:val="0"/>
-          <w:numId w:val="1043"/>
+          <w:numId w:val="1049"/>
         </w:numPr>
       </w:pPr>
       <w:r>
@@ -49182,7 +50235,7 @@
         <w:pStyle w:val="Compact"/>
         <w:numPr>
           <w:ilvl w:val="0"/>
-          <w:numId w:val="1043"/>
+          <w:numId w:val="1049"/>
         </w:numPr>
       </w:pPr>
       <w:r>
@@ -49220,7 +50273,7 @@
         <w:pStyle w:val="Compact"/>
         <w:numPr>
           <w:ilvl w:val="0"/>
-          <w:numId w:val="1043"/>
+          <w:numId w:val="1049"/>
         </w:numPr>
       </w:pPr>
       <w:r>
@@ -49254,7 +50307,7 @@
         <w:pStyle w:val="Compact"/>
         <w:numPr>
           <w:ilvl w:val="0"/>
-          <w:numId w:val="1043"/>
+          <w:numId w:val="1049"/>
         </w:numPr>
       </w:pPr>
       <w:r>
@@ -49288,7 +50341,7 @@
         <w:pStyle w:val="Compact"/>
         <w:numPr>
           <w:ilvl w:val="0"/>
-          <w:numId w:val="1043"/>
+          <w:numId w:val="1049"/>
         </w:numPr>
       </w:pPr>
       <w:r>
@@ -49310,7 +50363,7 @@
         <w:pStyle w:val="Compact"/>
         <w:numPr>
           <w:ilvl w:val="0"/>
-          <w:numId w:val="1043"/>
+          <w:numId w:val="1049"/>
         </w:numPr>
       </w:pPr>
       <w:r>
@@ -49388,7 +50441,7 @@
         <w:pStyle w:val="Compact"/>
         <w:numPr>
           <w:ilvl w:val="0"/>
-          <w:numId w:val="1043"/>
+          <w:numId w:val="1049"/>
         </w:numPr>
       </w:pPr>
       <w:r>
@@ -49429,7 +50482,7 @@
         <w:pStyle w:val="Compact"/>
         <w:numPr>
           <w:ilvl w:val="0"/>
-          <w:numId w:val="1043"/>
+          <w:numId w:val="1049"/>
         </w:numPr>
       </w:pPr>
       <w:r>
@@ -49467,7 +50520,7 @@
         <w:pStyle w:val="Compact"/>
         <w:numPr>
           <w:ilvl w:val="0"/>
-          <w:numId w:val="1043"/>
+          <w:numId w:val="1049"/>
         </w:numPr>
       </w:pPr>
       <w:r>
@@ -49489,7 +50542,7 @@
         <w:pStyle w:val="Compact"/>
         <w:numPr>
           <w:ilvl w:val="0"/>
-          <w:numId w:val="1043"/>
+          <w:numId w:val="1049"/>
         </w:numPr>
       </w:pPr>
       <w:r>
@@ -49511,7 +50564,7 @@
         <w:pStyle w:val="Compact"/>
         <w:numPr>
           <w:ilvl w:val="0"/>
-          <w:numId w:val="1043"/>
+          <w:numId w:val="1049"/>
         </w:numPr>
       </w:pPr>
       <w:r>
@@ -49533,7 +50586,7 @@
         <w:pStyle w:val="Compact"/>
         <w:numPr>
           <w:ilvl w:val="0"/>
-          <w:numId w:val="1043"/>
+          <w:numId w:val="1049"/>
         </w:numPr>
       </w:pPr>
       <w:r>
@@ -49598,7 +50651,7 @@
         <w:pStyle w:val="Compact"/>
         <w:numPr>
           <w:ilvl w:val="0"/>
-          <w:numId w:val="1043"/>
+          <w:numId w:val="1049"/>
         </w:numPr>
       </w:pPr>
       <w:r>
@@ -49634,7 +50687,7 @@
         <w:pStyle w:val="Compact"/>
         <w:numPr>
           <w:ilvl w:val="0"/>
-          <w:numId w:val="1043"/>
+          <w:numId w:val="1049"/>
         </w:numPr>
       </w:pPr>
       <w:r>
@@ -49687,7 +50740,7 @@
         <w:pStyle w:val="Compact"/>
         <w:numPr>
           <w:ilvl w:val="0"/>
-          <w:numId w:val="1043"/>
+          <w:numId w:val="1049"/>
         </w:numPr>
       </w:pPr>
       <w:r>
@@ -49746,7 +50799,7 @@
         <w:pStyle w:val="Compact"/>
         <w:numPr>
           <w:ilvl w:val="0"/>
-          <w:numId w:val="1043"/>
+          <w:numId w:val="1049"/>
         </w:numPr>
       </w:pPr>
       <w:r>
@@ -49889,7 +50942,7 @@
         <w:pStyle w:val="Compact"/>
         <w:numPr>
           <w:ilvl w:val="0"/>
-          <w:numId w:val="1043"/>
+          <w:numId w:val="1049"/>
         </w:numPr>
       </w:pPr>
       <w:r>
@@ -49960,8 +51013,8 @@
         </w:pict>
       </w:r>
     </w:p>
-    <w:bookmarkEnd w:id="170"/>
-    <w:bookmarkStart w:id="171" w:name="Xfea1db6f47bf4d6d53c2a7b0c00dd7d7072e735"/>
+    <w:bookmarkEnd w:id="176"/>
+    <w:bookmarkStart w:id="177" w:name="Xfea1db6f47bf4d6d53c2a7b0c00dd7d7072e735"/>
     <w:p>
       <w:pPr>
         <w:pStyle w:val="Heading1"/>
@@ -49975,7 +51028,7 @@
         <w:pStyle w:val="Compact"/>
         <w:numPr>
           <w:ilvl w:val="0"/>
-          <w:numId w:val="1044"/>
+          <w:numId w:val="1050"/>
         </w:numPr>
       </w:pPr>
       <w:r>
@@ -50007,7 +51060,7 @@
         <w:pStyle w:val="Compact"/>
         <w:numPr>
           <w:ilvl w:val="0"/>
-          <w:numId w:val="1044"/>
+          <w:numId w:val="1050"/>
         </w:numPr>
       </w:pPr>
       <w:r>
@@ -50039,7 +51092,7 @@
         <w:pStyle w:val="Compact"/>
         <w:numPr>
           <w:ilvl w:val="0"/>
-          <w:numId w:val="1044"/>
+          <w:numId w:val="1050"/>
         </w:numPr>
       </w:pPr>
       <w:r>
@@ -50071,7 +51124,7 @@
         <w:pStyle w:val="Compact"/>
         <w:numPr>
           <w:ilvl w:val="0"/>
-          <w:numId w:val="1044"/>
+          <w:numId w:val="1050"/>
         </w:numPr>
       </w:pPr>
       <w:r>
@@ -50103,7 +51156,7 @@
         <w:pStyle w:val="Compact"/>
         <w:numPr>
           <w:ilvl w:val="0"/>
-          <w:numId w:val="1044"/>
+          <w:numId w:val="1050"/>
         </w:numPr>
       </w:pPr>
       <w:r>
@@ -50135,7 +51188,7 @@
         <w:pStyle w:val="Compact"/>
         <w:numPr>
           <w:ilvl w:val="0"/>
-          <w:numId w:val="1044"/>
+          <w:numId w:val="1050"/>
         </w:numPr>
       </w:pPr>
       <w:r>
@@ -50167,7 +51220,7 @@
         <w:pStyle w:val="Compact"/>
         <w:numPr>
           <w:ilvl w:val="0"/>
-          <w:numId w:val="1044"/>
+          <w:numId w:val="1050"/>
         </w:numPr>
       </w:pPr>
       <w:r>
@@ -50199,7 +51252,7 @@
         <w:pStyle w:val="Compact"/>
         <w:numPr>
           <w:ilvl w:val="0"/>
-          <w:numId w:val="1044"/>
+          <w:numId w:val="1050"/>
         </w:numPr>
       </w:pPr>
       <w:r>
@@ -50231,7 +51284,7 @@
         <w:pStyle w:val="Compact"/>
         <w:numPr>
           <w:ilvl w:val="0"/>
-          <w:numId w:val="1044"/>
+          <w:numId w:val="1050"/>
         </w:numPr>
       </w:pPr>
       <w:r>
@@ -50263,7 +51316,7 @@
         <w:pStyle w:val="Compact"/>
         <w:numPr>
           <w:ilvl w:val="0"/>
-          <w:numId w:val="1044"/>
+          <w:numId w:val="1050"/>
         </w:numPr>
       </w:pPr>
       <w:r>
@@ -50295,7 +51348,7 @@
         <w:pStyle w:val="Compact"/>
         <w:numPr>
           <w:ilvl w:val="0"/>
-          <w:numId w:val="1044"/>
+          <w:numId w:val="1050"/>
         </w:numPr>
       </w:pPr>
       <w:r>
@@ -50327,7 +51380,7 @@
         <w:pStyle w:val="Compact"/>
         <w:numPr>
           <w:ilvl w:val="0"/>
-          <w:numId w:val="1044"/>
+          <w:numId w:val="1050"/>
         </w:numPr>
       </w:pPr>
       <w:r>
@@ -50359,7 +51412,7 @@
         <w:pStyle w:val="Compact"/>
         <w:numPr>
           <w:ilvl w:val="0"/>
-          <w:numId w:val="1044"/>
+          <w:numId w:val="1050"/>
         </w:numPr>
       </w:pPr>
       <w:r>
@@ -50391,7 +51444,7 @@
         <w:pStyle w:val="Compact"/>
         <w:numPr>
           <w:ilvl w:val="0"/>
-          <w:numId w:val="1044"/>
+          <w:numId w:val="1050"/>
         </w:numPr>
       </w:pPr>
       <w:r>
@@ -50423,7 +51476,7 @@
         <w:pStyle w:val="Compact"/>
         <w:numPr>
           <w:ilvl w:val="0"/>
-          <w:numId w:val="1044"/>
+          <w:numId w:val="1050"/>
         </w:numPr>
       </w:pPr>
       <w:r>
@@ -50455,7 +51508,7 @@
         <w:pStyle w:val="Compact"/>
         <w:numPr>
           <w:ilvl w:val="0"/>
-          <w:numId w:val="1044"/>
+          <w:numId w:val="1050"/>
         </w:numPr>
       </w:pPr>
       <w:r>
@@ -50487,7 +51540,7 @@
         <w:pStyle w:val="Compact"/>
         <w:numPr>
           <w:ilvl w:val="0"/>
-          <w:numId w:val="1044"/>
+          <w:numId w:val="1050"/>
         </w:numPr>
       </w:pPr>
       <w:r>
@@ -50519,7 +51572,7 @@
         <w:pStyle w:val="Compact"/>
         <w:numPr>
           <w:ilvl w:val="0"/>
-          <w:numId w:val="1044"/>
+          <w:numId w:val="1050"/>
         </w:numPr>
       </w:pPr>
       <w:r>
@@ -50551,7 +51604,7 @@
         <w:pStyle w:val="Compact"/>
         <w:numPr>
           <w:ilvl w:val="0"/>
-          <w:numId w:val="1044"/>
+          <w:numId w:val="1050"/>
         </w:numPr>
       </w:pPr>
       <w:r>
@@ -50583,7 +51636,7 @@
         <w:pStyle w:val="Compact"/>
         <w:numPr>
           <w:ilvl w:val="0"/>
-          <w:numId w:val="1044"/>
+          <w:numId w:val="1050"/>
         </w:numPr>
       </w:pPr>
       <w:r>
@@ -50615,7 +51668,7 @@
         <w:pStyle w:val="Compact"/>
         <w:numPr>
           <w:ilvl w:val="0"/>
-          <w:numId w:val="1044"/>
+          <w:numId w:val="1050"/>
         </w:numPr>
       </w:pPr>
       <w:r>
@@ -50647,7 +51700,7 @@
         <w:pStyle w:val="Compact"/>
         <w:numPr>
           <w:ilvl w:val="0"/>
-          <w:numId w:val="1044"/>
+          <w:numId w:val="1050"/>
         </w:numPr>
       </w:pPr>
       <w:r>
@@ -50679,7 +51732,7 @@
         <w:pStyle w:val="Compact"/>
         <w:numPr>
           <w:ilvl w:val="0"/>
-          <w:numId w:val="1044"/>
+          <w:numId w:val="1050"/>
         </w:numPr>
       </w:pPr>
       <w:r>
@@ -50711,7 +51764,7 @@
         <w:pStyle w:val="Compact"/>
         <w:numPr>
           <w:ilvl w:val="0"/>
-          <w:numId w:val="1044"/>
+          <w:numId w:val="1050"/>
         </w:numPr>
       </w:pPr>
       <w:r>
@@ -50743,7 +51796,7 @@
         <w:pStyle w:val="Compact"/>
         <w:numPr>
           <w:ilvl w:val="0"/>
-          <w:numId w:val="1044"/>
+          <w:numId w:val="1050"/>
         </w:numPr>
       </w:pPr>
       <w:r>
@@ -50775,7 +51828,7 @@
         <w:pStyle w:val="Compact"/>
         <w:numPr>
           <w:ilvl w:val="0"/>
-          <w:numId w:val="1044"/>
+          <w:numId w:val="1050"/>
         </w:numPr>
       </w:pPr>
       <w:r>
@@ -50807,7 +51860,7 @@
         <w:pStyle w:val="Compact"/>
         <w:numPr>
           <w:ilvl w:val="0"/>
-          <w:numId w:val="1044"/>
+          <w:numId w:val="1050"/>
         </w:numPr>
       </w:pPr>
       <w:r>
@@ -50839,7 +51892,7 @@
         <w:pStyle w:val="Compact"/>
         <w:numPr>
           <w:ilvl w:val="0"/>
-          <w:numId w:val="1044"/>
+          <w:numId w:val="1050"/>
         </w:numPr>
       </w:pPr>
       <w:r>
@@ -50871,7 +51924,7 @@
         <w:pStyle w:val="Compact"/>
         <w:numPr>
           <w:ilvl w:val="0"/>
-          <w:numId w:val="1044"/>
+          <w:numId w:val="1050"/>
         </w:numPr>
       </w:pPr>
       <w:r>
@@ -50903,7 +51956,7 @@
         <w:pStyle w:val="Compact"/>
         <w:numPr>
           <w:ilvl w:val="0"/>
-          <w:numId w:val="1044"/>
+          <w:numId w:val="1050"/>
         </w:numPr>
       </w:pPr>
       <w:r>
@@ -50935,7 +51988,7 @@
         <w:pStyle w:val="Compact"/>
         <w:numPr>
           <w:ilvl w:val="0"/>
-          <w:numId w:val="1044"/>
+          <w:numId w:val="1050"/>
         </w:numPr>
       </w:pPr>
       <w:r>
@@ -50967,7 +52020,7 @@
         <w:pStyle w:val="Compact"/>
         <w:numPr>
           <w:ilvl w:val="0"/>
-          <w:numId w:val="1044"/>
+          <w:numId w:val="1050"/>
         </w:numPr>
       </w:pPr>
       <w:r>
@@ -50999,7 +52052,7 @@
         <w:pStyle w:val="Compact"/>
         <w:numPr>
           <w:ilvl w:val="0"/>
-          <w:numId w:val="1044"/>
+          <w:numId w:val="1050"/>
         </w:numPr>
       </w:pPr>
       <w:r>
@@ -51031,7 +52084,7 @@
         <w:pStyle w:val="Compact"/>
         <w:numPr>
           <w:ilvl w:val="0"/>
-          <w:numId w:val="1044"/>
+          <w:numId w:val="1050"/>
         </w:numPr>
       </w:pPr>
       <w:r>
@@ -51063,7 +52116,7 @@
         <w:pStyle w:val="Compact"/>
         <w:numPr>
           <w:ilvl w:val="0"/>
-          <w:numId w:val="1044"/>
+          <w:numId w:val="1050"/>
         </w:numPr>
       </w:pPr>
       <w:r>
@@ -51095,7 +52148,7 @@
         <w:pStyle w:val="Compact"/>
         <w:numPr>
           <w:ilvl w:val="0"/>
-          <w:numId w:val="1044"/>
+          <w:numId w:val="1050"/>
         </w:numPr>
       </w:pPr>
       <w:r>
@@ -51127,7 +52180,7 @@
         <w:pStyle w:val="Compact"/>
         <w:numPr>
           <w:ilvl w:val="0"/>
-          <w:numId w:val="1044"/>
+          <w:numId w:val="1050"/>
         </w:numPr>
       </w:pPr>
       <w:r>
@@ -51159,7 +52212,7 @@
         <w:pStyle w:val="Compact"/>
         <w:numPr>
           <w:ilvl w:val="0"/>
-          <w:numId w:val="1044"/>
+          <w:numId w:val="1050"/>
         </w:numPr>
       </w:pPr>
       <w:r>
@@ -51191,7 +52244,7 @@
         <w:pStyle w:val="Compact"/>
         <w:numPr>
           <w:ilvl w:val="0"/>
-          <w:numId w:val="1044"/>
+          <w:numId w:val="1050"/>
         </w:numPr>
       </w:pPr>
       <w:r>
@@ -51223,7 +52276,7 @@
         <w:pStyle w:val="Compact"/>
         <w:numPr>
           <w:ilvl w:val="0"/>
-          <w:numId w:val="1044"/>
+          <w:numId w:val="1050"/>
         </w:numPr>
       </w:pPr>
       <w:r>
@@ -51255,7 +52308,7 @@
         <w:pStyle w:val="Compact"/>
         <w:numPr>
           <w:ilvl w:val="0"/>
-          <w:numId w:val="1044"/>
+          <w:numId w:val="1050"/>
         </w:numPr>
       </w:pPr>
       <w:r>
@@ -51287,7 +52340,7 @@
         <w:pStyle w:val="Compact"/>
         <w:numPr>
           <w:ilvl w:val="0"/>
-          <w:numId w:val="1044"/>
+          <w:numId w:val="1050"/>
         </w:numPr>
       </w:pPr>
       <w:r>
@@ -51319,7 +52372,7 @@
         <w:pStyle w:val="Compact"/>
         <w:numPr>
           <w:ilvl w:val="0"/>
-          <w:numId w:val="1044"/>
+          <w:numId w:val="1050"/>
         </w:numPr>
       </w:pPr>
       <w:r>
@@ -51351,7 +52404,7 @@
         <w:pStyle w:val="Compact"/>
         <w:numPr>
           <w:ilvl w:val="0"/>
-          <w:numId w:val="1044"/>
+          <w:numId w:val="1050"/>
         </w:numPr>
       </w:pPr>
       <w:r>
@@ -51383,7 +52436,7 @@
         <w:pStyle w:val="Compact"/>
         <w:numPr>
           <w:ilvl w:val="0"/>
-          <w:numId w:val="1044"/>
+          <w:numId w:val="1050"/>
         </w:numPr>
       </w:pPr>
       <w:r>
@@ -51415,7 +52468,7 @@
         <w:pStyle w:val="Compact"/>
         <w:numPr>
           <w:ilvl w:val="0"/>
-          <w:numId w:val="1044"/>
+          <w:numId w:val="1050"/>
         </w:numPr>
       </w:pPr>
       <w:r>
@@ -51447,7 +52500,7 @@
         <w:pStyle w:val="Compact"/>
         <w:numPr>
           <w:ilvl w:val="0"/>
-          <w:numId w:val="1044"/>
+          <w:numId w:val="1050"/>
         </w:numPr>
       </w:pPr>
       <w:r>
@@ -51479,7 +52532,7 @@
         <w:pStyle w:val="Compact"/>
         <w:numPr>
           <w:ilvl w:val="0"/>
-          <w:numId w:val="1044"/>
+          <w:numId w:val="1050"/>
         </w:numPr>
       </w:pPr>
       <w:r>
@@ -51511,7 +52564,7 @@
         <w:pStyle w:val="Compact"/>
         <w:numPr>
           <w:ilvl w:val="0"/>
-          <w:numId w:val="1044"/>
+          <w:numId w:val="1050"/>
         </w:numPr>
       </w:pPr>
       <w:r>
@@ -51543,7 +52596,7 @@
         <w:pStyle w:val="Compact"/>
         <w:numPr>
           <w:ilvl w:val="0"/>
-          <w:numId w:val="1044"/>
+          <w:numId w:val="1050"/>
         </w:numPr>
       </w:pPr>
       <w:r>
@@ -51575,7 +52628,7 @@
         <w:pStyle w:val="Compact"/>
         <w:numPr>
           <w:ilvl w:val="0"/>
-          <w:numId w:val="1044"/>
+          <w:numId w:val="1050"/>
         </w:numPr>
       </w:pPr>
       <w:r>
@@ -51622,7 +52675,7 @@
         <w:pStyle w:val="Compact"/>
         <w:numPr>
           <w:ilvl w:val="0"/>
-          <w:numId w:val="1044"/>
+          <w:numId w:val="1050"/>
         </w:numPr>
       </w:pPr>
       <w:r>
@@ -51654,7 +52707,7 @@
         <w:pStyle w:val="Compact"/>
         <w:numPr>
           <w:ilvl w:val="0"/>
-          <w:numId w:val="1044"/>
+          <w:numId w:val="1050"/>
         </w:numPr>
       </w:pPr>
       <w:r>
@@ -51686,7 +52739,7 @@
         <w:pStyle w:val="Compact"/>
         <w:numPr>
           <w:ilvl w:val="0"/>
-          <w:numId w:val="1044"/>
+          <w:numId w:val="1050"/>
         </w:numPr>
       </w:pPr>
       <w:r>
@@ -51718,7 +52771,7 @@
         <w:pStyle w:val="Compact"/>
         <w:numPr>
           <w:ilvl w:val="0"/>
-          <w:numId w:val="1044"/>
+          <w:numId w:val="1050"/>
         </w:numPr>
       </w:pPr>
       <w:r>
@@ -51750,7 +52803,7 @@
         <w:pStyle w:val="Compact"/>
         <w:numPr>
           <w:ilvl w:val="0"/>
-          <w:numId w:val="1044"/>
+          <w:numId w:val="1050"/>
         </w:numPr>
       </w:pPr>
       <w:r>
@@ -51782,7 +52835,7 @@
         <w:pStyle w:val="Compact"/>
         <w:numPr>
           <w:ilvl w:val="0"/>
-          <w:numId w:val="1044"/>
+          <w:numId w:val="1050"/>
         </w:numPr>
       </w:pPr>
       <w:r>
@@ -51814,7 +52867,7 @@
         <w:pStyle w:val="Compact"/>
         <w:numPr>
           <w:ilvl w:val="0"/>
-          <w:numId w:val="1044"/>
+          <w:numId w:val="1050"/>
         </w:numPr>
       </w:pPr>
       <w:r>
@@ -51846,7 +52899,7 @@
         <w:pStyle w:val="Compact"/>
         <w:numPr>
           <w:ilvl w:val="0"/>
-          <w:numId w:val="1044"/>
+          <w:numId w:val="1050"/>
         </w:numPr>
       </w:pPr>
       <w:r>
@@ -51878,7 +52931,7 @@
         <w:pStyle w:val="Compact"/>
         <w:numPr>
           <w:ilvl w:val="0"/>
-          <w:numId w:val="1044"/>
+          <w:numId w:val="1050"/>
         </w:numPr>
       </w:pPr>
       <w:r>
@@ -51910,7 +52963,7 @@
         <w:pStyle w:val="Compact"/>
         <w:numPr>
           <w:ilvl w:val="0"/>
-          <w:numId w:val="1044"/>
+          <w:numId w:val="1050"/>
         </w:numPr>
       </w:pPr>
       <w:r>
@@ -51942,7 +52995,7 @@
         <w:pStyle w:val="Compact"/>
         <w:numPr>
           <w:ilvl w:val="0"/>
-          <w:numId w:val="1044"/>
+          <w:numId w:val="1050"/>
         </w:numPr>
       </w:pPr>
       <w:r>
@@ -51974,7 +53027,7 @@
         <w:pStyle w:val="Compact"/>
         <w:numPr>
           <w:ilvl w:val="0"/>
-          <w:numId w:val="1044"/>
+          <w:numId w:val="1050"/>
         </w:numPr>
       </w:pPr>
       <w:r>
@@ -52006,7 +53059,7 @@
         <w:pStyle w:val="Compact"/>
         <w:numPr>
           <w:ilvl w:val="0"/>
-          <w:numId w:val="1044"/>
+          <w:numId w:val="1050"/>
         </w:numPr>
       </w:pPr>
       <w:r>
@@ -52038,7 +53091,7 @@
         <w:pStyle w:val="Compact"/>
         <w:numPr>
           <w:ilvl w:val="0"/>
-          <w:numId w:val="1044"/>
+          <w:numId w:val="1050"/>
         </w:numPr>
       </w:pPr>
       <w:r>
@@ -52070,7 +53123,7 @@
         <w:pStyle w:val="Compact"/>
         <w:numPr>
           <w:ilvl w:val="0"/>
-          <w:numId w:val="1044"/>
+          <w:numId w:val="1050"/>
         </w:numPr>
       </w:pPr>
       <w:r>
@@ -52102,7 +53155,7 @@
         <w:pStyle w:val="Compact"/>
         <w:numPr>
           <w:ilvl w:val="0"/>
-          <w:numId w:val="1044"/>
+          <w:numId w:val="1050"/>
         </w:numPr>
       </w:pPr>
       <w:r>
@@ -52150,7 +53203,7 @@
         <w:pStyle w:val="Compact"/>
         <w:numPr>
           <w:ilvl w:val="0"/>
-          <w:numId w:val="1044"/>
+          <w:numId w:val="1050"/>
         </w:numPr>
       </w:pPr>
       <w:r>
@@ -52182,7 +53235,7 @@
         <w:pStyle w:val="Compact"/>
         <w:numPr>
           <w:ilvl w:val="0"/>
-          <w:numId w:val="1044"/>
+          <w:numId w:val="1050"/>
         </w:numPr>
       </w:pPr>
       <w:r>
@@ -52216,8 +53269,8 @@
         </w:pict>
       </w:r>
     </w:p>
-    <w:bookmarkEnd w:id="171"/>
-    <w:bookmarkStart w:id="172" w:name="about-the-author"/>
+    <w:bookmarkEnd w:id="177"/>
+    <w:bookmarkStart w:id="178" w:name="about-the-author"/>
     <w:p>
       <w:pPr>
         <w:pStyle w:val="Heading1"/>
@@ -52411,8 +53464,8 @@
         </w:pict>
       </w:r>
     </w:p>
-    <w:bookmarkEnd w:id="172"/>
-    <w:bookmarkStart w:id="173" w:name="tool-attribution-colophon"/>
+    <w:bookmarkEnd w:id="178"/>
+    <w:bookmarkStart w:id="179" w:name="tool-attribution-colophon"/>
     <w:p>
       <w:pPr>
         <w:pStyle w:val="Heading1"/>
@@ -52540,7 +53593,7 @@
         <w:t xml:space="preserve">(September 2026).</w:t>
       </w:r>
     </w:p>
-    <w:bookmarkEnd w:id="173"/>
+    <w:bookmarkEnd w:id="179"/>
     <w:sectPr>
       <w:footnotePr>
         <w:numRestart w:val="eachSect"/>
@@ -53946,6 +54999,24 @@
     <w:abstractNumId w:val="991"/>
   </w:num>
   <w:num w:numId="1044">
+    <w:abstractNumId w:val="991"/>
+  </w:num>
+  <w:num w:numId="1045">
+    <w:abstractNumId w:val="991"/>
+  </w:num>
+  <w:num w:numId="1046">
+    <w:abstractNumId w:val="991"/>
+  </w:num>
+  <w:num w:numId="1047">
+    <w:abstractNumId w:val="991"/>
+  </w:num>
+  <w:num w:numId="1048">
+    <w:abstractNumId w:val="991"/>
+  </w:num>
+  <w:num w:numId="1049">
+    <w:abstractNumId w:val="991"/>
+  </w:num>
+  <w:num w:numId="1050">
     <w:abstractNumId w:val="99411"/>
     <w:lvlOverride w:ilvl="0">
       <w:startOverride w:val="1"/>

--- a/docs/The_Conative_Integrative_Framework_Book_Thomas_Riebl_EN_6x9.docx
+++ b/docs/The_Conative_Integrative_Framework_Book_Thomas_Riebl_EN_6x9.docx
@@ -12655,6 +12655,20 @@
         <w:pStyle w:val="FirstParagraph"/>
       </w:pPr>
       <w:r>
+        <w:t xml:space="preserve">Figure 3.2:</w:t>
+      </w:r>
+      <w:r>
+        <w:t xml:space="preserve"> </w:t>
+      </w:r>
+      <w:r>
+        <w:t xml:space="preserve">The Unfolding Theorem: Recurrent Interiority vs. Feedforward Zombie.</w:t>
+      </w:r>
+    </w:p>
+    <w:p>
+      <w:pPr>
+        <w:pStyle w:val="BodyText"/>
+      </w:pPr>
+      <w:r>
         <w:t xml:space="preserve">By the Krohn-Rhodes algebraic decomposition theorem, any finite recurrent neural network</w:t>
       </w:r>
       <w:r>
@@ -14330,6 +14344,37 @@
         <w:t xml:space="preserve">    end</w:t>
       </w:r>
     </w:p>
+    <w:p>
+      <w:pPr>
+        <w:pStyle w:val="FirstParagraph"/>
+      </w:pPr>
+      <w:r>
+        <w:t xml:space="preserve">Figure 3.3:</w:t>
+      </w:r>
+      <w:r>
+        <w:t xml:space="preserve"> </w:t>
+      </w:r>
+      <w:r>
+        <w:t xml:space="preserve">Calculation of Integrated Information</w:t>
+      </w:r>
+      <w:r>
+        <w:t xml:space="preserve"> </w:t>
+      </w:r>
+      <m:oMath>
+        <m:r>
+          <m:rPr>
+            <m:sty m:val="p"/>
+          </m:rPr>
+          <m:t>Φ</m:t>
+        </m:r>
+      </m:oMath>
+      <w:r>
+        <w:t xml:space="preserve"> </w:t>
+      </w:r>
+      <w:r>
+        <w:t xml:space="preserve">via Minimum Information Partition.</w:t>
+      </w:r>
+    </w:p>
     <w:bookmarkEnd w:id="48"/>
     <w:bookmarkStart w:id="49" w:name="X6b50fbbd4d08c31598db77b83b7749ffa1de6bb"/>
     <w:p>
@@ -14856,6 +14901,20 @@
           <w:rStyle w:val="VerbatimChar"/>
         </w:rPr>
         <w:t xml:space="preserve">    end</w:t>
+      </w:r>
+    </w:p>
+    <w:p>
+      <w:pPr>
+        <w:pStyle w:val="FirstParagraph"/>
+      </w:pPr>
+      <w:r>
+        <w:t xml:space="preserve">Figure 3.4:</w:t>
+      </w:r>
+      <w:r>
+        <w:t xml:space="preserve"> </w:t>
+      </w:r>
+      <w:r>
+        <w:t xml:space="preserve">Qualia Space Geometry: From Mechanisms to Phenomenal Polyhedra.</w:t>
       </w:r>
     </w:p>
     <w:bookmarkStart w:id="51" w:name="distinctions-the-vertices-of-experience"/>
@@ -16141,6 +16200,20 @@
           <w:rStyle w:val="VerbatimChar"/>
         </w:rPr>
         <w:t xml:space="preserve">    end</w:t>
+      </w:r>
+    </w:p>
+    <w:p>
+      <w:pPr>
+        <w:pStyle w:val="FirstParagraph"/>
+      </w:pPr>
+      <w:r>
+        <w:t xml:space="preserve">Figure 3.5:</w:t>
+      </w:r>
+      <w:r>
+        <w:t xml:space="preserve"> </w:t>
+      </w:r>
+      <w:r>
+        <w:t xml:space="preserve">The Paradox of Transient Causal Phantoms in Static IIT.</w:t>
       </w:r>
     </w:p>
     <w:bookmarkStart w:id="55" w:name="the-absurd-consequences-of-static-iit"/>
@@ -23108,6 +23181,20 @@
         <w:pStyle w:val="FirstParagraph"/>
       </w:pPr>
       <w:r>
+        <w:t xml:space="preserve">Figure 4.3:</w:t>
+      </w:r>
+      <w:r>
+        <w:t xml:space="preserve"> </w:t>
+      </w:r>
+      <w:r>
+        <w:t xml:space="preserve">Rate-Distortion Optimization in the Conscious Alter.</w:t>
+      </w:r>
+    </w:p>
+    <w:p>
+      <w:pPr>
+        <w:pStyle w:val="BodyText"/>
+      </w:pPr>
+      <w:r>
         <w:t xml:space="preserve">Under the CIF:</w:t>
       </w:r>
       <w:r>
@@ -23420,6 +23507,20 @@
           <w:rStyle w:val="VerbatimChar"/>
         </w:rPr>
         <w:t xml:space="preserve">    end</w:t>
+      </w:r>
+    </w:p>
+    <w:p>
+      <w:pPr>
+        <w:pStyle w:val="FirstParagraph"/>
+      </w:pPr>
+      <w:r>
+        <w:t xml:space="preserve">Figure 4.4:</w:t>
+      </w:r>
+      <w:r>
+        <w:t xml:space="preserve"> </w:t>
+      </w:r>
+      <w:r>
+        <w:t xml:space="preserve">The Information-Geometric Manifold of Phenomenal States.</w:t>
       </w:r>
     </w:p>
     <w:bookmarkStart w:id="73" w:name="the-fisher-rao-metric-tensor"/>
@@ -24848,6 +24949,20 @@
     <w:p>
       <w:pPr>
         <w:pStyle w:val="FirstParagraph"/>
+      </w:pPr>
+      <w:r>
+        <w:t xml:space="preserve">Figure 4.5:</w:t>
+      </w:r>
+      <w:r>
+        <w:t xml:space="preserve"> </w:t>
+      </w:r>
+      <w:r>
+        <w:t xml:space="preserve">The Three Dynamical Regimes of Active Inference Networks.</w:t>
+      </w:r>
+    </w:p>
+    <w:p>
+      <w:pPr>
+        <w:pStyle w:val="BodyText"/>
       </w:pPr>
       <w:r>
         <w:t xml:space="preserve">In our recurrent Active Inference simulations, the system does not require an external engineer to fine-tune its parameters. Rather,</w:t>
@@ -34333,6 +34448,20 @@
         <w:t xml:space="preserve">    end</w:t>
       </w:r>
     </w:p>
+    <w:p>
+      <w:pPr>
+        <w:pStyle w:val="FirstParagraph"/>
+      </w:pPr>
+      <w:r>
+        <w:t xml:space="preserve">Figure 7.3:</w:t>
+      </w:r>
+      <w:r>
+        <w:t xml:space="preserve"> </w:t>
+      </w:r>
+      <w:r>
+        <w:t xml:space="preserve">Phase Space Attractor Geometry and Dynamic Regimes.</w:t>
+      </w:r>
+    </w:p>
     <w:bookmarkStart w:id="123" w:name="the-stability-metric"/>
     <w:p>
       <w:pPr>
@@ -39180,6 +39309,20 @@
         <w:t xml:space="preserve">    end</w:t>
       </w:r>
     </w:p>
+    <w:p>
+      <w:pPr>
+        <w:pStyle w:val="FirstParagraph"/>
+      </w:pPr>
+      <w:r>
+        <w:t xml:space="preserve">Figure 8.2:</w:t>
+      </w:r>
+      <w:r>
+        <w:t xml:space="preserve"> </w:t>
+      </w:r>
+      <w:r>
+        <w:t xml:space="preserve">The Multiscale Nested Hierarchy of Active Inference.</w:t>
+      </w:r>
+    </w:p>
     <w:bookmarkStart w:id="145" w:name="X11b18474222a8907bdd4cfbe3d7647993dc2706"/>
     <w:p>
       <w:pPr>
@@ -40695,6 +40838,20 @@
           <w:rStyle w:val="VerbatimChar"/>
         </w:rPr>
         <w:t xml:space="preserve">    end</w:t>
+      </w:r>
+    </w:p>
+    <w:p>
+      <w:pPr>
+        <w:pStyle w:val="FirstParagraph"/>
+      </w:pPr>
+      <w:r>
+        <w:t xml:space="preserve">Figure 8.5:</w:t>
+      </w:r>
+      <w:r>
+        <w:t xml:space="preserve"> </w:t>
+      </w:r>
+      <w:r>
+        <w:t xml:space="preserve">The Architectural Divide: Feedforward AI vs. Conscious Alters.</w:t>
       </w:r>
     </w:p>
     <w:bookmarkStart w:id="151" w:name="Xa358d7e6c19936a0883637b32f027cfafdc71a0"/>
